--- a/src/Layers/W1/BaseApp/Sales/Document/StandardDraftSalesInvoiceEmailBody.docx
+++ b/src/Layers/W1/BaseApp/Sales/Document/StandardDraftSalesInvoiceEmailBody.docx
@@ -1,45 +1,30 @@
 
 <file path=word/document.xml><?xml version="1.0" encoding="utf-8"?>
-<w:document xmlns:wpc="http://schemas.microsoft.com/office/word/2010/wordprocessingCanvas" xmlns:cx="http://schemas.microsoft.com/office/drawing/2014/chartex" xmlns:cx1="http://schemas.microsoft.com/office/drawing/2015/9/8/chartex" xmlns:cx2="http://schemas.microsoft.com/office/drawing/2015/10/21/chartex" xmlns:cx3="http://schemas.microsoft.com/office/drawing/2016/5/9/chartex" xmlns:cx4="http://schemas.microsoft.com/office/drawing/2016/5/10/chartex" xmlns:cx5="http://schemas.microsoft.com/office/drawing/2016/5/11/chartex" xmlns:cx6="http://schemas.microsoft.com/office/drawing/2016/5/12/chartex" xmlns:cx7="http://schemas.microsoft.com/office/drawing/2016/5/13/chartex" xmlns:cx8="http://schemas.microsoft.com/office/drawing/2016/5/14/chartex" xmlns:mc="http://schemas.openxmlformats.org/markup-compatibility/2006" xmlns:aink="http://schemas.microsoft.com/office/drawing/2016/ink" xmlns:am3d="http://schemas.microsoft.com/office/drawing/2017/model3d" xmlns:o="urn:schemas-microsoft-com:office:office" xmlns:oel="http://schemas.microsoft.com/office/2019/extlst" xmlns:r="http://schemas.openxmlformats.org/officeDocument/2006/relationships" xmlns:m="http://schemas.openxmlformats.org/officeDocument/2006/math" xmlns:v="urn:schemas-microsoft-com:vml" xmlns:wp14="http://schemas.microsoft.com/office/word/2010/wordprocessingDrawing" xmlns:wp="http://schemas.openxmlformats.org/drawingml/2006/wordprocessingDrawing" xmlns:w10="urn:schemas-microsoft-com:office:word" xmlns:w="http://schemas.openxmlformats.org/wordprocessingml/2006/main" xmlns:w14="http://schemas.microsoft.com/office/word/2010/wordml" xmlns:w15="http://schemas.microsoft.com/office/word/2012/wordml" xmlns:w16cex="http://schemas.microsoft.com/office/word/2018/wordml/cex" xmlns:w16cid="http://schemas.microsoft.com/office/word/2016/wordml/cid" xmlns:w16="http://schemas.microsoft.com/office/word/2018/wordml" xmlns:w16du="http://schemas.microsoft.com/office/word/2023/wordml/word16du" xmlns:w16sdtdh="http://schemas.microsoft.com/office/word/2020/wordml/sdtdatahash" xmlns:w16sdtfl="http://schemas.microsoft.com/office/word/2024/wordml/sdtformatlock" xmlns:w16se="http://schemas.microsoft.com/office/word/2015/wordml/symex" xmlns:wpg="http://schemas.microsoft.com/office/word/2010/wordprocessingGroup" xmlns:wpi="http://schemas.microsoft.com/office/word/2010/wordprocessingInk" xmlns:wne="http://schemas.microsoft.com/office/word/2006/wordml" xmlns:wps="http://schemas.microsoft.com/office/word/2010/wordprocessingShape" mc:Ignorable="w14 w15 w16se w16cid w16 w16cex w16sdtdh w16sdtfl w16du wp14">
+<w:document xmlns:wpc="http://schemas.microsoft.com/office/word/2010/wordprocessingCanvas" xmlns:cx="http://schemas.microsoft.com/office/drawing/2014/chartex" xmlns:cx1="http://schemas.microsoft.com/office/drawing/2015/9/8/chartex" xmlns:cx2="http://schemas.microsoft.com/office/drawing/2015/10/21/chartex" xmlns:cx3="http://schemas.microsoft.com/office/drawing/2016/5/9/chartex" xmlns:cx4="http://schemas.microsoft.com/office/drawing/2016/5/10/chartex" xmlns:cx5="http://schemas.microsoft.com/office/drawing/2016/5/11/chartex" xmlns:cx6="http://schemas.microsoft.com/office/drawing/2016/5/12/chartex" xmlns:cx7="http://schemas.microsoft.com/office/drawing/2016/5/13/chartex" xmlns:cx8="http://schemas.microsoft.com/office/drawing/2016/5/14/chartex" xmlns:mc="http://schemas.openxmlformats.org/markup-compatibility/2006" xmlns:aink="http://schemas.microsoft.com/office/drawing/2016/ink" xmlns:am3d="http://schemas.microsoft.com/office/drawing/2017/model3d" xmlns:o="urn:schemas-microsoft-com:office:office" xmlns:oel="http://schemas.microsoft.com/office/2019/extlst" xmlns:r="http://schemas.openxmlformats.org/officeDocument/2006/relationships" xmlns:m="http://schemas.openxmlformats.org/officeDocument/2006/math" xmlns:v="urn:schemas-microsoft-com:vml" xmlns:wp14="http://schemas.microsoft.com/office/word/2010/wordprocessingDrawing" xmlns:wp="http://schemas.openxmlformats.org/drawingml/2006/wordprocessingDrawing" xmlns:w10="urn:schemas-microsoft-com:office:word" xmlns:w="http://schemas.openxmlformats.org/wordprocessingml/2006/main" xmlns:w14="http://schemas.microsoft.com/office/word/2010/wordml" xmlns:w15="http://schemas.microsoft.com/office/word/2012/wordml" xmlns:w16cei="http://schemas.microsoft.com/office/word/2026/wordml/cei" xmlns:w16cex="http://schemas.microsoft.com/office/word/2018/wordml/cex" xmlns:w16cid="http://schemas.microsoft.com/office/word/2016/wordml/cid" xmlns:w16="http://schemas.microsoft.com/office/word/2018/wordml" xmlns:w16du="http://schemas.microsoft.com/office/word/2023/wordml/word16du" xmlns:w16sdtdh="http://schemas.microsoft.com/office/word/2020/wordml/sdtdatahash" xmlns:w16sdtfl="http://schemas.microsoft.com/office/word/2024/wordml/sdtformatlock" xmlns:w16se="http://schemas.microsoft.com/office/word/2015/wordml/symex" xmlns:wpg="http://schemas.microsoft.com/office/word/2010/wordprocessingGroup" xmlns:wpi="http://schemas.microsoft.com/office/word/2010/wordprocessingInk" xmlns:wne="http://schemas.microsoft.com/office/word/2006/wordml" xmlns:wps="http://schemas.microsoft.com/office/word/2010/wordprocessingShape" mc:Ignorable="w14 w15 w16se w16cid w16 w16cex w16sdtdh w16sdtfl w16du wp14">
   <w:body>
     <w:tbl>
       <w:tblPr>
-        <w:tblStyle w:val="TableGrid"/>
-        <w:tblW w:w="4995" w:type="pct"/>
-        <w:tblBorders>
-          <w:top w:val="none" w:color="auto" w:sz="0" w:space="0"/>
-          <w:left w:val="none" w:color="auto" w:sz="0" w:space="0"/>
-          <w:bottom w:val="none" w:color="auto" w:sz="0" w:space="0"/>
-          <w:right w:val="none" w:color="auto" w:sz="0" w:space="0"/>
-          <w:insideH w:val="none" w:color="auto" w:sz="0" w:space="0"/>
-          <w:insideV w:val="none" w:color="auto" w:sz="0" w:space="0"/>
-        </w:tblBorders>
-        <w:tblCellMar>
-          <w:left w:w="0" w:type="dxa"/>
-          <w:right w:w="0" w:type="dxa"/>
-        </w:tblCellMar>
-        <w:tblLook w:val="04A0" w:firstRow="1" w:lastRow="0" w:firstColumn="1" w:lastColumn="0" w:noHBand="0" w:noVBand="1"/>
+        <w:tblStyle w:val="BCBlockTable"/>
+        <w:tblW w:w="5000" w:type="pct"/>
+        <w:tblLook w:val="0620" w:firstRow="1" w:lastRow="0" w:firstColumn="0" w:lastColumn="0" w:noHBand="1" w:noVBand="1"/>
         <w:tblCaption w:val="Address Block"/>
+        <w:tblDescription w:val="Layout table. Used for positioning, not for tabular data."/>
       </w:tblPr>
       <w:tblGrid>
-        <w:gridCol w:w="2621"/>
-        <w:gridCol w:w="4584"/>
-        <w:gridCol w:w="3279"/>
+        <w:gridCol w:w="2623"/>
+        <w:gridCol w:w="4588"/>
+        <w:gridCol w:w="3283"/>
       </w:tblGrid>
       <w:tr>
         <w:trPr>
           <w:cnfStyle w:val="100000000000" w:firstRow="1" w:lastRow="0" w:firstColumn="0" w:lastColumn="0" w:oddVBand="0" w:evenVBand="0" w:oddHBand="0" w:evenHBand="0" w:firstRowFirstColumn="0" w:firstRowLastColumn="0" w:lastRowFirstColumn="0" w:lastRowLastColumn="0"/>
+          <w:cantSplit/>
           <w:trHeight w:val="254"/>
         </w:trPr>
         <w:sdt>
           <w:sdtPr>
             <w:rPr>
               <w:rStyle w:val="Strong"/>
-              <w:rFonts w:ascii="Segoe UI Semibold" w:hAnsi="Segoe UI Semibold" w:cs="Segoe UI Semibold"/>
-              <w:b w:val="0"/>
-              <w:bCs w:val="0"/>
-              <w:sz w:val="22"/>
-              <w:szCs w:val="22"/>
             </w:rPr>
             <w:alias w:val="CustomerAddress1"/>
             <w:tag w:val="#BC:InsertDataItem,DataItems/Header/CustomerAddress1"/>
@@ -47,9 +32,9 @@
             <w:placeholder>
               <w:docPart w:val="D00490670B47475DA1D2D0259E47AD76"/>
             </w:placeholder>
+            <w:dataBinding w:prefixMappings="&lt;xmlns:ns0='urn:microsoft-dynamics-nav/reports/Standard_Sales_Draft_Invoice/1303/' " w:xpath="/ns0:NavWordReportXmlPart[1]/ns0:Header[1]/ns0:CustomerAddress1[1]" w:storeItemID="{00000000-0000-0000-0000-000000000000}"/>
             <w15:color w:val="808080"/>
             <w:text/>
-            <w:dataBinding w:prefixMappings="xmlns:ns0='urn:microsoft-dynamics-nav/reports/Standard_Sales_Draft_Invoice/1303/'" w:xpath="/ns0:NavWordReportXmlPart[1]/ns0:Header[1]/ns0:CustomerAddress1[1]"/>
           </w:sdtPr>
           <w:sdtContent>
             <w:tc>
@@ -58,25 +43,15 @@
               </w:tcPr>
               <w:p>
                 <w:pPr>
-                  <w:pStyle w:val="Heading2"/>
-                  <w:spacing w:before="0" w:after="0" w:line="276" w:lineRule="auto"/>
+                  <w:pStyle w:val="BCLabel"/>
+                  <w:spacing w:line="276" w:lineRule="auto"/>
                   <w:rPr>
                     <w:rStyle w:val="Strong"/>
-                    <w:rFonts w:ascii="Segoe UI Semibold" w:hAnsi="Segoe UI Semibold" w:cs="Segoe UI Semibold"/>
-                    <w:b w:val="0"/>
-                    <w:bCs w:val="0"/>
-                    <w:sz w:val="22"/>
-                    <w:szCs w:val="22"/>
                   </w:rPr>
                 </w:pPr>
                 <w:r>
                   <w:rPr>
                     <w:rStyle w:val="Strong"/>
-                    <w:rFonts w:ascii="Segoe UI Semibold" w:hAnsi="Segoe UI Semibold" w:cs="Segoe UI Semibold"/>
-                    <w:b w:val="0"/>
-                    <w:bCs w:val="0"/>
-                    <w:sz w:val="22"/>
-                    <w:szCs w:val="22"/>
                   </w:rPr>
                   <w:t>CustomerAddress1</w:t>
                 </w:r>
@@ -90,15 +65,10 @@
           </w:tcPr>
           <w:p>
             <w:pPr>
-              <w:pStyle w:val="Heading2"/>
-              <w:spacing w:before="0" w:after="0" w:line="276" w:lineRule="auto"/>
+              <w:pStyle w:val="BCLabel"/>
+              <w:spacing w:line="276" w:lineRule="auto"/>
               <w:rPr>
                 <w:rStyle w:val="Strong"/>
-                <w:rFonts w:ascii="Segoe UI Semibold" w:hAnsi="Segoe UI Semibold" w:cs="Segoe UI Semibold"/>
-                <w:b w:val="0"/>
-                <w:bCs w:val="0"/>
-                <w:sz w:val="22"/>
-                <w:szCs w:val="22"/>
               </w:rPr>
             </w:pPr>
           </w:p>
@@ -107,11 +77,6 @@
           <w:sdtPr>
             <w:rPr>
               <w:rStyle w:val="Strong"/>
-              <w:rFonts w:ascii="Segoe UI Semibold" w:hAnsi="Segoe UI Semibold" w:cs="Segoe UI Semibold"/>
-              <w:b w:val="0"/>
-              <w:bCs w:val="0"/>
-              <w:sz w:val="22"/>
-              <w:szCs w:val="22"/>
             </w:rPr>
             <w:alias w:val="CompanyAddress1"/>
             <w:tag w:val="#BC:InsertDataItem,DataItems/Header/CompanyAddress1"/>
@@ -119,9 +84,9 @@
             <w:placeholder>
               <w:docPart w:val="04D0332B02444D5CB85679F3A6543F4E"/>
             </w:placeholder>
+            <w:dataBinding w:prefixMappings="&lt;xmlns:ns0='urn:microsoft-dynamics-nav/reports/Standard_Sales_Draft_Invoice/1303/' " w:xpath="/ns0:NavWordReportXmlPart[1]/ns0:Header[1]/ns0:CompanyAddress1[1]" w:storeItemID="{00000000-0000-0000-0000-000000000000}"/>
             <w15:color w:val="808080"/>
             <w:text/>
-            <w:dataBinding w:prefixMappings="xmlns:ns0='urn:microsoft-dynamics-nav/reports/Standard_Sales_Draft_Invoice/1303/'" w:xpath="/ns0:NavWordReportXmlPart[1]/ns0:Header[1]/ns0:CompanyAddress1[1]"/>
           </w:sdtPr>
           <w:sdtContent>
             <w:tc>
@@ -130,26 +95,17 @@
               </w:tcPr>
               <w:p>
                 <w:pPr>
-                  <w:pStyle w:val="Heading2"/>
-                  <w:spacing w:before="0" w:after="0" w:line="276" w:lineRule="auto"/>
+                  <w:pStyle w:val="BCLabelNumber"/>
+                  <w:spacing w:line="276" w:lineRule="auto"/>
                   <w:jc w:val="right"/>
                   <w:rPr>
                     <w:rStyle w:val="Strong"/>
-                    <w:b w:val="0"/>
-                    <w:bCs w:val="0"/>
-                    <w:sz w:val="22"/>
-                    <w:szCs w:val="22"/>
                     <w:lang w:val="da-DK"/>
                   </w:rPr>
                 </w:pPr>
                 <w:r>
                   <w:rPr>
                     <w:rStyle w:val="Strong"/>
-                    <w:rFonts w:ascii="Segoe UI Semibold" w:hAnsi="Segoe UI Semibold" w:cs="Segoe UI Semibold"/>
-                    <w:b w:val="0"/>
-                    <w:bCs w:val="0"/>
-                    <w:sz w:val="22"/>
-                    <w:szCs w:val="22"/>
                   </w:rPr>
                   <w:t>CompanyAddress1</w:t>
                 </w:r>
@@ -160,26 +116,20 @@
       </w:tr>
       <w:tr>
         <w:trPr>
+          <w:cantSplit/>
           <w:trHeight w:val="242"/>
         </w:trPr>
         <w:sdt>
           <w:sdtPr>
-            <w:rPr>
-              <w:rFonts w:cs="Segoe UI Semibold"/>
-              <w:b/>
-              <w:bCs/>
-              <w:sz w:val="22"/>
-              <w:szCs w:val="22"/>
-            </w:rPr>
             <w:alias w:val="CustomerAddress2"/>
             <w:tag w:val="#BC:InsertDataItem,DataItems/Header/CustomerAddress2"/>
             <w:id w:val="863552788"/>
             <w:placeholder>
               <w:docPart w:val="D00490670B47475DA1D2D0259E47AD76"/>
             </w:placeholder>
+            <w:dataBinding w:prefixMappings="&lt;xmlns:ns0='urn:microsoft-dynamics-nav/reports/Standard_Sales_Draft_Invoice/1303/' " w:xpath="/ns0:NavWordReportXmlPart[1]/ns0:Header[1]/ns0:CustomerAddress2[1]" w:storeItemID="{00000000-0000-0000-0000-000000000000}"/>
             <w15:color w:val="808080"/>
             <w:text/>
-            <w:dataBinding w:prefixMappings="xmlns:ns0='urn:microsoft-dynamics-nav/reports/Standard_Sales_Draft_Invoice/1303/'" w:xpath="/ns0:NavWordReportXmlPart[1]/ns0:Header[1]/ns0:CustomerAddress2[1]"/>
           </w:sdtPr>
           <w:sdtContent>
             <w:tc>
@@ -188,18 +138,9 @@
               </w:tcPr>
               <w:p>
                 <w:pPr>
-                  <w:rPr>
-                    <w:rFonts w:cs="Segoe UI Semibold" w:asciiTheme="minorHAnsi" w:hAnsiTheme="minorHAnsi"/>
-                    <w:sz w:val="22"/>
-                    <w:szCs w:val="22"/>
-                  </w:rPr>
+                  <w:pStyle w:val="NoSpacing"/>
                 </w:pPr>
                 <w:r>
-                  <w:rPr>
-                    <w:rFonts w:cs="Segoe UI Semibold" w:asciiTheme="minorHAnsi" w:hAnsiTheme="minorHAnsi"/>
-                    <w:sz w:val="22"/>
-                    <w:szCs w:val="22"/>
-                  </w:rPr>
                   <w:t>CustomerAddress2</w:t>
                 </w:r>
               </w:p>
@@ -212,30 +153,21 @@
           </w:tcPr>
           <w:p>
             <w:pPr>
-              <w:rPr>
-                <w:rFonts w:cs="Segoe UI Semibold" w:asciiTheme="minorHAnsi" w:hAnsiTheme="minorHAnsi"/>
-                <w:sz w:val="22"/>
-                <w:szCs w:val="22"/>
-              </w:rPr>
+              <w:pStyle w:val="NoSpacing"/>
             </w:pPr>
           </w:p>
         </w:tc>
         <w:sdt>
           <w:sdtPr>
-            <w:rPr>
-              <w:rFonts w:cs="Segoe UI Semibold"/>
-              <w:sz w:val="22"/>
-              <w:szCs w:val="22"/>
-            </w:rPr>
             <w:alias w:val="CompanyAddress2"/>
             <w:tag w:val="#BC:InsertDataItem,DataItems/Header/CompanyAddress2"/>
             <w:id w:val="-407616906"/>
             <w:placeholder>
               <w:docPart w:val="AF804623B5FC4A8FBD5B2B5D98515754"/>
             </w:placeholder>
+            <w:dataBinding w:prefixMappings="&lt;xmlns:ns0='urn:microsoft-dynamics-nav/reports/Standard_Sales_Draft_Invoice/1303/' " w:xpath="/ns0:NavWordReportXmlPart[1]/ns0:Header[1]/ns0:CompanyAddress2[1]" w:storeItemID="{00000000-0000-0000-0000-000000000000}"/>
             <w15:color w:val="808080"/>
             <w:text/>
-            <w:dataBinding w:prefixMappings="xmlns:ns0='urn:microsoft-dynamics-nav/reports/Standard_Sales_Draft_Invoice/1303/'" w:xpath="/ns0:NavWordReportXmlPart[1]/ns0:Header[1]/ns0:CompanyAddress2[1]"/>
           </w:sdtPr>
           <w:sdtContent>
             <w:tc>
@@ -244,19 +176,10 @@
               </w:tcPr>
               <w:p>
                 <w:pPr>
+                  <w:pStyle w:val="BCNumber"/>
                   <w:jc w:val="right"/>
-                  <w:rPr>
-                    <w:rFonts w:asciiTheme="minorHAnsi" w:hAnsiTheme="minorHAnsi"/>
-                    <w:sz w:val="22"/>
-                    <w:szCs w:val="22"/>
-                  </w:rPr>
                 </w:pPr>
                 <w:r>
-                  <w:rPr>
-                    <w:rFonts w:cs="Segoe UI Semibold" w:asciiTheme="minorHAnsi" w:hAnsiTheme="minorHAnsi"/>
-                    <w:sz w:val="22"/>
-                    <w:szCs w:val="22"/>
-                  </w:rPr>
                   <w:t>CompanyAddress2</w:t>
                 </w:r>
               </w:p>
@@ -266,24 +189,20 @@
       </w:tr>
       <w:tr>
         <w:trPr>
+          <w:cantSplit/>
           <w:trHeight w:val="242"/>
         </w:trPr>
         <w:sdt>
           <w:sdtPr>
-            <w:rPr>
-              <w:rFonts w:cs="Segoe UI Semibold"/>
-              <w:sz w:val="22"/>
-              <w:szCs w:val="22"/>
-            </w:rPr>
             <w:alias w:val="CustomerAddress3"/>
             <w:tag w:val="#BC:InsertDataItem,DataItems/Header/CustomerAddress3"/>
             <w:id w:val="335427627"/>
             <w:placeholder>
               <w:docPart w:val="D00490670B47475DA1D2D0259E47AD76"/>
             </w:placeholder>
+            <w:dataBinding w:prefixMappings="&lt;xmlns:ns0='urn:microsoft-dynamics-nav/reports/Standard_Sales_Draft_Invoice/1303/' " w:xpath="/ns0:NavWordReportXmlPart[1]/ns0:Header[1]/ns0:CustomerAddress3[1]" w:storeItemID="{00000000-0000-0000-0000-000000000000}"/>
             <w15:color w:val="808080"/>
             <w:text/>
-            <w:dataBinding w:prefixMappings="xmlns:ns0='urn:microsoft-dynamics-nav/reports/Standard_Sales_Draft_Invoice/1303/'" w:xpath="/ns0:NavWordReportXmlPart[1]/ns0:Header[1]/ns0:CustomerAddress3[1]"/>
           </w:sdtPr>
           <w:sdtContent>
             <w:tc>
@@ -292,18 +211,9 @@
               </w:tcPr>
               <w:p>
                 <w:pPr>
-                  <w:rPr>
-                    <w:rFonts w:cs="Segoe UI Semibold" w:asciiTheme="minorHAnsi" w:hAnsiTheme="minorHAnsi"/>
-                    <w:sz w:val="22"/>
-                    <w:szCs w:val="22"/>
-                  </w:rPr>
+                  <w:pStyle w:val="NoSpacing"/>
                 </w:pPr>
                 <w:r>
-                  <w:rPr>
-                    <w:rFonts w:cs="Segoe UI Semibold" w:asciiTheme="minorHAnsi" w:hAnsiTheme="minorHAnsi"/>
-                    <w:sz w:val="22"/>
-                    <w:szCs w:val="22"/>
-                  </w:rPr>
                   <w:t>CustomerAddress3</w:t>
                 </w:r>
               </w:p>
@@ -316,30 +226,21 @@
           </w:tcPr>
           <w:p>
             <w:pPr>
-              <w:rPr>
-                <w:rFonts w:cs="Segoe UI Semibold" w:asciiTheme="minorHAnsi" w:hAnsiTheme="minorHAnsi"/>
-                <w:sz w:val="22"/>
-                <w:szCs w:val="22"/>
-              </w:rPr>
+              <w:pStyle w:val="NoSpacing"/>
             </w:pPr>
           </w:p>
         </w:tc>
         <w:sdt>
           <w:sdtPr>
-            <w:rPr>
-              <w:rFonts w:cs="Segoe UI Semibold"/>
-              <w:sz w:val="22"/>
-              <w:szCs w:val="22"/>
-            </w:rPr>
             <w:alias w:val="CompanyAddress3"/>
             <w:tag w:val="#BC:InsertDataItem,DataItems/Header/CompanyAddress3"/>
             <w:id w:val="-1208102821"/>
             <w:placeholder>
               <w:docPart w:val="456C24FE85AB47358769CD791640E586"/>
             </w:placeholder>
+            <w:dataBinding w:prefixMappings="&lt;xmlns:ns0='urn:microsoft-dynamics-nav/reports/Standard_Sales_Draft_Invoice/1303/' " w:xpath="/ns0:NavWordReportXmlPart[1]/ns0:Header[1]/ns0:CompanyAddress3[1]" w:storeItemID="{00000000-0000-0000-0000-000000000000}"/>
             <w15:color w:val="808080"/>
             <w:text/>
-            <w:dataBinding w:prefixMappings="xmlns:ns0='urn:microsoft-dynamics-nav/reports/Standard_Sales_Draft_Invoice/1303/'" w:xpath="/ns0:NavWordReportXmlPart[1]/ns0:Header[1]/ns0:CompanyAddress3[1]"/>
           </w:sdtPr>
           <w:sdtContent>
             <w:tc>
@@ -348,18 +249,10 @@
               </w:tcPr>
               <w:p>
                 <w:pPr>
+                  <w:pStyle w:val="BCNumber"/>
                   <w:jc w:val="right"/>
-                  <w:rPr>
-                    <w:sz w:val="22"/>
-                    <w:szCs w:val="22"/>
-                  </w:rPr>
                 </w:pPr>
                 <w:r>
-                  <w:rPr>
-                    <w:rFonts w:cs="Segoe UI Semibold" w:asciiTheme="minorHAnsi" w:hAnsiTheme="minorHAnsi"/>
-                    <w:sz w:val="22"/>
-                    <w:szCs w:val="22"/>
-                  </w:rPr>
                   <w:t>CompanyAddress3</w:t>
                 </w:r>
               </w:p>
@@ -369,24 +262,20 @@
       </w:tr>
       <w:tr>
         <w:trPr>
+          <w:cantSplit/>
           <w:trHeight w:val="242"/>
         </w:trPr>
         <w:sdt>
           <w:sdtPr>
-            <w:rPr>
-              <w:rFonts w:cs="Segoe UI Semibold"/>
-              <w:sz w:val="22"/>
-              <w:szCs w:val="22"/>
-            </w:rPr>
             <w:alias w:val="CustomerAddress4"/>
             <w:tag w:val="#BC:InsertDataItem,DataItems/Header/CustomerAddress4"/>
             <w:id w:val="172315661"/>
             <w:placeholder>
               <w:docPart w:val="D00490670B47475DA1D2D0259E47AD76"/>
             </w:placeholder>
+            <w:dataBinding w:prefixMappings="&lt;xmlns:ns0='urn:microsoft-dynamics-nav/reports/Standard_Sales_Draft_Invoice/1303/' " w:xpath="/ns0:NavWordReportXmlPart[1]/ns0:Header[1]/ns0:CustomerAddress4[1]" w:storeItemID="{00000000-0000-0000-0000-000000000000}"/>
             <w15:color w:val="808080"/>
             <w:text/>
-            <w:dataBinding w:prefixMappings="xmlns:ns0='urn:microsoft-dynamics-nav/reports/Standard_Sales_Draft_Invoice/1303/'" w:xpath="/ns0:NavWordReportXmlPart[1]/ns0:Header[1]/ns0:CustomerAddress4[1]"/>
           </w:sdtPr>
           <w:sdtContent>
             <w:tc>
@@ -395,18 +284,9 @@
               </w:tcPr>
               <w:p>
                 <w:pPr>
-                  <w:rPr>
-                    <w:rFonts w:cs="Segoe UI Semibold" w:asciiTheme="minorHAnsi" w:hAnsiTheme="minorHAnsi"/>
-                    <w:sz w:val="22"/>
-                    <w:szCs w:val="22"/>
-                  </w:rPr>
+                  <w:pStyle w:val="NoSpacing"/>
                 </w:pPr>
                 <w:r>
-                  <w:rPr>
-                    <w:rFonts w:cs="Segoe UI Semibold" w:asciiTheme="minorHAnsi" w:hAnsiTheme="minorHAnsi"/>
-                    <w:sz w:val="22"/>
-                    <w:szCs w:val="22"/>
-                  </w:rPr>
                   <w:t>CustomerAddress4</w:t>
                 </w:r>
               </w:p>
@@ -419,30 +299,21 @@
           </w:tcPr>
           <w:p>
             <w:pPr>
-              <w:rPr>
-                <w:rFonts w:cs="Segoe UI Semibold" w:asciiTheme="minorHAnsi" w:hAnsiTheme="minorHAnsi"/>
-                <w:sz w:val="22"/>
-                <w:szCs w:val="22"/>
-              </w:rPr>
+              <w:pStyle w:val="NoSpacing"/>
             </w:pPr>
           </w:p>
         </w:tc>
         <w:sdt>
           <w:sdtPr>
-            <w:rPr>
-              <w:rFonts w:cs="Segoe UI Semibold"/>
-              <w:sz w:val="22"/>
-              <w:szCs w:val="22"/>
-            </w:rPr>
             <w:alias w:val="CompanyAddress4"/>
             <w:tag w:val="#BC:InsertDataItem,DataItems/Header/CompanyAddress4"/>
             <w:id w:val="-1044596330"/>
             <w:placeholder>
               <w:docPart w:val="EB294D13F1C941B0918B09586CFCDBE7"/>
             </w:placeholder>
+            <w:dataBinding w:prefixMappings="&lt;xmlns:ns0='urn:microsoft-dynamics-nav/reports/Standard_Sales_Draft_Invoice/1303/' " w:xpath="/ns0:NavWordReportXmlPart[1]/ns0:Header[1]/ns0:CompanyAddress4[1]" w:storeItemID="{00000000-0000-0000-0000-000000000000}"/>
             <w15:color w:val="808080"/>
             <w:text/>
-            <w:dataBinding w:prefixMappings="xmlns:ns0='urn:microsoft-dynamics-nav/reports/Standard_Sales_Draft_Invoice/1303/'" w:xpath="/ns0:NavWordReportXmlPart[1]/ns0:Header[1]/ns0:CompanyAddress4[1]"/>
           </w:sdtPr>
           <w:sdtContent>
             <w:tc>
@@ -451,18 +322,10 @@
               </w:tcPr>
               <w:p>
                 <w:pPr>
+                  <w:pStyle w:val="BCNumber"/>
                   <w:jc w:val="right"/>
-                  <w:rPr>
-                    <w:sz w:val="22"/>
-                    <w:szCs w:val="22"/>
-                  </w:rPr>
                 </w:pPr>
                 <w:r>
-                  <w:rPr>
-                    <w:rFonts w:cs="Segoe UI Semibold" w:asciiTheme="minorHAnsi" w:hAnsiTheme="minorHAnsi"/>
-                    <w:sz w:val="22"/>
-                    <w:szCs w:val="22"/>
-                  </w:rPr>
                   <w:t>CompanyAddress4</w:t>
                 </w:r>
               </w:p>
@@ -472,24 +335,20 @@
       </w:tr>
       <w:tr>
         <w:trPr>
+          <w:cantSplit/>
           <w:trHeight w:val="242"/>
         </w:trPr>
         <w:sdt>
           <w:sdtPr>
-            <w:rPr>
-              <w:rFonts w:cs="Segoe UI Semibold"/>
-              <w:sz w:val="22"/>
-              <w:szCs w:val="22"/>
-            </w:rPr>
             <w:alias w:val="CustomerAddress5"/>
             <w:tag w:val="#BC:InsertDataItem,DataItems/Header/CustomerAddress5"/>
             <w:id w:val="-2080044023"/>
             <w:placeholder>
               <w:docPart w:val="D00490670B47475DA1D2D0259E47AD76"/>
             </w:placeholder>
+            <w:dataBinding w:prefixMappings="&lt;xmlns:ns0='urn:microsoft-dynamics-nav/reports/Standard_Sales_Draft_Invoice/1303/' " w:xpath="/ns0:NavWordReportXmlPart[1]/ns0:Header[1]/ns0:CustomerAddress5[1]" w:storeItemID="{00000000-0000-0000-0000-000000000000}"/>
             <w15:color w:val="808080"/>
             <w:text/>
-            <w:dataBinding w:prefixMappings="xmlns:ns0='urn:microsoft-dynamics-nav/reports/Standard_Sales_Draft_Invoice/1303/'" w:xpath="/ns0:NavWordReportXmlPart[1]/ns0:Header[1]/ns0:CustomerAddress5[1]"/>
           </w:sdtPr>
           <w:sdtContent>
             <w:tc>
@@ -498,18 +357,9 @@
               </w:tcPr>
               <w:p>
                 <w:pPr>
-                  <w:rPr>
-                    <w:rFonts w:cs="Segoe UI Semibold" w:asciiTheme="minorHAnsi" w:hAnsiTheme="minorHAnsi"/>
-                    <w:sz w:val="22"/>
-                    <w:szCs w:val="22"/>
-                  </w:rPr>
+                  <w:pStyle w:val="NoSpacing"/>
                 </w:pPr>
                 <w:r>
-                  <w:rPr>
-                    <w:rFonts w:cs="Segoe UI Semibold" w:asciiTheme="minorHAnsi" w:hAnsiTheme="minorHAnsi"/>
-                    <w:sz w:val="22"/>
-                    <w:szCs w:val="22"/>
-                  </w:rPr>
                   <w:t>CustomerAddress5</w:t>
                 </w:r>
               </w:p>
@@ -522,30 +372,21 @@
           </w:tcPr>
           <w:p>
             <w:pPr>
-              <w:rPr>
-                <w:rFonts w:cs="Segoe UI Semibold" w:asciiTheme="minorHAnsi" w:hAnsiTheme="minorHAnsi"/>
-                <w:sz w:val="22"/>
-                <w:szCs w:val="22"/>
-              </w:rPr>
+              <w:pStyle w:val="NoSpacing"/>
             </w:pPr>
           </w:p>
         </w:tc>
         <w:sdt>
           <w:sdtPr>
-            <w:rPr>
-              <w:rFonts w:cs="Segoe UI Semibold"/>
-              <w:sz w:val="22"/>
-              <w:szCs w:val="22"/>
-            </w:rPr>
             <w:alias w:val="CompanyAddress5"/>
             <w:tag w:val="#BC:InsertDataItem,DataItems/Header/CompanyAddress5"/>
             <w:id w:val="-1334838620"/>
             <w:placeholder>
               <w:docPart w:val="1D18AC3B6BCE45E788F1BA09848E71EC"/>
             </w:placeholder>
+            <w:dataBinding w:prefixMappings="&lt;xmlns:ns0='urn:microsoft-dynamics-nav/reports/Standard_Sales_Draft_Invoice/1303/' " w:xpath="/ns0:NavWordReportXmlPart[1]/ns0:Header[1]/ns0:CompanyAddress5[1]" w:storeItemID="{00000000-0000-0000-0000-000000000000}"/>
             <w15:color w:val="808080"/>
             <w:text/>
-            <w:dataBinding w:prefixMappings="xmlns:ns0='urn:microsoft-dynamics-nav/reports/Standard_Sales_Draft_Invoice/1303/'" w:xpath="/ns0:NavWordReportXmlPart[1]/ns0:Header[1]/ns0:CompanyAddress5[1]"/>
           </w:sdtPr>
           <w:sdtContent>
             <w:tc>
@@ -554,18 +395,10 @@
               </w:tcPr>
               <w:p>
                 <w:pPr>
+                  <w:pStyle w:val="BCNumber"/>
                   <w:jc w:val="right"/>
-                  <w:rPr>
-                    <w:sz w:val="22"/>
-                    <w:szCs w:val="22"/>
-                  </w:rPr>
                 </w:pPr>
                 <w:r>
-                  <w:rPr>
-                    <w:rFonts w:cs="Segoe UI Semibold" w:asciiTheme="minorHAnsi" w:hAnsiTheme="minorHAnsi"/>
-                    <w:sz w:val="22"/>
-                    <w:szCs w:val="22"/>
-                  </w:rPr>
                   <w:t>CompanyAddress5</w:t>
                 </w:r>
               </w:p>
@@ -575,24 +408,20 @@
       </w:tr>
       <w:tr>
         <w:trPr>
+          <w:cantSplit/>
           <w:trHeight w:val="242"/>
         </w:trPr>
         <w:sdt>
           <w:sdtPr>
-            <w:rPr>
-              <w:rFonts w:cs="Segoe UI Semibold"/>
-              <w:sz w:val="22"/>
-              <w:szCs w:val="22"/>
-            </w:rPr>
             <w:alias w:val="CustomerAddress6"/>
             <w:tag w:val="#BC:InsertDataItem,DataItems/Header/CustomerAddress6"/>
             <w:id w:val="-2086289259"/>
             <w:placeholder>
               <w:docPart w:val="D00490670B47475DA1D2D0259E47AD76"/>
             </w:placeholder>
+            <w:dataBinding w:prefixMappings="&lt;xmlns:ns0='urn:microsoft-dynamics-nav/reports/Standard_Sales_Draft_Invoice/1303/' " w:xpath="/ns0:NavWordReportXmlPart[1]/ns0:Header[1]/ns0:CustomerAddress6[1]" w:storeItemID="{00000000-0000-0000-0000-000000000000}"/>
             <w15:color w:val="808080"/>
             <w:text/>
-            <w:dataBinding w:prefixMappings="xmlns:ns0='urn:microsoft-dynamics-nav/reports/Standard_Sales_Draft_Invoice/1303/'" w:xpath="/ns0:NavWordReportXmlPart[1]/ns0:Header[1]/ns0:CustomerAddress6[1]"/>
           </w:sdtPr>
           <w:sdtContent>
             <w:tc>
@@ -601,18 +430,9 @@
               </w:tcPr>
               <w:p>
                 <w:pPr>
-                  <w:rPr>
-                    <w:rFonts w:cs="Segoe UI Semibold" w:asciiTheme="minorHAnsi" w:hAnsiTheme="minorHAnsi"/>
-                    <w:sz w:val="22"/>
-                    <w:szCs w:val="22"/>
-                  </w:rPr>
+                  <w:pStyle w:val="NoSpacing"/>
                 </w:pPr>
                 <w:r>
-                  <w:rPr>
-                    <w:rFonts w:cs="Segoe UI Semibold" w:asciiTheme="minorHAnsi" w:hAnsiTheme="minorHAnsi"/>
-                    <w:sz w:val="22"/>
-                    <w:szCs w:val="22"/>
-                  </w:rPr>
                   <w:t>CustomerAddress6</w:t>
                 </w:r>
               </w:p>
@@ -625,30 +445,21 @@
           </w:tcPr>
           <w:p>
             <w:pPr>
-              <w:rPr>
-                <w:rFonts w:cs="Segoe UI Semibold" w:asciiTheme="minorHAnsi" w:hAnsiTheme="minorHAnsi"/>
-                <w:sz w:val="22"/>
-                <w:szCs w:val="22"/>
-              </w:rPr>
+              <w:pStyle w:val="NoSpacing"/>
             </w:pPr>
           </w:p>
         </w:tc>
         <w:sdt>
           <w:sdtPr>
-            <w:rPr>
-              <w:rFonts w:cs="Segoe UI Semibold"/>
-              <w:sz w:val="22"/>
-              <w:szCs w:val="22"/>
-            </w:rPr>
             <w:alias w:val="CompanyAddress6"/>
             <w:tag w:val="#BC:InsertDataItem,DataItems/Header/CompanyAddress6"/>
             <w:id w:val="29467029"/>
             <w:placeholder>
               <w:docPart w:val="07E648C3659748499DD5DDF1F03E197B"/>
             </w:placeholder>
+            <w:dataBinding w:prefixMappings="&lt;xmlns:ns0='urn:microsoft-dynamics-nav/reports/Standard_Sales_Draft_Invoice/1303/' " w:xpath="/ns0:NavWordReportXmlPart[1]/ns0:Header[1]/ns0:CompanyAddress6[1]" w:storeItemID="{00000000-0000-0000-0000-000000000000}"/>
             <w15:color w:val="808080"/>
             <w:text/>
-            <w:dataBinding w:prefixMappings="xmlns:ns0='urn:microsoft-dynamics-nav/reports/Standard_Sales_Draft_Invoice/1303/'" w:xpath="/ns0:NavWordReportXmlPart[1]/ns0:Header[1]/ns0:CompanyAddress6[1]"/>
           </w:sdtPr>
           <w:sdtContent>
             <w:tc>
@@ -657,18 +468,10 @@
               </w:tcPr>
               <w:p>
                 <w:pPr>
+                  <w:pStyle w:val="BCNumber"/>
                   <w:jc w:val="right"/>
-                  <w:rPr>
-                    <w:sz w:val="22"/>
-                    <w:szCs w:val="22"/>
-                  </w:rPr>
                 </w:pPr>
                 <w:r>
-                  <w:rPr>
-                    <w:rFonts w:cs="Segoe UI Semibold" w:asciiTheme="minorHAnsi" w:hAnsiTheme="minorHAnsi"/>
-                    <w:sz w:val="22"/>
-                    <w:szCs w:val="22"/>
-                  </w:rPr>
                   <w:t>CompanyAddress6</w:t>
                 </w:r>
               </w:p>
@@ -678,24 +481,20 @@
       </w:tr>
       <w:tr>
         <w:trPr>
+          <w:cantSplit/>
           <w:trHeight w:val="242"/>
         </w:trPr>
         <w:sdt>
           <w:sdtPr>
-            <w:rPr>
-              <w:rFonts w:cs="Segoe UI Semibold"/>
-              <w:sz w:val="22"/>
-              <w:szCs w:val="22"/>
-            </w:rPr>
             <w:alias w:val="CustomerAddress7"/>
             <w:tag w:val="#BC:InsertDataItem,DataItems/Header/CustomerAddress7"/>
             <w:id w:val="2127339997"/>
             <w:placeholder>
               <w:docPart w:val="D00490670B47475DA1D2D0259E47AD76"/>
             </w:placeholder>
+            <w:dataBinding w:prefixMappings="&lt;xmlns:ns0='urn:microsoft-dynamics-nav/reports/Standard_Sales_Draft_Invoice/1303/' " w:xpath="/ns0:NavWordReportXmlPart[1]/ns0:Header[1]/ns0:CustomerAddress7[1]" w:storeItemID="{00000000-0000-0000-0000-000000000000}"/>
             <w15:color w:val="808080"/>
             <w:text/>
-            <w:dataBinding w:prefixMappings="xmlns:ns0='urn:microsoft-dynamics-nav/reports/Standard_Sales_Draft_Invoice/1303/'" w:xpath="/ns0:NavWordReportXmlPart[1]/ns0:Header[1]/ns0:CustomerAddress7[1]"/>
           </w:sdtPr>
           <w:sdtContent>
             <w:tc>
@@ -704,18 +503,9 @@
               </w:tcPr>
               <w:p>
                 <w:pPr>
-                  <w:rPr>
-                    <w:rFonts w:cs="Segoe UI Semibold" w:asciiTheme="minorHAnsi" w:hAnsiTheme="minorHAnsi"/>
-                    <w:sz w:val="22"/>
-                    <w:szCs w:val="22"/>
-                  </w:rPr>
+                  <w:pStyle w:val="NoSpacing"/>
                 </w:pPr>
                 <w:r>
-                  <w:rPr>
-                    <w:rFonts w:cs="Segoe UI Semibold" w:asciiTheme="minorHAnsi" w:hAnsiTheme="minorHAnsi"/>
-                    <w:sz w:val="22"/>
-                    <w:szCs w:val="22"/>
-                  </w:rPr>
                   <w:t>CustomerAddress7</w:t>
                 </w:r>
               </w:p>
@@ -728,30 +518,21 @@
           </w:tcPr>
           <w:p>
             <w:pPr>
-              <w:rPr>
-                <w:rFonts w:cs="Segoe UI Semibold" w:asciiTheme="minorHAnsi" w:hAnsiTheme="minorHAnsi"/>
-                <w:sz w:val="22"/>
-                <w:szCs w:val="22"/>
-              </w:rPr>
+              <w:pStyle w:val="NoSpacing"/>
             </w:pPr>
           </w:p>
         </w:tc>
         <w:sdt>
           <w:sdtPr>
-            <w:rPr>
-              <w:rFonts w:cs="Segoe UI Semibold"/>
-              <w:sz w:val="22"/>
-              <w:szCs w:val="22"/>
-            </w:rPr>
             <w:alias w:val="CompanyLegalOffice_Lbl"/>
             <w:tag w:val="#BC:InsertDataItem,DataItems/Header/CompanyLegalOffice_Lbl"/>
             <w:id w:val="483044511"/>
             <w:placeholder>
               <w:docPart w:val="0404552692B049E89D8AF39ADA6B9548"/>
             </w:placeholder>
+            <w:dataBinding w:prefixMappings="&lt;xmlns:ns0='urn:microsoft-dynamics-nav/reports/Standard_Sales_Draft_Invoice/1303/' " w:xpath="/ns0:NavWordReportXmlPart[1]/ns0:Header[1]/ns0:CompanyLegalOffice_Lbl[1]" w:storeItemID="{00000000-0000-0000-0000-000000000000}"/>
             <w15:color w:val="808080"/>
             <w:text/>
-            <w:dataBinding w:prefixMappings="xmlns:ns0='urn:microsoft-dynamics-nav/reports/Standard_Sales_Draft_Invoice/1303/'" w:xpath="/ns0:NavWordReportXmlPart[1]/ns0:Header[1]/ns0:CompanyLegalOffice_Lbl[1]"/>
           </w:sdtPr>
           <w:sdtContent>
             <w:tc>
@@ -760,22 +541,12 @@
               </w:tcPr>
               <w:p>
                 <w:pPr>
+                  <w:pStyle w:val="BCNumber"/>
                   <w:jc w:val="right"/>
-                  <w:rPr>
-                    <w:sz w:val="22"/>
-                    <w:szCs w:val="22"/>
-                  </w:rPr>
                 </w:pPr>
-                <w:proofErr w:type="spellStart"/>
                 <w:r>
-                  <w:rPr>
-                    <w:rFonts w:cs="Segoe UI Semibold" w:asciiTheme="minorHAnsi" w:hAnsiTheme="minorHAnsi"/>
-                    <w:sz w:val="22"/>
-                    <w:szCs w:val="22"/>
-                  </w:rPr>
                   <w:t>CompanyLegalOffice_Lbl</w:t>
                 </w:r>
-                <w:proofErr w:type="spellEnd"/>
               </w:p>
             </w:tc>
           </w:sdtContent>
@@ -783,24 +554,20 @@
       </w:tr>
       <w:tr>
         <w:trPr>
+          <w:cantSplit/>
           <w:trHeight w:val="242"/>
         </w:trPr>
         <w:sdt>
           <w:sdtPr>
-            <w:rPr>
-              <w:rFonts w:cs="Segoe UI Semibold"/>
-              <w:sz w:val="22"/>
-              <w:szCs w:val="22"/>
-            </w:rPr>
             <w:alias w:val="CustomerAddress8"/>
             <w:tag w:val="#BC:InsertDataItem,DataItems/Header/CustomerAddress8"/>
             <w:id w:val="-1986933782"/>
             <w:placeholder>
               <w:docPart w:val="5F658AB8E2ED4C319A324FB4225C5FEC"/>
             </w:placeholder>
+            <w:dataBinding w:prefixMappings="&lt;xmlns:ns0='urn:microsoft-dynamics-nav/reports/Standard_Sales_Draft_Invoice/1303/' " w:xpath="/ns0:NavWordReportXmlPart[1]/ns0:Header[1]/ns0:CustomerAddress8[1]" w:storeItemID="{00000000-0000-0000-0000-000000000000}"/>
             <w15:color w:val="808080"/>
             <w:text/>
-            <w:dataBinding w:prefixMappings="xmlns:ns0='urn:microsoft-dynamics-nav/reports/Standard_Sales_Draft_Invoice/1303/'" w:xpath="/ns0:NavWordReportXmlPart[1]/ns0:Header[1]/ns0:CustomerAddress8[1]"/>
           </w:sdtPr>
           <w:sdtContent>
             <w:tc>
@@ -809,18 +576,9 @@
               </w:tcPr>
               <w:p>
                 <w:pPr>
-                  <w:rPr>
-                    <w:rFonts w:cs="Segoe UI Semibold" w:asciiTheme="minorHAnsi" w:hAnsiTheme="minorHAnsi"/>
-                    <w:sz w:val="22"/>
-                    <w:szCs w:val="22"/>
-                  </w:rPr>
+                  <w:pStyle w:val="NoSpacing"/>
                 </w:pPr>
                 <w:r>
-                  <w:rPr>
-                    <w:rFonts w:cs="Segoe UI Semibold" w:asciiTheme="minorHAnsi" w:hAnsiTheme="minorHAnsi"/>
-                    <w:sz w:val="22"/>
-                    <w:szCs w:val="22"/>
-                  </w:rPr>
                   <w:t>CustomerAddress8</w:t>
                 </w:r>
               </w:p>
@@ -833,30 +591,21 @@
           </w:tcPr>
           <w:p>
             <w:pPr>
-              <w:rPr>
-                <w:rFonts w:cs="Segoe UI Semibold" w:asciiTheme="minorHAnsi" w:hAnsiTheme="minorHAnsi"/>
-                <w:sz w:val="22"/>
-                <w:szCs w:val="22"/>
-              </w:rPr>
+              <w:pStyle w:val="NoSpacing"/>
             </w:pPr>
           </w:p>
         </w:tc>
         <w:sdt>
           <w:sdtPr>
-            <w:rPr>
-              <w:rFonts w:cs="Segoe UI Semibold"/>
-              <w:sz w:val="22"/>
-              <w:szCs w:val="22"/>
-            </w:rPr>
             <w:alias w:val="CompanyLegalOffice"/>
             <w:tag w:val="#BC:InsertDataItem,DataItems/Header/CompanyLegalOffice"/>
             <w:id w:val="-1993854372"/>
             <w:placeholder>
               <w:docPart w:val="47542EF838494AA4BAB7A94E4C6BF4C2"/>
             </w:placeholder>
+            <w:dataBinding w:prefixMappings="&lt;xmlns:ns0='urn:microsoft-dynamics-nav/reports/Standard_Sales_Draft_Invoice/1303/' " w:xpath="/ns0:NavWordReportXmlPart[1]/ns0:Header[1]/ns0:CompanyLegalOffice[1]" w:storeItemID="{00000000-0000-0000-0000-000000000000}"/>
             <w15:color w:val="808080"/>
             <w:text/>
-            <w:dataBinding w:prefixMappings="xmlns:ns0='urn:microsoft-dynamics-nav/reports/Standard_Sales_Draft_Invoice/1303/'" w:xpath="/ns0:NavWordReportXmlPart[1]/ns0:Header[1]/ns0:CompanyLegalOffice[1]"/>
           </w:sdtPr>
           <w:sdtContent>
             <w:tc>
@@ -865,22 +614,12 @@
               </w:tcPr>
               <w:p>
                 <w:pPr>
+                  <w:pStyle w:val="BCNumber"/>
                   <w:jc w:val="right"/>
-                  <w:rPr>
-                    <w:sz w:val="22"/>
-                    <w:szCs w:val="22"/>
-                  </w:rPr>
                 </w:pPr>
-                <w:proofErr w:type="spellStart"/>
                 <w:r>
-                  <w:rPr>
-                    <w:rFonts w:cs="Segoe UI Semibold" w:asciiTheme="minorHAnsi" w:hAnsiTheme="minorHAnsi"/>
-                    <w:sz w:val="22"/>
-                    <w:szCs w:val="22"/>
-                  </w:rPr>
                   <w:t>CompanyLegalOffice</w:t>
                 </w:r>
-                <w:proofErr w:type="spellEnd"/>
               </w:p>
             </w:tc>
           </w:sdtContent>
@@ -890,241 +629,138 @@
     <w:p>
       <w:pPr>
         <w:spacing w:after="0" w:line="276" w:lineRule="auto"/>
-        <w:rPr>
-          <w:sz w:val="22"/>
-          <w:szCs w:val="22"/>
-        </w:rPr>
       </w:pPr>
     </w:p>
     <w:tbl>
       <w:tblPr>
-        <w:tblStyle w:val="TableGrid"/>
-        <w:tblW w:w="10498" w:type="dxa"/>
-        <w:tblBorders>
-          <w:top w:val="none" w:color="auto" w:sz="0" w:space="0"/>
-          <w:left w:val="none" w:color="auto" w:sz="0" w:space="0"/>
-          <w:bottom w:val="none" w:color="auto" w:sz="0" w:space="0"/>
-          <w:right w:val="none" w:color="auto" w:sz="0" w:space="0"/>
-          <w:insideH w:val="none" w:color="auto" w:sz="0" w:space="0"/>
-          <w:insideV w:val="none" w:color="auto" w:sz="0" w:space="0"/>
-        </w:tblBorders>
-        <w:tblLayout w:type="fixed"/>
-        <w:tblCellMar>
-          <w:left w:w="0" w:type="dxa"/>
-          <w:right w:w="0" w:type="dxa"/>
-        </w:tblCellMar>
-        <w:tblLook w:val="04A0" w:firstRow="1" w:lastRow="0" w:firstColumn="1" w:lastColumn="0" w:noHBand="0" w:noVBand="1"/>
+        <w:tblStyle w:val="BCBlockTable"/>
+        <w:tblW w:w="5000" w:type="pct"/>
+        <w:tblLook w:val="0620" w:firstRow="1" w:lastRow="0" w:firstColumn="0" w:lastColumn="0" w:noHBand="1" w:noVBand="1"/>
         <w:tblCaption w:val="Document Information Block"/>
+        <w:tblDescription w:val="Layout table. Used for positioning, not for tabular data."/>
       </w:tblPr>
       <w:tblGrid>
-        <w:gridCol w:w="2624"/>
-        <w:gridCol w:w="2625"/>
-        <w:gridCol w:w="2624"/>
-        <w:gridCol w:w="2625"/>
+        <w:gridCol w:w="2972"/>
+        <w:gridCol w:w="3206"/>
+        <w:gridCol w:w="2156"/>
+        <w:gridCol w:w="2160"/>
       </w:tblGrid>
       <w:tr>
         <w:trPr>
           <w:cnfStyle w:val="100000000000" w:firstRow="1" w:lastRow="0" w:firstColumn="0" w:lastColumn="0" w:oddVBand="0" w:evenVBand="0" w:oddHBand="0" w:evenHBand="0" w:firstRowFirstColumn="0" w:firstRowLastColumn="0" w:lastRowFirstColumn="0" w:lastRowLastColumn="0"/>
+          <w:cantSplit/>
           <w:trHeight w:val="254"/>
         </w:trPr>
         <w:sdt>
           <w:sdtPr>
-            <w:rPr>
-              <w:rFonts w:ascii="Segoe UI Semibold" w:hAnsi="Segoe UI Semibold" w:cs="Segoe UI Semibold"/>
-              <w:sz w:val="22"/>
-              <w:szCs w:val="22"/>
-            </w:rPr>
-            <w:alias w:val="YourReference__Lbl"/>
-            <w:tag w:val="#BC:InsertDataItem,DataItems/Header/YourReference__Lbl"/>
-            <w:id w:val="-1221047115"/>
+            <w:alias w:val="DocumentDate_Lbl"/>
+            <w:tag w:val="#BC:InsertDataItem,DataItems/Header/DocumentDate_Lbl"/>
+            <w:id w:val="-1815097076"/>
             <w:placeholder>
-              <w:docPart w:val="9AE5371973D44AD0A3381449699F7639"/>
+              <w:docPart w:val="DefaultPlaceholder_-1854013440"/>
             </w:placeholder>
             <w15:color w:val="808080"/>
             <w:text/>
-            <w:dataBinding w:prefixMappings="xmlns:ns0='urn:microsoft-dynamics-nav/reports/Standard_Sales_Draft_Invoice/1303/'" w:xpath="/ns0:NavWordReportXmlPart[1]/ns0:Header[1]/ns0:YourReference__Lbl[1]"/>
           </w:sdtPr>
           <w:sdtContent>
             <w:tc>
               <w:tcPr>
-                <w:tcW w:w="2624" w:type="dxa"/>
+                <w:tcW w:w="1250" w:type="pct"/>
               </w:tcPr>
               <w:p>
                 <w:pPr>
-                  <w:pStyle w:val="Heading2"/>
-                  <w:spacing w:before="0" w:after="0" w:line="276" w:lineRule="auto"/>
-                  <w:rPr>
-                    <w:rFonts w:ascii="Segoe UI Semibold" w:hAnsi="Segoe UI Semibold" w:cs="Segoe UI Semibold"/>
-                    <w:sz w:val="22"/>
-                    <w:szCs w:val="22"/>
-                  </w:rPr>
+                  <w:pStyle w:val="BCLabel"/>
+                  <w:spacing w:line="276" w:lineRule="auto"/>
                 </w:pPr>
-                <w:proofErr w:type="spellStart"/>
                 <w:r>
-                  <w:rPr>
-                    <w:rFonts w:ascii="Segoe UI Semibold" w:hAnsi="Segoe UI Semibold" w:cs="Segoe UI Semibold"/>
-                    <w:sz w:val="22"/>
-                    <w:szCs w:val="22"/>
-                  </w:rPr>
-                  <w:t>YourReference</w:t>
+                  <w:t>DocumentDate_Lbl</w:t>
                 </w:r>
-                <w:proofErr w:type="spellEnd"/>
-                <w:r>
-                  <w:rPr>
-                    <w:rFonts w:ascii="Segoe UI Semibold" w:hAnsi="Segoe UI Semibold" w:cs="Segoe UI Semibold"/>
-                    <w:sz w:val="22"/>
-                    <w:szCs w:val="22"/>
-                  </w:rPr>
-                  <w:t>__</w:t>
-                </w:r>
-                <w:proofErr w:type="spellStart"/>
-                <w:r>
-                  <w:rPr>
-                    <w:rFonts w:ascii="Segoe UI Semibold" w:hAnsi="Segoe UI Semibold" w:cs="Segoe UI Semibold"/>
-                    <w:sz w:val="22"/>
-                    <w:szCs w:val="22"/>
-                  </w:rPr>
-                  <w:t>Lbl</w:t>
-                </w:r>
-                <w:proofErr w:type="spellEnd"/>
               </w:p>
             </w:tc>
           </w:sdtContent>
         </w:sdt>
         <w:sdt>
           <w:sdtPr>
-            <w:rPr>
-              <w:rFonts w:ascii="Segoe UI Semibold" w:hAnsi="Segoe UI Semibold" w:cs="Segoe UI Semibold"/>
-              <w:sz w:val="22"/>
-              <w:szCs w:val="22"/>
-            </w:rPr>
-            <w:alias w:val="SalesPersonBlank_Lbl"/>
-            <w:tag w:val="#BC:InsertDataItem,DataItems/Header/SalesPersonBlank_Lbl"/>
-            <w:id w:val="1946040158"/>
+            <w:alias w:val="DocumentNo_Lbl"/>
+            <w:tag w:val="#BC:InsertDataItem,DataItems/Header/DocumentNo_Lbl"/>
+            <w:id w:val="1000385082"/>
             <w:placeholder>
-              <w:docPart w:val="F44829580EE9471A8B3DC1653544A8B0"/>
+              <w:docPart w:val="DefaultPlaceholder_-1854013440"/>
             </w:placeholder>
             <w15:color w:val="808080"/>
             <w:text/>
-            <w:dataBinding w:prefixMappings="xmlns:ns0='urn:microsoft-dynamics-nav/reports/Standard_Sales_Draft_Invoice/1303/'" w:xpath="/ns0:NavWordReportXmlPart[1]/ns0:Header[1]/ns0:SalesPersonBlank_Lbl[1]"/>
           </w:sdtPr>
           <w:sdtContent>
             <w:tc>
               <w:tcPr>
-                <w:tcW w:w="2625" w:type="dxa"/>
+                <w:tcW w:w="1250" w:type="pct"/>
               </w:tcPr>
               <w:p>
                 <w:pPr>
-                  <w:pStyle w:val="Heading2"/>
-                  <w:spacing w:before="0" w:after="0" w:line="276" w:lineRule="auto"/>
-                  <w:rPr>
-                    <w:rFonts w:ascii="Segoe UI Semibold" w:hAnsi="Segoe UI Semibold" w:cs="Segoe UI Semibold"/>
-                    <w:sz w:val="22"/>
-                    <w:szCs w:val="22"/>
-                  </w:rPr>
+                  <w:pStyle w:val="BCLabel"/>
+                  <w:spacing w:line="276" w:lineRule="auto"/>
                 </w:pPr>
-                <w:proofErr w:type="spellStart"/>
                 <w:r>
-                  <w:rPr>
-                    <w:rFonts w:ascii="Segoe UI Semibold" w:hAnsi="Segoe UI Semibold" w:cs="Segoe UI Semibold"/>
-                    <w:sz w:val="22"/>
-                    <w:szCs w:val="22"/>
-                  </w:rPr>
-                  <w:t>SalesPersonBlank_Lbl</w:t>
+                  <w:t>DocumentNo_Lbl</w:t>
                 </w:r>
-                <w:proofErr w:type="spellEnd"/>
               </w:p>
             </w:tc>
           </w:sdtContent>
         </w:sdt>
         <w:sdt>
           <w:sdtPr>
-            <w:rPr>
-              <w:rFonts w:ascii="Segoe UI Semibold" w:hAnsi="Segoe UI Semibold" w:cs="Segoe UI Semibold"/>
-              <w:sz w:val="22"/>
-              <w:szCs w:val="22"/>
-            </w:rPr>
-            <w:alias w:val="PaymentTermsDescription_Lbl"/>
-            <w:tag w:val="#BC:InsertDataItem,DataItems/Header/PaymentTermsDescription_Lbl"/>
-            <w:id w:val="822389090"/>
+            <w:alias w:val="YourReference__Lbl"/>
+            <w:tag w:val="#BC:InsertDataItem,DataItems/Header/YourReference__Lbl"/>
+            <w:id w:val="-1221047115"/>
             <w:placeholder>
-              <w:docPart w:val="8069C9FB720846F799857643610CFFBB"/>
+              <w:docPart w:val="5FB68783FBEF4D4390DEF519F739C0F6"/>
             </w:placeholder>
+            <w:dataBinding w:prefixMappings="&lt;xmlns:ns0='urn:microsoft-dynamics-nav/reports/Standard_Sales_Draft_Invoice/1303/' " w:xpath="/ns0:NavWordReportXmlPart[1]/ns0:Header[1]/ns0:YourReference__Lbl[1]" w:storeItemID="{00000000-0000-0000-0000-000000000000}"/>
             <w15:color w:val="808080"/>
             <w:text/>
-            <w:dataBinding w:prefixMappings="xmlns:ns0='urn:microsoft-dynamics-nav/reports/Standard_Sales_Draft_Invoice/1303/'" w:xpath="/ns0:NavWordReportXmlPart[1]/ns0:Header[1]/ns0:PaymentTermsDescription_Lbl[1]"/>
           </w:sdtPr>
           <w:sdtContent>
             <w:tc>
               <w:tcPr>
-                <w:tcW w:w="2624" w:type="dxa"/>
+                <w:tcW w:w="1250" w:type="pct"/>
               </w:tcPr>
               <w:p>
                 <w:pPr>
-                  <w:pStyle w:val="Heading2"/>
-                  <w:spacing w:before="0" w:after="0" w:line="276" w:lineRule="auto"/>
-                  <w:rPr>
-                    <w:rFonts w:ascii="Segoe UI Semibold" w:hAnsi="Segoe UI Semibold" w:cs="Segoe UI Semibold"/>
-                    <w:sz w:val="22"/>
-                    <w:szCs w:val="22"/>
-                  </w:rPr>
+                  <w:pStyle w:val="BCLabel"/>
+                  <w:spacing w:line="276" w:lineRule="auto"/>
                 </w:pPr>
-                <w:proofErr w:type="spellStart"/>
                 <w:r>
-                  <w:rPr>
-                    <w:rFonts w:ascii="Segoe UI Semibold" w:hAnsi="Segoe UI Semibold" w:cs="Segoe UI Semibold"/>
-                    <w:sz w:val="22"/>
-                    <w:szCs w:val="22"/>
-                  </w:rPr>
-                  <w:t>PaymentTermsDescription_Lbl</w:t>
+                  <w:t>YourReference__Lbl</w:t>
                 </w:r>
-                <w:proofErr w:type="spellEnd"/>
               </w:p>
             </w:tc>
           </w:sdtContent>
         </w:sdt>
         <w:sdt>
           <w:sdtPr>
-            <w:rPr>
-              <w:rFonts w:ascii="Segoe UI Semibold" w:hAnsi="Segoe UI Semibold" w:cs="Segoe UI Semibold"/>
-              <w:sz w:val="22"/>
-              <w:szCs w:val="22"/>
-            </w:rPr>
-            <w:alias w:val="ShipmentMethodDescription_Lbl"/>
-            <w:tag w:val="#BC:InsertDataItem,DataItems/Header/ShipmentMethodDescription_Lbl"/>
-            <w:id w:val="-2128765385"/>
+            <w:alias w:val="SalesPersonBlank_Lbl"/>
+            <w:tag w:val="#BC:InsertDataItem,DataItems/Header/SalesPersonBlank_Lbl"/>
+            <w:id w:val="1946040158"/>
             <w:placeholder>
-              <w:docPart w:val="1D767A993D3B41AC8A0376B8950C71A8"/>
+              <w:docPart w:val="67F789BC611B487598165D466AAC34C7"/>
             </w:placeholder>
+            <w:dataBinding w:prefixMappings="&lt;xmlns:ns0='urn:microsoft-dynamics-nav/reports/Standard_Sales_Draft_Invoice/1303/' " w:xpath="/ns0:NavWordReportXmlPart[1]/ns0:Header[1]/ns0:SalesPersonBlank_Lbl[1]" w:storeItemID="{00000000-0000-0000-0000-000000000000}"/>
             <w15:color w:val="808080"/>
             <w:text/>
-            <w:dataBinding w:prefixMappings="xmlns:ns0='urn:microsoft-dynamics-nav/reports/Standard_Sales_Draft_Invoice/1303/'" w:xpath="/ns0:NavWordReportXmlPart[1]/ns0:Header[1]/ns0:ShipmentMethodDescription_Lbl[1]"/>
           </w:sdtPr>
           <w:sdtContent>
             <w:tc>
               <w:tcPr>
-                <w:tcW w:w="2625" w:type="dxa"/>
+                <w:tcW w:w="1250" w:type="pct"/>
               </w:tcPr>
               <w:p>
                 <w:pPr>
-                  <w:pStyle w:val="Heading2"/>
-                  <w:spacing w:before="0" w:after="0" w:line="276" w:lineRule="auto"/>
-                  <w:rPr>
-                    <w:rFonts w:ascii="Segoe UI Semibold" w:hAnsi="Segoe UI Semibold" w:cs="Segoe UI Semibold"/>
-                    <w:sz w:val="22"/>
-                    <w:szCs w:val="22"/>
-                  </w:rPr>
+                  <w:pStyle w:val="BCLabel"/>
+                  <w:spacing w:line="276" w:lineRule="auto"/>
                 </w:pPr>
-                <w:proofErr w:type="spellStart"/>
                 <w:r>
-                  <w:rPr>
-                    <w:rFonts w:ascii="Segoe UI Semibold" w:hAnsi="Segoe UI Semibold" w:cs="Segoe UI Semibold"/>
-                    <w:sz w:val="22"/>
-                    <w:szCs w:val="22"/>
-                  </w:rPr>
-                  <w:t>ShipmentMethodDescription_Lbl</w:t>
+                  <w:t>SalesPersonBlank_Lbl</w:t>
                 </w:r>
-                <w:proofErr w:type="spellEnd"/>
               </w:p>
             </w:tc>
           </w:sdtContent>
@@ -1132,621 +768,607 @@
       </w:tr>
       <w:tr>
         <w:trPr>
+          <w:cantSplit/>
           <w:trHeight w:val="242"/>
         </w:trPr>
+        <w:tc>
+          <w:tcPr>
+            <w:tcW w:w="1250" w:type="pct"/>
+          </w:tcPr>
+          <w:p>
+            <w:pPr>
+              <w:pStyle w:val="NoSpacing"/>
+            </w:pPr>
+            <w:sdt>
+              <w:sdtPr>
+                <w:alias w:val="#Nav: /Header/DocumentDate"/>
+                <w:tag w:val="#Nav: Standard_Sales_Draft_Invoice/1303"/>
+                <w:id w:val="-873225728"/>
+                <w:placeholder>
+                  <w:docPart w:val="CE4E12B019EF44DA83876086C078D7D2"/>
+                </w:placeholder>
+                <w:dataBinding w:prefixMappings="xmlns:ns0='urn:microsoft-dynamics-nav/reports/Standard_Sales_Draft_Invoice/1303/'" w:xpath="/ns0:NavWordReportXmlPart[1]/ns0:Header[1]/ns0:DocumentDate[1]" w:storeItemID="{7F56E36F-74AE-4D43-8699-869BADE850E2}"/>
+                <w:text/>
+              </w:sdtPr>
+              <w:sdtContent>
+                <w:r>
+                  <w:t>DocumentDate</w:t>
+                </w:r>
+              </w:sdtContent>
+            </w:sdt>
+          </w:p>
+        </w:tc>
+        <w:tc>
+          <w:tcPr>
+            <w:tcW w:w="1250" w:type="pct"/>
+          </w:tcPr>
+          <w:p>
+            <w:pPr>
+              <w:pStyle w:val="NoSpacing"/>
+            </w:pPr>
+            <w:sdt>
+              <w:sdtPr>
+                <w:alias w:val="#Nav: /Header/DocumentNo"/>
+                <w:tag w:val="#Nav: Standard_Sales_Draft_Invoice/1303"/>
+                <w:id w:val="1256330535"/>
+                <w:placeholder>
+                  <w:docPart w:val="B7130DE97B664162A75A32965383521A"/>
+                </w:placeholder>
+                <w:dataBinding w:prefixMappings="xmlns:ns0='urn:microsoft-dynamics-nav/reports/Standard_Sales_Draft_Invoice/1303/'" w:xpath="/ns0:NavWordReportXmlPart[1]/ns0:Header[1]/ns0:DocumentNo[1]" w:storeItemID="{7F56E36F-74AE-4D43-8699-869BADE850E2}"/>
+                <w:text/>
+              </w:sdtPr>
+              <w:sdtContent>
+                <w:r>
+                  <w:t>DocumentNo</w:t>
+                </w:r>
+              </w:sdtContent>
+            </w:sdt>
+          </w:p>
+        </w:tc>
         <w:sdt>
           <w:sdtPr>
-            <w:rPr>
-              <w:rFonts w:cs="Segoe UI"/>
-              <w:color w:val="242424"/>
-              <w:sz w:val="22"/>
-              <w:szCs w:val="22"/>
-            </w:rPr>
             <w:alias w:val="YourReference"/>
             <w:tag w:val="#BC:InsertDataItem,DataItems/Header/YourReference"/>
             <w:id w:val="1477105704"/>
             <w:placeholder>
-              <w:docPart w:val="B344A8E04A5D49C0ACD325D01221A0FD"/>
+              <w:docPart w:val="89E10FFEA2C44C3DA7C461F6C19F97E1"/>
             </w:placeholder>
+            <w:dataBinding w:prefixMappings="&lt;xmlns:ns0='urn:microsoft-dynamics-nav/reports/Standard_Sales_Draft_Invoice/1303/' " w:xpath="/ns0:NavWordReportXmlPart[1]/ns0:Header[1]/ns0:YourReference[1]" w:storeItemID="{00000000-0000-0000-0000-000000000000}"/>
             <w15:color w:val="808080"/>
             <w:text/>
-            <w:dataBinding w:prefixMappings="xmlns:ns0='urn:microsoft-dynamics-nav/reports/Standard_Sales_Draft_Invoice/1303/'" w:xpath="/ns0:NavWordReportXmlPart[1]/ns0:Header[1]/ns0:YourReference[1]"/>
           </w:sdtPr>
           <w:sdtContent>
             <w:tc>
               <w:tcPr>
-                <w:tcW w:w="2624" w:type="dxa"/>
+                <w:tcW w:w="1250" w:type="pct"/>
               </w:tcPr>
               <w:p>
                 <w:pPr>
-                  <w:rPr>
-                    <w:rFonts w:cs="Segoe UI" w:asciiTheme="minorHAnsi" w:hAnsiTheme="minorHAnsi"/>
-                    <w:color w:val="242424"/>
-                    <w:sz w:val="22"/>
-                    <w:szCs w:val="22"/>
-                  </w:rPr>
+                  <w:pStyle w:val="NoSpacing"/>
                 </w:pPr>
-                <w:proofErr w:type="spellStart"/>
                 <w:r>
-                  <w:rPr>
-                    <w:rFonts w:cs="Segoe UI" w:asciiTheme="minorHAnsi" w:hAnsiTheme="minorHAnsi"/>
-                    <w:color w:val="242424"/>
-                    <w:sz w:val="22"/>
-                    <w:szCs w:val="22"/>
-                  </w:rPr>
                   <w:t>YourReference</w:t>
                 </w:r>
-                <w:proofErr w:type="spellEnd"/>
               </w:p>
             </w:tc>
           </w:sdtContent>
         </w:sdt>
         <w:sdt>
           <w:sdtPr>
-            <w:rPr>
-              <w:rFonts w:cs="Segoe UI"/>
-              <w:color w:val="242424"/>
-              <w:sz w:val="22"/>
-              <w:szCs w:val="22"/>
-            </w:rPr>
             <w:alias w:val="SalesPersonName"/>
             <w:tag w:val="#BC:InsertDataItem,DataItems/Header/SalesPersonName"/>
             <w:id w:val="269368846"/>
             <w:placeholder>
-              <w:docPart w:val="E243729438C347B089F4734703321956"/>
+              <w:docPart w:val="DE31196E67134A998C9B6552103E4A01"/>
             </w:placeholder>
+            <w:dataBinding w:prefixMappings="&lt;xmlns:ns0='urn:microsoft-dynamics-nav/reports/Standard_Sales_Draft_Invoice/1303/' " w:xpath="/ns0:NavWordReportXmlPart[1]/ns0:Header[1]/ns0:SalesPersonName[1]" w:storeItemID="{00000000-0000-0000-0000-000000000000}"/>
             <w15:color w:val="808080"/>
             <w:text/>
-            <w:dataBinding w:prefixMappings="xmlns:ns0='urn:microsoft-dynamics-nav/reports/Standard_Sales_Draft_Invoice/1303/'" w:xpath="/ns0:NavWordReportXmlPart[1]/ns0:Header[1]/ns0:SalesPersonName[1]"/>
           </w:sdtPr>
           <w:sdtContent>
             <w:tc>
               <w:tcPr>
-                <w:tcW w:w="2625" w:type="dxa"/>
+                <w:tcW w:w="1250" w:type="pct"/>
               </w:tcPr>
               <w:p>
                 <w:pPr>
-                  <w:rPr>
-                    <w:rFonts w:cs="Segoe UI" w:asciiTheme="minorHAnsi" w:hAnsiTheme="minorHAnsi"/>
-                    <w:color w:val="242424"/>
-                    <w:sz w:val="22"/>
-                    <w:szCs w:val="22"/>
-                  </w:rPr>
+                  <w:pStyle w:val="NoSpacing"/>
                 </w:pPr>
-                <w:proofErr w:type="spellStart"/>
                 <w:r>
-                  <w:rPr>
-                    <w:rFonts w:cs="Segoe UI" w:asciiTheme="minorHAnsi" w:hAnsiTheme="minorHAnsi"/>
-                    <w:color w:val="242424"/>
-                    <w:sz w:val="22"/>
-                    <w:szCs w:val="22"/>
-                  </w:rPr>
                   <w:t>SalesPersonName</w:t>
                 </w:r>
-                <w:proofErr w:type="spellEnd"/>
+              </w:p>
+            </w:tc>
+          </w:sdtContent>
+        </w:sdt>
+      </w:tr>
+      <w:tr>
+        <w:trPr>
+          <w:cantSplit/>
+          <w:trHeight w:val="432"/>
+        </w:trPr>
+        <w:tc>
+          <w:tcPr>
+            <w:tcW w:w="1250" w:type="pct"/>
+          </w:tcPr>
+          <w:p>
+            <w:pPr>
+              <w:pStyle w:val="NoSpacing"/>
+            </w:pPr>
+          </w:p>
+        </w:tc>
+        <w:tc>
+          <w:tcPr>
+            <w:tcW w:w="1250" w:type="pct"/>
+          </w:tcPr>
+          <w:p>
+            <w:pPr>
+              <w:pStyle w:val="NoSpacing"/>
+            </w:pPr>
+          </w:p>
+        </w:tc>
+        <w:tc>
+          <w:tcPr>
+            <w:tcW w:w="1250" w:type="pct"/>
+          </w:tcPr>
+          <w:p>
+            <w:pPr>
+              <w:pStyle w:val="NoSpacing"/>
+            </w:pPr>
+          </w:p>
+        </w:tc>
+        <w:tc>
+          <w:tcPr>
+            <w:tcW w:w="1250" w:type="pct"/>
+          </w:tcPr>
+          <w:p>
+            <w:pPr>
+              <w:pStyle w:val="NoSpacing"/>
+            </w:pPr>
+          </w:p>
+        </w:tc>
+      </w:tr>
+      <w:tr>
+        <w:trPr>
+          <w:cantSplit/>
+          <w:trHeight w:val="242"/>
+        </w:trPr>
+        <w:sdt>
+          <w:sdtPr>
+            <w:alias w:val="PaymentTermsDescription_Lbl"/>
+            <w:tag w:val="#BC:InsertDataItem,DataItems/Header/PaymentTermsDescription_Lbl"/>
+            <w:id w:val="822389090"/>
+            <w:placeholder>
+              <w:docPart w:val="ECDA0A9724624A289C5B0EE2DD3F29B5"/>
+            </w:placeholder>
+            <w:dataBinding w:prefixMappings="&lt;xmlns:ns0='urn:microsoft-dynamics-nav/reports/Standard_Sales_Draft_Invoice/1303/' " w:xpath="/ns0:NavWordReportXmlPart[1]/ns0:Header[1]/ns0:PaymentTermsDescription_Lbl[1]" w:storeItemID="{00000000-0000-0000-0000-000000000000}"/>
+            <w15:color w:val="808080"/>
+            <w:text/>
+          </w:sdtPr>
+          <w:sdtContent>
+            <w:tc>
+              <w:tcPr>
+                <w:tcW w:w="1250" w:type="pct"/>
+              </w:tcPr>
+              <w:p>
+                <w:pPr>
+                  <w:pStyle w:val="BCLabel"/>
+                  <w:spacing w:line="276" w:lineRule="auto"/>
+                </w:pPr>
+                <w:r>
+                  <w:t>PaymentTermsDescription_Lbl</w:t>
+                </w:r>
               </w:p>
             </w:tc>
           </w:sdtContent>
         </w:sdt>
         <w:sdt>
           <w:sdtPr>
-            <w:rPr>
-              <w:rFonts w:cs="Segoe UI"/>
-              <w:color w:val="242424"/>
-              <w:sz w:val="22"/>
-              <w:szCs w:val="22"/>
-            </w:rPr>
+            <w:alias w:val="ShipmentMethodDescription_Lbl"/>
+            <w:tag w:val="#BC:InsertDataItem,DataItems/Header/ShipmentMethodDescription_Lbl"/>
+            <w:id w:val="2091271886"/>
+            <w:placeholder>
+              <w:docPart w:val="A6A25E257D714E5FA25F14DD177857AB"/>
+            </w:placeholder>
+            <w:dataBinding w:prefixMappings="&lt;xmlns:ns0='urn:microsoft-dynamics-nav/reports/Standard_Sales_Draft_Invoice/1303/' " w:xpath="/ns0:NavWordReportXmlPart[1]/ns0:Header[1]/ns0:ShipmentMethodDescription_Lbl[1]" w:storeItemID="{00000000-0000-0000-0000-000000000000}"/>
+            <w15:color w:val="808080"/>
+            <w:text/>
+          </w:sdtPr>
+          <w:sdtContent>
+            <w:tc>
+              <w:tcPr>
+                <w:tcW w:w="1250" w:type="pct"/>
+              </w:tcPr>
+              <w:p>
+                <w:pPr>
+                  <w:pStyle w:val="BCLabel"/>
+                  <w:spacing w:line="276" w:lineRule="auto"/>
+                </w:pPr>
+                <w:r>
+                  <w:t>ShipmentMethodDescription_Lbl</w:t>
+                </w:r>
+              </w:p>
+            </w:tc>
+          </w:sdtContent>
+        </w:sdt>
+        <w:tc>
+          <w:tcPr>
+            <w:tcW w:w="1250" w:type="pct"/>
+          </w:tcPr>
+          <w:p>
+            <w:pPr>
+              <w:pStyle w:val="NoSpacing"/>
+            </w:pPr>
+          </w:p>
+        </w:tc>
+        <w:tc>
+          <w:tcPr>
+            <w:tcW w:w="1250" w:type="pct"/>
+          </w:tcPr>
+          <w:p>
+            <w:pPr>
+              <w:pStyle w:val="NoSpacing"/>
+            </w:pPr>
+          </w:p>
+        </w:tc>
+      </w:tr>
+      <w:tr>
+        <w:trPr>
+          <w:cantSplit/>
+          <w:trHeight w:val="242"/>
+        </w:trPr>
+        <w:sdt>
+          <w:sdtPr>
             <w:alias w:val="PaymentTermsDescription"/>
             <w:tag w:val="#BC:InsertDataItem,DataItems/Header/PaymentTermsDescription"/>
             <w:id w:val="-49539690"/>
             <w:placeholder>
-              <w:docPart w:val="3D9D7FB4F477488A8BC263BCEA502AB4"/>
+              <w:docPart w:val="FE595C1B18EF42A0988C4E5C6D802C89"/>
             </w:placeholder>
+            <w:dataBinding w:prefixMappings="&lt;xmlns:ns0='urn:microsoft-dynamics-nav/reports/Standard_Sales_Draft_Invoice/1303/' " w:xpath="/ns0:NavWordReportXmlPart[1]/ns0:Header[1]/ns0:PaymentTermsDescription[1]" w:storeItemID="{00000000-0000-0000-0000-000000000000}"/>
             <w15:color w:val="808080"/>
             <w:text/>
-            <w:dataBinding w:prefixMappings="xmlns:ns0='urn:microsoft-dynamics-nav/reports/Standard_Sales_Draft_Invoice/1303/'" w:xpath="/ns0:NavWordReportXmlPart[1]/ns0:Header[1]/ns0:PaymentTermsDescription[1]"/>
           </w:sdtPr>
           <w:sdtContent>
             <w:tc>
               <w:tcPr>
-                <w:tcW w:w="2624" w:type="dxa"/>
+                <w:tcW w:w="1250" w:type="pct"/>
               </w:tcPr>
               <w:p>
                 <w:pPr>
-                  <w:rPr>
-                    <w:rFonts w:cs="Segoe UI" w:asciiTheme="minorHAnsi" w:hAnsiTheme="minorHAnsi"/>
-                    <w:color w:val="242424"/>
-                    <w:sz w:val="22"/>
-                    <w:szCs w:val="22"/>
-                  </w:rPr>
+                  <w:pStyle w:val="NoSpacing"/>
                 </w:pPr>
-                <w:proofErr w:type="spellStart"/>
                 <w:r>
-                  <w:rPr>
-                    <w:rFonts w:cs="Segoe UI" w:asciiTheme="minorHAnsi" w:hAnsiTheme="minorHAnsi"/>
-                    <w:color w:val="242424"/>
-                    <w:sz w:val="22"/>
-                    <w:szCs w:val="22"/>
-                  </w:rPr>
                   <w:t>PaymentTermsDescription</w:t>
                 </w:r>
-                <w:proofErr w:type="spellEnd"/>
               </w:p>
             </w:tc>
           </w:sdtContent>
         </w:sdt>
         <w:sdt>
           <w:sdtPr>
-            <w:rPr>
-              <w:rFonts w:cs="Segoe UI"/>
-              <w:color w:val="242424"/>
-              <w:sz w:val="22"/>
-              <w:szCs w:val="22"/>
-            </w:rPr>
             <w:alias w:val="ShipmentMethodDescription"/>
             <w:tag w:val="#BC:InsertDataItem,DataItems/Header/ShipmentMethodDescription"/>
-            <w:id w:val="-1663927754"/>
+            <w:id w:val="1823843542"/>
             <w:placeholder>
-              <w:docPart w:val="26ECB31989984FE5B6C3E646B042B8D4"/>
+              <w:docPart w:val="136AB2C7C6B5484EB5EE190C2876763D"/>
             </w:placeholder>
+            <w:dataBinding w:prefixMappings="&lt;xmlns:ns0='urn:microsoft-dynamics-nav/reports/Standard_Sales_Draft_Invoice/1303/' " w:xpath="/ns0:NavWordReportXmlPart[1]/ns0:Header[1]/ns0:ShipmentMethodDescription[1]" w:storeItemID="{00000000-0000-0000-0000-000000000000}"/>
             <w15:color w:val="808080"/>
             <w:text/>
-            <w:dataBinding w:prefixMappings="xmlns:ns0='urn:microsoft-dynamics-nav/reports/Standard_Sales_Draft_Invoice/1303/'" w:xpath="/ns0:NavWordReportXmlPart[1]/ns0:Header[1]/ns0:ShipmentMethodDescription[1]"/>
           </w:sdtPr>
           <w:sdtContent>
             <w:tc>
               <w:tcPr>
-                <w:tcW w:w="2625" w:type="dxa"/>
+                <w:tcW w:w="1250" w:type="pct"/>
               </w:tcPr>
               <w:p>
                 <w:pPr>
-                  <w:rPr>
-                    <w:rFonts w:cs="Segoe UI" w:asciiTheme="minorHAnsi" w:hAnsiTheme="minorHAnsi"/>
-                    <w:color w:val="242424"/>
-                    <w:sz w:val="22"/>
-                    <w:szCs w:val="22"/>
-                  </w:rPr>
+                  <w:pStyle w:val="NoSpacing"/>
                 </w:pPr>
-                <w:proofErr w:type="spellStart"/>
                 <w:r>
-                  <w:rPr>
-                    <w:rFonts w:cs="Segoe UI" w:asciiTheme="minorHAnsi" w:hAnsiTheme="minorHAnsi"/>
-                    <w:color w:val="242424"/>
-                    <w:sz w:val="22"/>
-                    <w:szCs w:val="22"/>
-                  </w:rPr>
                   <w:t>ShipmentMethodDescription</w:t>
                 </w:r>
-                <w:proofErr w:type="spellEnd"/>
               </w:p>
             </w:tc>
           </w:sdtContent>
         </w:sdt>
+        <w:tc>
+          <w:tcPr>
+            <w:tcW w:w="1250" w:type="pct"/>
+          </w:tcPr>
+          <w:p>
+            <w:pPr>
+              <w:pStyle w:val="NoSpacing"/>
+            </w:pPr>
+          </w:p>
+        </w:tc>
+        <w:tc>
+          <w:tcPr>
+            <w:tcW w:w="1250" w:type="pct"/>
+          </w:tcPr>
+          <w:p>
+            <w:pPr>
+              <w:pStyle w:val="NoSpacing"/>
+            </w:pPr>
+          </w:p>
+        </w:tc>
       </w:tr>
     </w:tbl>
-    <w:p>
-      <w:pPr>
-        <w:rPr>
-          <w:sz w:val="22"/>
-          <w:szCs w:val="22"/>
-        </w:rPr>
-      </w:pPr>
-    </w:p>
+    <w:p/>
     <w:tbl>
       <w:tblPr>
-        <w:tblStyle w:val="CLSequoiatablestyle021"/>
-        <w:tblW w:w="0" w:type="auto"/>
-        <w:tblLayout w:type="fixed"/>
-        <w:tblLook w:val="04A0" w:firstRow="1" w:lastRow="0" w:firstColumn="1" w:lastColumn="0" w:noHBand="0" w:noVBand="1"/>
+        <w:tblStyle w:val="BCDataTable"/>
+        <w:tblW w:w="5000" w:type="pct"/>
+        <w:tblLook w:val="0420" w:firstRow="1" w:lastRow="0" w:firstColumn="0" w:lastColumn="0" w:noHBand="0" w:noVBand="1"/>
         <w:tblCaption w:val="Data Table Block"/>
+        <w:tblDescription w:val="Document lines. Column headers in the first row."/>
       </w:tblPr>
       <w:tblGrid>
-        <w:gridCol w:w="810"/>
-        <w:gridCol w:w="2340"/>
-        <w:gridCol w:w="1170"/>
-        <w:gridCol w:w="810"/>
-        <w:gridCol w:w="1440"/>
-        <w:gridCol w:w="1350"/>
-        <w:gridCol w:w="990"/>
-        <w:gridCol w:w="1584"/>
+        <w:gridCol w:w="1172"/>
+        <w:gridCol w:w="1398"/>
+        <w:gridCol w:w="1230"/>
+        <w:gridCol w:w="1129"/>
+        <w:gridCol w:w="973"/>
+        <w:gridCol w:w="2010"/>
+        <w:gridCol w:w="1151"/>
+        <w:gridCol w:w="1431"/>
       </w:tblGrid>
       <w:tr>
         <w:trPr>
           <w:cnfStyle w:val="100000000000" w:firstRow="1" w:lastRow="0" w:firstColumn="0" w:lastColumn="0" w:oddVBand="0" w:evenVBand="0" w:oddHBand="0" w:evenHBand="0" w:firstRowFirstColumn="0" w:firstRowLastColumn="0" w:lastRowFirstColumn="0" w:lastRowLastColumn="0"/>
+          <w:cantSplit/>
           <w:trHeight w:val="490"/>
+          <w:tblHeader/>
         </w:trPr>
         <w:tc>
           <w:tcPr>
-            <w:cnfStyle w:val="001000000000" w:firstRow="0" w:lastRow="0" w:firstColumn="1" w:lastColumn="0" w:oddVBand="0" w:evenVBand="0" w:oddHBand="0" w:evenHBand="0" w:firstRowFirstColumn="0" w:firstRowLastColumn="0" w:lastRowFirstColumn="0" w:lastRowLastColumn="0"/>
-            <w:tcW w:w="810" w:type="dxa"/>
+            <w:tcW w:w="386" w:type="pct"/>
             <w:tcBorders>
-              <w:bottom w:val="single" w:color="auto" w:sz="4" w:space="0"/>
+              <w:bottom w:val="single" w:sz="4" w:space="0" w:color="auto"/>
             </w:tcBorders>
           </w:tcPr>
           <w:sdt>
             <w:sdtPr>
-              <w:rPr>
-                <w:rFonts w:ascii="Segoe UI Semibold" w:hAnsi="Segoe UI Semibold" w:cs="Segoe UI Semibold" w:eastAsiaTheme="minorHAnsi"/>
-                <w:sz w:val="22"/>
-                <w:szCs w:val="22"/>
-              </w:rPr>
               <w:alias w:val="ItemNo_Line_Lbl"/>
               <w:tag w:val="#BC:InsertDataItem,DataItems/Header/Line/ItemNo_Line_Lbl"/>
               <w:id w:val="2050642905"/>
               <w:placeholder>
                 <w:docPart w:val="E296DCA8A9DC429E92D0287F44C1681C"/>
               </w:placeholder>
-              <w:dataBinding w:prefixMappings="xmlns:ns0='urn:microsoft-dynamics-nav/reports/Standard_Sales_Draft_Invoice/1303/'" w:xpath="/ns0:NavWordReportXmlPart[1]/ns0:Header[1]/ns0:Line[1]/ns0:ItemNo_Line_Lbl[1]" w:storeItemID="{00000000-0000-0000-0000-000000000000}"/>
+              <w:dataBinding w:prefixMappings="&lt;xmlns:ns0='urn:microsoft-dynamics-nav/reports/Standard_Sales_Draft_Invoice/1303/' " w:xpath="/ns0:NavWordReportXmlPart[1]/ns0:Header[1]/ns0:Line[1]/ns0:ItemNo_Line_Lbl[1]" w:storeItemID="{00000000-0000-0000-0000-000000000000}"/>
               <w15:color w:val="808080"/>
               <w:text/>
             </w:sdtPr>
             <w:sdtContent>
               <w:p>
                 <w:pPr>
-                  <w:pStyle w:val="Heading2"/>
-                  <w:rPr>
-                    <w:rFonts w:ascii="Segoe UI Semibold" w:hAnsi="Segoe UI Semibold" w:cs="Segoe UI Semibold" w:eastAsiaTheme="minorHAnsi"/>
-                    <w:sz w:val="22"/>
-                    <w:szCs w:val="22"/>
-                  </w:rPr>
+                  <w:pStyle w:val="BCLabel"/>
                 </w:pPr>
-                <w:proofErr w:type="spellStart"/>
                 <w:r>
-                  <w:rPr>
-                    <w:rFonts w:ascii="Segoe UI Semibold" w:hAnsi="Segoe UI Semibold" w:cs="Segoe UI Semibold" w:eastAsiaTheme="minorHAnsi"/>
-                    <w:sz w:val="22"/>
-                    <w:szCs w:val="22"/>
-                  </w:rPr>
                   <w:t>ItemNo_Line_Lbl</w:t>
                 </w:r>
-                <w:proofErr w:type="spellEnd"/>
               </w:p>
             </w:sdtContent>
           </w:sdt>
         </w:tc>
         <w:sdt>
           <w:sdtPr>
-            <w:rPr>
-              <w:rFonts w:ascii="Segoe UI Semibold" w:hAnsi="Segoe UI Semibold" w:cs="Segoe UI Semibold"/>
-              <w:sz w:val="22"/>
-              <w:szCs w:val="22"/>
-            </w:rPr>
             <w:alias w:val="Description_Line_Lbl"/>
             <w:tag w:val="#BC:InsertDataItem,DataItems/Header/Line/Description_Line_Lbl"/>
             <w:id w:val="55748171"/>
             <w:placeholder>
               <w:docPart w:val="61409D5C2DD1470596A5D3202199220A"/>
             </w:placeholder>
-            <w:dataBinding w:prefixMappings="xmlns:ns0='urn:microsoft-dynamics-nav/reports/Standard_Sales_Draft_Invoice/1303/'" w:xpath="/ns0:NavWordReportXmlPart[1]/ns0:Header[1]/ns0:Line[1]/ns0:Description_Line_Lbl[1]" w:storeItemID="{00000000-0000-0000-0000-000000000000}"/>
+            <w:dataBinding w:prefixMappings="&lt;xmlns:ns0='urn:microsoft-dynamics-nav/reports/Standard_Sales_Draft_Invoice/1303/' " w:xpath="/ns0:NavWordReportXmlPart[1]/ns0:Header[1]/ns0:Line[1]/ns0:Description_Line_Lbl[1]" w:storeItemID="{00000000-0000-0000-0000-000000000000}"/>
             <w15:color w:val="808080"/>
             <w:text/>
           </w:sdtPr>
           <w:sdtContent>
             <w:tc>
               <w:tcPr>
-                <w:tcW w:w="2340" w:type="dxa"/>
+                <w:tcW w:w="1115" w:type="pct"/>
                 <w:tcBorders>
-                  <w:bottom w:val="single" w:color="auto" w:sz="4" w:space="0"/>
+                  <w:bottom w:val="single" w:sz="4" w:space="0" w:color="auto"/>
                 </w:tcBorders>
               </w:tcPr>
               <w:p>
                 <w:pPr>
-                  <w:pStyle w:val="Heading2"/>
-                  <w:cnfStyle w:val="100000000000" w:firstRow="1" w:lastRow="0" w:firstColumn="0" w:lastColumn="0" w:oddVBand="0" w:evenVBand="0" w:oddHBand="0" w:evenHBand="0" w:firstRowFirstColumn="0" w:firstRowLastColumn="0" w:lastRowFirstColumn="0" w:lastRowLastColumn="0"/>
-                  <w:rPr>
-                    <w:rFonts w:ascii="Segoe UI Semibold" w:hAnsi="Segoe UI Semibold" w:cs="Segoe UI Semibold"/>
-                    <w:sz w:val="22"/>
-                    <w:szCs w:val="22"/>
-                  </w:rPr>
+                  <w:pStyle w:val="BCLabel"/>
                 </w:pPr>
-                <w:proofErr w:type="spellStart"/>
                 <w:r>
-                  <w:rPr>
-                    <w:rFonts w:ascii="Segoe UI Semibold" w:hAnsi="Segoe UI Semibold" w:cs="Segoe UI Semibold"/>
-                    <w:sz w:val="22"/>
-                    <w:szCs w:val="22"/>
-                  </w:rPr>
                   <w:t>Description_Line_Lbl</w:t>
                 </w:r>
-                <w:proofErr w:type="spellEnd"/>
               </w:p>
             </w:tc>
           </w:sdtContent>
         </w:sdt>
         <w:sdt>
           <w:sdtPr>
-            <w:rPr>
-              <w:rFonts w:ascii="Segoe UI Semibold" w:hAnsi="Segoe UI Semibold" w:cs="Segoe UI Semibold"/>
-              <w:sz w:val="22"/>
-              <w:szCs w:val="22"/>
-            </w:rPr>
             <w:alias w:val="Quantity_Line_Lbl"/>
             <w:tag w:val="#BC:InsertDataItem,DataItems/Header/Line/Quantity_Line_Lbl"/>
             <w:id w:val="-278416351"/>
             <w:placeholder>
               <w:docPart w:val="EDFB51C7D55146B69D16B7FAABEF180D"/>
             </w:placeholder>
-            <w:dataBinding w:prefixMappings="xmlns:ns0='urn:microsoft-dynamics-nav/reports/Standard_Sales_Draft_Invoice/1303/'" w:xpath="/ns0:NavWordReportXmlPart[1]/ns0:Header[1]/ns0:Line[1]/ns0:Quantity_Line_Lbl[1]" w:storeItemID="{00000000-0000-0000-0000-000000000000}"/>
+            <w:dataBinding w:prefixMappings="&lt;xmlns:ns0='urn:microsoft-dynamics-nav/reports/Standard_Sales_Draft_Invoice/1303/' " w:xpath="/ns0:NavWordReportXmlPart[1]/ns0:Header[1]/ns0:Line[1]/ns0:Quantity_Line_Lbl[1]" w:storeItemID="{00000000-0000-0000-0000-000000000000}"/>
             <w15:color w:val="808080"/>
             <w:text/>
           </w:sdtPr>
           <w:sdtContent>
             <w:tc>
               <w:tcPr>
-                <w:tcW w:w="1170" w:type="dxa"/>
+                <w:tcW w:w="557" w:type="pct"/>
                 <w:tcBorders>
-                  <w:bottom w:val="single" w:color="auto" w:sz="4" w:space="0"/>
+                  <w:bottom w:val="single" w:sz="4" w:space="0" w:color="auto"/>
                 </w:tcBorders>
               </w:tcPr>
               <w:p>
                 <w:pPr>
-                  <w:pStyle w:val="Heading2"/>
+                  <w:pStyle w:val="BCLabelNumber"/>
                   <w:jc w:val="right"/>
-                  <w:cnfStyle w:val="100000000000" w:firstRow="1" w:lastRow="0" w:firstColumn="0" w:lastColumn="0" w:oddVBand="0" w:evenVBand="0" w:oddHBand="0" w:evenHBand="0" w:firstRowFirstColumn="0" w:firstRowLastColumn="0" w:lastRowFirstColumn="0" w:lastRowLastColumn="0"/>
-                  <w:rPr>
-                    <w:rFonts w:ascii="Segoe UI Semibold" w:hAnsi="Segoe UI Semibold" w:cs="Segoe UI Semibold"/>
-                    <w:sz w:val="22"/>
-                    <w:szCs w:val="22"/>
-                  </w:rPr>
                 </w:pPr>
-                <w:proofErr w:type="spellStart"/>
                 <w:r>
-                  <w:rPr>
-                    <w:rFonts w:ascii="Segoe UI Semibold" w:hAnsi="Segoe UI Semibold" w:cs="Segoe UI Semibold"/>
-                    <w:sz w:val="22"/>
-                    <w:szCs w:val="22"/>
-                  </w:rPr>
                   <w:t>Quantity_Line_Lbl</w:t>
                 </w:r>
-                <w:proofErr w:type="spellEnd"/>
               </w:p>
             </w:tc>
           </w:sdtContent>
         </w:sdt>
         <w:sdt>
           <w:sdtPr>
-            <w:rPr>
-              <w:rFonts w:ascii="Segoe UI Semibold" w:hAnsi="Segoe UI Semibold" w:cs="Segoe UI Semibold"/>
-              <w:sz w:val="22"/>
-              <w:szCs w:val="22"/>
-            </w:rPr>
             <w:alias w:val="Unit_Lbl"/>
             <w:tag w:val="#BC:InsertDataItem,DataItems/Header/Line/Unit_Lbl"/>
             <w:id w:val="1441568432"/>
             <w:placeholder>
               <w:docPart w:val="D9DA7959D49242FEB7699DD179A24CF6"/>
             </w:placeholder>
+            <w:dataBinding w:prefixMappings="&lt;xmlns:ns0='urn:microsoft-dynamics-nav/reports/Standard_Sales_Draft_Invoice/1303/' " w:xpath="/ns0:NavWordReportXmlPart[1]/ns0:Header[1]/ns0:Line[1]/ns0:Unit_Lbl[1]" w:storeItemID="{00000000-0000-0000-0000-000000000000}"/>
             <w15:color w:val="808080"/>
             <w:text/>
-            <w:dataBinding w:prefixMappings="xmlns:ns0='urn:microsoft-dynamics-nav/reports/Standard_Sales_Draft_Invoice/1303/'" w:xpath="/ns0:NavWordReportXmlPart[1]/ns0:Header[1]/ns0:Line[1]/ns0:Unit_Lbl[1]"/>
           </w:sdtPr>
           <w:sdtContent>
             <w:tc>
               <w:tcPr>
-                <w:tcW w:w="810" w:type="dxa"/>
+                <w:tcW w:w="386" w:type="pct"/>
                 <w:tcBorders>
-                  <w:bottom w:val="single" w:color="auto" w:sz="4" w:space="0"/>
+                  <w:bottom w:val="single" w:sz="4" w:space="0" w:color="auto"/>
                 </w:tcBorders>
               </w:tcPr>
               <w:p>
                 <w:pPr>
-                  <w:pStyle w:val="Heading2"/>
-                  <w:cnfStyle w:val="100000000000" w:firstRow="1" w:lastRow="0" w:firstColumn="0" w:lastColumn="0" w:oddVBand="0" w:evenVBand="0" w:oddHBand="0" w:evenHBand="0" w:firstRowFirstColumn="0" w:firstRowLastColumn="0" w:lastRowFirstColumn="0" w:lastRowLastColumn="0"/>
-                  <w:rPr>
-                    <w:rFonts w:ascii="Segoe UI Semibold" w:hAnsi="Segoe UI Semibold" w:cs="Segoe UI Semibold"/>
-                    <w:sz w:val="22"/>
-                    <w:szCs w:val="22"/>
-                  </w:rPr>
+                  <w:pStyle w:val="BCLabel"/>
                 </w:pPr>
-                <w:proofErr w:type="spellStart"/>
                 <w:r>
-                  <w:rPr>
-                    <w:rFonts w:ascii="Segoe UI Semibold" w:hAnsi="Segoe UI Semibold" w:cs="Segoe UI Semibold"/>
-                    <w:sz w:val="22"/>
-                    <w:szCs w:val="22"/>
-                  </w:rPr>
                   <w:t>Unit_Lbl</w:t>
                 </w:r>
-                <w:proofErr w:type="spellEnd"/>
               </w:p>
             </w:tc>
           </w:sdtContent>
         </w:sdt>
         <w:sdt>
           <w:sdtPr>
-            <w:rPr>
-              <w:rFonts w:ascii="Segoe UI Semibold" w:hAnsi="Segoe UI Semibold" w:cs="Segoe UI Semibold"/>
-              <w:sz w:val="22"/>
-              <w:szCs w:val="22"/>
-            </w:rPr>
             <w:alias w:val="UnitPrice_Lbl"/>
             <w:tag w:val="#BC:InsertDataItem,DataItems/Header/Line/UnitPrice_Lbl"/>
             <w:id w:val="-1044597726"/>
             <w:placeholder>
               <w:docPart w:val="DF2540F37D4442A4B0AE55302665588D"/>
             </w:placeholder>
-            <w:dataBinding w:prefixMappings="xmlns:ns0='urn:microsoft-dynamics-nav/reports/Standard_Sales_Draft_Invoice/1303/'" w:xpath="/ns0:NavWordReportXmlPart[1]/ns0:Header[1]/ns0:Line[1]/ns0:UnitPrice_Lbl[1]" w:storeItemID="{00000000-0000-0000-0000-000000000000}"/>
+            <w:dataBinding w:prefixMappings="&lt;xmlns:ns0='urn:microsoft-dynamics-nav/reports/Standard_Sales_Draft_Invoice/1303/' " w:xpath="/ns0:NavWordReportXmlPart[1]/ns0:Header[1]/ns0:Line[1]/ns0:UnitPrice_Lbl[1]" w:storeItemID="{00000000-0000-0000-0000-000000000000}"/>
             <w15:color w:val="808080"/>
             <w:text/>
           </w:sdtPr>
           <w:sdtContent>
             <w:tc>
               <w:tcPr>
-                <w:tcW w:w="1440" w:type="dxa"/>
+                <w:tcW w:w="686" w:type="pct"/>
                 <w:tcBorders>
-                  <w:bottom w:val="single" w:color="auto" w:sz="4" w:space="0"/>
+                  <w:bottom w:val="single" w:sz="4" w:space="0" w:color="auto"/>
                 </w:tcBorders>
               </w:tcPr>
               <w:p>
                 <w:pPr>
-                  <w:pStyle w:val="Heading2"/>
+                  <w:pStyle w:val="BCLabelNumber"/>
                   <w:jc w:val="right"/>
-                  <w:cnfStyle w:val="100000000000" w:firstRow="1" w:lastRow="0" w:firstColumn="0" w:lastColumn="0" w:oddVBand="0" w:evenVBand="0" w:oddHBand="0" w:evenHBand="0" w:firstRowFirstColumn="0" w:firstRowLastColumn="0" w:lastRowFirstColumn="0" w:lastRowLastColumn="0"/>
-                  <w:rPr>
-                    <w:rFonts w:ascii="Segoe UI Semibold" w:hAnsi="Segoe UI Semibold" w:cs="Segoe UI Semibold"/>
-                    <w:sz w:val="22"/>
-                    <w:szCs w:val="22"/>
-                  </w:rPr>
                 </w:pPr>
-                <w:proofErr w:type="spellStart"/>
                 <w:r>
-                  <w:rPr>
-                    <w:rFonts w:ascii="Segoe UI Semibold" w:hAnsi="Segoe UI Semibold" w:cs="Segoe UI Semibold"/>
-                    <w:sz w:val="22"/>
-                    <w:szCs w:val="22"/>
-                  </w:rPr>
                   <w:t>UnitPrice_Lbl</w:t>
                 </w:r>
-                <w:proofErr w:type="spellEnd"/>
               </w:p>
             </w:tc>
           </w:sdtContent>
         </w:sdt>
         <w:sdt>
           <w:sdtPr>
-            <w:rPr>
-              <w:rFonts w:ascii="Segoe UI Semibold" w:hAnsi="Segoe UI Semibold" w:cs="Segoe UI Semibold"/>
-              <w:sz w:val="22"/>
-              <w:szCs w:val="22"/>
-            </w:rPr>
             <w:alias w:val="SalesInvoiceLineDiscount_Lbl"/>
             <w:tag w:val="#BC:InsertDataItem,DataItems/Header/SalesInvoiceLineDiscount_Lbl"/>
             <w:id w:val="-264690703"/>
             <w:placeholder>
               <w:docPart w:val="D9DA7959D49242FEB7699DD179A24CF6"/>
             </w:placeholder>
+            <w:dataBinding w:prefixMappings="&lt;xmlns:ns0='urn:microsoft-dynamics-nav/reports/Standard_Sales_Draft_Invoice/1303/' " w:xpath="/ns0:NavWordReportXmlPart[1]/ns0:Header[1]/ns0:SalesInvoiceLineDiscount_Lbl[1]" w:storeItemID="{00000000-0000-0000-0000-000000000000}"/>
             <w15:color w:val="808080"/>
             <w:text/>
-            <w:dataBinding w:prefixMappings="xmlns:ns0='urn:microsoft-dynamics-nav/reports/Standard_Sales_Draft_Invoice/1303/'" w:xpath="/ns0:NavWordReportXmlPart[1]/ns0:Header[1]/ns0:SalesInvoiceLineDiscount_Lbl[1]"/>
           </w:sdtPr>
           <w:sdtContent>
             <w:tc>
               <w:tcPr>
-                <w:tcW w:w="1350" w:type="dxa"/>
+                <w:tcW w:w="643" w:type="pct"/>
                 <w:tcBorders>
-                  <w:bottom w:val="single" w:color="auto" w:sz="4" w:space="0"/>
+                  <w:bottom w:val="single" w:sz="4" w:space="0" w:color="auto"/>
                 </w:tcBorders>
               </w:tcPr>
               <w:p>
                 <w:pPr>
-                  <w:pStyle w:val="Heading2"/>
-                  <w:cnfStyle w:val="100000000000" w:firstRow="1" w:lastRow="0" w:firstColumn="0" w:lastColumn="0" w:oddVBand="0" w:evenVBand="0" w:oddHBand="0" w:evenHBand="0" w:firstRowFirstColumn="0" w:firstRowLastColumn="0" w:lastRowFirstColumn="0" w:lastRowLastColumn="0"/>
-                  <w:rPr>
-                    <w:rFonts w:ascii="Segoe UI Semibold" w:hAnsi="Segoe UI Semibold" w:cs="Segoe UI Semibold"/>
-                    <w:sz w:val="22"/>
-                    <w:szCs w:val="22"/>
-                  </w:rPr>
+                  <w:pStyle w:val="BCLabel"/>
                 </w:pPr>
-                <w:proofErr w:type="spellStart"/>
                 <w:r>
-                  <w:rPr>
-                    <w:rFonts w:ascii="Segoe UI Semibold" w:hAnsi="Segoe UI Semibold" w:cs="Segoe UI Semibold"/>
-                    <w:sz w:val="22"/>
-                    <w:szCs w:val="22"/>
-                  </w:rPr>
                   <w:t>SalesInvoiceLineDiscount_Lbl</w:t>
                 </w:r>
-                <w:proofErr w:type="spellEnd"/>
               </w:p>
             </w:tc>
           </w:sdtContent>
         </w:sdt>
         <w:sdt>
           <w:sdtPr>
-            <w:rPr>
-              <w:rFonts w:ascii="Segoe UI Semibold" w:hAnsi="Segoe UI Semibold" w:cs="Segoe UI Semibold"/>
-              <w:sz w:val="22"/>
-              <w:szCs w:val="22"/>
-            </w:rPr>
             <w:alias w:val="VATPct_Line_Lbl"/>
             <w:tag w:val="#BC:InsertDataItem,DataItems/Header/Line/VATPct_Line_Lbl"/>
             <w:id w:val="682009838"/>
             <w:placeholder>
               <w:docPart w:val="9BD0551EFCD94D9280B13E1CA4707333"/>
             </w:placeholder>
+            <w:dataBinding w:prefixMappings="&lt;xmlns:ns0='urn:microsoft-dynamics-nav/reports/Standard_Sales_Draft_Invoice/1303/' " w:xpath="/ns0:NavWordReportXmlPart[1]/ns0:Header[1]/ns0:Line[1]/ns0:VATPct_Line_Lbl[1]" w:storeItemID="{00000000-0000-0000-0000-000000000000}"/>
             <w15:color w:val="808080"/>
             <w:text/>
-            <w:dataBinding w:prefixMappings="xmlns:ns0='urn:microsoft-dynamics-nav/reports/Standard_Sales_Draft_Invoice/1303/'" w:xpath="/ns0:NavWordReportXmlPart[1]/ns0:Header[1]/ns0:Line[1]/ns0:VATPct_Line_Lbl[1]"/>
           </w:sdtPr>
           <w:sdtContent>
             <w:tc>
               <w:tcPr>
-                <w:tcW w:w="990" w:type="dxa"/>
+                <w:tcW w:w="472" w:type="pct"/>
                 <w:tcBorders>
-                  <w:bottom w:val="single" w:color="auto" w:sz="4" w:space="0"/>
+                  <w:bottom w:val="single" w:sz="4" w:space="0" w:color="auto"/>
                 </w:tcBorders>
               </w:tcPr>
               <w:p>
                 <w:pPr>
-                  <w:pStyle w:val="Heading2"/>
+                  <w:pStyle w:val="BCLabelNumber"/>
                   <w:jc w:val="right"/>
-                  <w:cnfStyle w:val="100000000000" w:firstRow="1" w:lastRow="0" w:firstColumn="0" w:lastColumn="0" w:oddVBand="0" w:evenVBand="0" w:oddHBand="0" w:evenHBand="0" w:firstRowFirstColumn="0" w:firstRowLastColumn="0" w:lastRowFirstColumn="0" w:lastRowLastColumn="0"/>
-                  <w:rPr>
-                    <w:rFonts w:ascii="Segoe UI Semibold" w:hAnsi="Segoe UI Semibold" w:cs="Segoe UI Semibold"/>
-                    <w:sz w:val="22"/>
-                    <w:szCs w:val="22"/>
-                  </w:rPr>
                 </w:pPr>
-                <w:proofErr w:type="spellStart"/>
                 <w:r>
-                  <w:rPr>
-                    <w:rFonts w:ascii="Segoe UI Semibold" w:hAnsi="Segoe UI Semibold" w:cs="Segoe UI Semibold"/>
-                    <w:sz w:val="22"/>
-                    <w:szCs w:val="22"/>
-                  </w:rPr>
                   <w:t>VATPct_Line_Lbl</w:t>
                 </w:r>
-                <w:proofErr w:type="spellEnd"/>
               </w:p>
             </w:tc>
           </w:sdtContent>
         </w:sdt>
         <w:sdt>
           <w:sdtPr>
-            <w:rPr>
-              <w:rFonts w:ascii="Segoe UI Semibold" w:hAnsi="Segoe UI Semibold" w:cs="Segoe UI Semibold"/>
-              <w:sz w:val="22"/>
-              <w:szCs w:val="22"/>
-            </w:rPr>
             <w:alias w:val="LineAmount_Line_Lbl"/>
             <w:tag w:val="#BC:InsertDataItem,DataItems/Header/Line/LineAmount_Line_Lbl"/>
             <w:id w:val="-812258216"/>
             <w:placeholder>
               <w:docPart w:val="056A1D7C4FFE4B3E8407CCCC9916055E"/>
             </w:placeholder>
-            <w:dataBinding w:prefixMappings="xmlns:ns0='urn:microsoft-dynamics-nav/reports/Standard_Sales_Draft_Invoice/1303/'" w:xpath="/ns0:NavWordReportXmlPart[1]/ns0:Header[1]/ns0:Line[1]/ns0:LineAmount_Line_Lbl[1]" w:storeItemID="{00000000-0000-0000-0000-000000000000}"/>
+            <w:dataBinding w:prefixMappings="&lt;xmlns:ns0='urn:microsoft-dynamics-nav/reports/Standard_Sales_Draft_Invoice/1303/' " w:xpath="/ns0:NavWordReportXmlPart[1]/ns0:Header[1]/ns0:Line[1]/ns0:LineAmount_Line_Lbl[1]" w:storeItemID="{00000000-0000-0000-0000-000000000000}"/>
             <w15:color w:val="808080"/>
             <w:text/>
           </w:sdtPr>
           <w:sdtContent>
             <w:tc>
               <w:tcPr>
-                <w:tcW w:w="1584" w:type="dxa"/>
+                <w:tcW w:w="755" w:type="pct"/>
                 <w:tcBorders>
-                  <w:bottom w:val="single" w:color="auto" w:sz="4" w:space="0"/>
+                  <w:bottom w:val="single" w:sz="4" w:space="0" w:color="auto"/>
                 </w:tcBorders>
               </w:tcPr>
               <w:p>
                 <w:pPr>
-                  <w:pStyle w:val="Heading2"/>
+                  <w:pStyle w:val="BCLabelNumber"/>
                   <w:jc w:val="right"/>
-                  <w:cnfStyle w:val="100000000000" w:firstRow="1" w:lastRow="0" w:firstColumn="0" w:lastColumn="0" w:oddVBand="0" w:evenVBand="0" w:oddHBand="0" w:evenHBand="0" w:firstRowFirstColumn="0" w:firstRowLastColumn="0" w:lastRowFirstColumn="0" w:lastRowLastColumn="0"/>
-                  <w:rPr>
-                    <w:rFonts w:ascii="Segoe UI Semibold" w:hAnsi="Segoe UI Semibold" w:cs="Segoe UI Semibold"/>
-                    <w:sz w:val="22"/>
-                    <w:szCs w:val="22"/>
-                  </w:rPr>
                 </w:pPr>
-                <w:proofErr w:type="spellStart"/>
                 <w:r>
-                  <w:rPr>
-                    <w:rFonts w:ascii="Segoe UI Semibold" w:hAnsi="Segoe UI Semibold" w:cs="Segoe UI Semibold"/>
-                    <w:sz w:val="22"/>
-                    <w:szCs w:val="22"/>
-                  </w:rPr>
                   <w:t>LineAmount_Line_Lbl</w:t>
                 </w:r>
-                <w:proofErr w:type="spellEnd"/>
               </w:p>
             </w:tc>
           </w:sdtContent>
@@ -1755,175 +1377,113 @@
       <w:tr>
         <w:trPr>
           <w:cnfStyle w:val="000000100000" w:firstRow="0" w:lastRow="0" w:firstColumn="0" w:lastColumn="0" w:oddVBand="0" w:evenVBand="0" w:oddHBand="1" w:evenHBand="0" w:firstRowFirstColumn="0" w:firstRowLastColumn="0" w:lastRowFirstColumn="0" w:lastRowLastColumn="0"/>
-          <w:trHeight w:val="245" w:hRule="exact"/>
+          <w:cantSplit/>
+          <w:trHeight w:val="245"/>
         </w:trPr>
         <w:tc>
           <w:tcPr>
-            <w:cnfStyle w:val="001000000000" w:firstRow="0" w:lastRow="0" w:firstColumn="1" w:lastColumn="0" w:oddVBand="0" w:evenVBand="0" w:oddHBand="0" w:evenHBand="0" w:firstRowFirstColumn="0" w:firstRowLastColumn="0" w:lastRowFirstColumn="0" w:lastRowLastColumn="0"/>
-            <w:tcW w:w="810" w:type="dxa"/>
+            <w:tcW w:w="386" w:type="pct"/>
             <w:tcBorders>
-              <w:top w:val="single" w:color="auto" w:sz="4" w:space="0"/>
+              <w:top w:val="single" w:sz="4" w:space="0" w:color="auto"/>
             </w:tcBorders>
           </w:tcPr>
           <w:p>
             <w:pPr>
-              <w:rPr>
-                <w:rFonts w:ascii="Segoe UI Semibold" w:hAnsi="Segoe UI Semibold" w:cs="Segoe UI Semibold"/>
-                <w:b/>
-                <w:sz w:val="22"/>
-                <w:szCs w:val="22"/>
-                <w:lang w:val="en-US" w:eastAsia="en-US"/>
-              </w:rPr>
+              <w:pStyle w:val="NoSpacing"/>
             </w:pPr>
           </w:p>
         </w:tc>
         <w:tc>
           <w:tcPr>
-            <w:tcW w:w="2340" w:type="dxa"/>
+            <w:tcW w:w="1115" w:type="pct"/>
             <w:tcBorders>
-              <w:top w:val="single" w:color="auto" w:sz="4" w:space="0"/>
+              <w:top w:val="single" w:sz="4" w:space="0" w:color="auto"/>
             </w:tcBorders>
           </w:tcPr>
           <w:p>
             <w:pPr>
-              <w:cnfStyle w:val="000000100000" w:firstRow="0" w:lastRow="0" w:firstColumn="0" w:lastColumn="0" w:oddVBand="0" w:evenVBand="0" w:oddHBand="1" w:evenHBand="0" w:firstRowFirstColumn="0" w:firstRowLastColumn="0" w:lastRowFirstColumn="0" w:lastRowLastColumn="0"/>
-              <w:rPr>
-                <w:rFonts w:ascii="Segoe UI Semibold" w:hAnsi="Segoe UI Semibold" w:cs="Segoe UI Semibold"/>
-                <w:b/>
-                <w:bCs/>
-                <w:sz w:val="22"/>
-                <w:szCs w:val="22"/>
-                <w:lang w:val="en-US" w:eastAsia="en-US"/>
-              </w:rPr>
+              <w:pStyle w:val="NoSpacing"/>
             </w:pPr>
           </w:p>
         </w:tc>
         <w:tc>
           <w:tcPr>
-            <w:tcW w:w="1170" w:type="dxa"/>
+            <w:tcW w:w="557" w:type="pct"/>
             <w:tcBorders>
-              <w:top w:val="single" w:color="auto" w:sz="4" w:space="0"/>
+              <w:top w:val="single" w:sz="4" w:space="0" w:color="auto"/>
             </w:tcBorders>
           </w:tcPr>
           <w:p>
             <w:pPr>
-              <w:cnfStyle w:val="000000100000" w:firstRow="0" w:lastRow="0" w:firstColumn="0" w:lastColumn="0" w:oddVBand="0" w:evenVBand="0" w:oddHBand="1" w:evenHBand="0" w:firstRowFirstColumn="0" w:firstRowLastColumn="0" w:lastRowFirstColumn="0" w:lastRowLastColumn="0"/>
-              <w:rPr>
-                <w:rFonts w:ascii="Segoe UI Semibold" w:hAnsi="Segoe UI Semibold" w:cs="Segoe UI Semibold"/>
-                <w:b/>
-                <w:bCs/>
-                <w:sz w:val="22"/>
-                <w:szCs w:val="22"/>
-                <w:lang w:val="en-US" w:eastAsia="en-US"/>
-              </w:rPr>
+              <w:pStyle w:val="NoSpacing"/>
             </w:pPr>
           </w:p>
         </w:tc>
         <w:tc>
           <w:tcPr>
-            <w:tcW w:w="810" w:type="dxa"/>
+            <w:tcW w:w="386" w:type="pct"/>
             <w:tcBorders>
-              <w:top w:val="single" w:color="auto" w:sz="4" w:space="0"/>
+              <w:top w:val="single" w:sz="4" w:space="0" w:color="auto"/>
             </w:tcBorders>
           </w:tcPr>
           <w:p>
             <w:pPr>
-              <w:cnfStyle w:val="000000100000" w:firstRow="0" w:lastRow="0" w:firstColumn="0" w:lastColumn="0" w:oddVBand="0" w:evenVBand="0" w:oddHBand="1" w:evenHBand="0" w:firstRowFirstColumn="0" w:firstRowLastColumn="0" w:lastRowFirstColumn="0" w:lastRowLastColumn="0"/>
-              <w:rPr>
-                <w:rFonts w:ascii="Segoe UI Semibold" w:hAnsi="Segoe UI Semibold" w:cs="Segoe UI Semibold"/>
-                <w:b/>
-                <w:bCs/>
-                <w:sz w:val="22"/>
-                <w:szCs w:val="22"/>
-                <w:lang w:val="en-US" w:eastAsia="en-US"/>
-              </w:rPr>
+              <w:pStyle w:val="NoSpacing"/>
             </w:pPr>
           </w:p>
         </w:tc>
         <w:tc>
           <w:tcPr>
-            <w:tcW w:w="1440" w:type="dxa"/>
+            <w:tcW w:w="686" w:type="pct"/>
             <w:tcBorders>
-              <w:top w:val="single" w:color="auto" w:sz="4" w:space="0"/>
+              <w:top w:val="single" w:sz="4" w:space="0" w:color="auto"/>
             </w:tcBorders>
           </w:tcPr>
           <w:p>
             <w:pPr>
-              <w:cnfStyle w:val="000000100000" w:firstRow="0" w:lastRow="0" w:firstColumn="0" w:lastColumn="0" w:oddVBand="0" w:evenVBand="0" w:oddHBand="1" w:evenHBand="0" w:firstRowFirstColumn="0" w:firstRowLastColumn="0" w:lastRowFirstColumn="0" w:lastRowLastColumn="0"/>
-              <w:rPr>
-                <w:rFonts w:ascii="Segoe UI Semibold" w:hAnsi="Segoe UI Semibold" w:cs="Segoe UI Semibold"/>
-                <w:b/>
-                <w:bCs/>
-                <w:sz w:val="22"/>
-                <w:szCs w:val="22"/>
-                <w:lang w:val="en-US" w:eastAsia="en-US"/>
-              </w:rPr>
+              <w:pStyle w:val="NoSpacing"/>
             </w:pPr>
           </w:p>
         </w:tc>
         <w:tc>
           <w:tcPr>
-            <w:tcW w:w="1350" w:type="dxa"/>
+            <w:tcW w:w="643" w:type="pct"/>
             <w:tcBorders>
-              <w:top w:val="single" w:color="auto" w:sz="4" w:space="0"/>
+              <w:top w:val="single" w:sz="4" w:space="0" w:color="auto"/>
             </w:tcBorders>
           </w:tcPr>
           <w:p>
             <w:pPr>
+              <w:pStyle w:val="BCNumber"/>
               <w:jc w:val="right"/>
-              <w:cnfStyle w:val="000000100000" w:firstRow="0" w:lastRow="0" w:firstColumn="0" w:lastColumn="0" w:oddVBand="0" w:evenVBand="0" w:oddHBand="1" w:evenHBand="0" w:firstRowFirstColumn="0" w:firstRowLastColumn="0" w:lastRowFirstColumn="0" w:lastRowLastColumn="0"/>
-              <w:rPr>
-                <w:rFonts w:ascii="Segoe UI Semibold" w:hAnsi="Segoe UI Semibold" w:cs="Segoe UI Semibold"/>
-                <w:b/>
-                <w:bCs/>
-                <w:sz w:val="22"/>
-                <w:szCs w:val="22"/>
-                <w:lang w:val="en-US" w:eastAsia="en-US"/>
-              </w:rPr>
             </w:pPr>
           </w:p>
         </w:tc>
         <w:tc>
           <w:tcPr>
-            <w:tcW w:w="990" w:type="dxa"/>
+            <w:tcW w:w="472" w:type="pct"/>
             <w:tcBorders>
-              <w:top w:val="single" w:color="auto" w:sz="4" w:space="0"/>
+              <w:top w:val="single" w:sz="4" w:space="0" w:color="auto"/>
             </w:tcBorders>
           </w:tcPr>
           <w:p>
             <w:pPr>
+              <w:pStyle w:val="BCNumber"/>
               <w:jc w:val="right"/>
-              <w:cnfStyle w:val="000000100000" w:firstRow="0" w:lastRow="0" w:firstColumn="0" w:lastColumn="0" w:oddVBand="0" w:evenVBand="0" w:oddHBand="1" w:evenHBand="0" w:firstRowFirstColumn="0" w:firstRowLastColumn="0" w:lastRowFirstColumn="0" w:lastRowLastColumn="0"/>
-              <w:rPr>
-                <w:rFonts w:ascii="Segoe UI Semibold" w:hAnsi="Segoe UI Semibold" w:cs="Segoe UI Semibold"/>
-                <w:b/>
-                <w:bCs/>
-                <w:sz w:val="22"/>
-                <w:szCs w:val="22"/>
-                <w:lang w:val="en-US" w:eastAsia="en-US"/>
-              </w:rPr>
             </w:pPr>
           </w:p>
         </w:tc>
         <w:tc>
           <w:tcPr>
-            <w:tcW w:w="1584" w:type="dxa"/>
+            <w:tcW w:w="755" w:type="pct"/>
             <w:tcBorders>
-              <w:top w:val="single" w:color="auto" w:sz="4" w:space="0"/>
+              <w:top w:val="single" w:sz="4" w:space="0" w:color="auto"/>
             </w:tcBorders>
           </w:tcPr>
           <w:p>
             <w:pPr>
+              <w:pStyle w:val="BCNumber"/>
               <w:jc w:val="right"/>
-              <w:cnfStyle w:val="000000100000" w:firstRow="0" w:lastRow="0" w:firstColumn="0" w:lastColumn="0" w:oddVBand="0" w:evenVBand="0" w:oddHBand="1" w:evenHBand="0" w:firstRowFirstColumn="0" w:firstRowLastColumn="0" w:lastRowFirstColumn="0" w:lastRowLastColumn="0"/>
-              <w:rPr>
-                <w:rFonts w:ascii="Segoe UI Semibold" w:hAnsi="Segoe UI Semibold" w:cs="Segoe UI Semibold"/>
-                <w:b/>
-                <w:bCs/>
-                <w:sz w:val="22"/>
-                <w:szCs w:val="22"/>
-                <w:lang w:val="en-US" w:eastAsia="en-US"/>
-              </w:rPr>
             </w:pPr>
           </w:p>
         </w:tc>
@@ -1931,13 +1491,7 @@
       <w:sdt>
         <w:sdtPr>
           <w:rPr>
-            <w:rFonts w:cs="Arial" w:asciiTheme="minorHAnsi" w:hAnsiTheme="minorHAnsi" w:eastAsiaTheme="minorEastAsia"/>
-            <w:bCs w:val="0"/>
-            <w:kern w:val="2"/>
-            <w:sz w:val="22"/>
-            <w:szCs w:val="22"/>
-            <w:lang w:val="en-US" w:eastAsia="en-US"/>
-            <w14:ligatures w14:val="standardContextual"/>
+            <w14:numSpacing w14:val="tabular"/>
           </w:rPr>
           <w:alias w:val="Repeater: Line"/>
           <w:tag w:val="#BC:InsertRepeater,DataItems/Header/Line"/>
@@ -1945,593 +1499,385 @@
           <w:placeholder>
             <w:docPart w:val="1A6012C7DA9A4ADAA0DE941707E46F2E"/>
           </w:placeholder>
+          <w15:dataBinding w:prefixMappings="&lt;xmlns:ns0='urn:microsoft-dynamics-nav/reports/Standard_Sales_Draft_Invoice/1303/' " w:xpath="/ns0:NavWordReportXmlPart[1]/ns0:Header[1]/ns0:Line" w:storeItemID="{00000000-0000-0000-0000-000000000000}"/>
           <w15:color w:val="808080"/>
+          <w15:repeatingSection/>
         </w:sdtPr>
-        <w:sdtEndPr>
-          <w:rPr>
-            <w:rFonts w:cstheme="minorBidi"/>
-            <w:lang w:val="en-DK" w:eastAsia="en-DK"/>
-          </w:rPr>
-        </w:sdtEndPr>
         <w:sdtContent>
-          <w:tr>
-            <w:trPr>
-              <w:cnfStyle w:val="000000010000" w:firstRow="0" w:lastRow="0" w:firstColumn="0" w:lastColumn="0" w:oddVBand="0" w:evenVBand="0" w:oddHBand="0" w:evenHBand="1" w:firstRowFirstColumn="0" w:firstRowLastColumn="0" w:lastRowFirstColumn="0" w:lastRowLastColumn="0"/>
-              <w:trHeight w:val="490"/>
-            </w:trPr>
-            <w:sdt>
-              <w:sdtPr>
-                <w:rPr>
-                  <w:rFonts w:cs="Arial" w:asciiTheme="minorHAnsi" w:hAnsiTheme="minorHAnsi" w:eastAsiaTheme="minorEastAsia"/>
-                  <w:bCs w:val="0"/>
-                  <w:kern w:val="2"/>
-                  <w:sz w:val="22"/>
-                  <w:szCs w:val="22"/>
-                  <w:lang w:val="en-US" w:eastAsia="en-US"/>
-                  <w14:ligatures w14:val="standardContextual"/>
-                </w:rPr>
-                <w:alias w:val="ItemNo_Line"/>
-                <w:tag w:val="#BC:InsertDataItem,DataItems/Header/Line/ItemNo_Line"/>
-                <w:id w:val="1767953054"/>
-                <w:placeholder>
-                  <w:docPart w:val="AE56A3B0DF61430B97B708A1D87EE983"/>
-                </w:placeholder>
-                <w:dataBinding w:prefixMappings="xmlns:ns0='urn:microsoft-dynamics-nav/reports/Standard_Sales_Draft_Invoice/1303/'" w:xpath="/ns0:NavWordReportXmlPart[1]/ns0:Header[1]/ns0:Line[1]/ns0:ItemNo_Line[1]" w:storeItemID="{00000000-0000-0000-0000-000000000000}"/>
-                <w15:color w:val="808080"/>
-                <w:text/>
-              </w:sdtPr>
-              <w:sdtEndPr>
-                <w:rPr>
-                  <w:rFonts w:ascii="Segoe UI" w:hAnsi="Segoe UI" w:eastAsia="Aptos"/>
-                  <w:kern w:val="0"/>
-                  <w14:ligatures w14:val="none"/>
-                </w:rPr>
-              </w:sdtEndPr>
-              <w:sdtContent>
-                <w:tc>
-                  <w:tcPr>
-                    <w:cnfStyle w:val="001000000000" w:firstRow="0" w:lastRow="0" w:firstColumn="1" w:lastColumn="0" w:oddVBand="0" w:evenVBand="0" w:oddHBand="0" w:evenHBand="0" w:firstRowFirstColumn="0" w:firstRowLastColumn="0" w:lastRowFirstColumn="0" w:lastRowLastColumn="0"/>
-                    <w:tcW w:w="810" w:type="dxa"/>
-                    <w:vAlign w:val="center"/>
-                  </w:tcPr>
-                  <w:p>
-                    <w:pPr>
-                      <w:rPr>
-                        <w:rFonts w:cs="Arial" w:asciiTheme="minorHAnsi" w:hAnsiTheme="minorHAnsi"/>
-                        <w:sz w:val="22"/>
-                        <w:szCs w:val="22"/>
-                        <w:lang w:val="en-US" w:eastAsia="en-US"/>
-                      </w:rPr>
-                    </w:pPr>
-                    <w:proofErr w:type="spellStart"/>
-                    <w:r>
-                      <w:rPr>
-                        <w:rFonts w:cs="Arial" w:asciiTheme="minorHAnsi" w:hAnsiTheme="minorHAnsi"/>
-                        <w:sz w:val="22"/>
-                        <w:szCs w:val="22"/>
-                        <w:lang w:val="en-US" w:eastAsia="en-US"/>
-                      </w:rPr>
-                      <w:t>ItemNo_Line</w:t>
-                    </w:r>
-                    <w:proofErr w:type="spellEnd"/>
-                  </w:p>
-                </w:tc>
-              </w:sdtContent>
-            </w:sdt>
-            <w:sdt>
-              <w:sdtPr>
-                <w:rPr>
-                  <w:rFonts w:cs="Arial"/>
-                  <w:sz w:val="22"/>
-                  <w:szCs w:val="22"/>
-                  <w:lang w:eastAsia="en-US"/>
-                </w:rPr>
-                <w:alias w:val="Description_Line"/>
-                <w:tag w:val="#BC:InsertDataItem,DataItems/Header/Line/Description_Line"/>
-                <w:id w:val="1393535743"/>
-                <w:placeholder>
-                  <w:docPart w:val="A7110E13B17B4E8795ED309434AF40FA"/>
-                </w:placeholder>
-                <w:dataBinding w:prefixMappings="xmlns:ns0='urn:microsoft-dynamics-nav/reports/Standard_Sales_Draft_Invoice/1303/'" w:xpath="/ns0:NavWordReportXmlPart[1]/ns0:Header[1]/ns0:Line[1]/ns0:Description_Line[1]" w:storeItemID="{00000000-0000-0000-0000-000000000000}"/>
-                <w15:color w:val="808080"/>
-                <w:text/>
-              </w:sdtPr>
-              <w:sdtContent>
-                <w:tc>
-                  <w:tcPr>
-                    <w:tcW w:w="2340" w:type="dxa"/>
-                    <w:vAlign w:val="center"/>
-                  </w:tcPr>
-                  <w:p>
-                    <w:pPr>
-                      <w:cnfStyle w:val="000000010000" w:firstRow="0" w:lastRow="0" w:firstColumn="0" w:lastColumn="0" w:oddVBand="0" w:evenVBand="0" w:oddHBand="0" w:evenHBand="1" w:firstRowFirstColumn="0" w:firstRowLastColumn="0" w:lastRowFirstColumn="0" w:lastRowLastColumn="0"/>
-                      <w:rPr>
-                        <w:rFonts w:cs="Arial" w:asciiTheme="minorHAnsi" w:hAnsiTheme="minorHAnsi"/>
-                        <w:sz w:val="22"/>
-                        <w:szCs w:val="22"/>
-                        <w:lang w:eastAsia="en-US"/>
-                      </w:rPr>
-                    </w:pPr>
-                    <w:proofErr w:type="spellStart"/>
-                    <w:r>
-                      <w:rPr>
-                        <w:rFonts w:cs="Arial" w:asciiTheme="minorHAnsi" w:hAnsiTheme="minorHAnsi"/>
-                        <w:sz w:val="22"/>
-                        <w:szCs w:val="22"/>
-                        <w:lang w:eastAsia="en-US"/>
-                      </w:rPr>
-                      <w:t>Description_Line</w:t>
-                    </w:r>
-                    <w:proofErr w:type="spellEnd"/>
-                  </w:p>
-                </w:tc>
-              </w:sdtContent>
-            </w:sdt>
-            <w:sdt>
-              <w:sdtPr>
-                <w:rPr>
-                  <w:rFonts w:cs="Arial"/>
-                  <w:sz w:val="22"/>
-                  <w:szCs w:val="22"/>
-                  <w:lang w:val="en-US" w:eastAsia="en-US"/>
-                </w:rPr>
-                <w:alias w:val="Quantity_Line"/>
-                <w:tag w:val="#BC:InsertDataItem,DataItems/Header/Line/Quantity_Line"/>
-                <w:id w:val="1672756728"/>
-                <w:placeholder>
-                  <w:docPart w:val="5E0061AB86694D8C83847F6B94C92210"/>
-                </w:placeholder>
-                <w:dataBinding w:prefixMappings="xmlns:ns0='urn:microsoft-dynamics-nav/reports/Standard_Sales_Draft_Invoice/1303/'" w:xpath="/ns0:NavWordReportXmlPart[1]/ns0:Header[1]/ns0:Line[1]/ns0:Quantity_Line[1]" w:storeItemID="{00000000-0000-0000-0000-000000000000}"/>
-                <w15:color w:val="808080"/>
-                <w:text/>
-              </w:sdtPr>
-              <w:sdtContent>
-                <w:tc>
-                  <w:tcPr>
-                    <w:tcW w:w="1170" w:type="dxa"/>
-                    <w:vAlign w:val="center"/>
-                  </w:tcPr>
-                  <w:p>
-                    <w:pPr>
-                      <w:jc w:val="right"/>
-                      <w:cnfStyle w:val="000000010000" w:firstRow="0" w:lastRow="0" w:firstColumn="0" w:lastColumn="0" w:oddVBand="0" w:evenVBand="0" w:oddHBand="0" w:evenHBand="1" w:firstRowFirstColumn="0" w:firstRowLastColumn="0" w:lastRowFirstColumn="0" w:lastRowLastColumn="0"/>
-                      <w:rPr>
-                        <w:rFonts w:cs="Arial" w:asciiTheme="minorHAnsi" w:hAnsiTheme="minorHAnsi"/>
-                        <w:sz w:val="22"/>
-                        <w:szCs w:val="22"/>
-                        <w:lang w:val="en-US" w:eastAsia="en-US"/>
-                      </w:rPr>
-                    </w:pPr>
-                    <w:proofErr w:type="spellStart"/>
-                    <w:r>
-                      <w:rPr>
-                        <w:rFonts w:cs="Arial" w:asciiTheme="minorHAnsi" w:hAnsiTheme="minorHAnsi"/>
-                        <w:sz w:val="22"/>
-                        <w:szCs w:val="22"/>
-                        <w:lang w:val="en-US" w:eastAsia="en-US"/>
-                      </w:rPr>
-                      <w:t>Quantity_Line</w:t>
-                    </w:r>
-                    <w:proofErr w:type="spellEnd"/>
-                  </w:p>
-                </w:tc>
-              </w:sdtContent>
-            </w:sdt>
-            <w:sdt>
-              <w:sdtPr>
-                <w:rPr>
-                  <w:sz w:val="22"/>
-                  <w:szCs w:val="22"/>
-                </w:rPr>
-                <w:alias w:val="UnitOfMeasure"/>
-                <w:tag w:val="#BC:InsertDataItem,DataItems/Header/Line/UnitOfMeasure"/>
-                <w:id w:val="-2053294236"/>
-                <w:placeholder>
-                  <w:docPart w:val="16AF7DA10FEF4553B4203AE40068DB5E"/>
-                </w:placeholder>
-                <w15:color w:val="808080"/>
-                <w:text/>
-                <w:dataBinding w:prefixMappings="xmlns:ns0='urn:microsoft-dynamics-nav/reports/Standard_Sales_Draft_Invoice/1303/'" w:xpath="/ns0:NavWordReportXmlPart[1]/ns0:Header[1]/ns0:Line[1]/ns0:UnitOfMeasure[1]"/>
-              </w:sdtPr>
-              <w:sdtContent>
-                <w:tc>
-                  <w:tcPr>
-                    <w:tcW w:w="810" w:type="dxa"/>
-                    <w:vAlign w:val="center"/>
-                  </w:tcPr>
-                  <w:p>
-                    <w:pPr>
-                      <w:cnfStyle w:val="000000010000" w:firstRow="0" w:lastRow="0" w:firstColumn="0" w:lastColumn="0" w:oddVBand="0" w:evenVBand="0" w:oddHBand="0" w:evenHBand="1" w:firstRowFirstColumn="0" w:firstRowLastColumn="0" w:lastRowFirstColumn="0" w:lastRowLastColumn="0"/>
-                      <w:rPr>
-                        <w:rFonts w:asciiTheme="minorHAnsi" w:hAnsiTheme="minorHAnsi"/>
-                        <w:sz w:val="22"/>
-                        <w:szCs w:val="22"/>
-                      </w:rPr>
-                    </w:pPr>
-                    <w:proofErr w:type="spellStart"/>
-                    <w:r>
-                      <w:rPr>
-                        <w:rFonts w:asciiTheme="minorHAnsi" w:hAnsiTheme="minorHAnsi"/>
-                        <w:sz w:val="22"/>
-                        <w:szCs w:val="22"/>
-                      </w:rPr>
-                      <w:t>UnitOfMeasure</w:t>
-                    </w:r>
-                    <w:proofErr w:type="spellEnd"/>
-                  </w:p>
-                </w:tc>
-              </w:sdtContent>
-            </w:sdt>
-            <w:tc>
-              <w:tcPr>
-                <w:tcW w:w="1440" w:type="dxa"/>
-                <w:vAlign w:val="center"/>
-              </w:tcPr>
-              <w:p>
-                <w:pPr>
-                  <w:jc w:val="right"/>
+          <w:sdt>
+            <w:sdtPr>
+              <w:rPr>
+                <w14:numSpacing w14:val="tabular"/>
+              </w:rPr>
+              <w:id w:val="-923414642"/>
+              <w15:color w:val="808080"/>
+              <w15:repeatingSectionItem/>
+            </w:sdtPr>
+            <w:sdtContent>
+              <w:tr>
+                <w:trPr>
                   <w:cnfStyle w:val="000000010000" w:firstRow="0" w:lastRow="0" w:firstColumn="0" w:lastColumn="0" w:oddVBand="0" w:evenVBand="0" w:oddHBand="0" w:evenHBand="1" w:firstRowFirstColumn="0" w:firstRowLastColumn="0" w:lastRowFirstColumn="0" w:lastRowLastColumn="0"/>
-                  <w:rPr>
-                    <w:rFonts w:cs="Arial" w:asciiTheme="minorHAnsi" w:hAnsiTheme="minorHAnsi"/>
-                    <w:sz w:val="22"/>
-                    <w:szCs w:val="22"/>
-                    <w:lang w:val="en-US" w:eastAsia="en-US"/>
-                  </w:rPr>
-                </w:pPr>
+                  <w:cantSplit/>
+                  <w:trHeight w:val="490"/>
+                </w:trPr>
                 <w:sdt>
                   <w:sdtPr>
                     <w:rPr>
-                      <w:sz w:val="22"/>
-                      <w:szCs w:val="22"/>
+                      <w14:numSpacing w14:val="tabular"/>
                     </w:rPr>
-                    <w:alias w:val="UnitPrice"/>
-                    <w:tag w:val="#BC:InsertDataItem,DataItems/Header/Line/UnitPrice"/>
-                    <w:id w:val="-1253814634"/>
+                    <w:alias w:val="ItemNo_Line"/>
+                    <w:tag w:val="#BC:InsertDataItem,DataItems/Header/Line/ItemNo_Line"/>
+                    <w:id w:val="1767953054"/>
                     <w:placeholder>
-                      <w:docPart w:val="11820C45F60D4A9081C166C95A472E19"/>
+                      <w:docPart w:val="AE56A3B0DF61430B97B708A1D87EE983"/>
                     </w:placeholder>
-                    <w:dataBinding w:prefixMappings="xmlns:ns0='urn:microsoft-dynamics-nav/reports/Standard_Sales_Draft_Invoice/1303/'" w:xpath="/ns0:NavWordReportXmlPart[1]/ns0:Header[1]/ns0:Line[1]/ns0:UnitPrice[1]" w:storeItemID="{00000000-0000-0000-0000-000000000000}"/>
+                    <w:dataBinding w:prefixMappings="&lt;xmlns:ns0='urn:microsoft-dynamics-nav/reports/Standard_Sales_Draft_Invoice/1303/' " w:xpath="/ns0:NavWordReportXmlPart[1]/ns0:Header[1]/ns0:Line[1]/ns0:ItemNo_Line[1]" w:storeItemID="{00000000-0000-0000-0000-000000000000}"/>
+                    <w15:color w:val="808080"/>
+                    <w:text/>
+                  </w:sdtPr>
+                  <w:sdtEndPr>
+                    <w:rPr>
+                      <w14:numSpacing w14:val="default"/>
+                    </w:rPr>
+                  </w:sdtEndPr>
+                  <w:sdtContent>
+                    <w:tc>
+                      <w:tcPr>
+                        <w:tcW w:w="386" w:type="pct"/>
+                      </w:tcPr>
+                      <w:p>
+                        <w:pPr>
+                          <w:pStyle w:val="NoSpacing"/>
+                        </w:pPr>
+                        <w:proofErr w:type="spellStart"/>
+                        <w:r>
+                          <w:t>ItemNo_Line</w:t>
+                        </w:r>
+                        <w:proofErr w:type="spellEnd"/>
+                      </w:p>
+                    </w:tc>
+                  </w:sdtContent>
+                </w:sdt>
+                <w:sdt>
+                  <w:sdtPr>
+                    <w:alias w:val="Description_Line"/>
+                    <w:tag w:val="#BC:InsertDataItem,DataItems/Header/Line/Description_Line"/>
+                    <w:id w:val="1393535743"/>
+                    <w:placeholder>
+                      <w:docPart w:val="A7110E13B17B4E8795ED309434AF40FA"/>
+                    </w:placeholder>
+                    <w:dataBinding w:prefixMappings="&lt;xmlns:ns0='urn:microsoft-dynamics-nav/reports/Standard_Sales_Draft_Invoice/1303/' " w:xpath="/ns0:NavWordReportXmlPart[1]/ns0:Header[1]/ns0:Line[1]/ns0:Description_Line[1]" w:storeItemID="{00000000-0000-0000-0000-000000000000}"/>
                     <w15:color w:val="808080"/>
                     <w:text/>
                   </w:sdtPr>
                   <w:sdtContent>
-                    <w:proofErr w:type="spellStart"/>
-                    <w:r>
-                      <w:rPr>
-                        <w:rFonts w:asciiTheme="minorHAnsi" w:hAnsiTheme="minorHAnsi"/>
-                        <w:sz w:val="22"/>
-                        <w:szCs w:val="22"/>
-                      </w:rPr>
-                      <w:t>UnitPrice</w:t>
-                    </w:r>
-                    <w:proofErr w:type="spellEnd"/>
+                    <w:tc>
+                      <w:tcPr>
+                        <w:tcW w:w="1115" w:type="pct"/>
+                      </w:tcPr>
+                      <w:p>
+                        <w:pPr>
+                          <w:pStyle w:val="NoSpacing"/>
+                        </w:pPr>
+                        <w:r>
+                          <w:t>Description_Line</w:t>
+                        </w:r>
+                      </w:p>
+                    </w:tc>
                   </w:sdtContent>
                 </w:sdt>
-              </w:p>
-            </w:tc>
-            <w:sdt>
-              <w:sdtPr>
-                <w:rPr>
-                  <w:sz w:val="22"/>
-                  <w:szCs w:val="22"/>
-                </w:rPr>
-                <w:alias w:val="LineDiscountPercentText_Line"/>
-                <w:tag w:val="#BC:InsertDataItem,DataItems/Header/Line/LineDiscountPercentText_Line"/>
-                <w:id w:val="415913873"/>
-                <w:placeholder>
-                  <w:docPart w:val="71FD07FAF7CD4E75A68E3FEBF691D22A"/>
-                </w:placeholder>
-                <w15:color w:val="808080"/>
-                <w:text/>
-                <w:dataBinding w:prefixMappings="xmlns:ns0='urn:microsoft-dynamics-nav/reports/Standard_Sales_Draft_Invoice/1303/'" w:xpath="/ns0:NavWordReportXmlPart[1]/ns0:Header[1]/ns0:Line[1]/ns0:LineDiscountPercentText_Line[1]"/>
-              </w:sdtPr>
-              <w:sdtContent>
-                <w:tc>
-                  <w:tcPr>
-                    <w:tcW w:w="1350" w:type="dxa"/>
-                    <w:vAlign w:val="center"/>
-                  </w:tcPr>
-                  <w:p>
-                    <w:pPr>
-                      <w:cnfStyle w:val="000000010000" w:firstRow="0" w:lastRow="0" w:firstColumn="0" w:lastColumn="0" w:oddVBand="0" w:evenVBand="0" w:oddHBand="0" w:evenHBand="1" w:firstRowFirstColumn="0" w:firstRowLastColumn="0" w:lastRowFirstColumn="0" w:lastRowLastColumn="0"/>
-                      <w:rPr>
-                        <w:rFonts w:asciiTheme="minorHAnsi" w:hAnsiTheme="minorHAnsi"/>
-                        <w:sz w:val="22"/>
-                        <w:szCs w:val="22"/>
-                      </w:rPr>
-                    </w:pPr>
-                    <w:proofErr w:type="spellStart"/>
-                    <w:r>
-                      <w:rPr>
-                        <w:rFonts w:asciiTheme="minorHAnsi" w:hAnsiTheme="minorHAnsi"/>
-                        <w:sz w:val="22"/>
-                        <w:szCs w:val="22"/>
-                      </w:rPr>
-                      <w:t>LineDiscountPercentText_Line</w:t>
-                    </w:r>
-                    <w:proofErr w:type="spellEnd"/>
-                  </w:p>
-                </w:tc>
-              </w:sdtContent>
-            </w:sdt>
-            <w:sdt>
-              <w:sdtPr>
-                <w:rPr>
-                  <w:sz w:val="22"/>
-                  <w:szCs w:val="22"/>
-                </w:rPr>
-                <w:alias w:val="VATPct_Line"/>
-                <w:tag w:val="#BC:InsertDataItem,DataItems/Header/Line/VATPct_Line"/>
-                <w:id w:val="1436251310"/>
-                <w:placeholder>
-                  <w:docPart w:val="9BD0551EFCD94D9280B13E1CA4707333"/>
-                </w:placeholder>
-                <w15:color w:val="808080"/>
-                <w:text/>
-                <w:dataBinding w:prefixMappings="xmlns:ns0='urn:microsoft-dynamics-nav/reports/Standard_Sales_Draft_Invoice/1303/'" w:xpath="/ns0:NavWordReportXmlPart[1]/ns0:Header[1]/ns0:Line[1]/ns0:VATPct_Line[1]"/>
-              </w:sdtPr>
-              <w:sdtContent>
-                <w:tc>
-                  <w:tcPr>
-                    <w:tcW w:w="990" w:type="dxa"/>
-                    <w:vAlign w:val="center"/>
-                  </w:tcPr>
-                  <w:p>
-                    <w:pPr>
-                      <w:jc w:val="right"/>
-                      <w:cnfStyle w:val="000000010000" w:firstRow="0" w:lastRow="0" w:firstColumn="0" w:lastColumn="0" w:oddVBand="0" w:evenVBand="0" w:oddHBand="0" w:evenHBand="1" w:firstRowFirstColumn="0" w:firstRowLastColumn="0" w:lastRowFirstColumn="0" w:lastRowLastColumn="0"/>
-                      <w:rPr>
-                        <w:rFonts w:asciiTheme="minorHAnsi" w:hAnsiTheme="minorHAnsi"/>
-                        <w:sz w:val="22"/>
-                        <w:szCs w:val="22"/>
-                      </w:rPr>
-                    </w:pPr>
-                    <w:proofErr w:type="spellStart"/>
-                    <w:r>
-                      <w:rPr>
-                        <w:rFonts w:asciiTheme="minorHAnsi" w:hAnsiTheme="minorHAnsi"/>
-                        <w:sz w:val="22"/>
-                        <w:szCs w:val="22"/>
-                      </w:rPr>
-                      <w:t>VATPct_Line</w:t>
-                    </w:r>
-                    <w:proofErr w:type="spellEnd"/>
-                  </w:p>
-                </w:tc>
-              </w:sdtContent>
-            </w:sdt>
-            <w:tc>
-              <w:tcPr>
-                <w:tcW w:w="1584" w:type="dxa"/>
-                <w:vAlign w:val="center"/>
-              </w:tcPr>
-              <w:p>
-                <w:pPr>
-                  <w:jc w:val="right"/>
-                  <w:cnfStyle w:val="000000010000" w:firstRow="0" w:lastRow="0" w:firstColumn="0" w:lastColumn="0" w:oddVBand="0" w:evenVBand="0" w:oddHBand="0" w:evenHBand="1" w:firstRowFirstColumn="0" w:firstRowLastColumn="0" w:lastRowFirstColumn="0" w:lastRowLastColumn="0"/>
-                  <w:rPr>
-                    <w:rFonts w:cs="Arial" w:asciiTheme="minorHAnsi" w:hAnsiTheme="minorHAnsi"/>
-                    <w:sz w:val="22"/>
-                    <w:szCs w:val="22"/>
-                    <w:lang w:val="en-US" w:eastAsia="en-US"/>
-                  </w:rPr>
-                </w:pPr>
                 <w:sdt>
                   <w:sdtPr>
-                    <w:rPr>
-                      <w:sz w:val="22"/>
-                      <w:szCs w:val="22"/>
-                    </w:rPr>
-                    <w:alias w:val="LineAmount_Line"/>
-                    <w:tag w:val="#BC:InsertDataItem,DataItems/Header/Line/LineAmount_Line"/>
-                    <w:id w:val="787541011"/>
+                    <w:alias w:val="Quantity_Line"/>
+                    <w:tag w:val="#BC:InsertDataItem,DataItems/Header/Line/Quantity_Line"/>
+                    <w:id w:val="1672756728"/>
                     <w:placeholder>
-                      <w:docPart w:val="927901A8CB7C4081A7A1889385EE6860"/>
+                      <w:docPart w:val="5E0061AB86694D8C83847F6B94C92210"/>
                     </w:placeholder>
-                    <w:dataBinding w:prefixMappings="xmlns:ns0='urn:microsoft-dynamics-nav/reports/Standard_Sales_Draft_Invoice/1303/'" w:xpath="/ns0:NavWordReportXmlPart[1]/ns0:Header[1]/ns0:Line[1]/ns0:LineAmount_Line[1]" w:storeItemID="{00000000-0000-0000-0000-000000000000}"/>
+                    <w:dataBinding w:prefixMappings="&lt;xmlns:ns0='urn:microsoft-dynamics-nav/reports/Standard_Sales_Draft_Invoice/1303/' " w:xpath="/ns0:NavWordReportXmlPart[1]/ns0:Header[1]/ns0:Line[1]/ns0:Quantity_Line[1]" w:storeItemID="{00000000-0000-0000-0000-000000000000}"/>
                     <w15:color w:val="808080"/>
                     <w:text/>
                   </w:sdtPr>
                   <w:sdtContent>
-                    <w:proofErr w:type="spellStart"/>
-                    <w:r>
-                      <w:rPr>
-                        <w:rFonts w:asciiTheme="minorHAnsi" w:hAnsiTheme="minorHAnsi"/>
-                        <w:sz w:val="22"/>
-                        <w:szCs w:val="22"/>
-                      </w:rPr>
-                      <w:t>LineAmount_Line</w:t>
-                    </w:r>
-                    <w:proofErr w:type="spellEnd"/>
+                    <w:tc>
+                      <w:tcPr>
+                        <w:tcW w:w="557" w:type="pct"/>
+                      </w:tcPr>
+                      <w:p>
+                        <w:pPr>
+                          <w:pStyle w:val="BCNumber"/>
+                          <w:jc w:val="right"/>
+                        </w:pPr>
+                        <w:proofErr w:type="spellStart"/>
+                        <w:r>
+                          <w:t>Quantity_Line</w:t>
+                        </w:r>
+                        <w:proofErr w:type="spellEnd"/>
+                      </w:p>
+                    </w:tc>
                   </w:sdtContent>
                 </w:sdt>
-                <w:r>
-                  <w:rPr>
-                    <w:rFonts w:asciiTheme="minorHAnsi" w:hAnsiTheme="minorHAnsi"/>
-                    <w:sz w:val="22"/>
-                    <w:szCs w:val="22"/>
-                  </w:rPr>
-                  <w:t> </w:t>
-                </w:r>
-              </w:p>
-            </w:tc>
-          </w:tr>
+                <w:sdt>
+                  <w:sdtPr>
+                    <w:alias w:val="UnitOfMeasure"/>
+                    <w:tag w:val="#BC:InsertDataItem,DataItems/Header/Line/UnitOfMeasure"/>
+                    <w:id w:val="-2053294236"/>
+                    <w:placeholder>
+                      <w:docPart w:val="16AF7DA10FEF4553B4203AE40068DB5E"/>
+                    </w:placeholder>
+                    <w:dataBinding w:prefixMappings="&lt;xmlns:ns0='urn:microsoft-dynamics-nav/reports/Standard_Sales_Draft_Invoice/1303/' " w:xpath="/ns0:NavWordReportXmlPart[1]/ns0:Header[1]/ns0:Line[1]/ns0:UnitOfMeasure[1]" w:storeItemID="{00000000-0000-0000-0000-000000000000}"/>
+                    <w15:color w:val="808080"/>
+                    <w:text/>
+                  </w:sdtPr>
+                  <w:sdtContent>
+                    <w:tc>
+                      <w:tcPr>
+                        <w:tcW w:w="386" w:type="pct"/>
+                      </w:tcPr>
+                      <w:p>
+                        <w:pPr>
+                          <w:pStyle w:val="NoSpacing"/>
+                        </w:pPr>
+                        <w:r>
+                          <w:t>UnitOfMeasure</w:t>
+                        </w:r>
+                      </w:p>
+                    </w:tc>
+                  </w:sdtContent>
+                </w:sdt>
+                <w:tc>
+                  <w:tcPr>
+                    <w:tcW w:w="686" w:type="pct"/>
+                  </w:tcPr>
+                  <w:p>
+                    <w:pPr>
+                      <w:pStyle w:val="BCNumber"/>
+                      <w:jc w:val="right"/>
+                    </w:pPr>
+                    <w:sdt>
+                      <w:sdtPr>
+                        <w:alias w:val="UnitPrice"/>
+                        <w:tag w:val="#BC:InsertDataItem,DataItems/Header/Line/UnitPrice"/>
+                        <w:id w:val="-1253814634"/>
+                        <w:placeholder>
+                          <w:docPart w:val="11820C45F60D4A9081C166C95A472E19"/>
+                        </w:placeholder>
+                        <w:dataBinding w:prefixMappings="&lt;xmlns:ns0='urn:microsoft-dynamics-nav/reports/Standard_Sales_Draft_Invoice/1303/' " w:xpath="/ns0:NavWordReportXmlPart[1]/ns0:Header[1]/ns0:Line[1]/ns0:UnitPrice[1]" w:storeItemID="{00000000-0000-0000-0000-000000000000}"/>
+                        <w15:color w:val="808080"/>
+                        <w:text/>
+                      </w:sdtPr>
+                      <w:sdtContent>
+                        <w:r>
+                          <w:t>UnitPrice</w:t>
+                        </w:r>
+                      </w:sdtContent>
+                    </w:sdt>
+                  </w:p>
+                </w:tc>
+                <w:sdt>
+                  <w:sdtPr>
+                    <w:alias w:val="LineDiscountPercentText_Line"/>
+                    <w:tag w:val="#BC:InsertDataItem,DataItems/Header/Line/LineDiscountPercentText_Line"/>
+                    <w:id w:val="415913873"/>
+                    <w:placeholder>
+                      <w:docPart w:val="71FD07FAF7CD4E75A68E3FEBF691D22A"/>
+                    </w:placeholder>
+                    <w:dataBinding w:prefixMappings="&lt;xmlns:ns0='urn:microsoft-dynamics-nav/reports/Standard_Sales_Draft_Invoice/1303/' " w:xpath="/ns0:NavWordReportXmlPart[1]/ns0:Header[1]/ns0:Line[1]/ns0:LineDiscountPercentText_Line[1]" w:storeItemID="{00000000-0000-0000-0000-000000000000}"/>
+                    <w15:color w:val="808080"/>
+                    <w:text/>
+                  </w:sdtPr>
+                  <w:sdtContent>
+                    <w:tc>
+                      <w:tcPr>
+                        <w:tcW w:w="643" w:type="pct"/>
+                      </w:tcPr>
+                      <w:p>
+                        <w:pPr>
+                          <w:pStyle w:val="NoSpacing"/>
+                        </w:pPr>
+                        <w:r>
+                          <w:t>LineDiscountPercentText_Line</w:t>
+                        </w:r>
+                      </w:p>
+                    </w:tc>
+                  </w:sdtContent>
+                </w:sdt>
+                <w:sdt>
+                  <w:sdtPr>
+                    <w:alias w:val="VATPct_Line"/>
+                    <w:tag w:val="#BC:InsertDataItem,DataItems/Header/Line/VATPct_Line"/>
+                    <w:id w:val="1436251310"/>
+                    <w:placeholder>
+                      <w:docPart w:val="9BD0551EFCD94D9280B13E1CA4707333"/>
+                    </w:placeholder>
+                    <w:dataBinding w:prefixMappings="&lt;xmlns:ns0='urn:microsoft-dynamics-nav/reports/Standard_Sales_Draft_Invoice/1303/' " w:xpath="/ns0:NavWordReportXmlPart[1]/ns0:Header[1]/ns0:Line[1]/ns0:VATPct_Line[1]" w:storeItemID="{00000000-0000-0000-0000-000000000000}"/>
+                    <w15:color w:val="808080"/>
+                    <w:text/>
+                  </w:sdtPr>
+                  <w:sdtContent>
+                    <w:tc>
+                      <w:tcPr>
+                        <w:tcW w:w="472" w:type="pct"/>
+                      </w:tcPr>
+                      <w:p>
+                        <w:pPr>
+                          <w:pStyle w:val="BCNumber"/>
+                          <w:jc w:val="right"/>
+                        </w:pPr>
+                        <w:r>
+                          <w:t>VATPct_Line</w:t>
+                        </w:r>
+                      </w:p>
+                    </w:tc>
+                  </w:sdtContent>
+                </w:sdt>
+                <w:tc>
+                  <w:tcPr>
+                    <w:tcW w:w="755" w:type="pct"/>
+                  </w:tcPr>
+                  <w:p>
+                    <w:pPr>
+                      <w:pStyle w:val="BCNumber"/>
+                      <w:jc w:val="right"/>
+                    </w:pPr>
+                    <w:sdt>
+                      <w:sdtPr>
+                        <w:alias w:val="LineAmount_Line"/>
+                        <w:tag w:val="#BC:InsertDataItem,DataItems/Header/Line/LineAmount_Line"/>
+                        <w:id w:val="787541011"/>
+                        <w:placeholder>
+                          <w:docPart w:val="927901A8CB7C4081A7A1889385EE6860"/>
+                        </w:placeholder>
+                        <w:dataBinding w:prefixMappings="&lt;xmlns:ns0='urn:microsoft-dynamics-nav/reports/Standard_Sales_Draft_Invoice/1303/' " w:xpath="/ns0:NavWordReportXmlPart[1]/ns0:Header[1]/ns0:Line[1]/ns0:LineAmount_Line[1]" w:storeItemID="{00000000-0000-0000-0000-000000000000}"/>
+                        <w15:color w:val="808080"/>
+                        <w:text/>
+                      </w:sdtPr>
+                      <w:sdtContent>
+                        <w:r>
+                          <w:t>LineAmount_Line</w:t>
+                        </w:r>
+                      </w:sdtContent>
+                    </w:sdt>
+                    <w:r>
+                      <w:t> </w:t>
+                    </w:r>
+                  </w:p>
+                </w:tc>
+              </w:tr>
+            </w:sdtContent>
+          </w:sdt>
         </w:sdtContent>
       </w:sdt>
     </w:tbl>
-    <w:p>
-      <w:pPr>
-        <w:rPr>
-          <w:sz w:val="22"/>
-          <w:szCs w:val="22"/>
-        </w:rPr>
-      </w:pPr>
-    </w:p>
+    <w:p/>
     <w:tbl>
       <w:tblPr>
-        <w:tblStyle w:val="CLSequoiatablestyle021"/>
+        <w:tblStyle w:val="BCTotalsTable"/>
         <w:tblW w:w="5000" w:type="pct"/>
-        <w:tblLook w:val="06C0" w:firstRow="0" w:lastRow="1" w:firstColumn="1" w:lastColumn="0" w:noHBand="1" w:noVBand="1"/>
+        <w:tblLook w:val="0640" w:firstRow="0" w:lastRow="1" w:firstColumn="0" w:lastColumn="0" w:noHBand="1" w:noVBand="1"/>
+        <w:tblCaption w:val="Table 4"/>
+        <w:tblDescription w:val="Document totals."/>
       </w:tblPr>
       <w:tblGrid>
         <w:gridCol w:w="5394"/>
-        <w:gridCol w:w="1111"/>
+        <w:gridCol w:w="1110"/>
         <w:gridCol w:w="466"/>
-        <w:gridCol w:w="471"/>
-        <w:gridCol w:w="3052"/>
+        <w:gridCol w:w="470"/>
+        <w:gridCol w:w="3054"/>
       </w:tblGrid>
       <w:tr>
         <w:trPr>
+          <w:cantSplit/>
           <w:trHeight w:val="490"/>
         </w:trPr>
         <w:sdt>
           <w:sdtPr>
-            <w:rPr>
-              <w:rFonts w:eastAsia="Times New Roman"/>
-              <w:sz w:val="22"/>
-              <w:szCs w:val="22"/>
-            </w:rPr>
             <w:alias w:val="Description_ReportTotalsLine"/>
             <w:tag w:val="#BC:InsertDataItem,DataItems/Header/ReportTotalsLine/Description_ReportTotalsLine"/>
             <w:id w:val="700291320"/>
             <w:placeholder>
               <w:docPart w:val="4311C4CAD0D04C759AFFEF902A5F1B2B"/>
             </w:placeholder>
+            <w:dataBinding w:prefixMappings="&lt;xmlns:ns0='urn:microsoft-dynamics-nav/reports/Standard_Sales_Draft_Invoice/1303/' " w:xpath="/ns0:NavWordReportXmlPart[1]/ns0:Header[1]/ns0:ReportTotalsLine[1]/ns0:Description_ReportTotalsLine[1]" w:storeItemID="{00000000-0000-0000-0000-000000000000}"/>
             <w15:color w:val="808080"/>
             <w:text/>
-            <w:dataBinding w:prefixMappings="xmlns:ns0='urn:microsoft-dynamics-nav/reports/Standard_Sales_Draft_Invoice/1303/'" w:xpath="/ns0:NavWordReportXmlPart[1]/ns0:Header[1]/ns0:ReportTotalsLine[1]/ns0:Description_ReportTotalsLine[1]"/>
           </w:sdtPr>
           <w:sdtContent>
             <w:tc>
               <w:tcPr>
-                <w:cnfStyle w:val="001000000000" w:firstRow="0" w:lastRow="0" w:firstColumn="1" w:lastColumn="0" w:oddVBand="0" w:evenVBand="0" w:oddHBand="0" w:evenHBand="0" w:firstRowFirstColumn="0" w:firstRowLastColumn="0" w:lastRowFirstColumn="0" w:lastRowLastColumn="0"/>
-                <w:tcW w:w="5394" w:type="dxa"/>
-                <w:vAlign w:val="center"/>
+                <w:tcW w:w="2570" w:type="pct"/>
               </w:tcPr>
               <w:p>
                 <w:pPr>
-                  <w:spacing w:before="120" w:after="120" w:line="240" w:lineRule="exact"/>
-                  <w:rPr>
-                    <w:rFonts w:eastAsia="Times New Roman" w:asciiTheme="minorHAnsi" w:hAnsiTheme="minorHAnsi"/>
-                    <w:sz w:val="22"/>
-                    <w:szCs w:val="22"/>
-                  </w:rPr>
+                  <w:pStyle w:val="NoSpacing"/>
+                  <w:spacing w:before="120" w:after="120"/>
                 </w:pPr>
-                <w:proofErr w:type="spellStart"/>
                 <w:r>
-                  <w:rPr>
-                    <w:rFonts w:eastAsia="Times New Roman" w:asciiTheme="minorHAnsi" w:hAnsiTheme="minorHAnsi"/>
-                    <w:sz w:val="22"/>
-                    <w:szCs w:val="22"/>
-                  </w:rPr>
                   <w:t>Description_ReportTotalsLine</w:t>
                 </w:r>
-                <w:proofErr w:type="spellEnd"/>
               </w:p>
             </w:tc>
           </w:sdtContent>
         </w:sdt>
         <w:tc>
           <w:tcPr>
-            <w:tcW w:w="1111" w:type="dxa"/>
-            <w:vAlign w:val="center"/>
+            <w:tcW w:w="529" w:type="pct"/>
           </w:tcPr>
           <w:p>
             <w:pPr>
-              <w:spacing w:before="120" w:after="120" w:line="240" w:lineRule="exact"/>
-              <w:cnfStyle w:val="000000000000" w:firstRow="0" w:lastRow="0" w:firstColumn="0" w:lastColumn="0" w:oddVBand="0" w:evenVBand="0" w:oddHBand="0" w:evenHBand="0" w:firstRowFirstColumn="0" w:firstRowLastColumn="0" w:lastRowFirstColumn="0" w:lastRowLastColumn="0"/>
-              <w:rPr>
-                <w:rFonts w:cs="Arial" w:asciiTheme="minorHAnsi" w:hAnsiTheme="minorHAnsi"/>
-                <w:sz w:val="22"/>
-                <w:szCs w:val="22"/>
-                <w:lang w:eastAsia="en-US"/>
-              </w:rPr>
+              <w:pStyle w:val="NoSpacing"/>
+              <w:spacing w:before="120" w:after="120"/>
             </w:pPr>
           </w:p>
         </w:tc>
         <w:tc>
           <w:tcPr>
-            <w:tcW w:w="466" w:type="dxa"/>
-            <w:vAlign w:val="center"/>
+            <w:tcW w:w="222" w:type="pct"/>
           </w:tcPr>
           <w:p>
             <w:pPr>
-              <w:spacing w:before="120" w:after="120" w:line="240" w:lineRule="exact"/>
-              <w:cnfStyle w:val="000000000000" w:firstRow="0" w:lastRow="0" w:firstColumn="0" w:lastColumn="0" w:oddVBand="0" w:evenVBand="0" w:oddHBand="0" w:evenHBand="0" w:firstRowFirstColumn="0" w:firstRowLastColumn="0" w:lastRowFirstColumn="0" w:lastRowLastColumn="0"/>
-              <w:rPr>
-                <w:rFonts w:cs="Arial" w:asciiTheme="minorHAnsi" w:hAnsiTheme="minorHAnsi"/>
-                <w:sz w:val="22"/>
-                <w:szCs w:val="22"/>
-                <w:lang w:val="en-US" w:eastAsia="en-US"/>
-              </w:rPr>
+              <w:pStyle w:val="NoSpacing"/>
+              <w:spacing w:before="120" w:after="120"/>
             </w:pPr>
           </w:p>
         </w:tc>
         <w:tc>
           <w:tcPr>
-            <w:tcW w:w="471" w:type="dxa"/>
-            <w:vAlign w:val="center"/>
+            <w:tcW w:w="224" w:type="pct"/>
           </w:tcPr>
           <w:p>
             <w:pPr>
-              <w:spacing w:before="120" w:after="120" w:line="240" w:lineRule="exact"/>
-              <w:cnfStyle w:val="000000000000" w:firstRow="0" w:lastRow="0" w:firstColumn="0" w:lastColumn="0" w:oddVBand="0" w:evenVBand="0" w:oddHBand="0" w:evenHBand="0" w:firstRowFirstColumn="0" w:firstRowLastColumn="0" w:lastRowFirstColumn="0" w:lastRowLastColumn="0"/>
-              <w:rPr>
-                <w:rFonts w:cs="Arial" w:asciiTheme="minorHAnsi" w:hAnsiTheme="minorHAnsi"/>
-                <w:sz w:val="22"/>
-                <w:szCs w:val="22"/>
-                <w:lang w:eastAsia="en-US"/>
-              </w:rPr>
+              <w:pStyle w:val="NoSpacing"/>
+              <w:spacing w:before="120" w:after="120"/>
             </w:pPr>
           </w:p>
         </w:tc>
         <w:sdt>
           <w:sdtPr>
-            <w:rPr>
-              <w:rFonts w:cs="Arial"/>
-              <w:sz w:val="22"/>
-              <w:szCs w:val="22"/>
-              <w:lang w:eastAsia="en-US"/>
-            </w:rPr>
             <w:alias w:val="Amount_ReportTotalsLine"/>
             <w:tag w:val="#BC:InsertDataItem,DataItems/Header/ReportTotalsLine/Amount_ReportTotalsLine"/>
             <w:id w:val="367658908"/>
             <w:placeholder>
               <w:docPart w:val="4311C4CAD0D04C759AFFEF902A5F1B2B"/>
             </w:placeholder>
+            <w:dataBinding w:prefixMappings="&lt;xmlns:ns0='urn:microsoft-dynamics-nav/reports/Standard_Sales_Draft_Invoice/1303/' " w:xpath="/ns0:NavWordReportXmlPart[1]/ns0:Header[1]/ns0:ReportTotalsLine[1]/ns0:Amount_ReportTotalsLine[1]" w:storeItemID="{00000000-0000-0000-0000-000000000000}"/>
             <w15:color w:val="808080"/>
             <w:text/>
-            <w:dataBinding w:prefixMappings="xmlns:ns0='urn:microsoft-dynamics-nav/reports/Standard_Sales_Draft_Invoice/1303/'" w:xpath="/ns0:NavWordReportXmlPart[1]/ns0:Header[1]/ns0:ReportTotalsLine[1]/ns0:Amount_ReportTotalsLine[1]"/>
           </w:sdtPr>
           <w:sdtContent>
             <w:tc>
               <w:tcPr>
-                <w:tcW w:w="3052" w:type="dxa"/>
-                <w:vAlign w:val="center"/>
+                <w:tcW w:w="1455" w:type="pct"/>
               </w:tcPr>
               <w:p>
                 <w:pPr>
-                  <w:spacing w:before="120" w:after="120" w:line="240" w:lineRule="exact"/>
+                  <w:pStyle w:val="BCNumber"/>
+                  <w:spacing w:before="120" w:after="120"/>
                   <w:jc w:val="right"/>
-                  <w:cnfStyle w:val="000000000000" w:firstRow="0" w:lastRow="0" w:firstColumn="0" w:lastColumn="0" w:oddVBand="0" w:evenVBand="0" w:oddHBand="0" w:evenHBand="0" w:firstRowFirstColumn="0" w:firstRowLastColumn="0" w:lastRowFirstColumn="0" w:lastRowLastColumn="0"/>
-                  <w:rPr>
-                    <w:rFonts w:cs="Arial" w:asciiTheme="minorHAnsi" w:hAnsiTheme="minorHAnsi"/>
-                    <w:sz w:val="22"/>
-                    <w:szCs w:val="22"/>
-                    <w:lang w:eastAsia="en-US"/>
-                  </w:rPr>
                 </w:pPr>
-                <w:proofErr w:type="spellStart"/>
                 <w:r>
-                  <w:rPr>
-                    <w:rFonts w:cs="Arial" w:asciiTheme="minorHAnsi" w:hAnsiTheme="minorHAnsi"/>
-                    <w:sz w:val="22"/>
-                    <w:szCs w:val="22"/>
-                    <w:lang w:eastAsia="en-US"/>
-                  </w:rPr>
                   <w:t>Amount_ReportTotalsLine</w:t>
                 </w:r>
-                <w:proofErr w:type="spellEnd"/>
               </w:p>
             </w:tc>
           </w:sdtContent>
@@ -2539,174 +1885,112 @@
       </w:tr>
       <w:tr>
         <w:trPr>
+          <w:cantSplit/>
           <w:trHeight w:val="490"/>
         </w:trPr>
         <w:sdt>
           <w:sdtPr>
-            <w:rPr>
-              <w:sz w:val="22"/>
-              <w:szCs w:val="22"/>
-            </w:rPr>
             <w:alias w:val="VATAmount_Lbl"/>
             <w:tag w:val="#BC:InsertDataItem,DataItems/Header/VATAmount_Lbl"/>
             <w:id w:val="-255750165"/>
             <w:placeholder>
               <w:docPart w:val="4821163234784C0588213334C928E7BA"/>
             </w:placeholder>
+            <w:dataBinding w:prefixMappings="&lt;xmlns:ns0='urn:microsoft-dynamics-nav/reports/Standard_Sales_Draft_Invoice/1303/' " w:xpath="/ns0:NavWordReportXmlPart[1]/ns0:Header[1]/ns0:VATAmount_Lbl[1]" w:storeItemID="{00000000-0000-0000-0000-000000000000}"/>
             <w15:color w:val="808080"/>
             <w:text/>
-            <w:dataBinding w:prefixMappings="xmlns:ns0='urn:microsoft-dynamics-nav/reports/Standard_Sales_Draft_Invoice/1303/'" w:xpath="/ns0:NavWordReportXmlPart[1]/ns0:Header[1]/ns0:VATAmount_Lbl[1]"/>
           </w:sdtPr>
           <w:sdtContent>
             <w:tc>
               <w:tcPr>
-                <w:cnfStyle w:val="001000000000" w:firstRow="0" w:lastRow="0" w:firstColumn="1" w:lastColumn="0" w:oddVBand="0" w:evenVBand="0" w:oddHBand="0" w:evenHBand="0" w:firstRowFirstColumn="0" w:firstRowLastColumn="0" w:lastRowFirstColumn="0" w:lastRowLastColumn="0"/>
-                <w:tcW w:w="5394" w:type="dxa"/>
+                <w:tcW w:w="2570" w:type="pct"/>
                 <w:tcBorders>
-                  <w:bottom w:val="single" w:color="auto" w:sz="4" w:space="0"/>
+                  <w:bottom w:val="single" w:sz="4" w:space="0" w:color="auto"/>
                 </w:tcBorders>
-                <w:vAlign w:val="center"/>
               </w:tcPr>
               <w:p>
                 <w:pPr>
+                  <w:pStyle w:val="NoSpacing"/>
                   <w:spacing w:before="120" w:after="120"/>
-                  <w:rPr>
-                    <w:rFonts w:cs="Segoe UI Semibold" w:asciiTheme="minorHAnsi" w:hAnsiTheme="minorHAnsi"/>
-                    <w:b/>
-                    <w:sz w:val="22"/>
-                    <w:szCs w:val="22"/>
-                  </w:rPr>
                 </w:pPr>
-                <w:proofErr w:type="spellStart"/>
                 <w:r>
-                  <w:rPr>
-                    <w:rFonts w:asciiTheme="minorHAnsi" w:hAnsiTheme="minorHAnsi"/>
-                    <w:sz w:val="22"/>
-                    <w:szCs w:val="22"/>
-                  </w:rPr>
                   <w:t>VATAmount_Lbl</w:t>
                 </w:r>
-                <w:proofErr w:type="spellEnd"/>
               </w:p>
             </w:tc>
           </w:sdtContent>
         </w:sdt>
         <w:tc>
           <w:tcPr>
-            <w:tcW w:w="1111" w:type="dxa"/>
+            <w:tcW w:w="529" w:type="pct"/>
             <w:tcBorders>
-              <w:bottom w:val="single" w:color="auto" w:sz="4" w:space="0"/>
+              <w:bottom w:val="single" w:sz="4" w:space="0" w:color="auto"/>
             </w:tcBorders>
-            <w:vAlign w:val="center"/>
           </w:tcPr>
           <w:p>
             <w:pPr>
+              <w:pStyle w:val="NoSpacing"/>
               <w:spacing w:before="120" w:after="120"/>
-              <w:cnfStyle w:val="000000000000" w:firstRow="0" w:lastRow="0" w:firstColumn="0" w:lastColumn="0" w:oddVBand="0" w:evenVBand="0" w:oddHBand="0" w:evenHBand="0" w:firstRowFirstColumn="0" w:firstRowLastColumn="0" w:lastRowFirstColumn="0" w:lastRowLastColumn="0"/>
-              <w:rPr>
-                <w:rFonts w:cs="Segoe UI Semibold" w:asciiTheme="minorHAnsi" w:hAnsiTheme="minorHAnsi"/>
-                <w:b/>
-                <w:sz w:val="22"/>
-                <w:szCs w:val="22"/>
-                <w:lang w:eastAsia="en-US"/>
-              </w:rPr>
             </w:pPr>
           </w:p>
         </w:tc>
         <w:tc>
           <w:tcPr>
-            <w:tcW w:w="466" w:type="dxa"/>
+            <w:tcW w:w="222" w:type="pct"/>
             <w:tcBorders>
-              <w:bottom w:val="single" w:color="auto" w:sz="4" w:space="0"/>
+              <w:bottom w:val="single" w:sz="4" w:space="0" w:color="auto"/>
             </w:tcBorders>
-            <w:vAlign w:val="center"/>
           </w:tcPr>
           <w:p>
             <w:pPr>
+              <w:pStyle w:val="NoSpacing"/>
               <w:spacing w:before="120" w:after="120"/>
-              <w:cnfStyle w:val="000000000000" w:firstRow="0" w:lastRow="0" w:firstColumn="0" w:lastColumn="0" w:oddVBand="0" w:evenVBand="0" w:oddHBand="0" w:evenHBand="0" w:firstRowFirstColumn="0" w:firstRowLastColumn="0" w:lastRowFirstColumn="0" w:lastRowLastColumn="0"/>
-              <w:rPr>
-                <w:rFonts w:cs="Segoe UI Semibold" w:asciiTheme="minorHAnsi" w:hAnsiTheme="minorHAnsi"/>
-                <w:b/>
-                <w:sz w:val="22"/>
-                <w:szCs w:val="22"/>
-                <w:lang w:eastAsia="en-US"/>
-              </w:rPr>
             </w:pPr>
           </w:p>
         </w:tc>
         <w:tc>
           <w:tcPr>
-            <w:tcW w:w="471" w:type="dxa"/>
+            <w:tcW w:w="224" w:type="pct"/>
             <w:tcBorders>
-              <w:bottom w:val="single" w:color="auto" w:sz="4" w:space="0"/>
+              <w:bottom w:val="single" w:sz="4" w:space="0" w:color="auto"/>
             </w:tcBorders>
-            <w:vAlign w:val="center"/>
           </w:tcPr>
           <w:p>
             <w:pPr>
+              <w:pStyle w:val="NoSpacing"/>
               <w:spacing w:before="120" w:after="120"/>
-              <w:cnfStyle w:val="000000000000" w:firstRow="0" w:lastRow="0" w:firstColumn="0" w:lastColumn="0" w:oddVBand="0" w:evenVBand="0" w:oddHBand="0" w:evenHBand="0" w:firstRowFirstColumn="0" w:firstRowLastColumn="0" w:lastRowFirstColumn="0" w:lastRowLastColumn="0"/>
-              <w:rPr>
-                <w:rFonts w:cs="Segoe UI Semibold" w:asciiTheme="minorHAnsi" w:hAnsiTheme="minorHAnsi"/>
-                <w:b/>
-                <w:sz w:val="22"/>
-                <w:szCs w:val="22"/>
-                <w:lang w:eastAsia="en-US"/>
-              </w:rPr>
             </w:pPr>
           </w:p>
         </w:tc>
         <w:sdt>
           <w:sdtPr>
-            <w:rPr>
-              <w:rFonts w:cs="Arial"/>
-              <w:sz w:val="22"/>
-              <w:szCs w:val="22"/>
-              <w:lang w:eastAsia="en-US"/>
-            </w:rPr>
             <w:alias w:val="TotalVATAmount"/>
             <w:tag w:val="#BC:InsertDataItem,DataItems/Header/Totals/TotalVATAmount"/>
             <w:id w:val="167443962"/>
             <w:placeholder>
               <w:docPart w:val="B9D6D6C4F3574B1E8AEDDD172AD16126"/>
             </w:placeholder>
+            <w:dataBinding w:prefixMappings="&lt;xmlns:ns0='urn:microsoft-dynamics-nav/reports/Standard_Sales_Draft_Invoice/1303/' " w:xpath="/ns0:NavWordReportXmlPart[1]/ns0:Header[1]/ns0:Totals[1]/ns0:TotalVATAmount[1]" w:storeItemID="{00000000-0000-0000-0000-000000000000}"/>
             <w15:color w:val="808080"/>
             <w:text/>
-            <w:dataBinding w:prefixMappings="xmlns:ns0='urn:microsoft-dynamics-nav/reports/Standard_Sales_Draft_Invoice/1303/'" w:xpath="/ns0:NavWordReportXmlPart[1]/ns0:Header[1]/ns0:Totals[1]/ns0:TotalVATAmount[1]"/>
           </w:sdtPr>
           <w:sdtContent>
             <w:tc>
               <w:tcPr>
-                <w:tcW w:w="3052" w:type="dxa"/>
+                <w:tcW w:w="1455" w:type="pct"/>
                 <w:tcBorders>
-                  <w:bottom w:val="single" w:color="auto" w:sz="4" w:space="0"/>
+                  <w:bottom w:val="single" w:sz="4" w:space="0" w:color="auto"/>
                 </w:tcBorders>
-                <w:vAlign w:val="center"/>
               </w:tcPr>
               <w:p>
                 <w:pPr>
+                  <w:pStyle w:val="BCNumber"/>
                   <w:spacing w:before="120" w:after="120"/>
                   <w:jc w:val="right"/>
-                  <w:cnfStyle w:val="000000000000" w:firstRow="0" w:lastRow="0" w:firstColumn="0" w:lastColumn="0" w:oddVBand="0" w:evenVBand="0" w:oddHBand="0" w:evenHBand="0" w:firstRowFirstColumn="0" w:firstRowLastColumn="0" w:lastRowFirstColumn="0" w:lastRowLastColumn="0"/>
-                  <w:rPr>
-                    <w:rFonts w:cs="Segoe UI Semibold" w:asciiTheme="minorHAnsi" w:hAnsiTheme="minorHAnsi"/>
-                    <w:b/>
-                    <w:sz w:val="22"/>
-                    <w:szCs w:val="22"/>
-                  </w:rPr>
                 </w:pPr>
-                <w:proofErr w:type="spellStart"/>
                 <w:r>
-                  <w:rPr>
-                    <w:rFonts w:cs="Arial" w:asciiTheme="minorHAnsi" w:hAnsiTheme="minorHAnsi"/>
-                    <w:sz w:val="22"/>
-                    <w:szCs w:val="22"/>
-                    <w:lang w:eastAsia="en-US"/>
-                  </w:rPr>
                   <w:t>TotalVATAmount</w:t>
                 </w:r>
-                <w:proofErr w:type="spellEnd"/>
               </w:p>
             </w:tc>
           </w:sdtContent>
@@ -2715,196 +1999,120 @@
       <w:tr>
         <w:trPr>
           <w:cnfStyle w:val="010000000000" w:firstRow="0" w:lastRow="1" w:firstColumn="0" w:lastColumn="0" w:oddVBand="0" w:evenVBand="0" w:oddHBand="0" w:evenHBand="0" w:firstRowFirstColumn="0" w:firstRowLastColumn="0" w:lastRowFirstColumn="0" w:lastRowLastColumn="0"/>
+          <w:cantSplit/>
           <w:trHeight w:val="490"/>
         </w:trPr>
         <w:tc>
           <w:tcPr>
-            <w:cnfStyle w:val="001000000000" w:firstRow="0" w:lastRow="0" w:firstColumn="1" w:lastColumn="0" w:oddVBand="0" w:evenVBand="0" w:oddHBand="0" w:evenHBand="0" w:firstRowFirstColumn="0" w:firstRowLastColumn="0" w:lastRowFirstColumn="0" w:lastRowLastColumn="0"/>
-            <w:tcW w:w="5394" w:type="dxa"/>
+            <w:tcW w:w="2570" w:type="pct"/>
             <w:tcBorders>
-              <w:top w:val="single" w:color="auto" w:sz="4" w:space="0"/>
-              <w:bottom w:val="single" w:color="auto" w:sz="8" w:space="0"/>
+              <w:top w:val="single" w:sz="4" w:space="0" w:color="auto"/>
+              <w:bottom w:val="single" w:sz="8" w:space="0" w:color="auto"/>
             </w:tcBorders>
-            <w:vAlign w:val="center"/>
           </w:tcPr>
           <w:sdt>
             <w:sdtPr>
-              <w:rPr>
-                <w:rFonts w:ascii="Segoe UI Semibold" w:hAnsi="Segoe UI Semibold" w:cs="Segoe UI Semibold"/>
-                <w:b w:val="0"/>
-                <w:sz w:val="22"/>
-                <w:szCs w:val="22"/>
-              </w:rPr>
               <w:alias w:val="TotalIncludingVATText"/>
               <w:tag w:val="#BC:InsertDataItem,DataItems/Header/Totals/TotalIncludingVATText"/>
               <w:id w:val="-1340845080"/>
               <w:placeholder>
                 <w:docPart w:val="C34677F1CBD84BCF9282ADF9BC570EEB"/>
               </w:placeholder>
-              <w:dataBinding w:prefixMappings="xmlns:ns0='urn:microsoft-dynamics-nav/reports/Standard_Sales_Draft_Invoice/1303/'" w:xpath="/ns0:NavWordReportXmlPart[1]/ns0:Header[1]/ns0:Totals[1]/ns0:TotalIncludingVATText[1]" w:storeItemID="{00000000-0000-0000-0000-000000000000}"/>
+              <w:dataBinding w:prefixMappings="&lt;xmlns:ns0='urn:microsoft-dynamics-nav/reports/Standard_Sales_Draft_Invoice/1303/' " w:xpath="/ns0:NavWordReportXmlPart[1]/ns0:Header[1]/ns0:Totals[1]/ns0:TotalIncludingVATText[1]" w:storeItemID="{00000000-0000-0000-0000-000000000000}"/>
               <w15:color w:val="808080"/>
               <w:text/>
             </w:sdtPr>
             <w:sdtContent>
               <w:p>
                 <w:pPr>
-                  <w:pStyle w:val="Heading2"/>
+                  <w:pStyle w:val="BCLabel"/>
                   <w:spacing w:before="120" w:after="120"/>
-                  <w:rPr>
-                    <w:rFonts w:ascii="Segoe UI Semibold" w:hAnsi="Segoe UI Semibold" w:eastAsia="Times New Roman" w:cs="Segoe UI Semibold"/>
-                    <w:b w:val="0"/>
-                    <w:bCs w:val="0"/>
-                    <w:sz w:val="22"/>
-                    <w:szCs w:val="22"/>
-                  </w:rPr>
                 </w:pPr>
-                <w:proofErr w:type="spellStart"/>
                 <w:r>
-                  <w:rPr>
-                    <w:rFonts w:ascii="Segoe UI Semibold" w:hAnsi="Segoe UI Semibold" w:cs="Segoe UI Semibold"/>
-                    <w:bCs w:val="0"/>
-                    <w:sz w:val="22"/>
-                    <w:szCs w:val="22"/>
-                  </w:rPr>
                   <w:t>TotalIncludingVATText</w:t>
                 </w:r>
-                <w:proofErr w:type="spellEnd"/>
               </w:p>
             </w:sdtContent>
           </w:sdt>
         </w:tc>
         <w:tc>
           <w:tcPr>
-            <w:tcW w:w="1111" w:type="dxa"/>
+            <w:tcW w:w="529" w:type="pct"/>
             <w:tcBorders>
-              <w:top w:val="single" w:color="auto" w:sz="4" w:space="0"/>
-              <w:bottom w:val="single" w:color="auto" w:sz="8" w:space="0"/>
+              <w:top w:val="single" w:sz="4" w:space="0" w:color="auto"/>
+              <w:bottom w:val="single" w:sz="8" w:space="0" w:color="auto"/>
             </w:tcBorders>
-            <w:vAlign w:val="center"/>
           </w:tcPr>
           <w:p>
             <w:pPr>
-              <w:pStyle w:val="Heading2"/>
+              <w:pStyle w:val="BCLabel"/>
               <w:spacing w:before="120" w:after="120"/>
-              <w:cnfStyle w:val="010000000000" w:firstRow="0" w:lastRow="1" w:firstColumn="0" w:lastColumn="0" w:oddVBand="0" w:evenVBand="0" w:oddHBand="0" w:evenHBand="0" w:firstRowFirstColumn="0" w:firstRowLastColumn="0" w:lastRowFirstColumn="0" w:lastRowLastColumn="0"/>
-              <w:rPr>
-                <w:rFonts w:ascii="Segoe UI Semibold" w:hAnsi="Segoe UI Semibold" w:cs="Segoe UI Semibold"/>
-                <w:b w:val="0"/>
-                <w:sz w:val="22"/>
-                <w:szCs w:val="22"/>
-                <w:lang w:eastAsia="en-US"/>
-              </w:rPr>
             </w:pPr>
           </w:p>
         </w:tc>
         <w:tc>
           <w:tcPr>
-            <w:tcW w:w="466" w:type="dxa"/>
+            <w:tcW w:w="222" w:type="pct"/>
             <w:tcBorders>
-              <w:top w:val="single" w:color="auto" w:sz="4" w:space="0"/>
-              <w:bottom w:val="single" w:color="auto" w:sz="8" w:space="0"/>
+              <w:top w:val="single" w:sz="4" w:space="0" w:color="auto"/>
+              <w:bottom w:val="single" w:sz="8" w:space="0" w:color="auto"/>
             </w:tcBorders>
-            <w:vAlign w:val="center"/>
           </w:tcPr>
           <w:p>
             <w:pPr>
-              <w:pStyle w:val="Heading2"/>
+              <w:pStyle w:val="BCLabel"/>
               <w:spacing w:before="120" w:after="120"/>
-              <w:cnfStyle w:val="010000000000" w:firstRow="0" w:lastRow="1" w:firstColumn="0" w:lastColumn="0" w:oddVBand="0" w:evenVBand="0" w:oddHBand="0" w:evenHBand="0" w:firstRowFirstColumn="0" w:firstRowLastColumn="0" w:lastRowFirstColumn="0" w:lastRowLastColumn="0"/>
-              <w:rPr>
-                <w:rFonts w:ascii="Segoe UI Semibold" w:hAnsi="Segoe UI Semibold" w:cs="Segoe UI Semibold"/>
-                <w:b w:val="0"/>
-                <w:sz w:val="22"/>
-                <w:szCs w:val="22"/>
-                <w:lang w:eastAsia="en-US"/>
-              </w:rPr>
             </w:pPr>
           </w:p>
         </w:tc>
         <w:tc>
           <w:tcPr>
-            <w:tcW w:w="471" w:type="dxa"/>
+            <w:tcW w:w="224" w:type="pct"/>
             <w:tcBorders>
-              <w:top w:val="single" w:color="auto" w:sz="4" w:space="0"/>
-              <w:bottom w:val="single" w:color="auto" w:sz="8" w:space="0"/>
+              <w:top w:val="single" w:sz="4" w:space="0" w:color="auto"/>
+              <w:bottom w:val="single" w:sz="8" w:space="0" w:color="auto"/>
             </w:tcBorders>
-            <w:vAlign w:val="center"/>
           </w:tcPr>
           <w:p>
             <w:pPr>
-              <w:pStyle w:val="Heading2"/>
+              <w:pStyle w:val="BCLabel"/>
               <w:spacing w:before="120" w:after="120"/>
-              <w:cnfStyle w:val="010000000000" w:firstRow="0" w:lastRow="1" w:firstColumn="0" w:lastColumn="0" w:oddVBand="0" w:evenVBand="0" w:oddHBand="0" w:evenHBand="0" w:firstRowFirstColumn="0" w:firstRowLastColumn="0" w:lastRowFirstColumn="0" w:lastRowLastColumn="0"/>
-              <w:rPr>
-                <w:rFonts w:ascii="Segoe UI Semibold" w:hAnsi="Segoe UI Semibold" w:cs="Segoe UI Semibold"/>
-                <w:b w:val="0"/>
-                <w:sz w:val="22"/>
-                <w:szCs w:val="22"/>
-                <w:lang w:eastAsia="en-US"/>
-              </w:rPr>
             </w:pPr>
           </w:p>
         </w:tc>
         <w:tc>
           <w:tcPr>
-            <w:tcW w:w="3052" w:type="dxa"/>
+            <w:tcW w:w="1455" w:type="pct"/>
             <w:tcBorders>
-              <w:top w:val="single" w:color="auto" w:sz="4" w:space="0"/>
-              <w:bottom w:val="single" w:color="auto" w:sz="8" w:space="0"/>
+              <w:top w:val="single" w:sz="4" w:space="0" w:color="auto"/>
+              <w:bottom w:val="single" w:sz="8" w:space="0" w:color="auto"/>
             </w:tcBorders>
-            <w:vAlign w:val="center"/>
           </w:tcPr>
           <w:p>
             <w:pPr>
-              <w:pStyle w:val="Heading2"/>
+              <w:pStyle w:val="BCLabelNumber"/>
               <w:spacing w:before="120" w:after="120"/>
               <w:jc w:val="right"/>
-              <w:cnfStyle w:val="010000000000" w:firstRow="0" w:lastRow="1" w:firstColumn="0" w:lastColumn="0" w:oddVBand="0" w:evenVBand="0" w:oddHBand="0" w:evenHBand="0" w:firstRowFirstColumn="0" w:firstRowLastColumn="0" w:lastRowFirstColumn="0" w:lastRowLastColumn="0"/>
-              <w:rPr>
-                <w:rFonts w:ascii="Segoe UI Semibold" w:hAnsi="Segoe UI Semibold" w:cs="Segoe UI Semibold"/>
-                <w:b w:val="0"/>
-                <w:sz w:val="22"/>
-                <w:szCs w:val="22"/>
-                <w:lang w:eastAsia="en-US"/>
-              </w:rPr>
             </w:pPr>
             <w:r>
-              <w:rPr>
-                <w:rFonts w:ascii="Segoe UI Semibold" w:hAnsi="Segoe UI Semibold" w:eastAsia="Times New Roman" w:cs="Segoe UI Semibold"/>
-                <w:sz w:val="22"/>
-                <w:szCs w:val="22"/>
-              </w:rPr>
               <w:t> </w:t>
             </w:r>
-            <w:proofErr w:type="spellStart"/>
             <w:sdt>
               <w:sdtPr>
-                <w:rPr>
-                  <w:rFonts w:ascii="Segoe UI Semibold" w:hAnsi="Segoe UI Semibold" w:eastAsia="Times New Roman" w:cs="Segoe UI Semibold"/>
-                  <w:b w:val="0"/>
-                  <w:sz w:val="22"/>
-                  <w:szCs w:val="22"/>
-                </w:rPr>
                 <w:alias w:val="TotalAmountIncludingVAT"/>
                 <w:tag w:val="#BC:InsertDataItem,DataItems/Header/Totals/TotalAmountIncludingVAT"/>
                 <w:id w:val="475962551"/>
                 <w:placeholder>
                   <w:docPart w:val="ED7845326BB44242B8FAD2A23F67A76E"/>
                 </w:placeholder>
+                <w:dataBinding w:prefixMappings="&lt;xmlns:ns0='urn:microsoft-dynamics-nav/reports/Standard_Sales_Draft_Invoice/1303/' " w:xpath="/ns0:NavWordReportXmlPart[1]/ns0:Header[1]/ns0:Totals[1]/ns0:TotalAmountIncludingVAT[1]" w:storeItemID="{00000000-0000-0000-0000-000000000000}"/>
                 <w15:color w:val="808080"/>
                 <w:text/>
-                <w:dataBinding w:prefixMappings="xmlns:ns0='urn:microsoft-dynamics-nav/reports/Standard_Sales_Draft_Invoice/1303/'" w:xpath="/ns0:NavWordReportXmlPart[1]/ns0:Header[1]/ns0:Totals[1]/ns0:TotalAmountIncludingVAT[1]"/>
               </w:sdtPr>
               <w:sdtContent>
                 <w:r>
-                  <w:rPr>
-                    <w:rFonts w:ascii="Segoe UI Semibold" w:hAnsi="Segoe UI Semibold" w:eastAsia="Times New Roman" w:cs="Segoe UI Semibold"/>
-                    <w:sz w:val="22"/>
-                    <w:szCs w:val="22"/>
-                  </w:rPr>
                   <w:t>TotalAmountIncludingVAT</w:t>
                 </w:r>
-                <w:proofErr w:type="spellEnd"/>
               </w:sdtContent>
             </w:sdt>
           </w:p>
@@ -2923,6 +2131,10 @@
 </w:document>
 </file>
 
+<file path=word/numbering.xml><?xml version="1.0" encoding="utf-8"?>
+<w:numbering xmlns:wpc="http://schemas.microsoft.com/office/word/2010/wordprocessingCanvas" xmlns:cx="http://schemas.microsoft.com/office/drawing/2014/chartex" xmlns:cx1="http://schemas.microsoft.com/office/drawing/2015/9/8/chartex" xmlns:cx2="http://schemas.microsoft.com/office/drawing/2015/10/21/chartex" xmlns:cx3="http://schemas.microsoft.com/office/drawing/2016/5/9/chartex" xmlns:cx4="http://schemas.microsoft.com/office/drawing/2016/5/10/chartex" xmlns:cx5="http://schemas.microsoft.com/office/drawing/2016/5/11/chartex" xmlns:cx6="http://schemas.microsoft.com/office/drawing/2016/5/12/chartex" xmlns:cx7="http://schemas.microsoft.com/office/drawing/2016/5/13/chartex" xmlns:cx8="http://schemas.microsoft.com/office/drawing/2016/5/14/chartex" xmlns:mc="http://schemas.openxmlformats.org/markup-compatibility/2006" xmlns:aink="http://schemas.microsoft.com/office/drawing/2016/ink" xmlns:am3d="http://schemas.microsoft.com/office/drawing/2017/model3d" xmlns:o="urn:schemas-microsoft-com:office:office" xmlns:oel="http://schemas.microsoft.com/office/2019/extlst" xmlns:r="http://schemas.openxmlformats.org/officeDocument/2006/relationships" xmlns:m="http://schemas.openxmlformats.org/officeDocument/2006/math" xmlns:v="urn:schemas-microsoft-com:vml" xmlns:wp14="http://schemas.microsoft.com/office/word/2010/wordprocessingDrawing" xmlns:wp="http://schemas.openxmlformats.org/drawingml/2006/wordprocessingDrawing" xmlns:w10="urn:schemas-microsoft-com:office:word" xmlns:w="http://schemas.openxmlformats.org/wordprocessingml/2006/main" xmlns:w14="http://schemas.microsoft.com/office/word/2010/wordml" xmlns:w15="http://schemas.microsoft.com/office/word/2012/wordml" xmlns:w16cei="http://schemas.microsoft.com/office/word/2026/wordml/cei" xmlns:w16cex="http://schemas.microsoft.com/office/word/2018/wordml/cex" xmlns:w16cid="http://schemas.microsoft.com/office/word/2016/wordml/cid" xmlns:w16="http://schemas.microsoft.com/office/word/2018/wordml" xmlns:w16du="http://schemas.microsoft.com/office/word/2023/wordml/word16du" xmlns:w16sdtdh="http://schemas.microsoft.com/office/word/2020/wordml/sdtdatahash" xmlns:w16sdtfl="http://schemas.microsoft.com/office/word/2024/wordml/sdtformatlock" xmlns:w16se="http://schemas.microsoft.com/office/word/2015/wordml/symex" xmlns:wpg="http://schemas.microsoft.com/office/word/2010/wordprocessingGroup" xmlns:wpi="http://schemas.microsoft.com/office/word/2010/wordprocessingInk" xmlns:wne="http://schemas.microsoft.com/office/word/2006/wordml" xmlns:wps="http://schemas.microsoft.com/office/word/2010/wordprocessingShape" mc:Ignorable="w14 w15 w16se w16cid w16 w16cex w16sdtdh w16sdtfl w16du wp14"/>
+</file>
+
 <file path=word/styles.xml><?xml version="1.0" encoding="utf-8"?>
 <w:styles xmlns:mc="http://schemas.openxmlformats.org/markup-compatibility/2006" xmlns:r="http://schemas.openxmlformats.org/officeDocument/2006/relationships" xmlns:w="http://schemas.openxmlformats.org/wordprocessingml/2006/main" xmlns:w14="http://schemas.microsoft.com/office/word/2010/wordml" xmlns:w15="http://schemas.microsoft.com/office/word/2012/wordml" xmlns:w16cex="http://schemas.microsoft.com/office/word/2018/wordml/cex" xmlns:w16cid="http://schemas.microsoft.com/office/word/2016/wordml/cid" xmlns:w16="http://schemas.microsoft.com/office/word/2018/wordml" xmlns:w16du="http://schemas.microsoft.com/office/word/2023/wordml/word16du" xmlns:w16sdtdh="http://schemas.microsoft.com/office/word/2020/wordml/sdtdatahash" xmlns:w16sdtfl="http://schemas.microsoft.com/office/word/2024/wordml/sdtformatlock" xmlns:w16se="http://schemas.microsoft.com/office/word/2015/wordml/symex" mc:Ignorable="w14 w15 w16se w16cid w16 w16cex w16sdtdh w16sdtfl w16du">
   <w:docDefaults>
@@ -2932,7 +2144,7 @@
         <w:kern w:val="2"/>
         <w:sz w:val="24"/>
         <w:szCs w:val="24"/>
-        <w:lang w:val="en-DK" w:eastAsia="en-DK" w:bidi="ar-SA"/>
+        <w:lang w:val="en-US" w:eastAsia="en-US" w:bidi="ar-SA"/>
         <w14:ligatures w14:val="standardContextual"/>
       </w:rPr>
     </w:rPrDefault>
@@ -3344,7 +2556,7 @@
       <w:color w:val="0F4761" w:themeColor="accent1" w:themeShade="BF"/>
       <w:sz w:val="32"/>
       <w:szCs w:val="32"/>
-      <w:lang w:val="en-US" w:eastAsia="ja-JP"/>
+      <w:lang w:eastAsia="ja-JP"/>
     </w:rPr>
   </w:style>
   <w:style w:type="character" w:default="1" w:styleId="DefaultParagraphFont">
@@ -3399,7 +2611,7 @@
     </w:pPr>
     <w:rPr>
       <w:rFonts w:ascii="Segoe UI" w:eastAsiaTheme="minorHAnsi" w:hAnsi="Segoe UI"/>
-      <w:lang w:val="en-US" w:eastAsia="ja-JP"/>
+      <w:lang w:eastAsia="ja-JP"/>
     </w:rPr>
     <w:tblPr>
       <w:tblBorders>
@@ -3438,6 +2650,7 @@
       <w:kern w:val="0"/>
       <w:sz w:val="20"/>
       <w:szCs w:val="20"/>
+      <w:lang w:val="da-DK" w:eastAsia="da-DK"/>
       <w14:ligatures w14:val="none"/>
     </w:rPr>
     <w:tblPr/>
@@ -3620,11 +2833,350 @@
       </w:tcPr>
     </w:tblStylePr>
   </w:style>
+  <w:style w:type="character" w:styleId="PlaceholderText">
+    <w:name w:val="Placeholder Text"/>
+    <w:basedOn w:val="DefaultParagraphFont"/>
+    <w:uiPriority w:val="99"/>
+    <w:semiHidden/>
+    <w:rsid w:val="00D8633C"/>
+    <w:rPr>
+      <w:color w:val="666666"/>
+    </w:rPr>
+  </w:style>
+  <w:style w:type="paragraph" w:styleId="Subtitle">
+    <w:name w:val="Subtitle"/>
+    <w:basedOn w:val="Header"/>
+    <w:next w:val="Normal"/>
+    <w:link w:val="SubtitleChar"/>
+    <w:uiPriority w:val="11"/>
+    <w:qFormat/>
+    <w:rsid w:val="009F2307"/>
+    <w:pPr>
+      <w:tabs>
+        <w:tab w:val="clear" w:pos="4513"/>
+        <w:tab w:val="clear" w:pos="9026"/>
+        <w:tab w:val="center" w:pos="4680"/>
+        <w:tab w:val="right" w:pos="9360"/>
+      </w:tabs>
+    </w:pPr>
+    <w:rPr>
+      <w:rFonts w:eastAsiaTheme="minorHAnsi"/>
+      <w:kern w:val="0"/>
+      <w:sz w:val="22"/>
+      <w:szCs w:val="20"/>
+      <w14:ligatures w14:val="none"/>
+    </w:rPr>
+  </w:style>
+  <w:style w:type="character" w:customStyle="1" w:styleId="SubtitleChar">
+    <w:name w:val="Subtitle Char"/>
+    <w:basedOn w:val="DefaultParagraphFont"/>
+    <w:link w:val="Subtitle"/>
+    <w:uiPriority w:val="11"/>
+    <w:rsid w:val="009F2307"/>
+    <w:rPr>
+      <w:rFonts w:eastAsiaTheme="minorHAnsi"/>
+      <w:kern w:val="0"/>
+      <w:sz w:val="22"/>
+      <w:szCs w:val="20"/>
+      <w:lang w:val="en-US" w:eastAsia="en-US"/>
+      <w14:ligatures w14:val="none"/>
+    </w:rPr>
+  </w:style>
+  <w:style w:type="paragraph" w:styleId="Header">
+    <w:name w:val="header"/>
+    <w:basedOn w:val="Normal"/>
+    <w:link w:val="HeaderChar"/>
+    <w:uiPriority w:val="99"/>
+    <w:semiHidden/>
+    <w:unhideWhenUsed/>
+    <w:rsid w:val="009F2307"/>
+    <w:pPr>
+      <w:tabs>
+        <w:tab w:val="center" w:pos="4513"/>
+        <w:tab w:val="right" w:pos="9026"/>
+      </w:tabs>
+      <w:spacing w:after="0" w:line="240" w:lineRule="auto"/>
+    </w:pPr>
+  </w:style>
+  <w:style w:type="character" w:customStyle="1" w:styleId="HeaderChar">
+    <w:name w:val="Header Char"/>
+    <w:basedOn w:val="DefaultParagraphFont"/>
+    <w:link w:val="Header"/>
+    <w:uiPriority w:val="99"/>
+    <w:semiHidden/>
+    <w:rsid w:val="009F2307"/>
+  </w:style>
+  <w:style w:type="paragraph" w:styleId="Title">
+    <w:name w:val="Title"/>
+    <w:basedOn w:val="Header"/>
+    <w:next w:val="Normal"/>
+    <w:link w:val="TitleChar"/>
+    <w:uiPriority w:val="10"/>
+    <w:qFormat/>
+    <w:rsid w:val="009F2307"/>
+    <w:pPr>
+      <w:tabs>
+        <w:tab w:val="clear" w:pos="4513"/>
+        <w:tab w:val="clear" w:pos="9026"/>
+        <w:tab w:val="center" w:pos="4680"/>
+        <w:tab w:val="right" w:pos="9360"/>
+      </w:tabs>
+      <w:spacing w:after="120"/>
+    </w:pPr>
+    <w:rPr>
+      <w:rFonts w:asciiTheme="majorHAnsi" w:eastAsiaTheme="minorHAnsi" w:hAnsiTheme="majorHAnsi"/>
+      <w:kern w:val="0"/>
+      <w:sz w:val="36"/>
+      <w:szCs w:val="22"/>
+      <w14:ligatures w14:val="none"/>
+    </w:rPr>
+  </w:style>
+  <w:style w:type="character" w:customStyle="1" w:styleId="TitleChar">
+    <w:name w:val="Title Char"/>
+    <w:basedOn w:val="DefaultParagraphFont"/>
+    <w:link w:val="Title"/>
+    <w:uiPriority w:val="10"/>
+    <w:rsid w:val="009F2307"/>
+    <w:rPr>
+      <w:rFonts w:asciiTheme="majorHAnsi" w:eastAsiaTheme="minorHAnsi" w:hAnsiTheme="majorHAnsi"/>
+      <w:kern w:val="0"/>
+      <w:sz w:val="36"/>
+      <w:szCs w:val="22"/>
+      <w:lang w:val="en-US" w:eastAsia="en-US"/>
+      <w14:ligatures w14:val="none"/>
+    </w:rPr>
+  </w:style>
+  <w:style w:type="paragraph" w:styleId="NoSpacing">
+    <w:name w:val="No Spacing"/>
+    <w:uiPriority w:val="1"/>
+    <w:qFormat/>
+    <w:rsid w:val="00416FC2"/>
+    <w:pPr>
+      <w:spacing w:after="0" w:line="240" w:lineRule="auto"/>
+    </w:pPr>
+    <w:rPr>
+      <w:rFonts w:eastAsiaTheme="minorHAnsi"/>
+      <w:color w:val="000000" w:themeColor="text1"/>
+    </w:rPr>
+  </w:style>
+  <w:style w:type="paragraph" w:customStyle="1" w:styleId="BCNumber">
+    <w:name w:val="BC Number"/>
+    <w:basedOn w:val="NoSpacing"/>
+    <w:next w:val="Normal"/>
+    <w:uiPriority w:val="2"/>
+    <w:qFormat/>
+    <w:rPr>
+      <w14:numSpacing w14:val="tabular"/>
+    </w:rPr>
+  </w:style>
+  <w:style w:type="paragraph" w:customStyle="1" w:styleId="BCLabel">
+    <w:name w:val="BC Label"/>
+    <w:basedOn w:val="NoSpacing"/>
+    <w:next w:val="Normal"/>
+    <w:uiPriority w:val="2"/>
+    <w:qFormat/>
+    <w:pPr>
+      <w:keepNext/>
+    </w:pPr>
+    <w:rPr>
+      <w:rFonts w:asciiTheme="majorHAnsi" w:eastAsiaTheme="majorEastAsia" w:hAnsiTheme="majorHAnsi" w:cstheme="majorBidi"/>
+    </w:rPr>
+  </w:style>
+  <w:style w:type="paragraph" w:customStyle="1" w:styleId="BCLabelNumber">
+    <w:name w:val="BC Label Number"/>
+    <w:basedOn w:val="BCLabel"/>
+    <w:next w:val="Normal"/>
+    <w:uiPriority w:val="2"/>
+    <w:qFormat/>
+    <w:rPr>
+      <w14:numSpacing w14:val="tabular"/>
+    </w:rPr>
+  </w:style>
+  <w:style w:type="table" w:customStyle="1" w:styleId="BCBlockTable">
+    <w:name w:val="BC Block Table"/>
+    <w:basedOn w:val="TableNormal"/>
+    <w:uiPriority w:val="99"/>
+    <w:qFormat/>
+    <w:pPr>
+      <w:spacing w:after="0" w:line="240" w:lineRule="auto"/>
+    </w:pPr>
+    <w:tblPr>
+      <w:tblStyleRowBandSize w:val="1"/>
+      <w:tblStyleColBandSize w:val="1"/>
+      <w:tblCellMar>
+        <w:left w:w="0" w:type="dxa"/>
+        <w:right w:w="0" w:type="dxa"/>
+      </w:tblCellMar>
+    </w:tblPr>
+    <w:tblStylePr w:type="firstRow">
+      <w:rPr>
+        <w:rFonts w:asciiTheme="majorHAnsi" w:hAnsiTheme="majorHAnsi" w:cstheme="majorBidi"/>
+      </w:rPr>
+      <w:tblPr/>
+      <w:tcPr>
+        <w:vAlign w:val="top"/>
+      </w:tcPr>
+    </w:tblStylePr>
+  </w:style>
+  <w:style w:type="table" w:customStyle="1" w:styleId="BCDataTable">
+    <w:name w:val="BC Data Table"/>
+    <w:basedOn w:val="TableNormal"/>
+    <w:uiPriority w:val="99"/>
+    <w:qFormat/>
+    <w:pPr>
+      <w:spacing w:after="0" w:line="240" w:lineRule="auto"/>
+    </w:pPr>
+    <w:tblPr>
+      <w:tblStyleRowBandSize w:val="1"/>
+      <w:tblStyleColBandSize w:val="1"/>
+      <w:tblCellMar>
+        <w:left w:w="115" w:type="dxa"/>
+        <w:right w:w="115" w:type="dxa"/>
+      </w:tblCellMar>
+    </w:tblPr>
+    <w:tcPr>
+      <w:vAlign w:val="center"/>
+    </w:tcPr>
+    <w:tblStylePr w:type="firstRow">
+      <w:pPr>
+        <w:spacing w:before="160" w:after="80"/>
+      </w:pPr>
+      <w:rPr>
+        <w:rFonts w:asciiTheme="majorHAnsi" w:hAnsiTheme="majorHAnsi" w:cstheme="majorBidi"/>
+      </w:rPr>
+      <w:tblPr/>
+      <w:tcPr>
+        <w:tcBorders>
+          <w:bottom w:val="single" w:sz="4" w:space="0" w:color="000000" w:themeColor="text1"/>
+        </w:tcBorders>
+        <w:vAlign w:val="top"/>
+      </w:tcPr>
+    </w:tblStylePr>
+    <w:tblStylePr w:type="lastRow">
+      <w:tblPr/>
+      <w:tcPr>
+        <w:tcBorders>
+          <w:bottom w:val="single" w:sz="4" w:space="0" w:color="E8E8E8" w:themeColor="background2"/>
+        </w:tcBorders>
+      </w:tcPr>
+    </w:tblStylePr>
+    <w:tblStylePr w:type="band1Horz">
+      <w:tblPr/>
+      <w:tcPr>
+        <w:shd w:val="clear" w:color="auto" w:fill="auto"/>
+      </w:tcPr>
+    </w:tblStylePr>
+    <w:tblStylePr w:type="band2Horz">
+      <w:tblPr/>
+      <w:tcPr>
+        <w:shd w:val="clear" w:color="auto" w:fill="FAE2D5" w:themeFill="accent2" w:themeFillTint="33"/>
+      </w:tcPr>
+    </w:tblStylePr>
+  </w:style>
+  <w:style w:type="table" w:customStyle="1" w:styleId="BCTotalsTable">
+    <w:name w:val="BC Totals Table"/>
+    <w:basedOn w:val="TableNormal"/>
+    <w:uiPriority w:val="99"/>
+    <w:qFormat/>
+    <w:pPr>
+      <w:spacing w:after="0" w:line="240" w:lineRule="auto"/>
+    </w:pPr>
+    <w:tblPr>
+      <w:tblStyleRowBandSize w:val="1"/>
+      <w:tblStyleColBandSize w:val="1"/>
+      <w:tblCellMar>
+        <w:left w:w="115" w:type="dxa"/>
+        <w:right w:w="115" w:type="dxa"/>
+      </w:tblCellMar>
+    </w:tblPr>
+    <w:tcPr>
+      <w:vAlign w:val="center"/>
+    </w:tcPr>
+    <w:tblStylePr w:type="lastRow">
+      <w:rPr>
+        <w:rFonts w:asciiTheme="majorHAnsi" w:hAnsiTheme="majorHAnsi" w:cstheme="majorBidi"/>
+      </w:rPr>
+      <w:tblPr/>
+      <w:tcPr>
+        <w:tcBorders>
+          <w:top w:val="single" w:sz="4" w:space="0" w:color="000000" w:themeColor="text1"/>
+          <w:bottom w:val="single" w:sz="8" w:space="0" w:color="000000" w:themeColor="text1"/>
+        </w:tcBorders>
+      </w:tcPr>
+    </w:tblStylePr>
+  </w:style>
+  <w:style w:type="table" w:customStyle="1" w:styleId="BCCalculationTable">
+    <w:name w:val="BC Calculation Table"/>
+    <w:basedOn w:val="TableNormal"/>
+    <w:uiPriority w:val="99"/>
+    <w:qFormat/>
+    <w:pPr>
+      <w:spacing w:after="0" w:line="240" w:lineRule="auto"/>
+    </w:pPr>
+    <w:tblPr>
+      <w:tblStyleRowBandSize w:val="1"/>
+      <w:tblStyleColBandSize w:val="1"/>
+      <w:tblCellMar>
+        <w:top w:w="58" w:type="dxa"/>
+        <w:left w:w="0" w:type="dxa"/>
+        <w:bottom w:w="58" w:type="dxa"/>
+        <w:right w:w="0" w:type="dxa"/>
+      </w:tblCellMar>
+    </w:tblPr>
+    <w:tcPr>
+      <w:vAlign w:val="center"/>
+    </w:tcPr>
+    <w:tblStylePr w:type="firstRow">
+      <w:rPr>
+        <w:rFonts w:asciiTheme="majorHAnsi" w:hAnsiTheme="majorHAnsi" w:cstheme="majorBidi"/>
+      </w:rPr>
+      <w:tblPr/>
+      <w:tcPr>
+        <w:vAlign w:val="bottom"/>
+      </w:tcPr>
+    </w:tblStylePr>
+    <w:tblStylePr w:type="lastRow">
+      <w:rPr>
+        <w:rFonts w:asciiTheme="majorHAnsi" w:hAnsiTheme="majorHAnsi" w:cstheme="majorBidi"/>
+      </w:rPr>
+      <w:tblPr/>
+      <w:tcPr>
+        <w:tcBorders>
+          <w:top w:val="single" w:sz="4" w:space="0" w:color="000000" w:themeColor="text1"/>
+        </w:tcBorders>
+      </w:tcPr>
+    </w:tblStylePr>
+  </w:style>
+  <w:style w:type="table" w:customStyle="1" w:styleId="BCSignatureTable">
+    <w:name w:val="BC Signature Table"/>
+    <w:basedOn w:val="TableNormal"/>
+    <w:uiPriority w:val="99"/>
+    <w:qFormat/>
+    <w:pPr>
+      <w:spacing w:after="0" w:line="240" w:lineRule="auto"/>
+    </w:pPr>
+    <w:tblPr>
+      <w:tblStyleRowBandSize w:val="1"/>
+      <w:tblStyleColBandSize w:val="1"/>
+      <w:tblCellMar>
+        <w:left w:w="0" w:type="dxa"/>
+        <w:right w:w="0" w:type="dxa"/>
+      </w:tblCellMar>
+    </w:tblPr>
+    <w:tblStylePr w:type="lastRow">
+      <w:tblPr/>
+      <w:tcPr>
+        <w:tcBorders>
+          <w:bottom w:val="single" w:sz="4" w:space="0" w:color="000000" w:themeColor="text1"/>
+        </w:tcBorders>
+      </w:tcPr>
+    </w:tblStylePr>
+  </w:style>
 </w:styles>
 </file>
 
 <file path=word/glossary/document.xml><?xml version="1.0" encoding="utf-8"?>
-<w:glossaryDocument xmlns:wpc="http://schemas.microsoft.com/office/word/2010/wordprocessingCanvas" xmlns:cx="http://schemas.microsoft.com/office/drawing/2014/chartex" xmlns:cx1="http://schemas.microsoft.com/office/drawing/2015/9/8/chartex" xmlns:cx2="http://schemas.microsoft.com/office/drawing/2015/10/21/chartex" xmlns:cx3="http://schemas.microsoft.com/office/drawing/2016/5/9/chartex" xmlns:cx4="http://schemas.microsoft.com/office/drawing/2016/5/10/chartex" xmlns:cx5="http://schemas.microsoft.com/office/drawing/2016/5/11/chartex" xmlns:cx6="http://schemas.microsoft.com/office/drawing/2016/5/12/chartex" xmlns:cx7="http://schemas.microsoft.com/office/drawing/2016/5/13/chartex" xmlns:cx8="http://schemas.microsoft.com/office/drawing/2016/5/14/chartex" xmlns:mc="http://schemas.openxmlformats.org/markup-compatibility/2006" xmlns:aink="http://schemas.microsoft.com/office/drawing/2016/ink" xmlns:am3d="http://schemas.microsoft.com/office/drawing/2017/model3d" xmlns:o="urn:schemas-microsoft-com:office:office" xmlns:oel="http://schemas.microsoft.com/office/2019/extlst" xmlns:r="http://schemas.openxmlformats.org/officeDocument/2006/relationships" xmlns:m="http://schemas.openxmlformats.org/officeDocument/2006/math" xmlns:v="urn:schemas-microsoft-com:vml" xmlns:wp14="http://schemas.microsoft.com/office/word/2010/wordprocessingDrawing" xmlns:wp="http://schemas.openxmlformats.org/drawingml/2006/wordprocessingDrawing" xmlns:w10="urn:schemas-microsoft-com:office:word" xmlns:w="http://schemas.openxmlformats.org/wordprocessingml/2006/main" xmlns:w14="http://schemas.microsoft.com/office/word/2010/wordml" xmlns:w15="http://schemas.microsoft.com/office/word/2012/wordml" xmlns:w16cex="http://schemas.microsoft.com/office/word/2018/wordml/cex" xmlns:w16cid="http://schemas.microsoft.com/office/word/2016/wordml/cid" xmlns:w16="http://schemas.microsoft.com/office/word/2018/wordml" xmlns:w16du="http://schemas.microsoft.com/office/word/2023/wordml/word16du" xmlns:w16sdtdh="http://schemas.microsoft.com/office/word/2020/wordml/sdtdatahash" xmlns:w16sdtfl="http://schemas.microsoft.com/office/word/2024/wordml/sdtformatlock" xmlns:w16se="http://schemas.microsoft.com/office/word/2015/wordml/symex" xmlns:wpg="http://schemas.microsoft.com/office/word/2010/wordprocessingGroup" xmlns:wpi="http://schemas.microsoft.com/office/word/2010/wordprocessingInk" xmlns:wne="http://schemas.microsoft.com/office/word/2006/wordml" xmlns:wps="http://schemas.microsoft.com/office/word/2010/wordprocessingShape" mc:Ignorable="w14 w15 w16se w16cid w16 w16cex w16sdtdh w16sdtfl w16du wp14">
+<w:glossaryDocument xmlns:wpc="http://schemas.microsoft.com/office/word/2010/wordprocessingCanvas" xmlns:cx="http://schemas.microsoft.com/office/drawing/2014/chartex" xmlns:cx1="http://schemas.microsoft.com/office/drawing/2015/9/8/chartex" xmlns:cx2="http://schemas.microsoft.com/office/drawing/2015/10/21/chartex" xmlns:cx3="http://schemas.microsoft.com/office/drawing/2016/5/9/chartex" xmlns:cx4="http://schemas.microsoft.com/office/drawing/2016/5/10/chartex" xmlns:cx5="http://schemas.microsoft.com/office/drawing/2016/5/11/chartex" xmlns:cx6="http://schemas.microsoft.com/office/drawing/2016/5/12/chartex" xmlns:cx7="http://schemas.microsoft.com/office/drawing/2016/5/13/chartex" xmlns:cx8="http://schemas.microsoft.com/office/drawing/2016/5/14/chartex" xmlns:mc="http://schemas.openxmlformats.org/markup-compatibility/2006" xmlns:aink="http://schemas.microsoft.com/office/drawing/2016/ink" xmlns:am3d="http://schemas.microsoft.com/office/drawing/2017/model3d" xmlns:o="urn:schemas-microsoft-com:office:office" xmlns:oel="http://schemas.microsoft.com/office/2019/extlst" xmlns:r="http://schemas.openxmlformats.org/officeDocument/2006/relationships" xmlns:m="http://schemas.openxmlformats.org/officeDocument/2006/math" xmlns:v="urn:schemas-microsoft-com:vml" xmlns:wp14="http://schemas.microsoft.com/office/word/2010/wordprocessingDrawing" xmlns:wp="http://schemas.openxmlformats.org/drawingml/2006/wordprocessingDrawing" xmlns:w10="urn:schemas-microsoft-com:office:word" xmlns:w="http://schemas.openxmlformats.org/wordprocessingml/2006/main" xmlns:w14="http://schemas.microsoft.com/office/word/2010/wordml" xmlns:w15="http://schemas.microsoft.com/office/word/2012/wordml" xmlns:w16cei="http://schemas.microsoft.com/office/word/2026/wordml/cei" xmlns:w16cex="http://schemas.microsoft.com/office/word/2018/wordml/cex" xmlns:w16cid="http://schemas.microsoft.com/office/word/2016/wordml/cid" xmlns:w16="http://schemas.microsoft.com/office/word/2018/wordml" xmlns:w16du="http://schemas.microsoft.com/office/word/2023/wordml/word16du" xmlns:w16sdtdh="http://schemas.microsoft.com/office/word/2020/wordml/sdtdatahash" xmlns:w16sdtfl="http://schemas.microsoft.com/office/word/2024/wordml/sdtformatlock" xmlns:w16se="http://schemas.microsoft.com/office/word/2015/wordml/symex" xmlns:wpg="http://schemas.microsoft.com/office/word/2010/wordprocessingGroup" xmlns:wpi="http://schemas.microsoft.com/office/word/2010/wordprocessingInk" xmlns:wne="http://schemas.microsoft.com/office/word/2006/wordml" xmlns:wps="http://schemas.microsoft.com/office/word/2010/wordprocessingShape" mc:Ignorable="w14 w15 w16se w16cid w16 w16cex w16sdtdh w16sdtfl w16du wp14">
   <w:docParts>
     <w:docPart>
       <w:docPartPr>
@@ -3906,238 +3458,6 @@
         <w:p>
           <w:pPr>
             <w:pStyle w:val="47542EF838494AA4BAB7A94E4C6BF4C2"/>
-          </w:pPr>
-          <w:r>
-            <w:rPr>
-              <w:rStyle w:val="PlaceholderText"/>
-            </w:rPr>
-            <w:t>Click or tap here to enter text.</w:t>
-          </w:r>
-        </w:p>
-      </w:docPartBody>
-    </w:docPart>
-    <w:docPart>
-      <w:docPartPr>
-        <w:name w:val="9AE5371973D44AD0A3381449699F7639"/>
-        <w:category>
-          <w:name w:val="General"/>
-          <w:gallery w:val="placeholder"/>
-        </w:category>
-        <w:types>
-          <w:type w:val="bbPlcHdr"/>
-        </w:types>
-        <w:behaviors>
-          <w:behavior w:val="content"/>
-        </w:behaviors>
-        <w:guid w:val="{B3B38001-3B9F-4556-B995-9939EBC30E77}"/>
-      </w:docPartPr>
-      <w:docPartBody>
-        <w:p>
-          <w:pPr>
-            <w:pStyle w:val="9AE5371973D44AD0A3381449699F7639"/>
-          </w:pPr>
-          <w:r>
-            <w:rPr>
-              <w:rStyle w:val="PlaceholderText"/>
-            </w:rPr>
-            <w:t>Click or tap here to enter text.</w:t>
-          </w:r>
-        </w:p>
-      </w:docPartBody>
-    </w:docPart>
-    <w:docPart>
-      <w:docPartPr>
-        <w:name w:val="F44829580EE9471A8B3DC1653544A8B0"/>
-        <w:category>
-          <w:name w:val="General"/>
-          <w:gallery w:val="placeholder"/>
-        </w:category>
-        <w:types>
-          <w:type w:val="bbPlcHdr"/>
-        </w:types>
-        <w:behaviors>
-          <w:behavior w:val="content"/>
-        </w:behaviors>
-        <w:guid w:val="{3FC875FA-EA13-4512-AF0A-1FB85DFC17C8}"/>
-      </w:docPartPr>
-      <w:docPartBody>
-        <w:p>
-          <w:pPr>
-            <w:pStyle w:val="F44829580EE9471A8B3DC1653544A8B0"/>
-          </w:pPr>
-          <w:r>
-            <w:rPr>
-              <w:rStyle w:val="PlaceholderText"/>
-            </w:rPr>
-            <w:t>Click or tap here to enter text.</w:t>
-          </w:r>
-        </w:p>
-      </w:docPartBody>
-    </w:docPart>
-    <w:docPart>
-      <w:docPartPr>
-        <w:name w:val="8069C9FB720846F799857643610CFFBB"/>
-        <w:category>
-          <w:name w:val="General"/>
-          <w:gallery w:val="placeholder"/>
-        </w:category>
-        <w:types>
-          <w:type w:val="bbPlcHdr"/>
-        </w:types>
-        <w:behaviors>
-          <w:behavior w:val="content"/>
-        </w:behaviors>
-        <w:guid w:val="{E439E702-DC5A-4BA1-91DC-18BA71124C23}"/>
-      </w:docPartPr>
-      <w:docPartBody>
-        <w:p>
-          <w:pPr>
-            <w:pStyle w:val="8069C9FB720846F799857643610CFFBB"/>
-          </w:pPr>
-          <w:r>
-            <w:rPr>
-              <w:rStyle w:val="PlaceholderText"/>
-            </w:rPr>
-            <w:t>Click or tap here to enter text.</w:t>
-          </w:r>
-        </w:p>
-      </w:docPartBody>
-    </w:docPart>
-    <w:docPart>
-      <w:docPartPr>
-        <w:name w:val="1D767A993D3B41AC8A0376B8950C71A8"/>
-        <w:category>
-          <w:name w:val="General"/>
-          <w:gallery w:val="placeholder"/>
-        </w:category>
-        <w:types>
-          <w:type w:val="bbPlcHdr"/>
-        </w:types>
-        <w:behaviors>
-          <w:behavior w:val="content"/>
-        </w:behaviors>
-        <w:guid w:val="{AE5904FF-8EF3-49A0-9633-3F49069072D1}"/>
-      </w:docPartPr>
-      <w:docPartBody>
-        <w:p>
-          <w:pPr>
-            <w:pStyle w:val="1D767A993D3B41AC8A0376B8950C71A8"/>
-          </w:pPr>
-          <w:r>
-            <w:rPr>
-              <w:rStyle w:val="PlaceholderText"/>
-            </w:rPr>
-            <w:t>Click or tap here to enter text.</w:t>
-          </w:r>
-        </w:p>
-      </w:docPartBody>
-    </w:docPart>
-    <w:docPart>
-      <w:docPartPr>
-        <w:name w:val="B344A8E04A5D49C0ACD325D01221A0FD"/>
-        <w:category>
-          <w:name w:val="General"/>
-          <w:gallery w:val="placeholder"/>
-        </w:category>
-        <w:types>
-          <w:type w:val="bbPlcHdr"/>
-        </w:types>
-        <w:behaviors>
-          <w:behavior w:val="content"/>
-        </w:behaviors>
-        <w:guid w:val="{0F7AB64E-8BB9-4C5A-ABB9-F08076925B63}"/>
-      </w:docPartPr>
-      <w:docPartBody>
-        <w:p>
-          <w:pPr>
-            <w:pStyle w:val="B344A8E04A5D49C0ACD325D01221A0FD"/>
-          </w:pPr>
-          <w:r>
-            <w:rPr>
-              <w:rStyle w:val="PlaceholderText"/>
-            </w:rPr>
-            <w:t>Click or tap here to enter text.</w:t>
-          </w:r>
-        </w:p>
-      </w:docPartBody>
-    </w:docPart>
-    <w:docPart>
-      <w:docPartPr>
-        <w:name w:val="E243729438C347B089F4734703321956"/>
-        <w:category>
-          <w:name w:val="General"/>
-          <w:gallery w:val="placeholder"/>
-        </w:category>
-        <w:types>
-          <w:type w:val="bbPlcHdr"/>
-        </w:types>
-        <w:behaviors>
-          <w:behavior w:val="content"/>
-        </w:behaviors>
-        <w:guid w:val="{A37E30B3-AFCD-44EA-8381-9A41D6FDD35F}"/>
-      </w:docPartPr>
-      <w:docPartBody>
-        <w:p>
-          <w:pPr>
-            <w:pStyle w:val="E243729438C347B089F4734703321956"/>
-          </w:pPr>
-          <w:r>
-            <w:rPr>
-              <w:rStyle w:val="PlaceholderText"/>
-            </w:rPr>
-            <w:t>Click or tap here to enter text.</w:t>
-          </w:r>
-        </w:p>
-      </w:docPartBody>
-    </w:docPart>
-    <w:docPart>
-      <w:docPartPr>
-        <w:name w:val="3D9D7FB4F477488A8BC263BCEA502AB4"/>
-        <w:category>
-          <w:name w:val="General"/>
-          <w:gallery w:val="placeholder"/>
-        </w:category>
-        <w:types>
-          <w:type w:val="bbPlcHdr"/>
-        </w:types>
-        <w:behaviors>
-          <w:behavior w:val="content"/>
-        </w:behaviors>
-        <w:guid w:val="{CB899525-009A-46E0-8653-BEF53DECF78A}"/>
-      </w:docPartPr>
-      <w:docPartBody>
-        <w:p>
-          <w:pPr>
-            <w:pStyle w:val="3D9D7FB4F477488A8BC263BCEA502AB4"/>
-          </w:pPr>
-          <w:r>
-            <w:rPr>
-              <w:rStyle w:val="PlaceholderText"/>
-            </w:rPr>
-            <w:t>Click or tap here to enter text.</w:t>
-          </w:r>
-        </w:p>
-      </w:docPartBody>
-    </w:docPart>
-    <w:docPart>
-      <w:docPartPr>
-        <w:name w:val="26ECB31989984FE5B6C3E646B042B8D4"/>
-        <w:category>
-          <w:name w:val="General"/>
-          <w:gallery w:val="placeholder"/>
-        </w:category>
-        <w:types>
-          <w:type w:val="bbPlcHdr"/>
-        </w:types>
-        <w:behaviors>
-          <w:behavior w:val="content"/>
-        </w:behaviors>
-        <w:guid w:val="{85460D57-22B8-4ACE-9C14-73EA0888520D}"/>
-      </w:docPartPr>
-      <w:docPartBody>
-        <w:p>
-          <w:pPr>
-            <w:pStyle w:val="26ECB31989984FE5B6C3E646B042B8D4"/>
           </w:pPr>
           <w:r>
             <w:rPr>
@@ -4728,6 +4048,322 @@
         </w:p>
       </w:docPartBody>
     </w:docPart>
+    <w:docPart>
+      <w:docPartPr>
+        <w:name w:val="5FB68783FBEF4D4390DEF519F739C0F6"/>
+        <w:category>
+          <w:name w:val="General"/>
+          <w:gallery w:val="placeholder"/>
+        </w:category>
+        <w:types>
+          <w:type w:val="bbPlcHdr"/>
+        </w:types>
+        <w:behaviors>
+          <w:behavior w:val="content"/>
+        </w:behaviors>
+        <w:guid w:val="{96C91383-456F-42B8-B59F-86FA8D3C295B}"/>
+      </w:docPartPr>
+      <w:docPartBody>
+        <w:p>
+          <w:pPr>
+            <w:pStyle w:val="5FB68783FBEF4D4390DEF519F739C0F6"/>
+          </w:pPr>
+          <w:r>
+            <w:rPr>
+              <w:rStyle w:val="PlaceholderText"/>
+            </w:rPr>
+            <w:t>Click or tap here to enter text.</w:t>
+          </w:r>
+        </w:p>
+      </w:docPartBody>
+    </w:docPart>
+    <w:docPart>
+      <w:docPartPr>
+        <w:name w:val="67F789BC611B487598165D466AAC34C7"/>
+        <w:category>
+          <w:name w:val="General"/>
+          <w:gallery w:val="placeholder"/>
+        </w:category>
+        <w:types>
+          <w:type w:val="bbPlcHdr"/>
+        </w:types>
+        <w:behaviors>
+          <w:behavior w:val="content"/>
+        </w:behaviors>
+        <w:guid w:val="{9E5F47B7-F77D-43D0-8069-7766EC082B12}"/>
+      </w:docPartPr>
+      <w:docPartBody>
+        <w:p>
+          <w:pPr>
+            <w:pStyle w:val="67F789BC611B487598165D466AAC34C7"/>
+          </w:pPr>
+          <w:r>
+            <w:rPr>
+              <w:rStyle w:val="PlaceholderText"/>
+            </w:rPr>
+            <w:t>Click or tap here to enter text.</w:t>
+          </w:r>
+        </w:p>
+      </w:docPartBody>
+    </w:docPart>
+    <w:docPart>
+      <w:docPartPr>
+        <w:name w:val="89E10FFEA2C44C3DA7C461F6C19F97E1"/>
+        <w:category>
+          <w:name w:val="General"/>
+          <w:gallery w:val="placeholder"/>
+        </w:category>
+        <w:types>
+          <w:type w:val="bbPlcHdr"/>
+        </w:types>
+        <w:behaviors>
+          <w:behavior w:val="content"/>
+        </w:behaviors>
+        <w:guid w:val="{4F5C098C-74A6-4F1D-8536-511703C2E05B}"/>
+      </w:docPartPr>
+      <w:docPartBody>
+        <w:p>
+          <w:pPr>
+            <w:pStyle w:val="89E10FFEA2C44C3DA7C461F6C19F97E1"/>
+          </w:pPr>
+          <w:r>
+            <w:rPr>
+              <w:rStyle w:val="PlaceholderText"/>
+            </w:rPr>
+            <w:t>Click or tap here to enter text.</w:t>
+          </w:r>
+        </w:p>
+      </w:docPartBody>
+    </w:docPart>
+    <w:docPart>
+      <w:docPartPr>
+        <w:name w:val="DE31196E67134A998C9B6552103E4A01"/>
+        <w:category>
+          <w:name w:val="General"/>
+          <w:gallery w:val="placeholder"/>
+        </w:category>
+        <w:types>
+          <w:type w:val="bbPlcHdr"/>
+        </w:types>
+        <w:behaviors>
+          <w:behavior w:val="content"/>
+        </w:behaviors>
+        <w:guid w:val="{A6F22BA4-85AB-4DDB-9106-65CCDABD005F}"/>
+      </w:docPartPr>
+      <w:docPartBody>
+        <w:p>
+          <w:pPr>
+            <w:pStyle w:val="DE31196E67134A998C9B6552103E4A01"/>
+          </w:pPr>
+          <w:r>
+            <w:rPr>
+              <w:rStyle w:val="PlaceholderText"/>
+            </w:rPr>
+            <w:t>Click or tap here to enter text.</w:t>
+          </w:r>
+        </w:p>
+      </w:docPartBody>
+    </w:docPart>
+    <w:docPart>
+      <w:docPartPr>
+        <w:name w:val="ECDA0A9724624A289C5B0EE2DD3F29B5"/>
+        <w:category>
+          <w:name w:val="General"/>
+          <w:gallery w:val="placeholder"/>
+        </w:category>
+        <w:types>
+          <w:type w:val="bbPlcHdr"/>
+        </w:types>
+        <w:behaviors>
+          <w:behavior w:val="content"/>
+        </w:behaviors>
+        <w:guid w:val="{5EE1B868-1505-4E9D-833A-EB28383B4319}"/>
+      </w:docPartPr>
+      <w:docPartBody>
+        <w:p>
+          <w:pPr>
+            <w:pStyle w:val="ECDA0A9724624A289C5B0EE2DD3F29B5"/>
+          </w:pPr>
+          <w:r>
+            <w:rPr>
+              <w:rStyle w:val="PlaceholderText"/>
+            </w:rPr>
+            <w:t>Click or tap here to enter text.</w:t>
+          </w:r>
+        </w:p>
+      </w:docPartBody>
+    </w:docPart>
+    <w:docPart>
+      <w:docPartPr>
+        <w:name w:val="A6A25E257D714E5FA25F14DD177857AB"/>
+        <w:category>
+          <w:name w:val="General"/>
+          <w:gallery w:val="placeholder"/>
+        </w:category>
+        <w:types>
+          <w:type w:val="bbPlcHdr"/>
+        </w:types>
+        <w:behaviors>
+          <w:behavior w:val="content"/>
+        </w:behaviors>
+        <w:guid w:val="{8FADB664-1205-49E6-A934-15D2C877416A}"/>
+      </w:docPartPr>
+      <w:docPartBody>
+        <w:p>
+          <w:pPr>
+            <w:pStyle w:val="A6A25E257D714E5FA25F14DD177857AB"/>
+          </w:pPr>
+          <w:r>
+            <w:rPr>
+              <w:rStyle w:val="PlaceholderText"/>
+            </w:rPr>
+            <w:t>Click or tap here to enter text.</w:t>
+          </w:r>
+        </w:p>
+      </w:docPartBody>
+    </w:docPart>
+    <w:docPart>
+      <w:docPartPr>
+        <w:name w:val="FE595C1B18EF42A0988C4E5C6D802C89"/>
+        <w:category>
+          <w:name w:val="General"/>
+          <w:gallery w:val="placeholder"/>
+        </w:category>
+        <w:types>
+          <w:type w:val="bbPlcHdr"/>
+        </w:types>
+        <w:behaviors>
+          <w:behavior w:val="content"/>
+        </w:behaviors>
+        <w:guid w:val="{D407BB67-2FF4-4838-AF80-92822A352ADD}"/>
+      </w:docPartPr>
+      <w:docPartBody>
+        <w:p>
+          <w:pPr>
+            <w:pStyle w:val="FE595C1B18EF42A0988C4E5C6D802C89"/>
+          </w:pPr>
+          <w:r>
+            <w:rPr>
+              <w:rStyle w:val="PlaceholderText"/>
+            </w:rPr>
+            <w:t>Click or tap here to enter text.</w:t>
+          </w:r>
+        </w:p>
+      </w:docPartBody>
+    </w:docPart>
+    <w:docPart>
+      <w:docPartPr>
+        <w:name w:val="136AB2C7C6B5484EB5EE190C2876763D"/>
+        <w:category>
+          <w:name w:val="General"/>
+          <w:gallery w:val="placeholder"/>
+        </w:category>
+        <w:types>
+          <w:type w:val="bbPlcHdr"/>
+        </w:types>
+        <w:behaviors>
+          <w:behavior w:val="content"/>
+        </w:behaviors>
+        <w:guid w:val="{046498B1-0C13-4F8D-857D-A6B05E2722AB}"/>
+      </w:docPartPr>
+      <w:docPartBody>
+        <w:p>
+          <w:pPr>
+            <w:pStyle w:val="136AB2C7C6B5484EB5EE190C2876763D"/>
+          </w:pPr>
+          <w:r>
+            <w:rPr>
+              <w:rStyle w:val="PlaceholderText"/>
+            </w:rPr>
+            <w:t>Click or tap here to enter text.</w:t>
+          </w:r>
+        </w:p>
+      </w:docPartBody>
+    </w:docPart>
+    <w:docPart>
+      <w:docPartPr>
+        <w:name w:val="CE4E12B019EF44DA83876086C078D7D2"/>
+        <w:category>
+          <w:name w:val="General"/>
+          <w:gallery w:val="placeholder"/>
+        </w:category>
+        <w:types>
+          <w:type w:val="bbPlcHdr"/>
+        </w:types>
+        <w:behaviors>
+          <w:behavior w:val="content"/>
+        </w:behaviors>
+        <w:guid w:val="{76C03143-B3F4-42B5-BF4A-AAD2C8E4BDFE}"/>
+      </w:docPartPr>
+      <w:docPartBody>
+        <w:p>
+          <w:pPr>
+            <w:pStyle w:val="CE4E12B019EF44DA83876086C078D7D2"/>
+          </w:pPr>
+          <w:r>
+            <w:rPr>
+              <w:rStyle w:val="PlaceholderText"/>
+            </w:rPr>
+            <w:t>Click here to enter text.</w:t>
+          </w:r>
+        </w:p>
+      </w:docPartBody>
+    </w:docPart>
+    <w:docPart>
+      <w:docPartPr>
+        <w:name w:val="DefaultPlaceholder_-1854013440"/>
+        <w:category>
+          <w:name w:val="General"/>
+          <w:gallery w:val="placeholder"/>
+        </w:category>
+        <w:types>
+          <w:type w:val="bbPlcHdr"/>
+        </w:types>
+        <w:behaviors>
+          <w:behavior w:val="content"/>
+        </w:behaviors>
+        <w:guid w:val="{B5E05EDF-23F2-49AA-9C2A-34A2399A36E9}"/>
+      </w:docPartPr>
+      <w:docPartBody>
+        <w:p>
+          <w:r>
+            <w:rPr>
+              <w:rStyle w:val="PlaceholderText"/>
+            </w:rPr>
+            <w:t>Click or tap here to enter text.</w:t>
+          </w:r>
+        </w:p>
+      </w:docPartBody>
+    </w:docPart>
+    <w:docPart>
+      <w:docPartPr>
+        <w:name w:val="B7130DE97B664162A75A32965383521A"/>
+        <w:category>
+          <w:name w:val="General"/>
+          <w:gallery w:val="placeholder"/>
+        </w:category>
+        <w:types>
+          <w:type w:val="bbPlcHdr"/>
+        </w:types>
+        <w:behaviors>
+          <w:behavior w:val="content"/>
+        </w:behaviors>
+        <w:guid w:val="{C52321E9-C7F8-4D06-9F1C-6453604FC827}"/>
+      </w:docPartPr>
+      <w:docPartBody>
+        <w:p>
+          <w:pPr>
+            <w:pStyle w:val="B7130DE97B664162A75A32965383521A"/>
+          </w:pPr>
+          <w:r>
+            <w:rPr>
+              <w:rStyle w:val="PlaceholderText"/>
+            </w:rPr>
+            <w:t>Click here to enter text.</w:t>
+          </w:r>
+        </w:p>
+      </w:docPartBody>
+    </w:docPart>
   </w:docParts>
 </w:glossaryDocument>
 </file>
@@ -4774,13 +4410,6 @@
     <w:pitch w:val="variable"/>
     <w:sig w:usb0="E4002EFF" w:usb1="C000E47F" w:usb2="00000009" w:usb3="00000000" w:csb0="000001FF" w:csb1="00000000"/>
   </w:font>
-  <w:font w:name="Arial">
-    <w:panose1 w:val="020B0604020202020204"/>
-    <w:charset w:val="00"/>
-    <w:family w:val="swiss"/>
-    <w:pitch w:val="variable"/>
-    <w:sig w:usb0="E0002EFF" w:usb1="C000785B" w:usb2="00000009" w:usb3="00000000" w:csb0="000001FF" w:csb1="00000000"/>
-  </w:font>
 </w:fonts>
 </file>
 
@@ -4788,6 +4417,7 @@
 <w:settings xmlns:mc="http://schemas.openxmlformats.org/markup-compatibility/2006" xmlns:o="urn:schemas-microsoft-com:office:office" xmlns:r="http://schemas.openxmlformats.org/officeDocument/2006/relationships" xmlns:m="http://schemas.openxmlformats.org/officeDocument/2006/math" xmlns:v="urn:schemas-microsoft-com:vml" xmlns:w10="urn:schemas-microsoft-com:office:word" xmlns:w="http://schemas.openxmlformats.org/wordprocessingml/2006/main" xmlns:w14="http://schemas.microsoft.com/office/word/2010/wordml" xmlns:w15="http://schemas.microsoft.com/office/word/2012/wordml" xmlns:w16cex="http://schemas.microsoft.com/office/word/2018/wordml/cex" xmlns:w16cid="http://schemas.microsoft.com/office/word/2016/wordml/cid" xmlns:w16="http://schemas.microsoft.com/office/word/2018/wordml" xmlns:w16du="http://schemas.microsoft.com/office/word/2023/wordml/word16du" xmlns:w16sdtdh="http://schemas.microsoft.com/office/word/2020/wordml/sdtdatahash" xmlns:w16sdtfl="http://schemas.microsoft.com/office/word/2024/wordml/sdtformatlock" xmlns:w16se="http://schemas.microsoft.com/office/word/2015/wordml/symex" xmlns:sl="http://schemas.openxmlformats.org/schemaLibrary/2006/main" mc:Ignorable="w14 w15 w16se w16cid w16 w16cex w16sdtdh w16sdtfl w16du">
   <w:view w:val="normal"/>
   <w:defaultTabStop w:val="720"/>
+  <w:hyphenationZone w:val="425"/>
   <w:characterSpacingControl w:val="doNotCompress"/>
   <w:compat>
     <w:useFELayout/>
@@ -4800,11 +4430,18 @@
   </w:compat>
   <w:rsids>
     <w:rsidRoot w:val="00174388"/>
+    <w:rsid w:val="000456EF"/>
     <w:rsid w:val="00174388"/>
+    <w:rsid w:val="002132E6"/>
     <w:rsid w:val="003F093C"/>
+    <w:rsid w:val="006203BB"/>
+    <w:rsid w:val="007400C0"/>
     <w:rsid w:val="00792957"/>
+    <w:rsid w:val="00981174"/>
     <w:rsid w:val="00B67F37"/>
+    <w:rsid w:val="00B97F38"/>
     <w:rsid w:val="00DD4377"/>
+    <w:rsid w:val="00E5711F"/>
     <w:rsid w:val="00EF7BF0"/>
   </w:rsids>
   <m:mathPr>
@@ -4820,9 +4457,9 @@
     <m:intLim m:val="subSup"/>
     <m:naryLim m:val="undOvr"/>
   </m:mathPr>
-  <w:themeFontLang w:val="en-DK"/>
+  <w:themeFontLang w:val="en-US"/>
   <w:clrSchemeMapping w:bg1="light1" w:t1="dark1" w:bg2="light2" w:t2="dark2" w:accent1="accent1" w:accent2="accent2" w:accent3="accent3" w:accent4="accent4" w:accent5="accent5" w:accent6="accent6" w:hyperlink="hyperlink" w:followedHyperlink="followedHyperlink"/>
-  <w:decimalSymbol w:val=","/>
+  <w:decimalSymbol w:val="."/>
   <w:listSeparator w:val=","/>
   <w15:chartTrackingRefBased/>
 </w:settings>
@@ -4837,7 +4474,7 @@
         <w:kern w:val="2"/>
         <w:sz w:val="24"/>
         <w:szCs w:val="24"/>
-        <w:lang w:val="en-DK" w:eastAsia="en-DK" w:bidi="ar-SA"/>
+        <w:lang w:val="en-US" w:eastAsia="en-US" w:bidi="ar-SA"/>
         <w14:ligatures w14:val="standardContextual"/>
       </w:rPr>
     </w:rPrDefault>
@@ -5261,9 +4898,9 @@
     <w:basedOn w:val="DefaultParagraphFont"/>
     <w:uiPriority w:val="99"/>
     <w:semiHidden/>
-    <w:rsid w:val="003F093C"/>
+    <w:rsid w:val="00B97F38"/>
     <w:rPr>
-      <w:color w:val="666666"/>
+      <w:color w:val="808080"/>
     </w:rPr>
   </w:style>
   <w:style w:type="paragraph" w:customStyle="1" w:styleId="E4A93B5C7EB54D4093C0617FF6B4964B">
@@ -5329,288 +4966,522 @@
   <w:style w:type="paragraph" w:customStyle="1" w:styleId="D00490670B47475DA1D2D0259E47AD76">
     <w:name w:val="D00490670B47475DA1D2D0259E47AD76"/>
     <w:rsid w:val="003F093C"/>
-    <w:rPr>
-      <w:lang w:val="en-DK" w:eastAsia="en-DK"/>
-    </w:rPr>
   </w:style>
   <w:style w:type="paragraph" w:customStyle="1" w:styleId="04D0332B02444D5CB85679F3A6543F4E">
     <w:name w:val="04D0332B02444D5CB85679F3A6543F4E"/>
     <w:rsid w:val="003F093C"/>
-    <w:rPr>
-      <w:lang w:val="en-DK" w:eastAsia="en-DK"/>
-    </w:rPr>
   </w:style>
   <w:style w:type="paragraph" w:customStyle="1" w:styleId="AF804623B5FC4A8FBD5B2B5D98515754">
     <w:name w:val="AF804623B5FC4A8FBD5B2B5D98515754"/>
     <w:rsid w:val="003F093C"/>
-    <w:rPr>
-      <w:lang w:val="en-DK" w:eastAsia="en-DK"/>
-    </w:rPr>
   </w:style>
   <w:style w:type="paragraph" w:customStyle="1" w:styleId="456C24FE85AB47358769CD791640E586">
     <w:name w:val="456C24FE85AB47358769CD791640E586"/>
     <w:rsid w:val="003F093C"/>
-    <w:rPr>
-      <w:lang w:val="en-DK" w:eastAsia="en-DK"/>
-    </w:rPr>
   </w:style>
   <w:style w:type="paragraph" w:customStyle="1" w:styleId="EB294D13F1C941B0918B09586CFCDBE7">
     <w:name w:val="EB294D13F1C941B0918B09586CFCDBE7"/>
     <w:rsid w:val="003F093C"/>
-    <w:rPr>
-      <w:lang w:val="en-DK" w:eastAsia="en-DK"/>
-    </w:rPr>
   </w:style>
   <w:style w:type="paragraph" w:customStyle="1" w:styleId="1D18AC3B6BCE45E788F1BA09848E71EC">
     <w:name w:val="1D18AC3B6BCE45E788F1BA09848E71EC"/>
     <w:rsid w:val="003F093C"/>
-    <w:rPr>
-      <w:lang w:val="en-DK" w:eastAsia="en-DK"/>
-    </w:rPr>
   </w:style>
   <w:style w:type="paragraph" w:customStyle="1" w:styleId="07E648C3659748499DD5DDF1F03E197B">
     <w:name w:val="07E648C3659748499DD5DDF1F03E197B"/>
     <w:rsid w:val="003F093C"/>
-    <w:rPr>
-      <w:lang w:val="en-DK" w:eastAsia="en-DK"/>
-    </w:rPr>
   </w:style>
   <w:style w:type="paragraph" w:customStyle="1" w:styleId="0404552692B049E89D8AF39ADA6B9548">
     <w:name w:val="0404552692B049E89D8AF39ADA6B9548"/>
     <w:rsid w:val="003F093C"/>
-    <w:rPr>
-      <w:lang w:val="en-DK" w:eastAsia="en-DK"/>
-    </w:rPr>
   </w:style>
   <w:style w:type="paragraph" w:customStyle="1" w:styleId="5F658AB8E2ED4C319A324FB4225C5FEC">
     <w:name w:val="5F658AB8E2ED4C319A324FB4225C5FEC"/>
     <w:rsid w:val="003F093C"/>
-    <w:rPr>
-      <w:lang w:val="en-DK" w:eastAsia="en-DK"/>
-    </w:rPr>
   </w:style>
   <w:style w:type="paragraph" w:customStyle="1" w:styleId="47542EF838494AA4BAB7A94E4C6BF4C2">
     <w:name w:val="47542EF838494AA4BAB7A94E4C6BF4C2"/>
     <w:rsid w:val="003F093C"/>
-    <w:rPr>
-      <w:lang w:val="en-DK" w:eastAsia="en-DK"/>
-    </w:rPr>
   </w:style>
   <w:style w:type="paragraph" w:customStyle="1" w:styleId="9AE5371973D44AD0A3381449699F7639">
     <w:name w:val="9AE5371973D44AD0A3381449699F7639"/>
     <w:rsid w:val="003F093C"/>
-    <w:rPr>
-      <w:lang w:val="en-DK" w:eastAsia="en-DK"/>
-    </w:rPr>
   </w:style>
   <w:style w:type="paragraph" w:customStyle="1" w:styleId="F44829580EE9471A8B3DC1653544A8B0">
     <w:name w:val="F44829580EE9471A8B3DC1653544A8B0"/>
     <w:rsid w:val="003F093C"/>
-    <w:rPr>
-      <w:lang w:val="en-DK" w:eastAsia="en-DK"/>
-    </w:rPr>
   </w:style>
   <w:style w:type="paragraph" w:customStyle="1" w:styleId="8069C9FB720846F799857643610CFFBB">
     <w:name w:val="8069C9FB720846F799857643610CFFBB"/>
     <w:rsid w:val="003F093C"/>
-    <w:rPr>
-      <w:lang w:val="en-DK" w:eastAsia="en-DK"/>
-    </w:rPr>
   </w:style>
   <w:style w:type="paragraph" w:customStyle="1" w:styleId="1D767A993D3B41AC8A0376B8950C71A8">
     <w:name w:val="1D767A993D3B41AC8A0376B8950C71A8"/>
     <w:rsid w:val="003F093C"/>
-    <w:rPr>
-      <w:lang w:val="en-DK" w:eastAsia="en-DK"/>
-    </w:rPr>
   </w:style>
   <w:style w:type="paragraph" w:customStyle="1" w:styleId="B344A8E04A5D49C0ACD325D01221A0FD">
     <w:name w:val="B344A8E04A5D49C0ACD325D01221A0FD"/>
     <w:rsid w:val="003F093C"/>
-    <w:rPr>
-      <w:lang w:val="en-DK" w:eastAsia="en-DK"/>
-    </w:rPr>
   </w:style>
   <w:style w:type="paragraph" w:customStyle="1" w:styleId="E243729438C347B089F4734703321956">
     <w:name w:val="E243729438C347B089F4734703321956"/>
     <w:rsid w:val="003F093C"/>
-    <w:rPr>
-      <w:lang w:val="en-DK" w:eastAsia="en-DK"/>
-    </w:rPr>
   </w:style>
   <w:style w:type="paragraph" w:customStyle="1" w:styleId="3D9D7FB4F477488A8BC263BCEA502AB4">
     <w:name w:val="3D9D7FB4F477488A8BC263BCEA502AB4"/>
     <w:rsid w:val="003F093C"/>
-    <w:rPr>
-      <w:lang w:val="en-DK" w:eastAsia="en-DK"/>
-    </w:rPr>
   </w:style>
   <w:style w:type="paragraph" w:customStyle="1" w:styleId="26ECB31989984FE5B6C3E646B042B8D4">
     <w:name w:val="26ECB31989984FE5B6C3E646B042B8D4"/>
     <w:rsid w:val="003F093C"/>
-    <w:rPr>
-      <w:lang w:val="en-DK" w:eastAsia="en-DK"/>
-    </w:rPr>
   </w:style>
   <w:style w:type="paragraph" w:customStyle="1" w:styleId="E296DCA8A9DC429E92D0287F44C1681C">
     <w:name w:val="E296DCA8A9DC429E92D0287F44C1681C"/>
     <w:rsid w:val="003F093C"/>
-    <w:rPr>
-      <w:lang w:val="en-DK" w:eastAsia="en-DK"/>
-    </w:rPr>
   </w:style>
   <w:style w:type="paragraph" w:customStyle="1" w:styleId="61409D5C2DD1470596A5D3202199220A">
     <w:name w:val="61409D5C2DD1470596A5D3202199220A"/>
     <w:rsid w:val="003F093C"/>
-    <w:rPr>
-      <w:lang w:val="en-DK" w:eastAsia="en-DK"/>
-    </w:rPr>
   </w:style>
   <w:style w:type="paragraph" w:customStyle="1" w:styleId="EDFB51C7D55146B69D16B7FAABEF180D">
     <w:name w:val="EDFB51C7D55146B69D16B7FAABEF180D"/>
     <w:rsid w:val="003F093C"/>
-    <w:rPr>
-      <w:lang w:val="en-DK" w:eastAsia="en-DK"/>
-    </w:rPr>
   </w:style>
   <w:style w:type="paragraph" w:customStyle="1" w:styleId="D9DA7959D49242FEB7699DD179A24CF6">
     <w:name w:val="D9DA7959D49242FEB7699DD179A24CF6"/>
     <w:rsid w:val="003F093C"/>
-    <w:rPr>
-      <w:lang w:val="en-DK" w:eastAsia="en-DK"/>
-    </w:rPr>
   </w:style>
   <w:style w:type="paragraph" w:customStyle="1" w:styleId="DF2540F37D4442A4B0AE55302665588D">
     <w:name w:val="DF2540F37D4442A4B0AE55302665588D"/>
     <w:rsid w:val="003F093C"/>
-    <w:rPr>
-      <w:lang w:val="en-DK" w:eastAsia="en-DK"/>
-    </w:rPr>
   </w:style>
   <w:style w:type="paragraph" w:customStyle="1" w:styleId="9BD0551EFCD94D9280B13E1CA4707333">
     <w:name w:val="9BD0551EFCD94D9280B13E1CA4707333"/>
     <w:rsid w:val="003F093C"/>
-    <w:rPr>
-      <w:lang w:val="en-DK" w:eastAsia="en-DK"/>
-    </w:rPr>
   </w:style>
   <w:style w:type="paragraph" w:customStyle="1" w:styleId="056A1D7C4FFE4B3E8407CCCC9916055E">
     <w:name w:val="056A1D7C4FFE4B3E8407CCCC9916055E"/>
     <w:rsid w:val="003F093C"/>
-    <w:rPr>
-      <w:lang w:val="en-DK" w:eastAsia="en-DK"/>
-    </w:rPr>
   </w:style>
   <w:style w:type="paragraph" w:customStyle="1" w:styleId="1A6012C7DA9A4ADAA0DE941707E46F2E">
     <w:name w:val="1A6012C7DA9A4ADAA0DE941707E46F2E"/>
     <w:rsid w:val="003F093C"/>
-    <w:rPr>
-      <w:lang w:val="en-DK" w:eastAsia="en-DK"/>
-    </w:rPr>
   </w:style>
   <w:style w:type="paragraph" w:customStyle="1" w:styleId="AE56A3B0DF61430B97B708A1D87EE983">
     <w:name w:val="AE56A3B0DF61430B97B708A1D87EE983"/>
     <w:rsid w:val="003F093C"/>
-    <w:rPr>
-      <w:lang w:val="en-DK" w:eastAsia="en-DK"/>
-    </w:rPr>
   </w:style>
   <w:style w:type="paragraph" w:customStyle="1" w:styleId="A7110E13B17B4E8795ED309434AF40FA">
     <w:name w:val="A7110E13B17B4E8795ED309434AF40FA"/>
     <w:rsid w:val="003F093C"/>
-    <w:rPr>
-      <w:lang w:val="en-DK" w:eastAsia="en-DK"/>
-    </w:rPr>
   </w:style>
   <w:style w:type="paragraph" w:customStyle="1" w:styleId="5E0061AB86694D8C83847F6B94C92210">
     <w:name w:val="5E0061AB86694D8C83847F6B94C92210"/>
     <w:rsid w:val="003F093C"/>
-    <w:rPr>
-      <w:lang w:val="en-DK" w:eastAsia="en-DK"/>
-    </w:rPr>
   </w:style>
   <w:style w:type="paragraph" w:customStyle="1" w:styleId="16AF7DA10FEF4553B4203AE40068DB5E">
     <w:name w:val="16AF7DA10FEF4553B4203AE40068DB5E"/>
     <w:rsid w:val="003F093C"/>
-    <w:rPr>
-      <w:lang w:val="en-DK" w:eastAsia="en-DK"/>
-    </w:rPr>
   </w:style>
   <w:style w:type="paragraph" w:customStyle="1" w:styleId="11820C45F60D4A9081C166C95A472E19">
     <w:name w:val="11820C45F60D4A9081C166C95A472E19"/>
     <w:rsid w:val="003F093C"/>
-    <w:rPr>
-      <w:lang w:val="en-DK" w:eastAsia="en-DK"/>
-    </w:rPr>
   </w:style>
   <w:style w:type="paragraph" w:customStyle="1" w:styleId="71FD07FAF7CD4E75A68E3FEBF691D22A">
     <w:name w:val="71FD07FAF7CD4E75A68E3FEBF691D22A"/>
     <w:rsid w:val="003F093C"/>
-    <w:rPr>
-      <w:lang w:val="en-DK" w:eastAsia="en-DK"/>
-    </w:rPr>
   </w:style>
   <w:style w:type="paragraph" w:customStyle="1" w:styleId="927901A8CB7C4081A7A1889385EE6860">
     <w:name w:val="927901A8CB7C4081A7A1889385EE6860"/>
     <w:rsid w:val="003F093C"/>
-    <w:rPr>
-      <w:lang w:val="en-DK" w:eastAsia="en-DK"/>
-    </w:rPr>
   </w:style>
   <w:style w:type="paragraph" w:customStyle="1" w:styleId="4311C4CAD0D04C759AFFEF902A5F1B2B">
     <w:name w:val="4311C4CAD0D04C759AFFEF902A5F1B2B"/>
     <w:rsid w:val="003F093C"/>
-    <w:rPr>
-      <w:lang w:val="en-DK" w:eastAsia="en-DK"/>
-    </w:rPr>
   </w:style>
   <w:style w:type="paragraph" w:customStyle="1" w:styleId="4821163234784C0588213334C928E7BA">
     <w:name w:val="4821163234784C0588213334C928E7BA"/>
     <w:rsid w:val="003F093C"/>
-    <w:rPr>
-      <w:lang w:val="en-DK" w:eastAsia="en-DK"/>
-    </w:rPr>
   </w:style>
   <w:style w:type="paragraph" w:customStyle="1" w:styleId="B9D6D6C4F3574B1E8AEDDD172AD16126">
     <w:name w:val="B9D6D6C4F3574B1E8AEDDD172AD16126"/>
     <w:rsid w:val="003F093C"/>
-    <w:rPr>
-      <w:lang w:val="en-DK" w:eastAsia="en-DK"/>
-    </w:rPr>
   </w:style>
   <w:style w:type="paragraph" w:customStyle="1" w:styleId="C34677F1CBD84BCF9282ADF9BC570EEB">
     <w:name w:val="C34677F1CBD84BCF9282ADF9BC570EEB"/>
     <w:rsid w:val="003F093C"/>
-    <w:rPr>
-      <w:lang w:val="en-DK" w:eastAsia="en-DK"/>
-    </w:rPr>
   </w:style>
   <w:style w:type="paragraph" w:customStyle="1" w:styleId="ED7845326BB44242B8FAD2A23F67A76E">
     <w:name w:val="ED7845326BB44242B8FAD2A23F67A76E"/>
     <w:rsid w:val="003F093C"/>
-    <w:rPr>
-      <w:lang w:val="en-DK" w:eastAsia="en-DK"/>
-    </w:rPr>
   </w:style>
   <w:style w:type="paragraph" w:customStyle="1" w:styleId="9D1D4DCE08FD4C3AB5DDFC5D44C0215F">
     <w:name w:val="9D1D4DCE08FD4C3AB5DDFC5D44C0215F"/>
     <w:rsid w:val="003F093C"/>
-    <w:rPr>
-      <w:lang w:val="en-DK" w:eastAsia="en-DK"/>
-    </w:rPr>
   </w:style>
   <w:style w:type="paragraph" w:customStyle="1" w:styleId="AADC22CA37934510A5D09886B69C7911">
     <w:name w:val="AADC22CA37934510A5D09886B69C7911"/>
     <w:rsid w:val="003F093C"/>
-    <w:rPr>
-      <w:lang w:val="en-DK" w:eastAsia="en-DK"/>
-    </w:rPr>
   </w:style>
   <w:style w:type="paragraph" w:customStyle="1" w:styleId="4931B0F25F74434FB7CF98F333F3D7AE">
     <w:name w:val="4931B0F25F74434FB7CF98F333F3D7AE"/>
     <w:rsid w:val="003F093C"/>
+  </w:style>
+  <w:style w:type="paragraph" w:customStyle="1" w:styleId="9B6D15125C564C1CB3DDC969E09DCC37">
+    <w:name w:val="9B6D15125C564C1CB3DDC969E09DCC37"/>
+    <w:rsid w:val="00B97F38"/>
     <w:rPr>
-      <w:lang w:val="en-DK" w:eastAsia="en-DK"/>
+      <w:lang w:val="da-DK" w:eastAsia="da-DK"/>
+    </w:rPr>
+  </w:style>
+  <w:style w:type="paragraph" w:customStyle="1" w:styleId="0815AB28A69C46B1BF3337F461353D25">
+    <w:name w:val="0815AB28A69C46B1BF3337F461353D25"/>
+    <w:rsid w:val="00B97F38"/>
+    <w:rPr>
+      <w:lang w:val="da-DK" w:eastAsia="da-DK"/>
+    </w:rPr>
+  </w:style>
+  <w:style w:type="paragraph" w:customStyle="1" w:styleId="60F3DCD2BB794A808E3BC88A87EEC871">
+    <w:name w:val="60F3DCD2BB794A808E3BC88A87EEC871"/>
+    <w:rsid w:val="00B97F38"/>
+    <w:rPr>
+      <w:lang w:val="da-DK" w:eastAsia="da-DK"/>
+    </w:rPr>
+  </w:style>
+  <w:style w:type="paragraph" w:customStyle="1" w:styleId="07F458D1C30A4FD0B1AB0A3B84EF323E">
+    <w:name w:val="07F458D1C30A4FD0B1AB0A3B84EF323E"/>
+    <w:rsid w:val="00B97F38"/>
+    <w:rPr>
+      <w:lang w:val="da-DK" w:eastAsia="da-DK"/>
+    </w:rPr>
+  </w:style>
+  <w:style w:type="paragraph" w:customStyle="1" w:styleId="05DD758F343544649C4798E742F501CD">
+    <w:name w:val="05DD758F343544649C4798E742F501CD"/>
+    <w:rsid w:val="00B97F38"/>
+    <w:rPr>
+      <w:lang w:val="da-DK" w:eastAsia="da-DK"/>
+    </w:rPr>
+  </w:style>
+  <w:style w:type="paragraph" w:customStyle="1" w:styleId="D4D78DD970F04151828B4D8B595ADB4F">
+    <w:name w:val="D4D78DD970F04151828B4D8B595ADB4F"/>
+    <w:rsid w:val="00B97F38"/>
+    <w:rPr>
+      <w:lang w:val="da-DK" w:eastAsia="da-DK"/>
+    </w:rPr>
+  </w:style>
+  <w:style w:type="paragraph" w:customStyle="1" w:styleId="322640906D6E489390083C28884B43CA">
+    <w:name w:val="322640906D6E489390083C28884B43CA"/>
+    <w:rsid w:val="00B97F38"/>
+    <w:rPr>
+      <w:lang w:val="da-DK" w:eastAsia="da-DK"/>
+    </w:rPr>
+  </w:style>
+  <w:style w:type="paragraph" w:customStyle="1" w:styleId="74573470C4E3490482029F1C597AAEDE">
+    <w:name w:val="74573470C4E3490482029F1C597AAEDE"/>
+    <w:rsid w:val="00B97F38"/>
+    <w:rPr>
+      <w:lang w:val="da-DK" w:eastAsia="da-DK"/>
+    </w:rPr>
+  </w:style>
+  <w:style w:type="paragraph" w:customStyle="1" w:styleId="F298A3F1E868478589C7672B5E1C2BE7">
+    <w:name w:val="F298A3F1E868478589C7672B5E1C2BE7"/>
+    <w:rsid w:val="00B97F38"/>
+    <w:rPr>
+      <w:lang w:val="da-DK" w:eastAsia="da-DK"/>
+    </w:rPr>
+  </w:style>
+  <w:style w:type="paragraph" w:customStyle="1" w:styleId="2635F9CE7C174D979056148A3BE1B950">
+    <w:name w:val="2635F9CE7C174D979056148A3BE1B950"/>
+    <w:rsid w:val="00B97F38"/>
+    <w:rPr>
+      <w:lang w:val="da-DK" w:eastAsia="da-DK"/>
+    </w:rPr>
+  </w:style>
+  <w:style w:type="paragraph" w:customStyle="1" w:styleId="5959018875A2459699BA18BE189331D6">
+    <w:name w:val="5959018875A2459699BA18BE189331D6"/>
+    <w:rsid w:val="00B97F38"/>
+    <w:rPr>
+      <w:lang w:val="da-DK" w:eastAsia="da-DK"/>
+    </w:rPr>
+  </w:style>
+  <w:style w:type="paragraph" w:customStyle="1" w:styleId="0C1FF32FCD0D43FB819BAD47C6BAC69D">
+    <w:name w:val="0C1FF32FCD0D43FB819BAD47C6BAC69D"/>
+    <w:rsid w:val="00B97F38"/>
+    <w:rPr>
+      <w:lang w:val="da-DK" w:eastAsia="da-DK"/>
+    </w:rPr>
+  </w:style>
+  <w:style w:type="paragraph" w:customStyle="1" w:styleId="C20B1D1B8C604B1AB25EBE1BC1D09B33">
+    <w:name w:val="C20B1D1B8C604B1AB25EBE1BC1D09B33"/>
+    <w:rsid w:val="00B97F38"/>
+    <w:rPr>
+      <w:lang w:val="da-DK" w:eastAsia="da-DK"/>
+    </w:rPr>
+  </w:style>
+  <w:style w:type="paragraph" w:customStyle="1" w:styleId="24B264C8AA5E4252830122D3A13F9B66">
+    <w:name w:val="24B264C8AA5E4252830122D3A13F9B66"/>
+    <w:rsid w:val="00B97F38"/>
+    <w:rPr>
+      <w:lang w:val="da-DK" w:eastAsia="da-DK"/>
+    </w:rPr>
+  </w:style>
+  <w:style w:type="paragraph" w:customStyle="1" w:styleId="D8CDDEC2AD07409490D20A32F5C1E20A">
+    <w:name w:val="D8CDDEC2AD07409490D20A32F5C1E20A"/>
+    <w:rsid w:val="00B97F38"/>
+    <w:rPr>
+      <w:lang w:val="da-DK" w:eastAsia="da-DK"/>
+    </w:rPr>
+  </w:style>
+  <w:style w:type="paragraph" w:customStyle="1" w:styleId="94F87A4CF8344653A6B6EDAE1321B35C">
+    <w:name w:val="94F87A4CF8344653A6B6EDAE1321B35C"/>
+    <w:rsid w:val="00B97F38"/>
+    <w:rPr>
+      <w:lang w:val="da-DK" w:eastAsia="da-DK"/>
+    </w:rPr>
+  </w:style>
+  <w:style w:type="paragraph" w:customStyle="1" w:styleId="88231A7A0468407190029B515A2D3D33">
+    <w:name w:val="88231A7A0468407190029B515A2D3D33"/>
+    <w:rsid w:val="00B97F38"/>
+    <w:rPr>
+      <w:lang w:val="da-DK" w:eastAsia="da-DK"/>
+    </w:rPr>
+  </w:style>
+  <w:style w:type="paragraph" w:customStyle="1" w:styleId="668B904824634F6399E33559110E6FE9">
+    <w:name w:val="668B904824634F6399E33559110E6FE9"/>
+    <w:rsid w:val="00B97F38"/>
+    <w:rPr>
+      <w:lang w:val="da-DK" w:eastAsia="da-DK"/>
+    </w:rPr>
+  </w:style>
+  <w:style w:type="paragraph" w:customStyle="1" w:styleId="7AD62A53D17B46DF8FAAF7A541C29E19">
+    <w:name w:val="7AD62A53D17B46DF8FAAF7A541C29E19"/>
+    <w:rsid w:val="00B97F38"/>
+    <w:rPr>
+      <w:lang w:val="da-DK" w:eastAsia="da-DK"/>
+    </w:rPr>
+  </w:style>
+  <w:style w:type="paragraph" w:customStyle="1" w:styleId="F08FC3BC44F34A9EA233C917F6C3D8B9">
+    <w:name w:val="F08FC3BC44F34A9EA233C917F6C3D8B9"/>
+    <w:rsid w:val="00B97F38"/>
+    <w:rPr>
+      <w:lang w:val="da-DK" w:eastAsia="da-DK"/>
+    </w:rPr>
+  </w:style>
+  <w:style w:type="paragraph" w:customStyle="1" w:styleId="E0EFF290BF98442D96F82E9E90932F56">
+    <w:name w:val="E0EFF290BF98442D96F82E9E90932F56"/>
+    <w:rsid w:val="00B97F38"/>
+    <w:rPr>
+      <w:lang w:val="da-DK" w:eastAsia="da-DK"/>
+    </w:rPr>
+  </w:style>
+  <w:style w:type="paragraph" w:customStyle="1" w:styleId="9C6D66587A6647DABF5FD6A0E9C2A253">
+    <w:name w:val="9C6D66587A6647DABF5FD6A0E9C2A253"/>
+    <w:rsid w:val="00B97F38"/>
+    <w:rPr>
+      <w:lang w:val="da-DK" w:eastAsia="da-DK"/>
+    </w:rPr>
+  </w:style>
+  <w:style w:type="paragraph" w:customStyle="1" w:styleId="9B98D574703E4D06A7FD84F1EA9AA649">
+    <w:name w:val="9B98D574703E4D06A7FD84F1EA9AA649"/>
+    <w:rsid w:val="00B97F38"/>
+    <w:rPr>
+      <w:lang w:val="da-DK" w:eastAsia="da-DK"/>
+    </w:rPr>
+  </w:style>
+  <w:style w:type="paragraph" w:customStyle="1" w:styleId="3BCC827C43F04730ADB86229D6BC0BF4">
+    <w:name w:val="3BCC827C43F04730ADB86229D6BC0BF4"/>
+    <w:rsid w:val="00B97F38"/>
+    <w:rPr>
+      <w:lang w:val="da-DK" w:eastAsia="da-DK"/>
+    </w:rPr>
+  </w:style>
+  <w:style w:type="paragraph" w:customStyle="1" w:styleId="A03ED59C73E441C1A0FDAA3305A82C58">
+    <w:name w:val="A03ED59C73E441C1A0FDAA3305A82C58"/>
+    <w:rsid w:val="00B97F38"/>
+    <w:rPr>
+      <w:lang w:val="da-DK" w:eastAsia="da-DK"/>
+    </w:rPr>
+  </w:style>
+  <w:style w:type="paragraph" w:customStyle="1" w:styleId="651F95B21F2648FCA4189F67BB9B4E37">
+    <w:name w:val="651F95B21F2648FCA4189F67BB9B4E37"/>
+    <w:rsid w:val="00B97F38"/>
+    <w:rPr>
+      <w:lang w:val="da-DK" w:eastAsia="da-DK"/>
+    </w:rPr>
+  </w:style>
+  <w:style w:type="paragraph" w:customStyle="1" w:styleId="1983996E8A084584A1EB594CCDB00EE3">
+    <w:name w:val="1983996E8A084584A1EB594CCDB00EE3"/>
+    <w:rsid w:val="00B97F38"/>
+    <w:rPr>
+      <w:lang w:val="da-DK" w:eastAsia="da-DK"/>
+    </w:rPr>
+  </w:style>
+  <w:style w:type="paragraph" w:customStyle="1" w:styleId="8B068792ECC04314823991CFC4D7F6BC">
+    <w:name w:val="8B068792ECC04314823991CFC4D7F6BC"/>
+    <w:rsid w:val="00B97F38"/>
+    <w:rPr>
+      <w:lang w:val="da-DK" w:eastAsia="da-DK"/>
+    </w:rPr>
+  </w:style>
+  <w:style w:type="paragraph" w:customStyle="1" w:styleId="26483FAAC7644E06AA46E3D049C37285">
+    <w:name w:val="26483FAAC7644E06AA46E3D049C37285"/>
+    <w:rsid w:val="00B97F38"/>
+    <w:rPr>
+      <w:lang w:val="da-DK" w:eastAsia="da-DK"/>
+    </w:rPr>
+  </w:style>
+  <w:style w:type="paragraph" w:customStyle="1" w:styleId="5FC956F9FD2D4FBB9B1CE6F1E9A8BE6A">
+    <w:name w:val="5FC956F9FD2D4FBB9B1CE6F1E9A8BE6A"/>
+    <w:rsid w:val="00B97F38"/>
+    <w:rPr>
+      <w:lang w:val="da-DK" w:eastAsia="da-DK"/>
+    </w:rPr>
+  </w:style>
+  <w:style w:type="paragraph" w:customStyle="1" w:styleId="4CE1077E120346B6844263B93368B165">
+    <w:name w:val="4CE1077E120346B6844263B93368B165"/>
+    <w:rsid w:val="00B97F38"/>
+    <w:rPr>
+      <w:lang w:val="da-DK" w:eastAsia="da-DK"/>
+    </w:rPr>
+  </w:style>
+  <w:style w:type="paragraph" w:customStyle="1" w:styleId="078355D974624573BF2DB1D9BD1F8838">
+    <w:name w:val="078355D974624573BF2DB1D9BD1F8838"/>
+    <w:rsid w:val="00B97F38"/>
+    <w:rPr>
+      <w:lang w:val="da-DK" w:eastAsia="da-DK"/>
+    </w:rPr>
+  </w:style>
+  <w:style w:type="paragraph" w:customStyle="1" w:styleId="0667CC29E9BD43C7B01C8FFF5053ED86">
+    <w:name w:val="0667CC29E9BD43C7B01C8FFF5053ED86"/>
+    <w:rsid w:val="00B97F38"/>
+    <w:rPr>
+      <w:lang w:val="da-DK" w:eastAsia="da-DK"/>
+    </w:rPr>
+  </w:style>
+  <w:style w:type="paragraph" w:customStyle="1" w:styleId="B218A395ABBA4587B10452655C664FB8">
+    <w:name w:val="B218A395ABBA4587B10452655C664FB8"/>
+    <w:rsid w:val="00B97F38"/>
+    <w:rPr>
+      <w:lang w:val="da-DK" w:eastAsia="da-DK"/>
+    </w:rPr>
+  </w:style>
+  <w:style w:type="paragraph" w:customStyle="1" w:styleId="982DB336610041699882D9D6C8B527B6">
+    <w:name w:val="982DB336610041699882D9D6C8B527B6"/>
+    <w:rsid w:val="00B97F38"/>
+    <w:rPr>
+      <w:lang w:val="da-DK" w:eastAsia="da-DK"/>
+    </w:rPr>
+  </w:style>
+  <w:style w:type="paragraph" w:customStyle="1" w:styleId="5FB68783FBEF4D4390DEF519F739C0F6">
+    <w:name w:val="5FB68783FBEF4D4390DEF519F739C0F6"/>
+    <w:rsid w:val="00B97F38"/>
+    <w:rPr>
+      <w:lang w:val="da-DK" w:eastAsia="da-DK"/>
+    </w:rPr>
+  </w:style>
+  <w:style w:type="paragraph" w:customStyle="1" w:styleId="67F789BC611B487598165D466AAC34C7">
+    <w:name w:val="67F789BC611B487598165D466AAC34C7"/>
+    <w:rsid w:val="00B97F38"/>
+    <w:rPr>
+      <w:lang w:val="da-DK" w:eastAsia="da-DK"/>
+    </w:rPr>
+  </w:style>
+  <w:style w:type="paragraph" w:customStyle="1" w:styleId="4FD8619D909C4720B68FD5463952863D">
+    <w:name w:val="4FD8619D909C4720B68FD5463952863D"/>
+    <w:rsid w:val="00B97F38"/>
+    <w:rPr>
+      <w:lang w:val="da-DK" w:eastAsia="da-DK"/>
+    </w:rPr>
+  </w:style>
+  <w:style w:type="paragraph" w:customStyle="1" w:styleId="5008794E781C4EAFAC9EDB722BD8D97A">
+    <w:name w:val="5008794E781C4EAFAC9EDB722BD8D97A"/>
+    <w:rsid w:val="00B97F38"/>
+    <w:rPr>
+      <w:lang w:val="da-DK" w:eastAsia="da-DK"/>
+    </w:rPr>
+  </w:style>
+  <w:style w:type="paragraph" w:customStyle="1" w:styleId="8829F31639524181AF7DAC908DF1151A">
+    <w:name w:val="8829F31639524181AF7DAC908DF1151A"/>
+    <w:rsid w:val="00B97F38"/>
+    <w:rPr>
+      <w:lang w:val="da-DK" w:eastAsia="da-DK"/>
+    </w:rPr>
+  </w:style>
+  <w:style w:type="paragraph" w:customStyle="1" w:styleId="51B16ED70D684A5681466FD9FE6448AF">
+    <w:name w:val="51B16ED70D684A5681466FD9FE6448AF"/>
+    <w:rsid w:val="00B97F38"/>
+    <w:rPr>
+      <w:lang w:val="da-DK" w:eastAsia="da-DK"/>
+    </w:rPr>
+  </w:style>
+  <w:style w:type="paragraph" w:customStyle="1" w:styleId="F5BE7E14FBD84FF1A995772371779885">
+    <w:name w:val="F5BE7E14FBD84FF1A995772371779885"/>
+    <w:rsid w:val="00B97F38"/>
+    <w:rPr>
+      <w:lang w:val="da-DK" w:eastAsia="da-DK"/>
+    </w:rPr>
+  </w:style>
+  <w:style w:type="paragraph" w:customStyle="1" w:styleId="C05F5A9CDCD94C6591ABBC6865EB1D8C">
+    <w:name w:val="C05F5A9CDCD94C6591ABBC6865EB1D8C"/>
+    <w:rsid w:val="00B97F38"/>
+    <w:rPr>
+      <w:lang w:val="da-DK" w:eastAsia="da-DK"/>
+    </w:rPr>
+  </w:style>
+  <w:style w:type="paragraph" w:customStyle="1" w:styleId="89E10FFEA2C44C3DA7C461F6C19F97E1">
+    <w:name w:val="89E10FFEA2C44C3DA7C461F6C19F97E1"/>
+    <w:rsid w:val="00B97F38"/>
+    <w:rPr>
+      <w:lang w:val="da-DK" w:eastAsia="da-DK"/>
+    </w:rPr>
+  </w:style>
+  <w:style w:type="paragraph" w:customStyle="1" w:styleId="DE31196E67134A998C9B6552103E4A01">
+    <w:name w:val="DE31196E67134A998C9B6552103E4A01"/>
+    <w:rsid w:val="00B97F38"/>
+    <w:rPr>
+      <w:lang w:val="da-DK" w:eastAsia="da-DK"/>
+    </w:rPr>
+  </w:style>
+  <w:style w:type="paragraph" w:customStyle="1" w:styleId="ECDA0A9724624A289C5B0EE2DD3F29B5">
+    <w:name w:val="ECDA0A9724624A289C5B0EE2DD3F29B5"/>
+    <w:rsid w:val="00B97F38"/>
+    <w:rPr>
+      <w:lang w:val="da-DK" w:eastAsia="da-DK"/>
+    </w:rPr>
+  </w:style>
+  <w:style w:type="paragraph" w:customStyle="1" w:styleId="A6A25E257D714E5FA25F14DD177857AB">
+    <w:name w:val="A6A25E257D714E5FA25F14DD177857AB"/>
+    <w:rsid w:val="00B97F38"/>
+    <w:rPr>
+      <w:lang w:val="da-DK" w:eastAsia="da-DK"/>
+    </w:rPr>
+  </w:style>
+  <w:style w:type="paragraph" w:customStyle="1" w:styleId="FE595C1B18EF42A0988C4E5C6D802C89">
+    <w:name w:val="FE595C1B18EF42A0988C4E5C6D802C89"/>
+    <w:rsid w:val="00B97F38"/>
+    <w:rPr>
+      <w:lang w:val="da-DK" w:eastAsia="da-DK"/>
+    </w:rPr>
+  </w:style>
+  <w:style w:type="paragraph" w:customStyle="1" w:styleId="136AB2C7C6B5484EB5EE190C2876763D">
+    <w:name w:val="136AB2C7C6B5484EB5EE190C2876763D"/>
+    <w:rsid w:val="00B97F38"/>
+    <w:rPr>
+      <w:lang w:val="da-DK" w:eastAsia="da-DK"/>
+    </w:rPr>
+  </w:style>
+  <w:style w:type="paragraph" w:customStyle="1" w:styleId="CE4E12B019EF44DA83876086C078D7D2">
+    <w:name w:val="CE4E12B019EF44DA83876086C078D7D2"/>
+    <w:rsid w:val="00B97F38"/>
+    <w:rPr>
+      <w:lang w:val="da-DK" w:eastAsia="da-DK"/>
+    </w:rPr>
+  </w:style>
+  <w:style w:type="paragraph" w:customStyle="1" w:styleId="B7130DE97B664162A75A32965383521A">
+    <w:name w:val="B7130DE97B664162A75A32965383521A"/>
+    <w:rsid w:val="00B97F38"/>
+    <w:rPr>
+      <w:lang w:val="da-DK" w:eastAsia="da-DK"/>
     </w:rPr>
   </w:style>
 </w:styles>
@@ -5938,9 +5809,27 @@
 </a:theme>
 </file>
 
-<file path=customXml/item1.xml>��< ? x m l   v e r s i o n = " 1 . 0 "   e n c o d i n g = " u t f - 1 6 " ? > - 
- < N a v W o r d R e p o r t X m l P a r t   x m l n s = " u r n : m i c r o s o f t - d y n a m i c s - b u s i n e s s c e n t r a l / i n t e r n a l / e x t e n d e d / r e p o r t s / S t a n d a r d _ S a l e s _ D r a f t _ I n v o i c e / 1 3 0 3 / " > +<file path=word/webextensions/taskpanes.xml><?xml version="1.0" encoding="utf-8"?>
+<wetp:taskpanes xmlns:wetp="http://schemas.microsoft.com/office/webextensions/taskpanes/2010/11">
+  <wetp:taskpane dockstate="right" visibility="0" width="350" row="0">
+    <wetp:webextensionref xmlns:r="http://schemas.openxmlformats.org/officeDocument/2006/relationships" r:id="rId1"/>
+  </wetp:taskpane>
+</wetp:taskpanes>
+</file>
+
+<file path=word/webextensions/webextension1.xml><?xml version="1.0" encoding="utf-8"?>
+<we:webextension xmlns:we="http://schemas.microsoft.com/office/webextensions/webextension/2010/11" id="{B93A68D4-48A2-4A73-BE78-8032CA9C5545}">
+  <we:reference id="wa200007356" version="2.0.0.1" store="en-US" storeType="OMEX"/>
+  <we:alternateReferences>
+    <we:reference id="WA200007356" version="2.0.0.1" store="WA200007356" storeType="OMEX"/>
+  </we:alternateReferences>
+  <we:properties/>
+  <we:bindings/>
+  <we:snapshot xmlns:r="http://schemas.openxmlformats.org/officeDocument/2006/relationships"/>
+</we:webextension>
+</file>
+
+<file path=customXml/item1.xml>��< ? x m l   v e r s i o n = " 1 . 0 "   e n c o d i n g = " u t f - 1 6 " ? > < N a v W o r d R e p o r t X m l P a r t   x m l n s = " u r n : m i c r o s o f t - d y n a m i c s - n a v / r e p o r t s / S t a n d a r d _ S a l e s _ D r a f t _ I n v o i c e / 1 3 0 3 / " >   
      < B C R e p o r t I n f o r m a t i o n >   
@@ -6004,829 +5893,477 @@
  
          < / R e p o r t R e q u e s t >   
-         < C o m p a n y M e t a d a t a > - 
-             < C o m p a n y N a m e > C o m p a n y   N a m e < / C o m p a n y N a m e > - 
-             < C o m p a n y D i s p l a y N a m e > C o m p a n y   D i s p l a y   N a m e < / C o m p a n y D i s p l a y N a m e > - 
-             < C o m p a n y A d d r e s s L i n e s > - 
-                 < C o m p a n y A d d r e s s L i n e > C o m p a n y   A d d r e s s   L i n e   1 < / C o m p a n y A d d r e s s L i n e > - 
-                 < C o m p a n y A d d r e s s L i n e > C o m p a n y   A d d r e s s   L i n e   2 < / C o m p a n y A d d r e s s L i n e > - 
-                 < C o m p a n y A d d r e s s L i n e > C o m p a n y   A d d r e s s   L i n e   3 < / C o m p a n y A d d r e s s L i n e > - 
-                 < C o m p a n y A d d r e s s L i n e > C o m p a n y   A d d r e s s   L i n e   4 < / C o m p a n y A d d r e s s L i n e > - 
-                 < C o m p a n y A d d r e s s L i n e > C o m p a n y   A d d r e s s   L i n e   5 < / C o m p a n y A d d r e s s L i n e > - 
-                 < C o m p a n y A d d r e s s L i n e > C o m p a n y   A d d r e s s   L i n e   6 < / C o m p a n y A d d r e s s L i n e > - 
-                 < C o m p a n y A d d r e s s L i n e > C o m p a n y   A d d r e s s   L i n e   7 < / C o m p a n y A d d r e s s L i n e > - 
-                 < C o m p a n y A d d r e s s L i n e > C o m p a n y   A d d r e s s   L i n e   8 < / C o m p a n y A d d r e s s L i n e > - 
-             < / C o m p a n y A d d r e s s L i n e s > - 
-             < C o m p a n y P h o n e > C o m p a n y   P h o n e < / C o m p a n y P h o n e > - 
-             < C o m p a n y P h o n e C a p t i o n > C o m p a n y   P h o n e   C a p t i o n < / C o m p a n y P h o n e C a p t i o n > - 
-             < C o m p a n y F a x N o > C o m p a n y   F a x   N o . < / C o m p a n y F a x N o > - 
-             < C o m p a n y F a x N o C a p t i o n > C o m p a n y   F a x   N o .   C a p t i o n < / C o m p a n y F a x N o C a p t i o n > - 
-             < C o m p a n y E m a i l > C o m p a n y   E m a i l < / C o m p a n y E m a i l > - 
-             < C o m p a n y E m a i l C a p t i o n > C o m p a n y   E m a i l   C a p t i o n < / C o m p a n y E m a i l C a p t i o n > - 
-             < C o m p a n y H o m e P a g e > C o m p a n y   H o m e   P a g e < / C o m p a n y H o m e P a g e > - 
-             < C o m p a n y H o m e P a g e C a p t i o n > C o m p a n y   H o m e   P a g e   C a p t i o n < / C o m p a n y H o m e P a g e C a p t i o n > - 
-             < C o m p a n y L o g o > C o m p a n y   L o g o < / C o m p a n y L o g o > - 
-             < C o m p a n y V A T R e g i s t r a t i o n N o > C o m p a n y   V A T   R e g i s t r a t i o n   N o . < / C o m p a n y V A T R e g i s t r a t i o n N o > - 
-             < C o m p a n y V A T R e g i s t r a t i o n N o C a p t i o n > C o m p a n y   V A T   R e g i s t r a t i o n   N o .   C a p t i o n < / C o m p a n y V A T R e g i s t r a t i o n N o C a p t i o n > - 
-             < C o m p a n y R e g i s t r a t i o n N o > C o m p a n y   R e g i s t r a t i o n   N o . < / C o m p a n y R e g i s t r a t i o n N o > - 
-             < C o m p a n y R e g i s t r a t i o n N o C a p t i o n > C o m p a n y   R e g i s t r a t i o n   N o .   C a p t i o n < / C o m p a n y R e g i s t r a t i o n N o C a p t i o n > - 
-             < C o m p a n y B a n k N a m e > C o m p a n y   B a n k   N a m e < / C o m p a n y B a n k N a m e > - 
-             < C o m p a n y B a n k N a m e C a p t i o n > C o m p a n y   B a n k   N a m e   C a p t i o n < / C o m p a n y B a n k N a m e C a p t i o n > - 
-             < C o m p a n y B a n k A c c o u n t N o > C o m p a n y   B a n k   A c c o u n t   N o . < / C o m p a n y B a n k A c c o u n t N o > - 
-             < C o m p a n y B a n k A c c o u n t N o C a p t i o n > C o m p a n y   B a n k   A c c o u n t   N o .   C a p t i o n < / C o m p a n y B a n k A c c o u n t N o C a p t i o n > - 
-             < C o m p a n y B a n k B r a n c h N o > C o m p a n y   B a n k   B r a n c h   N o . < / C o m p a n y B a n k B r a n c h N o > - 
-             < C o m p a n y B a n k B r a n c h N o C a p t i o n > C o m p a n y   B a n k   B r a n c h   N o .   C a p t i o n < / C o m p a n y B a n k B r a n c h N o C a p t i o n > - 
-             < C o m p a n y I B A N > C o m p a n y   I B A N < / C o m p a n y I B A N > - 
-             < C o m p a n y I B A N C a p t i o n > C o m p a n y   I B A N   C a p t i o n < / C o m p a n y I B A N C a p t i o n > - 
-             < C o m p a n y B a n k S W I F T > C o m p a n y   B a n k   S W I F T < / C o m p a n y B a n k S W I F T > - 
-             < C o m p a n y B a n k S W I F T C a p t i o n > C o m p a n y   B a n k   S W I F T   C a p t i o n < / C o m p a n y B a n k S W I F T C a p t i o n > - 
-             < C o m p a n y G i r o N o > C o m p a n y   G i r o   N o . < / C o m p a n y G i r o N o > - 
-             < C o m p a n y G i r o N o C a p t i o n > C o m p a n y   G i r o   N o .   C a p t i o n < / C o m p a n y G i r o N o C a p t i o n > - 
-         < / C o m p a n y M e t a d a t a > - 
      < / B C R e p o r t I n f o r m a t i o n >   
-     < T o o l t i p s > - 
-         < T o o l t i p   c o l u m n = " C o m p a n y H o m e P a g e "   E l e m e n t I d = " 1 9 8 9 1 8 8 7 0 " > - 
-             < T o o l t i p T e x t   l a n g = " e n - U S " > S p e c i f i e s   y o u r   c o m p a n y ' s   w e b   s i t e . < / T o o l t i p T e x t > - 
-         < / T o o l t i p > - 
-         < T o o l t i p   c o l u m n = " C o m p a n y E M a i l "   E l e m e n t I d = " 1 6 7 7 0 7 4 0 5 8 " > - 
-             < T o o l t i p T e x t   l a n g = " e n - U S " > S p e c i f i e s   t h e   c o m p a n y ' s   e m a i l   a d d r e s s . < / T o o l t i p T e x t > - 
-         < / T o o l t i p > - 
-         < T o o l t i p   c o l u m n = " C o m p a n y P i c t u r e "   E l e m e n t I d = " 1 3 9 7 4 1 1 0 7 4 " > - 
-             < T o o l t i p T e x t   l a n g = " e n - U S " > S p e c i f i e s   t h e   p i c t u r e   t h a t   h a s   b e e n   s e t   u p   f o r   t h e   c o m p a n y ,   s u c h   a s   a   c o m p a n y   l o g o . < / T o o l t i p T e x t > - 
-         < / T o o l t i p > - 
-         < T o o l t i p   c o l u m n = " C o m p a n y P h o n e N o "   E l e m e n t I d = " 2 5 0 4 4 0 6 5 5 " > - 
-             < T o o l t i p T e x t   l a n g = " e n - U S " > S p e c i f i e s   t h e   c o m p a n y ' s   t e l e p h o n e   n u m b e r . < / T o o l t i p T e x t > - 
-         < / T o o l t i p > - 
-         < T o o l t i p   c o l u m n = " C o m p a n y G i r o N o "   E l e m e n t I d = " 1 3 6 0 1 9 6 3 2 0 " > - 
-             < T o o l t i p T e x t   l a n g = " e n - U S " > S p e c i f i e s   t h e   c o m p a n y ' s   g i r o   n u m b e r . < / T o o l t i p T e x t > - 
-         < / T o o l t i p > - 
-         < T o o l t i p   c o l u m n = " C o m p a n y B a n k N a m e "   E l e m e n t I d = " 1 5 3 4 9 0 5 6 0 5 " > - 
-             < T o o l t i p T e x t   l a n g = " e n - U S " > S p e c i f i e s   t h e   n a m e   o f   t h e   b a n k   w h e r e   y o u   h a v e   t h e   b a n k   a c c o u n t . < / T o o l t i p T e x t > - 
-         < / T o o l t i p > - 
-         < T o o l t i p   c o l u m n = " C o m p a n y B a n k B r a n c h N o "   E l e m e n t I d = " 7 9 3 1 3 3 0 5 7 " > - 
-             < T o o l t i p T e x t   l a n g = " e n - U S " > S p e c i f i e s   a   n u m b e r   o f   t h e   b a n k   b r a n c h . < / T o o l t i p T e x t > - 
-         < / T o o l t i p > - 
-         < T o o l t i p   c o l u m n = " C o m p a n y B a n k A c c o u n t N o "   E l e m e n t I d = " 3 0 1 4 0 2 0 4 " > - 
-             < T o o l t i p T e x t   l a n g = " e n - U S " > S p e c i f i e s   t h e   n u m b e r   u s e d   b y   t h e   b a n k   f o r   t h e   b a n k   a c c o u n t . < / T o o l t i p T e x t > - 
-         < / T o o l t i p > - 
-         < T o o l t i p   c o l u m n = " C o m p a n y I B A N "   E l e m e n t I d = " 9 0 6 5 4 9 1 8 2 " > - 
-             < T o o l t i p T e x t   l a n g = " e n - U S " > S p e c i f i e s   t h e   b a n k   a c c o u n t ' s   i n t e r n a t i o n a l   b a n k   a c c o u n t   n u m b e r . < / T o o l t i p T e x t > - 
-         < / T o o l t i p > - 
-         < T o o l t i p   c o l u m n = " C o m p a n y S W I F T "   E l e m e n t I d = " 6 6 8 2 5 0 2 4 5 " > - 
-             < T o o l t i p T e x t   l a n g = " e n - U S " > S p e c i f i e s   t h e   i n t e r n a t i o n a l   b a n k   i d e n t i f i e r   c o d e   ( S W I F T )   o f   t h e   b a n k   w h e r e   y o u   h a v e   t h e   a c c o u n t . < / T o o l t i p T e x t > - 
-         < / T o o l t i p > - 
-         < T o o l t i p   c o l u m n = " S e l l T o C o n t a c t P h o n e N o "   E l e m e n t I d = " 1 6 1 3 8 2 2 4 8 3 " > - 
-             < T o o l t i p T e x t   l a n g = " e n - U S " > S p e c i f i e s   t h e   c o n t a c t ' s   p h o n e   n u m b e r . < / T o o l t i p T e x t > - 
-         < / T o o l t i p > - 
-         < T o o l t i p   c o l u m n = " S e l l T o C o n t a c t M o b i l e P h o n e N o "   E l e m e n t I d = " 1 8 4 3 5 8 7 4 7 " > - 
-             < T o o l t i p T e x t   l a n g = " e n - U S " > S p e c i f i e s   t h e   c o n t a c t ' s   m o b i l e   t e l e p h o n e   n u m b e r . < / T o o l t i p T e x t > - 
-         < / T o o l t i p > - 
-         < T o o l t i p   c o l u m n = " S e l l T o C o n t a c t E m a i l "   E l e m e n t I d = " 2 6 2 8 2 4 5 6 4 " > - 
-             < T o o l t i p T e x t   l a n g = " e n - U S " > S p e c i f i e s   t h e   e m a i l   a d d r e s s   o f   t h e   c o n t a c t . < / T o o l t i p T e x t > - 
-         < / T o o l t i p > - 
-         < T o o l t i p   c o l u m n = " B i l l T o C o n t a c t P h o n e N o "   E l e m e n t I d = " 3 6 2 4 7 7 4 8 8 " > - 
-             < T o o l t i p T e x t   l a n g = " e n - U S " > S p e c i f i e s   t h e   c o n t a c t ' s   p h o n e   n u m b e r . < / T o o l t i p T e x t > - 
-         < / T o o l t i p > - 
-         < T o o l t i p   c o l u m n = " B i l l T o C o n t a c t M o b i l e P h o n e N o "   E l e m e n t I d = " 2 4 8 4 8 8 6 9 6 " > - 
-             < T o o l t i p T e x t   l a n g = " e n - U S " > S p e c i f i e s   t h e   c o n t a c t ' s   m o b i l e   t e l e p h o n e   n u m b e r . < / T o o l t i p T e x t > - 
-         < / T o o l t i p > - 
-         < T o o l t i p   c o l u m n = " B i l l T o C o n t a c t E m a i l "   E l e m e n t I d = " 3 3 5 8 2 7 8 9 5 " > - 
-             < T o o l t i p T e x t   l a n g = " e n - U S " > S p e c i f i e s   t h e   e m a i l   a d d r e s s   o f   t h e   c o n t a c t . < / T o o l t i p T e x t > - 
-         < / T o o l t i p > - 
-         < T o o l t i p   c o l u m n = " Y o u r R e f e r e n c e "   E l e m e n t I d = " 1 1 0 3 9 9 5 1 " > - 
-             < T o o l t i p T e x t   l a n g = " e n - U S " > S p e c i f i e s   t h e   c u s t o m e r ' s   r e f e r e n c e .   T h e   c o n t e n t   w i l l   b e   p r i n t e d   o n   s a l e s   d o c u m e n t s . < / T o o l t i p T e x t > - 
-         < / T o o l t i p > - 
-         < T o o l t i p   c o l u m n = " E x t e r n a l D o c u m e n t N o "   E l e m e n t I d = " 7 3 3 9 5 3 9 6 6 " > - 
-             < T o o l t i p T e x t   l a n g = " e n - U S " > S p e c i f i e s   a   d o c u m e n t   n u m b e r   t h a t   r e f e r s   t o   t h e   c u s t o m e r ' s   o r   v e n d o r ' s   n u m b e r i n g   s y s t e m . < / T o o l t i p T e x t > - 
-         < / T o o l t i p > - 
-         < T o o l t i p   c o l u m n = " S h i p m e n t M e t h o d D e s c r i p t i o n "   E l e m e n t I d = " 2 0 5 9 4 0 3 2 6 0 " > - 
-             < T o o l t i p T e x t   l a n g = " e n - U S " > S p e c i f i e s   a   d e s c r i p t i o n   o f   t h e   s h i p m e n t   m e t h o d . < / T o o l t i p T e x t > - 
-         < / T o o l t i p > - 
-         < T o o l t i p   c o l u m n = " S h i p T o P h o n e N o "   E l e m e n t I d = " 3 6 9 7 0 2 2 5 5 " > - 
-             < T o o l t i p T e x t   l a n g = " e n - U S " > S p e c i f i e s   t h e   t e l e p h o n e   n u m b e r   o f   t h e   c o m p a n y ' s   s h i p p i n g   a d d r e s s . < / T o o l t i p T e x t > - 
-         < / T o o l t i p > - 
-         < T o o l t i p   c o l u m n = " P a y m e n t T e r m s D e s c r i p t i o n "   E l e m e n t I d = " 2 0 3 8 7 4 2 7 0 0 " > - 
-             < T o o l t i p T e x t   l a n g = " e n - U S " > S p e c i f i e s   a n   e x p l a n a t i o n   o f   t h e   p a y m e n t   t e r m s . < / T o o l t i p T e x t > - 
-         < / T o o l t i p > - 
-         < T o o l t i p   c o l u m n = " P a y m e n t M e t h o d D e s c r i p t i o n "   E l e m e n t I d = " 5 8 5 7 5 7 9 7 4 " > - 
-             < T o o l t i p T e x t   l a n g = " e n - U S " > S p e c i f i e s   a   t e x t   t h a t   d e s c r i b e s   t h e   p a y m e n t   m e t h o d . < / T o o l t i p T e x t > - 
-         < / T o o l t i p > - 
-         < T o o l t i p   c o l u m n = " B i l l t o C u s t u m e r N o "   E l e m e n t I d = " 2 8 0 4 7 3 0 5 8 " > - 
-             < T o o l t i p T e x t   l a n g = " e n - U S " > S p e c i f i e s   t h e   n u m b e r   o f   t h e   c u s t o m e r   t h a t   y o u   s e n d   o r   s e n t   t h e   i n v o i c e   o r   c r e d i t   m e m o   t o . < / T o o l t i p T e x t > - 
-         < / T o o l t i p > - 
-         < T o o l t i p   c o l u m n = " D o c u m e n t N o "   E l e m e n t I d = " 9 7 0 3 5 0 5 3 9 " > - 
-             < T o o l t i p T e x t   l a n g = " e n - U S " > S p e c i f i e s   a   u n i q u e   n u m b e r   t h a t   i d e n t i f i e s   t h e   s a l e s   d o c u m e n t .   T h e   n u m b e r   c a n   b e   g e n e r a t e d   a u t o m a t i c a l l y   f r o m   a   n u m b e r   s e r i e s ,   o r   y o u   c a n   n u m b e r   e a c h   o f   t h e m   m a n u a l l y . < / T o o l t i p T e x t > - 
-         < / T o o l t i p > - 
-         < T o o l t i p   c o l u m n = " P r i c e s I n c l u d i n g V A T "   E l e m e n t I d = " 5 1 8 8 1 7 1 6 7 " > - 
-             < T o o l t i p T e x t   l a n g = " e n - U S " > S p e c i f i e s   i f   t h e   U n i t   P r i c e   a n d   L i n e   A m o u n t   f i e l d s   o n   d o c u m e n t   l i n e s   s h o u l d   b e   s h o w n   w i t h   o r   w i t h o u t   V A T . < / T o o l t i p T e x t > - 
-         < / T o o l t i p > - 
-         < T o o l t i p   c o l u m n = " S a l e s P e r s o n N a m e "   E l e m e n t I d = " 8 7 1 4 9 2 9 8 3 " > - 
-             < T o o l t i p T e x t   l a n g = " e n - U S " > S p e c i f i e s   t h e   n a m e   o f   t h e   s a l e s p e r s o n   o r   p u r c h a s e r . < / T o o l t i p T e x t > - 
-         < / T o o l t i p > - 
-         < T o o l t i p   c o l u m n = " S e l l t o C u s t o m e r N o "   E l e m e n t I d = " 2 0 5 0 6 4 7 3 4 9 " > - 
-             < T o o l t i p T e x t   l a n g = " e n - U S " > S p e c i f i e s   t h e   n u m b e r   o f   t h e   c u s t o m e r   t h a t   y o u ' r e   s e l l i n g   t o .   B y   d e f a u l t ,   t h e   s a m e   c u s t o m e r   i s   s u g g e s t e d   a s   t h e   s h i p - t o   c u s t o m e r .   I f   n e e d e d ,   y o u   c a n   s p e c i f y   a   d i f f e r e n t   s h i p - t o   c u s t o m e r   o n   t h e   d o c u m e n t . < / T o o l t i p T e x t > - 
-         < / T o o l t i p > - 
-         < T o o l t i p   c o l u m n = " L i n e N o _ L i n e "   E l e m e n t I d = " 6 9 8 9 8 5 9 7 9 " > - 
-             < T o o l t i p T e x t   l a n g = " e n - U S " > S p e c i f i e s   t h e   l i n e   n u m b e r . < / T o o l t i p T e x t > - 
-         < / T o o l t i p > - 
-         < T o o l t i p   c o l u m n = " A m o u n t E x c l u d i n g V A T _ L i n e "   E l e m e n t I d = " 1 0 6 2 4 6 0 0 4 0 " > - 
-             < T o o l t i p T e x t   l a n g = " e n - U S " > S p e c i f i e s   t h e   s u m   o f   a m o u n t s   i n   t h e   L i n e   A m o u n t   f i e l d   o n   t h e   s a l e s   r e t u r n   o r d e r   l i n e s . < / T o o l t i p T e x t > - 
-         < / T o o l t i p > - 
-         < T o o l t i p   c o l u m n = " D e s c r i p t i o n _ L i n e "   E l e m e n t I d = " 1 4 0 6 8 2 2 3 1 0 " > - 
-             < T o o l t i p T e x t   l a n g = " e n - U S " > S p e c i f i e s   a   d e s c r i p t i o n   o f   t h e   e n t r y   o f   t h e   p r o d u c t   t o   b e   s o l d .   T o   a d d   a   n o n - t r a n s a c t i o n a l   t e x t   l i n e ,   f i l l   i n   t h e   D e s c r i p t i o n   f i e l d   o n l y . < / T o o l t i p T e x t > - 
-         < / T o o l t i p > - 
-         < T o o l t i p   c o l u m n = " L i n e D i s c o u n t P e r c e n t _ L i n e "   E l e m e n t I d = " 9 0 7 8 2 7 4 3 6 " > - 
-             < T o o l t i p T e x t   l a n g = " e n - U S " > S p e c i f i e s   t h e   d i s c o u n t   p e r c e n t a g e   t h a t   i s   g r a n t e d   f o r   t h e   i t e m   o n   t h e   l i n e . < / T o o l t i p T e x t > - 
-         < / T o o l t i p > - 
-         < T o o l t i p   c o l u m n = " I t e m N o _ L i n e "   E l e m e n t I d = " 1 9 1 0 2 9 6 2 8 8 " > - 
-             < T o o l t i p T e x t   l a n g = " e n - U S " > S p e c i f i e s   t h e   n u m b e r   o f   t h e   i n v o l v e d   e n t r y   o r   r e c o r d ,   a c c o r d i n g   t o   t h e   s p e c i f i e d   n u m b e r   s e r i e s . < / T o o l t i p T e x t > - 
-         < / T o o l t i p > - 
-         < T o o l t i p   c o l u m n = " I t e m R e f e r e n c e N o _ L i n e "   E l e m e n t I d = " 9 2 7 2 3 5 7 " > - 
-             < T o o l t i p T e x t   l a n g = " e n - U S " > S p e c i f i e s   t h e   r e f e r e n c e d   i t e m   n u m b e r . < / T o o l t i p T e x t > - 
-         < / T o o l t i p > - 
-         < T o o l t i p   c o l u m n = " U n i t O f M e a s u r e "   E l e m e n t I d = " 1 8 0 8 2 2 8 0 1 8 " > - 
-             < T o o l t i p T e x t   l a n g = " e n - U S " > S p e c i f i e s   t h e   u n i t   o f   m e a s u r e   f o r   t h e   i t e m   o r   r e s o u r c e   o n   t h e   s a l e s   l i n e . < / T o o l t i p T e x t > - 
-         < / T o o l t i p > - 
-         < T o o l t i p   c o l u m n = " I n v o i c e D i s c o u n t A m o u n t _ V A T A m o u n t L i n e "   E l e m e n t I d = " 8 2 4 7 3 0 1 4 1 " > - 
-             < T o o l t i p T e x t   l a n g = " e n - U S " > S p e c i f i e s   t h e   i n v o i c e   d i s c o u n t   a m o u n t   f o r   a   s p e c i f i c   V A T   i d e n t i f i e r . < / T o o l t i p T e x t > - 
-         < / T o o l t i p > - 
-         < T o o l t i p   c o l u m n = " I n v o i c e D i s c o u n t B a s e A m o u n t _ V A T A m o u n t L i n e "   E l e m e n t I d = " 2 0 4 0 3 3 2 2 6 6 " > - 
-             < T o o l t i p T e x t   l a n g = " e n - U S " > S p e c i f i e s   t h e   i n v o i c e   d i s c o u n t   b a s e   a m o u n t . < / T o o l t i p T e x t > - 
-         < / T o o l t i p > - 
-         < T o o l t i p   c o l u m n = " L i n e A m o u n t _ V a t A m o u n t L i n e "   E l e m e n t I d = " 2 1 4 6 5 4 0 1 " > - 
-             < T o o l t i p T e x t   l a n g = " e n - U S " > S p e c i f i e s   t h e   t o t a l   a m o u n t   f o r   s a l e s   o r   p u r c h a s e   l i n e s   w i t h   a   s p e c i f i c   V A T   i d e n t i f i e r . < / T o o l t i p T e x t > - 
-         < / T o o l t i p > - 
-         < T o o l t i p   c o l u m n = " V A T A m o u n t _ V a t A m o u n t L i n e "   E l e m e n t I d = " 1 8 9 1 8 2 0 6 2 0 " > - 
-             < T o o l t i p T e x t   l a n g = " e n - U S " > S p e c i f i e s   t h e   a m o u n t   o f   V A T   t h a t   i s   i n c l u d e d   i n   t h e   t o t a l   a m o u n t . < / T o o l t i p T e x t > - 
-         < / T o o l t i p > - 
-         < T o o l t i p   c o l u m n = " V A T B a s e _ V a t A m o u n t L i n e "   E l e m e n t I d = " 1 4 5 8 9 3 7 8 1 9 " > - 
-             < T o o l t i p T e x t   l a n g = " e n - U S " > S p e c i f i e s   t h e   t o t a l   n e t   a m o u n t   ( a m o u n t   e x c l u d i n g   V A T )   f o r   s a l e s   o r   p u r c h a s e   l i n e s   w i t h   a   s p e c i f i c   V A T   I d e n t i f i e r . < / T o o l t i p T e x t > - 
-         < / T o o l t i p > - 
-         < T o o l t i p   c o l u m n = " V A T I d e n t i f i e r _ V a t A m o u n t L i n e "   E l e m e n t I d = " 1 1 4 2 0 7 0 0 3 5 " > - 
-             < T o o l t i p T e x t   l a n g = " e n - U S " > S p e c i f i e s   t h e   V A T   I d e n t i f i e r   v a l u e . < / T o o l t i p T e x t > - 
-         < / T o o l t i p > - 
-         < T o o l t i p   c o l u m n = " V A T P c t _ V a t A m o u n t L i n e "   E l e m e n t I d = " 1 4 5 3 5 4 2 7 7 7 " > - 
-             < T o o l t i p T e x t   l a n g = " e n - U S " > S p e c i f i e s   t h e   V A T   %   t h a t   w a s   u s e d   o n   t h e   s a l e s   o r   p u r c h a s e   l i n e s   w i t h   t h i s   V A T   I d e n t i f i e r . < / T o o l t i p T e x t > - 
-         < / T o o l t i p > - 
-         < T o o l t i p   c o l u m n = " V A T I d e n t i f i e r _ V A T C l a u s e L i n e "   E l e m e n t I d = " 1 4 6 4 4 7 2 4 7 8 " > - 
-             < T o o l t i p T e x t   l a n g = " e n - U S " > S p e c i f i e s   t h e   V A T   I d e n t i f i e r   v a l u e . < / T o o l t i p T e x t > - 
-         < / T o o l t i p > - 
-         < T o o l t i p   c o l u m n = " C o d e _ V A T C l a u s e L i n e "   E l e m e n t I d = " 1 8 2 4 5 8 9 8 4 7 " > - 
-             < T o o l t i p T e x t   l a n g = " e n - U S " > S p e c i f i e s   t h e   c o d e   f o r   a   V A T   c l a u s e ,   w h i c h   i s   u s e d   t o   p r o v i d e   a   V A T   d e s c r i p t i o n   a s s o c i a t e d   w i t h   a   s a l e s   l i n e   o n   a   s a l e s   i n v o i c e ,   c r e d i t   m e m o ,   o r   o t h e r   s a l e s   d o c u m e n t . < / T o o l t i p T e x t > - 
-         < / T o o l t i p > - 
-         < T o o l t i p   c o l u m n = " D e s c r i p t i o n 2 _ V A T C l a u s e L i n e "   E l e m e n t I d = " 1 3 7 9 6 6 7 4 7 0 " > - 
-             < T o o l t i p T e x t   l a n g = " e n - U S " > S p e c i f i e s   a n   a d d i t i o n a l   d e s c r i p t i o n   o f   a   V A T   c l a u s e . < / T o o l t i p T e x t > - 
-         < / T o o l t i p > - 
-         < T o o l t i p   c o l u m n = " V A T A m o u n t _ V A T C l a u s e L i n e "   E l e m e n t I d = " 2 2 2 4 6 9 0 5 9 " > - 
-             < T o o l t i p T e x t   l a n g = " e n - U S " > S p e c i f i e s   t h e   a m o u n t   o f   V A T   t h a t   i s   i n c l u d e d   i n   t h e   t o t a l   a m o u n t . < / T o o l t i p T e x t > - 
-         < / T o o l t i p > - 
-     < / T o o l t i p s > - 
-     < H e a d e r   E l e m e n t T y p e = " D a t a I t e m "   E l e m e n t I d = " 1 2 4 0 3 7 3 8 8 6 " > - 
-         < B i l l e d T o _ L b l   E l e m e n t T y p e = " C o l u m n "   E l e m e n t I d = " 1 7 4 5 4 4 9 0 7 9 "   D a t a T y p e = " L a b e l " > B i l l e d T o _ L b l < / B i l l e d T o _ L b l > - 
-         < B i l l T o C o n t a c t E m a i l   E l e m e n t T y p e = " C o l u m n "   E l e m e n t I d = " 3 3 5 8 2 7 8 9 5 "   D a t a T y p e = " T e x t " > B i l l T o C o n t a c t E m a i l < / B i l l T o C o n t a c t E m a i l > - 
-         < B i l l T o C o n t a c t E m a i l L b l   E l e m e n t T y p e = " C o l u m n "   E l e m e n t I d = " 2 9 6 4 7 8 3 6 5 "   D a t a T y p e = " L a b e l " > B i l l T o C o n t a c t E m a i l L b l < / B i l l T o C o n t a c t E m a i l L b l > - 
-         < B i l l T o C o n t a c t M o b i l e P h o n e N o   E l e m e n t T y p e = " C o l u m n "   E l e m e n t I d = " 2 4 8 4 8 8 6 9 6 "   D a t a T y p e = " T e x t " > B i l l T o C o n t a c t M o b i l e P h o n e N o < / B i l l T o C o n t a c t M o b i l e P h o n e N o > - 
-         < B i l l T o C o n t a c t M o b i l e P h o n e N o L b l   E l e m e n t T y p e = " C o l u m n "   E l e m e n t I d = " 2 7 6 3 1 1 3 3 8 "   D a t a T y p e = " L a b e l " > B i l l T o C o n t a c t M o b i l e P h o n e N o L b l < / B i l l T o C o n t a c t M o b i l e P h o n e N o L b l > - 
-         < B i l l T o C o n t a c t P h o n e N o   E l e m e n t T y p e = " C o l u m n "   E l e m e n t I d = " 3 6 2 4 7 7 4 8 8 "   D a t a T y p e = " T e x t " > B i l l T o C o n t a c t P h o n e N o < / B i l l T o C o n t a c t P h o n e N o > - 
-         < B i l l T o C o n t a c t P h o n e N o L b l   E l e m e n t T y p e = " C o l u m n "   E l e m e n t I d = " 2 1 2 3 3 4 5 9 6 6 "   D a t a T y p e = " L a b e l " > B i l l T o C o n t a c t P h o n e N o L b l < / B i l l T o C o n t a c t P h o n e N o L b l > - 
-         < B i l l t o C u s t o m e r N o _ L b l   E l e m e n t T y p e = " C o l u m n "   E l e m e n t I d = " 3 6 9 3 0 7 8 1 3 "   D a t a T y p e = " S t r i n g " > B i l l t o C u s t o m e r N o _ L b l < / B i l l t o C u s t o m e r N o _ L b l > - 
-         < B i l l t o C u s t u m e r N o   E l e m e n t T y p e = " C o l u m n "   E l e m e n t I d = " 2 8 0 4 7 3 0 5 8 "   D a t a T y p e = " C o d e " > B i l l t o C u s t u m e r N o < / B i l l t o C u s t u m e r N o > - 
-         < C h e c k s P a y a b l e _ L b l   E l e m e n t T y p e = " C o l u m n "   E l e m e n t I d = " 1 0 5 3 1 5 6 0 6 5 "   D a t a T y p e = " T e x t " > C h e c k s P a y a b l e _ L b l < / C h e c k s P a y a b l e _ L b l > - 
-         < C o m p a n y A d d r e s s 1   E l e m e n t T y p e = " C o l u m n "   E l e m e n t I d = " 1 8 8 4 1 6 4 3 2 3 "   D a t a T y p e = " T e x t " > C o m p a n y A d d r e s s 1 < / C o m p a n y A d d r e s s 1 > - 
-         < C o m p a n y A d d r e s s 2   E l e m e n t T y p e = " C o l u m n "   E l e m e n t I d = " 1 2 4 6 4 6 7 7 0 6 "   D a t a T y p e = " T e x t " > C o m p a n y A d d r e s s 2 < / C o m p a n y A d d r e s s 2 > - 
-         < C o m p a n y A d d r e s s 3   E l e m e n t T y p e = " C o l u m n "   E l e m e n t I d = " 6 0 8 7 7 1 0 8 9 "   D a t a T y p e = " T e x t " > C o m p a n y A d d r e s s 3 < / C o m p a n y A d d r e s s 3 > - 
-         < C o m p a n y A d d r e s s 4   E l e m e n t T y p e = " C o l u m n "   E l e m e n t I d = " 7 7 7 6 8 0 1 1 2 "   D a t a T y p e = " T e x t " > C o m p a n y A d d r e s s 4 < / C o m p a n y A d d r e s s 4 > - 
-         < C o m p a n y A d d r e s s 5   E l e m e n t T y p e = " C o l u m n "   E l e m e n t I d = " 1 3 9 9 8 3 4 9 5 "   D a t a T y p e = " T e x t " > C o m p a n y A d d r e s s 5 < / C o m p a n y A d d r e s s 5 > - 
-         < C o m p a n y A d d r e s s 6   E l e m e n t T y p e = " C o l u m n "   E l e m e n t I d = " 4 9 7 7 1 3 1 2 2 "   D a t a T y p e = " T e x t " > C o m p a n y A d d r e s s 6 < / C o m p a n y A d d r e s s 6 > - 
-         < C o m p a n y A d d r e s s 7   E l e m e n t T y p e = " C o l u m n "   E l e m e n t I d = " 1 1 3 5 4 0 9 7 3 9 "   D a t a T y p e = " T e x t " > C o m p a n y A d d r e s s 7 < / C o m p a n y A d d r e s s 7 > - 
-         < C o m p a n y A d d r e s s 8   E l e m e n t T y p e = " C o l u m n "   E l e m e n t I d = " 1 7 1 5 2 5 5 3 0 0 "   D a t a T y p e = " T e x t " > C o m p a n y A d d r e s s 8 < / C o m p a n y A d d r e s s 8 > - 
-         < C o m p a n y B a n k A c c o u n t N o   E l e m e n t T y p e = " C o l u m n "   E l e m e n t I d = " 3 0 1 4 0 2 0 4 "   D a t a T y p e = " T e x t " > C o m p a n y B a n k A c c o u n t N o < / C o m p a n y B a n k A c c o u n t N o > - 
-         < C o m p a n y B a n k A c c o u n t N o _ L b l   E l e m e n t T y p e = " C o l u m n "   E l e m e n t I d = " 1 0 9 7 7 4 3 3 4 5 "   D a t a T y p e = " L a b e l " > C o m p a n y B a n k A c c o u n t N o _ L b l < / C o m p a n y B a n k A c c o u n t N o _ L b l > - 
-         < C o m p a n y B a n k B r a n c h N o   E l e m e n t T y p e = " C o l u m n "   E l e m e n t I d = " 7 9 3 1 3 3 0 5 7 "   D a t a T y p e = " T e x t " > C o m p a n y B a n k B r a n c h N o < / C o m p a n y B a n k B r a n c h N o > - 
-         < C o m p a n y B a n k B r a n c h N o _ L b l   E l e m e n t T y p e = " C o l u m n "   E l e m e n t I d = " 3 2 7 9 0 6 6 9 2 "   D a t a T y p e = " S t r i n g " > C o m p a n y B a n k B r a n c h N o _ L b l < / C o m p a n y B a n k B r a n c h N o _ L b l > - 
-         < C o m p a n y B a n k N a m e   E l e m e n t T y p e = " C o l u m n "   E l e m e n t I d = " 1 5 3 4 9 0 5 6 0 5 "   D a t a T y p e = " T e x t " > C o m p a n y B a n k N a m e < / C o m p a n y B a n k N a m e > - 
-         < C o m p a n y B a n k N a m e _ L b l   E l e m e n t T y p e = " C o l u m n "   E l e m e n t I d = " 1 2 0 4 3 0 7 0 1 4 "   D a t a T y p e = " L a b e l " > C o m p a n y B a n k N a m e _ L b l < / C o m p a n y B a n k N a m e _ L b l > - 
-         < C o m p a n y C u s t o m G i r o   E l e m e n t T y p e = " C o l u m n "   E l e m e n t I d = " 1 6 7 0 4 7 5 7 9 8 "   D a t a T y p e = " T e x t " > C o m p a n y C u s t o m G i r o < / C o m p a n y C u s t o m G i r o > - 
-         < C o m p a n y C u s t o m G i r o _ L b l   E l e m e n t T y p e = " C o l u m n "   E l e m e n t I d = " 8 9 1 4 3 9 6 2 5 "   D a t a T y p e = " T e x t " > C o m p a n y C u s t o m G i r o _ L b l < / C o m p a n y C u s t o m G i r o _ L b l > - 
-         < C o m p a n y E M a i l   E l e m e n t T y p e = " C o l u m n "   E l e m e n t I d = " 1 6 7 7 0 7 4 0 5 8 "   D a t a T y p e = " T e x t " > C o m p a n y E M a i l < / C o m p a n y E M a i l > - 
-         < C o m p a n y G i r o N o   E l e m e n t T y p e = " C o l u m n "   E l e m e n t I d = " 1 3 6 0 1 9 6 3 2 0 "   D a t a T y p e = " T e x t " > C o m p a n y G i r o N o < / C o m p a n y G i r o N o > - 
-         < C o m p a n y G i r o N o _ L b l   E l e m e n t T y p e = " C o l u m n "   E l e m e n t I d = " 8 6 1 6 0 2 1 1 5 "   D a t a T y p e = " L a b e l " > C o m p a n y G i r o N o _ L b l < / C o m p a n y G i r o N o _ L b l > - 
-         < C o m p a n y H o m e P a g e   E l e m e n t T y p e = " C o l u m n "   E l e m e n t I d = " 1 9 8 9 1 8 8 7 0 "   D a t a T y p e = " T e x t " > C o m p a n y H o m e P a g e < / C o m p a n y H o m e P a g e > - 
-         < C o m p a n y I B A N   E l e m e n t T y p e = " C o l u m n "   E l e m e n t I d = " 9 0 6 5 4 9 1 8 2 "   D a t a T y p e = " C o d e " > C o m p a n y I B A N < / C o m p a n y I B A N > - 
-         < C o m p a n y I B A N _ L b l   E l e m e n t T y p e = " C o l u m n "   E l e m e n t I d = " 1 2 6 7 9 5 2 2 2 7 "   D a t a T y p e = " S t r i n g " > C o m p a n y I B A N _ L b l < / C o m p a n y I B A N _ L b l > - 
-         < C o m p a n y L e g a l O f f i c e   E l e m e n t T y p e = " C o l u m n "   E l e m e n t I d = " 7 1 4 2 5 8 1 1 1 "   D a t a T y p e = " T e x t " > C o m p a n y L e g a l O f f i c e < / C o m p a n y L e g a l O f f i c e > - 
-         < C o m p a n y L e g a l O f f i c e _ L b l   E l e m e n t T y p e = " C o l u m n "   E l e m e n t I d = " 1 5 3 3 1 7 5 1 0 8 "   D a t a T y p e = " T e x t " > C o m p a n y L e g a l O f f i c e _ L b l < / C o m p a n y L e g a l O f f i c e _ L b l > - 
-         < C o m p a n y L e g a l S t a t e m e n t   E l e m e n t T y p e = " C o l u m n "   E l e m e n t I d = " 4 4 8 3 5 8 8 7 6 "   D a t a T y p e = " T e x t " > C o m p a n y L e g a l S t a t e m e n t < / C o m p a n y L e g a l S t a t e m e n t > - 
-         < C o m p a n y L o g o P o s i t i o n   E l e m e n t T y p e = " C o l u m n "   E l e m e n t I d = " 1 4 2 5 2 6 6 6 8 8 "   D a t a T y p e = " I n t e g e r " > C o m p a n y L o g o P o s i t i o n < / C o m p a n y L o g o P o s i t i o n > - 
-         < C o m p a n y P h o n e N o   E l e m e n t T y p e = " C o l u m n "   E l e m e n t I d = " 2 5 0 4 4 0 6 5 5 "   D a t a T y p e = " T e x t " > C o m p a n y P h o n e N o < / C o m p a n y P h o n e N o > - 
-         < C o m p a n y P h o n e N o _ L b l   E l e m e n t T y p e = " C o l u m n "   E l e m e n t I d = " 5 5 8 5 9 3 5 8 6 "   D a t a T y p e = " L a b e l " > C o m p a n y P h o n e N o _ L b l < / C o m p a n y P h o n e N o _ L b l > - 
-         < C o m p a n y P i c t u r e   E l e m e n t T y p e = " C o l u m n "   E l e m e n t I d = " 1 3 9 7 4 1 1 0 7 4 "   D a t a T y p e = " B l o b "   / > - 
-         < C o m p a n y R e g i s t r a t i o n N u m b e r   E l e m e n t T y p e = " C o l u m n "   E l e m e n t I d = " 2 0 2 3 6 3 9 4 2 4 "   D a t a T y p e = " T e x t " > C o m p a n y R e g i s t r a t i o n N u m b e r < / C o m p a n y R e g i s t r a t i o n N u m b e r > - 
-         < C o m p a n y R e g i s t r a t i o n N u m b e r _ L b l   E l e m e n t T y p e = " C o l u m n "   E l e m e n t I d = " 1 8 3 3 1 0 6 6 5 3 "   D a t a T y p e = " T e x t " > C o m p a n y R e g i s t r a t i o n N u m b e r _ L b l < / C o m p a n y R e g i s t r a t i o n N u m b e r _ L b l > - 
-         < C o m p a n y S W I F T   E l e m e n t T y p e = " C o l u m n "   E l e m e n t I d = " 6 6 8 2 5 0 2 4 5 "   D a t a T y p e = " C o d e " > C o m p a n y S W I F T < / C o m p a n y S W I F T > - 
-         < C o m p a n y S W I F T _ L b l   E l e m e n t T y p e = " C o l u m n "   E l e m e n t I d = " 2 0 2 9 5 9 7 3 8 4 "   D a t a T y p e = " S t r i n g " > C o m p a n y S W I F T _ L b l < / C o m p a n y S W I F T _ L b l > - 
-         < C o m p a n y V A T R e g i s t r a t i o n N o   E l e m e n t T y p e = " C o l u m n "   E l e m e n t I d = " 1 9 1 4 0 1 3 6 4 9 "   D a t a T y p e = " T e x t " > C o m p a n y V A T R e g i s t r a t i o n N o < / C o m p a n y V A T R e g i s t r a t i o n N o > - 
-         < C o m p a n y V A T R e g i s t r a t i o n N o _ L b l   E l e m e n t T y p e = " C o l u m n "   E l e m e n t I d = " 9 2 4 5 0 3 1 2 4 "   D a t a T y p e = " T e x t " > C o m p a n y V A T R e g i s t r a t i o n N o _ L b l < / C o m p a n y V A T R e g i s t r a t i o n N o _ L b l > - 
-         < C o m p a n y V A T R e g N o   E l e m e n t T y p e = " C o l u m n "   E l e m e n t I d = " 1 7 1 4 3 1 9 3 6 "   D a t a T y p e = " T e x t " > C o m p a n y V A T R e g N o < / C o m p a n y V A T R e g N o > - 
-         < C o m p a n y V A T R e g N o _ L b l   E l e m e n t T y p e = " C o l u m n "   E l e m e n t I d = " 7 7 3 2 0 1 5 0 1 "   D a t a T y p e = " T e x t " > C o m p a n y V A T R e g N o _ L b l < / C o m p a n y V A T R e g N o _ L b l > - 
-         < C o n t a c t _ L b l   E l e m e n t T y p e = " C o l u m n "   E l e m e n t I d = " 1 1 5 5 0 9 4 7 5 2 "   D a t a T y p e = " T e x t " > C o n t a c t _ L b l < / C o n t a c t _ L b l > - 
-         < C o p y _ L b l   E l e m e n t T y p e = " C o l u m n "   E l e m e n t I d = " 6 0 4 7 8 2 7 8 1 "   D a t a T y p e = " L a b e l " > C o p y _ L b l < / C o p y _ L b l > - 
-         < C u s t o m e r A d d r e s s 1   E l e m e n t T y p e = " C o l u m n "   E l e m e n t I d = " 1 8 0 1 9 6 6 4 5 4 "   D a t a T y p e = " T e x t " > C u s t o m e r A d d r e s s 1 < / C u s t o m e r A d d r e s s 1 > - 
-         < C u s t o m e r A d d r e s s 2   E l e m e n t T y p e = " C o l u m n "   E l e m e n t I d = " 1 1 6 4 2 6 9 8 3 7 "   D a t a T y p e = " T e x t " > C u s t o m e r A d d r e s s 2 < / C u s t o m e r A d d r e s s 2 > - 
-         < C u s t o m e r A d d r e s s 3   E l e m e n t T y p e = " C o l u m n "   E l e m e n t I d = " 5 2 6 5 7 3 2 2 0 "   D a t a T y p e = " T e x t " > C u s t o m e r A d d r e s s 3 < / C u s t o m e r A d d r e s s 3 > - 
-         < C u s t o m e r A d d r e s s 4   E l e m e n t T y p e = " C o l u m n "   E l e m e n t I d = " 1 1 1 1 2 3 3 9 7 "   D a t a T y p e = " T e x t " > C u s t o m e r A d d r e s s 4 < / C u s t o m e r A d d r e s s 4 > - 
-         < C u s t o m e r A d d r e s s 5   E l e m e n t T y p e = " C o l u m n "   E l e m e n t I d = " 7 4 8 8 2 0 0 1 4 "   D a t a T y p e = " T e x t " > C u s t o m e r A d d r e s s 5 < / C u s t o m e r A d d r e s s 5 > - 
-         < C u s t o m e r A d d r e s s 6   E l e m e n t T y p e = " C o l u m n "   E l e m e n t I d = " 1 3 8 6 5 1 6 6 3 1 "   D a t a T y p e = " T e x t " > C u s t o m e r A d d r e s s 6 < / C u s t o m e r A d d r e s s 6 > - 
-         < C u s t o m e r A d d r e s s 7   E l e m e n t T y p e = " C o l u m n "   E l e m e n t I d = " 2 0 2 4 2 1 3 2 4 8 "   D a t a T y p e = " T e x t " > C u s t o m e r A d d r e s s 7 < / C u s t o m e r A d d r e s s 7 > - 
-         < C u s t o m e r A d d r e s s 8   E l e m e n t T y p e = " C o l u m n "   E l e m e n t I d = " 1 0 4 8 6 9 8 5 8 5 "   D a t a T y p e = " T e x t " > C u s t o m e r A d d r e s s 8 < / C u s t o m e r A d d r e s s 8 > - 
-         < C u s t o m e r P o s t a l B a r C o d e   E l e m e n t T y p e = " C o l u m n "   E l e m e n t I d = " 3 9 8 5 8 0 6 8 8 "   D a t a T y p e = " T e x t " > C u s t o m e r P o s t a l B a r C o d e < / C u s t o m e r P o s t a l B a r C o d e > - 
-         < D o c u m e n t D a t e   E l e m e n t T y p e = " C o l u m n "   E l e m e n t I d = " 5 5 2 8 7 1 9 1 4 "   D a t a T y p e = " S t r i n g " > D o c u m e n t D a t e < / D o c u m e n t D a t e > - 
-         < D o c u m e n t D a t e _ L b l   E l e m e n t T y p e = " C o l u m n "   E l e m e n t I d = " 1 0 2 6 4 9 4 8 3 "   D a t a T y p e = " S t r i n g " > D o c u m e n t D a t e _ L b l < / D o c u m e n t D a t e _ L b l > - 
-         < D o c u m e n t N o   E l e m e n t T y p e = " C o l u m n "   E l e m e n t I d = " 9 7 0 3 5 0 5 3 9 "   D a t a T y p e = " C o d e " > D o c u m e n t N o < / D o c u m e n t N o > - 
-         < D o c u m e n t N o _ L b l   E l e m e n t T y p e = " C o l u m n "   E l e m e n t I d = " 7 8 9 7 9 5 9 7 8 "   D a t a T y p e = " T e x t " > D o c u m e n t N o _ L b l < / D o c u m e n t N o _ L b l > - 
-         < D o c u m e n t T i t l e _ L b l   E l e m e n t T y p e = " C o l u m n "   E l e m e n t I d = " 8 5 8 4 2 3 9 2 9 "   D a t a T y p e = " T e x t " > D o c u m e n t T i t l e _ L b l < / D o c u m e n t T i t l e _ L b l > - 
-         < D u e D a t e   E l e m e n t T y p e = " C o l u m n "   E l e m e n t I d = " 7 4 5 1 7 0 2 0 3 "   D a t a T y p e = " S t r i n g " > D u e D a t e < / D u e D a t e > - 
-         < D u e D a t e _ L b l   E l e m e n t T y p e = " C o l u m n "   E l e m e n t I d = " 1 6 4 8 2 8 4 6 4 8 "   D a t a T y p e = " S t r i n g " > D u e D a t e _ L b l < / D u e D a t e _ L b l > - 
-         < E M a i l _ L b l   E l e m e n t T y p e = " C o l u m n "   E l e m e n t I d = " 1 4 3 8 8 6 8 0 1 2 "   D a t a T y p e = " L a b e l " > E M a i l _ L b l < / E M a i l _ L b l > - 
-         < E x c h a n g e R a t e A s T e x t   E l e m e n t T y p e = " C o l u m n "   E l e m e n t I d = " 5 9 2 9 5 5 8 4 5 "   D a t a T y p e = " T e x t " > E x c h a n g e R a t e A s T e x t < / E x c h a n g e R a t e A s T e x t > - 
-         < E x t e r n a l D o c u m e n t N o   E l e m e n t T y p e = " C o l u m n "   E l e m e n t I d = " 7 3 3 9 5 3 9 6 6 "   D a t a T y p e = " C o d e " > E x t e r n a l D o c u m e n t N o < / E x t e r n a l D o c u m e n t N o > - 
-         < E x t e r n a l D o c u m e n t N o _ _ L b l   E l e m e n t T y p e = " C o l u m n "   E l e m e n t I d = " 2 2 3 4 3 3 3 2 "   D a t a T y p e = " S t r i n g " > E x t e r n a l D o c u m e n t N o _ _ L b l < / E x t e r n a l D o c u m e n t N o _ _ L b l > - 
-         < F r o m _ L b l   E l e m e n t T y p e = " C o l u m n "   E l e m e n t I d = " 4 8 5 4 2 6 1 3 8 "   D a t a T y p e = " L a b e l " > F r o m _ L b l < / F r o m _ L b l > - 
-         < H o m e P a g e _ L b l   E l e m e n t T y p e = " C o l u m n "   E l e m e n t I d = " 1 4 3 3 5 9 2 3 0 0 "   D a t a T y p e = " L a b e l " > H o m e P a g e _ L b l < / H o m e P a g e _ L b l > - 
-         < I n v o i c e D i s c o u n t A m o u n t _ L b l   E l e m e n t T y p e = " C o l u m n "   E l e m e n t I d = " 1 5 9 3 0 1 2 7 3 6 "   D a t a T y p e = " L a b e l " > I n v o i c e D i s c o u n t A m o u n t _ L b l < / I n v o i c e D i s c o u n t A m o u n t _ L b l > - 
-         < I n v o i c e D i s c o u n t B a s e A m o u n t _ L b l   E l e m e n t T y p e = " C o l u m n "   E l e m e n t I d = " 2 0 2 9 2 6 6 8 7 5 "   D a t a T y p e = " L a b e l " > I n v o i c e D i s c o u n t B a s e A m o u n t _ L b l < / I n v o i c e D i s c o u n t B a s e A m o u n t _ L b l > - 
-         < I n v o i c e N o P o s i t i o n _ L b l   E l e m e n t T y p e = " C o l u m n "   E l e m e n t I d = " 1 4 5 8 4 6 7 4 4 1 "   D a t a T y p e = " T e x t " > I n v o i c e N o P o s i t i o n _ L b l < / I n v o i c e N o P o s i t i o n _ L b l > - 
-         < L e g a l E n t i t y T y p e   E l e m e n t T y p e = " C o l u m n "   E l e m e n t I d = " 2 0 5 1 8 7 3 5 6 3 "   D a t a T y p e = " T e x t " > L e g a l E n t i t y T y p e < / L e g a l E n t i t y T y p e > - 
-         < L e g a l E n t i t y T y p e _ L b l   E l e m e n t T y p e = " C o l u m n "   E l e m e n t I d = " 2 0 8 0 2 2 4 7 9 2 "   D a t a T y p e = " T e x t " > L e g a l E n t i t y T y p e _ L b l < / L e g a l E n t i t y T y p e _ L b l > - 
-         < L i n e A m o u n t A f t e r I n v o i c e D i s c o u n t _ L b l   E l e m e n t T y p e = " C o l u m n "   E l e m e n t I d = " 6 7 3 7 2 1 0 9 4 "   D a t a T y p e = " L a b e l " > L i n e A m o u n t A f t e r I n v o i c e D i s c o u n t _ L b l < / L i n e A m o u n t A f t e r I n v o i c e D i s c o u n t _ L b l > - 
-         < L o c a l C u r r e n c y _ L b l   E l e m e n t T y p e = " C o l u m n "   E l e m e n t I d = " 1 5 5 9 6 9 3 4 2 2 "   D a t a T y p e = " L a b e l " > L o c a l C u r r e n c y _ L b l < / L o c a l C u r r e n c y _ L b l > - 
-         < P a g e _ L b l   E l e m e n t T y p e = " C o l u m n "   E l e m e n t I d = " 6 8 0 6 4 8 0 9 1 "   D a t a T y p e = " L a b e l " > P a g e _ L b l < / P a g e _ L b l > - 
-         < P a y m e n t I n s t r u c t i o n s _ T x t   E l e m e n t T y p e = " C o l u m n "   E l e m e n t I d = " 1 8 7 2 0 8 8 3 "   D a t a T y p e = " T e x t " > P a y m e n t I n s t r u c t i o n s _ T x t < / P a y m e n t I n s t r u c t i o n s _ T x t > - 
-         < P a y m e n t M e t h o d D e s c r i p t i o n   E l e m e n t T y p e = " C o l u m n "   E l e m e n t I d = " 5 8 5 7 5 7 9 7 4 "   D a t a T y p e = " T e x t " > P a y m e n t M e t h o d D e s c r i p t i o n < / P a y m e n t M e t h o d D e s c r i p t i o n > - 
-         < P a y m e n t M e t h o d D e s c r i p t i o n _ L b l   E l e m e n t T y p e = " C o l u m n "   E l e m e n t I d = " 7 9 7 1 1 7 3 2 3 "   D a t a T y p e = " L a b e l " > P a y m e n t M e t h o d D e s c r i p t i o n _ L b l < / P a y m e n t M e t h o d D e s c r i p t i o n _ L b l > - 
-         < P a y m e n t T e r m s D e s c r i p t i o n   E l e m e n t T y p e = " C o l u m n "   E l e m e n t I d = " 2 0 3 8 7 4 2 7 0 0 "   D a t a T y p e = " T e x t " > P a y m e n t T e r m s D e s c r i p t i o n < / P a y m e n t T e r m s D e s c r i p t i o n > - 
-         < P a y m e n t T e r m s D e s c r i p t i o n _ L b l   E l e m e n t T y p e = " C o l u m n "   E l e m e n t I d = " 1 8 7 4 4 9 4 3 2 1 "   D a t a T y p e = " L a b e l " > P a y m e n t T e r m s D e s c r i p t i o n _ L b l < / P a y m e n t T e r m s D e s c r i p t i o n _ L b l > - 
-         < P r i c e s I n c l u d i n g V A T   E l e m e n t T y p e = " C o l u m n "   E l e m e n t I d = " 5 1 8 8 1 7 1 6 7 "   D a t a T y p e = " B o o l e a n " > P r i c e s I n c l u d i n g V A T < / P r i c e s I n c l u d i n g V A T > - 
-         < P r i c e s I n c l u d i n g V A T Y e s N o   E l e m e n t T y p e = " C o l u m n "   E l e m e n t I d = " 1 4 1 1 1 4 7 5 9 9 "   D a t a T y p e = " S t r i n g " > P r i c e s I n c l u d i n g V A T Y e s N o < / P r i c e s I n c l u d i n g V A T Y e s N o > - 
-         < P r i c e s I n c l u d i n g V A T _ L b l   E l e m e n t T y p e = " C o l u m n "   E l e m e n t I d = " 1 3 7 7 9 7 9 4 4 4 "   D a t a T y p e = " S t r i n g " > P r i c e s I n c l u d i n g V A T _ L b l < / P r i c e s I n c l u d i n g V A T _ L b l > - 
-         < Q u e s t i o n s _ L b l   E l e m e n t T y p e = " C o l u m n "   E l e m e n t I d = " 2 0 7 0 8 9 0 0 1 9 "   D a t a T y p e = " L a b e l " > Q u e s t i o n s _ L b l < / Q u e s t i o n s _ L b l > - 
-         < S a l e s I n v o i c e L i n e D i s c o u n t _ L b l   E l e m e n t T y p e = " C o l u m n "   E l e m e n t I d = " 6 6 4 6 0 1 5 8 2 "   D a t a T y p e = " L a b e l " > S a l e s I n v o i c e L i n e D i s c o u n t _ L b l < / S a l e s I n v o i c e L i n e D i s c o u n t _ L b l > - 
-         < S a l e s P e r s o n B l a n k _ L b l   E l e m e n t T y p e = " C o l u m n "   E l e m e n t I d = " 6 5 4 6 2 4 6 0 1 "   D a t a T y p e = " T e x t " > S a l e s P e r s o n B l a n k _ L b l < / S a l e s P e r s o n B l a n k _ L b l > - 
-         < S a l e s P e r s o n N a m e   E l e m e n t T y p e = " C o l u m n "   E l e m e n t I d = " 8 7 1 4 9 2 9 8 3 "   D a t a T y p e = " T e x t " > S a l e s P e r s o n N a m e < / S a l e s P e r s o n N a m e > - 
-         < S a l e s P e r s o n _ L b l   E l e m e n t T y p e = " C o l u m n "   E l e m e n t I d = " 1 5 6 4 1 9 6 3 6 5 "   D a t a T y p e = " L a b e l " > S a l e s P e r s o n _ L b l < / S a l e s P e r s o n _ L b l > - 
-         < S e l l T o C o n t a c t E m a i l   E l e m e n t T y p e = " C o l u m n "   E l e m e n t I d = " 2 6 2 8 2 4 5 6 4 "   D a t a T y p e = " T e x t " > S e l l T o C o n t a c t E m a i l < / S e l l T o C o n t a c t E m a i l > - 
-         < S e l l T o C o n t a c t E m a i l L b l   E l e m e n t T y p e = " C o l u m n "   E l e m e n t I d = " 3 7 0 9 2 0 3 7 4 "   D a t a T y p e = " L a b e l " > S e l l T o C o n t a c t E m a i l L b l < / S e l l T o C o n t a c t E m a i l L b l > - 
-         < S e l l T o C o n t a c t M o b i l e P h o n e N o   E l e m e n t T y p e = " C o l u m n "   E l e m e n t I d = " 1 8 4 3 5 8 7 4 7 "   D a t a T y p e = " T e x t " > S e l l T o C o n t a c t M o b i l e P h o n e N o < / S e l l T o C o n t a c t M o b i l e P h o n e N o > - 
-         < S e l l T o C o n t a c t M o b i l e P h o n e N o L b l   E l e m e n t T y p e = " C o l u m n "   E l e m e n t I d = " 1 4 5 7 5 2 8 4 1 7 "   D a t a T y p e = " L a b e l " > S e l l T o C o n t a c t M o b i l e P h o n e N o L b l < / S e l l T o C o n t a c t M o b i l e P h o n e N o L b l > - 
-         < S e l l T o C o n t a c t P h o n e N o   E l e m e n t T y p e = " C o l u m n "   E l e m e n t I d = " 1 6 1 3 8 2 2 4 8 3 "   D a t a T y p e = " T e x t " > S e l l T o C o n t a c t P h o n e N o < / S e l l T o C o n t a c t P h o n e N o > - 
-         < S e l l T o C o n t a c t P h o n e N o L b l   E l e m e n t T y p e = " C o l u m n "   E l e m e n t I d = " 1 0 5 0 6 8 6 8 0 9 "   D a t a T y p e = " L a b e l " > S e l l T o C o n t a c t P h o n e N o L b l < / S e l l T o C o n t a c t P h o n e N o L b l > - 
-         < S e l l t o C u s t o m e r N o   E l e m e n t T y p e = " C o l u m n "   E l e m e n t I d = " 2 0 5 0 6 4 7 3 4 9 "   D a t a T y p e = " C o d e " > S e l l t o C u s t o m e r N o < / S e l l t o C u s t o m e r N o > - 
-         < S e l l t o C u s t o m e r N o _ L b l   E l e m e n t T y p e = " C o l u m n "   E l e m e n t I d = " 2 9 8 3 8 1 5 1 2 "   D a t a T y p e = " S t r i n g " > S e l l t o C u s t o m e r N o _ L b l < / S e l l t o C u s t o m e r N o _ L b l > - 
-         < S h i p m e n t M e t h o d D e s c r i p t i o n   E l e m e n t T y p e = " C o l u m n "   E l e m e n t I d = " 2 0 5 9 4 0 3 2 6 0 "   D a t a T y p e = " T e x t " > S h i p m e n t M e t h o d D e s c r i p t i o n < / S h i p m e n t M e t h o d D e s c r i p t i o n > - 
-         < S h i p m e n t M e t h o d D e s c r i p t i o n _ L b l   E l e m e n t T y p e = " C o l u m n "   E l e m e n t I d = " 1 1 7 9 9 7 8 4 6 5 "   D a t a T y p e = " L a b e l " > S h i p m e n t M e t h o d D e s c r i p t i o n _ L b l < / S h i p m e n t M e t h o d D e s c r i p t i o n _ L b l > - 
-         < S h i p m e n t _ L b l   E l e m e n t T y p e = " C o l u m n "   E l e m e n t I d = " 2 0 8 5 7 6 7 1 2 0 "   D a t a T y p e = " L a b e l " > S h i p m e n t _ L b l < / S h i p m e n t _ L b l > - 
-         < S h i p T o A d d r e s s 1   E l e m e n t T y p e = " C o l u m n "   E l e m e n t I d = " 1 3 5 7 6 7 2 8 6 1 "   D a t a T y p e = " T e x t " > S h i p T o A d d r e s s 1 < / S h i p T o A d d r e s s 1 > - 
-         < S h i p T o A d d r e s s 2   E l e m e n t T y p e = " C o l u m n "   E l e m e n t I d = " 1 0 2 4 2 0 4 5 8 4 "   D a t a T y p e = " T e x t " > S h i p T o A d d r e s s 2 < / S h i p T o A d d r e s s 2 > - 
-         < S h i p T o A d d r e s s 3   E l e m e n t T y p e = " C o l u m n "   E l e m e n t I d = " 1 6 6 1 9 0 1 2 0 1 "   D a t a T y p e = " T e x t " > S h i p T o A d d r e s s 3 < / S h i p T o A d d r e s s 3 > - 
-         < S h i p T o A d d r e s s 4   E l e m e n t T y p e = " C o l u m n "   E l e m e n t I d = " 5 5 5 4 1 6 9 9 0 "   D a t a T y p e = " T e x t " > S h i p T o A d d r e s s 4 < / S h i p T o A d d r e s s 4 > - 
-         < S h i p T o A d d r e s s 5   E l e m e n t T y p e = " C o l u m n "   E l e m e n t I d = " 1 1 9 3 1 1 3 6 0 7 "   D a t a T y p e = " T e x t " > S h i p T o A d d r e s s 5 < / S h i p T o A d d r e s s 5 > - 
-         < S h i p T o A d d r e s s 6   E l e m e n t T y p e = " C o l u m n "   E l e m e n t I d = " 7 1 9 9 7 6 2 4 4 "   D a t a T y p e = " T e x t " > S h i p T o A d d r e s s 6 < / S h i p T o A d d r e s s 6 > - 
-         < S h i p T o A d d r e s s 7   E l e m e n t T y p e = " C o l u m n "   E l e m e n t I d = " 8 2 2 7 9 6 2 7 "   D a t a T y p e = " T e x t " > S h i p T o A d d r e s s 7 < / S h i p T o A d d r e s s 7 > - 
-         < S h i p T o A d d r e s s 8   E l e m e n t T y p e = " C o l u m n "   E l e m e n t I d = " 1 4 9 2 9 9 2 1 7 8 "   D a t a T y p e = " T e x t " > S h i p T o A d d r e s s 8 < / S h i p T o A d d r e s s 8 > - 
-         < S h i p T o A d d r e s s _ L b l   E l e m e n t T y p e = " C o l u m n "   E l e m e n t I d = " 1 6 5 0 5 0 5 0 1 7 "   D a t a T y p e = " L a b e l " > S h i p T o A d d r e s s _ L b l < / S h i p T o A d d r e s s _ L b l > - 
-         < S h i p T o P h o n e N o   E l e m e n t T y p e = " C o l u m n "   E l e m e n t I d = " 3 6 9 7 0 2 2 5 5 "   D a t a T y p e = " T e x t " > S h i p T o P h o n e N o < / S h i p T o P h o n e N o > - 
-         < S h o w S h i p p i n g A d d r e s s   E l e m e n t T y p e = " C o l u m n "   E l e m e n t I d = " 1 1 2 0 0 7 1 2 6 6 "   D a t a T y p e = " B o o l e a n " > S h o w S h i p p i n g A d d r e s s < / S h o w S h i p p i n g A d d r e s s > - 
-         < S h o w W o r k D e s c r i p t i o n   E l e m e n t T y p e = " C o l u m n "   E l e m e n t I d = " 7 8 5 4 6 8 8 6 5 "   D a t a T y p e = " B o o l e a n " > S h o w W o r k D e s c r i p t i o n < / S h o w W o r k D e s c r i p t i o n > - 
-         < S u b t o t a l _ L b l   E l e m e n t T y p e = " C o l u m n "   E l e m e n t I d = " 1 9 6 7 7 9 5 1 4 2 "   D a t a T y p e = " L a b e l " > S u b t o t a l _ L b l < / S u b t o t a l _ L b l > - 
-         < T h a n k s _ L b l   E l e m e n t T y p e = " C o l u m n "   E l e m e n t I d = " 2 1 0 3 3 0 5 5 2 5 "   D a t a T y p e = " L a b e l " > T h a n k s _ L b l < / T h a n k s _ L b l > - 
-         < T o t a l _ L b l   E l e m e n t T y p e = " C o l u m n "   E l e m e n t I d = " 1 2 1 0 1 0 0 8 7 8 "   D a t a T y p e = " L a b e l " > T o t a l _ L b l < / T o t a l _ L b l > - 
-         < V A T A m o u n t S p e c i f i c a t i o n _ L b l   E l e m e n t T y p e = " C o l u m n "   E l e m e n t I d = " 8 7 8 7 0 6 8 4 6 "   D a t a T y p e = " L a b e l " > V A T A m o u n t S p e c i f i c a t i o n _ L b l < / V A T A m o u n t S p e c i f i c a t i o n _ L b l > - 
-         < V A T A m o u n t _ L b l   E l e m e n t T y p e = " C o l u m n "   E l e m e n t I d = " 1 0 9 4 6 5 7 2 9 "   D a t a T y p e = " L a b e l " > V A T A m o u n t _ L b l < / V A T A m o u n t _ L b l > - 
-         < V A T B a s e _ L b l   E l e m e n t T y p e = " C o l u m n "   E l e m e n t I d = " 1 8 6 6 1 5 8 2 7 8 "   D a t a T y p e = " L a b e l " > V A T B a s e _ L b l < / V A T B a s e _ L b l > - 
-         < V A T C l a u s e s _ L b l   E l e m e n t T y p e = " C o l u m n "   E l e m e n t I d = " 1 3 8 3 9 2 0 0 1 9 "   D a t a T y p e = " L a b e l " > V A T C l a u s e s _ L b l < / V A T C l a u s e s _ L b l > - 
-         < V A T C l a u s e _ L b l   E l e m e n t T y p e = " C o l u m n "   E l e m e n t I d = " 1 5 7 0 4 9 5 4 9 0 "   D a t a T y p e = " S t r i n g " > V A T C l a u s e _ L b l < / V A T C l a u s e _ L b l > - 
-         < V A T I d e n t i f i e r _ L b l   E l e m e n t T y p e = " C o l u m n "   E l e m e n t I d = " 1 6 8 6 6 2 3 9 8 4 "   D a t a T y p e = " L a b e l " > V A T I d e n t i f i e r _ L b l < / V A T I d e n t i f i e r _ L b l > - 
-         < V A T P e r c e n t a g e _ L b l   E l e m e n t T y p e = " C o l u m n "   E l e m e n t I d = " 6 7 6 6 5 4 5 6 5 "   D a t a T y p e = " L a b e l " > V A T P e r c e n t a g e _ L b l < / V A T P e r c e n t a g e _ L b l > - 
-         < V A T R e g i s t r a t i o n N o   E l e m e n t T y p e = " C o l u m n "   E l e m e n t I d = " 1 8 8 9 1 9 5 4 0 2 "   D a t a T y p e = " T e x t " > V A T R e g i s t r a t i o n N o < / V A T R e g i s t r a t i o n N o > - 
-         < V A T R e g i s t r a t i o n N o _ L b l   E l e m e n t T y p e = " C o l u m n "   E l e m e n t I d = " 1 4 2 4 6 1 6 0 8 5 "   D a t a T y p e = " T e x t " > V A T R e g i s t r a t i o n N o _ L b l < / V A T R e g i s t r a t i o n N o _ L b l > - 
-         < Y o u r D o c u m e n t T i t l e _ L b l   E l e m e n t T y p e = " C o l u m n "   E l e m e n t I d = " 1 8 2 1 7 1 6 9 3 4 "   D a t a T y p e = " T e x t " > Y o u r D o c u m e n t T i t l e _ L b l < / Y o u r D o c u m e n t T i t l e _ L b l > - 
-         < Y o u r R e f e r e n c e   E l e m e n t T y p e = " C o l u m n "   E l e m e n t I d = " 1 1 0 3 9 9 5 1 "   D a t a T y p e = " T e x t " > Y o u r R e f e r e n c e < / Y o u r R e f e r e n c e > - 
-         < Y o u r R e f e r e n c e _ _ L b l   E l e m e n t T y p e = " C o l u m n "   E l e m e n t I d = " 1 1 2 6 2 8 0 3 7 1 "   D a t a T y p e = " S t r i n g " > Y o u r R e f e r e n c e _ _ L b l < / Y o u r R e f e r e n c e _ _ L b l > - 
-         < L i n e   E l e m e n t T y p e = " D a t a I t e m "   E l e m e n t I d = " 4 1 1 9 7 6 1 3 3 " > - 
-             < A m o u n t E x c l u d i n g V A T _ L i n e   E l e m e n t T y p e = " C o l u m n "   E l e m e n t I d = " 1 0 6 2 4 6 0 0 4 0 "   D a t a T y p e = " D e c i m a l " > A m o u n t E x c l u d i n g V A T _ L i n e < / A m o u n t E x c l u d i n g V A T _ L i n e > - 
-             < A m o u n t E x c l u d i n g V A T _ L i n e _ L b l   E l e m e n t T y p e = " C o l u m n "   E l e m e n t I d = " 2 0 0 2 8 7 4 4 7 5 "   D a t a T y p e = " S t r i n g " > A m o u n t E x c l u d i n g V A T _ L i n e _ L b l < / A m o u n t E x c l u d i n g V A T _ L i n e _ L b l > - 
-             < A m o u n t I n c l u d i n g V A T _ L i n e   E l e m e n t T y p e = " C o l u m n "   E l e m e n t I d = " 7 7 0 9 2 8 4 0 2 "   D a t a T y p e = " D e c i m a l " > A m o u n t I n c l u d i n g V A T _ L i n e < / A m o u n t I n c l u d i n g V A T _ L i n e > - 
-             < A m o u n t I n c l u d i n g V A T _ L i n e _ L b l   E l e m e n t T y p e = " C o l u m n "   E l e m e n t I d = " 9 3 0 7 4 7 3 1 3 "   D a t a T y p e = " S t r i n g " > A m o u n t I n c l u d i n g V A T _ L i n e _ L b l < / A m o u n t I n c l u d i n g V A T _ L i n e _ L b l > - 
-             < D e s c r i p t i o n _ L i n e   E l e m e n t T y p e = " C o l u m n "   E l e m e n t I d = " 1 4 0 6 8 2 2 3 1 0 "   D a t a T y p e = " T e x t " > D e s c r i p t i o n _ L i n e < / D e s c r i p t i o n _ L i n e > - 
-             < D e s c r i p t i o n _ L i n e _ L b l   E l e m e n t T y p e = " C o l u m n "   E l e m e n t I d = " 2 1 1 8 9 5 1 4 9 5 "   D a t a T y p e = " S t r i n g " > D e s c r i p t i o n _ L i n e _ L b l < / D e s c r i p t i o n _ L i n e _ L b l > - 
-             < I t e m N o _ L i n e   E l e m e n t T y p e = " C o l u m n "   E l e m e n t I d = " 1 9 1 0 2 9 6 2 8 8 "   D a t a T y p e = " C o d e " > I t e m N o _ L i n e < / I t e m N o _ L i n e > - 
-             < I t e m N o _ L i n e _ L b l   E l e m e n t T y p e = " C o l u m n "   E l e m e n t I d = " 1 3 4 0 0 7 9 6 1 3 "   D a t a T y p e = " S t r i n g " > I t e m N o _ L i n e _ L b l < / I t e m N o _ L i n e _ L b l > - 
-             < I t e m R e f e r e n c e N o _ L i n e   E l e m e n t T y p e = " C o l u m n "   E l e m e n t I d = " 9 2 7 2 3 5 7 "   D a t a T y p e = " C o d e " > I t e m R e f e r e n c e N o _ L i n e < / I t e m R e f e r e n c e N o _ L i n e > - 
-             < I t e m R e f e r e n c e N o _ L i n e _ L b l   E l e m e n t T y p e = " C o l u m n "   E l e m e n t I d = " 1 9 8 0 6 3 1 1 3 0 "   D a t a T y p e = " S t r i n g " > I t e m R e f e r e n c e N o _ L i n e _ L b l < / I t e m R e f e r e n c e N o _ L i n e _ L b l > - 
-             < L i n e A m o u n t _ L i n e   E l e m e n t T y p e = " C o l u m n "   E l e m e n t I d = " 2 6 8 9 3 7 1 6 2 "   D a t a T y p e = " T e x t " > L i n e A m o u n t _ L i n e < / L i n e A m o u n t _ L i n e > - 
-             < L i n e A m o u n t _ L i n e _ L b l   E l e m e n t T y p e = " C o l u m n "   E l e m e n t I d = " 9 9 2 9 0 1 8 4 5 "   D a t a T y p e = " S t r i n g " > L i n e A m o u n t _ L i n e _ L b l < / L i n e A m o u n t _ L i n e _ L b l > - 
-             < L i n e D i s c o u n t P e r c e n t T e x t _ L i n e   E l e m e n t T y p e = " C o l u m n "   E l e m e n t I d = " 6 1 3 1 3 5 1 9 "   D a t a T y p e = " T e x t " > L i n e D i s c o u n t P e r c e n t T e x t _ L i n e < / L i n e D i s c o u n t P e r c e n t T e x t _ L i n e > - 
-             < L i n e D i s c o u n t P e r c e n t _ L i n e   E l e m e n t T y p e = " C o l u m n "   E l e m e n t I d = " 9 0 7 8 2 7 4 3 6 "   D a t a T y p e = " D e c i m a l " > L i n e D i s c o u n t P e r c e n t _ L i n e < / L i n e D i s c o u n t P e r c e n t _ L i n e > - 
-             < L i n e N o _ L i n e   E l e m e n t T y p e = " C o l u m n "   E l e m e n t I d = " 6 9 8 9 8 5 9 7 9 "   D a t a T y p e = " I n t e g e r " > L i n e N o _ L i n e < / L i n e N o _ L i n e > - 
-             < P r i c e P e r _ L b l   E l e m e n t T y p e = " C o l u m n "   E l e m e n t I d = " 9 7 3 2 8 0 1 3 4 "   D a t a T y p e = " L a b e l " > P r i c e P e r _ L b l < / P r i c e P e r _ L b l > - 
-             < P r i c e _ L b l   E l e m e n t T y p e = " C o l u m n "   E l e m e n t I d = " 2 1 2 6 7 6 4 9 2 5 "   D a t a T y p e = " L a b e l " > P r i c e _ L b l < / P r i c e _ L b l > - 
-             < Q t y _ L b l   E l e m e n t T y p e = " C o l u m n "   E l e m e n t I d = " 2 6 3 6 7 3 7 6 4 "   D a t a T y p e = " L a b e l " > Q t y _ L b l < / Q t y _ L b l > - 
-             < Q u a n t i t y _ L i n e   E l e m e n t T y p e = " C o l u m n "   E l e m e n t I d = " 1 0 6 8 5 4 3 5 3 7 "   D a t a T y p e = " T e x t " > Q u a n t i t y _ L i n e < / Q u a n t i t y _ L i n e > - 
-             < Q u a n t i t y _ L i n e _ L b l   E l e m e n t T y p e = " C o l u m n "   E l e m e n t I d = " 2 0 3 4 5 0 6 8 0 2 "   D a t a T y p e = " S t r i n g " > Q u a n t i t y _ L i n e _ L b l < / Q u a n t i t y _ L i n e _ L b l > - 
-             < S h i p m e n t D a t e _ L b l   E l e m e n t T y p e = " C o l u m n "   E l e m e n t I d = " 6 1 4 4 0 0 3 6 4 "   D a t a T y p e = " L a b e l " > S h i p m e n t D a t e _ L b l < / S h i p m e n t D a t e _ L b l > - 
-             < S h i p m e n t D a t e _ L i n e   E l e m e n t T y p e = " C o l u m n "   E l e m e n t I d = " 1 6 7 3 3 7 5 4 1 6 "   D a t a T y p e = " S t r i n g " > S h i p m e n t D a t e _ L i n e < / S h i p m e n t D a t e _ L i n e > - 
-             < T r a n s H e a d e r A m o u n t   E l e m e n t T y p e = " C o l u m n "   E l e m e n t I d = " 2 0 2 8 3 0 6 2 7 6 "   D a t a T y p e = " D e c i m a l " > T r a n s H e a d e r A m o u n t < / T r a n s H e a d e r A m o u n t > - 
-             < T y p e _ L i n e   E l e m e n t T y p e = " C o l u m n "   E l e m e n t I d = " 2 7 2 8 0 4 9 2 4 "   D a t a T y p e = " S t r i n g " > T y p e _ L i n e < / T y p e _ L i n e > - 
-             < U n i t O f M e a s u r e   E l e m e n t T y p e = " C o l u m n "   E l e m e n t I d = " 1 8 0 8 2 2 8 0 1 8 "   D a t a T y p e = " T e x t " > U n i t O f M e a s u r e < / U n i t O f M e a s u r e > - 
-             < U n i t O f M e a s u r e _ L b l   E l e m e n t T y p e = " C o l u m n "   E l e m e n t I d = " 9 8 1 9 5 1 2 4 9 "   D a t a T y p e = " S t r i n g " > U n i t O f M e a s u r e _ L b l < / U n i t O f M e a s u r e _ L b l > - 
-             < U n i t P r i c e   E l e m e n t T y p e = " C o l u m n "   E l e m e n t I d = " 1 4 7 8 2 2 1 5 2 6 "   D a t a T y p e = " T e x t " > U n i t P r i c e < / U n i t P r i c e > - 
-             < U n i t P r i c e _ L b l   E l e m e n t T y p e = " C o l u m n "   E l e m e n t I d = " 1 1 6 3 9 2 6 6 0 3 "   D a t a T y p e = " S t r i n g " > U n i t P r i c e _ L b l < / U n i t P r i c e _ L b l > - 
-             < U n i t _ L b l   E l e m e n t T y p e = " C o l u m n "   E l e m e n t I d = " 8 1 4 3 6 4 3 1 8 "   D a t a T y p e = " L a b e l " > U n i t _ L b l < / U n i t _ L b l > - 
-             < V A T I d e n t i f i e r _ L i n e   E l e m e n t T y p e = " C o l u m n "   E l e m e n t I d = " 1 7 7 3 6 2 2 4 1 2 "   D a t a T y p e = " C o d e " > V A T I d e n t i f i e r _ L i n e < / V A T I d e n t i f i e r _ L i n e > - 
-             < V A T I d e n t i f i e r _ L i n e _ L b l   E l e m e n t T y p e = " C o l u m n "   E l e m e n t I d = " 5 3 3 7 8 2 7 0 3 "   D a t a T y p e = " S t r i n g " > V A T I d e n t i f i e r _ L i n e _ L b l < / V A T I d e n t i f i e r _ L i n e _ L b l > - 
-             < V A T P c t _ L i n e   E l e m e n t T y p e = " C o l u m n "   E l e m e n t I d = " 1 9 7 4 0 0 1 9 4 4 "   D a t a T y p e = " T e x t " > V A T P c t _ L i n e < / V A T P c t _ L i n e > - 
-             < V A T P c t _ L i n e _ L b l   E l e m e n t T y p e = " C o l u m n "   E l e m e n t I d = " 1 2 0 7 5 2 9 9 1 5 "   D a t a T y p e = " S t r i n g " > V A T P c t _ L i n e _ L b l < / V A T P c t _ L i n e _ L b l > +     < H e a d e r > + 
+         < B i l l e d T o _ L b l > B i l l e d T o _ L b l < / B i l l e d T o _ L b l > + 
+         < B i l l T o C o n t a c t E m a i l > B i l l T o C o n t a c t E m a i l < / B i l l T o C o n t a c t E m a i l > + 
+         < B i l l T o C o n t a c t E m a i l L b l > B i l l T o C o n t a c t E m a i l L b l < / B i l l T o C o n t a c t E m a i l L b l > + 
+         < B i l l T o C o n t a c t M o b i l e P h o n e N o > B i l l T o C o n t a c t M o b i l e P h o n e N o < / B i l l T o C o n t a c t M o b i l e P h o n e N o > + 
+         < B i l l T o C o n t a c t M o b i l e P h o n e N o L b l > B i l l T o C o n t a c t M o b i l e P h o n e N o L b l < / B i l l T o C o n t a c t M o b i l e P h o n e N o L b l > + 
+         < B i l l T o C o n t a c t P h o n e N o > B i l l T o C o n t a c t P h o n e N o < / B i l l T o C o n t a c t P h o n e N o > + 
+         < B i l l T o C o n t a c t P h o n e N o L b l > B i l l T o C o n t a c t P h o n e N o L b l < / B i l l T o C o n t a c t P h o n e N o L b l > + 
+         < B i l l t o C u s t o m e r N o _ L b l > B i l l t o C u s t o m e r N o _ L b l < / B i l l t o C u s t o m e r N o _ L b l > + 
+         < B i l l t o C u s t u m e r N o > B i l l t o C u s t u m e r N o < / B i l l t o C u s t u m e r N o > + 
+         < C h e c k s P a y a b l e _ L b l > C h e c k s P a y a b l e _ L b l < / C h e c k s P a y a b l e _ L b l > + 
+         < C o m p a n y A d d r e s s 1 > C o m p a n y A d d r e s s 1 < / C o m p a n y A d d r e s s 1 > + 
+         < C o m p a n y A d d r e s s 2 > C o m p a n y A d d r e s s 2 < / C o m p a n y A d d r e s s 2 > + 
+         < C o m p a n y A d d r e s s 3 > C o m p a n y A d d r e s s 3 < / C o m p a n y A d d r e s s 3 > + 
+         < C o m p a n y A d d r e s s 4 > C o m p a n y A d d r e s s 4 < / C o m p a n y A d d r e s s 4 > + 
+         < C o m p a n y A d d r e s s 5 > C o m p a n y A d d r e s s 5 < / C o m p a n y A d d r e s s 5 > + 
+         < C o m p a n y A d d r e s s 6 > C o m p a n y A d d r e s s 6 < / C o m p a n y A d d r e s s 6 > + 
+         < C o m p a n y A d d r e s s 7 > C o m p a n y A d d r e s s 7 < / C o m p a n y A d d r e s s 7 > + 
+         < C o m p a n y A d d r e s s 8 > C o m p a n y A d d r e s s 8 < / C o m p a n y A d d r e s s 8 > + 
+         < C o m p a n y B a n k A c c o u n t N o > C o m p a n y B a n k A c c o u n t N o < / C o m p a n y B a n k A c c o u n t N o > + 
+         < C o m p a n y B a n k A c c o u n t N o _ L b l > C o m p a n y B a n k A c c o u n t N o _ L b l < / C o m p a n y B a n k A c c o u n t N o _ L b l > + 
+         < C o m p a n y B a n k B r a n c h N o > C o m p a n y B a n k B r a n c h N o < / C o m p a n y B a n k B r a n c h N o > + 
+         < C o m p a n y B a n k B r a n c h N o _ L b l > C o m p a n y B a n k B r a n c h N o _ L b l < / C o m p a n y B a n k B r a n c h N o _ L b l > + 
+         < C o m p a n y B a n k N a m e > C o m p a n y B a n k N a m e < / C o m p a n y B a n k N a m e > + 
+         < C o m p a n y B a n k N a m e _ L b l > C o m p a n y B a n k N a m e _ L b l < / C o m p a n y B a n k N a m e _ L b l > + 
+         < C o m p a n y C u s t o m G i r o > C o m p a n y C u s t o m G i r o < / C o m p a n y C u s t o m G i r o > + 
+         < C o m p a n y C u s t o m G i r o _ L b l > C o m p a n y C u s t o m G i r o _ L b l < / C o m p a n y C u s t o m G i r o _ L b l > + 
+         < C o m p a n y E M a i l > C o m p a n y E M a i l < / C o m p a n y E M a i l > + 
+         < C o m p a n y G i r o N o > C o m p a n y G i r o N o < / C o m p a n y G i r o N o > + 
+         < C o m p a n y G i r o N o _ L b l > C o m p a n y G i r o N o _ L b l < / C o m p a n y G i r o N o _ L b l > + 
+         < C o m p a n y H o m e P a g e > C o m p a n y H o m e P a g e < / C o m p a n y H o m e P a g e > + 
+         < C o m p a n y I B A N > C o m p a n y I B A N < / C o m p a n y I B A N > + 
+         < C o m p a n y I B A N _ L b l > C o m p a n y I B A N _ L b l < / C o m p a n y I B A N _ L b l > + 
+         < C o m p a n y L e g a l O f f i c e > C o m p a n y L e g a l O f f i c e < / C o m p a n y L e g a l O f f i c e > + 
+         < C o m p a n y L e g a l O f f i c e _ L b l > C o m p a n y L e g a l O f f i c e _ L b l < / C o m p a n y L e g a l O f f i c e _ L b l > + 
+         < C o m p a n y L e g a l S t a t e m e n t > C o m p a n y L e g a l S t a t e m e n t < / C o m p a n y L e g a l S t a t e m e n t > + 
+         < C o m p a n y L o g o P o s i t i o n > C o m p a n y L o g o P o s i t i o n < / C o m p a n y L o g o P o s i t i o n > + 
+         < C o m p a n y P h o n e N o > C o m p a n y P h o n e N o < / C o m p a n y P h o n e N o > + 
+         < C o m p a n y P h o n e N o _ L b l > C o m p a n y P h o n e N o _ L b l < / C o m p a n y P h o n e N o _ L b l > + 
+         < C o m p a n y P i c t u r e / > + 
+         < C o m p a n y R e g i s t r a t i o n N u m b e r > C o m p a n y R e g i s t r a t i o n N u m b e r < / C o m p a n y R e g i s t r a t i o n N u m b e r > + 
+         < C o m p a n y R e g i s t r a t i o n N u m b e r _ L b l > C o m p a n y R e g i s t r a t i o n N u m b e r _ L b l < / C o m p a n y R e g i s t r a t i o n N u m b e r _ L b l > + 
+         < C o m p a n y S W I F T > C o m p a n y S W I F T < / C o m p a n y S W I F T > + 
+         < C o m p a n y S W I F T _ L b l > C o m p a n y S W I F T _ L b l < / C o m p a n y S W I F T _ L b l > + 
+         < C o m p a n y V A T R e g i s t r a t i o n N o > C o m p a n y V A T R e g i s t r a t i o n N o < / C o m p a n y V A T R e g i s t r a t i o n N o > + 
+         < C o m p a n y V A T R e g i s t r a t i o n N o _ L b l > C o m p a n y V A T R e g i s t r a t i o n N o _ L b l < / C o m p a n y V A T R e g i s t r a t i o n N o _ L b l > + 
+         < C o m p a n y V A T R e g N o > C o m p a n y V A T R e g N o < / C o m p a n y V A T R e g N o > + 
+         < C o m p a n y V A T R e g N o _ L b l > C o m p a n y V A T R e g N o _ L b l < / C o m p a n y V A T R e g N o _ L b l > + 
+         < C o n t a c t _ L b l > C o n t a c t _ L b l < / C o n t a c t _ L b l > + 
+         < C o p y _ L b l > C o p y _ L b l < / C o p y _ L b l > + 
+         < C u s t o m e r A d d r e s s 1 > C u s t o m e r A d d r e s s 1 < / C u s t o m e r A d d r e s s 1 > + 
+         < C u s t o m e r A d d r e s s 2 > C u s t o m e r A d d r e s s 2 < / C u s t o m e r A d d r e s s 2 > + 
+         < C u s t o m e r A d d r e s s 3 > C u s t o m e r A d d r e s s 3 < / C u s t o m e r A d d r e s s 3 > + 
+         < C u s t o m e r A d d r e s s 4 > C u s t o m e r A d d r e s s 4 < / C u s t o m e r A d d r e s s 4 > + 
+         < C u s t o m e r A d d r e s s 5 > C u s t o m e r A d d r e s s 5 < / C u s t o m e r A d d r e s s 5 > + 
+         < C u s t o m e r A d d r e s s 6 > C u s t o m e r A d d r e s s 6 < / C u s t o m e r A d d r e s s 6 > + 
+         < C u s t o m e r A d d r e s s 7 > C u s t o m e r A d d r e s s 7 < / C u s t o m e r A d d r e s s 7 > + 
+         < C u s t o m e r A d d r e s s 8 > C u s t o m e r A d d r e s s 8 < / C u s t o m e r A d d r e s s 8 > + 
+         < C u s t o m e r P o s t a l B a r C o d e > C u s t o m e r P o s t a l B a r C o d e < / C u s t o m e r P o s t a l B a r C o d e > + 
+         < D o c u m e n t D a t e > D o c u m e n t D a t e < / D o c u m e n t D a t e > + 
+         < D o c u m e n t D a t e _ L b l > D o c u m e n t D a t e _ L b l < / D o c u m e n t D a t e _ L b l > + 
+         < D o c u m e n t N o > D o c u m e n t N o < / D o c u m e n t N o > + 
+         < D o c u m e n t N o _ L b l > D o c u m e n t N o _ L b l < / D o c u m e n t N o _ L b l > + 
+         < D o c u m e n t T i t l e _ L b l > D o c u m e n t T i t l e _ L b l < / D o c u m e n t T i t l e _ L b l > + 
+         < D u e D a t e > D u e D a t e < / D u e D a t e > + 
+         < D u e D a t e _ L b l > D u e D a t e _ L b l < / D u e D a t e _ L b l > + 
+         < E M a i l _ L b l > E M a i l _ L b l < / E M a i l _ L b l > + 
+         < E x c h a n g e R a t e A s T e x t > E x c h a n g e R a t e A s T e x t < / E x c h a n g e R a t e A s T e x t > + 
+         < E x t e r n a l D o c u m e n t N o > E x t e r n a l D o c u m e n t N o < / E x t e r n a l D o c u m e n t N o > + 
+         < E x t e r n a l D o c u m e n t N o _ _ L b l > E x t e r n a l D o c u m e n t N o _ _ L b l < / E x t e r n a l D o c u m e n t N o _ _ L b l > + 
+         < F r o m _ L b l > F r o m _ L b l < / F r o m _ L b l > + 
+         < H o m e P a g e _ L b l > H o m e P a g e _ L b l < / H o m e P a g e _ L b l > + 
+         < I n v o i c e D i s c o u n t A m o u n t _ L b l > I n v o i c e D i s c o u n t A m o u n t _ L b l < / I n v o i c e D i s c o u n t A m o u n t _ L b l > + 
+         < I n v o i c e D i s c o u n t B a s e A m o u n t _ L b l > I n v o i c e D i s c o u n t B a s e A m o u n t _ L b l < / I n v o i c e D i s c o u n t B a s e A m o u n t _ L b l > + 
+         < I n v o i c e N o P o s i t i o n _ L b l > I n v o i c e N o P o s i t i o n _ L b l < / I n v o i c e N o P o s i t i o n _ L b l > + 
+         < L e g a l E n t i t y T y p e > L e g a l E n t i t y T y p e < / L e g a l E n t i t y T y p e > + 
+         < L e g a l E n t i t y T y p e _ L b l > L e g a l E n t i t y T y p e _ L b l < / L e g a l E n t i t y T y p e _ L b l > + 
+         < L i n e A m o u n t A f t e r I n v o i c e D i s c o u n t _ L b l > L i n e A m o u n t A f t e r I n v o i c e D i s c o u n t _ L b l < / L i n e A m o u n t A f t e r I n v o i c e D i s c o u n t _ L b l > + 
+         < L o c a l C u r r e n c y _ L b l > L o c a l C u r r e n c y _ L b l < / L o c a l C u r r e n c y _ L b l > + 
+         < P a g e _ L b l > P a g e _ L b l < / P a g e _ L b l > + 
+         < P a y m e n t I n s t r u c t i o n s _ T x t > P a y m e n t I n s t r u c t i o n s _ T x t < / P a y m e n t I n s t r u c t i o n s _ T x t > + 
+         < P a y m e n t M e t h o d D e s c r i p t i o n > P a y m e n t M e t h o d D e s c r i p t i o n < / P a y m e n t M e t h o d D e s c r i p t i o n > + 
+         < P a y m e n t M e t h o d D e s c r i p t i o n _ L b l > P a y m e n t M e t h o d D e s c r i p t i o n _ L b l < / P a y m e n t M e t h o d D e s c r i p t i o n _ L b l > + 
+         < P a y m e n t T e r m s D e s c r i p t i o n > P a y m e n t T e r m s D e s c r i p t i o n < / P a y m e n t T e r m s D e s c r i p t i o n > + 
+         < P a y m e n t T e r m s D e s c r i p t i o n _ L b l > P a y m e n t T e r m s D e s c r i p t i o n _ L b l < / P a y m e n t T e r m s D e s c r i p t i o n _ L b l > + 
+         < P r i c e s I n c l u d i n g V A T > P r i c e s I n c l u d i n g V A T < / P r i c e s I n c l u d i n g V A T > + 
+         < P r i c e s I n c l u d i n g V A T _ L b l > P r i c e s I n c l u d i n g V A T _ L b l < / P r i c e s I n c l u d i n g V A T _ L b l > + 
+         < P r i c e s I n c l u d i n g V A T Y e s N o > P r i c e s I n c l u d i n g V A T Y e s N o < / P r i c e s I n c l u d i n g V A T Y e s N o > + 
+         < Q u e s t i o n s _ L b l > Q u e s t i o n s _ L b l < / Q u e s t i o n s _ L b l > + 
+         < S a l e s I n v o i c e L i n e D i s c o u n t _ L b l > S a l e s I n v o i c e L i n e D i s c o u n t _ L b l < / S a l e s I n v o i c e L i n e D i s c o u n t _ L b l > + 
+         < S a l e s P e r s o n _ L b l > S a l e s P e r s o n _ L b l < / S a l e s P e r s o n _ L b l > + 
+         < S a l e s P e r s o n B l a n k _ L b l > S a l e s P e r s o n B l a n k _ L b l < / S a l e s P e r s o n B l a n k _ L b l > + 
+         < S a l e s P e r s o n N a m e > S a l e s P e r s o n N a m e < / S a l e s P e r s o n N a m e > + 
+         < S e l l T o C o n t a c t E m a i l > S e l l T o C o n t a c t E m a i l < / S e l l T o C o n t a c t E m a i l > + 
+         < S e l l T o C o n t a c t E m a i l L b l > S e l l T o C o n t a c t E m a i l L b l < / S e l l T o C o n t a c t E m a i l L b l > + 
+         < S e l l T o C o n t a c t M o b i l e P h o n e N o > S e l l T o C o n t a c t M o b i l e P h o n e N o < / S e l l T o C o n t a c t M o b i l e P h o n e N o > + 
+         < S e l l T o C o n t a c t M o b i l e P h o n e N o L b l > S e l l T o C o n t a c t M o b i l e P h o n e N o L b l < / S e l l T o C o n t a c t M o b i l e P h o n e N o L b l > + 
+         < S e l l T o C o n t a c t P h o n e N o > S e l l T o C o n t a c t P h o n e N o < / S e l l T o C o n t a c t P h o n e N o > + 
+         < S e l l T o C o n t a c t P h o n e N o L b l > S e l l T o C o n t a c t P h o n e N o L b l < / S e l l T o C o n t a c t P h o n e N o L b l > + 
+         < S e l l t o C u s t o m e r N o > S e l l t o C u s t o m e r N o < / S e l l t o C u s t o m e r N o > + 
+         < S e l l t o C u s t o m e r N o _ L b l > S e l l t o C u s t o m e r N o _ L b l < / S e l l t o C u s t o m e r N o _ L b l > + 
+         < S h i p m e n t _ L b l > S h i p m e n t _ L b l < / S h i p m e n t _ L b l > + 
+         < S h i p m e n t M e t h o d D e s c r i p t i o n > S h i p m e n t M e t h o d D e s c r i p t i o n < / S h i p m e n t M e t h o d D e s c r i p t i o n > + 
+         < S h i p m e n t M e t h o d D e s c r i p t i o n _ L b l > S h i p m e n t M e t h o d D e s c r i p t i o n _ L b l < / S h i p m e n t M e t h o d D e s c r i p t i o n _ L b l > + 
+         < S h i p T o A d d r e s s _ L b l > S h i p T o A d d r e s s _ L b l < / S h i p T o A d d r e s s _ L b l > + 
+         < S h i p T o A d d r e s s 1 > S h i p T o A d d r e s s 1 < / S h i p T o A d d r e s s 1 > + 
+         < S h i p T o A d d r e s s 2 > S h i p T o A d d r e s s 2 < / S h i p T o A d d r e s s 2 > + 
+         < S h i p T o A d d r e s s 3 > S h i p T o A d d r e s s 3 < / S h i p T o A d d r e s s 3 > + 
+         < S h i p T o A d d r e s s 4 > S h i p T o A d d r e s s 4 < / S h i p T o A d d r e s s 4 > + 
+         < S h i p T o A d d r e s s 5 > S h i p T o A d d r e s s 5 < / S h i p T o A d d r e s s 5 > + 
+         < S h i p T o A d d r e s s 6 > S h i p T o A d d r e s s 6 < / S h i p T o A d d r e s s 6 > + 
+         < S h i p T o A d d r e s s 7 > S h i p T o A d d r e s s 7 < / S h i p T o A d d r e s s 7 > + 
+         < S h i p T o A d d r e s s 8 > S h i p T o A d d r e s s 8 < / S h i p T o A d d r e s s 8 > + 
+         < S h i p T o P h o n e N o > S h i p T o P h o n e N o < / S h i p T o P h o n e N o > + 
+         < S h o w S h i p p i n g A d d r e s s > S h o w S h i p p i n g A d d r e s s < / S h o w S h i p p i n g A d d r e s s > + 
+         < S h o w W o r k D e s c r i p t i o n > S h o w W o r k D e s c r i p t i o n < / S h o w W o r k D e s c r i p t i o n > + 
+         < S u b t o t a l _ L b l > S u b t o t a l _ L b l < / S u b t o t a l _ L b l > + 
+         < T h a n k s _ L b l > T h a n k s _ L b l < / T h a n k s _ L b l > + 
+         < T o t a l _ L b l > T o t a l _ L b l < / T o t a l _ L b l > + 
+         < V A T A m o u n t _ L b l > V A T A m o u n t _ L b l < / V A T A m o u n t _ L b l > + 
+         < V A T A m o u n t S p e c i f i c a t i o n _ L b l > V A T A m o u n t S p e c i f i c a t i o n _ L b l < / V A T A m o u n t S p e c i f i c a t i o n _ L b l > + 
+         < V A T B a s e _ L b l > V A T B a s e _ L b l < / V A T B a s e _ L b l > + 
+         < V A T C l a u s e _ L b l > V A T C l a u s e _ L b l < / V A T C l a u s e _ L b l > + 
+         < V A T C l a u s e s _ L b l > V A T C l a u s e s _ L b l < / V A T C l a u s e s _ L b l > + 
+         < V A T I d e n t i f i e r _ L b l > V A T I d e n t i f i e r _ L b l < / V A T I d e n t i f i e r _ L b l > + 
+         < V A T P e r c e n t a g e _ L b l > V A T P e r c e n t a g e _ L b l < / V A T P e r c e n t a g e _ L b l > + 
+         < V A T R e g i s t r a t i o n N o > V A T R e g i s t r a t i o n N o < / V A T R e g i s t r a t i o n N o > + 
+         < V A T R e g i s t r a t i o n N o _ L b l > V A T R e g i s t r a t i o n N o _ L b l < / V A T R e g i s t r a t i o n N o _ L b l > + 
+         < Y o u r D o c u m e n t T i t l e _ L b l > Y o u r D o c u m e n t T i t l e _ L b l < / Y o u r D o c u m e n t T i t l e _ L b l > + 
+         < Y o u r R e f e r e n c e > Y o u r R e f e r e n c e < / Y o u r R e f e r e n c e > + 
+         < Y o u r R e f e r e n c e _ _ L b l > Y o u r R e f e r e n c e _ _ L b l < / Y o u r R e f e r e n c e _ _ L b l > + 
+         < L i n e > + 
+             < A m o u n t E x c l u d i n g V A T _ L i n e > A m o u n t E x c l u d i n g V A T _ L i n e < / A m o u n t E x c l u d i n g V A T _ L i n e > + 
+             < A m o u n t E x c l u d i n g V A T _ L i n e _ L b l > A m o u n t E x c l u d i n g V A T _ L i n e _ L b l < / A m o u n t E x c l u d i n g V A T _ L i n e _ L b l > + 
+             < A m o u n t I n c l u d i n g V A T _ L i n e > A m o u n t I n c l u d i n g V A T _ L i n e < / A m o u n t I n c l u d i n g V A T _ L i n e > + 
+             < A m o u n t I n c l u d i n g V A T _ L i n e _ L b l > A m o u n t I n c l u d i n g V A T _ L i n e _ L b l < / A m o u n t I n c l u d i n g V A T _ L i n e _ L b l > + 
+             < D e s c r i p t i o n _ L i n e > D e s c r i p t i o n _ L i n e < / D e s c r i p t i o n _ L i n e > + 
+             < D e s c r i p t i o n _ L i n e _ L b l > D e s c r i p t i o n _ L i n e _ L b l < / D e s c r i p t i o n _ L i n e _ L b l > + 
+             < I t e m N o _ L i n e > I t e m N o _ L i n e < / I t e m N o _ L i n e > + 
+             < I t e m N o _ L i n e _ L b l > I t e m N o _ L i n e _ L b l < / I t e m N o _ L i n e _ L b l > + 
+             < I t e m R e f e r e n c e N o _ L i n e > I t e m R e f e r e n c e N o _ L i n e < / I t e m R e f e r e n c e N o _ L i n e > + 
+             < I t e m R e f e r e n c e N o _ L i n e _ L b l > I t e m R e f e r e n c e N o _ L i n e _ L b l < / I t e m R e f e r e n c e N o _ L i n e _ L b l > + 
+             < L i n e A m o u n t _ L i n e > L i n e A m o u n t _ L i n e < / L i n e A m o u n t _ L i n e > + 
+             < L i n e A m o u n t _ L i n e _ L b l > L i n e A m o u n t _ L i n e _ L b l < / L i n e A m o u n t _ L i n e _ L b l > + 
+             < L i n e D i s c o u n t P e r c e n t _ L i n e > L i n e D i s c o u n t P e r c e n t _ L i n e < / L i n e D i s c o u n t P e r c e n t _ L i n e > + 
+             < L i n e D i s c o u n t P e r c e n t T e x t _ L i n e > L i n e D i s c o u n t P e r c e n t T e x t _ L i n e < / L i n e D i s c o u n t P e r c e n t T e x t _ L i n e > + 
+             < L i n e N o _ L i n e > L i n e N o _ L i n e < / L i n e N o _ L i n e > + 
+             < P r i c e _ L b l > P r i c e _ L b l < / P r i c e _ L b l > + 
+             < P r i c e P e r _ L b l > P r i c e P e r _ L b l < / P r i c e P e r _ L b l > + 
+             < Q t y _ L b l > Q t y _ L b l < / Q t y _ L b l > + 
+             < Q u a n t i t y _ L i n e > Q u a n t i t y _ L i n e < / Q u a n t i t y _ L i n e > + 
+             < Q u a n t i t y _ L i n e _ L b l > Q u a n t i t y _ L i n e _ L b l < / Q u a n t i t y _ L i n e _ L b l > + 
+             < S h i p m e n t D a t e _ L b l > S h i p m e n t D a t e _ L b l < / S h i p m e n t D a t e _ L b l > + 
+             < S h i p m e n t D a t e _ L i n e > S h i p m e n t D a t e _ L i n e < / S h i p m e n t D a t e _ L i n e > + 
+             < T r a n s H e a d e r A m o u n t > T r a n s H e a d e r A m o u n t < / T r a n s H e a d e r A m o u n t > + 
+             < T y p e _ L i n e > T y p e _ L i n e < / T y p e _ L i n e > + 
+             < U n i t _ L b l > U n i t _ L b l < / U n i t _ L b l > + 
+             < U n i t O f M e a s u r e > U n i t O f M e a s u r e < / U n i t O f M e a s u r e > + 
+             < U n i t O f M e a s u r e _ L b l > U n i t O f M e a s u r e _ L b l < / U n i t O f M e a s u r e _ L b l > + 
+             < U n i t P r i c e > U n i t P r i c e < / U n i t P r i c e > + 
+             < U n i t P r i c e _ L b l > U n i t P r i c e _ L b l < / U n i t P r i c e _ L b l > + 
+             < V A T I d e n t i f i e r _ L i n e > V A T I d e n t i f i e r _ L i n e < / V A T I d e n t i f i e r _ L i n e > + 
+             < V A T I d e n t i f i e r _ L i n e _ L b l > V A T I d e n t i f i e r _ L i n e _ L b l < / V A T I d e n t i f i e r _ L i n e _ L b l > + 
+             < V A T P c t _ L i n e > V A T P c t _ L i n e < / V A T P c t _ L i n e > + 
+             < V A T P c t _ L i n e _ L b l > V A T P c t _ L i n e _ L b l < / V A T P c t _ L i n e _ L b l >   
          < / L i n e >   
-         < W o r k D e s c r i p t i o n L i n e s   E l e m e n t T y p e = " D a t a I t e m "   E l e m e n t I d = " 2 7 6 8 1 9 4 4 7 " > - 
-             < W o r k D e s c r i p t i o n L i n e   E l e m e n t T y p e = " C o l u m n "   E l e m e n t I d = " 1 9 4 7 6 2 1 6 7 6 "   D a t a T y p e = " T e x t " > W o r k D e s c r i p t i o n L i n e < / W o r k D e s c r i p t i o n L i n e > - 
-             < W o r k D e s c r i p t i o n L i n e N u m b e r   E l e m e n t T y p e = " C o l u m n "   E l e m e n t I d = " 7 9 7 3 0 7 2 2 3 "   D a t a T y p e = " I n t e g e r " > W o r k D e s c r i p t i o n L i n e N u m b e r < / W o r k D e s c r i p t i o n L i n e N u m b e r > +         < W o r k D e s c r i p t i o n L i n e s > + 
+             < W o r k D e s c r i p t i o n L i n e > W o r k D e s c r i p t i o n L i n e < / W o r k D e s c r i p t i o n L i n e > + 
+             < W o r k D e s c r i p t i o n L i n e N u m b e r > W o r k D e s c r i p t i o n L i n e N u m b e r < / W o r k D e s c r i p t i o n L i n e N u m b e r >   
          < / W o r k D e s c r i p t i o n L i n e s >   
-         < V A T A m o u n t L i n e   E l e m e n t T y p e = " D a t a I t e m "   E l e m e n t I d = " 8 2 7 5 3 4 3 4 8 " > - 
-             < I n v o i c e D i s c o u n t A m o u n t _ V A T A m o u n t L i n e   E l e m e n t T y p e = " C o l u m n "   E l e m e n t I d = " 8 2 4 7 3 0 1 4 1 "   D a t a T y p e = " D e c i m a l " > I n v o i c e D i s c o u n t A m o u n t _ V A T A m o u n t L i n e < / I n v o i c e D i s c o u n t A m o u n t _ V A T A m o u n t L i n e > - 
-             < I n v o i c e D i s c o u n t A m o u n t _ V A T A m o u n t L i n e _ L b l   E l e m e n t T y p e = " C o l u m n "   E l e m e n t I d = " 1 5 6 2 2 0 0 0 3 4 "   D a t a T y p e = " S t r i n g " > I n v o i c e D i s c o u n t A m o u n t _ V A T A m o u n t L i n e _ L b l < / I n v o i c e D i s c o u n t A m o u n t _ V A T A m o u n t L i n e _ L b l > - 
-             < I n v o i c e D i s c o u n t B a s e A m o u n t _ V A T A m o u n t L i n e   E l e m e n t T y p e = " C o l u m n "   E l e m e n t I d = " 2 0 4 0 3 3 2 2 6 6 "   D a t a T y p e = " D e c i m a l " > I n v o i c e D i s c o u n t B a s e A m o u n t _ V A T A m o u n t L i n e < / I n v o i c e D i s c o u n t B a s e A m o u n t _ V A T A m o u n t L i n e > - 
-             < I n v o i c e D i s c o u n t B a s e A m o u n t _ V A T A m o u n t L i n e _ L b l   E l e m e n t T y p e = " C o l u m n "   E l e m e n t I d = " 4 0 5 9 6 0 3 3 1 "   D a t a T y p e = " S t r i n g " > I n v o i c e D i s c o u n t B a s e A m o u n t _ V A T A m o u n t L i n e _ L b l < / I n v o i c e D i s c o u n t B a s e A m o u n t _ V A T A m o u n t L i n e _ L b l > - 
-             < L i n e A m o u n t _ V a t A m o u n t L i n e   E l e m e n t T y p e = " C o l u m n "   E l e m e n t I d = " 2 1 4 6 5 4 0 1 "   D a t a T y p e = " D e c i m a l " > L i n e A m o u n t _ V a t A m o u n t L i n e < / L i n e A m o u n t _ V a t A m o u n t L i n e > - 
-             < L i n e A m o u n t _ V a t A m o u n t L i n e _ L b l   E l e m e n t T y p e = " C o l u m n "   E l e m e n t I d = " 1 1 1 0 9 1 2 1 2 4 "   D a t a T y p e = " S t r i n g " > L i n e A m o u n t _ V a t A m o u n t L i n e _ L b l < / L i n e A m o u n t _ V a t A m o u n t L i n e _ L b l > - 
-             < N o O f V A T I d e n t i f i e r s   E l e m e n t T y p e = " C o l u m n "   E l e m e n t I d = " 1 1 5 3 2 6 3 0 2 6 "   D a t a T y p e = " I n t e g e r " > N o O f V A T I d e n t i f i e r s < / N o O f V A T I d e n t i f i e r s > - 
-             < V A T A m o u n t L C Y _ V A T A m o u n t L i n e   E l e m e n t T y p e = " C o l u m n "   E l e m e n t I d = " 1 5 8 1 9 9 4 3 5 0 "   D a t a T y p e = " D e c i m a l " > V A T A m o u n t L C Y _ V A T A m o u n t L i n e < / V A T A m o u n t L C Y _ V A T A m o u n t L i n e > - 
-             < V A T A m o u n t L C Y _ V A T A m o u n t L i n e _ L b l   E l e m e n t T y p e = " C o l u m n "   E l e m e n t I d = " 9 2 3 0 0 3 3 7 "   D a t a T y p e = " L a b e l " > V A T A m o u n t L C Y _ V A T A m o u n t L i n e _ L b l < / V A T A m o u n t L C Y _ V A T A m o u n t L i n e _ L b l > - 
-             < V A T A m o u n t _ V a t A m o u n t L i n e   E l e m e n t T y p e = " C o l u m n "   E l e m e n t I d = " 1 8 9 1 8 2 0 6 2 0 "   D a t a T y p e = " D e c i m a l " > V A T A m o u n t _ V a t A m o u n t L i n e < / V A T A m o u n t _ V a t A m o u n t L i n e > - 
-             < V A T A m o u n t _ V a t A m o u n t L i n e _ L b l   E l e m e n t T y p e = " C o l u m n "   E l e m e n t I d = " 1 5 1 3 5 5 5 4 7 3 "   D a t a T y p e = " S t r i n g " > V A T A m o u n t _ V a t A m o u n t L i n e _ L b l < / V A T A m o u n t _ V a t A m o u n t L i n e _ L b l > - 
-             < V A T B a s e L C Y _ V A T A m o u n t L i n e   E l e m e n t T y p e = " C o l u m n "   E l e m e n t I d = " 1 8 6 0 9 4 5 6 3 5 "   D a t a T y p e = " D e c i m a l " > V A T B a s e L C Y _ V A T A m o u n t L i n e < / V A T B a s e L C Y _ V A T A m o u n t L i n e > - 
-             < V A T B a s e L C Y _ V A T A m o u n t L i n e _ L b l   E l e m e n t T y p e = " C o l u m n "   E l e m e n t I d = " 1 2 3 6 4 6 7 9 9 8 "   D a t a T y p e = " L a b e l " > V A T B a s e L C Y _ V A T A m o u n t L i n e _ L b l < / V A T B a s e L C Y _ V A T A m o u n t L i n e _ L b l > - 
-             < V A T B a s e _ V a t A m o u n t L i n e   E l e m e n t T y p e = " C o l u m n "   E l e m e n t I d = " 1 4 5 8 9 3 7 8 1 9 "   D a t a T y p e = " D e c i m a l " > V A T B a s e _ V a t A m o u n t L i n e < / V A T B a s e _ V a t A m o u n t L i n e > - 
-             < V A T B a s e _ V a t A m o u n t L i n e _ L b l   E l e m e n t T y p e = " C o l u m n "   E l e m e n t I d = " 1 6 9 1 3 0 2 4 8 8 "   D a t a T y p e = " S t r i n g " > V A T B a s e _ V a t A m o u n t L i n e _ L b l < / V A T B a s e _ V a t A m o u n t L i n e _ L b l > - 
-             < V A T I d e n t i f i e r _ V a t A m o u n t L i n e   E l e m e n t T y p e = " C o l u m n "   E l e m e n t I d = " 1 1 4 2 0 7 0 0 3 5 "   D a t a T y p e = " C o d e " > V A T I d e n t i f i e r _ V a t A m o u n t L i n e < / V A T I d e n t i f i e r _ V a t A m o u n t L i n e > - 
-             < V A T I d e n t i f i e r _ V a t A m o u n t L i n e _ L b l   E l e m e n t T y p e = " C o l u m n "   E l e m e n t I d = " 8 6 4 5 0 4 5 0 "   D a t a T y p e = " S t r i n g " > V A T I d e n t i f i e r _ V a t A m o u n t L i n e _ L b l < / V A T I d e n t i f i e r _ V a t A m o u n t L i n e _ L b l > - 
-             < V A T P c t _ V a t A m o u n t L i n e   E l e m e n t T y p e = " C o l u m n "   E l e m e n t I d = " 1 4 5 3 5 4 2 7 7 7 "   D a t a T y p e = " D e c i m a l " > V A T P c t _ V a t A m o u n t L i n e < / V A T P c t _ V a t A m o u n t L i n e > - 
-             < V A T P c t _ V a t A m o u n t L i n e _ L b l   E l e m e n t T y p e = " C o l u m n "   E l e m e n t I d = " 6 7 6 3 2 3 7 8 "   D a t a T y p e = " S t r i n g " > V A T P c t _ V a t A m o u n t L i n e _ L b l < / V A T P c t _ V a t A m o u n t L i n e _ L b l > +         < V A T A m o u n t L i n e > + 
+             < I n v o i c e D i s c o u n t A m o u n t _ V A T A m o u n t L i n e > I n v o i c e D i s c o u n t A m o u n t _ V A T A m o u n t L i n e < / I n v o i c e D i s c o u n t A m o u n t _ V A T A m o u n t L i n e > + 
+             < I n v o i c e D i s c o u n t A m o u n t _ V A T A m o u n t L i n e _ L b l > I n v o i c e D i s c o u n t A m o u n t _ V A T A m o u n t L i n e _ L b l < / I n v o i c e D i s c o u n t A m o u n t _ V A T A m o u n t L i n e _ L b l > + 
+             < I n v o i c e D i s c o u n t B a s e A m o u n t _ V A T A m o u n t L i n e > I n v o i c e D i s c o u n t B a s e A m o u n t _ V A T A m o u n t L i n e < / I n v o i c e D i s c o u n t B a s e A m o u n t _ V A T A m o u n t L i n e > + 
+             < I n v o i c e D i s c o u n t B a s e A m o u n t _ V A T A m o u n t L i n e _ L b l > I n v o i c e D i s c o u n t B a s e A m o u n t _ V A T A m o u n t L i n e _ L b l < / I n v o i c e D i s c o u n t B a s e A m o u n t _ V A T A m o u n t L i n e _ L b l > + 
+             < L i n e A m o u n t _ V a t A m o u n t L i n e > L i n e A m o u n t _ V a t A m o u n t L i n e < / L i n e A m o u n t _ V a t A m o u n t L i n e > + 
+             < L i n e A m o u n t _ V a t A m o u n t L i n e _ L b l > L i n e A m o u n t _ V a t A m o u n t L i n e _ L b l < / L i n e A m o u n t _ V a t A m o u n t L i n e _ L b l > + 
+             < N o O f V A T I d e n t i f i e r s > N o O f V A T I d e n t i f i e r s < / N o O f V A T I d e n t i f i e r s > + 
+             < V A T A m o u n t _ V a t A m o u n t L i n e > V A T A m o u n t _ V a t A m o u n t L i n e < / V A T A m o u n t _ V a t A m o u n t L i n e > + 
+             < V A T A m o u n t _ V a t A m o u n t L i n e _ L b l > V A T A m o u n t _ V a t A m o u n t L i n e _ L b l < / V A T A m o u n t _ V a t A m o u n t L i n e _ L b l > + 
+             < V A T A m o u n t L C Y _ V A T A m o u n t L i n e > V A T A m o u n t L C Y _ V A T A m o u n t L i n e < / V A T A m o u n t L C Y _ V A T A m o u n t L i n e > + 
+             < V A T A m o u n t L C Y _ V A T A m o u n t L i n e _ L b l > V A T A m o u n t L C Y _ V A T A m o u n t L i n e _ L b l < / V A T A m o u n t L C Y _ V A T A m o u n t L i n e _ L b l > + 
+             < V A T B a s e _ V a t A m o u n t L i n e > V A T B a s e _ V a t A m o u n t L i n e < / V A T B a s e _ V a t A m o u n t L i n e > + 
+             < V A T B a s e _ V a t A m o u n t L i n e _ L b l > V A T B a s e _ V a t A m o u n t L i n e _ L b l < / V A T B a s e _ V a t A m o u n t L i n e _ L b l > + 
+             < V A T B a s e L C Y _ V A T A m o u n t L i n e > V A T B a s e L C Y _ V A T A m o u n t L i n e < / V A T B a s e L C Y _ V A T A m o u n t L i n e > + 
+             < V A T B a s e L C Y _ V A T A m o u n t L i n e _ L b l > V A T B a s e L C Y _ V A T A m o u n t L i n e _ L b l < / V A T B a s e L C Y _ V A T A m o u n t L i n e _ L b l > + 
+             < V A T I d e n t i f i e r _ V a t A m o u n t L i n e > V A T I d e n t i f i e r _ V a t A m o u n t L i n e < / V A T I d e n t i f i e r _ V a t A m o u n t L i n e > + 
+             < V A T I d e n t i f i e r _ V a t A m o u n t L i n e _ L b l > V A T I d e n t i f i e r _ V a t A m o u n t L i n e _ L b l < / V A T I d e n t i f i e r _ V a t A m o u n t L i n e _ L b l > + 
+             < V A T P c t _ V a t A m o u n t L i n e > V A T P c t _ V a t A m o u n t L i n e < / V A T P c t _ V a t A m o u n t L i n e > + 
+             < V A T P c t _ V a t A m o u n t L i n e _ L b l > V A T P c t _ V a t A m o u n t L i n e _ L b l < / V A T P c t _ V a t A m o u n t L i n e _ L b l >   
          < / V A T A m o u n t L i n e >   
-         < V A T C l a u s e L i n e   E l e m e n t T y p e = " D a t a I t e m "   E l e m e n t I d = " 1 6 6 5 5 0 0 1 6 3 " > - 
-             < C o d e _ V A T C l a u s e L i n e   E l e m e n t T y p e = " C o l u m n "   E l e m e n t I d = " 1 8 2 4 5 8 9 8 4 7 "   D a t a T y p e = " C o d e " > C o d e _ V A T C l a u s e L i n e < / C o d e _ V A T C l a u s e L i n e > - 
-             < C o d e _ V A T C l a u s e L i n e _ L b l   E l e m e n t T y p e = " C o l u m n "   E l e m e n t I d = " 4 6 1 5 3 3 0 2 "   D a t a T y p e = " S t r i n g " > C o d e _ V A T C l a u s e L i n e _ L b l < / C o d e _ V A T C l a u s e L i n e _ L b l > - 
-             < D e s c r i p t i o n 2 _ V A T C l a u s e L i n e   E l e m e n t T y p e = " C o l u m n "   E l e m e n t I d = " 1 3 7 9 6 6 7 4 7 0 "   D a t a T y p e = " T e x t " > D e s c r i p t i o n 2 _ V A T C l a u s e L i n e < / D e s c r i p t i o n 2 _ V A T C l a u s e L i n e > - 
-             < D e s c r i p t i o n _ V A T C l a u s e L i n e   E l e m e n t T y p e = " C o l u m n "   E l e m e n t I d = " 1 3 0 5 5 4 5 9 2 4 "   D a t a T y p e = " T e x t " > D e s c r i p t i o n _ V A T C l a u s e L i n e < / D e s c r i p t i o n _ V A T C l a u s e L i n e > - 
-             < N o O f V A T C l a u s e s   E l e m e n t T y p e = " C o l u m n "   E l e m e n t I d = " 7 5 6 4 1 7 3 9 2 "   D a t a T y p e = " I n t e g e r " > N o O f V A T C l a u s e s < / N o O f V A T C l a u s e s > - 
-             < V A T A m o u n t _ V A T C l a u s e L i n e   E l e m e n t T y p e = " C o l u m n "   E l e m e n t I d = " 2 2 2 4 6 9 0 5 9 "   D a t a T y p e = " D e c i m a l " > V A T A m o u n t _ V A T C l a u s e L i n e < / V A T A m o u n t _ V A T C l a u s e L i n e > - 
-             < V A T C l a u s e s H e a d e r   E l e m e n t T y p e = " C o l u m n "   E l e m e n t I d = " 1 9 7 2 4 0 9 9 2 9 "   D a t a T y p e = " T e x t " > V A T C l a u s e s H e a d e r < / V A T C l a u s e s H e a d e r > - 
-             < V A T I d e n t i f i e r _ V A T C l a u s e L i n e   E l e m e n t T y p e = " C o l u m n "   E l e m e n t I d = " 1 4 6 4 4 7 2 4 7 8 "   D a t a T y p e = " C o d e " > V A T I d e n t i f i e r _ V A T C l a u s e L i n e < / V A T I d e n t i f i e r _ V A T C l a u s e L i n e > +         < V A T C l a u s e L i n e > + 
+             < C o d e _ V A T C l a u s e L i n e > C o d e _ V A T C l a u s e L i n e < / C o d e _ V A T C l a u s e L i n e > + 
+             < C o d e _ V A T C l a u s e L i n e _ L b l > C o d e _ V A T C l a u s e L i n e _ L b l < / C o d e _ V A T C l a u s e L i n e _ L b l > + 
+             < D e s c r i p t i o n _ V A T C l a u s e L i n e > D e s c r i p t i o n _ V A T C l a u s e L i n e < / D e s c r i p t i o n _ V A T C l a u s e L i n e > + 
+             < D e s c r i p t i o n 2 _ V A T C l a u s e L i n e > D e s c r i p t i o n 2 _ V A T C l a u s e L i n e < / D e s c r i p t i o n 2 _ V A T C l a u s e L i n e > + 
+             < N o O f V A T C l a u s e s > N o O f V A T C l a u s e s < / N o O f V A T C l a u s e s > + 
+             < V A T A m o u n t _ V A T C l a u s e L i n e > V A T A m o u n t _ V A T C l a u s e L i n e < / V A T A m o u n t _ V A T C l a u s e L i n e > + 
+             < V A T C l a u s e s H e a d e r > V A T C l a u s e s H e a d e r < / V A T C l a u s e s H e a d e r > + 
+             < V A T I d e n t i f i e r _ V A T C l a u s e L i n e > V A T I d e n t i f i e r _ V A T C l a u s e L i n e < / V A T I d e n t i f i e r _ V A T C l a u s e L i n e >   
          < / V A T C l a u s e L i n e >   
-         < R e p o r t T o t a l s L i n e   E l e m e n t T y p e = " D a t a I t e m "   E l e m e n t I d = " 2 1 2 2 5 4 9 8 3 6 " > - 
-             < A m o u n t F o r m a t t e d _ R e p o r t T o t a l s L i n e   E l e m e n t T y p e = " C o l u m n "   E l e m e n t I d = " 1 5 0 6 1 3 6 8 2 5 "   D a t a T y p e = " T e x t " > A m o u n t F o r m a t t e d _ R e p o r t T o t a l s L i n e < / A m o u n t F o r m a t t e d _ R e p o r t T o t a l s L i n e > - 
-             < A m o u n t _ R e p o r t T o t a l s L i n e   E l e m e n t T y p e = " C o l u m n "   E l e m e n t I d = " 4 1 9 9 1 8 3 6 9 "   D a t a T y p e = " D e c i m a l " > A m o u n t _ R e p o r t T o t a l s L i n e < / A m o u n t _ R e p o r t T o t a l s L i n e > - 
-             < D e s c r i p t i o n _ R e p o r t T o t a l s L i n e   E l e m e n t T y p e = " C o l u m n "   E l e m e n t I d = " 5 8 1 9 9 6 0 6 7 "   D a t a T y p e = " T e x t " > D e s c r i p t i o n _ R e p o r t T o t a l s L i n e < / D e s c r i p t i o n _ R e p o r t T o t a l s L i n e > - 
-             < F o n t B o l d _ R e p o r t T o t a l s L i n e   E l e m e n t T y p e = " C o l u m n "   E l e m e n t I d = " 9 4 6 5 4 0 5 4 9 "   D a t a T y p e = " B o o l e a n " > F o n t B o l d _ R e p o r t T o t a l s L i n e < / F o n t B o l d _ R e p o r t T o t a l s L i n e > - 
-             < F o n t U n d e r l i n e _ R e p o r t T o t a l s L i n e   E l e m e n t T y p e = " C o l u m n "   E l e m e n t I d = " 2 0 2 1 5 3 3 6 9 4 "   D a t a T y p e = " B o o l e a n " > F o n t U n d e r l i n e _ R e p o r t T o t a l s L i n e < / F o n t U n d e r l i n e _ R e p o r t T o t a l s L i n e > +         < R e p o r t T o t a l s L i n e > + 
+             < A m o u n t _ R e p o r t T o t a l s L i n e > A m o u n t _ R e p o r t T o t a l s L i n e < / A m o u n t _ R e p o r t T o t a l s L i n e > + 
+             < A m o u n t F o r m a t t e d _ R e p o r t T o t a l s L i n e > A m o u n t F o r m a t t e d _ R e p o r t T o t a l s L i n e < / A m o u n t F o r m a t t e d _ R e p o r t T o t a l s L i n e > + 
+             < D e s c r i p t i o n _ R e p o r t T o t a l s L i n e > D e s c r i p t i o n _ R e p o r t T o t a l s L i n e < / D e s c r i p t i o n _ R e p o r t T o t a l s L i n e > + 
+             < F o n t B o l d _ R e p o r t T o t a l s L i n e > F o n t B o l d _ R e p o r t T o t a l s L i n e < / F o n t B o l d _ R e p o r t T o t a l s L i n e > + 
+             < F o n t U n d e r l i n e _ R e p o r t T o t a l s L i n e > F o n t U n d e r l i n e _ R e p o r t T o t a l s L i n e < / F o n t U n d e r l i n e _ R e p o r t T o t a l s L i n e >   
          < / R e p o r t T o t a l s L i n e >   
-         < P a y m e n t R e p o r t i n g A r g u m e n t   E l e m e n t T y p e = " D a t a I t e m "   E l e m e n t I d = " 3 1 3 7 4 4 1 9 4 " > - 
-             < P a y m e n t S e r v i c e L o g o   E l e m e n t T y p e = " C o l u m n "   E l e m e n t I d = " 4 1 6 7 9 0 7 6 7 "   D a t a T y p e = " B l o b "   / > - 
-             < P a y m e n t S e r v i c e L o g o _ U r l   E l e m e n t T y p e = " C o l u m n "   E l e m e n t I d = " 6 4 4 9 7 5 1 3 9 "   D a t a T y p e = " T e x t " > P a y m e n t S e r v i c e L o g o _ U r l < / P a y m e n t S e r v i c e L o g o _ U r l > - 
-             < P a y m e n t S e r v i c e L o g o _ U r l T e x t   E l e m e n t T y p e = " C o l u m n "   E l e m e n t I d = " 1 4 1 1 7 0 3 9 7 6 "   D a t a T y p e = " T e x t " > P a y m e n t S e r v i c e L o g o _ U r l T e x t < / P a y m e n t S e r v i c e L o g o _ U r l T e x t > - 
-             < P a y m e n t S e r v i c e T e x t _ U r l   E l e m e n t T y p e = " C o l u m n "   E l e m e n t I d = " 1 7 4 2 3 3 4 7 "   D a t a T y p e = " T e x t " > P a y m e n t S e r v i c e T e x t _ U r l < / P a y m e n t S e r v i c e T e x t _ U r l > - 
-             < P a y m e n t S e r v i c e T e x t _ U r l T e x t   E l e m e n t T y p e = " C o l u m n "   E l e m e n t I d = " 1 6 3 6 7 7 2 9 3 4 "   D a t a T y p e = " T e x t " > P a y m e n t S e r v i c e T e x t _ U r l T e x t < / P a y m e n t S e r v i c e T e x t _ U r l T e x t > +         < P a y m e n t R e p o r t i n g A r g u m e n t > + 
+             < P a y m e n t S e r v i c e L o g o / > + 
+             < P a y m e n t S e r v i c e L o g o _ U r l > P a y m e n t S e r v i c e L o g o _ U r l < / P a y m e n t S e r v i c e L o g o _ U r l > + 
+             < P a y m e n t S e r v i c e L o g o _ U r l T e x t > P a y m e n t S e r v i c e L o g o _ U r l T e x t < / P a y m e n t S e r v i c e L o g o _ U r l T e x t > + 
+             < P a y m e n t S e r v i c e T e x t _ U r l > P a y m e n t S e r v i c e T e x t _ U r l < / P a y m e n t S e r v i c e T e x t _ U r l > + 
+             < P a y m e n t S e r v i c e T e x t _ U r l T e x t > P a y m e n t S e r v i c e T e x t _ U r l T e x t < / P a y m e n t S e r v i c e T e x t _ U r l T e x t >   
          < / P a y m e n t R e p o r t i n g A r g u m e n t >   
-         < L e t t e r T e x t   E l e m e n t T y p e = " D a t a I t e m "   E l e m e n t I d = " 1 5 1 0 3 5 3 8 3 4 " > - 
-             < B o d y T e x t   E l e m e n t T y p e = " C o l u m n "   E l e m e n t I d = " 1 4 9 7 5 9 8 0 8 "   D a t a T y p e = " T e x t " > B o d y T e x t < / B o d y T e x t > - 
-             < C l o s i n g T e x t   E l e m e n t T y p e = " C o l u m n "   E l e m e n t I d = " 5 1 2 1 3 5 9 0 9 "   D a t a T y p e = " L a b e l " > C l o s i n g T e x t < / C l o s i n g T e x t > - 
-             < G r e e t i n g T e x t   E l e m e n t T y p e = " C o l u m n "   E l e m e n t I d = " 1 1 7 5 2 7 9 2 8 9 "   D a t a T y p e = " L a b e l " > G r e e t i n g T e x t < / G r e e t i n g T e x t > - 
-             < P m t D i s c T e x t   E l e m e n t T y p e = " C o l u m n "   E l e m e n t I d = " 2 0 1 3 8 4 9 9 4 8 "   D a t a T y p e = " T e x t " > P m t D i s c T e x t < / P m t D i s c T e x t > +         < L e t t e r T e x t > + 
+             < B o d y T e x t > B o d y T e x t < / B o d y T e x t > + 
+             < C l o s i n g T e x t > C l o s i n g T e x t < / C l o s i n g T e x t > + 
+             < G r e e t i n g T e x t > G r e e t i n g T e x t < / G r e e t i n g T e x t > + 
+             < P m t D i s c T e x t > P m t D i s c T e x t < / P m t D i s c T e x t >   
          < / L e t t e r T e x t >   
-         < T o t a l s   E l e m e n t T y p e = " D a t a I t e m "   E l e m e n t I d = " 1 8 2 3 9 5 0 0 4 4 " > - 
-             < T o t a l A m o u n t I n c l u d i n g V A T   E l e m e n t T y p e = " C o l u m n "   E l e m e n t I d = " 9 1 0 5 1 1 5 7 5 "   D a t a T y p e = " D e c i m a l " > T o t a l A m o u n t I n c l u d i n g V A T < / T o t a l A m o u n t I n c l u d i n g V A T > - 
-             < T o t a l E x c l u d i n g V A T T e x t   E l e m e n t T y p e = " C o l u m n "   E l e m e n t I d = " 1 9 2 2 9 4 6 3 1 0 "   D a t a T y p e = " T e x t " > T o t a l E x c l u d i n g V A T T e x t < / T o t a l E x c l u d i n g V A T T e x t > - 
-             < T o t a l I n c l u d i n g V A T T e x t   E l e m e n t T y p e = " C o l u m n "   E l e m e n t I d = " 1 2 0 4 0 1 6 3 5 2 "   D a t a T y p e = " T e x t " > T o t a l I n c l u d i n g V A T T e x t < / T o t a l I n c l u d i n g V A T T e x t > - 
-             < T o t a l I n v o i c e D i s c o u n t A m o u n t   E l e m e n t T y p e = " C o l u m n "   E l e m e n t I d = " 4 0 2 1 7 7 5 1 "   D a t a T y p e = " D e c i m a l " > T o t a l I n v o i c e D i s c o u n t A m o u n t < / T o t a l I n v o i c e D i s c o u n t A m o u n t > - 
-             < T o t a l N e t A m o u n t   E l e m e n t T y p e = " C o l u m n "   E l e m e n t I d = " 4 8 3 1 9 3 3 7 2 "   D a t a T y p e = " D e c i m a l " > T o t a l N e t A m o u n t < / T o t a l N e t A m o u n t > - 
-             < T o t a l P a y m e n t D i s c o u n t O n V A T   E l e m e n t T y p e = " C o l u m n "   E l e m e n t I d = " 7 3 6 0 4 1 8 8 6 "   D a t a T y p e = " D e c i m a l " > T o t a l P a y m e n t D i s c o u n t O n V A T < / T o t a l P a y m e n t D i s c o u n t O n V A T > - 
-             < T o t a l S u b T o t a l   E l e m e n t T y p e = " C o l u m n "   E l e m e n t I d = " 2 0 9 7 8 7 6 8 0 1 "   D a t a T y p e = " D e c i m a l " > T o t a l S u b T o t a l < / T o t a l S u b T o t a l > - 
-             < T o t a l S u b T o t a l M i n u s I n v o i c e D i s c o u n t   E l e m e n t T y p e = " C o l u m n "   E l e m e n t I d = " 7 6 9 4 3 1 8 8 7 "   D a t a T y p e = " D e c i m a l " > T o t a l S u b T o t a l M i n u s I n v o i c e D i s c o u n t < / T o t a l S u b T o t a l M i n u s I n v o i c e D i s c o u n t > - 
-             < T o t a l T e x t   E l e m e n t T y p e = " C o l u m n "   E l e m e n t I d = " 2 3 1 9 1 0 5 1 8 "   D a t a T y p e = " T e x t " > T o t a l T e x t < / T o t a l T e x t > - 
-             < T o t a l V A T A m o u n t   E l e m e n t T y p e = " C o l u m n "   E l e m e n t I d = " 1 6 2 7 1 0 2 3 2 8 "   D a t a T y p e = " D e c i m a l " > T o t a l V A T A m o u n t < / T o t a l V A T A m o u n t > - 
-             < T o t a l V A T A m o u n t L C Y   E l e m e n t T y p e = " C o l u m n "   E l e m e n t I d = " 1 5 0 6 5 7 0 2 1 8 "   D a t a T y p e = " D e c i m a l " > T o t a l V A T A m o u n t L C Y < / T o t a l V A T A m o u n t L C Y > - 
-             < T o t a l V A T A m o u n t T e x t   E l e m e n t T y p e = " C o l u m n "   E l e m e n t I d = " 9 7 3 6 6 6 3 3 9 "   D a t a T y p e = " T e x t " > T o t a l V A T A m o u n t T e x t < / T o t a l V A T A m o u n t T e x t > - 
-             < T o t a l V A T B a s e L C Y   E l e m e n t T y p e = " C o l u m n "   E l e m e n t I d = " 8 3 4 4 5 0 5 2 1 "   D a t a T y p e = " D e c i m a l " > T o t a l V A T B a s e L C Y < / T o t a l V A T B a s e L C Y > +         < T o t a l s > + 
+             < T o t a l A m o u n t I n c l u d i n g V A T > T o t a l A m o u n t I n c l u d i n g V A T < / T o t a l A m o u n t I n c l u d i n g V A T > + 
+             < T o t a l E x c l u d i n g V A T T e x t > T o t a l E x c l u d i n g V A T T e x t < / T o t a l E x c l u d i n g V A T T e x t > + 
+             < T o t a l I n c l u d i n g V A T T e x t > T o t a l I n c l u d i n g V A T T e x t < / T o t a l I n c l u d i n g V A T T e x t > + 
+             < T o t a l I n v o i c e D i s c o u n t A m o u n t > T o t a l I n v o i c e D i s c o u n t A m o u n t < / T o t a l I n v o i c e D i s c o u n t A m o u n t > + 
+             < T o t a l N e t A m o u n t > T o t a l N e t A m o u n t < / T o t a l N e t A m o u n t > + 
+             < T o t a l P a y m e n t D i s c o u n t O n V A T > T o t a l P a y m e n t D i s c o u n t O n V A T < / T o t a l P a y m e n t D i s c o u n t O n V A T > + 
+             < T o t a l S u b T o t a l > T o t a l S u b T o t a l < / T o t a l S u b T o t a l > + 
+             < T o t a l S u b T o t a l M i n u s I n v o i c e D i s c o u n t > T o t a l S u b T o t a l M i n u s I n v o i c e D i s c o u n t < / T o t a l S u b T o t a l M i n u s I n v o i c e D i s c o u n t > + 
+             < T o t a l T e x t > T o t a l T e x t < / T o t a l T e x t > + 
+             < T o t a l V A T A m o u n t > T o t a l V A T A m o u n t < / T o t a l V A T A m o u n t > + 
+             < T o t a l V A T A m o u n t L C Y > T o t a l V A T A m o u n t L C Y < / T o t a l V A T A m o u n t L C Y > + 
+             < T o t a l V A T A m o u n t T e x t > T o t a l V A T A m o u n t T e x t < / T o t a l V A T A m o u n t T e x t > + 
+             < T o t a l V A T B a s e L C Y > T o t a l V A T B a s e L C Y < / T o t a l V A T B a s e L C Y >   
          < / T o t a l s >   
@@ -6835,9 +6372,7 @@
  < / N a v W o r d R e p o r t X m l P a r t > 
 </file>
 
-<file path=customXml/item2.xml>��< ? x m l   v e r s i o n = " 1 . 0 "   e n c o d i n g = " u t f - 1 6 " ? > - 
- < N a v W o r d R e p o r t X m l P a r t   x m l n s = " u r n : m i c r o s o f t - d y n a m i c s - n a v / r e p o r t s / S t a n d a r d _ S a l e s _ D r a f t _ I n v o i c e / 1 3 0 3 / " > +<file path=customXml/item2.xml>��< ? x m l   v e r s i o n = " 1 . 0 "   e n c o d i n g = " u t f - 1 6 " ? > < N a v W o r d R e p o r t X m l P a r t   x m l n s = " u r n : m i c r o s o f t - d y n a m i c s - b u s i n e s s c e n t r a l / i n t e r n a l / e x t e n d e d / r e p o r t s / S t a n d a r d _ S a l e s _ D r a f t _ I n v o i c e / 1 3 0 3 / " >   
      < B C R e p o r t I n f o r m a t i o n >   
@@ -6901,555 +6436,479 @@
  
          < / R e p o r t R e q u e s t >   
-         < C o m p a n y M e t a d a t a > - 
-             < C o m p a n y N a m e > C o m p a n y   N a m e < / C o m p a n y N a m e > - 
-             < C o m p a n y D i s p l a y N a m e > C o m p a n y   D i s p l a y   N a m e < / C o m p a n y D i s p l a y N a m e > - 
-             < C o m p a n y A d d r e s s L i n e s > - 
-                 < C o m p a n y A d d r e s s L i n e > C o m p a n y   A d d r e s s   L i n e   1 < / C o m p a n y A d d r e s s L i n e > - 
-                 < C o m p a n y A d d r e s s L i n e > C o m p a n y   A d d r e s s   L i n e   2 < / C o m p a n y A d d r e s s L i n e > - 
-                 < C o m p a n y A d d r e s s L i n e > C o m p a n y   A d d r e s s   L i n e   3 < / C o m p a n y A d d r e s s L i n e > - 
-                 < C o m p a n y A d d r e s s L i n e > C o m p a n y   A d d r e s s   L i n e   4 < / C o m p a n y A d d r e s s L i n e > - 
-                 < C o m p a n y A d d r e s s L i n e > C o m p a n y   A d d r e s s   L i n e   5 < / C o m p a n y A d d r e s s L i n e > - 
-                 < C o m p a n y A d d r e s s L i n e > C o m p a n y   A d d r e s s   L i n e   6 < / C o m p a n y A d d r e s s L i n e > - 
-                 < C o m p a n y A d d r e s s L i n e > C o m p a n y   A d d r e s s   L i n e   7 < / C o m p a n y A d d r e s s L i n e > - 
-                 < C o m p a n y A d d r e s s L i n e > C o m p a n y   A d d r e s s   L i n e   8 < / C o m p a n y A d d r e s s L i n e > - 
-             < / C o m p a n y A d d r e s s L i n e s > - 
-             < C o m p a n y P h o n e > C o m p a n y   P h o n e < / C o m p a n y P h o n e > - 
-             < C o m p a n y P h o n e C a p t i o n > C o m p a n y   P h o n e   C a p t i o n < / C o m p a n y P h o n e C a p t i o n > - 
-             < C o m p a n y F a x N o > C o m p a n y   F a x   N o . < / C o m p a n y F a x N o > - 
-             < C o m p a n y F a x N o C a p t i o n > C o m p a n y   F a x   N o .   C a p t i o n < / C o m p a n y F a x N o C a p t i o n > - 
-             < C o m p a n y E m a i l > C o m p a n y   E m a i l < / C o m p a n y E m a i l > - 
-             < C o m p a n y E m a i l C a p t i o n > C o m p a n y   E m a i l   C a p t i o n < / C o m p a n y E m a i l C a p t i o n > - 
-             < C o m p a n y H o m e P a g e > C o m p a n y   H o m e   P a g e < / C o m p a n y H o m e P a g e > - 
-             < C o m p a n y H o m e P a g e C a p t i o n > C o m p a n y   H o m e   P a g e   C a p t i o n < / C o m p a n y H o m e P a g e C a p t i o n > - 
-             < C o m p a n y L o g o > C o m p a n y   L o g o < / C o m p a n y L o g o > - 
-             < C o m p a n y V A T R e g i s t r a t i o n N o > C o m p a n y   V A T   R e g i s t r a t i o n   N o . < / C o m p a n y V A T R e g i s t r a t i o n N o > - 
-             < C o m p a n y V A T R e g i s t r a t i o n N o C a p t i o n > C o m p a n y   V A T   R e g i s t r a t i o n   N o .   C a p t i o n < / C o m p a n y V A T R e g i s t r a t i o n N o C a p t i o n > - 
-             < C o m p a n y R e g i s t r a t i o n N o > C o m p a n y   R e g i s t r a t i o n   N o . < / C o m p a n y R e g i s t r a t i o n N o > - 
-             < C o m p a n y R e g i s t r a t i o n N o C a p t i o n > C o m p a n y   R e g i s t r a t i o n   N o .   C a p t i o n < / C o m p a n y R e g i s t r a t i o n N o C a p t i o n > - 
-             < C o m p a n y B a n k N a m e > C o m p a n y   B a n k   N a m e < / C o m p a n y B a n k N a m e > - 
-             < C o m p a n y B a n k N a m e C a p t i o n > C o m p a n y   B a n k   N a m e   C a p t i o n < / C o m p a n y B a n k N a m e C a p t i o n > - 
-             < C o m p a n y B a n k A c c o u n t N o > C o m p a n y   B a n k   A c c o u n t   N o . < / C o m p a n y B a n k A c c o u n t N o > - 
-             < C o m p a n y B a n k A c c o u n t N o C a p t i o n > C o m p a n y   B a n k   A c c o u n t   N o .   C a p t i o n < / C o m p a n y B a n k A c c o u n t N o C a p t i o n > - 
-             < C o m p a n y B a n k B r a n c h N o > C o m p a n y   B a n k   B r a n c h   N o . < / C o m p a n y B a n k B r a n c h N o > - 
-             < C o m p a n y B a n k B r a n c h N o C a p t i o n > C o m p a n y   B a n k   B r a n c h   N o .   C a p t i o n < / C o m p a n y B a n k B r a n c h N o C a p t i o n > - 
-             < C o m p a n y I B A N > C o m p a n y   I B A N < / C o m p a n y I B A N > - 
-             < C o m p a n y I B A N C a p t i o n > C o m p a n y   I B A N   C a p t i o n < / C o m p a n y I B A N C a p t i o n > - 
-             < C o m p a n y B a n k S W I F T > C o m p a n y   B a n k   S W I F T < / C o m p a n y B a n k S W I F T > - 
-             < C o m p a n y B a n k S W I F T C a p t i o n > C o m p a n y   B a n k   S W I F T   C a p t i o n < / C o m p a n y B a n k S W I F T C a p t i o n > - 
-             < C o m p a n y G i r o N o > C o m p a n y   G i r o   N o . < / C o m p a n y G i r o N o > - 
-             < C o m p a n y G i r o N o C a p t i o n > C o m p a n y   G i r o   N o .   C a p t i o n < / C o m p a n y G i r o N o C a p t i o n > - 
-         < / C o m p a n y M e t a d a t a > - 
      < / B C R e p o r t I n f o r m a t i o n >   
-     < H e a d e r > - 
-         < B i l l e d T o _ L b l > B i l l e d T o _ L b l < / B i l l e d T o _ L b l > - 
-         < B i l l T o C o n t a c t E m a i l > B i l l T o C o n t a c t E m a i l < / B i l l T o C o n t a c t E m a i l > - 
-         < B i l l T o C o n t a c t E m a i l L b l > B i l l T o C o n t a c t E m a i l L b l < / B i l l T o C o n t a c t E m a i l L b l > - 
-         < B i l l T o C o n t a c t M o b i l e P h o n e N o > B i l l T o C o n t a c t M o b i l e P h o n e N o < / B i l l T o C o n t a c t M o b i l e P h o n e N o > - 
-         < B i l l T o C o n t a c t M o b i l e P h o n e N o L b l > B i l l T o C o n t a c t M o b i l e P h o n e N o L b l < / B i l l T o C o n t a c t M o b i l e P h o n e N o L b l > - 
-         < B i l l T o C o n t a c t P h o n e N o > B i l l T o C o n t a c t P h o n e N o < / B i l l T o C o n t a c t P h o n e N o > - 
-         < B i l l T o C o n t a c t P h o n e N o L b l > B i l l T o C o n t a c t P h o n e N o L b l < / B i l l T o C o n t a c t P h o n e N o L b l > - 
-         < B i l l t o C u s t o m e r N o _ L b l > B i l l t o C u s t o m e r N o _ L b l < / B i l l t o C u s t o m e r N o _ L b l > - 
-         < B i l l t o C u s t u m e r N o > B i l l t o C u s t u m e r N o < / B i l l t o C u s t u m e r N o > - 
-         < C h e c k s P a y a b l e _ L b l > C h e c k s P a y a b l e _ L b l < / C h e c k s P a y a b l e _ L b l > - 
-         < C o m p a n y A d d r e s s 1 > C o m p a n y A d d r e s s 1 < / C o m p a n y A d d r e s s 1 > - 
-         < C o m p a n y A d d r e s s 2 > C o m p a n y A d d r e s s 2 < / C o m p a n y A d d r e s s 2 > - 
-         < C o m p a n y A d d r e s s 3 > C o m p a n y A d d r e s s 3 < / C o m p a n y A d d r e s s 3 > - 
-         < C o m p a n y A d d r e s s 4 > C o m p a n y A d d r e s s 4 < / C o m p a n y A d d r e s s 4 > - 
-         < C o m p a n y A d d r e s s 5 > C o m p a n y A d d r e s s 5 < / C o m p a n y A d d r e s s 5 > - 
-         < C o m p a n y A d d r e s s 6 > C o m p a n y A d d r e s s 6 < / C o m p a n y A d d r e s s 6 > - 
-         < C o m p a n y A d d r e s s 7 > C o m p a n y A d d r e s s 7 < / C o m p a n y A d d r e s s 7 > - 
-         < C o m p a n y A d d r e s s 8 > C o m p a n y A d d r e s s 8 < / C o m p a n y A d d r e s s 8 > - 
-         < C o m p a n y B a n k A c c o u n t N o > C o m p a n y B a n k A c c o u n t N o < / C o m p a n y B a n k A c c o u n t N o > - 
-         < C o m p a n y B a n k A c c o u n t N o _ L b l > C o m p a n y B a n k A c c o u n t N o _ L b l < / C o m p a n y B a n k A c c o u n t N o _ L b l > - 
-         < C o m p a n y B a n k B r a n c h N o > C o m p a n y B a n k B r a n c h N o < / C o m p a n y B a n k B r a n c h N o > - 
-         < C o m p a n y B a n k B r a n c h N o _ L b l > C o m p a n y B a n k B r a n c h N o _ L b l < / C o m p a n y B a n k B r a n c h N o _ L b l > - 
-         < C o m p a n y B a n k N a m e > C o m p a n y B a n k N a m e < / C o m p a n y B a n k N a m e > - 
-         < C o m p a n y B a n k N a m e _ L b l > C o m p a n y B a n k N a m e _ L b l < / C o m p a n y B a n k N a m e _ L b l > - 
-         < C o m p a n y C u s t o m G i r o > C o m p a n y C u s t o m G i r o < / C o m p a n y C u s t o m G i r o > - 
-         < C o m p a n y C u s t o m G i r o _ L b l > C o m p a n y C u s t o m G i r o _ L b l < / C o m p a n y C u s t o m G i r o _ L b l > - 
-         < C o m p a n y E M a i l > C o m p a n y E M a i l < / C o m p a n y E M a i l > - 
-         < C o m p a n y G i r o N o > C o m p a n y G i r o N o < / C o m p a n y G i r o N o > - 
-         < C o m p a n y G i r o N o _ L b l > C o m p a n y G i r o N o _ L b l < / C o m p a n y G i r o N o _ L b l > - 
-         < C o m p a n y H o m e P a g e > C o m p a n y H o m e P a g e < / C o m p a n y H o m e P a g e > - 
-         < C o m p a n y I B A N > C o m p a n y I B A N < / C o m p a n y I B A N > - 
-         < C o m p a n y I B A N _ L b l > C o m p a n y I B A N _ L b l < / C o m p a n y I B A N _ L b l > - 
-         < C o m p a n y L e g a l O f f i c e > C o m p a n y L e g a l O f f i c e < / C o m p a n y L e g a l O f f i c e > - 
-         < C o m p a n y L e g a l O f f i c e _ L b l > C o m p a n y L e g a l O f f i c e _ L b l < / C o m p a n y L e g a l O f f i c e _ L b l > - 
-         < C o m p a n y L e g a l S t a t e m e n t > C o m p a n y L e g a l S t a t e m e n t < / C o m p a n y L e g a l S t a t e m e n t > - 
-         < C o m p a n y L o g o P o s i t i o n > C o m p a n y L o g o P o s i t i o n < / C o m p a n y L o g o P o s i t i o n > - 
-         < C o m p a n y P h o n e N o > C o m p a n y P h o n e N o < / C o m p a n y P h o n e N o > - 
-         < C o m p a n y P h o n e N o _ L b l > C o m p a n y P h o n e N o _ L b l < / C o m p a n y P h o n e N o _ L b l > - 
-         < C o m p a n y P i c t u r e   / > - 
-         < C o m p a n y R e g i s t r a t i o n N u m b e r > C o m p a n y R e g i s t r a t i o n N u m b e r < / C o m p a n y R e g i s t r a t i o n N u m b e r > - 
-         < C o m p a n y R e g i s t r a t i o n N u m b e r _ L b l > C o m p a n y R e g i s t r a t i o n N u m b e r _ L b l < / C o m p a n y R e g i s t r a t i o n N u m b e r _ L b l > - 
-         < C o m p a n y S W I F T > C o m p a n y S W I F T < / C o m p a n y S W I F T > - 
-         < C o m p a n y S W I F T _ L b l > C o m p a n y S W I F T _ L b l < / C o m p a n y S W I F T _ L b l > - 
-         < C o m p a n y V A T R e g i s t r a t i o n N o > C o m p a n y V A T R e g i s t r a t i o n N o < / C o m p a n y V A T R e g i s t r a t i o n N o > - 
-         < C o m p a n y V A T R e g i s t r a t i o n N o _ L b l > C o m p a n y V A T R e g i s t r a t i o n N o _ L b l < / C o m p a n y V A T R e g i s t r a t i o n N o _ L b l > - 
-         < C o m p a n y V A T R e g N o > C o m p a n y V A T R e g N o < / C o m p a n y V A T R e g N o > - 
-         < C o m p a n y V A T R e g N o _ L b l > C o m p a n y V A T R e g N o _ L b l < / C o m p a n y V A T R e g N o _ L b l > - 
-         < C o n t a c t _ L b l > C o n t a c t _ L b l < / C o n t a c t _ L b l > - 
-         < C o p y _ L b l > C o p y _ L b l < / C o p y _ L b l > - 
-         < C u s t o m e r A d d r e s s 1 > C u s t o m e r A d d r e s s 1 < / C u s t o m e r A d d r e s s 1 > - 
-         < C u s t o m e r A d d r e s s 2 > C u s t o m e r A d d r e s s 2 < / C u s t o m e r A d d r e s s 2 > - 
-         < C u s t o m e r A d d r e s s 3 > C u s t o m e r A d d r e s s 3 < / C u s t o m e r A d d r e s s 3 > - 
-         < C u s t o m e r A d d r e s s 4 > C u s t o m e r A d d r e s s 4 < / C u s t o m e r A d d r e s s 4 > - 
-         < C u s t o m e r A d d r e s s 5 > C u s t o m e r A d d r e s s 5 < / C u s t o m e r A d d r e s s 5 > - 
-         < C u s t o m e r A d d r e s s 6 > C u s t o m e r A d d r e s s 6 < / C u s t o m e r A d d r e s s 6 > - 
-         < C u s t o m e r A d d r e s s 7 > C u s t o m e r A d d r e s s 7 < / C u s t o m e r A d d r e s s 7 > - 
-         < C u s t o m e r A d d r e s s 8 > C u s t o m e r A d d r e s s 8 < / C u s t o m e r A d d r e s s 8 > - 
-         < C u s t o m e r P o s t a l B a r C o d e > C u s t o m e r P o s t a l B a r C o d e < / C u s t o m e r P o s t a l B a r C o d e > - 
-         < D o c u m e n t D a t e > D o c u m e n t D a t e < / D o c u m e n t D a t e > - 
-         < D o c u m e n t D a t e _ L b l > D o c u m e n t D a t e _ L b l < / D o c u m e n t D a t e _ L b l > - 
-         < D o c u m e n t N o > D o c u m e n t N o < / D o c u m e n t N o > - 
-         < D o c u m e n t N o _ L b l > D o c u m e n t N o _ L b l < / D o c u m e n t N o _ L b l > - 
-         < D o c u m e n t T i t l e _ L b l > D o c u m e n t T i t l e _ L b l < / D o c u m e n t T i t l e _ L b l > - 
-         < D u e D a t e > D u e D a t e < / D u e D a t e > - 
-         < D u e D a t e _ L b l > D u e D a t e _ L b l < / D u e D a t e _ L b l > - 
-         < E M a i l _ L b l > E M a i l _ L b l < / E M a i l _ L b l > - 
-         < E x c h a n g e R a t e A s T e x t > E x c h a n g e R a t e A s T e x t < / E x c h a n g e R a t e A s T e x t > - 
-         < E x t e r n a l D o c u m e n t N o > E x t e r n a l D o c u m e n t N o < / E x t e r n a l D o c u m e n t N o > - 
-         < E x t e r n a l D o c u m e n t N o _ _ L b l > E x t e r n a l D o c u m e n t N o _ _ L b l < / E x t e r n a l D o c u m e n t N o _ _ L b l > - 
-         < F r o m _ L b l > F r o m _ L b l < / F r o m _ L b l > - 
-         < H o m e P a g e _ L b l > H o m e P a g e _ L b l < / H o m e P a g e _ L b l > - 
-         < I n v o i c e D i s c o u n t A m o u n t _ L b l > I n v o i c e D i s c o u n t A m o u n t _ L b l < / I n v o i c e D i s c o u n t A m o u n t _ L b l > - 
-         < I n v o i c e D i s c o u n t B a s e A m o u n t _ L b l > I n v o i c e D i s c o u n t B a s e A m o u n t _ L b l < / I n v o i c e D i s c o u n t B a s e A m o u n t _ L b l > - 
-         < I n v o i c e N o P o s i t i o n _ L b l > I n v o i c e N o P o s i t i o n _ L b l < / I n v o i c e N o P o s i t i o n _ L b l > - 
-         < L e g a l E n t i t y T y p e > L e g a l E n t i t y T y p e < / L e g a l E n t i t y T y p e > - 
-         < L e g a l E n t i t y T y p e _ L b l > L e g a l E n t i t y T y p e _ L b l < / L e g a l E n t i t y T y p e _ L b l > - 
-         < L i n e A m o u n t A f t e r I n v o i c e D i s c o u n t _ L b l > L i n e A m o u n t A f t e r I n v o i c e D i s c o u n t _ L b l < / L i n e A m o u n t A f t e r I n v o i c e D i s c o u n t _ L b l > - 
-         < L o c a l C u r r e n c y _ L b l > L o c a l C u r r e n c y _ L b l < / L o c a l C u r r e n c y _ L b l > - 
-         < P a g e _ L b l > P a g e _ L b l < / P a g e _ L b l > - 
-         < P a y m e n t I n s t r u c t i o n s _ T x t > P a y m e n t I n s t r u c t i o n s _ T x t < / P a y m e n t I n s t r u c t i o n s _ T x t > - 
-         < P a y m e n t M e t h o d D e s c r i p t i o n > P a y m e n t M e t h o d D e s c r i p t i o n < / P a y m e n t M e t h o d D e s c r i p t i o n > - 
-         < P a y m e n t M e t h o d D e s c r i p t i o n _ L b l > P a y m e n t M e t h o d D e s c r i p t i o n _ L b l < / P a y m e n t M e t h o d D e s c r i p t i o n _ L b l > - 
-         < P a y m e n t T e r m s D e s c r i p t i o n > P a y m e n t T e r m s D e s c r i p t i o n < / P a y m e n t T e r m s D e s c r i p t i o n > - 
-         < P a y m e n t T e r m s D e s c r i p t i o n _ L b l > P a y m e n t T e r m s D e s c r i p t i o n _ L b l < / P a y m e n t T e r m s D e s c r i p t i o n _ L b l > - 
-         < P r i c e s I n c l u d i n g V A T > P r i c e s I n c l u d i n g V A T < / P r i c e s I n c l u d i n g V A T > - 
-         < P r i c e s I n c l u d i n g V A T Y e s N o > P r i c e s I n c l u d i n g V A T Y e s N o < / P r i c e s I n c l u d i n g V A T Y e s N o > - 
-         < P r i c e s I n c l u d i n g V A T _ L b l > P r i c e s I n c l u d i n g V A T _ L b l < / P r i c e s I n c l u d i n g V A T _ L b l > - 
-         < Q u e s t i o n s _ L b l > Q u e s t i o n s _ L b l < / Q u e s t i o n s _ L b l > - 
-         < S a l e s I n v o i c e L i n e D i s c o u n t _ L b l > S a l e s I n v o i c e L i n e D i s c o u n t _ L b l < / S a l e s I n v o i c e L i n e D i s c o u n t _ L b l > - 
-         < S a l e s P e r s o n B l a n k _ L b l > S a l e s P e r s o n B l a n k _ L b l < / S a l e s P e r s o n B l a n k _ L b l > - 
-         < S a l e s P e r s o n N a m e > S a l e s P e r s o n N a m e < / S a l e s P e r s o n N a m e > - 
-         < S a l e s P e r s o n _ L b l > S a l e s P e r s o n _ L b l < / S a l e s P e r s o n _ L b l > - 
-         < S e l l T o C o n t a c t E m a i l > S e l l T o C o n t a c t E m a i l < / S e l l T o C o n t a c t E m a i l > - 
-         < S e l l T o C o n t a c t E m a i l L b l > S e l l T o C o n t a c t E m a i l L b l < / S e l l T o C o n t a c t E m a i l L b l > - 
-         < S e l l T o C o n t a c t M o b i l e P h o n e N o > S e l l T o C o n t a c t M o b i l e P h o n e N o < / S e l l T o C o n t a c t M o b i l e P h o n e N o > - 
-         < S e l l T o C o n t a c t M o b i l e P h o n e N o L b l > S e l l T o C o n t a c t M o b i l e P h o n e N o L b l < / S e l l T o C o n t a c t M o b i l e P h o n e N o L b l > - 
-         < S e l l T o C o n t a c t P h o n e N o > S e l l T o C o n t a c t P h o n e N o < / S e l l T o C o n t a c t P h o n e N o > - 
-         < S e l l T o C o n t a c t P h o n e N o L b l > S e l l T o C o n t a c t P h o n e N o L b l < / S e l l T o C o n t a c t P h o n e N o L b l > - 
-         < S e l l t o C u s t o m e r N o > S e l l t o C u s t o m e r N o < / S e l l t o C u s t o m e r N o > - 
-         < S e l l t o C u s t o m e r N o _ L b l > S e l l t o C u s t o m e r N o _ L b l < / S e l l t o C u s t o m e r N o _ L b l > - 
-         < S h i p m e n t M e t h o d D e s c r i p t i o n > S h i p m e n t M e t h o d D e s c r i p t i o n < / S h i p m e n t M e t h o d D e s c r i p t i o n > - 
-         < S h i p m e n t M e t h o d D e s c r i p t i o n _ L b l > S h i p m e n t M e t h o d D e s c r i p t i o n _ L b l < / S h i p m e n t M e t h o d D e s c r i p t i o n _ L b l > - 
-         < S h i p m e n t _ L b l > S h i p m e n t _ L b l < / S h i p m e n t _ L b l > - 
-         < S h i p T o A d d r e s s 1 > S h i p T o A d d r e s s 1 < / S h i p T o A d d r e s s 1 > - 
-         < S h i p T o A d d r e s s 2 > S h i p T o A d d r e s s 2 < / S h i p T o A d d r e s s 2 > - 
-         < S h i p T o A d d r e s s 3 > S h i p T o A d d r e s s 3 < / S h i p T o A d d r e s s 3 > - 
-         < S h i p T o A d d r e s s 4 > S h i p T o A d d r e s s 4 < / S h i p T o A d d r e s s 4 > - 
-         < S h i p T o A d d r e s s 5 > S h i p T o A d d r e s s 5 < / S h i p T o A d d r e s s 5 > - 
-         < S h i p T o A d d r e s s 6 > S h i p T o A d d r e s s 6 < / S h i p T o A d d r e s s 6 > - 
-         < S h i p T o A d d r e s s 7 > S h i p T o A d d r e s s 7 < / S h i p T o A d d r e s s 7 > - 
-         < S h i p T o A d d r e s s 8 > S h i p T o A d d r e s s 8 < / S h i p T o A d d r e s s 8 > - 
-         < S h i p T o A d d r e s s _ L b l > S h i p T o A d d r e s s _ L b l < / S h i p T o A d d r e s s _ L b l > - 
-         < S h i p T o P h o n e N o > S h i p T o P h o n e N o < / S h i p T o P h o n e N o > - 
-         < S h o w S h i p p i n g A d d r e s s > S h o w S h i p p i n g A d d r e s s < / S h o w S h i p p i n g A d d r e s s > - 
-         < S h o w W o r k D e s c r i p t i o n > S h o w W o r k D e s c r i p t i o n < / S h o w W o r k D e s c r i p t i o n > - 
-         < S u b t o t a l _ L b l > S u b t o t a l _ L b l < / S u b t o t a l _ L b l > - 
-         < T h a n k s _ L b l > T h a n k s _ L b l < / T h a n k s _ L b l > - 
-         < T o t a l _ L b l > T o t a l _ L b l < / T o t a l _ L b l > - 
-         < V A T A m o u n t S p e c i f i c a t i o n _ L b l > V A T A m o u n t S p e c i f i c a t i o n _ L b l < / V A T A m o u n t S p e c i f i c a t i o n _ L b l > - 
-         < V A T A m o u n t _ L b l > V A T A m o u n t _ L b l < / V A T A m o u n t _ L b l > - 
-         < V A T B a s e _ L b l > V A T B a s e _ L b l < / V A T B a s e _ L b l > - 
-         < V A T C l a u s e s _ L b l > V A T C l a u s e s _ L b l < / V A T C l a u s e s _ L b l > - 
-         < V A T C l a u s e _ L b l > V A T C l a u s e _ L b l < / V A T C l a u s e _ L b l > - 
-         < V A T I d e n t i f i e r _ L b l > V A T I d e n t i f i e r _ L b l < / V A T I d e n t i f i e r _ L b l > - 
-         < V A T P e r c e n t a g e _ L b l > V A T P e r c e n t a g e _ L b l < / V A T P e r c e n t a g e _ L b l > - 
-         < V A T R e g i s t r a t i o n N o > V A T R e g i s t r a t i o n N o < / V A T R e g i s t r a t i o n N o > - 
-         < V A T R e g i s t r a t i o n N o _ L b l > V A T R e g i s t r a t i o n N o _ L b l < / V A T R e g i s t r a t i o n N o _ L b l > - 
-         < Y o u r D o c u m e n t T i t l e _ L b l > Y o u r D o c u m e n t T i t l e _ L b l < / Y o u r D o c u m e n t T i t l e _ L b l > - 
-         < Y o u r R e f e r e n c e > Y o u r R e f e r e n c e < / Y o u r R e f e r e n c e > - 
-         < Y o u r R e f e r e n c e _ _ L b l > Y o u r R e f e r e n c e _ _ L b l < / Y o u r R e f e r e n c e _ _ L b l > - 
-         < L i n e > - 
-             < A m o u n t E x c l u d i n g V A T _ L i n e > A m o u n t E x c l u d i n g V A T _ L i n e < / A m o u n t E x c l u d i n g V A T _ L i n e > - 
-             < A m o u n t E x c l u d i n g V A T _ L i n e _ L b l > A m o u n t E x c l u d i n g V A T _ L i n e _ L b l < / A m o u n t E x c l u d i n g V A T _ L i n e _ L b l > - 
-             < A m o u n t I n c l u d i n g V A T _ L i n e > A m o u n t I n c l u d i n g V A T _ L i n e < / A m o u n t I n c l u d i n g V A T _ L i n e > - 
-             < A m o u n t I n c l u d i n g V A T _ L i n e _ L b l > A m o u n t I n c l u d i n g V A T _ L i n e _ L b l < / A m o u n t I n c l u d i n g V A T _ L i n e _ L b l > - 
-             < D e s c r i p t i o n _ L i n e > D e s c r i p t i o n _ L i n e < / D e s c r i p t i o n _ L i n e > - 
-             < D e s c r i p t i o n _ L i n e _ L b l > D e s c r i p t i o n _ L i n e _ L b l < / D e s c r i p t i o n _ L i n e _ L b l > - 
-             < I t e m N o _ L i n e > I t e m N o _ L i n e < / I t e m N o _ L i n e > - 
-             < I t e m N o _ L i n e _ L b l > I t e m N o _ L i n e _ L b l < / I t e m N o _ L i n e _ L b l > - 
-             < I t e m R e f e r e n c e N o _ L i n e > I t e m R e f e r e n c e N o _ L i n e < / I t e m R e f e r e n c e N o _ L i n e > - 
-             < I t e m R e f e r e n c e N o _ L i n e _ L b l > I t e m R e f e r e n c e N o _ L i n e _ L b l < / I t e m R e f e r e n c e N o _ L i n e _ L b l > - 
-             < L i n e A m o u n t _ L i n e > L i n e A m o u n t _ L i n e < / L i n e A m o u n t _ L i n e > - 
-             < L i n e A m o u n t _ L i n e _ L b l > L i n e A m o u n t _ L i n e _ L b l < / L i n e A m o u n t _ L i n e _ L b l > - 
-             < L i n e D i s c o u n t P e r c e n t T e x t _ L i n e > L i n e D i s c o u n t P e r c e n t T e x t _ L i n e < / L i n e D i s c o u n t P e r c e n t T e x t _ L i n e > - 
-             < L i n e D i s c o u n t P e r c e n t _ L i n e > L i n e D i s c o u n t P e r c e n t _ L i n e < / L i n e D i s c o u n t P e r c e n t _ L i n e > - 
-             < L i n e N o _ L i n e > L i n e N o _ L i n e < / L i n e N o _ L i n e > - 
-             < P r i c e P e r _ L b l > P r i c e P e r _ L b l < / P r i c e P e r _ L b l > - 
-             < P r i c e _ L b l > P r i c e _ L b l < / P r i c e _ L b l > - 
-             < Q t y _ L b l > Q t y _ L b l < / Q t y _ L b l > - 
-             < Q u a n t i t y _ L i n e > Q u a n t i t y _ L i n e < / Q u a n t i t y _ L i n e > - 
-             < Q u a n t i t y _ L i n e _ L b l > Q u a n t i t y _ L i n e _ L b l < / Q u a n t i t y _ L i n e _ L b l > - 
-             < S h i p m e n t D a t e _ L b l > S h i p m e n t D a t e _ L b l < / S h i p m e n t D a t e _ L b l > - 
-             < S h i p m e n t D a t e _ L i n e > S h i p m e n t D a t e _ L i n e < / S h i p m e n t D a t e _ L i n e > - 
-             < T r a n s H e a d e r A m o u n t > T r a n s H e a d e r A m o u n t < / T r a n s H e a d e r A m o u n t > - 
-             < T y p e _ L i n e > T y p e _ L i n e < / T y p e _ L i n e > - 
-             < U n i t O f M e a s u r e > U n i t O f M e a s u r e < / U n i t O f M e a s u r e > - 
-             < U n i t O f M e a s u r e _ L b l > U n i t O f M e a s u r e _ L b l < / U n i t O f M e a s u r e _ L b l > - 
-             < U n i t P r i c e > U n i t P r i c e < / U n i t P r i c e > - 
-             < U n i t P r i c e _ L b l > U n i t P r i c e _ L b l < / U n i t P r i c e _ L b l > - 
-             < U n i t _ L b l > U n i t _ L b l < / U n i t _ L b l > - 
-             < V A T I d e n t i f i e r _ L i n e > V A T I d e n t i f i e r _ L i n e < / V A T I d e n t i f i e r _ L i n e > - 
-             < V A T I d e n t i f i e r _ L i n e _ L b l > V A T I d e n t i f i e r _ L i n e _ L b l < / V A T I d e n t i f i e r _ L i n e _ L b l > - 
-             < V A T P c t _ L i n e > V A T P c t _ L i n e < / V A T P c t _ L i n e > - 
-             < V A T P c t _ L i n e _ L b l > V A T P c t _ L i n e _ L b l < / V A T P c t _ L i n e _ L b l > +     < T o o l t i p s / > + 
+     < H e a d e r   E l e m e n t T y p e = " D a t a I t e m "   E l e m e n t I d = " 1 2 4 0 3 7 3 8 8 6 " > + 
+         < B i l l e d T o _ L b l   E l e m e n t T y p e = " C o l u m n "   E l e m e n t I d = " 1 7 4 5 4 4 9 0 7 9 "   D a t a T y p e = " T e x t C o n s t " > B i l l e d T o _ L b l < / B i l l e d T o _ L b l > + 
+         < B i l l T o C o n t a c t E m a i l   E l e m e n t T y p e = " C o l u m n "   E l e m e n t I d = " 3 3 5 8 2 7 8 9 5 "   D a t a T y p e = " T e x t " > B i l l T o C o n t a c t E m a i l < / B i l l T o C o n t a c t E m a i l > + 
+         < B i l l T o C o n t a c t E m a i l L b l   E l e m e n t T y p e = " C o l u m n "   E l e m e n t I d = " 2 9 6 4 7 8 3 6 5 "   D a t a T y p e = " T e x t C o n s t " > B i l l T o C o n t a c t E m a i l L b l < / B i l l T o C o n t a c t E m a i l L b l > + 
+         < B i l l T o C o n t a c t M o b i l e P h o n e N o   E l e m e n t T y p e = " C o l u m n "   E l e m e n t I d = " 2 4 8 4 8 8 6 9 6 "   D a t a T y p e = " T e x t " > B i l l T o C o n t a c t M o b i l e P h o n e N o < / B i l l T o C o n t a c t M o b i l e P h o n e N o > + 
+         < B i l l T o C o n t a c t M o b i l e P h o n e N o L b l   E l e m e n t T y p e = " C o l u m n "   E l e m e n t I d = " 2 7 6 3 1 1 3 3 8 "   D a t a T y p e = " T e x t C o n s t " > B i l l T o C o n t a c t M o b i l e P h o n e N o L b l < / B i l l T o C o n t a c t M o b i l e P h o n e N o L b l > + 
+         < B i l l T o C o n t a c t P h o n e N o   E l e m e n t T y p e = " C o l u m n "   E l e m e n t I d = " 3 6 2 4 7 7 4 8 8 "   D a t a T y p e = " T e x t " > B i l l T o C o n t a c t P h o n e N o < / B i l l T o C o n t a c t P h o n e N o > + 
+         < B i l l T o C o n t a c t P h o n e N o L b l   E l e m e n t T y p e = " C o l u m n "   E l e m e n t I d = " 2 1 2 3 3 4 5 9 6 6 "   D a t a T y p e = " T e x t C o n s t " > B i l l T o C o n t a c t P h o n e N o L b l < / B i l l T o C o n t a c t P h o n e N o L b l > + 
+         < B i l l t o C u s t o m e r N o _ L b l   E l e m e n t T y p e = " C o l u m n "   E l e m e n t I d = " 3 6 9 3 0 7 8 1 3 "   D a t a T y p e = " S t r i n g " > B i l l t o C u s t o m e r N o _ L b l < / B i l l t o C u s t o m e r N o _ L b l > + 
+         < B i l l t o C u s t u m e r N o   E l e m e n t T y p e = " C o l u m n "   E l e m e n t I d = " 2 8 0 4 7 3 0 5 8 "   D a t a T y p e = " C o d e " > B i l l t o C u s t u m e r N o < / B i l l t o C u s t u m e r N o > + 
+         < C h e c k s P a y a b l e _ L b l   E l e m e n t T y p e = " C o l u m n "   E l e m e n t I d = " 1 0 5 3 1 5 6 0 6 5 "   D a t a T y p e = " T e x t " > C h e c k s P a y a b l e _ L b l < / C h e c k s P a y a b l e _ L b l > + 
+         < C o m p a n y A d d r e s s 1   E l e m e n t T y p e = " C o l u m n "   E l e m e n t I d = " 1 8 8 4 1 6 4 3 2 3 "   D a t a T y p e = " T e x t " > C o m p a n y A d d r e s s 1 < / C o m p a n y A d d r e s s 1 > + 
+         < C o m p a n y A d d r e s s 2   E l e m e n t T y p e = " C o l u m n "   E l e m e n t I d = " 1 2 4 6 4 6 7 7 0 6 "   D a t a T y p e = " T e x t " > C o m p a n y A d d r e s s 2 < / C o m p a n y A d d r e s s 2 > + 
+         < C o m p a n y A d d r e s s 3   E l e m e n t T y p e = " C o l u m n "   E l e m e n t I d = " 6 0 8 7 7 1 0 8 9 "   D a t a T y p e = " T e x t " > C o m p a n y A d d r e s s 3 < / C o m p a n y A d d r e s s 3 > + 
+         < C o m p a n y A d d r e s s 4   E l e m e n t T y p e = " C o l u m n "   E l e m e n t I d = " 7 7 7 6 8 0 1 1 2 "   D a t a T y p e = " T e x t " > C o m p a n y A d d r e s s 4 < / C o m p a n y A d d r e s s 4 > + 
+         < C o m p a n y A d d r e s s 5   E l e m e n t T y p e = " C o l u m n "   E l e m e n t I d = " 1 3 9 9 8 3 4 9 5 "   D a t a T y p e = " T e x t " > C o m p a n y A d d r e s s 5 < / C o m p a n y A d d r e s s 5 > + 
+         < C o m p a n y A d d r e s s 6   E l e m e n t T y p e = " C o l u m n "   E l e m e n t I d = " 4 9 7 7 1 3 1 2 2 "   D a t a T y p e = " T e x t " > C o m p a n y A d d r e s s 6 < / C o m p a n y A d d r e s s 6 > + 
+         < C o m p a n y A d d r e s s 7   E l e m e n t T y p e = " C o l u m n "   E l e m e n t I d = " 1 1 3 5 4 0 9 7 3 9 "   D a t a T y p e = " T e x t " > C o m p a n y A d d r e s s 7 < / C o m p a n y A d d r e s s 7 > + 
+         < C o m p a n y A d d r e s s 8   E l e m e n t T y p e = " C o l u m n "   E l e m e n t I d = " 1 7 1 5 2 5 5 3 0 0 "   D a t a T y p e = " T e x t " > C o m p a n y A d d r e s s 8 < / C o m p a n y A d d r e s s 8 > + 
+         < C o m p a n y B a n k A c c o u n t N o   E l e m e n t T y p e = " C o l u m n "   E l e m e n t I d = " 3 0 1 4 0 2 0 4 "   D a t a T y p e = " T e x t " > C o m p a n y B a n k A c c o u n t N o < / C o m p a n y B a n k A c c o u n t N o > + 
+         < C o m p a n y B a n k A c c o u n t N o _ L b l   E l e m e n t T y p e = " C o l u m n "   E l e m e n t I d = " 1 0 9 7 7 4 3 3 4 5 "   D a t a T y p e = " T e x t C o n s t " > C o m p a n y B a n k A c c o u n t N o _ L b l < / C o m p a n y B a n k A c c o u n t N o _ L b l > + 
+         < C o m p a n y B a n k B r a n c h N o   E l e m e n t T y p e = " C o l u m n "   E l e m e n t I d = " 7 9 3 1 3 3 0 5 7 "   D a t a T y p e = " T e x t " > C o m p a n y B a n k B r a n c h N o < / C o m p a n y B a n k B r a n c h N o > + 
+         < C o m p a n y B a n k B r a n c h N o _ L b l   E l e m e n t T y p e = " C o l u m n "   E l e m e n t I d = " 3 2 7 9 0 6 6 9 2 "   D a t a T y p e = " S t r i n g " > C o m p a n y B a n k B r a n c h N o _ L b l < / C o m p a n y B a n k B r a n c h N o _ L b l > + 
+         < C o m p a n y B a n k N a m e   E l e m e n t T y p e = " C o l u m n "   E l e m e n t I d = " 1 5 3 4 9 0 5 6 0 5 "   D a t a T y p e = " T e x t " > C o m p a n y B a n k N a m e < / C o m p a n y B a n k N a m e > + 
+         < C o m p a n y B a n k N a m e _ L b l   E l e m e n t T y p e = " C o l u m n "   E l e m e n t I d = " 1 2 0 4 3 0 7 0 1 4 "   D a t a T y p e = " T e x t C o n s t " > C o m p a n y B a n k N a m e _ L b l < / C o m p a n y B a n k N a m e _ L b l > + 
+         < C o m p a n y C u s t o m G i r o   E l e m e n t T y p e = " C o l u m n "   E l e m e n t I d = " 1 6 7 0 4 7 5 7 9 8 "   D a t a T y p e = " T e x t " > C o m p a n y C u s t o m G i r o < / C o m p a n y C u s t o m G i r o > + 
+         < C o m p a n y C u s t o m G i r o _ L b l   E l e m e n t T y p e = " C o l u m n "   E l e m e n t I d = " 8 9 1 4 3 9 6 2 5 "   D a t a T y p e = " T e x t " > C o m p a n y C u s t o m G i r o _ L b l < / C o m p a n y C u s t o m G i r o _ L b l > + 
+         < C o m p a n y E M a i l   E l e m e n t T y p e = " C o l u m n "   E l e m e n t I d = " 1 6 7 7 0 7 4 0 5 8 "   D a t a T y p e = " T e x t " > C o m p a n y E M a i l < / C o m p a n y E M a i l > + 
+         < C o m p a n y G i r o N o   E l e m e n t T y p e = " C o l u m n "   E l e m e n t I d = " 1 3 6 0 1 9 6 3 2 0 "   D a t a T y p e = " T e x t " > C o m p a n y G i r o N o < / C o m p a n y G i r o N o > + 
+         < C o m p a n y G i r o N o _ L b l   E l e m e n t T y p e = " C o l u m n "   E l e m e n t I d = " 8 6 1 6 0 2 1 1 5 "   D a t a T y p e = " T e x t C o n s t " > C o m p a n y G i r o N o _ L b l < / C o m p a n y G i r o N o _ L b l > + 
+         < C o m p a n y H o m e P a g e   E l e m e n t T y p e = " C o l u m n "   E l e m e n t I d = " 1 9 8 9 1 8 8 7 0 "   D a t a T y p e = " T e x t " > C o m p a n y H o m e P a g e < / C o m p a n y H o m e P a g e > + 
+         < C o m p a n y I B A N   E l e m e n t T y p e = " C o l u m n "   E l e m e n t I d = " 9 0 6 5 4 9 1 8 2 "   D a t a T y p e = " C o d e " > C o m p a n y I B A N < / C o m p a n y I B A N > + 
+         < C o m p a n y I B A N _ L b l   E l e m e n t T y p e = " C o l u m n "   E l e m e n t I d = " 1 2 6 7 9 5 2 2 2 7 "   D a t a T y p e = " S t r i n g " > C o m p a n y I B A N _ L b l < / C o m p a n y I B A N _ L b l > + 
+         < C o m p a n y L e g a l O f f i c e   E l e m e n t T y p e = " C o l u m n "   E l e m e n t I d = " 7 1 4 2 5 8 1 1 1 "   D a t a T y p e = " T e x t " > C o m p a n y L e g a l O f f i c e < / C o m p a n y L e g a l O f f i c e > + 
+         < C o m p a n y L e g a l O f f i c e _ L b l   E l e m e n t T y p e = " C o l u m n "   E l e m e n t I d = " 1 5 3 3 1 7 5 1 0 8 "   D a t a T y p e = " T e x t " > C o m p a n y L e g a l O f f i c e _ L b l < / C o m p a n y L e g a l O f f i c e _ L b l > + 
+         < C o m p a n y L e g a l S t a t e m e n t   E l e m e n t T y p e = " C o l u m n "   E l e m e n t I d = " 4 4 8 3 5 8 8 7 6 "   D a t a T y p e = " T e x t " > C o m p a n y L e g a l S t a t e m e n t < / C o m p a n y L e g a l S t a t e m e n t > + 
+         < C o m p a n y L o g o P o s i t i o n   E l e m e n t T y p e = " C o l u m n "   E l e m e n t I d = " 1 4 2 5 2 6 6 6 8 8 "   D a t a T y p e = " I n t e g e r " > C o m p a n y L o g o P o s i t i o n < / C o m p a n y L o g o P o s i t i o n > + 
+         < C o m p a n y P h o n e N o   E l e m e n t T y p e = " C o l u m n "   E l e m e n t I d = " 2 5 0 4 4 0 6 5 5 "   D a t a T y p e = " T e x t " > C o m p a n y P h o n e N o < / C o m p a n y P h o n e N o > + 
+         < C o m p a n y P h o n e N o _ L b l   E l e m e n t T y p e = " C o l u m n "   E l e m e n t I d = " 5 5 8 5 9 3 5 8 6 "   D a t a T y p e = " T e x t C o n s t " > C o m p a n y P h o n e N o _ L b l < / C o m p a n y P h o n e N o _ L b l > + 
+         < C o m p a n y P i c t u r e   E l e m e n t T y p e = " C o l u m n "   E l e m e n t I d = " 1 3 9 7 4 1 1 0 7 4 "   D a t a T y p e = " B L O B " / > + 
+         < C o m p a n y R e g i s t r a t i o n N u m b e r   E l e m e n t T y p e = " C o l u m n "   E l e m e n t I d = " 2 0 2 3 6 3 9 4 2 4 "   D a t a T y p e = " T e x t " > C o m p a n y R e g i s t r a t i o n N u m b e r < / C o m p a n y R e g i s t r a t i o n N u m b e r > + 
+         < C o m p a n y R e g i s t r a t i o n N u m b e r _ L b l   E l e m e n t T y p e = " C o l u m n "   E l e m e n t I d = " 1 8 3 3 1 0 6 6 5 3 "   D a t a T y p e = " T e x t " > C o m p a n y R e g i s t r a t i o n N u m b e r _ L b l < / C o m p a n y R e g i s t r a t i o n N u m b e r _ L b l > + 
+         < C o m p a n y S W I F T   E l e m e n t T y p e = " C o l u m n "   E l e m e n t I d = " 6 6 8 2 5 0 2 4 5 "   D a t a T y p e = " C o d e " > C o m p a n y S W I F T < / C o m p a n y S W I F T > + 
+         < C o m p a n y S W I F T _ L b l   E l e m e n t T y p e = " C o l u m n "   E l e m e n t I d = " 2 0 2 9 5 9 7 3 8 4 "   D a t a T y p e = " S t r i n g " > C o m p a n y S W I F T _ L b l < / C o m p a n y S W I F T _ L b l > + 
+         < C o m p a n y V A T R e g i s t r a t i o n N o   E l e m e n t T y p e = " C o l u m n "   E l e m e n t I d = " 1 9 1 4 0 1 3 6 4 9 "   D a t a T y p e = " T e x t " > C o m p a n y V A T R e g i s t r a t i o n N o < / C o m p a n y V A T R e g i s t r a t i o n N o > + 
+         < C o m p a n y V A T R e g i s t r a t i o n N o _ L b l   E l e m e n t T y p e = " C o l u m n "   E l e m e n t I d = " 9 2 4 5 0 3 1 2 4 "   D a t a T y p e = " T e x t " > C o m p a n y V A T R e g i s t r a t i o n N o _ L b l < / C o m p a n y V A T R e g i s t r a t i o n N o _ L b l > + 
+         < C o m p a n y V A T R e g N o   E l e m e n t T y p e = " C o l u m n "   E l e m e n t I d = " 1 7 1 4 3 1 9 3 6 "   D a t a T y p e = " T e x t " > C o m p a n y V A T R e g N o < / C o m p a n y V A T R e g N o > + 
+         < C o m p a n y V A T R e g N o _ L b l   E l e m e n t T y p e = " C o l u m n "   E l e m e n t I d = " 7 7 3 2 0 1 5 0 1 "   D a t a T y p e = " T e x t " > C o m p a n y V A T R e g N o _ L b l < / C o m p a n y V A T R e g N o _ L b l > + 
+         < C o n t a c t _ L b l   E l e m e n t T y p e = " C o l u m n "   E l e m e n t I d = " 1 1 5 5 0 9 4 7 5 2 "   D a t a T y p e = " T e x t " > C o n t a c t _ L b l < / C o n t a c t _ L b l > + 
+         < C o p y _ L b l   E l e m e n t T y p e = " C o l u m n "   E l e m e n t I d = " 6 0 4 7 8 2 7 8 1 "   D a t a T y p e = " T e x t C o n s t " > C o p y _ L b l < / C o p y _ L b l > + 
+         < C u s t o m e r A d d r e s s 1   E l e m e n t T y p e = " C o l u m n "   E l e m e n t I d = " 1 8 0 1 9 6 6 4 5 4 "   D a t a T y p e = " T e x t " > C u s t o m e r A d d r e s s 1 < / C u s t o m e r A d d r e s s 1 > + 
+         < C u s t o m e r A d d r e s s 2   E l e m e n t T y p e = " C o l u m n "   E l e m e n t I d = " 1 1 6 4 2 6 9 8 3 7 "   D a t a T y p e = " T e x t " > C u s t o m e r A d d r e s s 2 < / C u s t o m e r A d d r e s s 2 > + 
+         < C u s t o m e r A d d r e s s 3   E l e m e n t T y p e = " C o l u m n "   E l e m e n t I d = " 5 2 6 5 7 3 2 2 0 "   D a t a T y p e = " T e x t " > C u s t o m e r A d d r e s s 3 < / C u s t o m e r A d d r e s s 3 > + 
+         < C u s t o m e r A d d r e s s 4   E l e m e n t T y p e = " C o l u m n "   E l e m e n t I d = " 1 1 1 1 2 3 3 9 7 "   D a t a T y p e = " T e x t " > C u s t o m e r A d d r e s s 4 < / C u s t o m e r A d d r e s s 4 > + 
+         < C u s t o m e r A d d r e s s 5   E l e m e n t T y p e = " C o l u m n "   E l e m e n t I d = " 7 4 8 8 2 0 0 1 4 "   D a t a T y p e = " T e x t " > C u s t o m e r A d d r e s s 5 < / C u s t o m e r A d d r e s s 5 > + 
+         < C u s t o m e r A d d r e s s 6   E l e m e n t T y p e = " C o l u m n "   E l e m e n t I d = " 1 3 8 6 5 1 6 6 3 1 "   D a t a T y p e = " T e x t " > C u s t o m e r A d d r e s s 6 < / C u s t o m e r A d d r e s s 6 > + 
+         < C u s t o m e r A d d r e s s 7   E l e m e n t T y p e = " C o l u m n "   E l e m e n t I d = " 2 0 2 4 2 1 3 2 4 8 "   D a t a T y p e = " T e x t " > C u s t o m e r A d d r e s s 7 < / C u s t o m e r A d d r e s s 7 > + 
+         < C u s t o m e r A d d r e s s 8   E l e m e n t T y p e = " C o l u m n "   E l e m e n t I d = " 1 0 4 8 6 9 8 5 8 5 "   D a t a T y p e = " T e x t " > C u s t o m e r A d d r e s s 8 < / C u s t o m e r A d d r e s s 8 > + 
+         < C u s t o m e r P o s t a l B a r C o d e   E l e m e n t T y p e = " C o l u m n "   E l e m e n t I d = " 3 9 8 5 8 0 6 8 8 "   D a t a T y p e = " T e x t " > C u s t o m e r P o s t a l B a r C o d e < / C u s t o m e r P o s t a l B a r C o d e > + 
+         < D o c u m e n t D a t e   E l e m e n t T y p e = " C o l u m n "   E l e m e n t I d = " 5 5 2 8 7 1 9 1 4 "   D a t a T y p e = " S t r i n g " > D o c u m e n t D a t e < / D o c u m e n t D a t e > + 
+         < D o c u m e n t D a t e _ L b l   E l e m e n t T y p e = " C o l u m n "   E l e m e n t I d = " 1 0 2 6 4 9 4 8 3 "   D a t a T y p e = " S t r i n g " > D o c u m e n t D a t e _ L b l < / D o c u m e n t D a t e _ L b l > + 
+         < D o c u m e n t N o   E l e m e n t T y p e = " C o l u m n "   E l e m e n t I d = " 9 7 0 3 5 0 5 3 9 "   D a t a T y p e = " C o d e " > D o c u m e n t N o < / D o c u m e n t N o > + 
+         < D o c u m e n t N o _ L b l   E l e m e n t T y p e = " C o l u m n "   E l e m e n t I d = " 7 8 9 7 9 5 9 7 8 "   D a t a T y p e = " T e x t " > D o c u m e n t N o _ L b l < / D o c u m e n t N o _ L b l > + 
+         < D o c u m e n t T i t l e _ L b l   E l e m e n t T y p e = " C o l u m n "   E l e m e n t I d = " 8 5 8 4 2 3 9 2 9 "   D a t a T y p e = " T e x t " > D o c u m e n t T i t l e _ L b l < / D o c u m e n t T i t l e _ L b l > + 
+         < D u e D a t e   E l e m e n t T y p e = " C o l u m n "   E l e m e n t I d = " 7 4 5 1 7 0 2 0 3 "   D a t a T y p e = " S t r i n g " > D u e D a t e < / D u e D a t e > + 
+         < D u e D a t e _ L b l   E l e m e n t T y p e = " C o l u m n "   E l e m e n t I d = " 1 6 4 8 2 8 4 6 4 8 "   D a t a T y p e = " S t r i n g " > D u e D a t e _ L b l < / D u e D a t e _ L b l > + 
+         < E M a i l _ L b l   E l e m e n t T y p e = " C o l u m n "   E l e m e n t I d = " 1 4 3 8 8 6 8 0 1 2 "   D a t a T y p e = " T e x t C o n s t " > E M a i l _ L b l < / E M a i l _ L b l > + 
+         < E x c h a n g e R a t e A s T e x t   E l e m e n t T y p e = " C o l u m n "   E l e m e n t I d = " 5 9 2 9 5 5 8 4 5 "   D a t a T y p e = " T e x t " > E x c h a n g e R a t e A s T e x t < / E x c h a n g e R a t e A s T e x t > + 
+         < E x t e r n a l D o c u m e n t N o   E l e m e n t T y p e = " C o l u m n "   E l e m e n t I d = " 7 3 3 9 5 3 9 6 6 "   D a t a T y p e = " C o d e " > E x t e r n a l D o c u m e n t N o < / E x t e r n a l D o c u m e n t N o > + 
+         < E x t e r n a l D o c u m e n t N o _ _ L b l   E l e m e n t T y p e = " C o l u m n "   E l e m e n t I d = " 2 2 3 4 3 3 3 2 "   D a t a T y p e = " S t r i n g " > E x t e r n a l D o c u m e n t N o _ _ L b l < / E x t e r n a l D o c u m e n t N o _ _ L b l > + 
+         < F r o m _ L b l   E l e m e n t T y p e = " C o l u m n "   E l e m e n t I d = " 4 8 5 4 2 6 1 3 8 "   D a t a T y p e = " T e x t C o n s t " > F r o m _ L b l < / F r o m _ L b l > + 
+         < H o m e P a g e _ L b l   E l e m e n t T y p e = " C o l u m n "   E l e m e n t I d = " 1 4 3 3 5 9 2 3 0 0 "   D a t a T y p e = " T e x t C o n s t " > H o m e P a g e _ L b l < / H o m e P a g e _ L b l > + 
+         < I n v o i c e D i s c o u n t A m o u n t _ L b l   E l e m e n t T y p e = " C o l u m n "   E l e m e n t I d = " 1 5 9 3 0 1 2 7 3 6 "   D a t a T y p e = " T e x t C o n s t " > I n v o i c e D i s c o u n t A m o u n t _ L b l < / I n v o i c e D i s c o u n t A m o u n t _ L b l > + 
+         < I n v o i c e D i s c o u n t B a s e A m o u n t _ L b l   E l e m e n t T y p e = " C o l u m n "   E l e m e n t I d = " 2 0 2 9 2 6 6 8 7 5 "   D a t a T y p e = " T e x t C o n s t " > I n v o i c e D i s c o u n t B a s e A m o u n t _ L b l < / I n v o i c e D i s c o u n t B a s e A m o u n t _ L b l > + 
+         < I n v o i c e N o P o s i t i o n _ L b l   E l e m e n t T y p e = " C o l u m n "   E l e m e n t I d = " 1 4 5 8 4 6 7 4 4 1 "   D a t a T y p e = " T e x t " > I n v o i c e N o P o s i t i o n _ L b l < / I n v o i c e N o P o s i t i o n _ L b l > + 
+         < L e g a l E n t i t y T y p e   E l e m e n t T y p e = " C o l u m n "   E l e m e n t I d = " 2 0 5 1 8 7 3 5 6 3 "   D a t a T y p e = " T e x t " > L e g a l E n t i t y T y p e < / L e g a l E n t i t y T y p e > + 
+         < L e g a l E n t i t y T y p e _ L b l   E l e m e n t T y p e = " C o l u m n "   E l e m e n t I d = " 2 0 8 0 2 2 4 7 9 2 "   D a t a T y p e = " T e x t " > L e g a l E n t i t y T y p e _ L b l < / L e g a l E n t i t y T y p e _ L b l > + 
+         < L i n e A m o u n t A f t e r I n v o i c e D i s c o u n t _ L b l   E l e m e n t T y p e = " C o l u m n "   E l e m e n t I d = " 6 7 3 7 2 1 0 9 4 "   D a t a T y p e = " T e x t C o n s t " > L i n e A m o u n t A f t e r I n v o i c e D i s c o u n t _ L b l < / L i n e A m o u n t A f t e r I n v o i c e D i s c o u n t _ L b l > + 
+         < L o c a l C u r r e n c y _ L b l   E l e m e n t T y p e = " C o l u m n "   E l e m e n t I d = " 1 5 5 9 6 9 3 4 2 2 "   D a t a T y p e = " T e x t C o n s t " > L o c a l C u r r e n c y _ L b l < / L o c a l C u r r e n c y _ L b l > + 
+         < P a g e _ L b l   E l e m e n t T y p e = " C o l u m n "   E l e m e n t I d = " 6 8 0 6 4 8 0 9 1 "   D a t a T y p e = " T e x t C o n s t " > P a g e _ L b l < / P a g e _ L b l > + 
+         < P a y m e n t I n s t r u c t i o n s _ T x t   E l e m e n t T y p e = " C o l u m n "   E l e m e n t I d = " 1 8 7 2 0 8 8 3 "   D a t a T y p e = " T e x t " > P a y m e n t I n s t r u c t i o n s _ T x t < / P a y m e n t I n s t r u c t i o n s _ T x t > + 
+         < P a y m e n t M e t h o d D e s c r i p t i o n   E l e m e n t T y p e = " C o l u m n "   E l e m e n t I d = " 5 8 5 7 5 7 9 7 4 "   D a t a T y p e = " T e x t " > P a y m e n t M e t h o d D e s c r i p t i o n < / P a y m e n t M e t h o d D e s c r i p t i o n > + 
+         < P a y m e n t M e t h o d D e s c r i p t i o n _ L b l   E l e m e n t T y p e = " C o l u m n "   E l e m e n t I d = " 7 9 7 1 1 7 3 2 3 "   D a t a T y p e = " T e x t C o n s t " > P a y m e n t M e t h o d D e s c r i p t i o n _ L b l < / P a y m e n t M e t h o d D e s c r i p t i o n _ L b l > + 
+         < P a y m e n t T e r m s D e s c r i p t i o n   E l e m e n t T y p e = " C o l u m n "   E l e m e n t I d = " 2 0 3 8 7 4 2 7 0 0 "   D a t a T y p e = " T e x t " > P a y m e n t T e r m s D e s c r i p t i o n < / P a y m e n t T e r m s D e s c r i p t i o n > + 
+         < P a y m e n t T e r m s D e s c r i p t i o n _ L b l   E l e m e n t T y p e = " C o l u m n "   E l e m e n t I d = " 1 8 7 4 4 9 4 3 2 1 "   D a t a T y p e = " T e x t C o n s t " > P a y m e n t T e r m s D e s c r i p t i o n _ L b l < / P a y m e n t T e r m s D e s c r i p t i o n _ L b l > + 
+         < P r i c e s I n c l u d i n g V A T   E l e m e n t T y p e = " C o l u m n "   E l e m e n t I d = " 5 1 8 8 1 7 1 6 7 "   D a t a T y p e = " B o o l e a n " > P r i c e s I n c l u d i n g V A T < / P r i c e s I n c l u d i n g V A T > + 
+         < P r i c e s I n c l u d i n g V A T _ L b l   E l e m e n t T y p e = " C o l u m n "   E l e m e n t I d = " 1 3 7 7 9 7 9 4 4 4 "   D a t a T y p e = " S t r i n g " > P r i c e s I n c l u d i n g V A T _ L b l < / P r i c e s I n c l u d i n g V A T _ L b l > + 
+         < P r i c e s I n c l u d i n g V A T Y e s N o   E l e m e n t T y p e = " C o l u m n "   E l e m e n t I d = " 1 4 1 1 1 4 7 5 9 9 "   D a t a T y p e = " S t r i n g " > P r i c e s I n c l u d i n g V A T Y e s N o < / P r i c e s I n c l u d i n g V A T Y e s N o > + 
+         < Q u e s t i o n s _ L b l   E l e m e n t T y p e = " C o l u m n "   E l e m e n t I d = " 2 0 7 0 8 9 0 0 1 9 "   D a t a T y p e = " T e x t C o n s t " > Q u e s t i o n s _ L b l < / Q u e s t i o n s _ L b l > + 
+         < S a l e s I n v o i c e L i n e D i s c o u n t _ L b l   E l e m e n t T y p e = " C o l u m n "   E l e m e n t I d = " 6 6 4 6 0 1 5 8 2 "   D a t a T y p e = " T e x t C o n s t " > S a l e s I n v o i c e L i n e D i s c o u n t _ L b l < / S a l e s I n v o i c e L i n e D i s c o u n t _ L b l > + 
+         < S a l e s P e r s o n _ L b l   E l e m e n t T y p e = " C o l u m n "   E l e m e n t I d = " 1 5 6 4 1 9 6 3 6 5 "   D a t a T y p e = " T e x t C o n s t " > S a l e s P e r s o n _ L b l < / S a l e s P e r s o n _ L b l > + 
+         < S a l e s P e r s o n B l a n k _ L b l   E l e m e n t T y p e = " C o l u m n "   E l e m e n t I d = " 6 5 4 6 2 4 6 0 1 "   D a t a T y p e = " T e x t " > S a l e s P e r s o n B l a n k _ L b l < / S a l e s P e r s o n B l a n k _ L b l > + 
+         < S a l e s P e r s o n N a m e   E l e m e n t T y p e = " C o l u m n "   E l e m e n t I d = " 8 7 1 4 9 2 9 8 3 "   D a t a T y p e = " T e x t " > S a l e s P e r s o n N a m e < / S a l e s P e r s o n N a m e > + 
+         < S e l l T o C o n t a c t E m a i l   E l e m e n t T y p e = " C o l u m n "   E l e m e n t I d = " 2 6 2 8 2 4 5 6 4 "   D a t a T y p e = " T e x t " > S e l l T o C o n t a c t E m a i l < / S e l l T o C o n t a c t E m a i l > + 
+         < S e l l T o C o n t a c t E m a i l L b l   E l e m e n t T y p e = " C o l u m n "   E l e m e n t I d = " 3 7 0 9 2 0 3 7 4 "   D a t a T y p e = " T e x t C o n s t " > S e l l T o C o n t a c t E m a i l L b l < / S e l l T o C o n t a c t E m a i l L b l > + 
+         < S e l l T o C o n t a c t M o b i l e P h o n e N o   E l e m e n t T y p e = " C o l u m n "   E l e m e n t I d = " 1 8 4 3 5 8 7 4 7 "   D a t a T y p e = " T e x t " > S e l l T o C o n t a c t M o b i l e P h o n e N o < / S e l l T o C o n t a c t M o b i l e P h o n e N o > + 
+         < S e l l T o C o n t a c t M o b i l e P h o n e N o L b l   E l e m e n t T y p e = " C o l u m n "   E l e m e n t I d = " 1 4 5 7 5 2 8 4 1 7 "   D a t a T y p e = " T e x t C o n s t " > S e l l T o C o n t a c t M o b i l e P h o n e N o L b l < / S e l l T o C o n t a c t M o b i l e P h o n e N o L b l > + 
+         < S e l l T o C o n t a c t P h o n e N o   E l e m e n t T y p e = " C o l u m n "   E l e m e n t I d = " 1 6 1 3 8 2 2 4 8 3 "   D a t a T y p e = " T e x t " > S e l l T o C o n t a c t P h o n e N o < / S e l l T o C o n t a c t P h o n e N o > + 
+         < S e l l T o C o n t a c t P h o n e N o L b l   E l e m e n t T y p e = " C o l u m n "   E l e m e n t I d = " 1 0 5 0 6 8 6 8 0 9 "   D a t a T y p e = " T e x t C o n s t " > S e l l T o C o n t a c t P h o n e N o L b l < / S e l l T o C o n t a c t P h o n e N o L b l > + 
+         < S e l l t o C u s t o m e r N o   E l e m e n t T y p e = " C o l u m n "   E l e m e n t I d = " 2 0 5 0 6 4 7 3 4 9 "   D a t a T y p e = " C o d e " > S e l l t o C u s t o m e r N o < / S e l l t o C u s t o m e r N o > + 
+         < S e l l t o C u s t o m e r N o _ L b l   E l e m e n t T y p e = " C o l u m n "   E l e m e n t I d = " 2 9 8 3 8 1 5 1 2 "   D a t a T y p e = " S t r i n g " > S e l l t o C u s t o m e r N o _ L b l < / S e l l t o C u s t o m e r N o _ L b l > + 
+         < S h i p m e n t _ L b l   E l e m e n t T y p e = " C o l u m n "   E l e m e n t I d = " 2 0 8 5 7 6 7 1 2 0 "   D a t a T y p e = " T e x t C o n s t " > S h i p m e n t _ L b l < / S h i p m e n t _ L b l > + 
+         < S h i p m e n t M e t h o d D e s c r i p t i o n   E l e m e n t T y p e = " C o l u m n "   E l e m e n t I d = " 2 0 5 9 4 0 3 2 6 0 "   D a t a T y p e = " T e x t " > S h i p m e n t M e t h o d D e s c r i p t i o n < / S h i p m e n t M e t h o d D e s c r i p t i o n > + 
+         < S h i p m e n t M e t h o d D e s c r i p t i o n _ L b l   E l e m e n t T y p e = " C o l u m n "   E l e m e n t I d = " 1 1 7 9 9 7 8 4 6 5 "   D a t a T y p e = " T e x t C o n s t " > S h i p m e n t M e t h o d D e s c r i p t i o n _ L b l < / S h i p m e n t M e t h o d D e s c r i p t i o n _ L b l > + 
+         < S h i p T o A d d r e s s _ L b l   E l e m e n t T y p e = " C o l u m n "   E l e m e n t I d = " 1 6 5 0 5 0 5 0 1 7 "   D a t a T y p e = " T e x t C o n s t " > S h i p T o A d d r e s s _ L b l < / S h i p T o A d d r e s s _ L b l > + 
+         < S h i p T o A d d r e s s 1   E l e m e n t T y p e = " C o l u m n "   E l e m e n t I d = " 1 3 5 7 6 7 2 8 6 1 "   D a t a T y p e = " T e x t " > S h i p T o A d d r e s s 1 < / S h i p T o A d d r e s s 1 > + 
+         < S h i p T o A d d r e s s 2   E l e m e n t T y p e = " C o l u m n "   E l e m e n t I d = " 1 0 2 4 2 0 4 5 8 4 "   D a t a T y p e = " T e x t " > S h i p T o A d d r e s s 2 < / S h i p T o A d d r e s s 2 > + 
+         < S h i p T o A d d r e s s 3   E l e m e n t T y p e = " C o l u m n "   E l e m e n t I d = " 1 6 6 1 9 0 1 2 0 1 "   D a t a T y p e = " T e x t " > S h i p T o A d d r e s s 3 < / S h i p T o A d d r e s s 3 > + 
+         < S h i p T o A d d r e s s 4   E l e m e n t T y p e = " C o l u m n "   E l e m e n t I d = " 5 5 5 4 1 6 9 9 0 "   D a t a T y p e = " T e x t " > S h i p T o A d d r e s s 4 < / S h i p T o A d d r e s s 4 > + 
+         < S h i p T o A d d r e s s 5   E l e m e n t T y p e = " C o l u m n "   E l e m e n t I d = " 1 1 9 3 1 1 3 6 0 7 "   D a t a T y p e = " T e x t " > S h i p T o A d d r e s s 5 < / S h i p T o A d d r e s s 5 > + 
+         < S h i p T o A d d r e s s 6   E l e m e n t T y p e = " C o l u m n "   E l e m e n t I d = " 7 1 9 9 7 6 2 4 4 "   D a t a T y p e = " T e x t " > S h i p T o A d d r e s s 6 < / S h i p T o A d d r e s s 6 > + 
+         < S h i p T o A d d r e s s 7   E l e m e n t T y p e = " C o l u m n "   E l e m e n t I d = " 8 2 2 7 9 6 2 7 "   D a t a T y p e = " T e x t " > S h i p T o A d d r e s s 7 < / S h i p T o A d d r e s s 7 > + 
+         < S h i p T o A d d r e s s 8   E l e m e n t T y p e = " C o l u m n "   E l e m e n t I d = " 1 4 9 2 9 9 2 1 7 8 "   D a t a T y p e = " T e x t " > S h i p T o A d d r e s s 8 < / S h i p T o A d d r e s s 8 > + 
+         < S h i p T o P h o n e N o   E l e m e n t T y p e = " C o l u m n "   E l e m e n t I d = " 3 6 9 7 0 2 2 5 5 "   D a t a T y p e = " T e x t " > S h i p T o P h o n e N o < / S h i p T o P h o n e N o > + 
+         < S h o w S h i p p i n g A d d r e s s   E l e m e n t T y p e = " C o l u m n "   E l e m e n t I d = " 1 1 2 0 0 7 1 2 6 6 "   D a t a T y p e = " B o o l e a n " > S h o w S h i p p i n g A d d r e s s < / S h o w S h i p p i n g A d d r e s s > + 
+         < S h o w W o r k D e s c r i p t i o n   E l e m e n t T y p e = " C o l u m n "   E l e m e n t I d = " 7 8 5 4 6 8 8 6 5 "   D a t a T y p e = " B o o l e a n " > S h o w W o r k D e s c r i p t i o n < / S h o w W o r k D e s c r i p t i o n > + 
+         < S u b t o t a l _ L b l   E l e m e n t T y p e = " C o l u m n "   E l e m e n t I d = " 1 9 6 7 7 9 5 1 4 2 "   D a t a T y p e = " T e x t C o n s t " > S u b t o t a l _ L b l < / S u b t o t a l _ L b l > + 
+         < T h a n k s _ L b l   E l e m e n t T y p e = " C o l u m n "   E l e m e n t I d = " 2 1 0 3 3 0 5 5 2 5 "   D a t a T y p e = " T e x t C o n s t " > T h a n k s _ L b l < / T h a n k s _ L b l > + 
+         < T o t a l _ L b l   E l e m e n t T y p e = " C o l u m n "   E l e m e n t I d = " 1 2 1 0 1 0 0 8 7 8 "   D a t a T y p e = " T e x t C o n s t " > T o t a l _ L b l < / T o t a l _ L b l > + 
+         < V A T A m o u n t _ L b l   E l e m e n t T y p e = " C o l u m n "   E l e m e n t I d = " 1 0 9 4 6 5 7 2 9 "   D a t a T y p e = " T e x t C o n s t " > V A T A m o u n t _ L b l < / V A T A m o u n t _ L b l > + 
+         < V A T A m o u n t S p e c i f i c a t i o n _ L b l   E l e m e n t T y p e = " C o l u m n "   E l e m e n t I d = " 8 7 8 7 0 6 8 4 6 "   D a t a T y p e = " T e x t C o n s t " > V A T A m o u n t S p e c i f i c a t i o n _ L b l < / V A T A m o u n t S p e c i f i c a t i o n _ L b l > + 
+         < V A T B a s e _ L b l   E l e m e n t T y p e = " C o l u m n "   E l e m e n t I d = " 1 8 6 6 1 5 8 2 7 8 "   D a t a T y p e = " T e x t C o n s t " > V A T B a s e _ L b l < / V A T B a s e _ L b l > + 
+         < V A T C l a u s e _ L b l   E l e m e n t T y p e = " C o l u m n "   E l e m e n t I d = " 1 5 7 0 4 9 5 4 9 0 "   D a t a T y p e = " S t r i n g " > V A T C l a u s e _ L b l < / V A T C l a u s e _ L b l > + 
+         < V A T C l a u s e s _ L b l   E l e m e n t T y p e = " C o l u m n "   E l e m e n t I d = " 1 3 8 3 9 2 0 0 1 9 "   D a t a T y p e = " T e x t C o n s t " > V A T C l a u s e s _ L b l < / V A T C l a u s e s _ L b l > + 
+         < V A T I d e n t i f i e r _ L b l   E l e m e n t T y p e = " C o l u m n "   E l e m e n t I d = " 1 6 8 6 6 2 3 9 8 4 "   D a t a T y p e = " T e x t C o n s t " > V A T I d e n t i f i e r _ L b l < / V A T I d e n t i f i e r _ L b l > + 
+         < V A T P e r c e n t a g e _ L b l   E l e m e n t T y p e = " C o l u m n "   E l e m e n t I d = " 6 7 6 6 5 4 5 6 5 "   D a t a T y p e = " T e x t C o n s t " > V A T P e r c e n t a g e _ L b l < / V A T P e r c e n t a g e _ L b l > + 
+         < V A T R e g i s t r a t i o n N o   E l e m e n t T y p e = " C o l u m n "   E l e m e n t I d = " 1 8 8 9 1 9 5 4 0 2 "   D a t a T y p e = " T e x t " > V A T R e g i s t r a t i o n N o < / V A T R e g i s t r a t i o n N o > + 
+         < V A T R e g i s t r a t i o n N o _ L b l   E l e m e n t T y p e = " C o l u m n "   E l e m e n t I d = " 1 4 2 4 6 1 6 0 8 5 "   D a t a T y p e = " T e x t " > V A T R e g i s t r a t i o n N o _ L b l < / V A T R e g i s t r a t i o n N o _ L b l > + 
+         < Y o u r D o c u m e n t T i t l e _ L b l   E l e m e n t T y p e = " C o l u m n "   E l e m e n t I d = " 1 8 2 1 7 1 6 9 3 4 "   D a t a T y p e = " T e x t " > Y o u r D o c u m e n t T i t l e _ L b l < / Y o u r D o c u m e n t T i t l e _ L b l > + 
+         < Y o u r R e f e r e n c e   E l e m e n t T y p e = " C o l u m n "   E l e m e n t I d = " 1 1 0 3 9 9 5 1 "   D a t a T y p e = " T e x t " > Y o u r R e f e r e n c e < / Y o u r R e f e r e n c e > + 
+         < Y o u r R e f e r e n c e _ _ L b l   E l e m e n t T y p e = " C o l u m n "   E l e m e n t I d = " 1 1 2 6 2 8 0 3 7 1 "   D a t a T y p e = " S t r i n g " > Y o u r R e f e r e n c e _ _ L b l < / Y o u r R e f e r e n c e _ _ L b l > + 
+         < L i n e   E l e m e n t T y p e = " D a t a I t e m "   E l e m e n t I d = " 4 1 1 9 7 6 1 3 3 " > + 
+             < A m o u n t E x c l u d i n g V A T _ L i n e   E l e m e n t T y p e = " C o l u m n "   E l e m e n t I d = " 1 0 6 2 4 6 0 0 4 0 "   D a t a T y p e = " D e c i m a l " > A m o u n t E x c l u d i n g V A T _ L i n e < / A m o u n t E x c l u d i n g V A T _ L i n e > + 
+             < A m o u n t E x c l u d i n g V A T _ L i n e _ L b l   E l e m e n t T y p e = " C o l u m n "   E l e m e n t I d = " 2 0 0 2 8 7 4 4 7 5 "   D a t a T y p e = " S t r i n g " > A m o u n t E x c l u d i n g V A T _ L i n e _ L b l < / A m o u n t E x c l u d i n g V A T _ L i n e _ L b l > + 
+             < A m o u n t I n c l u d i n g V A T _ L i n e   E l e m e n t T y p e = " C o l u m n "   E l e m e n t I d = " 7 7 0 9 2 8 4 0 2 "   D a t a T y p e = " D e c i m a l " > A m o u n t I n c l u d i n g V A T _ L i n e < / A m o u n t I n c l u d i n g V A T _ L i n e > + 
+             < A m o u n t I n c l u d i n g V A T _ L i n e _ L b l   E l e m e n t T y p e = " C o l u m n "   E l e m e n t I d = " 9 3 0 7 4 7 3 1 3 "   D a t a T y p e = " S t r i n g " > A m o u n t I n c l u d i n g V A T _ L i n e _ L b l < / A m o u n t I n c l u d i n g V A T _ L i n e _ L b l > + 
+             < D e s c r i p t i o n _ L i n e   E l e m e n t T y p e = " C o l u m n "   E l e m e n t I d = " 1 4 0 6 8 2 2 3 1 0 "   D a t a T y p e = " T e x t " > D e s c r i p t i o n _ L i n e < / D e s c r i p t i o n _ L i n e > + 
+             < D e s c r i p t i o n _ L i n e _ L b l   E l e m e n t T y p e = " C o l u m n "   E l e m e n t I d = " 2 1 1 8 9 5 1 4 9 5 "   D a t a T y p e = " S t r i n g " > D e s c r i p t i o n _ L i n e _ L b l < / D e s c r i p t i o n _ L i n e _ L b l > + 
+             < I t e m N o _ L i n e   E l e m e n t T y p e = " C o l u m n "   E l e m e n t I d = " 1 9 1 0 2 9 6 2 8 8 "   D a t a T y p e = " C o d e " > I t e m N o _ L i n e < / I t e m N o _ L i n e > + 
+             < I t e m N o _ L i n e _ L b l   E l e m e n t T y p e = " C o l u m n "   E l e m e n t I d = " 1 3 4 0 0 7 9 6 1 3 "   D a t a T y p e = " S t r i n g " > I t e m N o _ L i n e _ L b l < / I t e m N o _ L i n e _ L b l > + 
+             < I t e m R e f e r e n c e N o _ L i n e   E l e m e n t T y p e = " C o l u m n "   E l e m e n t I d = " 9 2 7 2 3 5 7 "   D a t a T y p e = " C o d e " > I t e m R e f e r e n c e N o _ L i n e < / I t e m R e f e r e n c e N o _ L i n e > + 
+             < I t e m R e f e r e n c e N o _ L i n e _ L b l   E l e m e n t T y p e = " C o l u m n "   E l e m e n t I d = " 1 9 8 0 6 3 1 1 3 0 "   D a t a T y p e = " S t r i n g " > I t e m R e f e r e n c e N o _ L i n e _ L b l < / I t e m R e f e r e n c e N o _ L i n e _ L b l > + 
+             < L i n e A m o u n t _ L i n e   E l e m e n t T y p e = " C o l u m n "   E l e m e n t I d = " 2 6 8 9 3 7 1 6 2 "   D a t a T y p e = " T e x t " > L i n e A m o u n t _ L i n e < / L i n e A m o u n t _ L i n e > + 
+             < L i n e A m o u n t _ L i n e _ L b l   E l e m e n t T y p e = " C o l u m n "   E l e m e n t I d = " 9 9 2 9 0 1 8 4 5 "   D a t a T y p e = " S t r i n g " > L i n e A m o u n t _ L i n e _ L b l < / L i n e A m o u n t _ L i n e _ L b l > + 
+             < L i n e D i s c o u n t P e r c e n t _ L i n e   E l e m e n t T y p e = " C o l u m n "   E l e m e n t I d = " 9 0 7 8 2 7 4 3 6 "   D a t a T y p e = " D e c i m a l " > L i n e D i s c o u n t P e r c e n t _ L i n e < / L i n e D i s c o u n t P e r c e n t _ L i n e > + 
+             < L i n e D i s c o u n t P e r c e n t T e x t _ L i n e   E l e m e n t T y p e = " C o l u m n "   E l e m e n t I d = " 6 1 3 1 3 5 1 9 "   D a t a T y p e = " T e x t " > L i n e D i s c o u n t P e r c e n t T e x t _ L i n e < / L i n e D i s c o u n t P e r c e n t T e x t _ L i n e > + 
+             < L i n e N o _ L i n e   E l e m e n t T y p e = " C o l u m n "   E l e m e n t I d = " 6 9 8 9 8 5 9 7 9 "   D a t a T y p e = " I n t e g e r " > L i n e N o _ L i n e < / L i n e N o _ L i n e > + 
+             < P r i c e _ L b l   E l e m e n t T y p e = " C o l u m n "   E l e m e n t I d = " 2 1 2 6 7 6 4 9 2 5 "   D a t a T y p e = " T e x t C o n s t " > P r i c e _ L b l < / P r i c e _ L b l > + 
+             < P r i c e P e r _ L b l   E l e m e n t T y p e = " C o l u m n "   E l e m e n t I d = " 9 7 3 2 8 0 1 3 4 "   D a t a T y p e = " T e x t C o n s t " > P r i c e P e r _ L b l < / P r i c e P e r _ L b l > + 
+             < Q t y _ L b l   E l e m e n t T y p e = " C o l u m n "   E l e m e n t I d = " 2 6 3 6 7 3 7 6 4 "   D a t a T y p e = " T e x t C o n s t " > Q t y _ L b l < / Q t y _ L b l > + 
+             < Q u a n t i t y _ L i n e   E l e m e n t T y p e = " C o l u m n "   E l e m e n t I d = " 1 0 6 8 5 4 3 5 3 7 "   D a t a T y p e = " T e x t " > Q u a n t i t y _ L i n e < / Q u a n t i t y _ L i n e > + 
+             < Q u a n t i t y _ L i n e _ L b l   E l e m e n t T y p e = " C o l u m n "   E l e m e n t I d = " 2 0 3 4 5 0 6 8 0 2 "   D a t a T y p e = " S t r i n g " > Q u a n t i t y _ L i n e _ L b l < / Q u a n t i t y _ L i n e _ L b l > + 
+             < S h i p m e n t D a t e _ L b l   E l e m e n t T y p e = " C o l u m n "   E l e m e n t I d = " 6 1 4 4 0 0 3 6 4 "   D a t a T y p e = " T e x t C o n s t " > S h i p m e n t D a t e _ L b l < / S h i p m e n t D a t e _ L b l > + 
+             < S h i p m e n t D a t e _ L i n e   E l e m e n t T y p e = " C o l u m n "   E l e m e n t I d = " 1 6 7 3 3 7 5 4 1 6 "   D a t a T y p e = " S t r i n g " > S h i p m e n t D a t e _ L i n e < / S h i p m e n t D a t e _ L i n e > + 
+             < T r a n s H e a d e r A m o u n t   E l e m e n t T y p e = " C o l u m n "   E l e m e n t I d = " 2 0 2 8 3 0 6 2 7 6 "   D a t a T y p e = " D e c i m a l " > T r a n s H e a d e r A m o u n t < / T r a n s H e a d e r A m o u n t > + 
+             < T y p e _ L i n e   E l e m e n t T y p e = " C o l u m n "   E l e m e n t I d = " 2 7 2 8 0 4 9 2 4 "   D a t a T y p e = " S t r i n g " > T y p e _ L i n e < / T y p e _ L i n e > + 
+             < U n i t _ L b l   E l e m e n t T y p e = " C o l u m n "   E l e m e n t I d = " 8 1 4 3 6 4 3 1 8 "   D a t a T y p e = " T e x t C o n s t " > U n i t _ L b l < / U n i t _ L b l > + 
+             < U n i t O f M e a s u r e   E l e m e n t T y p e = " C o l u m n "   E l e m e n t I d = " 1 8 0 8 2 2 8 0 1 8 "   D a t a T y p e = " T e x t " > U n i t O f M e a s u r e < / U n i t O f M e a s u r e > + 
+             < U n i t O f M e a s u r e _ L b l   E l e m e n t T y p e = " C o l u m n "   E l e m e n t I d = " 9 8 1 9 5 1 2 4 9 "   D a t a T y p e = " S t r i n g " > U n i t O f M e a s u r e _ L b l < / U n i t O f M e a s u r e _ L b l > + 
+             < U n i t P r i c e   E l e m e n t T y p e = " C o l u m n "   E l e m e n t I d = " 1 4 7 8 2 2 1 5 2 6 "   D a t a T y p e = " T e x t " > U n i t P r i c e < / U n i t P r i c e > + 
+             < U n i t P r i c e _ L b l   E l e m e n t T y p e = " C o l u m n "   E l e m e n t I d = " 1 1 6 3 9 2 6 6 0 3 "   D a t a T y p e = " S t r i n g " > U n i t P r i c e _ L b l < / U n i t P r i c e _ L b l > + 
+             < V A T I d e n t i f i e r _ L i n e   E l e m e n t T y p e = " C o l u m n "   E l e m e n t I d = " 1 7 7 3 6 2 2 4 1 2 "   D a t a T y p e = " C o d e " > V A T I d e n t i f i e r _ L i n e < / V A T I d e n t i f i e r _ L i n e > + 
+             < V A T I d e n t i f i e r _ L i n e _ L b l   E l e m e n t T y p e = " C o l u m n "   E l e m e n t I d = " 5 3 3 7 8 2 7 0 3 "   D a t a T y p e = " S t r i n g " > V A T I d e n t i f i e r _ L i n e _ L b l < / V A T I d e n t i f i e r _ L i n e _ L b l > + 
+             < V A T P c t _ L i n e   E l e m e n t T y p e = " C o l u m n "   E l e m e n t I d = " 1 9 7 4 0 0 1 9 4 4 "   D a t a T y p e = " T e x t " > V A T P c t _ L i n e < / V A T P c t _ L i n e > + 
+             < V A T P c t _ L i n e _ L b l   E l e m e n t T y p e = " C o l u m n "   E l e m e n t I d = " 1 2 0 7 5 2 9 9 1 5 "   D a t a T y p e = " S t r i n g " > V A T P c t _ L i n e _ L b l < / V A T P c t _ L i n e _ L b l >   
          < / L i n e >   
-         < W o r k D e s c r i p t i o n L i n e s > - 
-             < W o r k D e s c r i p t i o n L i n e > W o r k D e s c r i p t i o n L i n e < / W o r k D e s c r i p t i o n L i n e > - 
-             < W o r k D e s c r i p t i o n L i n e N u m b e r > W o r k D e s c r i p t i o n L i n e N u m b e r < / W o r k D e s c r i p t i o n L i n e N u m b e r > +         < W o r k D e s c r i p t i o n L i n e s   E l e m e n t T y p e = " D a t a I t e m "   E l e m e n t I d = " 2 7 6 8 1 9 4 4 7 " > + 
+             < W o r k D e s c r i p t i o n L i n e   E l e m e n t T y p e = " C o l u m n "   E l e m e n t I d = " 1 9 4 7 6 2 1 6 7 6 "   D a t a T y p e = " T e x t " > W o r k D e s c r i p t i o n L i n e < / W o r k D e s c r i p t i o n L i n e > + 
+             < W o r k D e s c r i p t i o n L i n e N u m b e r   E l e m e n t T y p e = " C o l u m n "   E l e m e n t I d = " 7 9 7 3 0 7 2 2 3 "   D a t a T y p e = " I n t e g e r " > W o r k D e s c r i p t i o n L i n e N u m b e r < / W o r k D e s c r i p t i o n L i n e N u m b e r >   
          < / W o r k D e s c r i p t i o n L i n e s >   
-         < V A T A m o u n t L i n e > - 
-             < I n v o i c e D i s c o u n t A m o u n t _ V A T A m o u n t L i n e > I n v o i c e D i s c o u n t A m o u n t _ V A T A m o u n t L i n e < / I n v o i c e D i s c o u n t A m o u n t _ V A T A m o u n t L i n e > - 
-             < I n v o i c e D i s c o u n t A m o u n t _ V A T A m o u n t L i n e _ L b l > I n v o i c e D i s c o u n t A m o u n t _ V A T A m o u n t L i n e _ L b l < / I n v o i c e D i s c o u n t A m o u n t _ V A T A m o u n t L i n e _ L b l > - 
-             < I n v o i c e D i s c o u n t B a s e A m o u n t _ V A T A m o u n t L i n e > I n v o i c e D i s c o u n t B a s e A m o u n t _ V A T A m o u n t L i n e < / I n v o i c e D i s c o u n t B a s e A m o u n t _ V A T A m o u n t L i n e > - 
-             < I n v o i c e D i s c o u n t B a s e A m o u n t _ V A T A m o u n t L i n e _ L b l > I n v o i c e D i s c o u n t B a s e A m o u n t _ V A T A m o u n t L i n e _ L b l < / I n v o i c e D i s c o u n t B a s e A m o u n t _ V A T A m o u n t L i n e _ L b l > - 
-             < L i n e A m o u n t _ V a t A m o u n t L i n e > L i n e A m o u n t _ V a t A m o u n t L i n e < / L i n e A m o u n t _ V a t A m o u n t L i n e > - 
-             < L i n e A m o u n t _ V a t A m o u n t L i n e _ L b l > L i n e A m o u n t _ V a t A m o u n t L i n e _ L b l < / L i n e A m o u n t _ V a t A m o u n t L i n e _ L b l > - 
-             < N o O f V A T I d e n t i f i e r s > N o O f V A T I d e n t i f i e r s < / N o O f V A T I d e n t i f i e r s > - 
-             < V A T A m o u n t L C Y _ V A T A m o u n t L i n e > V A T A m o u n t L C Y _ V A T A m o u n t L i n e < / V A T A m o u n t L C Y _ V A T A m o u n t L i n e > - 
-             < V A T A m o u n t L C Y _ V A T A m o u n t L i n e _ L b l > V A T A m o u n t L C Y _ V A T A m o u n t L i n e _ L b l < / V A T A m o u n t L C Y _ V A T A m o u n t L i n e _ L b l > - 
-             < V A T A m o u n t _ V a t A m o u n t L i n e > V A T A m o u n t _ V a t A m o u n t L i n e < / V A T A m o u n t _ V a t A m o u n t L i n e > - 
-             < V A T A m o u n t _ V a t A m o u n t L i n e _ L b l > V A T A m o u n t _ V a t A m o u n t L i n e _ L b l < / V A T A m o u n t _ V a t A m o u n t L i n e _ L b l > - 
-             < V A T B a s e L C Y _ V A T A m o u n t L i n e > V A T B a s e L C Y _ V A T A m o u n t L i n e < / V A T B a s e L C Y _ V A T A m o u n t L i n e > - 
-             < V A T B a s e L C Y _ V A T A m o u n t L i n e _ L b l > V A T B a s e L C Y _ V A T A m o u n t L i n e _ L b l < / V A T B a s e L C Y _ V A T A m o u n t L i n e _ L b l > - 
-             < V A T B a s e _ V a t A m o u n t L i n e > V A T B a s e _ V a t A m o u n t L i n e < / V A T B a s e _ V a t A m o u n t L i n e > - 
-             < V A T B a s e _ V a t A m o u n t L i n e _ L b l > V A T B a s e _ V a t A m o u n t L i n e _ L b l < / V A T B a s e _ V a t A m o u n t L i n e _ L b l > - 
-             < V A T I d e n t i f i e r _ V a t A m o u n t L i n e > V A T I d e n t i f i e r _ V a t A m o u n t L i n e < / V A T I d e n t i f i e r _ V a t A m o u n t L i n e > - 
-             < V A T I d e n t i f i e r _ V a t A m o u n t L i n e _ L b l > V A T I d e n t i f i e r _ V a t A m o u n t L i n e _ L b l < / V A T I d e n t i f i e r _ V a t A m o u n t L i n e _ L b l > - 
-             < V A T P c t _ V a t A m o u n t L i n e > V A T P c t _ V a t A m o u n t L i n e < / V A T P c t _ V a t A m o u n t L i n e > - 
-             < V A T P c t _ V a t A m o u n t L i n e _ L b l > V A T P c t _ V a t A m o u n t L i n e _ L b l < / V A T P c t _ V a t A m o u n t L i n e _ L b l > +         < V A T A m o u n t L i n e   E l e m e n t T y p e = " D a t a I t e m "   E l e m e n t I d = " 8 2 7 5 3 4 3 4 8 " > + 
+             < I n v o i c e D i s c o u n t A m o u n t _ V A T A m o u n t L i n e   E l e m e n t T y p e = " C o l u m n "   E l e m e n t I d = " 8 2 4 7 3 0 1 4 1 "   D a t a T y p e = " D e c i m a l " > I n v o i c e D i s c o u n t A m o u n t _ V A T A m o u n t L i n e < / I n v o i c e D i s c o u n t A m o u n t _ V A T A m o u n t L i n e > + 
+             < I n v o i c e D i s c o u n t A m o u n t _ V A T A m o u n t L i n e _ L b l   E l e m e n t T y p e = " C o l u m n "   E l e m e n t I d = " 1 5 6 2 2 0 0 0 3 4 "   D a t a T y p e = " S t r i n g " > I n v o i c e D i s c o u n t A m o u n t _ V A T A m o u n t L i n e _ L b l < / I n v o i c e D i s c o u n t A m o u n t _ V A T A m o u n t L i n e _ L b l > + 
+             < I n v o i c e D i s c o u n t B a s e A m o u n t _ V A T A m o u n t L i n e   E l e m e n t T y p e = " C o l u m n "   E l e m e n t I d = " 2 0 4 0 3 3 2 2 6 6 "   D a t a T y p e = " D e c i m a l " > I n v o i c e D i s c o u n t B a s e A m o u n t _ V A T A m o u n t L i n e < / I n v o i c e D i s c o u n t B a s e A m o u n t _ V A T A m o u n t L i n e > + 
+             < I n v o i c e D i s c o u n t B a s e A m o u n t _ V A T A m o u n t L i n e _ L b l   E l e m e n t T y p e = " C o l u m n "   E l e m e n t I d = " 4 0 5 9 6 0 3 3 1 "   D a t a T y p e = " S t r i n g " > I n v o i c e D i s c o u n t B a s e A m o u n t _ V A T A m o u n t L i n e _ L b l < / I n v o i c e D i s c o u n t B a s e A m o u n t _ V A T A m o u n t L i n e _ L b l > + 
+             < L i n e A m o u n t _ V a t A m o u n t L i n e   E l e m e n t T y p e = " C o l u m n "   E l e m e n t I d = " 2 1 4 6 5 4 0 1 "   D a t a T y p e = " D e c i m a l " > L i n e A m o u n t _ V a t A m o u n t L i n e < / L i n e A m o u n t _ V a t A m o u n t L i n e > + 
+             < L i n e A m o u n t _ V a t A m o u n t L i n e _ L b l   E l e m e n t T y p e = " C o l u m n "   E l e m e n t I d = " 1 1 1 0 9 1 2 1 2 4 "   D a t a T y p e = " S t r i n g " > L i n e A m o u n t _ V a t A m o u n t L i n e _ L b l < / L i n e A m o u n t _ V a t A m o u n t L i n e _ L b l > + 
+             < N o O f V A T I d e n t i f i e r s   E l e m e n t T y p e = " C o l u m n "   E l e m e n t I d = " 1 1 5 3 2 6 3 0 2 6 "   D a t a T y p e = " I n t e g e r " > N o O f V A T I d e n t i f i e r s < / N o O f V A T I d e n t i f i e r s > + 
+             < V A T A m o u n t _ V a t A m o u n t L i n e   E l e m e n t T y p e = " C o l u m n "   E l e m e n t I d = " 1 8 9 1 8 2 0 6 2 0 "   D a t a T y p e = " D e c i m a l " > V A T A m o u n t _ V a t A m o u n t L i n e < / V A T A m o u n t _ V a t A m o u n t L i n e > + 
+             < V A T A m o u n t _ V a t A m o u n t L i n e _ L b l   E l e m e n t T y p e = " C o l u m n "   E l e m e n t I d = " 1 5 1 3 5 5 5 4 7 3 "   D a t a T y p e = " S t r i n g " > V A T A m o u n t _ V a t A m o u n t L i n e _ L b l < / V A T A m o u n t _ V a t A m o u n t L i n e _ L b l > + 
+             < V A T A m o u n t L C Y _ V A T A m o u n t L i n e   E l e m e n t T y p e = " C o l u m n "   E l e m e n t I d = " 1 5 8 1 9 9 4 3 5 0 "   D a t a T y p e = " D e c i m a l " > V A T A m o u n t L C Y _ V A T A m o u n t L i n e < / V A T A m o u n t L C Y _ V A T A m o u n t L i n e > + 
+             < V A T A m o u n t L C Y _ V A T A m o u n t L i n e _ L b l   E l e m e n t T y p e = " C o l u m n "   E l e m e n t I d = " 9 2 3 0 0 3 3 7 "   D a t a T y p e = " T e x t C o n s t " > V A T A m o u n t L C Y _ V A T A m o u n t L i n e _ L b l < / V A T A m o u n t L C Y _ V A T A m o u n t L i n e _ L b l > + 
+             < V A T B a s e _ V a t A m o u n t L i n e   E l e m e n t T y p e = " C o l u m n "   E l e m e n t I d = " 1 4 5 8 9 3 7 8 1 9 "   D a t a T y p e = " D e c i m a l " > V A T B a s e _ V a t A m o u n t L i n e < / V A T B a s e _ V a t A m o u n t L i n e > + 
+             < V A T B a s e _ V a t A m o u n t L i n e _ L b l   E l e m e n t T y p e = " C o l u m n "   E l e m e n t I d = " 1 6 9 1 3 0 2 4 8 8 "   D a t a T y p e = " S t r i n g " > V A T B a s e _ V a t A m o u n t L i n e _ L b l < / V A T B a s e _ V a t A m o u n t L i n e _ L b l > + 
+             < V A T B a s e L C Y _ V A T A m o u n t L i n e   E l e m e n t T y p e = " C o l u m n "   E l e m e n t I d = " 1 8 6 0 9 4 5 6 3 5 "   D a t a T y p e = " D e c i m a l " > V A T B a s e L C Y _ V A T A m o u n t L i n e < / V A T B a s e L C Y _ V A T A m o u n t L i n e > + 
+             < V A T B a s e L C Y _ V A T A m o u n t L i n e _ L b l   E l e m e n t T y p e = " C o l u m n "   E l e m e n t I d = " 1 2 3 6 4 6 7 9 9 8 "   D a t a T y p e = " T e x t C o n s t " > V A T B a s e L C Y _ V A T A m o u n t L i n e _ L b l < / V A T B a s e L C Y _ V A T A m o u n t L i n e _ L b l > + 
+             < V A T I d e n t i f i e r _ V a t A m o u n t L i n e   E l e m e n t T y p e = " C o l u m n "   E l e m e n t I d = " 1 1 4 2 0 7 0 0 3 5 "   D a t a T y p e = " C o d e " > V A T I d e n t i f i e r _ V a t A m o u n t L i n e < / V A T I d e n t i f i e r _ V a t A m o u n t L i n e > + 
+             < V A T I d e n t i f i e r _ V a t A m o u n t L i n e _ L b l   E l e m e n t T y p e = " C o l u m n "   E l e m e n t I d = " 8 6 4 5 0 4 5 0 "   D a t a T y p e = " S t r i n g " > V A T I d e n t i f i e r _ V a t A m o u n t L i n e _ L b l < / V A T I d e n t i f i e r _ V a t A m o u n t L i n e _ L b l > + 
+             < V A T P c t _ V a t A m o u n t L i n e   E l e m e n t T y p e = " C o l u m n "   E l e m e n t I d = " 1 4 5 3 5 4 2 7 7 7 "   D a t a T y p e = " D e c i m a l " > V A T P c t _ V a t A m o u n t L i n e < / V A T P c t _ V a t A m o u n t L i n e > + 
+             < V A T P c t _ V a t A m o u n t L i n e _ L b l   E l e m e n t T y p e = " C o l u m n "   E l e m e n t I d = " 6 7 6 3 2 3 7 8 "   D a t a T y p e = " S t r i n g " > V A T P c t _ V a t A m o u n t L i n e _ L b l < / V A T P c t _ V a t A m o u n t L i n e _ L b l >   
          < / V A T A m o u n t L i n e >   
-         < V A T C l a u s e L i n e > - 
-             < C o d e _ V A T C l a u s e L i n e > C o d e _ V A T C l a u s e L i n e < / C o d e _ V A T C l a u s e L i n e > - 
-             < C o d e _ V A T C l a u s e L i n e _ L b l > C o d e _ V A T C l a u s e L i n e _ L b l < / C o d e _ V A T C l a u s e L i n e _ L b l > - 
-             < D e s c r i p t i o n 2 _ V A T C l a u s e L i n e > D e s c r i p t i o n 2 _ V A T C l a u s e L i n e < / D e s c r i p t i o n 2 _ V A T C l a u s e L i n e > - 
-             < D e s c r i p t i o n _ V A T C l a u s e L i n e > D e s c r i p t i o n _ V A T C l a u s e L i n e < / D e s c r i p t i o n _ V A T C l a u s e L i n e > - 
-             < N o O f V A T C l a u s e s > N o O f V A T C l a u s e s < / N o O f V A T C l a u s e s > - 
-             < V A T A m o u n t _ V A T C l a u s e L i n e > V A T A m o u n t _ V A T C l a u s e L i n e < / V A T A m o u n t _ V A T C l a u s e L i n e > - 
-             < V A T C l a u s e s H e a d e r > V A T C l a u s e s H e a d e r < / V A T C l a u s e s H e a d e r > - 
-             < V A T I d e n t i f i e r _ V A T C l a u s e L i n e > V A T I d e n t i f i e r _ V A T C l a u s e L i n e < / V A T I d e n t i f i e r _ V A T C l a u s e L i n e > +         < V A T C l a u s e L i n e   E l e m e n t T y p e = " D a t a I t e m "   E l e m e n t I d = " 1 6 6 5 5 0 0 1 6 3 " > + 
+             < C o d e _ V A T C l a u s e L i n e   E l e m e n t T y p e = " C o l u m n "   E l e m e n t I d = " 1 8 2 4 5 8 9 8 4 7 "   D a t a T y p e = " C o d e " > C o d e _ V A T C l a u s e L i n e < / C o d e _ V A T C l a u s e L i n e > + 
+             < C o d e _ V A T C l a u s e L i n e _ L b l   E l e m e n t T y p e = " C o l u m n "   E l e m e n t I d = " 4 6 1 5 3 3 0 2 "   D a t a T y p e = " S t r i n g " > C o d e _ V A T C l a u s e L i n e _ L b l < / C o d e _ V A T C l a u s e L i n e _ L b l > + 
+             < D e s c r i p t i o n _ V A T C l a u s e L i n e   E l e m e n t T y p e = " C o l u m n "   E l e m e n t I d = " 1 3 0 5 5 4 5 9 2 4 "   D a t a T y p e = " T e x t " > D e s c r i p t i o n _ V A T C l a u s e L i n e < / D e s c r i p t i o n _ V A T C l a u s e L i n e > + 
+             < D e s c r i p t i o n 2 _ V A T C l a u s e L i n e   E l e m e n t T y p e = " C o l u m n "   E l e m e n t I d = " 1 3 7 9 6 6 7 4 7 0 "   D a t a T y p e = " T e x t " > D e s c r i p t i o n 2 _ V A T C l a u s e L i n e < / D e s c r i p t i o n 2 _ V A T C l a u s e L i n e > + 
+             < N o O f V A T C l a u s e s   E l e m e n t T y p e = " C o l u m n "   E l e m e n t I d = " 7 5 6 4 1 7 3 9 2 "   D a t a T y p e = " I n t e g e r " > N o O f V A T C l a u s e s < / N o O f V A T C l a u s e s > + 
+             < V A T A m o u n t _ V A T C l a u s e L i n e   E l e m e n t T y p e = " C o l u m n "   E l e m e n t I d = " 2 2 2 4 6 9 0 5 9 "   D a t a T y p e = " D e c i m a l " > V A T A m o u n t _ V A T C l a u s e L i n e < / V A T A m o u n t _ V A T C l a u s e L i n e > + 
+             < V A T C l a u s e s H e a d e r   E l e m e n t T y p e = " C o l u m n "   E l e m e n t I d = " 1 9 7 2 4 0 9 9 2 9 "   D a t a T y p e = " T e x t " > V A T C l a u s e s H e a d e r < / V A T C l a u s e s H e a d e r > + 
+             < V A T I d e n t i f i e r _ V A T C l a u s e L i n e   E l e m e n t T y p e = " C o l u m n "   E l e m e n t I d = " 1 4 6 4 4 7 2 4 7 8 "   D a t a T y p e = " C o d e " > V A T I d e n t i f i e r _ V A T C l a u s e L i n e < / V A T I d e n t i f i e r _ V A T C l a u s e L i n e >   
          < / V A T C l a u s e L i n e >   
-         < R e p o r t T o t a l s L i n e > - 
-             < A m o u n t F o r m a t t e d _ R e p o r t T o t a l s L i n e > A m o u n t F o r m a t t e d _ R e p o r t T o t a l s L i n e < / A m o u n t F o r m a t t e d _ R e p o r t T o t a l s L i n e > - 
-             < A m o u n t _ R e p o r t T o t a l s L i n e > A m o u n t _ R e p o r t T o t a l s L i n e < / A m o u n t _ R e p o r t T o t a l s L i n e > - 
-             < D e s c r i p t i o n _ R e p o r t T o t a l s L i n e > D e s c r i p t i o n _ R e p o r t T o t a l s L i n e < / D e s c r i p t i o n _ R e p o r t T o t a l s L i n e > - 
-             < F o n t B o l d _ R e p o r t T o t a l s L i n e > F o n t B o l d _ R e p o r t T o t a l s L i n e < / F o n t B o l d _ R e p o r t T o t a l s L i n e > - 
-             < F o n t U n d e r l i n e _ R e p o r t T o t a l s L i n e > F o n t U n d e r l i n e _ R e p o r t T o t a l s L i n e < / F o n t U n d e r l i n e _ R e p o r t T o t a l s L i n e > +         < R e p o r t T o t a l s L i n e   E l e m e n t T y p e = " D a t a I t e m "   E l e m e n t I d = " 2 1 2 2 5 4 9 8 3 6 " > + 
+             < A m o u n t _ R e p o r t T o t a l s L i n e   E l e m e n t T y p e = " C o l u m n "   E l e m e n t I d = " 4 1 9 9 1 8 3 6 9 "   D a t a T y p e = " D e c i m a l " > A m o u n t _ R e p o r t T o t a l s L i n e < / A m o u n t _ R e p o r t T o t a l s L i n e > + 
+             < A m o u n t F o r m a t t e d _ R e p o r t T o t a l s L i n e   E l e m e n t T y p e = " C o l u m n "   E l e m e n t I d = " 1 5 0 6 1 3 6 8 2 5 "   D a t a T y p e = " T e x t " > A m o u n t F o r m a t t e d _ R e p o r t T o t a l s L i n e < / A m o u n t F o r m a t t e d _ R e p o r t T o t a l s L i n e > + 
+             < D e s c r i p t i o n _ R e p o r t T o t a l s L i n e   E l e m e n t T y p e = " C o l u m n "   E l e m e n t I d = " 5 8 1 9 9 6 0 6 7 "   D a t a T y p e = " T e x t " > D e s c r i p t i o n _ R e p o r t T o t a l s L i n e < / D e s c r i p t i o n _ R e p o r t T o t a l s L i n e > + 
+             < F o n t B o l d _ R e p o r t T o t a l s L i n e   E l e m e n t T y p e = " C o l u m n "   E l e m e n t I d = " 9 4 6 5 4 0 5 4 9 "   D a t a T y p e = " B o o l e a n " > F o n t B o l d _ R e p o r t T o t a l s L i n e < / F o n t B o l d _ R e p o r t T o t a l s L i n e > + 
+             < F o n t U n d e r l i n e _ R e p o r t T o t a l s L i n e   E l e m e n t T y p e = " C o l u m n "   E l e m e n t I d = " 2 0 2 1 5 3 3 6 9 4 "   D a t a T y p e = " B o o l e a n " > F o n t U n d e r l i n e _ R e p o r t T o t a l s L i n e < / F o n t U n d e r l i n e _ R e p o r t T o t a l s L i n e >   
          < / R e p o r t T o t a l s L i n e >   
-         < P a y m e n t R e p o r t i n g A r g u m e n t > - 
-             < P a y m e n t S e r v i c e L o g o   / > - 
-             < P a y m e n t S e r v i c e L o g o _ U r l > P a y m e n t S e r v i c e L o g o _ U r l < / P a y m e n t S e r v i c e L o g o _ U r l > - 
-             < P a y m e n t S e r v i c e L o g o _ U r l T e x t > P a y m e n t S e r v i c e L o g o _ U r l T e x t < / P a y m e n t S e r v i c e L o g o _ U r l T e x t > - 
-             < P a y m e n t S e r v i c e T e x t _ U r l > P a y m e n t S e r v i c e T e x t _ U r l < / P a y m e n t S e r v i c e T e x t _ U r l > - 
-             < P a y m e n t S e r v i c e T e x t _ U r l T e x t > P a y m e n t S e r v i c e T e x t _ U r l T e x t < / P a y m e n t S e r v i c e T e x t _ U r l T e x t > +         < P a y m e n t R e p o r t i n g A r g u m e n t   E l e m e n t T y p e = " D a t a I t e m "   E l e m e n t I d = " 3 1 3 7 4 4 1 9 4 " > + 
+             < P a y m e n t S e r v i c e L o g o   E l e m e n t T y p e = " C o l u m n "   E l e m e n t I d = " 4 1 6 7 9 0 7 6 7 "   D a t a T y p e = " B L O B " / > + 
+             < P a y m e n t S e r v i c e L o g o _ U r l   E l e m e n t T y p e = " C o l u m n "   E l e m e n t I d = " 6 4 4 9 7 5 1 3 9 "   D a t a T y p e = " T e x t " > P a y m e n t S e r v i c e L o g o _ U r l < / P a y m e n t S e r v i c e L o g o _ U r l > + 
+             < P a y m e n t S e r v i c e L o g o _ U r l T e x t   E l e m e n t T y p e = " C o l u m n "   E l e m e n t I d = " 1 4 1 1 7 0 3 9 7 6 "   D a t a T y p e = " T e x t " > P a y m e n t S e r v i c e L o g o _ U r l T e x t < / P a y m e n t S e r v i c e L o g o _ U r l T e x t > + 
+             < P a y m e n t S e r v i c e T e x t _ U r l   E l e m e n t T y p e = " C o l u m n "   E l e m e n t I d = " 1 7 4 2 3 3 4 7 "   D a t a T y p e = " T e x t " > P a y m e n t S e r v i c e T e x t _ U r l < / P a y m e n t S e r v i c e T e x t _ U r l > + 
+             < P a y m e n t S e r v i c e T e x t _ U r l T e x t   E l e m e n t T y p e = " C o l u m n "   E l e m e n t I d = " 1 6 3 6 7 7 2 9 3 4 "   D a t a T y p e = " T e x t " > P a y m e n t S e r v i c e T e x t _ U r l T e x t < / P a y m e n t S e r v i c e T e x t _ U r l T e x t >   
          < / P a y m e n t R e p o r t i n g A r g u m e n t >   
-         < L e t t e r T e x t > - 
-             < B o d y T e x t > B o d y T e x t < / B o d y T e x t > - 
-             < C l o s i n g T e x t > C l o s i n g T e x t < / C l o s i n g T e x t > - 
-             < G r e e t i n g T e x t > G r e e t i n g T e x t < / G r e e t i n g T e x t > - 
-             < P m t D i s c T e x t > P m t D i s c T e x t < / P m t D i s c T e x t > +         < L e t t e r T e x t   E l e m e n t T y p e = " D a t a I t e m "   E l e m e n t I d = " 1 5 1 0 3 5 3 8 3 4 " > + 
+             < B o d y T e x t   E l e m e n t T y p e = " C o l u m n "   E l e m e n t I d = " 1 4 9 7 5 9 8 0 8 "   D a t a T y p e = " T e x t " > B o d y T e x t < / B o d y T e x t > + 
+             < C l o s i n g T e x t   E l e m e n t T y p e = " C o l u m n "   E l e m e n t I d = " 5 1 2 1 3 5 9 0 9 "   D a t a T y p e = " T e x t C o n s t " > C l o s i n g T e x t < / C l o s i n g T e x t > + 
+             < G r e e t i n g T e x t   E l e m e n t T y p e = " C o l u m n "   E l e m e n t I d = " 1 1 7 5 2 7 9 2 8 9 "   D a t a T y p e = " T e x t C o n s t " > G r e e t i n g T e x t < / G r e e t i n g T e x t > + 
+             < P m t D i s c T e x t   E l e m e n t T y p e = " C o l u m n "   E l e m e n t I d = " 2 0 1 3 8 4 9 9 4 8 "   D a t a T y p e = " T e x t " > P m t D i s c T e x t < / P m t D i s c T e x t >   
          < / L e t t e r T e x t >   
-         < T o t a l s > - 
-             < T o t a l A m o u n t I n c l u d i n g V A T > T o t a l A m o u n t I n c l u d i n g V A T < / T o t a l A m o u n t I n c l u d i n g V A T > - 
-             < T o t a l E x c l u d i n g V A T T e x t > T o t a l E x c l u d i n g V A T T e x t < / T o t a l E x c l u d i n g V A T T e x t > - 
-             < T o t a l I n c l u d i n g V A T T e x t > T o t a l I n c l u d i n g V A T T e x t < / T o t a l I n c l u d i n g V A T T e x t > - 
-             < T o t a l I n v o i c e D i s c o u n t A m o u n t > T o t a l I n v o i c e D i s c o u n t A m o u n t < / T o t a l I n v o i c e D i s c o u n t A m o u n t > - 
-             < T o t a l N e t A m o u n t > T o t a l N e t A m o u n t < / T o t a l N e t A m o u n t > - 
-             < T o t a l P a y m e n t D i s c o u n t O n V A T > T o t a l P a y m e n t D i s c o u n t O n V A T < / T o t a l P a y m e n t D i s c o u n t O n V A T > - 
-             < T o t a l S u b T o t a l > T o t a l S u b T o t a l < / T o t a l S u b T o t a l > - 
-             < T o t a l S u b T o t a l M i n u s I n v o i c e D i s c o u n t > T o t a l S u b T o t a l M i n u s I n v o i c e D i s c o u n t < / T o t a l S u b T o t a l M i n u s I n v o i c e D i s c o u n t > - 
-             < T o t a l T e x t > T o t a l T e x t < / T o t a l T e x t > - 
-             < T o t a l V A T A m o u n t > T o t a l V A T A m o u n t < / T o t a l V A T A m o u n t > - 
-             < T o t a l V A T A m o u n t L C Y > T o t a l V A T A m o u n t L C Y < / T o t a l V A T A m o u n t L C Y > - 
-             < T o t a l V A T A m o u n t T e x t > T o t a l V A T A m o u n t T e x t < / T o t a l V A T A m o u n t T e x t > - 
-             < T o t a l V A T B a s e L C Y > T o t a l V A T B a s e L C Y < / T o t a l V A T B a s e L C Y > +         < T o t a l s   E l e m e n t T y p e = " D a t a I t e m "   E l e m e n t I d = " 1 8 2 3 9 5 0 0 4 4 " > + 
+             < T o t a l A m o u n t I n c l u d i n g V A T   E l e m e n t T y p e = " C o l u m n "   E l e m e n t I d = " 9 1 0 5 1 1 5 7 5 "   D a t a T y p e = " D e c i m a l " > T o t a l A m o u n t I n c l u d i n g V A T < / T o t a l A m o u n t I n c l u d i n g V A T > + 
+             < T o t a l E x c l u d i n g V A T T e x t   E l e m e n t T y p e = " C o l u m n "   E l e m e n t I d = " 1 9 2 2 9 4 6 3 1 0 "   D a t a T y p e = " T e x t " > T o t a l E x c l u d i n g V A T T e x t < / T o t a l E x c l u d i n g V A T T e x t > + 
+             < T o t a l I n c l u d i n g V A T T e x t   E l e m e n t T y p e = " C o l u m n "   E l e m e n t I d = " 1 2 0 4 0 1 6 3 5 2 "   D a t a T y p e = " T e x t " > T o t a l I n c l u d i n g V A T T e x t < / T o t a l I n c l u d i n g V A T T e x t > + 
+             < T o t a l I n v o i c e D i s c o u n t A m o u n t   E l e m e n t T y p e = " C o l u m n "   E l e m e n t I d = " 4 0 2 1 7 7 5 1 "   D a t a T y p e = " D e c i m a l " > T o t a l I n v o i c e D i s c o u n t A m o u n t < / T o t a l I n v o i c e D i s c o u n t A m o u n t > + 
+             < T o t a l N e t A m o u n t   E l e m e n t T y p e = " C o l u m n "   E l e m e n t I d = " 4 8 3 1 9 3 3 7 2 "   D a t a T y p e = " D e c i m a l " > T o t a l N e t A m o u n t < / T o t a l N e t A m o u n t > + 
+             < T o t a l P a y m e n t D i s c o u n t O n V A T   E l e m e n t T y p e = " C o l u m n "   E l e m e n t I d = " 7 3 6 0 4 1 8 8 6 "   D a t a T y p e = " D e c i m a l " > T o t a l P a y m e n t D i s c o u n t O n V A T < / T o t a l P a y m e n t D i s c o u n t O n V A T > + 
+             < T o t a l S u b T o t a l   E l e m e n t T y p e = " C o l u m n "   E l e m e n t I d = " 2 0 9 7 8 7 6 8 0 1 "   D a t a T y p e = " D e c i m a l " > T o t a l S u b T o t a l < / T o t a l S u b T o t a l > + 
+             < T o t a l S u b T o t a l M i n u s I n v o i c e D i s c o u n t   E l e m e n t T y p e = " C o l u m n "   E l e m e n t I d = " 7 6 9 4 3 1 8 8 7 "   D a t a T y p e = " D e c i m a l " > T o t a l S u b T o t a l M i n u s I n v o i c e D i s c o u n t < / T o t a l S u b T o t a l M i n u s I n v o i c e D i s c o u n t > + 
+             < T o t a l T e x t   E l e m e n t T y p e = " C o l u m n "   E l e m e n t I d = " 2 3 1 9 1 0 5 1 8 "   D a t a T y p e = " T e x t " > T o t a l T e x t < / T o t a l T e x t > + 
+             < T o t a l V A T A m o u n t   E l e m e n t T y p e = " C o l u m n "   E l e m e n t I d = " 1 6 2 7 1 0 2 3 2 8 "   D a t a T y p e = " D e c i m a l " > T o t a l V A T A m o u n t < / T o t a l V A T A m o u n t > + 
+             < T o t a l V A T A m o u n t L C Y   E l e m e n t T y p e = " C o l u m n "   E l e m e n t I d = " 1 5 0 6 5 7 0 2 1 8 "   D a t a T y p e = " D e c i m a l " > T o t a l V A T A m o u n t L C Y < / T o t a l V A T A m o u n t L C Y > + 
+             < T o t a l V A T A m o u n t T e x t   E l e m e n t T y p e = " C o l u m n "   E l e m e n t I d = " 9 7 3 6 6 6 3 3 9 "   D a t a T y p e = " T e x t " > T o t a l V A T A m o u n t T e x t < / T o t a l V A T A m o u n t T e x t > + 
+             < T o t a l V A T B a s e L C Y   E l e m e n t T y p e = " C o l u m n "   E l e m e n t I d = " 8 3 4 4 5 0 5 2 1 "   D a t a T y p e = " D e c i m a l " > T o t a l V A T B a s e L C Y < / T o t a l V A T B a s e L C Y >   
          < / T o t a l s >   
@@ -7459,6 +6918,14 @@
 </file>
 
 <file path=customXml/itemProps1.xml><?xml version="1.0" encoding="utf-8"?>
+<ds:datastoreItem xmlns:ds="http://schemas.openxmlformats.org/officeDocument/2006/customXml" ds:itemID="{7F56E36F-74AE-4D43-8699-869BADE850E2}">
+  <ds:schemaRefs>
+    <ds:schemaRef ds:uri="urn:microsoft-dynamics-nav/reports/Standard_Sales_Draft_Invoice/1303/"/>
+  </ds:schemaRefs>
+</ds:datastoreItem>
+</file>
+
+<file path=customXml/itemProps2.xml><?xml version="1.0" encoding="utf-8"?>
 <ds:datastoreItem xmlns:ds="http://schemas.openxmlformats.org/officeDocument/2006/customXml" ds:itemID="{87F3F892-7752-4B94-987F-91410C6D81AA}">
   <ds:schemaRefs>
     <ds:schemaRef ds:uri="urn:microsoft-dynamics-businesscentral/internal/extended/reports/Standard_Sales_Draft_Invoice/1303/"/>
@@ -7466,10 +6933,8 @@
 </ds:datastoreItem>
 </file>
 
-<file path=customXml/itemProps2.xml><?xml version="1.0" encoding="utf-8"?>
-<ds:datastoreItem xmlns:ds="http://schemas.openxmlformats.org/officeDocument/2006/customXml" ds:itemID="{7F56E36F-74AE-4D43-8699-869BADE850E2}">
-  <ds:schemaRefs>
-    <ds:schemaRef ds:uri="urn:microsoft-dynamics-nav/reports/Standard_Sales_Draft_Invoice/1303/"/>
-  </ds:schemaRefs>
-</ds:datastoreItem>
+<file path=docMetadata/LabelInfo.xml><?xml version="1.0" encoding="utf-8"?>
+<clbl:labelList xmlns:clbl="http://schemas.microsoft.com/office/2020/mipLabelMetadata">
+  <clbl:label id="{f42aa342-8706-4288-bd11-ebb85995028c}" enabled="1" method="Standard" siteId="{72f988bf-86f1-41af-91ab-2d7cd011db47}" removed="0"/>
+</clbl:labelList>
 </file>
--- a/src/Layers/W1/BaseApp/Sales/Document/StandardDraftSalesInvoiceEmailBody.docx
+++ b/src/Layers/W1/BaseApp/Sales/Document/StandardDraftSalesInvoiceEmailBody.docx
@@ -32,7 +32,7 @@
             <w:placeholder>
               <w:docPart w:val="D00490670B47475DA1D2D0259E47AD76"/>
             </w:placeholder>
-            <w:dataBinding w:prefixMappings="&lt;xmlns:ns0='urn:microsoft-dynamics-nav/reports/Standard_Sales_Draft_Invoice/1303/' " w:xpath="/ns0:NavWordReportXmlPart[1]/ns0:Header[1]/ns0:CustomerAddress1[1]" w:storeItemID="{00000000-0000-0000-0000-000000000000}"/>
+            <w:dataBinding w:prefixMappings="xmlns:ns0='urn:microsoft-dynamics-nav/reports/Standard_Sales_Draft_Invoice/1303/'" w:xpath="/ns0:NavWordReportXmlPart[1]/ns0:Header[1]/ns0:CustomerAddress1[1]" w:storeItemID="{00000000-0000-0000-0000-000000000000}"/>
             <w15:color w:val="808080"/>
             <w:text/>
           </w:sdtPr>
@@ -84,7 +84,7 @@
             <w:placeholder>
               <w:docPart w:val="04D0332B02444D5CB85679F3A6543F4E"/>
             </w:placeholder>
-            <w:dataBinding w:prefixMappings="&lt;xmlns:ns0='urn:microsoft-dynamics-nav/reports/Standard_Sales_Draft_Invoice/1303/' " w:xpath="/ns0:NavWordReportXmlPart[1]/ns0:Header[1]/ns0:CompanyAddress1[1]" w:storeItemID="{00000000-0000-0000-0000-000000000000}"/>
+            <w:dataBinding w:prefixMappings="xmlns:ns0='urn:microsoft-dynamics-nav/reports/Standard_Sales_Draft_Invoice/1303/'" w:xpath="/ns0:NavWordReportXmlPart[1]/ns0:Header[1]/ns0:CompanyAddress1[1]" w:storeItemID="{00000000-0000-0000-0000-000000000000}"/>
             <w15:color w:val="808080"/>
             <w:text/>
           </w:sdtPr>
@@ -127,7 +127,7 @@
             <w:placeholder>
               <w:docPart w:val="D00490670B47475DA1D2D0259E47AD76"/>
             </w:placeholder>
-            <w:dataBinding w:prefixMappings="&lt;xmlns:ns0='urn:microsoft-dynamics-nav/reports/Standard_Sales_Draft_Invoice/1303/' " w:xpath="/ns0:NavWordReportXmlPart[1]/ns0:Header[1]/ns0:CustomerAddress2[1]" w:storeItemID="{00000000-0000-0000-0000-000000000000}"/>
+            <w:dataBinding w:prefixMappings="xmlns:ns0='urn:microsoft-dynamics-nav/reports/Standard_Sales_Draft_Invoice/1303/'" w:xpath="/ns0:NavWordReportXmlPart[1]/ns0:Header[1]/ns0:CustomerAddress2[1]" w:storeItemID="{00000000-0000-0000-0000-000000000000}"/>
             <w15:color w:val="808080"/>
             <w:text/>
           </w:sdtPr>
@@ -165,7 +165,7 @@
             <w:placeholder>
               <w:docPart w:val="AF804623B5FC4A8FBD5B2B5D98515754"/>
             </w:placeholder>
-            <w:dataBinding w:prefixMappings="&lt;xmlns:ns0='urn:microsoft-dynamics-nav/reports/Standard_Sales_Draft_Invoice/1303/' " w:xpath="/ns0:NavWordReportXmlPart[1]/ns0:Header[1]/ns0:CompanyAddress2[1]" w:storeItemID="{00000000-0000-0000-0000-000000000000}"/>
+            <w:dataBinding w:prefixMappings="xmlns:ns0='urn:microsoft-dynamics-nav/reports/Standard_Sales_Draft_Invoice/1303/'" w:xpath="/ns0:NavWordReportXmlPart[1]/ns0:Header[1]/ns0:CompanyAddress2[1]" w:storeItemID="{00000000-0000-0000-0000-000000000000}"/>
             <w15:color w:val="808080"/>
             <w:text/>
           </w:sdtPr>
@@ -200,7 +200,7 @@
             <w:placeholder>
               <w:docPart w:val="D00490670B47475DA1D2D0259E47AD76"/>
             </w:placeholder>
-            <w:dataBinding w:prefixMappings="&lt;xmlns:ns0='urn:microsoft-dynamics-nav/reports/Standard_Sales_Draft_Invoice/1303/' " w:xpath="/ns0:NavWordReportXmlPart[1]/ns0:Header[1]/ns0:CustomerAddress3[1]" w:storeItemID="{00000000-0000-0000-0000-000000000000}"/>
+            <w:dataBinding w:prefixMappings="xmlns:ns0='urn:microsoft-dynamics-nav/reports/Standard_Sales_Draft_Invoice/1303/'" w:xpath="/ns0:NavWordReportXmlPart[1]/ns0:Header[1]/ns0:CustomerAddress3[1]" w:storeItemID="{00000000-0000-0000-0000-000000000000}"/>
             <w15:color w:val="808080"/>
             <w:text/>
           </w:sdtPr>
@@ -238,7 +238,7 @@
             <w:placeholder>
               <w:docPart w:val="456C24FE85AB47358769CD791640E586"/>
             </w:placeholder>
-            <w:dataBinding w:prefixMappings="&lt;xmlns:ns0='urn:microsoft-dynamics-nav/reports/Standard_Sales_Draft_Invoice/1303/' " w:xpath="/ns0:NavWordReportXmlPart[1]/ns0:Header[1]/ns0:CompanyAddress3[1]" w:storeItemID="{00000000-0000-0000-0000-000000000000}"/>
+            <w:dataBinding w:prefixMappings="xmlns:ns0='urn:microsoft-dynamics-nav/reports/Standard_Sales_Draft_Invoice/1303/'" w:xpath="/ns0:NavWordReportXmlPart[1]/ns0:Header[1]/ns0:CompanyAddress3[1]" w:storeItemID="{00000000-0000-0000-0000-000000000000}"/>
             <w15:color w:val="808080"/>
             <w:text/>
           </w:sdtPr>
@@ -273,7 +273,7 @@
             <w:placeholder>
               <w:docPart w:val="D00490670B47475DA1D2D0259E47AD76"/>
             </w:placeholder>
-            <w:dataBinding w:prefixMappings="&lt;xmlns:ns0='urn:microsoft-dynamics-nav/reports/Standard_Sales_Draft_Invoice/1303/' " w:xpath="/ns0:NavWordReportXmlPart[1]/ns0:Header[1]/ns0:CustomerAddress4[1]" w:storeItemID="{00000000-0000-0000-0000-000000000000}"/>
+            <w:dataBinding w:prefixMappings="xmlns:ns0='urn:microsoft-dynamics-nav/reports/Standard_Sales_Draft_Invoice/1303/'" w:xpath="/ns0:NavWordReportXmlPart[1]/ns0:Header[1]/ns0:CustomerAddress4[1]" w:storeItemID="{00000000-0000-0000-0000-000000000000}"/>
             <w15:color w:val="808080"/>
             <w:text/>
           </w:sdtPr>
@@ -311,7 +311,7 @@
             <w:placeholder>
               <w:docPart w:val="EB294D13F1C941B0918B09586CFCDBE7"/>
             </w:placeholder>
-            <w:dataBinding w:prefixMappings="&lt;xmlns:ns0='urn:microsoft-dynamics-nav/reports/Standard_Sales_Draft_Invoice/1303/' " w:xpath="/ns0:NavWordReportXmlPart[1]/ns0:Header[1]/ns0:CompanyAddress4[1]" w:storeItemID="{00000000-0000-0000-0000-000000000000}"/>
+            <w:dataBinding w:prefixMappings="xmlns:ns0='urn:microsoft-dynamics-nav/reports/Standard_Sales_Draft_Invoice/1303/'" w:xpath="/ns0:NavWordReportXmlPart[1]/ns0:Header[1]/ns0:CompanyAddress4[1]" w:storeItemID="{00000000-0000-0000-0000-000000000000}"/>
             <w15:color w:val="808080"/>
             <w:text/>
           </w:sdtPr>
@@ -346,7 +346,7 @@
             <w:placeholder>
               <w:docPart w:val="D00490670B47475DA1D2D0259E47AD76"/>
             </w:placeholder>
-            <w:dataBinding w:prefixMappings="&lt;xmlns:ns0='urn:microsoft-dynamics-nav/reports/Standard_Sales_Draft_Invoice/1303/' " w:xpath="/ns0:NavWordReportXmlPart[1]/ns0:Header[1]/ns0:CustomerAddress5[1]" w:storeItemID="{00000000-0000-0000-0000-000000000000}"/>
+            <w:dataBinding w:prefixMappings="xmlns:ns0='urn:microsoft-dynamics-nav/reports/Standard_Sales_Draft_Invoice/1303/'" w:xpath="/ns0:NavWordReportXmlPart[1]/ns0:Header[1]/ns0:CustomerAddress5[1]" w:storeItemID="{00000000-0000-0000-0000-000000000000}"/>
             <w15:color w:val="808080"/>
             <w:text/>
           </w:sdtPr>
@@ -384,7 +384,7 @@
             <w:placeholder>
               <w:docPart w:val="1D18AC3B6BCE45E788F1BA09848E71EC"/>
             </w:placeholder>
-            <w:dataBinding w:prefixMappings="&lt;xmlns:ns0='urn:microsoft-dynamics-nav/reports/Standard_Sales_Draft_Invoice/1303/' " w:xpath="/ns0:NavWordReportXmlPart[1]/ns0:Header[1]/ns0:CompanyAddress5[1]" w:storeItemID="{00000000-0000-0000-0000-000000000000}"/>
+            <w:dataBinding w:prefixMappings="xmlns:ns0='urn:microsoft-dynamics-nav/reports/Standard_Sales_Draft_Invoice/1303/'" w:xpath="/ns0:NavWordReportXmlPart[1]/ns0:Header[1]/ns0:CompanyAddress5[1]" w:storeItemID="{00000000-0000-0000-0000-000000000000}"/>
             <w15:color w:val="808080"/>
             <w:text/>
           </w:sdtPr>
@@ -419,7 +419,7 @@
             <w:placeholder>
               <w:docPart w:val="D00490670B47475DA1D2D0259E47AD76"/>
             </w:placeholder>
-            <w:dataBinding w:prefixMappings="&lt;xmlns:ns0='urn:microsoft-dynamics-nav/reports/Standard_Sales_Draft_Invoice/1303/' " w:xpath="/ns0:NavWordReportXmlPart[1]/ns0:Header[1]/ns0:CustomerAddress6[1]" w:storeItemID="{00000000-0000-0000-0000-000000000000}"/>
+            <w:dataBinding w:prefixMappings="xmlns:ns0='urn:microsoft-dynamics-nav/reports/Standard_Sales_Draft_Invoice/1303/'" w:xpath="/ns0:NavWordReportXmlPart[1]/ns0:Header[1]/ns0:CustomerAddress6[1]" w:storeItemID="{00000000-0000-0000-0000-000000000000}"/>
             <w15:color w:val="808080"/>
             <w:text/>
           </w:sdtPr>
@@ -457,7 +457,7 @@
             <w:placeholder>
               <w:docPart w:val="07E648C3659748499DD5DDF1F03E197B"/>
             </w:placeholder>
-            <w:dataBinding w:prefixMappings="&lt;xmlns:ns0='urn:microsoft-dynamics-nav/reports/Standard_Sales_Draft_Invoice/1303/' " w:xpath="/ns0:NavWordReportXmlPart[1]/ns0:Header[1]/ns0:CompanyAddress6[1]" w:storeItemID="{00000000-0000-0000-0000-000000000000}"/>
+            <w:dataBinding w:prefixMappings="xmlns:ns0='urn:microsoft-dynamics-nav/reports/Standard_Sales_Draft_Invoice/1303/'" w:xpath="/ns0:NavWordReportXmlPart[1]/ns0:Header[1]/ns0:CompanyAddress6[1]" w:storeItemID="{00000000-0000-0000-0000-000000000000}"/>
             <w15:color w:val="808080"/>
             <w:text/>
           </w:sdtPr>
@@ -492,7 +492,7 @@
             <w:placeholder>
               <w:docPart w:val="D00490670B47475DA1D2D0259E47AD76"/>
             </w:placeholder>
-            <w:dataBinding w:prefixMappings="&lt;xmlns:ns0='urn:microsoft-dynamics-nav/reports/Standard_Sales_Draft_Invoice/1303/' " w:xpath="/ns0:NavWordReportXmlPart[1]/ns0:Header[1]/ns0:CustomerAddress7[1]" w:storeItemID="{00000000-0000-0000-0000-000000000000}"/>
+            <w:dataBinding w:prefixMappings="xmlns:ns0='urn:microsoft-dynamics-nav/reports/Standard_Sales_Draft_Invoice/1303/'" w:xpath="/ns0:NavWordReportXmlPart[1]/ns0:Header[1]/ns0:CustomerAddress7[1]" w:storeItemID="{00000000-0000-0000-0000-000000000000}"/>
             <w15:color w:val="808080"/>
             <w:text/>
           </w:sdtPr>
@@ -530,7 +530,7 @@
             <w:placeholder>
               <w:docPart w:val="0404552692B049E89D8AF39ADA6B9548"/>
             </w:placeholder>
-            <w:dataBinding w:prefixMappings="&lt;xmlns:ns0='urn:microsoft-dynamics-nav/reports/Standard_Sales_Draft_Invoice/1303/' " w:xpath="/ns0:NavWordReportXmlPart[1]/ns0:Header[1]/ns0:CompanyLegalOffice_Lbl[1]" w:storeItemID="{00000000-0000-0000-0000-000000000000}"/>
+            <w:dataBinding w:prefixMappings="xmlns:ns0='urn:microsoft-dynamics-nav/reports/Standard_Sales_Draft_Invoice/1303/'" w:xpath="/ns0:NavWordReportXmlPart[1]/ns0:Header[1]/ns0:CompanyLegalOffice_Lbl[1]" w:storeItemID="{00000000-0000-0000-0000-000000000000}"/>
             <w15:color w:val="808080"/>
             <w:text/>
           </w:sdtPr>
@@ -565,7 +565,7 @@
             <w:placeholder>
               <w:docPart w:val="5F658AB8E2ED4C319A324FB4225C5FEC"/>
             </w:placeholder>
-            <w:dataBinding w:prefixMappings="&lt;xmlns:ns0='urn:microsoft-dynamics-nav/reports/Standard_Sales_Draft_Invoice/1303/' " w:xpath="/ns0:NavWordReportXmlPart[1]/ns0:Header[1]/ns0:CustomerAddress8[1]" w:storeItemID="{00000000-0000-0000-0000-000000000000}"/>
+            <w:dataBinding w:prefixMappings="xmlns:ns0='urn:microsoft-dynamics-nav/reports/Standard_Sales_Draft_Invoice/1303/'" w:xpath="/ns0:NavWordReportXmlPart[1]/ns0:Header[1]/ns0:CustomerAddress8[1]" w:storeItemID="{00000000-0000-0000-0000-000000000000}"/>
             <w15:color w:val="808080"/>
             <w:text/>
           </w:sdtPr>
@@ -603,7 +603,7 @@
             <w:placeholder>
               <w:docPart w:val="47542EF838494AA4BAB7A94E4C6BF4C2"/>
             </w:placeholder>
-            <w:dataBinding w:prefixMappings="&lt;xmlns:ns0='urn:microsoft-dynamics-nav/reports/Standard_Sales_Draft_Invoice/1303/' " w:xpath="/ns0:NavWordReportXmlPart[1]/ns0:Header[1]/ns0:CompanyLegalOffice[1]" w:storeItemID="{00000000-0000-0000-0000-000000000000}"/>
+            <w:dataBinding w:prefixMappings="xmlns:ns0='urn:microsoft-dynamics-nav/reports/Standard_Sales_Draft_Invoice/1303/'" w:xpath="/ns0:NavWordReportXmlPart[1]/ns0:Header[1]/ns0:CompanyLegalOffice[1]" w:storeItemID="{00000000-0000-0000-0000-000000000000}"/>
             <w15:color w:val="808080"/>
             <w:text/>
           </w:sdtPr>
@@ -715,7 +715,7 @@
             <w:placeholder>
               <w:docPart w:val="5FB68783FBEF4D4390DEF519F739C0F6"/>
             </w:placeholder>
-            <w:dataBinding w:prefixMappings="&lt;xmlns:ns0='urn:microsoft-dynamics-nav/reports/Standard_Sales_Draft_Invoice/1303/' " w:xpath="/ns0:NavWordReportXmlPart[1]/ns0:Header[1]/ns0:YourReference__Lbl[1]" w:storeItemID="{00000000-0000-0000-0000-000000000000}"/>
+            <w:dataBinding w:prefixMappings="xmlns:ns0='urn:microsoft-dynamics-nav/reports/Standard_Sales_Draft_Invoice/1303/'" w:xpath="/ns0:NavWordReportXmlPart[1]/ns0:Header[1]/ns0:YourReference__Lbl[1]" w:storeItemID="{00000000-0000-0000-0000-000000000000}"/>
             <w15:color w:val="808080"/>
             <w:text/>
           </w:sdtPr>
@@ -744,7 +744,7 @@
             <w:placeholder>
               <w:docPart w:val="67F789BC611B487598165D466AAC34C7"/>
             </w:placeholder>
-            <w:dataBinding w:prefixMappings="&lt;xmlns:ns0='urn:microsoft-dynamics-nav/reports/Standard_Sales_Draft_Invoice/1303/' " w:xpath="/ns0:NavWordReportXmlPart[1]/ns0:Header[1]/ns0:SalesPersonBlank_Lbl[1]" w:storeItemID="{00000000-0000-0000-0000-000000000000}"/>
+            <w:dataBinding w:prefixMappings="xmlns:ns0='urn:microsoft-dynamics-nav/reports/Standard_Sales_Draft_Invoice/1303/'" w:xpath="/ns0:NavWordReportXmlPart[1]/ns0:Header[1]/ns0:SalesPersonBlank_Lbl[1]" w:storeItemID="{00000000-0000-0000-0000-000000000000}"/>
             <w15:color w:val="808080"/>
             <w:text/>
           </w:sdtPr>
@@ -833,7 +833,7 @@
             <w:placeholder>
               <w:docPart w:val="89E10FFEA2C44C3DA7C461F6C19F97E1"/>
             </w:placeholder>
-            <w:dataBinding w:prefixMappings="&lt;xmlns:ns0='urn:microsoft-dynamics-nav/reports/Standard_Sales_Draft_Invoice/1303/' " w:xpath="/ns0:NavWordReportXmlPart[1]/ns0:Header[1]/ns0:YourReference[1]" w:storeItemID="{00000000-0000-0000-0000-000000000000}"/>
+            <w:dataBinding w:prefixMappings="xmlns:ns0='urn:microsoft-dynamics-nav/reports/Standard_Sales_Draft_Invoice/1303/'" w:xpath="/ns0:NavWordReportXmlPart[1]/ns0:Header[1]/ns0:YourReference[1]" w:storeItemID="{00000000-0000-0000-0000-000000000000}"/>
             <w15:color w:val="808080"/>
             <w:text/>
           </w:sdtPr>
@@ -861,7 +861,7 @@
             <w:placeholder>
               <w:docPart w:val="DE31196E67134A998C9B6552103E4A01"/>
             </w:placeholder>
-            <w:dataBinding w:prefixMappings="&lt;xmlns:ns0='urn:microsoft-dynamics-nav/reports/Standard_Sales_Draft_Invoice/1303/' " w:xpath="/ns0:NavWordReportXmlPart[1]/ns0:Header[1]/ns0:SalesPersonName[1]" w:storeItemID="{00000000-0000-0000-0000-000000000000}"/>
+            <w:dataBinding w:prefixMappings="xmlns:ns0='urn:microsoft-dynamics-nav/reports/Standard_Sales_Draft_Invoice/1303/'" w:xpath="/ns0:NavWordReportXmlPart[1]/ns0:Header[1]/ns0:SalesPersonName[1]" w:storeItemID="{00000000-0000-0000-0000-000000000000}"/>
             <w15:color w:val="808080"/>
             <w:text/>
           </w:sdtPr>
@@ -941,7 +941,7 @@
             <w:placeholder>
               <w:docPart w:val="ECDA0A9724624A289C5B0EE2DD3F29B5"/>
             </w:placeholder>
-            <w:dataBinding w:prefixMappings="&lt;xmlns:ns0='urn:microsoft-dynamics-nav/reports/Standard_Sales_Draft_Invoice/1303/' " w:xpath="/ns0:NavWordReportXmlPart[1]/ns0:Header[1]/ns0:PaymentTermsDescription_Lbl[1]" w:storeItemID="{00000000-0000-0000-0000-000000000000}"/>
+            <w:dataBinding w:prefixMappings="xmlns:ns0='urn:microsoft-dynamics-nav/reports/Standard_Sales_Draft_Invoice/1303/'" w:xpath="/ns0:NavWordReportXmlPart[1]/ns0:Header[1]/ns0:PaymentTermsDescription_Lbl[1]" w:storeItemID="{00000000-0000-0000-0000-000000000000}"/>
             <w15:color w:val="808080"/>
             <w:text/>
           </w:sdtPr>
@@ -970,7 +970,7 @@
             <w:placeholder>
               <w:docPart w:val="A6A25E257D714E5FA25F14DD177857AB"/>
             </w:placeholder>
-            <w:dataBinding w:prefixMappings="&lt;xmlns:ns0='urn:microsoft-dynamics-nav/reports/Standard_Sales_Draft_Invoice/1303/' " w:xpath="/ns0:NavWordReportXmlPart[1]/ns0:Header[1]/ns0:ShipmentMethodDescription_Lbl[1]" w:storeItemID="{00000000-0000-0000-0000-000000000000}"/>
+            <w:dataBinding w:prefixMappings="xmlns:ns0='urn:microsoft-dynamics-nav/reports/Standard_Sales_Draft_Invoice/1303/'" w:xpath="/ns0:NavWordReportXmlPart[1]/ns0:Header[1]/ns0:ShipmentMethodDescription_Lbl[1]" w:storeItemID="{00000000-0000-0000-0000-000000000000}"/>
             <w15:color w:val="808080"/>
             <w:text/>
           </w:sdtPr>
@@ -1025,7 +1025,7 @@
             <w:placeholder>
               <w:docPart w:val="FE595C1B18EF42A0988C4E5C6D802C89"/>
             </w:placeholder>
-            <w:dataBinding w:prefixMappings="&lt;xmlns:ns0='urn:microsoft-dynamics-nav/reports/Standard_Sales_Draft_Invoice/1303/' " w:xpath="/ns0:NavWordReportXmlPart[1]/ns0:Header[1]/ns0:PaymentTermsDescription[1]" w:storeItemID="{00000000-0000-0000-0000-000000000000}"/>
+            <w:dataBinding w:prefixMappings="xmlns:ns0='urn:microsoft-dynamics-nav/reports/Standard_Sales_Draft_Invoice/1303/'" w:xpath="/ns0:NavWordReportXmlPart[1]/ns0:Header[1]/ns0:PaymentTermsDescription[1]" w:storeItemID="{00000000-0000-0000-0000-000000000000}"/>
             <w15:color w:val="808080"/>
             <w:text/>
           </w:sdtPr>
@@ -1053,7 +1053,7 @@
             <w:placeholder>
               <w:docPart w:val="136AB2C7C6B5484EB5EE190C2876763D"/>
             </w:placeholder>
-            <w:dataBinding w:prefixMappings="&lt;xmlns:ns0='urn:microsoft-dynamics-nav/reports/Standard_Sales_Draft_Invoice/1303/' " w:xpath="/ns0:NavWordReportXmlPart[1]/ns0:Header[1]/ns0:ShipmentMethodDescription[1]" w:storeItemID="{00000000-0000-0000-0000-000000000000}"/>
+            <w:dataBinding w:prefixMappings="xmlns:ns0='urn:microsoft-dynamics-nav/reports/Standard_Sales_Draft_Invoice/1303/'" w:xpath="/ns0:NavWordReportXmlPart[1]/ns0:Header[1]/ns0:ShipmentMethodDescription[1]" w:storeItemID="{00000000-0000-0000-0000-000000000000}"/>
             <w15:color w:val="808080"/>
             <w:text/>
           </w:sdtPr>
@@ -1125,7 +1125,7 @@
           <w:tcPr>
             <w:tcW w:w="386" w:type="pct"/>
             <w:tcBorders>
-              <w:bottom w:val="single" w:sz="4" w:space="0" w:color="auto"/>
+              <w:bottom w:val="single" w:color="auto" w:sz="4" w:space="0"/>
             </w:tcBorders>
           </w:tcPr>
           <w:sdt>
@@ -1136,7 +1136,7 @@
               <w:placeholder>
                 <w:docPart w:val="E296DCA8A9DC429E92D0287F44C1681C"/>
               </w:placeholder>
-              <w:dataBinding w:prefixMappings="&lt;xmlns:ns0='urn:microsoft-dynamics-nav/reports/Standard_Sales_Draft_Invoice/1303/' " w:xpath="/ns0:NavWordReportXmlPart[1]/ns0:Header[1]/ns0:Line[1]/ns0:ItemNo_Line_Lbl[1]" w:storeItemID="{00000000-0000-0000-0000-000000000000}"/>
+              <w:dataBinding w:prefixMappings="xmlns:ns0='urn:microsoft-dynamics-nav/reports/Standard_Sales_Draft_Invoice/1303/'" w:xpath="/ns0:NavWordReportXmlPart[1]/ns0:Header[1]/ns0:Line[1]/ns0:ItemNo_Line_Lbl[1]" w:storeItemID="{00000000-0000-0000-0000-000000000000}"/>
               <w15:color w:val="808080"/>
               <w:text/>
             </w:sdtPr>
@@ -1160,7 +1160,7 @@
             <w:placeholder>
               <w:docPart w:val="61409D5C2DD1470596A5D3202199220A"/>
             </w:placeholder>
-            <w:dataBinding w:prefixMappings="&lt;xmlns:ns0='urn:microsoft-dynamics-nav/reports/Standard_Sales_Draft_Invoice/1303/' " w:xpath="/ns0:NavWordReportXmlPart[1]/ns0:Header[1]/ns0:Line[1]/ns0:Description_Line_Lbl[1]" w:storeItemID="{00000000-0000-0000-0000-000000000000}"/>
+            <w:dataBinding w:prefixMappings="xmlns:ns0='urn:microsoft-dynamics-nav/reports/Standard_Sales_Draft_Invoice/1303/'" w:xpath="/ns0:NavWordReportXmlPart[1]/ns0:Header[1]/ns0:Line[1]/ns0:Description_Line_Lbl[1]" w:storeItemID="{00000000-0000-0000-0000-000000000000}"/>
             <w15:color w:val="808080"/>
             <w:text/>
           </w:sdtPr>
@@ -1169,7 +1169,7 @@
               <w:tcPr>
                 <w:tcW w:w="1115" w:type="pct"/>
                 <w:tcBorders>
-                  <w:bottom w:val="single" w:sz="4" w:space="0" w:color="auto"/>
+                  <w:bottom w:val="single" w:color="auto" w:sz="4" w:space="0"/>
                 </w:tcBorders>
               </w:tcPr>
               <w:p>
@@ -1191,7 +1191,7 @@
             <w:placeholder>
               <w:docPart w:val="EDFB51C7D55146B69D16B7FAABEF180D"/>
             </w:placeholder>
-            <w:dataBinding w:prefixMappings="&lt;xmlns:ns0='urn:microsoft-dynamics-nav/reports/Standard_Sales_Draft_Invoice/1303/' " w:xpath="/ns0:NavWordReportXmlPart[1]/ns0:Header[1]/ns0:Line[1]/ns0:Quantity_Line_Lbl[1]" w:storeItemID="{00000000-0000-0000-0000-000000000000}"/>
+            <w:dataBinding w:prefixMappings="xmlns:ns0='urn:microsoft-dynamics-nav/reports/Standard_Sales_Draft_Invoice/1303/'" w:xpath="/ns0:NavWordReportXmlPart[1]/ns0:Header[1]/ns0:Line[1]/ns0:Quantity_Line_Lbl[1]" w:storeItemID="{00000000-0000-0000-0000-000000000000}"/>
             <w15:color w:val="808080"/>
             <w:text/>
           </w:sdtPr>
@@ -1200,7 +1200,7 @@
               <w:tcPr>
                 <w:tcW w:w="557" w:type="pct"/>
                 <w:tcBorders>
-                  <w:bottom w:val="single" w:sz="4" w:space="0" w:color="auto"/>
+                  <w:bottom w:val="single" w:color="auto" w:sz="4" w:space="0"/>
                 </w:tcBorders>
               </w:tcPr>
               <w:p>
@@ -1223,7 +1223,7 @@
             <w:placeholder>
               <w:docPart w:val="D9DA7959D49242FEB7699DD179A24CF6"/>
             </w:placeholder>
-            <w:dataBinding w:prefixMappings="&lt;xmlns:ns0='urn:microsoft-dynamics-nav/reports/Standard_Sales_Draft_Invoice/1303/' " w:xpath="/ns0:NavWordReportXmlPart[1]/ns0:Header[1]/ns0:Line[1]/ns0:Unit_Lbl[1]" w:storeItemID="{00000000-0000-0000-0000-000000000000}"/>
+            <w:dataBinding w:prefixMappings="xmlns:ns0='urn:microsoft-dynamics-nav/reports/Standard_Sales_Draft_Invoice/1303/'" w:xpath="/ns0:NavWordReportXmlPart[1]/ns0:Header[1]/ns0:Line[1]/ns0:Unit_Lbl[1]" w:storeItemID="{00000000-0000-0000-0000-000000000000}"/>
             <w15:color w:val="808080"/>
             <w:text/>
           </w:sdtPr>
@@ -1232,7 +1232,7 @@
               <w:tcPr>
                 <w:tcW w:w="386" w:type="pct"/>
                 <w:tcBorders>
-                  <w:bottom w:val="single" w:sz="4" w:space="0" w:color="auto"/>
+                  <w:bottom w:val="single" w:color="auto" w:sz="4" w:space="0"/>
                 </w:tcBorders>
               </w:tcPr>
               <w:p>
@@ -1254,7 +1254,7 @@
             <w:placeholder>
               <w:docPart w:val="DF2540F37D4442A4B0AE55302665588D"/>
             </w:placeholder>
-            <w:dataBinding w:prefixMappings="&lt;xmlns:ns0='urn:microsoft-dynamics-nav/reports/Standard_Sales_Draft_Invoice/1303/' " w:xpath="/ns0:NavWordReportXmlPart[1]/ns0:Header[1]/ns0:Line[1]/ns0:UnitPrice_Lbl[1]" w:storeItemID="{00000000-0000-0000-0000-000000000000}"/>
+            <w:dataBinding w:prefixMappings="xmlns:ns0='urn:microsoft-dynamics-nav/reports/Standard_Sales_Draft_Invoice/1303/'" w:xpath="/ns0:NavWordReportXmlPart[1]/ns0:Header[1]/ns0:Line[1]/ns0:UnitPrice_Lbl[1]" w:storeItemID="{00000000-0000-0000-0000-000000000000}"/>
             <w15:color w:val="808080"/>
             <w:text/>
           </w:sdtPr>
@@ -1263,7 +1263,7 @@
               <w:tcPr>
                 <w:tcW w:w="686" w:type="pct"/>
                 <w:tcBorders>
-                  <w:bottom w:val="single" w:sz="4" w:space="0" w:color="auto"/>
+                  <w:bottom w:val="single" w:color="auto" w:sz="4" w:space="0"/>
                 </w:tcBorders>
               </w:tcPr>
               <w:p>
@@ -1286,7 +1286,7 @@
             <w:placeholder>
               <w:docPart w:val="D9DA7959D49242FEB7699DD179A24CF6"/>
             </w:placeholder>
-            <w:dataBinding w:prefixMappings="&lt;xmlns:ns0='urn:microsoft-dynamics-nav/reports/Standard_Sales_Draft_Invoice/1303/' " w:xpath="/ns0:NavWordReportXmlPart[1]/ns0:Header[1]/ns0:SalesInvoiceLineDiscount_Lbl[1]" w:storeItemID="{00000000-0000-0000-0000-000000000000}"/>
+            <w:dataBinding w:prefixMappings="xmlns:ns0='urn:microsoft-dynamics-nav/reports/Standard_Sales_Draft_Invoice/1303/'" w:xpath="/ns0:NavWordReportXmlPart[1]/ns0:Header[1]/ns0:SalesInvoiceLineDiscount_Lbl[1]" w:storeItemID="{00000000-0000-0000-0000-000000000000}"/>
             <w15:color w:val="808080"/>
             <w:text/>
           </w:sdtPr>
@@ -1295,7 +1295,7 @@
               <w:tcPr>
                 <w:tcW w:w="643" w:type="pct"/>
                 <w:tcBorders>
-                  <w:bottom w:val="single" w:sz="4" w:space="0" w:color="auto"/>
+                  <w:bottom w:val="single" w:color="auto" w:sz="4" w:space="0"/>
                 </w:tcBorders>
               </w:tcPr>
               <w:p>
@@ -1317,7 +1317,7 @@
             <w:placeholder>
               <w:docPart w:val="9BD0551EFCD94D9280B13E1CA4707333"/>
             </w:placeholder>
-            <w:dataBinding w:prefixMappings="&lt;xmlns:ns0='urn:microsoft-dynamics-nav/reports/Standard_Sales_Draft_Invoice/1303/' " w:xpath="/ns0:NavWordReportXmlPart[1]/ns0:Header[1]/ns0:Line[1]/ns0:VATPct_Line_Lbl[1]" w:storeItemID="{00000000-0000-0000-0000-000000000000}"/>
+            <w:dataBinding w:prefixMappings="xmlns:ns0='urn:microsoft-dynamics-nav/reports/Standard_Sales_Draft_Invoice/1303/'" w:xpath="/ns0:NavWordReportXmlPart[1]/ns0:Header[1]/ns0:Line[1]/ns0:VATPct_Line_Lbl[1]" w:storeItemID="{00000000-0000-0000-0000-000000000000}"/>
             <w15:color w:val="808080"/>
             <w:text/>
           </w:sdtPr>
@@ -1326,7 +1326,7 @@
               <w:tcPr>
                 <w:tcW w:w="472" w:type="pct"/>
                 <w:tcBorders>
-                  <w:bottom w:val="single" w:sz="4" w:space="0" w:color="auto"/>
+                  <w:bottom w:val="single" w:color="auto" w:sz="4" w:space="0"/>
                 </w:tcBorders>
               </w:tcPr>
               <w:p>
@@ -1349,7 +1349,7 @@
             <w:placeholder>
               <w:docPart w:val="056A1D7C4FFE4B3E8407CCCC9916055E"/>
             </w:placeholder>
-            <w:dataBinding w:prefixMappings="&lt;xmlns:ns0='urn:microsoft-dynamics-nav/reports/Standard_Sales_Draft_Invoice/1303/' " w:xpath="/ns0:NavWordReportXmlPart[1]/ns0:Header[1]/ns0:Line[1]/ns0:LineAmount_Line_Lbl[1]" w:storeItemID="{00000000-0000-0000-0000-000000000000}"/>
+            <w:dataBinding w:prefixMappings="xmlns:ns0='urn:microsoft-dynamics-nav/reports/Standard_Sales_Draft_Invoice/1303/'" w:xpath="/ns0:NavWordReportXmlPart[1]/ns0:Header[1]/ns0:Line[1]/ns0:LineAmount_Line_Lbl[1]" w:storeItemID="{00000000-0000-0000-0000-000000000000}"/>
             <w15:color w:val="808080"/>
             <w:text/>
           </w:sdtPr>
@@ -1358,7 +1358,7 @@
               <w:tcPr>
                 <w:tcW w:w="755" w:type="pct"/>
                 <w:tcBorders>
-                  <w:bottom w:val="single" w:sz="4" w:space="0" w:color="auto"/>
+                  <w:bottom w:val="single" w:color="auto" w:sz="4" w:space="0"/>
                 </w:tcBorders>
               </w:tcPr>
               <w:p>
@@ -1384,7 +1384,7 @@
           <w:tcPr>
             <w:tcW w:w="386" w:type="pct"/>
             <w:tcBorders>
-              <w:top w:val="single" w:sz="4" w:space="0" w:color="auto"/>
+              <w:top w:val="single" w:color="auto" w:sz="4" w:space="0"/>
             </w:tcBorders>
           </w:tcPr>
           <w:p>
@@ -1397,7 +1397,7 @@
           <w:tcPr>
             <w:tcW w:w="1115" w:type="pct"/>
             <w:tcBorders>
-              <w:top w:val="single" w:sz="4" w:space="0" w:color="auto"/>
+              <w:top w:val="single" w:color="auto" w:sz="4" w:space="0"/>
             </w:tcBorders>
           </w:tcPr>
           <w:p>
@@ -1410,7 +1410,7 @@
           <w:tcPr>
             <w:tcW w:w="557" w:type="pct"/>
             <w:tcBorders>
-              <w:top w:val="single" w:sz="4" w:space="0" w:color="auto"/>
+              <w:top w:val="single" w:color="auto" w:sz="4" w:space="0"/>
             </w:tcBorders>
           </w:tcPr>
           <w:p>
@@ -1423,7 +1423,7 @@
           <w:tcPr>
             <w:tcW w:w="386" w:type="pct"/>
             <w:tcBorders>
-              <w:top w:val="single" w:sz="4" w:space="0" w:color="auto"/>
+              <w:top w:val="single" w:color="auto" w:sz="4" w:space="0"/>
             </w:tcBorders>
           </w:tcPr>
           <w:p>
@@ -1436,7 +1436,7 @@
           <w:tcPr>
             <w:tcW w:w="686" w:type="pct"/>
             <w:tcBorders>
-              <w:top w:val="single" w:sz="4" w:space="0" w:color="auto"/>
+              <w:top w:val="single" w:color="auto" w:sz="4" w:space="0"/>
             </w:tcBorders>
           </w:tcPr>
           <w:p>
@@ -1449,7 +1449,7 @@
           <w:tcPr>
             <w:tcW w:w="643" w:type="pct"/>
             <w:tcBorders>
-              <w:top w:val="single" w:sz="4" w:space="0" w:color="auto"/>
+              <w:top w:val="single" w:color="auto" w:sz="4" w:space="0"/>
             </w:tcBorders>
           </w:tcPr>
           <w:p>
@@ -1463,7 +1463,7 @@
           <w:tcPr>
             <w:tcW w:w="472" w:type="pct"/>
             <w:tcBorders>
-              <w:top w:val="single" w:sz="4" w:space="0" w:color="auto"/>
+              <w:top w:val="single" w:color="auto" w:sz="4" w:space="0"/>
             </w:tcBorders>
           </w:tcPr>
           <w:p>
@@ -1477,7 +1477,7 @@
           <w:tcPr>
             <w:tcW w:w="755" w:type="pct"/>
             <w:tcBorders>
-              <w:top w:val="single" w:sz="4" w:space="0" w:color="auto"/>
+              <w:top w:val="single" w:color="auto" w:sz="4" w:space="0"/>
             </w:tcBorders>
           </w:tcPr>
           <w:p>
@@ -1499,7 +1499,7 @@
           <w:placeholder>
             <w:docPart w:val="1A6012C7DA9A4ADAA0DE941707E46F2E"/>
           </w:placeholder>
-          <w15:dataBinding w:prefixMappings="&lt;xmlns:ns0='urn:microsoft-dynamics-nav/reports/Standard_Sales_Draft_Invoice/1303/' " w:xpath="/ns0:NavWordReportXmlPart[1]/ns0:Header[1]/ns0:Line" w:storeItemID="{00000000-0000-0000-0000-000000000000}"/>
+          <w15:dataBinding w:prefixMappings="xmlns:ns0='urn:microsoft-dynamics-nav/reports/Standard_Sales_Draft_Invoice/1303/'" w:xpath="/ns0:NavWordReportXmlPart[1]/ns0:Header[1]/ns0:Line" w:storeItemID="{00000000-0000-0000-0000-000000000000}"/>
           <w15:color w:val="808080"/>
           <w15:repeatingSection/>
         </w:sdtPr>
@@ -1531,7 +1531,7 @@
                     <w:placeholder>
                       <w:docPart w:val="AE56A3B0DF61430B97B708A1D87EE983"/>
                     </w:placeholder>
-                    <w:dataBinding w:prefixMappings="&lt;xmlns:ns0='urn:microsoft-dynamics-nav/reports/Standard_Sales_Draft_Invoice/1303/' " w:xpath="/ns0:NavWordReportXmlPart[1]/ns0:Header[1]/ns0:Line[1]/ns0:ItemNo_Line[1]" w:storeItemID="{00000000-0000-0000-0000-000000000000}"/>
+                    <w:dataBinding w:prefixMappings="xmlns:ns0='urn:microsoft-dynamics-nav/reports/Standard_Sales_Draft_Invoice/1303/'" w:xpath="/ns0:NavWordReportXmlPart[1]/ns0:Header[1]/ns0:Line[1]/ns0:ItemNo_Line[1]" w:storeItemID="{00000000-0000-0000-0000-000000000000}"/>
                     <w15:color w:val="808080"/>
                     <w:text/>
                   </w:sdtPr>
@@ -1566,7 +1566,7 @@
                     <w:placeholder>
                       <w:docPart w:val="A7110E13B17B4E8795ED309434AF40FA"/>
                     </w:placeholder>
-                    <w:dataBinding w:prefixMappings="&lt;xmlns:ns0='urn:microsoft-dynamics-nav/reports/Standard_Sales_Draft_Invoice/1303/' " w:xpath="/ns0:NavWordReportXmlPart[1]/ns0:Header[1]/ns0:Line[1]/ns0:Description_Line[1]" w:storeItemID="{00000000-0000-0000-0000-000000000000}"/>
+                    <w:dataBinding w:prefixMappings="xmlns:ns0='urn:microsoft-dynamics-nav/reports/Standard_Sales_Draft_Invoice/1303/'" w:xpath="/ns0:NavWordReportXmlPart[1]/ns0:Header[1]/ns0:Line[1]/ns0:Description_Line[1]" w:storeItemID="{00000000-0000-0000-0000-000000000000}"/>
                     <w15:color w:val="808080"/>
                     <w:text/>
                   </w:sdtPr>
@@ -1594,7 +1594,7 @@
                     <w:placeholder>
                       <w:docPart w:val="5E0061AB86694D8C83847F6B94C92210"/>
                     </w:placeholder>
-                    <w:dataBinding w:prefixMappings="&lt;xmlns:ns0='urn:microsoft-dynamics-nav/reports/Standard_Sales_Draft_Invoice/1303/' " w:xpath="/ns0:NavWordReportXmlPart[1]/ns0:Header[1]/ns0:Line[1]/ns0:Quantity_Line[1]" w:storeItemID="{00000000-0000-0000-0000-000000000000}"/>
+                    <w:dataBinding w:prefixMappings="xmlns:ns0='urn:microsoft-dynamics-nav/reports/Standard_Sales_Draft_Invoice/1303/'" w:xpath="/ns0:NavWordReportXmlPart[1]/ns0:Header[1]/ns0:Line[1]/ns0:Quantity_Line[1]" w:storeItemID="{00000000-0000-0000-0000-000000000000}"/>
                     <w15:color w:val="808080"/>
                     <w:text/>
                   </w:sdtPr>
@@ -1625,7 +1625,7 @@
                     <w:placeholder>
                       <w:docPart w:val="16AF7DA10FEF4553B4203AE40068DB5E"/>
                     </w:placeholder>
-                    <w:dataBinding w:prefixMappings="&lt;xmlns:ns0='urn:microsoft-dynamics-nav/reports/Standard_Sales_Draft_Invoice/1303/' " w:xpath="/ns0:NavWordReportXmlPart[1]/ns0:Header[1]/ns0:Line[1]/ns0:UnitOfMeasure[1]" w:storeItemID="{00000000-0000-0000-0000-000000000000}"/>
+                    <w:dataBinding w:prefixMappings="xmlns:ns0='urn:microsoft-dynamics-nav/reports/Standard_Sales_Draft_Invoice/1303/'" w:xpath="/ns0:NavWordReportXmlPart[1]/ns0:Header[1]/ns0:Line[1]/ns0:UnitOfMeasure[1]" w:storeItemID="{00000000-0000-0000-0000-000000000000}"/>
                     <w15:color w:val="808080"/>
                     <w:text/>
                   </w:sdtPr>
@@ -1662,7 +1662,7 @@
                         <w:placeholder>
                           <w:docPart w:val="11820C45F60D4A9081C166C95A472E19"/>
                         </w:placeholder>
-                        <w:dataBinding w:prefixMappings="&lt;xmlns:ns0='urn:microsoft-dynamics-nav/reports/Standard_Sales_Draft_Invoice/1303/' " w:xpath="/ns0:NavWordReportXmlPart[1]/ns0:Header[1]/ns0:Line[1]/ns0:UnitPrice[1]" w:storeItemID="{00000000-0000-0000-0000-000000000000}"/>
+                        <w:dataBinding w:prefixMappings="xmlns:ns0='urn:microsoft-dynamics-nav/reports/Standard_Sales_Draft_Invoice/1303/'" w:xpath="/ns0:NavWordReportXmlPart[1]/ns0:Header[1]/ns0:Line[1]/ns0:UnitPrice[1]" w:storeItemID="{00000000-0000-0000-0000-000000000000}"/>
                         <w15:color w:val="808080"/>
                         <w:text/>
                       </w:sdtPr>
@@ -1682,7 +1682,7 @@
                     <w:placeholder>
                       <w:docPart w:val="71FD07FAF7CD4E75A68E3FEBF691D22A"/>
                     </w:placeholder>
-                    <w:dataBinding w:prefixMappings="&lt;xmlns:ns0='urn:microsoft-dynamics-nav/reports/Standard_Sales_Draft_Invoice/1303/' " w:xpath="/ns0:NavWordReportXmlPart[1]/ns0:Header[1]/ns0:Line[1]/ns0:LineDiscountPercentText_Line[1]" w:storeItemID="{00000000-0000-0000-0000-000000000000}"/>
+                    <w:dataBinding w:prefixMappings="xmlns:ns0='urn:microsoft-dynamics-nav/reports/Standard_Sales_Draft_Invoice/1303/'" w:xpath="/ns0:NavWordReportXmlPart[1]/ns0:Header[1]/ns0:Line[1]/ns0:LineDiscountPercentText_Line[1]" w:storeItemID="{00000000-0000-0000-0000-000000000000}"/>
                     <w15:color w:val="808080"/>
                     <w:text/>
                   </w:sdtPr>
@@ -1710,7 +1710,7 @@
                     <w:placeholder>
                       <w:docPart w:val="9BD0551EFCD94D9280B13E1CA4707333"/>
                     </w:placeholder>
-                    <w:dataBinding w:prefixMappings="&lt;xmlns:ns0='urn:microsoft-dynamics-nav/reports/Standard_Sales_Draft_Invoice/1303/' " w:xpath="/ns0:NavWordReportXmlPart[1]/ns0:Header[1]/ns0:Line[1]/ns0:VATPct_Line[1]" w:storeItemID="{00000000-0000-0000-0000-000000000000}"/>
+                    <w:dataBinding w:prefixMappings="xmlns:ns0='urn:microsoft-dynamics-nav/reports/Standard_Sales_Draft_Invoice/1303/'" w:xpath="/ns0:NavWordReportXmlPart[1]/ns0:Header[1]/ns0:Line[1]/ns0:VATPct_Line[1]" w:storeItemID="{00000000-0000-0000-0000-000000000000}"/>
                     <w15:color w:val="808080"/>
                     <w:text/>
                   </w:sdtPr>
@@ -1748,7 +1748,7 @@
                         <w:placeholder>
                           <w:docPart w:val="927901A8CB7C4081A7A1889385EE6860"/>
                         </w:placeholder>
-                        <w:dataBinding w:prefixMappings="&lt;xmlns:ns0='urn:microsoft-dynamics-nav/reports/Standard_Sales_Draft_Invoice/1303/' " w:xpath="/ns0:NavWordReportXmlPart[1]/ns0:Header[1]/ns0:Line[1]/ns0:LineAmount_Line[1]" w:storeItemID="{00000000-0000-0000-0000-000000000000}"/>
+                        <w:dataBinding w:prefixMappings="xmlns:ns0='urn:microsoft-dynamics-nav/reports/Standard_Sales_Draft_Invoice/1303/'" w:xpath="/ns0:NavWordReportXmlPart[1]/ns0:Header[1]/ns0:Line[1]/ns0:LineAmount_Line[1]" w:storeItemID="{00000000-0000-0000-0000-000000000000}"/>
                         <w15:color w:val="808080"/>
                         <w:text/>
                       </w:sdtPr>
@@ -1798,7 +1798,7 @@
             <w:placeholder>
               <w:docPart w:val="4311C4CAD0D04C759AFFEF902A5F1B2B"/>
             </w:placeholder>
-            <w:dataBinding w:prefixMappings="&lt;xmlns:ns0='urn:microsoft-dynamics-nav/reports/Standard_Sales_Draft_Invoice/1303/' " w:xpath="/ns0:NavWordReportXmlPart[1]/ns0:Header[1]/ns0:ReportTotalsLine[1]/ns0:Description_ReportTotalsLine[1]" w:storeItemID="{00000000-0000-0000-0000-000000000000}"/>
+            <w:dataBinding w:prefixMappings="xmlns:ns0='urn:microsoft-dynamics-nav/reports/Standard_Sales_Draft_Invoice/1303/'" w:xpath="/ns0:NavWordReportXmlPart[1]/ns0:Header[1]/ns0:ReportTotalsLine[1]/ns0:Description_ReportTotalsLine[1]" w:storeItemID="{00000000-0000-0000-0000-000000000000}"/>
             <w15:color w:val="808080"/>
             <w:text/>
           </w:sdtPr>
@@ -1860,7 +1860,7 @@
             <w:placeholder>
               <w:docPart w:val="4311C4CAD0D04C759AFFEF902A5F1B2B"/>
             </w:placeholder>
-            <w:dataBinding w:prefixMappings="&lt;xmlns:ns0='urn:microsoft-dynamics-nav/reports/Standard_Sales_Draft_Invoice/1303/' " w:xpath="/ns0:NavWordReportXmlPart[1]/ns0:Header[1]/ns0:ReportTotalsLine[1]/ns0:Amount_ReportTotalsLine[1]" w:storeItemID="{00000000-0000-0000-0000-000000000000}"/>
+            <w:dataBinding w:prefixMappings="xmlns:ns0='urn:microsoft-dynamics-nav/reports/Standard_Sales_Draft_Invoice/1303/'" w:xpath="/ns0:NavWordReportXmlPart[1]/ns0:Header[1]/ns0:ReportTotalsLine[1]/ns0:Amount_ReportTotalsLine[1]" w:storeItemID="{00000000-0000-0000-0000-000000000000}"/>
             <w15:color w:val="808080"/>
             <w:text/>
           </w:sdtPr>
@@ -1896,7 +1896,7 @@
             <w:placeholder>
               <w:docPart w:val="4821163234784C0588213334C928E7BA"/>
             </w:placeholder>
-            <w:dataBinding w:prefixMappings="&lt;xmlns:ns0='urn:microsoft-dynamics-nav/reports/Standard_Sales_Draft_Invoice/1303/' " w:xpath="/ns0:NavWordReportXmlPart[1]/ns0:Header[1]/ns0:VATAmount_Lbl[1]" w:storeItemID="{00000000-0000-0000-0000-000000000000}"/>
+            <w:dataBinding w:prefixMappings="xmlns:ns0='urn:microsoft-dynamics-nav/reports/Standard_Sales_Draft_Invoice/1303/'" w:xpath="/ns0:NavWordReportXmlPart[1]/ns0:Header[1]/ns0:VATAmount_Lbl[1]" w:storeItemID="{00000000-0000-0000-0000-000000000000}"/>
             <w15:color w:val="808080"/>
             <w:text/>
           </w:sdtPr>
@@ -1905,7 +1905,7 @@
               <w:tcPr>
                 <w:tcW w:w="2570" w:type="pct"/>
                 <w:tcBorders>
-                  <w:bottom w:val="single" w:sz="4" w:space="0" w:color="auto"/>
+                  <w:bottom w:val="single" w:color="auto" w:sz="4" w:space="0"/>
                 </w:tcBorders>
               </w:tcPr>
               <w:p>
@@ -1924,7 +1924,7 @@
           <w:tcPr>
             <w:tcW w:w="529" w:type="pct"/>
             <w:tcBorders>
-              <w:bottom w:val="single" w:sz="4" w:space="0" w:color="auto"/>
+              <w:bottom w:val="single" w:color="auto" w:sz="4" w:space="0"/>
             </w:tcBorders>
           </w:tcPr>
           <w:p>
@@ -1938,7 +1938,7 @@
           <w:tcPr>
             <w:tcW w:w="222" w:type="pct"/>
             <w:tcBorders>
-              <w:bottom w:val="single" w:sz="4" w:space="0" w:color="auto"/>
+              <w:bottom w:val="single" w:color="auto" w:sz="4" w:space="0"/>
             </w:tcBorders>
           </w:tcPr>
           <w:p>
@@ -1952,7 +1952,7 @@
           <w:tcPr>
             <w:tcW w:w="224" w:type="pct"/>
             <w:tcBorders>
-              <w:bottom w:val="single" w:sz="4" w:space="0" w:color="auto"/>
+              <w:bottom w:val="single" w:color="auto" w:sz="4" w:space="0"/>
             </w:tcBorders>
           </w:tcPr>
           <w:p>
@@ -1970,7 +1970,7 @@
             <w:placeholder>
               <w:docPart w:val="B9D6D6C4F3574B1E8AEDDD172AD16126"/>
             </w:placeholder>
-            <w:dataBinding w:prefixMappings="&lt;xmlns:ns0='urn:microsoft-dynamics-nav/reports/Standard_Sales_Draft_Invoice/1303/' " w:xpath="/ns0:NavWordReportXmlPart[1]/ns0:Header[1]/ns0:Totals[1]/ns0:TotalVATAmount[1]" w:storeItemID="{00000000-0000-0000-0000-000000000000}"/>
+            <w:dataBinding w:prefixMappings="xmlns:ns0='urn:microsoft-dynamics-nav/reports/Standard_Sales_Draft_Invoice/1303/'" w:xpath="/ns0:NavWordReportXmlPart[1]/ns0:Header[1]/ns0:Totals[1]/ns0:TotalVATAmount[1]" w:storeItemID="{00000000-0000-0000-0000-000000000000}"/>
             <w15:color w:val="808080"/>
             <w:text/>
           </w:sdtPr>
@@ -1979,7 +1979,7 @@
               <w:tcPr>
                 <w:tcW w:w="1455" w:type="pct"/>
                 <w:tcBorders>
-                  <w:bottom w:val="single" w:sz="4" w:space="0" w:color="auto"/>
+                  <w:bottom w:val="single" w:color="auto" w:sz="4" w:space="0"/>
                 </w:tcBorders>
               </w:tcPr>
               <w:p>
@@ -2006,8 +2006,8 @@
           <w:tcPr>
             <w:tcW w:w="2570" w:type="pct"/>
             <w:tcBorders>
-              <w:top w:val="single" w:sz="4" w:space="0" w:color="auto"/>
-              <w:bottom w:val="single" w:sz="8" w:space="0" w:color="auto"/>
+              <w:top w:val="single" w:color="auto" w:sz="4" w:space="0"/>
+              <w:bottom w:val="single" w:color="auto" w:sz="8" w:space="0"/>
             </w:tcBorders>
           </w:tcPr>
           <w:sdt>
@@ -2018,7 +2018,7 @@
               <w:placeholder>
                 <w:docPart w:val="C34677F1CBD84BCF9282ADF9BC570EEB"/>
               </w:placeholder>
-              <w:dataBinding w:prefixMappings="&lt;xmlns:ns0='urn:microsoft-dynamics-nav/reports/Standard_Sales_Draft_Invoice/1303/' " w:xpath="/ns0:NavWordReportXmlPart[1]/ns0:Header[1]/ns0:Totals[1]/ns0:TotalIncludingVATText[1]" w:storeItemID="{00000000-0000-0000-0000-000000000000}"/>
+              <w:dataBinding w:prefixMappings="xmlns:ns0='urn:microsoft-dynamics-nav/reports/Standard_Sales_Draft_Invoice/1303/'" w:xpath="/ns0:NavWordReportXmlPart[1]/ns0:Header[1]/ns0:Totals[1]/ns0:TotalIncludingVATText[1]" w:storeItemID="{00000000-0000-0000-0000-000000000000}"/>
               <w15:color w:val="808080"/>
               <w:text/>
             </w:sdtPr>
@@ -2039,8 +2039,8 @@
           <w:tcPr>
             <w:tcW w:w="529" w:type="pct"/>
             <w:tcBorders>
-              <w:top w:val="single" w:sz="4" w:space="0" w:color="auto"/>
-              <w:bottom w:val="single" w:sz="8" w:space="0" w:color="auto"/>
+              <w:top w:val="single" w:color="auto" w:sz="4" w:space="0"/>
+              <w:bottom w:val="single" w:color="auto" w:sz="8" w:space="0"/>
             </w:tcBorders>
           </w:tcPr>
           <w:p>
@@ -2054,8 +2054,8 @@
           <w:tcPr>
             <w:tcW w:w="222" w:type="pct"/>
             <w:tcBorders>
-              <w:top w:val="single" w:sz="4" w:space="0" w:color="auto"/>
-              <w:bottom w:val="single" w:sz="8" w:space="0" w:color="auto"/>
+              <w:top w:val="single" w:color="auto" w:sz="4" w:space="0"/>
+              <w:bottom w:val="single" w:color="auto" w:sz="8" w:space="0"/>
             </w:tcBorders>
           </w:tcPr>
           <w:p>
@@ -2069,8 +2069,8 @@
           <w:tcPr>
             <w:tcW w:w="224" w:type="pct"/>
             <w:tcBorders>
-              <w:top w:val="single" w:sz="4" w:space="0" w:color="auto"/>
-              <w:bottom w:val="single" w:sz="8" w:space="0" w:color="auto"/>
+              <w:top w:val="single" w:color="auto" w:sz="4" w:space="0"/>
+              <w:bottom w:val="single" w:color="auto" w:sz="8" w:space="0"/>
             </w:tcBorders>
           </w:tcPr>
           <w:p>
@@ -2084,8 +2084,8 @@
           <w:tcPr>
             <w:tcW w:w="1455" w:type="pct"/>
             <w:tcBorders>
-              <w:top w:val="single" w:sz="4" w:space="0" w:color="auto"/>
-              <w:bottom w:val="single" w:sz="8" w:space="0" w:color="auto"/>
+              <w:top w:val="single" w:color="auto" w:sz="4" w:space="0"/>
+              <w:bottom w:val="single" w:color="auto" w:sz="8" w:space="0"/>
             </w:tcBorders>
           </w:tcPr>
           <w:p>
@@ -2105,7 +2105,7 @@
                 <w:placeholder>
                   <w:docPart w:val="ED7845326BB44242B8FAD2A23F67A76E"/>
                 </w:placeholder>
-                <w:dataBinding w:prefixMappings="&lt;xmlns:ns0='urn:microsoft-dynamics-nav/reports/Standard_Sales_Draft_Invoice/1303/' " w:xpath="/ns0:NavWordReportXmlPart[1]/ns0:Header[1]/ns0:Totals[1]/ns0:TotalAmountIncludingVAT[1]" w:storeItemID="{00000000-0000-0000-0000-000000000000}"/>
+                <w:dataBinding w:prefixMappings="xmlns:ns0='urn:microsoft-dynamics-nav/reports/Standard_Sales_Draft_Invoice/1303/'" w:xpath="/ns0:NavWordReportXmlPart[1]/ns0:Header[1]/ns0:Totals[1]/ns0:TotalAmountIncludingVAT[1]" w:storeItemID="{00000000-0000-0000-0000-000000000000}"/>
                 <w15:color w:val="808080"/>
                 <w:text/>
               </w:sdtPr>
@@ -5829,7 +5829,9 @@
 </we:webextension>
 </file>
 
-<file path=customXml/item1.xml>��< ? x m l   v e r s i o n = " 1 . 0 "   e n c o d i n g = " u t f - 1 6 " ? > < N a v W o r d R e p o r t X m l P a r t   x m l n s = " u r n : m i c r o s o f t - d y n a m i c s - n a v / r e p o r t s / S t a n d a r d _ S a l e s _ D r a f t _ I n v o i c e / 1 3 0 3 / " > +<file path=customXml/item1.xml>��< ? x m l   v e r s i o n = " 1 . 0 "   e n c o d i n g = " u t f - 1 6 " ? > + 
+ < N a v W o r d R e p o r t X m l P a r t   x m l n s = " u r n : m i c r o s o f t - d y n a m i c s - n a v / r e p o r t s / S t a n d a r d _ S a l e s _ D r a f t _ I n v o i c e / 1 3 0 3 / " >   
      < B C R e p o r t I n f o r m a t i o n >   
@@ -5893,6 +5895,84 @@
  
          < / R e p o r t R e q u e s t >   
+         < C o m p a n y M e t a d a t a > + 
+             < C o m p a n y N a m e > C o m p a n y   N a m e < / C o m p a n y N a m e > + 
+             < C o m p a n y D i s p l a y N a m e > C o m p a n y   D i s p l a y   N a m e < / C o m p a n y D i s p l a y N a m e > + 
+             < C o m p a n y A d d r e s s L i n e s > + 
+                 < C o m p a n y A d d r e s s L i n e > C o m p a n y   A d d r e s s   L i n e   1 < / C o m p a n y A d d r e s s L i n e > + 
+                 < C o m p a n y A d d r e s s L i n e > C o m p a n y   A d d r e s s   L i n e   2 < / C o m p a n y A d d r e s s L i n e > + 
+                 < C o m p a n y A d d r e s s L i n e > C o m p a n y   A d d r e s s   L i n e   3 < / C o m p a n y A d d r e s s L i n e > + 
+                 < C o m p a n y A d d r e s s L i n e > C o m p a n y   A d d r e s s   L i n e   4 < / C o m p a n y A d d r e s s L i n e > + 
+                 < C o m p a n y A d d r e s s L i n e > C o m p a n y   A d d r e s s   L i n e   5 < / C o m p a n y A d d r e s s L i n e > + 
+                 < C o m p a n y A d d r e s s L i n e > C o m p a n y   A d d r e s s   L i n e   6 < / C o m p a n y A d d r e s s L i n e > + 
+                 < C o m p a n y A d d r e s s L i n e > C o m p a n y   A d d r e s s   L i n e   7 < / C o m p a n y A d d r e s s L i n e > + 
+                 < C o m p a n y A d d r e s s L i n e > C o m p a n y   A d d r e s s   L i n e   8 < / C o m p a n y A d d r e s s L i n e > + 
+             < / C o m p a n y A d d r e s s L i n e s > + 
+             < C o m p a n y P h o n e > C o m p a n y   P h o n e < / C o m p a n y P h o n e > + 
+             < C o m p a n y P h o n e C a p t i o n > C o m p a n y   P h o n e   C a p t i o n < / C o m p a n y P h o n e C a p t i o n > + 
+             < C o m p a n y F a x N o > C o m p a n y   F a x   N o . < / C o m p a n y F a x N o > + 
+             < C o m p a n y F a x N o C a p t i o n > C o m p a n y   F a x   N o .   C a p t i o n < / C o m p a n y F a x N o C a p t i o n > + 
+             < C o m p a n y E m a i l > C o m p a n y   E m a i l < / C o m p a n y E m a i l > + 
+             < C o m p a n y E m a i l C a p t i o n > C o m p a n y   E m a i l   C a p t i o n < / C o m p a n y E m a i l C a p t i o n > + 
+             < C o m p a n y H o m e P a g e > C o m p a n y   H o m e   P a g e < / C o m p a n y H o m e P a g e > + 
+             < C o m p a n y H o m e P a g e C a p t i o n > C o m p a n y   H o m e   P a g e   C a p t i o n < / C o m p a n y H o m e P a g e C a p t i o n > + 
+             < C o m p a n y L o g o > C o m p a n y   L o g o < / C o m p a n y L o g o > + 
+             < C o m p a n y V A T R e g i s t r a t i o n N o > C o m p a n y   V A T   R e g i s t r a t i o n   N o . < / C o m p a n y V A T R e g i s t r a t i o n N o > + 
+             < C o m p a n y V A T R e g i s t r a t i o n N o C a p t i o n > C o m p a n y   V A T   R e g i s t r a t i o n   N o .   C a p t i o n < / C o m p a n y V A T R e g i s t r a t i o n N o C a p t i o n > + 
+             < C o m p a n y R e g i s t r a t i o n N o > C o m p a n y   R e g i s t r a t i o n   N o . < / C o m p a n y R e g i s t r a t i o n N o > + 
+             < C o m p a n y R e g i s t r a t i o n N o C a p t i o n > C o m p a n y   R e g i s t r a t i o n   N o .   C a p t i o n < / C o m p a n y R e g i s t r a t i o n N o C a p t i o n > + 
+             < C o m p a n y B a n k N a m e > C o m p a n y   B a n k   N a m e < / C o m p a n y B a n k N a m e > + 
+             < C o m p a n y B a n k N a m e C a p t i o n > C o m p a n y   B a n k   N a m e   C a p t i o n < / C o m p a n y B a n k N a m e C a p t i o n > + 
+             < C o m p a n y B a n k A c c o u n t N o > C o m p a n y   B a n k   A c c o u n t   N o . < / C o m p a n y B a n k A c c o u n t N o > + 
+             < C o m p a n y B a n k A c c o u n t N o C a p t i o n > C o m p a n y   B a n k   A c c o u n t   N o .   C a p t i o n < / C o m p a n y B a n k A c c o u n t N o C a p t i o n > + 
+             < C o m p a n y B a n k B r a n c h N o > C o m p a n y   B a n k   B r a n c h   N o . < / C o m p a n y B a n k B r a n c h N o > + 
+             < C o m p a n y B a n k B r a n c h N o C a p t i o n > C o m p a n y   B a n k   B r a n c h   N o .   C a p t i o n < / C o m p a n y B a n k B r a n c h N o C a p t i o n > + 
+             < C o m p a n y I B A N > C o m p a n y   I B A N < / C o m p a n y I B A N > + 
+             < C o m p a n y I B A N C a p t i o n > C o m p a n y   I B A N   C a p t i o n < / C o m p a n y I B A N C a p t i o n > + 
+             < C o m p a n y B a n k S W I F T > C o m p a n y   B a n k   S W I F T < / C o m p a n y B a n k S W I F T > + 
+             < C o m p a n y B a n k S W I F T C a p t i o n > C o m p a n y   B a n k   S W I F T   C a p t i o n < / C o m p a n y B a n k S W I F T C a p t i o n > + 
+             < C o m p a n y G i r o N o > C o m p a n y   G i r o   N o . < / C o m p a n y G i r o N o > + 
+             < C o m p a n y G i r o N o C a p t i o n > C o m p a n y   G i r o   N o .   C a p t i o n < / C o m p a n y G i r o N o C a p t i o n > + 
+         < / C o m p a n y M e t a d a t a > + 
      < / B C R e p o r t I n f o r m a t i o n >   
      < H e a d e r > @@ -5973,7 +6053,7 @@
  
          < C o m p a n y P h o n e N o _ L b l > C o m p a n y P h o n e N o _ L b l < / C o m p a n y P h o n e N o _ L b l >   
-         < C o m p a n y P i c t u r e / > +         < C o m p a n y P i c t u r e   / >   
          < C o m p a n y R e g i s t r a t i o n N u m b e r > C o m p a n y R e g i s t r a t i o n N u m b e r < / C o m p a n y R e g i s t r a t i o n N u m b e r >   
@@ -6067,20 +6147,20 @@
  
          < P r i c e s I n c l u d i n g V A T > P r i c e s I n c l u d i n g V A T < / P r i c e s I n c l u d i n g V A T >   
+         < P r i c e s I n c l u d i n g V A T Y e s N o > P r i c e s I n c l u d i n g V A T Y e s N o < / P r i c e s I n c l u d i n g V A T Y e s N o > + 
          < P r i c e s I n c l u d i n g V A T _ L b l > P r i c e s I n c l u d i n g V A T _ L b l < / P r i c e s I n c l u d i n g V A T _ L b l >   
-         < P r i c e s I n c l u d i n g V A T Y e s N o > P r i c e s I n c l u d i n g V A T Y e s N o < / P r i c e s I n c l u d i n g V A T Y e s N o > - 
          < Q u e s t i o n s _ L b l > Q u e s t i o n s _ L b l < / Q u e s t i o n s _ L b l >   
          < S a l e s I n v o i c e L i n e D i s c o u n t _ L b l > S a l e s I n v o i c e L i n e D i s c o u n t _ L b l < / S a l e s I n v o i c e L i n e D i s c o u n t _ L b l >   
+         < S a l e s P e r s o n B l a n k _ L b l > S a l e s P e r s o n B l a n k _ L b l < / S a l e s P e r s o n B l a n k _ L b l > + 
+         < S a l e s P e r s o n N a m e > S a l e s P e r s o n N a m e < / S a l e s P e r s o n N a m e > + 
          < S a l e s P e r s o n _ L b l > S a l e s P e r s o n _ L b l < / S a l e s P e r s o n _ L b l >   
-         < S a l e s P e r s o n B l a n k _ L b l > S a l e s P e r s o n B l a n k _ L b l < / S a l e s P e r s o n B l a n k _ L b l > - 
-         < S a l e s P e r s o n N a m e > S a l e s P e r s o n N a m e < / S a l e s P e r s o n N a m e > - 
          < S e l l T o C o n t a c t E m a i l > S e l l T o C o n t a c t E m a i l < / S e l l T o C o n t a c t E m a i l >   
          < S e l l T o C o n t a c t E m a i l L b l > S e l l T o C o n t a c t E m a i l L b l < / S e l l T o C o n t a c t E m a i l L b l > @@ -6097,30 +6177,30 @@
  
          < S e l l t o C u s t o m e r N o _ L b l > S e l l t o C u s t o m e r N o _ L b l < / S e l l t o C u s t o m e r N o _ L b l >   
+         < S h i p m e n t M e t h o d D e s c r i p t i o n > S h i p m e n t M e t h o d D e s c r i p t i o n < / S h i p m e n t M e t h o d D e s c r i p t i o n > + 
+         < S h i p m e n t M e t h o d D e s c r i p t i o n _ L b l > S h i p m e n t M e t h o d D e s c r i p t i o n _ L b l < / S h i p m e n t M e t h o d D e s c r i p t i o n _ L b l > + 
          < S h i p m e n t _ L b l > S h i p m e n t _ L b l < / S h i p m e n t _ L b l >   
-         < S h i p m e n t M e t h o d D e s c r i p t i o n > S h i p m e n t M e t h o d D e s c r i p t i o n < / S h i p m e n t M e t h o d D e s c r i p t i o n > - 
-         < S h i p m e n t M e t h o d D e s c r i p t i o n _ L b l > S h i p m e n t M e t h o d D e s c r i p t i o n _ L b l < / S h i p m e n t M e t h o d D e s c r i p t i o n _ L b l > +         < S h i p T o A d d r e s s 1 > S h i p T o A d d r e s s 1 < / S h i p T o A d d r e s s 1 > + 
+         < S h i p T o A d d r e s s 2 > S h i p T o A d d r e s s 2 < / S h i p T o A d d r e s s 2 > + 
+         < S h i p T o A d d r e s s 3 > S h i p T o A d d r e s s 3 < / S h i p T o A d d r e s s 3 > + 
+         < S h i p T o A d d r e s s 4 > S h i p T o A d d r e s s 4 < / S h i p T o A d d r e s s 4 > + 
+         < S h i p T o A d d r e s s 5 > S h i p T o A d d r e s s 5 < / S h i p T o A d d r e s s 5 > + 
+         < S h i p T o A d d r e s s 6 > S h i p T o A d d r e s s 6 < / S h i p T o A d d r e s s 6 > + 
+         < S h i p T o A d d r e s s 7 > S h i p T o A d d r e s s 7 < / S h i p T o A d d r e s s 7 > + 
+         < S h i p T o A d d r e s s 8 > S h i p T o A d d r e s s 8 < / S h i p T o A d d r e s s 8 >   
          < S h i p T o A d d r e s s _ L b l > S h i p T o A d d r e s s _ L b l < / S h i p T o A d d r e s s _ L b l >   
-         < S h i p T o A d d r e s s 1 > S h i p T o A d d r e s s 1 < / S h i p T o A d d r e s s 1 > - 
-         < S h i p T o A d d r e s s 2 > S h i p T o A d d r e s s 2 < / S h i p T o A d d r e s s 2 > - 
-         < S h i p T o A d d r e s s 3 > S h i p T o A d d r e s s 3 < / S h i p T o A d d r e s s 3 > - 
-         < S h i p T o A d d r e s s 4 > S h i p T o A d d r e s s 4 < / S h i p T o A d d r e s s 4 > - 
-         < S h i p T o A d d r e s s 5 > S h i p T o A d d r e s s 5 < / S h i p T o A d d r e s s 5 > - 
-         < S h i p T o A d d r e s s 6 > S h i p T o A d d r e s s 6 < / S h i p T o A d d r e s s 6 > - 
-         < S h i p T o A d d r e s s 7 > S h i p T o A d d r e s s 7 < / S h i p T o A d d r e s s 7 > - 
-         < S h i p T o A d d r e s s 8 > S h i p T o A d d r e s s 8 < / S h i p T o A d d r e s s 8 > - 
          < S h i p T o P h o n e N o > S h i p T o P h o n e N o < / S h i p T o P h o n e N o >   
          < S h o w S h i p p i n g A d d r e s s > S h o w S h i p p i n g A d d r e s s < / S h o w S h i p p i n g A d d r e s s > @@ -6133,16 +6213,16 @@
  
          < T o t a l _ L b l > T o t a l _ L b l < / T o t a l _ L b l >   
+         < V A T A m o u n t S p e c i f i c a t i o n _ L b l > V A T A m o u n t S p e c i f i c a t i o n _ L b l < / V A T A m o u n t S p e c i f i c a t i o n _ L b l > + 
          < V A T A m o u n t _ L b l > V A T A m o u n t _ L b l < / V A T A m o u n t _ L b l >   
-         < V A T A m o u n t S p e c i f i c a t i o n _ L b l > V A T A m o u n t S p e c i f i c a t i o n _ L b l < / V A T A m o u n t S p e c i f i c a t i o n _ L b l > - 
          < V A T B a s e _ L b l > V A T B a s e _ L b l < / V A T B a s e _ L b l >   
+         < V A T C l a u s e s _ L b l > V A T C l a u s e s _ L b l < / V A T C l a u s e s _ L b l > + 
          < V A T C l a u s e _ L b l > V A T C l a u s e _ L b l < / V A T C l a u s e _ L b l >   
-         < V A T C l a u s e s _ L b l > V A T C l a u s e s _ L b l < / V A T C l a u s e s _ L b l > - 
          < V A T I d e n t i f i e r _ L b l > V A T I d e n t i f i e r _ L b l < / V A T I d e n t i f i e r _ L b l >   
          < V A T P e r c e n t a g e _ L b l > V A T P e r c e n t a g e _ L b l < / V A T P e r c e n t a g e _ L b l > @@ -6183,16 +6263,16 @@
  
              < L i n e A m o u n t _ L i n e _ L b l > L i n e A m o u n t _ L i n e _ L b l < / L i n e A m o u n t _ L i n e _ L b l >   
+             < L i n e D i s c o u n t P e r c e n t T e x t _ L i n e > L i n e D i s c o u n t P e r c e n t T e x t _ L i n e < / L i n e D i s c o u n t P e r c e n t T e x t _ L i n e > + 
              < L i n e D i s c o u n t P e r c e n t _ L i n e > L i n e D i s c o u n t P e r c e n t _ L i n e < / L i n e D i s c o u n t P e r c e n t _ L i n e >   
-             < L i n e D i s c o u n t P e r c e n t T e x t _ L i n e > L i n e D i s c o u n t P e r c e n t T e x t _ L i n e < / L i n e D i s c o u n t P e r c e n t T e x t _ L i n e > - 
              < L i n e N o _ L i n e > L i n e N o _ L i n e < / L i n e N o _ L i n e >   
+             < P r i c e P e r _ L b l > P r i c e P e r _ L b l < / P r i c e P e r _ L b l > + 
              < P r i c e _ L b l > P r i c e _ L b l < / P r i c e _ L b l >   
-             < P r i c e P e r _ L b l > P r i c e P e r _ L b l < / P r i c e P e r _ L b l > - 
              < Q t y _ L b l > Q t y _ L b l < / Q t y _ L b l >   
              < Q u a n t i t y _ L i n e > Q u a n t i t y _ L i n e < / Q u a n t i t y _ L i n e > @@ -6207,16 +6287,16 @@
  
              < T y p e _ L i n e > T y p e _ L i n e < / T y p e _ L i n e >   
+             < U n i t O f M e a s u r e > U n i t O f M e a s u r e < / U n i t O f M e a s u r e > + 
+             < U n i t O f M e a s u r e _ L b l > U n i t O f M e a s u r e _ L b l < / U n i t O f M e a s u r e _ L b l > + 
+             < U n i t P r i c e > U n i t P r i c e < / U n i t P r i c e > + 
+             < U n i t P r i c e _ L b l > U n i t P r i c e _ L b l < / U n i t P r i c e _ L b l > + 
              < U n i t _ L b l > U n i t _ L b l < / U n i t _ L b l >   
-             < U n i t O f M e a s u r e > U n i t O f M e a s u r e < / U n i t O f M e a s u r e > - 
-             < U n i t O f M e a s u r e _ L b l > U n i t O f M e a s u r e _ L b l < / U n i t O f M e a s u r e _ L b l > - 
-             < U n i t P r i c e > U n i t P r i c e < / U n i t P r i c e > - 
-             < U n i t P r i c e _ L b l > U n i t P r i c e _ L b l < / U n i t P r i c e _ L b l > - 
              < V A T I d e n t i f i e r _ L i n e > V A T I d e n t i f i e r _ L i n e < / V A T I d e n t i f i e r _ L i n e >   
              < V A T I d e n t i f i e r _ L i n e _ L b l > V A T I d e n t i f i e r _ L i n e _ L b l < / V A T I d e n t i f i e r _ L i n e _ L b l > @@ -6251,22 +6331,22 @@
  
              < N o O f V A T I d e n t i f i e r s > N o O f V A T I d e n t i f i e r s < / N o O f V A T I d e n t i f i e r s >   
+             < V A T A m o u n t L C Y _ V A T A m o u n t L i n e > V A T A m o u n t L C Y _ V A T A m o u n t L i n e < / V A T A m o u n t L C Y _ V A T A m o u n t L i n e > + 
+             < V A T A m o u n t L C Y _ V A T A m o u n t L i n e _ L b l > V A T A m o u n t L C Y _ V A T A m o u n t L i n e _ L b l < / V A T A m o u n t L C Y _ V A T A m o u n t L i n e _ L b l > + 
              < V A T A m o u n t _ V a t A m o u n t L i n e > V A T A m o u n t _ V a t A m o u n t L i n e < / V A T A m o u n t _ V a t A m o u n t L i n e >   
              < V A T A m o u n t _ V a t A m o u n t L i n e _ L b l > V A T A m o u n t _ V a t A m o u n t L i n e _ L b l < / V A T A m o u n t _ V a t A m o u n t L i n e _ L b l >   
-             < V A T A m o u n t L C Y _ V A T A m o u n t L i n e > V A T A m o u n t L C Y _ V A T A m o u n t L i n e < / V A T A m o u n t L C Y _ V A T A m o u n t L i n e > - 
-             < V A T A m o u n t L C Y _ V A T A m o u n t L i n e _ L b l > V A T A m o u n t L C Y _ V A T A m o u n t L i n e _ L b l < / V A T A m o u n t L C Y _ V A T A m o u n t L i n e _ L b l > +             < V A T B a s e L C Y _ V A T A m o u n t L i n e > V A T B a s e L C Y _ V A T A m o u n t L i n e < / V A T B a s e L C Y _ V A T A m o u n t L i n e > + 
+             < V A T B a s e L C Y _ V A T A m o u n t L i n e _ L b l > V A T B a s e L C Y _ V A T A m o u n t L i n e _ L b l < / V A T B a s e L C Y _ V A T A m o u n t L i n e _ L b l >   
              < V A T B a s e _ V a t A m o u n t L i n e > V A T B a s e _ V a t A m o u n t L i n e < / V A T B a s e _ V a t A m o u n t L i n e >   
              < V A T B a s e _ V a t A m o u n t L i n e _ L b l > V A T B a s e _ V a t A m o u n t L i n e _ L b l < / V A T B a s e _ V a t A m o u n t L i n e _ L b l >   
-             < V A T B a s e L C Y _ V A T A m o u n t L i n e > V A T B a s e L C Y _ V A T A m o u n t L i n e < / V A T B a s e L C Y _ V A T A m o u n t L i n e > - 
-             < V A T B a s e L C Y _ V A T A m o u n t L i n e _ L b l > V A T B a s e L C Y _ V A T A m o u n t L i n e _ L b l < / V A T B a s e L C Y _ V A T A m o u n t L i n e _ L b l > - 
              < V A T I d e n t i f i e r _ V a t A m o u n t L i n e > V A T I d e n t i f i e r _ V a t A m o u n t L i n e < / V A T I d e n t i f i e r _ V a t A m o u n t L i n e >   
              < V A T I d e n t i f i e r _ V a t A m o u n t L i n e _ L b l > V A T I d e n t i f i e r _ V a t A m o u n t L i n e _ L b l < / V A T I d e n t i f i e r _ V a t A m o u n t L i n e _ L b l > @@ -6283,10 +6363,10 @@
  
              < C o d e _ V A T C l a u s e L i n e _ L b l > C o d e _ V A T C l a u s e L i n e _ L b l < / C o d e _ V A T C l a u s e L i n e _ L b l >   
+             < D e s c r i p t i o n 2 _ V A T C l a u s e L i n e > D e s c r i p t i o n 2 _ V A T C l a u s e L i n e < / D e s c r i p t i o n 2 _ V A T C l a u s e L i n e > + 
              < D e s c r i p t i o n _ V A T C l a u s e L i n e > D e s c r i p t i o n _ V A T C l a u s e L i n e < / D e s c r i p t i o n _ V A T C l a u s e L i n e >   
-             < D e s c r i p t i o n 2 _ V A T C l a u s e L i n e > D e s c r i p t i o n 2 _ V A T C l a u s e L i n e < / D e s c r i p t i o n 2 _ V A T C l a u s e L i n e > - 
              < N o O f V A T C l a u s e s > N o O f V A T C l a u s e s < / N o O f V A T C l a u s e s >   
              < V A T A m o u n t _ V A T C l a u s e L i n e > V A T A m o u n t _ V A T C l a u s e L i n e < / V A T A m o u n t _ V A T C l a u s e L i n e > @@ -6299,10 +6379,10 @@
  
          < R e p o r t T o t a l s L i n e >   
+             < A m o u n t F o r m a t t e d _ R e p o r t T o t a l s L i n e > A m o u n t F o r m a t t e d _ R e p o r t T o t a l s L i n e < / A m o u n t F o r m a t t e d _ R e p o r t T o t a l s L i n e > + 
              < A m o u n t _ R e p o r t T o t a l s L i n e > A m o u n t _ R e p o r t T o t a l s L i n e < / A m o u n t _ R e p o r t T o t a l s L i n e >   
-             < A m o u n t F o r m a t t e d _ R e p o r t T o t a l s L i n e > A m o u n t F o r m a t t e d _ R e p o r t T o t a l s L i n e < / A m o u n t F o r m a t t e d _ R e p o r t T o t a l s L i n e > - 
              < D e s c r i p t i o n _ R e p o r t T o t a l s L i n e > D e s c r i p t i o n _ R e p o r t T o t a l s L i n e < / D e s c r i p t i o n _ R e p o r t T o t a l s L i n e >   
              < F o n t B o l d _ R e p o r t T o t a l s L i n e > F o n t B o l d _ R e p o r t T o t a l s L i n e < / F o n t B o l d _ R e p o r t T o t a l s L i n e > @@ -6313,7 +6393,7 @@
  
          < P a y m e n t R e p o r t i n g A r g u m e n t >   
-             < P a y m e n t S e r v i c e L o g o / > +             < P a y m e n t S e r v i c e L o g o   / >   
              < P a y m e n t S e r v i c e L o g o _ U r l > P a y m e n t S e r v i c e L o g o _ U r l < / P a y m e n t S e r v i c e L o g o _ U r l >   
@@ -6372,7 +6452,9 @@
  < / N a v W o r d R e p o r t X m l P a r t > 
 </file>
 
-<file path=customXml/item2.xml>��< ? x m l   v e r s i o n = " 1 . 0 "   e n c o d i n g = " u t f - 1 6 " ? > < N a v W o r d R e p o r t X m l P a r t   x m l n s = " u r n : m i c r o s o f t - d y n a m i c s - b u s i n e s s c e n t r a l / i n t e r n a l / e x t e n d e d / r e p o r t s / S t a n d a r d _ S a l e s _ D r a f t _ I n v o i c e / 1 3 0 3 / " > +<file path=customXml/item2.xml>��< ? x m l   v e r s i o n = " 1 . 0 "   e n c o d i n g = " u t f - 1 6 " ? > + 
+ < N a v W o r d R e p o r t X m l P a r t   x m l n s = " u r n : m i c r o s o f t - d y n a m i c s - b u s i n e s s c e n t r a l / i n t e r n a l / e x t e n d e d / r e p o r t s / S t a n d a r d _ S a l e s _ D r a f t _ I n v o i c e / 1 3 0 3 / " >   
      < B C R e p o r t I n f o r m a t i o n >   
@@ -6436,25 +6518,375 @@
  
          < / R e p o r t R e q u e s t >   
+         < C o m p a n y M e t a d a t a > + 
+             < C o m p a n y N a m e > C o m p a n y   N a m e < / C o m p a n y N a m e > + 
+             < C o m p a n y D i s p l a y N a m e > C o m p a n y   D i s p l a y   N a m e < / C o m p a n y D i s p l a y N a m e > + 
+             < C o m p a n y A d d r e s s L i n e s > + 
+                 < C o m p a n y A d d r e s s L i n e > C o m p a n y   A d d r e s s   L i n e   1 < / C o m p a n y A d d r e s s L i n e > + 
+                 < C o m p a n y A d d r e s s L i n e > C o m p a n y   A d d r e s s   L i n e   2 < / C o m p a n y A d d r e s s L i n e > + 
+                 < C o m p a n y A d d r e s s L i n e > C o m p a n y   A d d r e s s   L i n e   3 < / C o m p a n y A d d r e s s L i n e > + 
+                 < C o m p a n y A d d r e s s L i n e > C o m p a n y   A d d r e s s   L i n e   4 < / C o m p a n y A d d r e s s L i n e > + 
+                 < C o m p a n y A d d r e s s L i n e > C o m p a n y   A d d r e s s   L i n e   5 < / C o m p a n y A d d r e s s L i n e > + 
+                 < C o m p a n y A d d r e s s L i n e > C o m p a n y   A d d r e s s   L i n e   6 < / C o m p a n y A d d r e s s L i n e > + 
+                 < C o m p a n y A d d r e s s L i n e > C o m p a n y   A d d r e s s   L i n e   7 < / C o m p a n y A d d r e s s L i n e > + 
+                 < C o m p a n y A d d r e s s L i n e > C o m p a n y   A d d r e s s   L i n e   8 < / C o m p a n y A d d r e s s L i n e > + 
+             < / C o m p a n y A d d r e s s L i n e s > + 
+             < C o m p a n y P h o n e > C o m p a n y   P h o n e < / C o m p a n y P h o n e > + 
+             < C o m p a n y P h o n e C a p t i o n > C o m p a n y   P h o n e   C a p t i o n < / C o m p a n y P h o n e C a p t i o n > + 
+             < C o m p a n y F a x N o > C o m p a n y   F a x   N o . < / C o m p a n y F a x N o > + 
+             < C o m p a n y F a x N o C a p t i o n > C o m p a n y   F a x   N o .   C a p t i o n < / C o m p a n y F a x N o C a p t i o n > + 
+             < C o m p a n y E m a i l > C o m p a n y   E m a i l < / C o m p a n y E m a i l > + 
+             < C o m p a n y E m a i l C a p t i o n > C o m p a n y   E m a i l   C a p t i o n < / C o m p a n y E m a i l C a p t i o n > + 
+             < C o m p a n y H o m e P a g e > C o m p a n y   H o m e   P a g e < / C o m p a n y H o m e P a g e > + 
+             < C o m p a n y H o m e P a g e C a p t i o n > C o m p a n y   H o m e   P a g e   C a p t i o n < / C o m p a n y H o m e P a g e C a p t i o n > + 
+             < C o m p a n y L o g o > C o m p a n y   L o g o < / C o m p a n y L o g o > + 
+             < C o m p a n y V A T R e g i s t r a t i o n N o > C o m p a n y   V A T   R e g i s t r a t i o n   N o . < / C o m p a n y V A T R e g i s t r a t i o n N o > + 
+             < C o m p a n y V A T R e g i s t r a t i o n N o C a p t i o n > C o m p a n y   V A T   R e g i s t r a t i o n   N o .   C a p t i o n < / C o m p a n y V A T R e g i s t r a t i o n N o C a p t i o n > + 
+             < C o m p a n y R e g i s t r a t i o n N o > C o m p a n y   R e g i s t r a t i o n   N o . < / C o m p a n y R e g i s t r a t i o n N o > + 
+             < C o m p a n y R e g i s t r a t i o n N o C a p t i o n > C o m p a n y   R e g i s t r a t i o n   N o .   C a p t i o n < / C o m p a n y R e g i s t r a t i o n N o C a p t i o n > + 
+             < C o m p a n y B a n k N a m e > C o m p a n y   B a n k   N a m e < / C o m p a n y B a n k N a m e > + 
+             < C o m p a n y B a n k N a m e C a p t i o n > C o m p a n y   B a n k   N a m e   C a p t i o n < / C o m p a n y B a n k N a m e C a p t i o n > + 
+             < C o m p a n y B a n k A c c o u n t N o > C o m p a n y   B a n k   A c c o u n t   N o . < / C o m p a n y B a n k A c c o u n t N o > + 
+             < C o m p a n y B a n k A c c o u n t N o C a p t i o n > C o m p a n y   B a n k   A c c o u n t   N o .   C a p t i o n < / C o m p a n y B a n k A c c o u n t N o C a p t i o n > + 
+             < C o m p a n y B a n k B r a n c h N o > C o m p a n y   B a n k   B r a n c h   N o . < / C o m p a n y B a n k B r a n c h N o > + 
+             < C o m p a n y B a n k B r a n c h N o C a p t i o n > C o m p a n y   B a n k   B r a n c h   N o .   C a p t i o n < / C o m p a n y B a n k B r a n c h N o C a p t i o n > + 
+             < C o m p a n y I B A N > C o m p a n y   I B A N < / C o m p a n y I B A N > + 
+             < C o m p a n y I B A N C a p t i o n > C o m p a n y   I B A N   C a p t i o n < / C o m p a n y I B A N C a p t i o n > + 
+             < C o m p a n y B a n k S W I F T > C o m p a n y   B a n k   S W I F T < / C o m p a n y B a n k S W I F T > + 
+             < C o m p a n y B a n k S W I F T C a p t i o n > C o m p a n y   B a n k   S W I F T   C a p t i o n < / C o m p a n y B a n k S W I F T C a p t i o n > + 
+             < C o m p a n y G i r o N o > C o m p a n y   G i r o   N o . < / C o m p a n y G i r o N o > + 
+             < C o m p a n y G i r o N o C a p t i o n > C o m p a n y   G i r o   N o .   C a p t i o n < / C o m p a n y G i r o N o C a p t i o n > + 
+         < / C o m p a n y M e t a d a t a > + 
      < / B C R e p o r t I n f o r m a t i o n >   
-     < T o o l t i p s / > +     < T o o l t i p s > + 
+         < T o o l t i p   c o l u m n = " C o m p a n y H o m e P a g e "   E l e m e n t I d = " 1 9 8 9 1 8 8 7 0 " > + 
+             < T o o l t i p T e x t   l a n g = " e n - U S " > S p e c i f i e s   y o u r   c o m p a n y ' s   w e b   s i t e . < / T o o l t i p T e x t > + 
+         < / T o o l t i p > + 
+         < T o o l t i p   c o l u m n = " C o m p a n y E M a i l "   E l e m e n t I d = " 1 6 7 7 0 7 4 0 5 8 " > + 
+             < T o o l t i p T e x t   l a n g = " e n - U S " > S p e c i f i e s   t h e   c o m p a n y ' s   e m a i l   a d d r e s s . < / T o o l t i p T e x t > + 
+         < / T o o l t i p > + 
+         < T o o l t i p   c o l u m n = " C o m p a n y P i c t u r e "   E l e m e n t I d = " 1 3 9 7 4 1 1 0 7 4 " > + 
+             < T o o l t i p T e x t   l a n g = " e n - U S " > S p e c i f i e s   t h e   p i c t u r e   t h a t   h a s   b e e n   s e t   u p   f o r   t h e   c o m p a n y ,   s u c h   a s   a   c o m p a n y   l o g o . < / T o o l t i p T e x t > + 
+         < / T o o l t i p > + 
+         < T o o l t i p   c o l u m n = " C o m p a n y P h o n e N o "   E l e m e n t I d = " 2 5 0 4 4 0 6 5 5 " > + 
+             < T o o l t i p T e x t   l a n g = " e n - U S " > S p e c i f i e s   t h e   c o m p a n y ' s   t e l e p h o n e   n u m b e r . < / T o o l t i p T e x t > + 
+         < / T o o l t i p > + 
+         < T o o l t i p   c o l u m n = " C o m p a n y G i r o N o "   E l e m e n t I d = " 1 3 6 0 1 9 6 3 2 0 " > + 
+             < T o o l t i p T e x t   l a n g = " e n - U S " > S p e c i f i e s   t h e   c o m p a n y ' s   g i r o   n u m b e r . < / T o o l t i p T e x t > + 
+         < / T o o l t i p > + 
+         < T o o l t i p   c o l u m n = " C o m p a n y B a n k N a m e "   E l e m e n t I d = " 1 5 3 4 9 0 5 6 0 5 " > + 
+             < T o o l t i p T e x t   l a n g = " e n - U S " > S p e c i f i e s   t h e   n a m e   o f   t h e   b a n k   w h e r e   y o u   h a v e   t h e   b a n k   a c c o u n t . < / T o o l t i p T e x t > + 
+         < / T o o l t i p > + 
+         < T o o l t i p   c o l u m n = " C o m p a n y B a n k B r a n c h N o "   E l e m e n t I d = " 7 9 3 1 3 3 0 5 7 " > + 
+             < T o o l t i p T e x t   l a n g = " e n - U S " > S p e c i f i e s   a   n u m b e r   o f   t h e   b a n k   b r a n c h . < / T o o l t i p T e x t > + 
+         < / T o o l t i p > + 
+         < T o o l t i p   c o l u m n = " C o m p a n y B a n k A c c o u n t N o "   E l e m e n t I d = " 3 0 1 4 0 2 0 4 " > + 
+             < T o o l t i p T e x t   l a n g = " e n - U S " > S p e c i f i e s   t h e   n u m b e r   u s e d   b y   t h e   b a n k   f o r   t h e   b a n k   a c c o u n t . < / T o o l t i p T e x t > + 
+         < / T o o l t i p > + 
+         < T o o l t i p   c o l u m n = " C o m p a n y I B A N "   E l e m e n t I d = " 9 0 6 5 4 9 1 8 2 " > + 
+             < T o o l t i p T e x t   l a n g = " e n - U S " > S p e c i f i e s   t h e   b a n k   a c c o u n t ' s   i n t e r n a t i o n a l   b a n k   a c c o u n t   n u m b e r . < / T o o l t i p T e x t > + 
+         < / T o o l t i p > + 
+         < T o o l t i p   c o l u m n = " C o m p a n y S W I F T "   E l e m e n t I d = " 6 6 8 2 5 0 2 4 5 " > + 
+             < T o o l t i p T e x t   l a n g = " e n - U S " > S p e c i f i e s   t h e   i n t e r n a t i o n a l   b a n k   i d e n t i f i e r   c o d e   ( S W I F T )   o f   t h e   b a n k   w h e r e   y o u   h a v e   t h e   a c c o u n t . < / T o o l t i p T e x t > + 
+         < / T o o l t i p > + 
+         < T o o l t i p   c o l u m n = " S e l l T o C o n t a c t P h o n e N o "   E l e m e n t I d = " 1 6 1 3 8 2 2 4 8 3 " > + 
+             < T o o l t i p T e x t   l a n g = " e n - U S " > S p e c i f i e s   t h e   c o n t a c t ' s   p h o n e   n u m b e r . < / T o o l t i p T e x t > + 
+         < / T o o l t i p > + 
+         < T o o l t i p   c o l u m n = " S e l l T o C o n t a c t M o b i l e P h o n e N o "   E l e m e n t I d = " 1 8 4 3 5 8 7 4 7 " > + 
+             < T o o l t i p T e x t   l a n g = " e n - U S " > S p e c i f i e s   t h e   c o n t a c t ' s   m o b i l e   t e l e p h o n e   n u m b e r . < / T o o l t i p T e x t > + 
+         < / T o o l t i p > + 
+         < T o o l t i p   c o l u m n = " S e l l T o C o n t a c t E m a i l "   E l e m e n t I d = " 2 6 2 8 2 4 5 6 4 " > + 
+             < T o o l t i p T e x t   l a n g = " e n - U S " > S p e c i f i e s   t h e   e m a i l   a d d r e s s   o f   t h e   c o n t a c t . < / T o o l t i p T e x t > + 
+         < / T o o l t i p > + 
+         < T o o l t i p   c o l u m n = " B i l l T o C o n t a c t P h o n e N o "   E l e m e n t I d = " 3 6 2 4 7 7 4 8 8 " > + 
+             < T o o l t i p T e x t   l a n g = " e n - U S " > S p e c i f i e s   t h e   c o n t a c t ' s   p h o n e   n u m b e r . < / T o o l t i p T e x t > + 
+         < / T o o l t i p > + 
+         < T o o l t i p   c o l u m n = " B i l l T o C o n t a c t M o b i l e P h o n e N o "   E l e m e n t I d = " 2 4 8 4 8 8 6 9 6 " > + 
+             < T o o l t i p T e x t   l a n g = " e n - U S " > S p e c i f i e s   t h e   c o n t a c t ' s   m o b i l e   t e l e p h o n e   n u m b e r . < / T o o l t i p T e x t > + 
+         < / T o o l t i p > + 
+         < T o o l t i p   c o l u m n = " B i l l T o C o n t a c t E m a i l "   E l e m e n t I d = " 3 3 5 8 2 7 8 9 5 " > + 
+             < T o o l t i p T e x t   l a n g = " e n - U S " > S p e c i f i e s   t h e   e m a i l   a d d r e s s   o f   t h e   c o n t a c t . < / T o o l t i p T e x t > + 
+         < / T o o l t i p > + 
+         < T o o l t i p   c o l u m n = " Y o u r R e f e r e n c e "   E l e m e n t I d = " 1 1 0 3 9 9 5 1 " > + 
+             < T o o l t i p T e x t   l a n g = " e n - U S " > S p e c i f i e s   t h e   c u s t o m e r ' s   r e f e r e n c e .   T h e   c o n t e n t   w i l l   b e   p r i n t e d   o n   s a l e s   d o c u m e n t s . < / T o o l t i p T e x t > + 
+         < / T o o l t i p > + 
+         < T o o l t i p   c o l u m n = " E x t e r n a l D o c u m e n t N o "   E l e m e n t I d = " 7 3 3 9 5 3 9 6 6 " > + 
+             < T o o l t i p T e x t   l a n g = " e n - U S " > S p e c i f i e s   a   d o c u m e n t   n u m b e r   t h a t   r e f e r s   t o   t h e   c u s t o m e r ' s   o r   v e n d o r ' s   n u m b e r i n g   s y s t e m . < / T o o l t i p T e x t > + 
+         < / T o o l t i p > + 
+         < T o o l t i p   c o l u m n = " S h i p m e n t M e t h o d D e s c r i p t i o n "   E l e m e n t I d = " 2 0 5 9 4 0 3 2 6 0 " > + 
+             < T o o l t i p T e x t   l a n g = " e n - U S " > S p e c i f i e s   a   d e s c r i p t i o n   o f   t h e   s h i p m e n t   m e t h o d . < / T o o l t i p T e x t > + 
+         < / T o o l t i p > + 
+         < T o o l t i p   c o l u m n = " S h i p T o P h o n e N o "   E l e m e n t I d = " 3 6 9 7 0 2 2 5 5 " > + 
+             < T o o l t i p T e x t   l a n g = " e n - U S " > S p e c i f i e s   t h e   t e l e p h o n e   n u m b e r   o f   t h e   c o m p a n y ' s   s h i p p i n g   a d d r e s s . < / T o o l t i p T e x t > + 
+         < / T o o l t i p > + 
+         < T o o l t i p   c o l u m n = " P a y m e n t T e r m s D e s c r i p t i o n "   E l e m e n t I d = " 2 0 3 8 7 4 2 7 0 0 " > + 
+             < T o o l t i p T e x t   l a n g = " e n - U S " > S p e c i f i e s   a n   e x p l a n a t i o n   o f   t h e   p a y m e n t   t e r m s . < / T o o l t i p T e x t > + 
+         < / T o o l t i p > + 
+         < T o o l t i p   c o l u m n = " P a y m e n t M e t h o d D e s c r i p t i o n "   E l e m e n t I d = " 5 8 5 7 5 7 9 7 4 " > + 
+             < T o o l t i p T e x t   l a n g = " e n - U S " > S p e c i f i e s   a   t e x t   t h a t   d e s c r i b e s   t h e   p a y m e n t   m e t h o d . < / T o o l t i p T e x t > + 
+         < / T o o l t i p > + 
+         < T o o l t i p   c o l u m n = " B i l l t o C u s t u m e r N o "   E l e m e n t I d = " 2 8 0 4 7 3 0 5 8 " > + 
+             < T o o l t i p T e x t   l a n g = " e n - U S " > S p e c i f i e s   t h e   n u m b e r   o f   t h e   c u s t o m e r   t h a t   y o u   s e n d   o r   s e n t   t h e   i n v o i c e   o r   c r e d i t   m e m o   t o . < / T o o l t i p T e x t > + 
+         < / T o o l t i p > + 
+         < T o o l t i p   c o l u m n = " D o c u m e n t N o "   E l e m e n t I d = " 9 7 0 3 5 0 5 3 9 " > + 
+             < T o o l t i p T e x t   l a n g = " e n - U S " > S p e c i f i e s   a   u n i q u e   n u m b e r   t h a t   i d e n t i f i e s   t h e   s a l e s   d o c u m e n t .   T h e   n u m b e r   c a n   b e   g e n e r a t e d   a u t o m a t i c a l l y   f r o m   a   n u m b e r   s e r i e s ,   o r   y o u   c a n   n u m b e r   e a c h   o f   t h e m   m a n u a l l y . < / T o o l t i p T e x t > + 
+         < / T o o l t i p > + 
+         < T o o l t i p   c o l u m n = " P r i c e s I n c l u d i n g V A T "   E l e m e n t I d = " 5 1 8 8 1 7 1 6 7 " > + 
+             < T o o l t i p T e x t   l a n g = " e n - U S " > S p e c i f i e s   i f   t h e   U n i t   P r i c e   a n d   L i n e   A m o u n t   f i e l d s   o n   d o c u m e n t   l i n e s   s h o u l d   b e   s h o w n   w i t h   o r   w i t h o u t   V A T . < / T o o l t i p T e x t > + 
+         < / T o o l t i p > + 
+         < T o o l t i p   c o l u m n = " S a l e s P e r s o n N a m e "   E l e m e n t I d = " 8 7 1 4 9 2 9 8 3 " > + 
+             < T o o l t i p T e x t   l a n g = " e n - U S " > S p e c i f i e s   t h e   n a m e   o f   t h e   s a l e s p e r s o n   o r   p u r c h a s e r . < / T o o l t i p T e x t > + 
+         < / T o o l t i p > + 
+         < T o o l t i p   c o l u m n = " S e l l t o C u s t o m e r N o "   E l e m e n t I d = " 2 0 5 0 6 4 7 3 4 9 " > + 
+             < T o o l t i p T e x t   l a n g = " e n - U S " > S p e c i f i e s   t h e   n u m b e r   o f   t h e   c u s t o m e r   t h a t   y o u ' r e   s e l l i n g   t o .   B y   d e f a u l t ,   t h e   s a m e   c u s t o m e r   i s   s u g g e s t e d   a s   t h e   s h i p - t o   c u s t o m e r .   I f   n e e d e d ,   y o u   c a n   s p e c i f y   a   d i f f e r e n t   s h i p - t o   c u s t o m e r   o n   t h e   d o c u m e n t . < / T o o l t i p T e x t > + 
+         < / T o o l t i p > + 
+         < T o o l t i p   c o l u m n = " L i n e N o _ L i n e "   E l e m e n t I d = " 6 9 8 9 8 5 9 7 9 " > + 
+             < T o o l t i p T e x t   l a n g = " e n - U S " > S p e c i f i e s   t h e   l i n e   n u m b e r . < / T o o l t i p T e x t > + 
+         < / T o o l t i p > + 
+         < T o o l t i p   c o l u m n = " A m o u n t E x c l u d i n g V A T _ L i n e "   E l e m e n t I d = " 1 0 6 2 4 6 0 0 4 0 " > + 
+             < T o o l t i p T e x t   l a n g = " e n - U S " > S p e c i f i e s   t h e   s u m   o f   a m o u n t s   i n   t h e   L i n e   A m o u n t   f i e l d   o n   t h e   s a l e s   r e t u r n   o r d e r   l i n e s . < / T o o l t i p T e x t > + 
+         < / T o o l t i p > + 
+         < T o o l t i p   c o l u m n = " D e s c r i p t i o n _ L i n e "   E l e m e n t I d = " 1 4 0 6 8 2 2 3 1 0 " > + 
+             < T o o l t i p T e x t   l a n g = " e n - U S " > S p e c i f i e s   a   d e s c r i p t i o n   o f   t h e   e n t r y   o f   t h e   p r o d u c t   t o   b e   s o l d .   T o   a d d   a   n o n - t r a n s a c t i o n a l   t e x t   l i n e ,   f i l l   i n   t h e   D e s c r i p t i o n   f i e l d   o n l y . < / T o o l t i p T e x t > + 
+         < / T o o l t i p > + 
+         < T o o l t i p   c o l u m n = " L i n e D i s c o u n t P e r c e n t _ L i n e "   E l e m e n t I d = " 9 0 7 8 2 7 4 3 6 " > + 
+             < T o o l t i p T e x t   l a n g = " e n - U S " > S p e c i f i e s   t h e   d i s c o u n t   p e r c e n t a g e   t h a t   i s   g r a n t e d   f o r   t h e   i t e m   o n   t h e   l i n e . < / T o o l t i p T e x t > + 
+         < / T o o l t i p > + 
+         < T o o l t i p   c o l u m n = " I t e m N o _ L i n e "   E l e m e n t I d = " 1 9 1 0 2 9 6 2 8 8 " > + 
+             < T o o l t i p T e x t   l a n g = " e n - U S " > S p e c i f i e s   t h e   n u m b e r   o f   t h e   i n v o l v e d   e n t r y   o r   r e c o r d ,   a c c o r d i n g   t o   t h e   s p e c i f i e d   n u m b e r   s e r i e s . < / T o o l t i p T e x t > + 
+         < / T o o l t i p > + 
+         < T o o l t i p   c o l u m n = " I t e m R e f e r e n c e N o _ L i n e "   E l e m e n t I d = " 9 2 7 2 3 5 7 " > + 
+             < T o o l t i p T e x t   l a n g = " e n - U S " > S p e c i f i e s   t h e   r e f e r e n c e d   i t e m   n u m b e r . < / T o o l t i p T e x t > + 
+         < / T o o l t i p > + 
+         < T o o l t i p   c o l u m n = " U n i t O f M e a s u r e "   E l e m e n t I d = " 1 8 0 8 2 2 8 0 1 8 " > + 
+             < T o o l t i p T e x t   l a n g = " e n - U S " > S p e c i f i e s   t h e   u n i t   o f   m e a s u r e   f o r   t h e   i t e m   o r   r e s o u r c e   o n   t h e   s a l e s   l i n e . < / T o o l t i p T e x t > + 
+         < / T o o l t i p > + 
+         < T o o l t i p   c o l u m n = " I n v o i c e D i s c o u n t A m o u n t _ V A T A m o u n t L i n e "   E l e m e n t I d = " 8 2 4 7 3 0 1 4 1 " > + 
+             < T o o l t i p T e x t   l a n g = " e n - U S " > S p e c i f i e s   t h e   i n v o i c e   d i s c o u n t   a m o u n t   f o r   a   s p e c i f i c   V A T   i d e n t i f i e r . < / T o o l t i p T e x t > + 
+         < / T o o l t i p > + 
+         < T o o l t i p   c o l u m n = " I n v o i c e D i s c o u n t B a s e A m o u n t _ V A T A m o u n t L i n e "   E l e m e n t I d = " 2 0 4 0 3 3 2 2 6 6 " > + 
+             < T o o l t i p T e x t   l a n g = " e n - U S " > S p e c i f i e s   t h e   i n v o i c e   d i s c o u n t   b a s e   a m o u n t . < / T o o l t i p T e x t > + 
+         < / T o o l t i p > + 
+         < T o o l t i p   c o l u m n = " L i n e A m o u n t _ V a t A m o u n t L i n e "   E l e m e n t I d = " 2 1 4 6 5 4 0 1 " > + 
+             < T o o l t i p T e x t   l a n g = " e n - U S " > S p e c i f i e s   t h e   t o t a l   a m o u n t   f o r   s a l e s   o r   p u r c h a s e   l i n e s   w i t h   a   s p e c i f i c   V A T   i d e n t i f i e r . < / T o o l t i p T e x t > + 
+         < / T o o l t i p > + 
+         < T o o l t i p   c o l u m n = " V A T A m o u n t _ V a t A m o u n t L i n e "   E l e m e n t I d = " 1 8 9 1 8 2 0 6 2 0 " > + 
+             < T o o l t i p T e x t   l a n g = " e n - U S " > S p e c i f i e s   t h e   a m o u n t   o f   V A T   t h a t   i s   i n c l u d e d   i n   t h e   t o t a l   a m o u n t . < / T o o l t i p T e x t > + 
+         < / T o o l t i p > + 
+         < T o o l t i p   c o l u m n = " V A T B a s e _ V a t A m o u n t L i n e "   E l e m e n t I d = " 1 4 5 8 9 3 7 8 1 9 " > + 
+             < T o o l t i p T e x t   l a n g = " e n - U S " > S p e c i f i e s   t h e   t o t a l   n e t   a m o u n t   ( a m o u n t   e x c l u d i n g   V A T )   f o r   s a l e s   o r   p u r c h a s e   l i n e s   w i t h   a   s p e c i f i c   V A T   I d e n t i f i e r . < / T o o l t i p T e x t > + 
+         < / T o o l t i p > + 
+         < T o o l t i p   c o l u m n = " V A T I d e n t i f i e r _ V a t A m o u n t L i n e "   E l e m e n t I d = " 1 1 4 2 0 7 0 0 3 5 " > + 
+             < T o o l t i p T e x t   l a n g = " e n - U S " > S p e c i f i e s   t h e   V A T   I d e n t i f i e r   v a l u e . < / T o o l t i p T e x t > + 
+         < / T o o l t i p > + 
+         < T o o l t i p   c o l u m n = " V A T P c t _ V a t A m o u n t L i n e "   E l e m e n t I d = " 1 4 5 3 5 4 2 7 7 7 " > + 
+             < T o o l t i p T e x t   l a n g = " e n - U S " > S p e c i f i e s   t h e   V A T   %   t h a t   w a s   u s e d   o n   t h e   s a l e s   o r   p u r c h a s e   l i n e s   w i t h   t h i s   V A T   I d e n t i f i e r . < / T o o l t i p T e x t > + 
+         < / T o o l t i p > + 
+         < T o o l t i p   c o l u m n = " V A T I d e n t i f i e r _ V A T C l a u s e L i n e "   E l e m e n t I d = " 1 4 6 4 4 7 2 4 7 8 " > + 
+             < T o o l t i p T e x t   l a n g = " e n - U S " > S p e c i f i e s   t h e   V A T   I d e n t i f i e r   v a l u e . < / T o o l t i p T e x t > + 
+         < / T o o l t i p > + 
+         < T o o l t i p   c o l u m n = " C o d e _ V A T C l a u s e L i n e "   E l e m e n t I d = " 1 8 2 4 5 8 9 8 4 7 " > + 
+             < T o o l t i p T e x t   l a n g = " e n - U S " > S p e c i f i e s   t h e   c o d e   f o r   a   V A T   c l a u s e ,   w h i c h   i s   u s e d   t o   p r o v i d e   a   V A T   d e s c r i p t i o n   a s s o c i a t e d   w i t h   a   s a l e s   l i n e   o n   a   s a l e s   i n v o i c e ,   c r e d i t   m e m o ,   o r   o t h e r   s a l e s   d o c u m e n t . < / T o o l t i p T e x t > + 
+         < / T o o l t i p > + 
+         < T o o l t i p   c o l u m n = " D e s c r i p t i o n 2 _ V A T C l a u s e L i n e "   E l e m e n t I d = " 1 3 7 9 6 6 7 4 7 0 " > + 
+             < T o o l t i p T e x t   l a n g = " e n - U S " > S p e c i f i e s   a n   a d d i t i o n a l   d e s c r i p t i o n   o f   a   V A T   c l a u s e . < / T o o l t i p T e x t > + 
+         < / T o o l t i p > + 
+         < T o o l t i p   c o l u m n = " V A T A m o u n t _ V A T C l a u s e L i n e "   E l e m e n t I d = " 2 2 2 4 6 9 0 5 9 " > + 
+             < T o o l t i p T e x t   l a n g = " e n - U S " > S p e c i f i e s   t h e   a m o u n t   o f   V A T   t h a t   i s   i n c l u d e d   i n   t h e   t o t a l   a m o u n t . < / T o o l t i p T e x t > + 
+         < / T o o l t i p > + 
+     < / T o o l t i p s >   
      < H e a d e r   E l e m e n t T y p e = " D a t a I t e m "   E l e m e n t I d = " 1 2 4 0 3 7 3 8 8 6 " >   
-         < B i l l e d T o _ L b l   E l e m e n t T y p e = " C o l u m n "   E l e m e n t I d = " 1 7 4 5 4 4 9 0 7 9 "   D a t a T y p e = " T e x t C o n s t " > B i l l e d T o _ L b l < / B i l l e d T o _ L b l > +         < B i l l e d T o _ L b l   E l e m e n t T y p e = " C o l u m n "   E l e m e n t I d = " 1 7 4 5 4 4 9 0 7 9 "   D a t a T y p e = " L a b e l " > B i l l e d T o _ L b l < / B i l l e d T o _ L b l >   
          < B i l l T o C o n t a c t E m a i l   E l e m e n t T y p e = " C o l u m n "   E l e m e n t I d = " 3 3 5 8 2 7 8 9 5 "   D a t a T y p e = " T e x t " > B i l l T o C o n t a c t E m a i l < / B i l l T o C o n t a c t E m a i l >   
-         < B i l l T o C o n t a c t E m a i l L b l   E l e m e n t T y p e = " C o l u m n "   E l e m e n t I d = " 2 9 6 4 7 8 3 6 5 "   D a t a T y p e = " T e x t C o n s t " > B i l l T o C o n t a c t E m a i l L b l < / B i l l T o C o n t a c t E m a i l L b l > +         < B i l l T o C o n t a c t E m a i l L b l   E l e m e n t T y p e = " C o l u m n "   E l e m e n t I d = " 2 9 6 4 7 8 3 6 5 "   D a t a T y p e = " L a b e l " > B i l l T o C o n t a c t E m a i l L b l < / B i l l T o C o n t a c t E m a i l L b l >   
          < B i l l T o C o n t a c t M o b i l e P h o n e N o   E l e m e n t T y p e = " C o l u m n "   E l e m e n t I d = " 2 4 8 4 8 8 6 9 6 "   D a t a T y p e = " T e x t " > B i l l T o C o n t a c t M o b i l e P h o n e N o < / B i l l T o C o n t a c t M o b i l e P h o n e N o >   
-         < B i l l T o C o n t a c t M o b i l e P h o n e N o L b l   E l e m e n t T y p e = " C o l u m n "   E l e m e n t I d = " 2 7 6 3 1 1 3 3 8 "   D a t a T y p e = " T e x t C o n s t " > B i l l T o C o n t a c t M o b i l e P h o n e N o L b l < / B i l l T o C o n t a c t M o b i l e P h o n e N o L b l > +         < B i l l T o C o n t a c t M o b i l e P h o n e N o L b l   E l e m e n t T y p e = " C o l u m n "   E l e m e n t I d = " 2 7 6 3 1 1 3 3 8 "   D a t a T y p e = " L a b e l " > B i l l T o C o n t a c t M o b i l e P h o n e N o L b l < / B i l l T o C o n t a c t M o b i l e P h o n e N o L b l >   
          < B i l l T o C o n t a c t P h o n e N o   E l e m e n t T y p e = " C o l u m n "   E l e m e n t I d = " 3 6 2 4 7 7 4 8 8 "   D a t a T y p e = " T e x t " > B i l l T o C o n t a c t P h o n e N o < / B i l l T o C o n t a c t P h o n e N o >   
-         < B i l l T o C o n t a c t P h o n e N o L b l   E l e m e n t T y p e = " C o l u m n "   E l e m e n t I d = " 2 1 2 3 3 4 5 9 6 6 "   D a t a T y p e = " T e x t C o n s t " > B i l l T o C o n t a c t P h o n e N o L b l < / B i l l T o C o n t a c t P h o n e N o L b l > +         < B i l l T o C o n t a c t P h o n e N o L b l   E l e m e n t T y p e = " C o l u m n "   E l e m e n t I d = " 2 1 2 3 3 4 5 9 6 6 "   D a t a T y p e = " L a b e l " > B i l l T o C o n t a c t P h o n e N o L b l < / B i l l T o C o n t a c t P h o n e N o L b l >   
          < B i l l t o C u s t o m e r N o _ L b l   E l e m e n t T y p e = " C o l u m n "   E l e m e n t I d = " 3 6 9 3 0 7 8 1 3 "   D a t a T y p e = " S t r i n g " > B i l l t o C u s t o m e r N o _ L b l < / B i l l t o C u s t o m e r N o _ L b l >   
@@ -6480,7 +6912,7 @@
  
          < C o m p a n y B a n k A c c o u n t N o   E l e m e n t T y p e = " C o l u m n "   E l e m e n t I d = " 3 0 1 4 0 2 0 4 "   D a t a T y p e = " T e x t " > C o m p a n y B a n k A c c o u n t N o < / C o m p a n y B a n k A c c o u n t N o >   
-         < C o m p a n y B a n k A c c o u n t N o _ L b l   E l e m e n t T y p e = " C o l u m n "   E l e m e n t I d = " 1 0 9 7 7 4 3 3 4 5 "   D a t a T y p e = " T e x t C o n s t " > C o m p a n y B a n k A c c o u n t N o _ L b l < / C o m p a n y B a n k A c c o u n t N o _ L b l > +         < C o m p a n y B a n k A c c o u n t N o _ L b l   E l e m e n t T y p e = " C o l u m n "   E l e m e n t I d = " 1 0 9 7 7 4 3 3 4 5 "   D a t a T y p e = " L a b e l " > C o m p a n y B a n k A c c o u n t N o _ L b l < / C o m p a n y B a n k A c c o u n t N o _ L b l >   
          < C o m p a n y B a n k B r a n c h N o   E l e m e n t T y p e = " C o l u m n "   E l e m e n t I d = " 7 9 3 1 3 3 0 5 7 "   D a t a T y p e = " T e x t " > C o m p a n y B a n k B r a n c h N o < / C o m p a n y B a n k B r a n c h N o >   
@@ -6488,7 +6920,7 @@
  
          < C o m p a n y B a n k N a m e   E l e m e n t T y p e = " C o l u m n "   E l e m e n t I d = " 1 5 3 4 9 0 5 6 0 5 "   D a t a T y p e = " T e x t " > C o m p a n y B a n k N a m e < / C o m p a n y B a n k N a m e >   
-         < C o m p a n y B a n k N a m e _ L b l   E l e m e n t T y p e = " C o l u m n "   E l e m e n t I d = " 1 2 0 4 3 0 7 0 1 4 "   D a t a T y p e = " T e x t C o n s t " > C o m p a n y B a n k N a m e _ L b l < / C o m p a n y B a n k N a m e _ L b l > +         < C o m p a n y B a n k N a m e _ L b l   E l e m e n t T y p e = " C o l u m n "   E l e m e n t I d = " 1 2 0 4 3 0 7 0 1 4 "   D a t a T y p e = " L a b e l " > C o m p a n y B a n k N a m e _ L b l < / C o m p a n y B a n k N a m e _ L b l >   
          < C o m p a n y C u s t o m G i r o   E l e m e n t T y p e = " C o l u m n "   E l e m e n t I d = " 1 6 7 0 4 7 5 7 9 8 "   D a t a T y p e = " T e x t " > C o m p a n y C u s t o m G i r o < / C o m p a n y C u s t o m G i r o >   
@@ -6498,7 +6930,7 @@
  
          < C o m p a n y G i r o N o   E l e m e n t T y p e = " C o l u m n "   E l e m e n t I d = " 1 3 6 0 1 9 6 3 2 0 "   D a t a T y p e = " T e x t " > C o m p a n y G i r o N o < / C o m p a n y G i r o N o >   
-         < C o m p a n y G i r o N o _ L b l   E l e m e n t T y p e = " C o l u m n "   E l e m e n t I d = " 8 6 1 6 0 2 1 1 5 "   D a t a T y p e = " T e x t C o n s t " > C o m p a n y G i r o N o _ L b l < / C o m p a n y G i r o N o _ L b l > +         < C o m p a n y G i r o N o _ L b l   E l e m e n t T y p e = " C o l u m n "   E l e m e n t I d = " 8 6 1 6 0 2 1 1 5 "   D a t a T y p e = " L a b e l " > C o m p a n y G i r o N o _ L b l < / C o m p a n y G i r o N o _ L b l >   
          < C o m p a n y H o m e P a g e   E l e m e n t T y p e = " C o l u m n "   E l e m e n t I d = " 1 9 8 9 1 8 8 7 0 "   D a t a T y p e = " T e x t " > C o m p a n y H o m e P a g e < / C o m p a n y H o m e P a g e >   
@@ -6516,9 +6948,9 @@
  
          < C o m p a n y P h o n e N o   E l e m e n t T y p e = " C o l u m n "   E l e m e n t I d = " 2 5 0 4 4 0 6 5 5 "   D a t a T y p e = " T e x t " > C o m p a n y P h o n e N o < / C o m p a n y P h o n e N o >   
-         < C o m p a n y P h o n e N o _ L b l   E l e m e n t T y p e = " C o l u m n "   E l e m e n t I d = " 5 5 8 5 9 3 5 8 6 "   D a t a T y p e = " T e x t C o n s t " > C o m p a n y P h o n e N o _ L b l < / C o m p a n y P h o n e N o _ L b l > - 
-         < C o m p a n y P i c t u r e   E l e m e n t T y p e = " C o l u m n "   E l e m e n t I d = " 1 3 9 7 4 1 1 0 7 4 "   D a t a T y p e = " B L O B " / > +         < C o m p a n y P h o n e N o _ L b l   E l e m e n t T y p e = " C o l u m n "   E l e m e n t I d = " 5 5 8 5 9 3 5 8 6 "   D a t a T y p e = " L a b e l " > C o m p a n y P h o n e N o _ L b l < / C o m p a n y P h o n e N o _ L b l > + 
+         < C o m p a n y P i c t u r e   E l e m e n t T y p e = " C o l u m n "   E l e m e n t I d = " 1 3 9 7 4 1 1 0 7 4 "   D a t a T y p e = " B l o b "   / >   
          < C o m p a n y R e g i s t r a t i o n N u m b e r   E l e m e n t T y p e = " C o l u m n "   E l e m e n t I d = " 2 0 2 3 6 3 9 4 2 4 "   D a t a T y p e = " T e x t " > C o m p a n y R e g i s t r a t i o n N u m b e r < / C o m p a n y R e g i s t r a t i o n N u m b e r >   
@@ -6538,7 +6970,7 @@
  
          < C o n t a c t _ L b l   E l e m e n t T y p e = " C o l u m n "   E l e m e n t I d = " 1 1 5 5 0 9 4 7 5 2 "   D a t a T y p e = " T e x t " > C o n t a c t _ L b l < / C o n t a c t _ L b l >   
-         < C o p y _ L b l   E l e m e n t T y p e = " C o l u m n "   E l e m e n t I d = " 6 0 4 7 8 2 7 8 1 "   D a t a T y p e = " T e x t C o n s t " > C o p y _ L b l < / C o p y _ L b l > +         < C o p y _ L b l   E l e m e n t T y p e = " C o l u m n "   E l e m e n t I d = " 6 0 4 7 8 2 7 8 1 "   D a t a T y p e = " L a b e l " > C o p y _ L b l < / C o p y _ L b l >   
          < C u s t o m e r A d d r e s s 1   E l e m e n t T y p e = " C o l u m n "   E l e m e n t I d = " 1 8 0 1 9 6 6 4 5 4 "   D a t a T y p e = " T e x t " > C u s t o m e r A d d r e s s 1 < / C u s t o m e r A d d r e s s 1 >   
@@ -6572,7 +7004,7 @@
  
          < D u e D a t e _ L b l   E l e m e n t T y p e = " C o l u m n "   E l e m e n t I d = " 1 6 4 8 2 8 4 6 4 8 "   D a t a T y p e = " S t r i n g " > D u e D a t e _ L b l < / D u e D a t e _ L b l >   
-         < E M a i l _ L b l   E l e m e n t T y p e = " C o l u m n "   E l e m e n t I d = " 1 4 3 8 8 6 8 0 1 2 "   D a t a T y p e = " T e x t C o n s t " > E M a i l _ L b l < / E M a i l _ L b l > +         < E M a i l _ L b l   E l e m e n t T y p e = " C o l u m n "   E l e m e n t I d = " 1 4 3 8 8 6 8 0 1 2 "   D a t a T y p e = " L a b e l " > E M a i l _ L b l < / E M a i l _ L b l >   
          < E x c h a n g e R a t e A s T e x t   E l e m e n t T y p e = " C o l u m n "   E l e m e n t I d = " 5 9 2 9 5 5 8 4 5 "   D a t a T y p e = " T e x t " > E x c h a n g e R a t e A s T e x t < / E x c h a n g e R a t e A s T e x t >   
@@ -6580,13 +7012,13 @@
  
          < E x t e r n a l D o c u m e n t N o _ _ L b l   E l e m e n t T y p e = " C o l u m n "   E l e m e n t I d = " 2 2 3 4 3 3 3 2 "   D a t a T y p e = " S t r i n g " > E x t e r n a l D o c u m e n t N o _ _ L b l < / E x t e r n a l D o c u m e n t N o _ _ L b l >   
-         < F r o m _ L b l   E l e m e n t T y p e = " C o l u m n "   E l e m e n t I d = " 4 8 5 4 2 6 1 3 8 "   D a t a T y p e = " T e x t C o n s t " > F r o m _ L b l < / F r o m _ L b l > - 
-         < H o m e P a g e _ L b l   E l e m e n t T y p e = " C o l u m n "   E l e m e n t I d = " 1 4 3 3 5 9 2 3 0 0 "   D a t a T y p e = " T e x t C o n s t " > H o m e P a g e _ L b l < / H o m e P a g e _ L b l > - 
-         < I n v o i c e D i s c o u n t A m o u n t _ L b l   E l e m e n t T y p e = " C o l u m n "   E l e m e n t I d = " 1 5 9 3 0 1 2 7 3 6 "   D a t a T y p e = " T e x t C o n s t " > I n v o i c e D i s c o u n t A m o u n t _ L b l < / I n v o i c e D i s c o u n t A m o u n t _ L b l > - 
-         < I n v o i c e D i s c o u n t B a s e A m o u n t _ L b l   E l e m e n t T y p e = " C o l u m n "   E l e m e n t I d = " 2 0 2 9 2 6 6 8 7 5 "   D a t a T y p e = " T e x t C o n s t " > I n v o i c e D i s c o u n t B a s e A m o u n t _ L b l < / I n v o i c e D i s c o u n t B a s e A m o u n t _ L b l > +         < F r o m _ L b l   E l e m e n t T y p e = " C o l u m n "   E l e m e n t I d = " 4 8 5 4 2 6 1 3 8 "   D a t a T y p e = " L a b e l " > F r o m _ L b l < / F r o m _ L b l > + 
+         < H o m e P a g e _ L b l   E l e m e n t T y p e = " C o l u m n "   E l e m e n t I d = " 1 4 3 3 5 9 2 3 0 0 "   D a t a T y p e = " L a b e l " > H o m e P a g e _ L b l < / H o m e P a g e _ L b l > + 
+         < I n v o i c e D i s c o u n t A m o u n t _ L b l   E l e m e n t T y p e = " C o l u m n "   E l e m e n t I d = " 1 5 9 3 0 1 2 7 3 6 "   D a t a T y p e = " L a b e l " > I n v o i c e D i s c o u n t A m o u n t _ L b l < / I n v o i c e D i s c o u n t A m o u n t _ L b l > + 
+         < I n v o i c e D i s c o u n t B a s e A m o u n t _ L b l   E l e m e n t T y p e = " C o l u m n "   E l e m e n t I d = " 2 0 2 9 2 6 6 8 7 5 "   D a t a T y p e = " L a b e l " > I n v o i c e D i s c o u n t B a s e A m o u n t _ L b l < / I n v o i c e D i s c o u n t B a s e A m o u n t _ L b l >   
          < I n v o i c e N o P o s i t i o n _ L b l   E l e m e n t T y p e = " C o l u m n "   E l e m e n t I d = " 1 4 5 8 4 6 7 4 4 1 "   D a t a T y p e = " T e x t " > I n v o i c e N o P o s i t i o n _ L b l < / I n v o i c e N o P o s i t i o n _ L b l >   
@@ -6594,61 +7026,59 @@
  
          < L e g a l E n t i t y T y p e _ L b l   E l e m e n t T y p e = " C o l u m n "   E l e m e n t I d = " 2 0 8 0 2 2 4 7 9 2 "   D a t a T y p e = " T e x t " > L e g a l E n t i t y T y p e _ L b l < / L e g a l E n t i t y T y p e _ L b l >   
-         < L i n e A m o u n t A f t e r I n v o i c e D i s c o u n t _ L b l   E l e m e n t T y p e = " C o l u m n "   E l e m e n t I d = " 6 7 3 7 2 1 0 9 4 "   D a t a T y p e = " T e x t C o n s t " > L i n e A m o u n t A f t e r I n v o i c e D i s c o u n t _ L b l < / L i n e A m o u n t A f t e r I n v o i c e D i s c o u n t _ L b l > - 
-         < L o c a l C u r r e n c y _ L b l   E l e m e n t T y p e = " C o l u m n "   E l e m e n t I d = " 1 5 5 9 6 9 3 4 2 2 "   D a t a T y p e = " T e x t C o n s t " > L o c a l C u r r e n c y _ L b l < / L o c a l C u r r e n c y _ L b l > - 
-         < P a g e _ L b l   E l e m e n t T y p e = " C o l u m n "   E l e m e n t I d = " 6 8 0 6 4 8 0 9 1 "   D a t a T y p e = " T e x t C o n s t " > P a g e _ L b l < / P a g e _ L b l > +         < L i n e A m o u n t A f t e r I n v o i c e D i s c o u n t _ L b l   E l e m e n t T y p e = " C o l u m n "   E l e m e n t I d = " 6 7 3 7 2 1 0 9 4 "   D a t a T y p e = " L a b e l " > L i n e A m o u n t A f t e r I n v o i c e D i s c o u n t _ L b l < / L i n e A m o u n t A f t e r I n v o i c e D i s c o u n t _ L b l > + 
+         < L o c a l C u r r e n c y _ L b l   E l e m e n t T y p e = " C o l u m n "   E l e m e n t I d = " 1 5 5 9 6 9 3 4 2 2 "   D a t a T y p e = " L a b e l " > L o c a l C u r r e n c y _ L b l < / L o c a l C u r r e n c y _ L b l > + 
+         < P a g e _ L b l   E l e m e n t T y p e = " C o l u m n "   E l e m e n t I d = " 6 8 0 6 4 8 0 9 1 "   D a t a T y p e = " L a b e l " > P a g e _ L b l < / P a g e _ L b l >   
          < P a y m e n t I n s t r u c t i o n s _ T x t   E l e m e n t T y p e = " C o l u m n "   E l e m e n t I d = " 1 8 7 2 0 8 8 3 "   D a t a T y p e = " T e x t " > P a y m e n t I n s t r u c t i o n s _ T x t < / P a y m e n t I n s t r u c t i o n s _ T x t >   
          < P a y m e n t M e t h o d D e s c r i p t i o n   E l e m e n t T y p e = " C o l u m n "   E l e m e n t I d = " 5 8 5 7 5 7 9 7 4 "   D a t a T y p e = " T e x t " > P a y m e n t M e t h o d D e s c r i p t i o n < / P a y m e n t M e t h o d D e s c r i p t i o n >   
-         < P a y m e n t M e t h o d D e s c r i p t i o n _ L b l   E l e m e n t T y p e = " C o l u m n "   E l e m e n t I d = " 7 9 7 1 1 7 3 2 3 "   D a t a T y p e = " T e x t C o n s t " > P a y m e n t M e t h o d D e s c r i p t i o n _ L b l < / P a y m e n t M e t h o d D e s c r i p t i o n _ L b l > +         < P a y m e n t M e t h o d D e s c r i p t i o n _ L b l   E l e m e n t T y p e = " C o l u m n "   E l e m e n t I d = " 7 9 7 1 1 7 3 2 3 "   D a t a T y p e = " L a b e l " > P a y m e n t M e t h o d D e s c r i p t i o n _ L b l < / P a y m e n t M e t h o d D e s c r i p t i o n _ L b l >   
          < P a y m e n t T e r m s D e s c r i p t i o n   E l e m e n t T y p e = " C o l u m n "   E l e m e n t I d = " 2 0 3 8 7 4 2 7 0 0 "   D a t a T y p e = " T e x t " > P a y m e n t T e r m s D e s c r i p t i o n < / P a y m e n t T e r m s D e s c r i p t i o n >   
-         < P a y m e n t T e r m s D e s c r i p t i o n _ L b l   E l e m e n t T y p e = " C o l u m n "   E l e m e n t I d = " 1 8 7 4 4 9 4 3 2 1 "   D a t a T y p e = " T e x t C o n s t " > P a y m e n t T e r m s D e s c r i p t i o n _ L b l < / P a y m e n t T e r m s D e s c r i p t i o n _ L b l > +         < P a y m e n t T e r m s D e s c r i p t i o n _ L b l   E l e m e n t T y p e = " C o l u m n "   E l e m e n t I d = " 1 8 7 4 4 9 4 3 2 1 "   D a t a T y p e = " L a b e l " > P a y m e n t T e r m s D e s c r i p t i o n _ L b l < / P a y m e n t T e r m s D e s c r i p t i o n _ L b l >   
          < P r i c e s I n c l u d i n g V A T   E l e m e n t T y p e = " C o l u m n "   E l e m e n t I d = " 5 1 8 8 1 7 1 6 7 "   D a t a T y p e = " B o o l e a n " > P r i c e s I n c l u d i n g V A T < / P r i c e s I n c l u d i n g V A T >   
+         < P r i c e s I n c l u d i n g V A T Y e s N o   E l e m e n t T y p e = " C o l u m n "   E l e m e n t I d = " 1 4 1 1 1 4 7 5 9 9 "   D a t a T y p e = " S t r i n g " > P r i c e s I n c l u d i n g V A T Y e s N o < / P r i c e s I n c l u d i n g V A T Y e s N o > + 
          < P r i c e s I n c l u d i n g V A T _ L b l   E l e m e n t T y p e = " C o l u m n "   E l e m e n t I d = " 1 3 7 7 9 7 9 4 4 4 "   D a t a T y p e = " S t r i n g " > P r i c e s I n c l u d i n g V A T _ L b l < / P r i c e s I n c l u d i n g V A T _ L b l >   
-         < P r i c e s I n c l u d i n g V A T Y e s N o   E l e m e n t T y p e = " C o l u m n "   E l e m e n t I d = " 1 4 1 1 1 4 7 5 9 9 "   D a t a T y p e = " S t r i n g " > P r i c e s I n c l u d i n g V A T Y e s N o < / P r i c e s I n c l u d i n g V A T Y e s N o > - 
-         < Q u e s t i o n s _ L b l   E l e m e n t T y p e = " C o l u m n "   E l e m e n t I d = " 2 0 7 0 8 9 0 0 1 9 "   D a t a T y p e = " T e x t C o n s t " > Q u e s t i o n s _ L b l < / Q u e s t i o n s _ L b l > - 
-         < S a l e s I n v o i c e L i n e D i s c o u n t _ L b l   E l e m e n t T y p e = " C o l u m n "   E l e m e n t I d = " 6 6 4 6 0 1 5 8 2 "   D a t a T y p e = " T e x t C o n s t " > S a l e s I n v o i c e L i n e D i s c o u n t _ L b l < / S a l e s I n v o i c e L i n e D i s c o u n t _ L b l > - 
-         < S a l e s P e r s o n _ L b l   E l e m e n t T y p e = " C o l u m n "   E l e m e n t I d = " 1 5 6 4 1 9 6 3 6 5 "   D a t a T y p e = " T e x t C o n s t " > S a l e s P e r s o n _ L b l < / S a l e s P e r s o n _ L b l > +         < Q u e s t i o n s _ L b l   E l e m e n t T y p e = " C o l u m n "   E l e m e n t I d = " 2 0 7 0 8 9 0 0 1 9 "   D a t a T y p e = " L a b e l " > Q u e s t i o n s _ L b l < / Q u e s t i o n s _ L b l > + 
+         < S a l e s I n v o i c e L i n e D i s c o u n t _ L b l   E l e m e n t T y p e = " C o l u m n "   E l e m e n t I d = " 6 6 4 6 0 1 5 8 2 "   D a t a T y p e = " L a b e l " > S a l e s I n v o i c e L i n e D i s c o u n t _ L b l < / S a l e s I n v o i c e L i n e D i s c o u n t _ L b l >   
          < S a l e s P e r s o n B l a n k _ L b l   E l e m e n t T y p e = " C o l u m n "   E l e m e n t I d = " 6 5 4 6 2 4 6 0 1 "   D a t a T y p e = " T e x t " > S a l e s P e r s o n B l a n k _ L b l < / S a l e s P e r s o n B l a n k _ L b l >   
          < S a l e s P e r s o n N a m e   E l e m e n t T y p e = " C o l u m n "   E l e m e n t I d = " 8 7 1 4 9 2 9 8 3 "   D a t a T y p e = " T e x t " > S a l e s P e r s o n N a m e < / S a l e s P e r s o n N a m e >   
+         < S a l e s P e r s o n _ L b l   E l e m e n t T y p e = " C o l u m n "   E l e m e n t I d = " 1 5 6 4 1 9 6 3 6 5 "   D a t a T y p e = " L a b e l " > S a l e s P e r s o n _ L b l < / S a l e s P e r s o n _ L b l > + 
          < S e l l T o C o n t a c t E m a i l   E l e m e n t T y p e = " C o l u m n "   E l e m e n t I d = " 2 6 2 8 2 4 5 6 4 "   D a t a T y p e = " T e x t " > S e l l T o C o n t a c t E m a i l < / S e l l T o C o n t a c t E m a i l >   
-         < S e l l T o C o n t a c t E m a i l L b l   E l e m e n t T y p e = " C o l u m n "   E l e m e n t I d = " 3 7 0 9 2 0 3 7 4 "   D a t a T y p e = " T e x t C o n s t " > S e l l T o C o n t a c t E m a i l L b l < / S e l l T o C o n t a c t E m a i l L b l > +         < S e l l T o C o n t a c t E m a i l L b l   E l e m e n t T y p e = " C o l u m n "   E l e m e n t I d = " 3 7 0 9 2 0 3 7 4 "   D a t a T y p e = " L a b e l " > S e l l T o C o n t a c t E m a i l L b l < / S e l l T o C o n t a c t E m a i l L b l >   
          < S e l l T o C o n t a c t M o b i l e P h o n e N o   E l e m e n t T y p e = " C o l u m n "   E l e m e n t I d = " 1 8 4 3 5 8 7 4 7 "   D a t a T y p e = " T e x t " > S e l l T o C o n t a c t M o b i l e P h o n e N o < / S e l l T o C o n t a c t M o b i l e P h o n e N o >   
-         < S e l l T o C o n t a c t M o b i l e P h o n e N o L b l   E l e m e n t T y p e = " C o l u m n "   E l e m e n t I d = " 1 4 5 7 5 2 8 4 1 7 "   D a t a T y p e = " T e x t C o n s t " > S e l l T o C o n t a c t M o b i l e P h o n e N o L b l < / S e l l T o C o n t a c t M o b i l e P h o n e N o L b l > +         < S e l l T o C o n t a c t M o b i l e P h o n e N o L b l   E l e m e n t T y p e = " C o l u m n "   E l e m e n t I d = " 1 4 5 7 5 2 8 4 1 7 "   D a t a T y p e = " L a b e l " > S e l l T o C o n t a c t M o b i l e P h o n e N o L b l < / S e l l T o C o n t a c t M o b i l e P h o n e N o L b l >   
          < S e l l T o C o n t a c t P h o n e N o   E l e m e n t T y p e = " C o l u m n "   E l e m e n t I d = " 1 6 1 3 8 2 2 4 8 3 "   D a t a T y p e = " T e x t " > S e l l T o C o n t a c t P h o n e N o < / S e l l T o C o n t a c t P h o n e N o >   
-         < S e l l T o C o n t a c t P h o n e N o L b l   E l e m e n t T y p e = " C o l u m n "   E l e m e n t I d = " 1 0 5 0 6 8 6 8 0 9 "   D a t a T y p e = " T e x t C o n s t " > S e l l T o C o n t a c t P h o n e N o L b l < / S e l l T o C o n t a c t P h o n e N o L b l > +         < S e l l T o C o n t a c t P h o n e N o L b l   E l e m e n t T y p e = " C o l u m n "   E l e m e n t I d = " 1 0 5 0 6 8 6 8 0 9 "   D a t a T y p e = " L a b e l " > S e l l T o C o n t a c t P h o n e N o L b l < / S e l l T o C o n t a c t P h o n e N o L b l >   
          < S e l l t o C u s t o m e r N o   E l e m e n t T y p e = " C o l u m n "   E l e m e n t I d = " 2 0 5 0 6 4 7 3 4 9 "   D a t a T y p e = " C o d e " > S e l l t o C u s t o m e r N o < / S e l l t o C u s t o m e r N o >   
          < S e l l t o C u s t o m e r N o _ L b l   E l e m e n t T y p e = " C o l u m n "   E l e m e n t I d = " 2 9 8 3 8 1 5 1 2 "   D a t a T y p e = " S t r i n g " > S e l l t o C u s t o m e r N o _ L b l < / S e l l t o C u s t o m e r N o _ L b l >   
-         < S h i p m e n t _ L b l   E l e m e n t T y p e = " C o l u m n "   E l e m e n t I d = " 2 0 8 5 7 6 7 1 2 0 "   D a t a T y p e = " T e x t C o n s t " > S h i p m e n t _ L b l < / S h i p m e n t _ L b l > - 
          < S h i p m e n t M e t h o d D e s c r i p t i o n   E l e m e n t T y p e = " C o l u m n "   E l e m e n t I d = " 2 0 5 9 4 0 3 2 6 0 "   D a t a T y p e = " T e x t " > S h i p m e n t M e t h o d D e s c r i p t i o n < / S h i p m e n t M e t h o d D e s c r i p t i o n >   
-         < S h i p m e n t M e t h o d D e s c r i p t i o n _ L b l   E l e m e n t T y p e = " C o l u m n "   E l e m e n t I d = " 1 1 7 9 9 7 8 4 6 5 "   D a t a T y p e = " T e x t C o n s t " > S h i p m e n t M e t h o d D e s c r i p t i o n _ L b l < / S h i p m e n t M e t h o d D e s c r i p t i o n _ L b l > - 
-         < S h i p T o A d d r e s s _ L b l   E l e m e n t T y p e = " C o l u m n "   E l e m e n t I d = " 1 6 5 0 5 0 5 0 1 7 "   D a t a T y p e = " T e x t C o n s t " > S h i p T o A d d r e s s _ L b l < / S h i p T o A d d r e s s _ L b l > +         < S h i p m e n t M e t h o d D e s c r i p t i o n _ L b l   E l e m e n t T y p e = " C o l u m n "   E l e m e n t I d = " 1 1 7 9 9 7 8 4 6 5 "   D a t a T y p e = " L a b e l " > S h i p m e n t M e t h o d D e s c r i p t i o n _ L b l < / S h i p m e n t M e t h o d D e s c r i p t i o n _ L b l > + 
+         < S h i p m e n t _ L b l   E l e m e n t T y p e = " C o l u m n "   E l e m e n t I d = " 2 0 8 5 7 6 7 1 2 0 "   D a t a T y p e = " L a b e l " > S h i p m e n t _ L b l < / S h i p m e n t _ L b l >   
          < S h i p T o A d d r e s s 1   E l e m e n t T y p e = " C o l u m n "   E l e m e n t I d = " 1 3 5 7 6 7 2 8 6 1 "   D a t a T y p e = " T e x t " > S h i p T o A d d r e s s 1 < / S h i p T o A d d r e s s 1 >   
@@ -6666,31 +7096,33 @@
  
          < S h i p T o A d d r e s s 8   E l e m e n t T y p e = " C o l u m n "   E l e m e n t I d = " 1 4 9 2 9 9 2 1 7 8 "   D a t a T y p e = " T e x t " > S h i p T o A d d r e s s 8 < / S h i p T o A d d r e s s 8 >   
+         < S h i p T o A d d r e s s _ L b l   E l e m e n t T y p e = " C o l u m n "   E l e m e n t I d = " 1 6 5 0 5 0 5 0 1 7 "   D a t a T y p e = " L a b e l " > S h i p T o A d d r e s s _ L b l < / S h i p T o A d d r e s s _ L b l > + 
          < S h i p T o P h o n e N o   E l e m e n t T y p e = " C o l u m n "   E l e m e n t I d = " 3 6 9 7 0 2 2 5 5 "   D a t a T y p e = " T e x t " > S h i p T o P h o n e N o < / S h i p T o P h o n e N o >   
          < S h o w S h i p p i n g A d d r e s s   E l e m e n t T y p e = " C o l u m n "   E l e m e n t I d = " 1 1 2 0 0 7 1 2 6 6 "   D a t a T y p e = " B o o l e a n " > S h o w S h i p p i n g A d d r e s s < / S h o w S h i p p i n g A d d r e s s >   
          < S h o w W o r k D e s c r i p t i o n   E l e m e n t T y p e = " C o l u m n "   E l e m e n t I d = " 7 8 5 4 6 8 8 6 5 "   D a t a T y p e = " B o o l e a n " > S h o w W o r k D e s c r i p t i o n < / S h o w W o r k D e s c r i p t i o n >   
-         < S u b t o t a l _ L b l   E l e m e n t T y p e = " C o l u m n "   E l e m e n t I d = " 1 9 6 7 7 9 5 1 4 2 "   D a t a T y p e = " T e x t C o n s t " > S u b t o t a l _ L b l < / S u b t o t a l _ L b l > - 
-         < T h a n k s _ L b l   E l e m e n t T y p e = " C o l u m n "   E l e m e n t I d = " 2 1 0 3 3 0 5 5 2 5 "   D a t a T y p e = " T e x t C o n s t " > T h a n k s _ L b l < / T h a n k s _ L b l > - 
-         < T o t a l _ L b l   E l e m e n t T y p e = " C o l u m n "   E l e m e n t I d = " 1 2 1 0 1 0 0 8 7 8 "   D a t a T y p e = " T e x t C o n s t " > T o t a l _ L b l < / T o t a l _ L b l > - 
-         < V A T A m o u n t _ L b l   E l e m e n t T y p e = " C o l u m n "   E l e m e n t I d = " 1 0 9 4 6 5 7 2 9 "   D a t a T y p e = " T e x t C o n s t " > V A T A m o u n t _ L b l < / V A T A m o u n t _ L b l > - 
-         < V A T A m o u n t S p e c i f i c a t i o n _ L b l   E l e m e n t T y p e = " C o l u m n "   E l e m e n t I d = " 8 7 8 7 0 6 8 4 6 "   D a t a T y p e = " T e x t C o n s t " > V A T A m o u n t S p e c i f i c a t i o n _ L b l < / V A T A m o u n t S p e c i f i c a t i o n _ L b l > - 
-         < V A T B a s e _ L b l   E l e m e n t T y p e = " C o l u m n "   E l e m e n t I d = " 1 8 6 6 1 5 8 2 7 8 "   D a t a T y p e = " T e x t C o n s t " > V A T B a s e _ L b l < / V A T B a s e _ L b l > +         < S u b t o t a l _ L b l   E l e m e n t T y p e = " C o l u m n "   E l e m e n t I d = " 1 9 6 7 7 9 5 1 4 2 "   D a t a T y p e = " L a b e l " > S u b t o t a l _ L b l < / S u b t o t a l _ L b l > + 
+         < T h a n k s _ L b l   E l e m e n t T y p e = " C o l u m n "   E l e m e n t I d = " 2 1 0 3 3 0 5 5 2 5 "   D a t a T y p e = " L a b e l " > T h a n k s _ L b l < / T h a n k s _ L b l > + 
+         < T o t a l _ L b l   E l e m e n t T y p e = " C o l u m n "   E l e m e n t I d = " 1 2 1 0 1 0 0 8 7 8 "   D a t a T y p e = " L a b e l " > T o t a l _ L b l < / T o t a l _ L b l > + 
+         < V A T A m o u n t S p e c i f i c a t i o n _ L b l   E l e m e n t T y p e = " C o l u m n "   E l e m e n t I d = " 8 7 8 7 0 6 8 4 6 "   D a t a T y p e = " L a b e l " > V A T A m o u n t S p e c i f i c a t i o n _ L b l < / V A T A m o u n t S p e c i f i c a t i o n _ L b l > + 
+         < V A T A m o u n t _ L b l   E l e m e n t T y p e = " C o l u m n "   E l e m e n t I d = " 1 0 9 4 6 5 7 2 9 "   D a t a T y p e = " L a b e l " > V A T A m o u n t _ L b l < / V A T A m o u n t _ L b l > + 
+         < V A T B a s e _ L b l   E l e m e n t T y p e = " C o l u m n "   E l e m e n t I d = " 1 8 6 6 1 5 8 2 7 8 "   D a t a T y p e = " L a b e l " > V A T B a s e _ L b l < / V A T B a s e _ L b l > + 
+         < V A T C l a u s e s _ L b l   E l e m e n t T y p e = " C o l u m n "   E l e m e n t I d = " 1 3 8 3 9 2 0 0 1 9 "   D a t a T y p e = " L a b e l " > V A T C l a u s e s _ L b l < / V A T C l a u s e s _ L b l >   
          < V A T C l a u s e _ L b l   E l e m e n t T y p e = " C o l u m n "   E l e m e n t I d = " 1 5 7 0 4 9 5 4 9 0 "   D a t a T y p e = " S t r i n g " > V A T C l a u s e _ L b l < / V A T C l a u s e _ L b l >   
-         < V A T C l a u s e s _ L b l   E l e m e n t T y p e = " C o l u m n "   E l e m e n t I d = " 1 3 8 3 9 2 0 0 1 9 "   D a t a T y p e = " T e x t C o n s t " > V A T C l a u s e s _ L b l < / V A T C l a u s e s _ L b l > - 
-         < V A T I d e n t i f i e r _ L b l   E l e m e n t T y p e = " C o l u m n "   E l e m e n t I d = " 1 6 8 6 6 2 3 9 8 4 "   D a t a T y p e = " T e x t C o n s t " > V A T I d e n t i f i e r _ L b l < / V A T I d e n t i f i e r _ L b l > - 
-         < V A T P e r c e n t a g e _ L b l   E l e m e n t T y p e = " C o l u m n "   E l e m e n t I d = " 6 7 6 6 5 4 5 6 5 "   D a t a T y p e = " T e x t C o n s t " > V A T P e r c e n t a g e _ L b l < / V A T P e r c e n t a g e _ L b l > +         < V A T I d e n t i f i e r _ L b l   E l e m e n t T y p e = " C o l u m n "   E l e m e n t I d = " 1 6 8 6 6 2 3 9 8 4 "   D a t a T y p e = " L a b e l " > V A T I d e n t i f i e r _ L b l < / V A T I d e n t i f i e r _ L b l > + 
+         < V A T P e r c e n t a g e _ L b l   E l e m e n t T y p e = " C o l u m n "   E l e m e n t I d = " 6 7 6 6 5 4 5 6 5 "   D a t a T y p e = " L a b e l " > V A T P e r c e n t a g e _ L b l < / V A T P e r c e n t a g e _ L b l >   
          < V A T R e g i s t r a t i o n N o   E l e m e n t T y p e = " C o l u m n "   E l e m e n t I d = " 1 8 8 9 1 9 5 4 0 2 "   D a t a T y p e = " T e x t " > V A T R e g i s t r a t i o n N o < / V A T R e g i s t r a t i o n N o >   
@@ -6728,23 +7160,23 @@
  
              < L i n e A m o u n t _ L i n e _ L b l   E l e m e n t T y p e = " C o l u m n "   E l e m e n t I d = " 9 9 2 9 0 1 8 4 5 "   D a t a T y p e = " S t r i n g " > L i n e A m o u n t _ L i n e _ L b l < / L i n e A m o u n t _ L i n e _ L b l >   
+             < L i n e D i s c o u n t P e r c e n t T e x t _ L i n e   E l e m e n t T y p e = " C o l u m n "   E l e m e n t I d = " 6 1 3 1 3 5 1 9 "   D a t a T y p e = " T e x t " > L i n e D i s c o u n t P e r c e n t T e x t _ L i n e < / L i n e D i s c o u n t P e r c e n t T e x t _ L i n e > + 
              < L i n e D i s c o u n t P e r c e n t _ L i n e   E l e m e n t T y p e = " C o l u m n "   E l e m e n t I d = " 9 0 7 8 2 7 4 3 6 "   D a t a T y p e = " D e c i m a l " > L i n e D i s c o u n t P e r c e n t _ L i n e < / L i n e D i s c o u n t P e r c e n t _ L i n e >   
-             < L i n e D i s c o u n t P e r c e n t T e x t _ L i n e   E l e m e n t T y p e = " C o l u m n "   E l e m e n t I d = " 6 1 3 1 3 5 1 9 "   D a t a T y p e = " T e x t " > L i n e D i s c o u n t P e r c e n t T e x t _ L i n e < / L i n e D i s c o u n t P e r c e n t T e x t _ L i n e > - 
              < L i n e N o _ L i n e   E l e m e n t T y p e = " C o l u m n "   E l e m e n t I d = " 6 9 8 9 8 5 9 7 9 "   D a t a T y p e = " I n t e g e r " > L i n e N o _ L i n e < / L i n e N o _ L i n e >   
-             < P r i c e _ L b l   E l e m e n t T y p e = " C o l u m n "   E l e m e n t I d = " 2 1 2 6 7 6 4 9 2 5 "   D a t a T y p e = " T e x t C o n s t " > P r i c e _ L b l < / P r i c e _ L b l > - 
-             < P r i c e P e r _ L b l   E l e m e n t T y p e = " C o l u m n "   E l e m e n t I d = " 9 7 3 2 8 0 1 3 4 "   D a t a T y p e = " T e x t C o n s t " > P r i c e P e r _ L b l < / P r i c e P e r _ L b l > - 
-             < Q t y _ L b l   E l e m e n t T y p e = " C o l u m n "   E l e m e n t I d = " 2 6 3 6 7 3 7 6 4 "   D a t a T y p e = " T e x t C o n s t " > Q t y _ L b l < / Q t y _ L b l > +             < P r i c e P e r _ L b l   E l e m e n t T y p e = " C o l u m n "   E l e m e n t I d = " 9 7 3 2 8 0 1 3 4 "   D a t a T y p e = " L a b e l " > P r i c e P e r _ L b l < / P r i c e P e r _ L b l > + 
+             < P r i c e _ L b l   E l e m e n t T y p e = " C o l u m n "   E l e m e n t I d = " 2 1 2 6 7 6 4 9 2 5 "   D a t a T y p e = " L a b e l " > P r i c e _ L b l < / P r i c e _ L b l > + 
+             < Q t y _ L b l   E l e m e n t T y p e = " C o l u m n "   E l e m e n t I d = " 2 6 3 6 7 3 7 6 4 "   D a t a T y p e = " L a b e l " > Q t y _ L b l < / Q t y _ L b l >   
              < Q u a n t i t y _ L i n e   E l e m e n t T y p e = " C o l u m n "   E l e m e n t I d = " 1 0 6 8 5 4 3 5 3 7 "   D a t a T y p e = " T e x t " > Q u a n t i t y _ L i n e < / Q u a n t i t y _ L i n e >   
              < Q u a n t i t y _ L i n e _ L b l   E l e m e n t T y p e = " C o l u m n "   E l e m e n t I d = " 2 0 3 4 5 0 6 8 0 2 "   D a t a T y p e = " S t r i n g " > Q u a n t i t y _ L i n e _ L b l < / Q u a n t i t y _ L i n e _ L b l >   
-             < S h i p m e n t D a t e _ L b l   E l e m e n t T y p e = " C o l u m n "   E l e m e n t I d = " 6 1 4 4 0 0 3 6 4 "   D a t a T y p e = " T e x t C o n s t " > S h i p m e n t D a t e _ L b l < / S h i p m e n t D a t e _ L b l > +             < S h i p m e n t D a t e _ L b l   E l e m e n t T y p e = " C o l u m n "   E l e m e n t I d = " 6 1 4 4 0 0 3 6 4 "   D a t a T y p e = " L a b e l " > S h i p m e n t D a t e _ L b l < / S h i p m e n t D a t e _ L b l >   
              < S h i p m e n t D a t e _ L i n e   E l e m e n t T y p e = " C o l u m n "   E l e m e n t I d = " 1 6 7 3 3 7 5 4 1 6 "   D a t a T y p e = " S t r i n g " > S h i p m e n t D a t e _ L i n e < / S h i p m e n t D a t e _ L i n e >   
@@ -6752,8 +7184,6 @@
  
              < T y p e _ L i n e   E l e m e n t T y p e = " C o l u m n "   E l e m e n t I d = " 2 7 2 8 0 4 9 2 4 "   D a t a T y p e = " S t r i n g " > T y p e _ L i n e < / T y p e _ L i n e >   
-             < U n i t _ L b l   E l e m e n t T y p e = " C o l u m n "   E l e m e n t I d = " 8 1 4 3 6 4 3 1 8 "   D a t a T y p e = " T e x t C o n s t " > U n i t _ L b l < / U n i t _ L b l > - 
              < U n i t O f M e a s u r e   E l e m e n t T y p e = " C o l u m n "   E l e m e n t I d = " 1 8 0 8 2 2 8 0 1 8 "   D a t a T y p e = " T e x t " > U n i t O f M e a s u r e < / U n i t O f M e a s u r e >   
              < U n i t O f M e a s u r e _ L b l   E l e m e n t T y p e = " C o l u m n "   E l e m e n t I d = " 9 8 1 9 5 1 2 4 9 "   D a t a T y p e = " S t r i n g " > U n i t O f M e a s u r e _ L b l < / U n i t O f M e a s u r e _ L b l > @@ -6762,6 +7192,8 @@
  
              < U n i t P r i c e _ L b l   E l e m e n t T y p e = " C o l u m n "   E l e m e n t I d = " 1 1 6 3 9 2 6 6 0 3 "   D a t a T y p e = " S t r i n g " > U n i t P r i c e _ L b l < / U n i t P r i c e _ L b l >   
+             < U n i t _ L b l   E l e m e n t T y p e = " C o l u m n "   E l e m e n t I d = " 8 1 4 3 6 4 3 1 8 "   D a t a T y p e = " L a b e l " > U n i t _ L b l < / U n i t _ L b l > + 
              < V A T I d e n t i f i e r _ L i n e   E l e m e n t T y p e = " C o l u m n "   E l e m e n t I d = " 1 7 7 3 6 2 2 4 1 2 "   D a t a T y p e = " C o d e " > V A T I d e n t i f i e r _ L i n e < / V A T I d e n t i f i e r _ L i n e >   
              < V A T I d e n t i f i e r _ L i n e _ L b l   E l e m e n t T y p e = " C o l u m n "   E l e m e n t I d = " 5 3 3 7 8 2 7 0 3 "   D a t a T y p e = " S t r i n g " > V A T I d e n t i f i e r _ L i n e _ L b l < / V A T I d e n t i f i e r _ L i n e _ L b l > @@ -6796,22 +7228,22 @@
  
              < N o O f V A T I d e n t i f i e r s   E l e m e n t T y p e = " C o l u m n "   E l e m e n t I d = " 1 1 5 3 2 6 3 0 2 6 "   D a t a T y p e = " I n t e g e r " > N o O f V A T I d e n t i f i e r s < / N o O f V A T I d e n t i f i e r s >   
+             < V A T A m o u n t L C Y _ V A T A m o u n t L i n e   E l e m e n t T y p e = " C o l u m n "   E l e m e n t I d = " 1 5 8 1 9 9 4 3 5 0 "   D a t a T y p e = " D e c i m a l " > V A T A m o u n t L C Y _ V A T A m o u n t L i n e < / V A T A m o u n t L C Y _ V A T A m o u n t L i n e > + 
+             < V A T A m o u n t L C Y _ V A T A m o u n t L i n e _ L b l   E l e m e n t T y p e = " C o l u m n "   E l e m e n t I d = " 9 2 3 0 0 3 3 7 "   D a t a T y p e = " L a b e l " > V A T A m o u n t L C Y _ V A T A m o u n t L i n e _ L b l < / V A T A m o u n t L C Y _ V A T A m o u n t L i n e _ L b l > + 
              < V A T A m o u n t _ V a t A m o u n t L i n e   E l e m e n t T y p e = " C o l u m n "   E l e m e n t I d = " 1 8 9 1 8 2 0 6 2 0 "   D a t a T y p e = " D e c i m a l " > V A T A m o u n t _ V a t A m o u n t L i n e < / V A T A m o u n t _ V a t A m o u n t L i n e >   
              < V A T A m o u n t _ V a t A m o u n t L i n e _ L b l   E l e m e n t T y p e = " C o l u m n "   E l e m e n t I d = " 1 5 1 3 5 5 5 4 7 3 "   D a t a T y p e = " S t r i n g " > V A T A m o u n t _ V a t A m o u n t L i n e _ L b l < / V A T A m o u n t _ V a t A m o u n t L i n e _ L b l >   
-             < V A T A m o u n t L C Y _ V A T A m o u n t L i n e   E l e m e n t T y p e = " C o l u m n "   E l e m e n t I d = " 1 5 8 1 9 9 4 3 5 0 "   D a t a T y p e = " D e c i m a l " > V A T A m o u n t L C Y _ V A T A m o u n t L i n e < / V A T A m o u n t L C Y _ V A T A m o u n t L i n e > - 
-             < V A T A m o u n t L C Y _ V A T A m o u n t L i n e _ L b l   E l e m e n t T y p e = " C o l u m n "   E l e m e n t I d = " 9 2 3 0 0 3 3 7 "   D a t a T y p e = " T e x t C o n s t " > V A T A m o u n t L C Y _ V A T A m o u n t L i n e _ L b l < / V A T A m o u n t L C Y _ V A T A m o u n t L i n e _ L b l > +             < V A T B a s e L C Y _ V A T A m o u n t L i n e   E l e m e n t T y p e = " C o l u m n "   E l e m e n t I d = " 1 8 6 0 9 4 5 6 3 5 "   D a t a T y p e = " D e c i m a l " > V A T B a s e L C Y _ V A T A m o u n t L i n e < / V A T B a s e L C Y _ V A T A m o u n t L i n e > + 
+             < V A T B a s e L C Y _ V A T A m o u n t L i n e _ L b l   E l e m e n t T y p e = " C o l u m n "   E l e m e n t I d = " 1 2 3 6 4 6 7 9 9 8 "   D a t a T y p e = " L a b e l " > V A T B a s e L C Y _ V A T A m o u n t L i n e _ L b l < / V A T B a s e L C Y _ V A T A m o u n t L i n e _ L b l >   
              < V A T B a s e _ V a t A m o u n t L i n e   E l e m e n t T y p e = " C o l u m n "   E l e m e n t I d = " 1 4 5 8 9 3 7 8 1 9 "   D a t a T y p e = " D e c i m a l " > V A T B a s e _ V a t A m o u n t L i n e < / V A T B a s e _ V a t A m o u n t L i n e >   
              < V A T B a s e _ V a t A m o u n t L i n e _ L b l   E l e m e n t T y p e = " C o l u m n "   E l e m e n t I d = " 1 6 9 1 3 0 2 4 8 8 "   D a t a T y p e = " S t r i n g " > V A T B a s e _ V a t A m o u n t L i n e _ L b l < / V A T B a s e _ V a t A m o u n t L i n e _ L b l >   
-             < V A T B a s e L C Y _ V A T A m o u n t L i n e   E l e m e n t T y p e = " C o l u m n "   E l e m e n t I d = " 1 8 6 0 9 4 5 6 3 5 "   D a t a T y p e = " D e c i m a l " > V A T B a s e L C Y _ V A T A m o u n t L i n e < / V A T B a s e L C Y _ V A T A m o u n t L i n e > - 
-             < V A T B a s e L C Y _ V A T A m o u n t L i n e _ L b l   E l e m e n t T y p e = " C o l u m n "   E l e m e n t I d = " 1 2 3 6 4 6 7 9 9 8 "   D a t a T y p e = " T e x t C o n s t " > V A T B a s e L C Y _ V A T A m o u n t L i n e _ L b l < / V A T B a s e L C Y _ V A T A m o u n t L i n e _ L b l > - 
              < V A T I d e n t i f i e r _ V a t A m o u n t L i n e   E l e m e n t T y p e = " C o l u m n "   E l e m e n t I d = " 1 1 4 2 0 7 0 0 3 5 "   D a t a T y p e = " C o d e " > V A T I d e n t i f i e r _ V a t A m o u n t L i n e < / V A T I d e n t i f i e r _ V a t A m o u n t L i n e >   
              < V A T I d e n t i f i e r _ V a t A m o u n t L i n e _ L b l   E l e m e n t T y p e = " C o l u m n "   E l e m e n t I d = " 8 6 4 5 0 4 5 0 "   D a t a T y p e = " S t r i n g " > V A T I d e n t i f i e r _ V a t A m o u n t L i n e _ L b l < / V A T I d e n t i f i e r _ V a t A m o u n t L i n e _ L b l > @@ -6828,10 +7260,10 @@
  
              < C o d e _ V A T C l a u s e L i n e _ L b l   E l e m e n t T y p e = " C o l u m n "   E l e m e n t I d = " 4 6 1 5 3 3 0 2 "   D a t a T y p e = " S t r i n g " > C o d e _ V A T C l a u s e L i n e _ L b l < / C o d e _ V A T C l a u s e L i n e _ L b l >   
+             < D e s c r i p t i o n 2 _ V A T C l a u s e L i n e   E l e m e n t T y p e = " C o l u m n "   E l e m e n t I d = " 1 3 7 9 6 6 7 4 7 0 "   D a t a T y p e = " T e x t " > D e s c r i p t i o n 2 _ V A T C l a u s e L i n e < / D e s c r i p t i o n 2 _ V A T C l a u s e L i n e > + 
              < D e s c r i p t i o n _ V A T C l a u s e L i n e   E l e m e n t T y p e = " C o l u m n "   E l e m e n t I d = " 1 3 0 5 5 4 5 9 2 4 "   D a t a T y p e = " T e x t " > D e s c r i p t i o n _ V A T C l a u s e L i n e < / D e s c r i p t i o n _ V A T C l a u s e L i n e >   
-             < D e s c r i p t i o n 2 _ V A T C l a u s e L i n e   E l e m e n t T y p e = " C o l u m n "   E l e m e n t I d = " 1 3 7 9 6 6 7 4 7 0 "   D a t a T y p e = " T e x t " > D e s c r i p t i o n 2 _ V A T C l a u s e L i n e < / D e s c r i p t i o n 2 _ V A T C l a u s e L i n e > - 
              < N o O f V A T C l a u s e s   E l e m e n t T y p e = " C o l u m n "   E l e m e n t I d = " 7 5 6 4 1 7 3 9 2 "   D a t a T y p e = " I n t e g e r " > N o O f V A T C l a u s e s < / N o O f V A T C l a u s e s >   
              < V A T A m o u n t _ V A T C l a u s e L i n e   E l e m e n t T y p e = " C o l u m n "   E l e m e n t I d = " 2 2 2 4 6 9 0 5 9 "   D a t a T y p e = " D e c i m a l " > V A T A m o u n t _ V A T C l a u s e L i n e < / V A T A m o u n t _ V A T C l a u s e L i n e > @@ -6844,10 +7276,10 @@
  
          < R e p o r t T o t a l s L i n e   E l e m e n t T y p e = " D a t a I t e m "   E l e m e n t I d = " 2 1 2 2 5 4 9 8 3 6 " >   
+             < A m o u n t F o r m a t t e d _ R e p o r t T o t a l s L i n e   E l e m e n t T y p e = " C o l u m n "   E l e m e n t I d = " 1 5 0 6 1 3 6 8 2 5 "   D a t a T y p e = " T e x t " > A m o u n t F o r m a t t e d _ R e p o r t T o t a l s L i n e < / A m o u n t F o r m a t t e d _ R e p o r t T o t a l s L i n e > + 
              < A m o u n t _ R e p o r t T o t a l s L i n e   E l e m e n t T y p e = " C o l u m n "   E l e m e n t I d = " 4 1 9 9 1 8 3 6 9 "   D a t a T y p e = " D e c i m a l " > A m o u n t _ R e p o r t T o t a l s L i n e < / A m o u n t _ R e p o r t T o t a l s L i n e >   
-             < A m o u n t F o r m a t t e d _ R e p o r t T o t a l s L i n e   E l e m e n t T y p e = " C o l u m n "   E l e m e n t I d = " 1 5 0 6 1 3 6 8 2 5 "   D a t a T y p e = " T e x t " > A m o u n t F o r m a t t e d _ R e p o r t T o t a l s L i n e < / A m o u n t F o r m a t t e d _ R e p o r t T o t a l s L i n e > - 
              < D e s c r i p t i o n _ R e p o r t T o t a l s L i n e   E l e m e n t T y p e = " C o l u m n "   E l e m e n t I d = " 5 8 1 9 9 6 0 6 7 "   D a t a T y p e = " T e x t " > D e s c r i p t i o n _ R e p o r t T o t a l s L i n e < / D e s c r i p t i o n _ R e p o r t T o t a l s L i n e >   
              < F o n t B o l d _ R e p o r t T o t a l s L i n e   E l e m e n t T y p e = " C o l u m n "   E l e m e n t I d = " 9 4 6 5 4 0 5 4 9 "   D a t a T y p e = " B o o l e a n " > F o n t B o l d _ R e p o r t T o t a l s L i n e < / F o n t B o l d _ R e p o r t T o t a l s L i n e > @@ -6858,7 +7290,7 @@
  
          < P a y m e n t R e p o r t i n g A r g u m e n t   E l e m e n t T y p e = " D a t a I t e m "   E l e m e n t I d = " 3 1 3 7 4 4 1 9 4 " >   
-             < P a y m e n t S e r v i c e L o g o   E l e m e n t T y p e = " C o l u m n "   E l e m e n t I d = " 4 1 6 7 9 0 7 6 7 "   D a t a T y p e = " B L O B " / > +             < P a y m e n t S e r v i c e L o g o   E l e m e n t T y p e = " C o l u m n "   E l e m e n t I d = " 4 1 6 7 9 0 7 6 7 "   D a t a T y p e = " B l o b "   / >   
              < P a y m e n t S e r v i c e L o g o _ U r l   E l e m e n t T y p e = " C o l u m n "   E l e m e n t I d = " 6 4 4 9 7 5 1 3 9 "   D a t a T y p e = " T e x t " > P a y m e n t S e r v i c e L o g o _ U r l < / P a y m e n t S e r v i c e L o g o _ U r l >   
@@ -6874,9 +7306,9 @@
  
              < B o d y T e x t   E l e m e n t T y p e = " C o l u m n "   E l e m e n t I d = " 1 4 9 7 5 9 8 0 8 "   D a t a T y p e = " T e x t " > B o d y T e x t < / B o d y T e x t >   
-             < C l o s i n g T e x t   E l e m e n t T y p e = " C o l u m n "   E l e m e n t I d = " 5 1 2 1 3 5 9 0 9 "   D a t a T y p e = " T e x t C o n s t " > C l o s i n g T e x t < / C l o s i n g T e x t > - 
-             < G r e e t i n g T e x t   E l e m e n t T y p e = " C o l u m n "   E l e m e n t I d = " 1 1 7 5 2 7 9 2 8 9 "   D a t a T y p e = " T e x t C o n s t " > G r e e t i n g T e x t < / G r e e t i n g T e x t > +             < C l o s i n g T e x t   E l e m e n t T y p e = " C o l u m n "   E l e m e n t I d = " 5 1 2 1 3 5 9 0 9 "   D a t a T y p e = " L a b e l " > C l o s i n g T e x t < / C l o s i n g T e x t > + 
+             < G r e e t i n g T e x t   E l e m e n t T y p e = " C o l u m n "   E l e m e n t I d = " 1 1 7 5 2 7 9 2 8 9 "   D a t a T y p e = " L a b e l " > G r e e t i n g T e x t < / G r e e t i n g T e x t >   
              < P m t D i s c T e x t   E l e m e n t T y p e = " C o l u m n "   E l e m e n t I d = " 2 0 1 3 8 4 9 9 4 8 "   D a t a T y p e = " T e x t " > P m t D i s c T e x t < / P m t D i s c T e x t >   

--- a/src/Layers/W1/BaseApp/Sales/Document/StandardDraftSalesInvoiceEmailBody.docx
+++ b/src/Layers/W1/BaseApp/Sales/Document/StandardDraftSalesInvoiceEmailBody.docx
@@ -32,7 +32,7 @@
             <w:placeholder>
               <w:docPart w:val="D00490670B47475DA1D2D0259E47AD76"/>
             </w:placeholder>
-            <w:dataBinding w:prefixMappings="xmlns:ns0='urn:microsoft-dynamics-nav/reports/Standard_Sales_Draft_Invoice/1303/'" w:xpath="/ns0:NavWordReportXmlPart[1]/ns0:Header[1]/ns0:CustomerAddress1[1]" w:storeItemID="{00000000-0000-0000-0000-000000000000}"/>
+            <w:dataBinding w:prefixMappings="&lt;xmlns:ns0='urn:microsoft-dynamics-nav/reports/Standard_Sales_Draft_Invoice/1303/' " w:xpath="/ns0:NavWordReportXmlPart[1]/ns0:Header[1]/ns0:CustomerAddress1[1]" w:storeItemID="{00000000-0000-0000-0000-000000000000}"/>
             <w15:color w:val="808080"/>
             <w:text/>
           </w:sdtPr>
@@ -84,7 +84,7 @@
             <w:placeholder>
               <w:docPart w:val="04D0332B02444D5CB85679F3A6543F4E"/>
             </w:placeholder>
-            <w:dataBinding w:prefixMappings="xmlns:ns0='urn:microsoft-dynamics-nav/reports/Standard_Sales_Draft_Invoice/1303/'" w:xpath="/ns0:NavWordReportXmlPart[1]/ns0:Header[1]/ns0:CompanyAddress1[1]" w:storeItemID="{00000000-0000-0000-0000-000000000000}"/>
+            <w:dataBinding w:prefixMappings="&lt;xmlns:ns0='urn:microsoft-dynamics-nav/reports/Standard_Sales_Draft_Invoice/1303/' " w:xpath="/ns0:NavWordReportXmlPart[1]/ns0:Header[1]/ns0:CompanyAddress1[1]" w:storeItemID="{00000000-0000-0000-0000-000000000000}"/>
             <w15:color w:val="808080"/>
             <w:text/>
           </w:sdtPr>
@@ -127,7 +127,7 @@
             <w:placeholder>
               <w:docPart w:val="D00490670B47475DA1D2D0259E47AD76"/>
             </w:placeholder>
-            <w:dataBinding w:prefixMappings="xmlns:ns0='urn:microsoft-dynamics-nav/reports/Standard_Sales_Draft_Invoice/1303/'" w:xpath="/ns0:NavWordReportXmlPart[1]/ns0:Header[1]/ns0:CustomerAddress2[1]" w:storeItemID="{00000000-0000-0000-0000-000000000000}"/>
+            <w:dataBinding w:prefixMappings="&lt;xmlns:ns0='urn:microsoft-dynamics-nav/reports/Standard_Sales_Draft_Invoice/1303/' " w:xpath="/ns0:NavWordReportXmlPart[1]/ns0:Header[1]/ns0:CustomerAddress2[1]" w:storeItemID="{00000000-0000-0000-0000-000000000000}"/>
             <w15:color w:val="808080"/>
             <w:text/>
           </w:sdtPr>
@@ -165,7 +165,7 @@
             <w:placeholder>
               <w:docPart w:val="AF804623B5FC4A8FBD5B2B5D98515754"/>
             </w:placeholder>
-            <w:dataBinding w:prefixMappings="xmlns:ns0='urn:microsoft-dynamics-nav/reports/Standard_Sales_Draft_Invoice/1303/'" w:xpath="/ns0:NavWordReportXmlPart[1]/ns0:Header[1]/ns0:CompanyAddress2[1]" w:storeItemID="{00000000-0000-0000-0000-000000000000}"/>
+            <w:dataBinding w:prefixMappings="&lt;xmlns:ns0='urn:microsoft-dynamics-nav/reports/Standard_Sales_Draft_Invoice/1303/' " w:xpath="/ns0:NavWordReportXmlPart[1]/ns0:Header[1]/ns0:CompanyAddress2[1]" w:storeItemID="{00000000-0000-0000-0000-000000000000}"/>
             <w15:color w:val="808080"/>
             <w:text/>
           </w:sdtPr>
@@ -200,7 +200,7 @@
             <w:placeholder>
               <w:docPart w:val="D00490670B47475DA1D2D0259E47AD76"/>
             </w:placeholder>
-            <w:dataBinding w:prefixMappings="xmlns:ns0='urn:microsoft-dynamics-nav/reports/Standard_Sales_Draft_Invoice/1303/'" w:xpath="/ns0:NavWordReportXmlPart[1]/ns0:Header[1]/ns0:CustomerAddress3[1]" w:storeItemID="{00000000-0000-0000-0000-000000000000}"/>
+            <w:dataBinding w:prefixMappings="&lt;xmlns:ns0='urn:microsoft-dynamics-nav/reports/Standard_Sales_Draft_Invoice/1303/' " w:xpath="/ns0:NavWordReportXmlPart[1]/ns0:Header[1]/ns0:CustomerAddress3[1]" w:storeItemID="{00000000-0000-0000-0000-000000000000}"/>
             <w15:color w:val="808080"/>
             <w:text/>
           </w:sdtPr>
@@ -238,7 +238,7 @@
             <w:placeholder>
               <w:docPart w:val="456C24FE85AB47358769CD791640E586"/>
             </w:placeholder>
-            <w:dataBinding w:prefixMappings="xmlns:ns0='urn:microsoft-dynamics-nav/reports/Standard_Sales_Draft_Invoice/1303/'" w:xpath="/ns0:NavWordReportXmlPart[1]/ns0:Header[1]/ns0:CompanyAddress3[1]" w:storeItemID="{00000000-0000-0000-0000-000000000000}"/>
+            <w:dataBinding w:prefixMappings="&lt;xmlns:ns0='urn:microsoft-dynamics-nav/reports/Standard_Sales_Draft_Invoice/1303/' " w:xpath="/ns0:NavWordReportXmlPart[1]/ns0:Header[1]/ns0:CompanyAddress3[1]" w:storeItemID="{00000000-0000-0000-0000-000000000000}"/>
             <w15:color w:val="808080"/>
             <w:text/>
           </w:sdtPr>
@@ -273,7 +273,7 @@
             <w:placeholder>
               <w:docPart w:val="D00490670B47475DA1D2D0259E47AD76"/>
             </w:placeholder>
-            <w:dataBinding w:prefixMappings="xmlns:ns0='urn:microsoft-dynamics-nav/reports/Standard_Sales_Draft_Invoice/1303/'" w:xpath="/ns0:NavWordReportXmlPart[1]/ns0:Header[1]/ns0:CustomerAddress4[1]" w:storeItemID="{00000000-0000-0000-0000-000000000000}"/>
+            <w:dataBinding w:prefixMappings="&lt;xmlns:ns0='urn:microsoft-dynamics-nav/reports/Standard_Sales_Draft_Invoice/1303/' " w:xpath="/ns0:NavWordReportXmlPart[1]/ns0:Header[1]/ns0:CustomerAddress4[1]" w:storeItemID="{00000000-0000-0000-0000-000000000000}"/>
             <w15:color w:val="808080"/>
             <w:text/>
           </w:sdtPr>
@@ -311,7 +311,7 @@
             <w:placeholder>
               <w:docPart w:val="EB294D13F1C941B0918B09586CFCDBE7"/>
             </w:placeholder>
-            <w:dataBinding w:prefixMappings="xmlns:ns0='urn:microsoft-dynamics-nav/reports/Standard_Sales_Draft_Invoice/1303/'" w:xpath="/ns0:NavWordReportXmlPart[1]/ns0:Header[1]/ns0:CompanyAddress4[1]" w:storeItemID="{00000000-0000-0000-0000-000000000000}"/>
+            <w:dataBinding w:prefixMappings="&lt;xmlns:ns0='urn:microsoft-dynamics-nav/reports/Standard_Sales_Draft_Invoice/1303/' " w:xpath="/ns0:NavWordReportXmlPart[1]/ns0:Header[1]/ns0:CompanyAddress4[1]" w:storeItemID="{00000000-0000-0000-0000-000000000000}"/>
             <w15:color w:val="808080"/>
             <w:text/>
           </w:sdtPr>
@@ -346,7 +346,7 @@
             <w:placeholder>
               <w:docPart w:val="D00490670B47475DA1D2D0259E47AD76"/>
             </w:placeholder>
-            <w:dataBinding w:prefixMappings="xmlns:ns0='urn:microsoft-dynamics-nav/reports/Standard_Sales_Draft_Invoice/1303/'" w:xpath="/ns0:NavWordReportXmlPart[1]/ns0:Header[1]/ns0:CustomerAddress5[1]" w:storeItemID="{00000000-0000-0000-0000-000000000000}"/>
+            <w:dataBinding w:prefixMappings="&lt;xmlns:ns0='urn:microsoft-dynamics-nav/reports/Standard_Sales_Draft_Invoice/1303/' " w:xpath="/ns0:NavWordReportXmlPart[1]/ns0:Header[1]/ns0:CustomerAddress5[1]" w:storeItemID="{00000000-0000-0000-0000-000000000000}"/>
             <w15:color w:val="808080"/>
             <w:text/>
           </w:sdtPr>
@@ -384,7 +384,7 @@
             <w:placeholder>
               <w:docPart w:val="1D18AC3B6BCE45E788F1BA09848E71EC"/>
             </w:placeholder>
-            <w:dataBinding w:prefixMappings="xmlns:ns0='urn:microsoft-dynamics-nav/reports/Standard_Sales_Draft_Invoice/1303/'" w:xpath="/ns0:NavWordReportXmlPart[1]/ns0:Header[1]/ns0:CompanyAddress5[1]" w:storeItemID="{00000000-0000-0000-0000-000000000000}"/>
+            <w:dataBinding w:prefixMappings="&lt;xmlns:ns0='urn:microsoft-dynamics-nav/reports/Standard_Sales_Draft_Invoice/1303/' " w:xpath="/ns0:NavWordReportXmlPart[1]/ns0:Header[1]/ns0:CompanyAddress5[1]" w:storeItemID="{00000000-0000-0000-0000-000000000000}"/>
             <w15:color w:val="808080"/>
             <w:text/>
           </w:sdtPr>
@@ -419,7 +419,7 @@
             <w:placeholder>
               <w:docPart w:val="D00490670B47475DA1D2D0259E47AD76"/>
             </w:placeholder>
-            <w:dataBinding w:prefixMappings="xmlns:ns0='urn:microsoft-dynamics-nav/reports/Standard_Sales_Draft_Invoice/1303/'" w:xpath="/ns0:NavWordReportXmlPart[1]/ns0:Header[1]/ns0:CustomerAddress6[1]" w:storeItemID="{00000000-0000-0000-0000-000000000000}"/>
+            <w:dataBinding w:prefixMappings="&lt;xmlns:ns0='urn:microsoft-dynamics-nav/reports/Standard_Sales_Draft_Invoice/1303/' " w:xpath="/ns0:NavWordReportXmlPart[1]/ns0:Header[1]/ns0:CustomerAddress6[1]" w:storeItemID="{00000000-0000-0000-0000-000000000000}"/>
             <w15:color w:val="808080"/>
             <w:text/>
           </w:sdtPr>
@@ -457,7 +457,7 @@
             <w:placeholder>
               <w:docPart w:val="07E648C3659748499DD5DDF1F03E197B"/>
             </w:placeholder>
-            <w:dataBinding w:prefixMappings="xmlns:ns0='urn:microsoft-dynamics-nav/reports/Standard_Sales_Draft_Invoice/1303/'" w:xpath="/ns0:NavWordReportXmlPart[1]/ns0:Header[1]/ns0:CompanyAddress6[1]" w:storeItemID="{00000000-0000-0000-0000-000000000000}"/>
+            <w:dataBinding w:prefixMappings="&lt;xmlns:ns0='urn:microsoft-dynamics-nav/reports/Standard_Sales_Draft_Invoice/1303/' " w:xpath="/ns0:NavWordReportXmlPart[1]/ns0:Header[1]/ns0:CompanyAddress6[1]" w:storeItemID="{00000000-0000-0000-0000-000000000000}"/>
             <w15:color w:val="808080"/>
             <w:text/>
           </w:sdtPr>
@@ -492,7 +492,7 @@
             <w:placeholder>
               <w:docPart w:val="D00490670B47475DA1D2D0259E47AD76"/>
             </w:placeholder>
-            <w:dataBinding w:prefixMappings="xmlns:ns0='urn:microsoft-dynamics-nav/reports/Standard_Sales_Draft_Invoice/1303/'" w:xpath="/ns0:NavWordReportXmlPart[1]/ns0:Header[1]/ns0:CustomerAddress7[1]" w:storeItemID="{00000000-0000-0000-0000-000000000000}"/>
+            <w:dataBinding w:prefixMappings="&lt;xmlns:ns0='urn:microsoft-dynamics-nav/reports/Standard_Sales_Draft_Invoice/1303/' " w:xpath="/ns0:NavWordReportXmlPart[1]/ns0:Header[1]/ns0:CustomerAddress7[1]" w:storeItemID="{00000000-0000-0000-0000-000000000000}"/>
             <w15:color w:val="808080"/>
             <w:text/>
           </w:sdtPr>
@@ -530,7 +530,7 @@
             <w:placeholder>
               <w:docPart w:val="0404552692B049E89D8AF39ADA6B9548"/>
             </w:placeholder>
-            <w:dataBinding w:prefixMappings="xmlns:ns0='urn:microsoft-dynamics-nav/reports/Standard_Sales_Draft_Invoice/1303/'" w:xpath="/ns0:NavWordReportXmlPart[1]/ns0:Header[1]/ns0:CompanyLegalOffice_Lbl[1]" w:storeItemID="{00000000-0000-0000-0000-000000000000}"/>
+            <w:dataBinding w:prefixMappings="&lt;xmlns:ns0='urn:microsoft-dynamics-nav/reports/Standard_Sales_Draft_Invoice/1303/' " w:xpath="/ns0:NavWordReportXmlPart[1]/ns0:Header[1]/ns0:CompanyLegalOffice_Lbl[1]" w:storeItemID="{00000000-0000-0000-0000-000000000000}"/>
             <w15:color w:val="808080"/>
             <w:text/>
           </w:sdtPr>
@@ -565,7 +565,7 @@
             <w:placeholder>
               <w:docPart w:val="5F658AB8E2ED4C319A324FB4225C5FEC"/>
             </w:placeholder>
-            <w:dataBinding w:prefixMappings="xmlns:ns0='urn:microsoft-dynamics-nav/reports/Standard_Sales_Draft_Invoice/1303/'" w:xpath="/ns0:NavWordReportXmlPart[1]/ns0:Header[1]/ns0:CustomerAddress8[1]" w:storeItemID="{00000000-0000-0000-0000-000000000000}"/>
+            <w:dataBinding w:prefixMappings="&lt;xmlns:ns0='urn:microsoft-dynamics-nav/reports/Standard_Sales_Draft_Invoice/1303/' " w:xpath="/ns0:NavWordReportXmlPart[1]/ns0:Header[1]/ns0:CustomerAddress8[1]" w:storeItemID="{00000000-0000-0000-0000-000000000000}"/>
             <w15:color w:val="808080"/>
             <w:text/>
           </w:sdtPr>
@@ -603,7 +603,7 @@
             <w:placeholder>
               <w:docPart w:val="47542EF838494AA4BAB7A94E4C6BF4C2"/>
             </w:placeholder>
-            <w:dataBinding w:prefixMappings="xmlns:ns0='urn:microsoft-dynamics-nav/reports/Standard_Sales_Draft_Invoice/1303/'" w:xpath="/ns0:NavWordReportXmlPart[1]/ns0:Header[1]/ns0:CompanyLegalOffice[1]" w:storeItemID="{00000000-0000-0000-0000-000000000000}"/>
+            <w:dataBinding w:prefixMappings="&lt;xmlns:ns0='urn:microsoft-dynamics-nav/reports/Standard_Sales_Draft_Invoice/1303/' " w:xpath="/ns0:NavWordReportXmlPart[1]/ns0:Header[1]/ns0:CompanyLegalOffice[1]" w:storeItemID="{00000000-0000-0000-0000-000000000000}"/>
             <w15:color w:val="808080"/>
             <w:text/>
           </w:sdtPr>
@@ -715,7 +715,7 @@
             <w:placeholder>
               <w:docPart w:val="5FB68783FBEF4D4390DEF519F739C0F6"/>
             </w:placeholder>
-            <w:dataBinding w:prefixMappings="xmlns:ns0='urn:microsoft-dynamics-nav/reports/Standard_Sales_Draft_Invoice/1303/'" w:xpath="/ns0:NavWordReportXmlPart[1]/ns0:Header[1]/ns0:YourReference__Lbl[1]" w:storeItemID="{00000000-0000-0000-0000-000000000000}"/>
+            <w:dataBinding w:prefixMappings="&lt;xmlns:ns0='urn:microsoft-dynamics-nav/reports/Standard_Sales_Draft_Invoice/1303/' " w:xpath="/ns0:NavWordReportXmlPart[1]/ns0:Header[1]/ns0:YourReference__Lbl[1]" w:storeItemID="{00000000-0000-0000-0000-000000000000}"/>
             <w15:color w:val="808080"/>
             <w:text/>
           </w:sdtPr>
@@ -744,7 +744,7 @@
             <w:placeholder>
               <w:docPart w:val="67F789BC611B487598165D466AAC34C7"/>
             </w:placeholder>
-            <w:dataBinding w:prefixMappings="xmlns:ns0='urn:microsoft-dynamics-nav/reports/Standard_Sales_Draft_Invoice/1303/'" w:xpath="/ns0:NavWordReportXmlPart[1]/ns0:Header[1]/ns0:SalesPersonBlank_Lbl[1]" w:storeItemID="{00000000-0000-0000-0000-000000000000}"/>
+            <w:dataBinding w:prefixMappings="&lt;xmlns:ns0='urn:microsoft-dynamics-nav/reports/Standard_Sales_Draft_Invoice/1303/' " w:xpath="/ns0:NavWordReportXmlPart[1]/ns0:Header[1]/ns0:SalesPersonBlank_Lbl[1]" w:storeItemID="{00000000-0000-0000-0000-000000000000}"/>
             <w15:color w:val="808080"/>
             <w:text/>
           </w:sdtPr>
@@ -833,7 +833,7 @@
             <w:placeholder>
               <w:docPart w:val="89E10FFEA2C44C3DA7C461F6C19F97E1"/>
             </w:placeholder>
-            <w:dataBinding w:prefixMappings="xmlns:ns0='urn:microsoft-dynamics-nav/reports/Standard_Sales_Draft_Invoice/1303/'" w:xpath="/ns0:NavWordReportXmlPart[1]/ns0:Header[1]/ns0:YourReference[1]" w:storeItemID="{00000000-0000-0000-0000-000000000000}"/>
+            <w:dataBinding w:prefixMappings="&lt;xmlns:ns0='urn:microsoft-dynamics-nav/reports/Standard_Sales_Draft_Invoice/1303/' " w:xpath="/ns0:NavWordReportXmlPart[1]/ns0:Header[1]/ns0:YourReference[1]" w:storeItemID="{00000000-0000-0000-0000-000000000000}"/>
             <w15:color w:val="808080"/>
             <w:text/>
           </w:sdtPr>
@@ -861,7 +861,7 @@
             <w:placeholder>
               <w:docPart w:val="DE31196E67134A998C9B6552103E4A01"/>
             </w:placeholder>
-            <w:dataBinding w:prefixMappings="xmlns:ns0='urn:microsoft-dynamics-nav/reports/Standard_Sales_Draft_Invoice/1303/'" w:xpath="/ns0:NavWordReportXmlPart[1]/ns0:Header[1]/ns0:SalesPersonName[1]" w:storeItemID="{00000000-0000-0000-0000-000000000000}"/>
+            <w:dataBinding w:prefixMappings="&lt;xmlns:ns0='urn:microsoft-dynamics-nav/reports/Standard_Sales_Draft_Invoice/1303/' " w:xpath="/ns0:NavWordReportXmlPart[1]/ns0:Header[1]/ns0:SalesPersonName[1]" w:storeItemID="{00000000-0000-0000-0000-000000000000}"/>
             <w15:color w:val="808080"/>
             <w:text/>
           </w:sdtPr>
@@ -941,7 +941,7 @@
             <w:placeholder>
               <w:docPart w:val="ECDA0A9724624A289C5B0EE2DD3F29B5"/>
             </w:placeholder>
-            <w:dataBinding w:prefixMappings="xmlns:ns0='urn:microsoft-dynamics-nav/reports/Standard_Sales_Draft_Invoice/1303/'" w:xpath="/ns0:NavWordReportXmlPart[1]/ns0:Header[1]/ns0:PaymentTermsDescription_Lbl[1]" w:storeItemID="{00000000-0000-0000-0000-000000000000}"/>
+            <w:dataBinding w:prefixMappings="&lt;xmlns:ns0='urn:microsoft-dynamics-nav/reports/Standard_Sales_Draft_Invoice/1303/' " w:xpath="/ns0:NavWordReportXmlPart[1]/ns0:Header[1]/ns0:PaymentTermsDescription_Lbl[1]" w:storeItemID="{00000000-0000-0000-0000-000000000000}"/>
             <w15:color w:val="808080"/>
             <w:text/>
           </w:sdtPr>
@@ -970,7 +970,7 @@
             <w:placeholder>
               <w:docPart w:val="A6A25E257D714E5FA25F14DD177857AB"/>
             </w:placeholder>
-            <w:dataBinding w:prefixMappings="xmlns:ns0='urn:microsoft-dynamics-nav/reports/Standard_Sales_Draft_Invoice/1303/'" w:xpath="/ns0:NavWordReportXmlPart[1]/ns0:Header[1]/ns0:ShipmentMethodDescription_Lbl[1]" w:storeItemID="{00000000-0000-0000-0000-000000000000}"/>
+            <w:dataBinding w:prefixMappings="&lt;xmlns:ns0='urn:microsoft-dynamics-nav/reports/Standard_Sales_Draft_Invoice/1303/' " w:xpath="/ns0:NavWordReportXmlPart[1]/ns0:Header[1]/ns0:ShipmentMethodDescription_Lbl[1]" w:storeItemID="{00000000-0000-0000-0000-000000000000}"/>
             <w15:color w:val="808080"/>
             <w:text/>
           </w:sdtPr>
@@ -1025,7 +1025,7 @@
             <w:placeholder>
               <w:docPart w:val="FE595C1B18EF42A0988C4E5C6D802C89"/>
             </w:placeholder>
-            <w:dataBinding w:prefixMappings="xmlns:ns0='urn:microsoft-dynamics-nav/reports/Standard_Sales_Draft_Invoice/1303/'" w:xpath="/ns0:NavWordReportXmlPart[1]/ns0:Header[1]/ns0:PaymentTermsDescription[1]" w:storeItemID="{00000000-0000-0000-0000-000000000000}"/>
+            <w:dataBinding w:prefixMappings="&lt;xmlns:ns0='urn:microsoft-dynamics-nav/reports/Standard_Sales_Draft_Invoice/1303/' " w:xpath="/ns0:NavWordReportXmlPart[1]/ns0:Header[1]/ns0:PaymentTermsDescription[1]" w:storeItemID="{00000000-0000-0000-0000-000000000000}"/>
             <w15:color w:val="808080"/>
             <w:text/>
           </w:sdtPr>
@@ -1053,7 +1053,7 @@
             <w:placeholder>
               <w:docPart w:val="136AB2C7C6B5484EB5EE190C2876763D"/>
             </w:placeholder>
-            <w:dataBinding w:prefixMappings="xmlns:ns0='urn:microsoft-dynamics-nav/reports/Standard_Sales_Draft_Invoice/1303/'" w:xpath="/ns0:NavWordReportXmlPart[1]/ns0:Header[1]/ns0:ShipmentMethodDescription[1]" w:storeItemID="{00000000-0000-0000-0000-000000000000}"/>
+            <w:dataBinding w:prefixMappings="&lt;xmlns:ns0='urn:microsoft-dynamics-nav/reports/Standard_Sales_Draft_Invoice/1303/' " w:xpath="/ns0:NavWordReportXmlPart[1]/ns0:Header[1]/ns0:ShipmentMethodDescription[1]" w:storeItemID="{00000000-0000-0000-0000-000000000000}"/>
             <w15:color w:val="808080"/>
             <w:text/>
           </w:sdtPr>
@@ -1125,7 +1125,7 @@
           <w:tcPr>
             <w:tcW w:w="386" w:type="pct"/>
             <w:tcBorders>
-              <w:bottom w:val="single" w:color="auto" w:sz="4" w:space="0"/>
+              <w:bottom w:val="single" w:sz="4" w:space="0" w:color="auto"/>
             </w:tcBorders>
           </w:tcPr>
           <w:sdt>
@@ -1136,7 +1136,7 @@
               <w:placeholder>
                 <w:docPart w:val="E296DCA8A9DC429E92D0287F44C1681C"/>
               </w:placeholder>
-              <w:dataBinding w:prefixMappings="xmlns:ns0='urn:microsoft-dynamics-nav/reports/Standard_Sales_Draft_Invoice/1303/'" w:xpath="/ns0:NavWordReportXmlPart[1]/ns0:Header[1]/ns0:Line[1]/ns0:ItemNo_Line_Lbl[1]" w:storeItemID="{00000000-0000-0000-0000-000000000000}"/>
+              <w:dataBinding w:prefixMappings="&lt;xmlns:ns0='urn:microsoft-dynamics-nav/reports/Standard_Sales_Draft_Invoice/1303/' " w:xpath="/ns0:NavWordReportXmlPart[1]/ns0:Header[1]/ns0:Line[1]/ns0:ItemNo_Line_Lbl[1]" w:storeItemID="{00000000-0000-0000-0000-000000000000}"/>
               <w15:color w:val="808080"/>
               <w:text/>
             </w:sdtPr>
@@ -1160,7 +1160,7 @@
             <w:placeholder>
               <w:docPart w:val="61409D5C2DD1470596A5D3202199220A"/>
             </w:placeholder>
-            <w:dataBinding w:prefixMappings="xmlns:ns0='urn:microsoft-dynamics-nav/reports/Standard_Sales_Draft_Invoice/1303/'" w:xpath="/ns0:NavWordReportXmlPart[1]/ns0:Header[1]/ns0:Line[1]/ns0:Description_Line_Lbl[1]" w:storeItemID="{00000000-0000-0000-0000-000000000000}"/>
+            <w:dataBinding w:prefixMappings="&lt;xmlns:ns0='urn:microsoft-dynamics-nav/reports/Standard_Sales_Draft_Invoice/1303/' " w:xpath="/ns0:NavWordReportXmlPart[1]/ns0:Header[1]/ns0:Line[1]/ns0:Description_Line_Lbl[1]" w:storeItemID="{00000000-0000-0000-0000-000000000000}"/>
             <w15:color w:val="808080"/>
             <w:text/>
           </w:sdtPr>
@@ -1169,7 +1169,7 @@
               <w:tcPr>
                 <w:tcW w:w="1115" w:type="pct"/>
                 <w:tcBorders>
-                  <w:bottom w:val="single" w:color="auto" w:sz="4" w:space="0"/>
+                  <w:bottom w:val="single" w:sz="4" w:space="0" w:color="auto"/>
                 </w:tcBorders>
               </w:tcPr>
               <w:p>
@@ -1191,7 +1191,7 @@
             <w:placeholder>
               <w:docPart w:val="EDFB51C7D55146B69D16B7FAABEF180D"/>
             </w:placeholder>
-            <w:dataBinding w:prefixMappings="xmlns:ns0='urn:microsoft-dynamics-nav/reports/Standard_Sales_Draft_Invoice/1303/'" w:xpath="/ns0:NavWordReportXmlPart[1]/ns0:Header[1]/ns0:Line[1]/ns0:Quantity_Line_Lbl[1]" w:storeItemID="{00000000-0000-0000-0000-000000000000}"/>
+            <w:dataBinding w:prefixMappings="&lt;xmlns:ns0='urn:microsoft-dynamics-nav/reports/Standard_Sales_Draft_Invoice/1303/' " w:xpath="/ns0:NavWordReportXmlPart[1]/ns0:Header[1]/ns0:Line[1]/ns0:Quantity_Line_Lbl[1]" w:storeItemID="{00000000-0000-0000-0000-000000000000}"/>
             <w15:color w:val="808080"/>
             <w:text/>
           </w:sdtPr>
@@ -1200,7 +1200,7 @@
               <w:tcPr>
                 <w:tcW w:w="557" w:type="pct"/>
                 <w:tcBorders>
-                  <w:bottom w:val="single" w:color="auto" w:sz="4" w:space="0"/>
+                  <w:bottom w:val="single" w:sz="4" w:space="0" w:color="auto"/>
                 </w:tcBorders>
               </w:tcPr>
               <w:p>
@@ -1223,7 +1223,7 @@
             <w:placeholder>
               <w:docPart w:val="D9DA7959D49242FEB7699DD179A24CF6"/>
             </w:placeholder>
-            <w:dataBinding w:prefixMappings="xmlns:ns0='urn:microsoft-dynamics-nav/reports/Standard_Sales_Draft_Invoice/1303/'" w:xpath="/ns0:NavWordReportXmlPart[1]/ns0:Header[1]/ns0:Line[1]/ns0:Unit_Lbl[1]" w:storeItemID="{00000000-0000-0000-0000-000000000000}"/>
+            <w:dataBinding w:prefixMappings="&lt;xmlns:ns0='urn:microsoft-dynamics-nav/reports/Standard_Sales_Draft_Invoice/1303/' " w:xpath="/ns0:NavWordReportXmlPart[1]/ns0:Header[1]/ns0:Line[1]/ns0:Unit_Lbl[1]" w:storeItemID="{00000000-0000-0000-0000-000000000000}"/>
             <w15:color w:val="808080"/>
             <w:text/>
           </w:sdtPr>
@@ -1232,7 +1232,7 @@
               <w:tcPr>
                 <w:tcW w:w="386" w:type="pct"/>
                 <w:tcBorders>
-                  <w:bottom w:val="single" w:color="auto" w:sz="4" w:space="0"/>
+                  <w:bottom w:val="single" w:sz="4" w:space="0" w:color="auto"/>
                 </w:tcBorders>
               </w:tcPr>
               <w:p>
@@ -1254,7 +1254,7 @@
             <w:placeholder>
               <w:docPart w:val="DF2540F37D4442A4B0AE55302665588D"/>
             </w:placeholder>
-            <w:dataBinding w:prefixMappings="xmlns:ns0='urn:microsoft-dynamics-nav/reports/Standard_Sales_Draft_Invoice/1303/'" w:xpath="/ns0:NavWordReportXmlPart[1]/ns0:Header[1]/ns0:Line[1]/ns0:UnitPrice_Lbl[1]" w:storeItemID="{00000000-0000-0000-0000-000000000000}"/>
+            <w:dataBinding w:prefixMappings="&lt;xmlns:ns0='urn:microsoft-dynamics-nav/reports/Standard_Sales_Draft_Invoice/1303/' " w:xpath="/ns0:NavWordReportXmlPart[1]/ns0:Header[1]/ns0:Line[1]/ns0:UnitPrice_Lbl[1]" w:storeItemID="{00000000-0000-0000-0000-000000000000}"/>
             <w15:color w:val="808080"/>
             <w:text/>
           </w:sdtPr>
@@ -1263,7 +1263,7 @@
               <w:tcPr>
                 <w:tcW w:w="686" w:type="pct"/>
                 <w:tcBorders>
-                  <w:bottom w:val="single" w:color="auto" w:sz="4" w:space="0"/>
+                  <w:bottom w:val="single" w:sz="4" w:space="0" w:color="auto"/>
                 </w:tcBorders>
               </w:tcPr>
               <w:p>
@@ -1286,7 +1286,7 @@
             <w:placeholder>
               <w:docPart w:val="D9DA7959D49242FEB7699DD179A24CF6"/>
             </w:placeholder>
-            <w:dataBinding w:prefixMappings="xmlns:ns0='urn:microsoft-dynamics-nav/reports/Standard_Sales_Draft_Invoice/1303/'" w:xpath="/ns0:NavWordReportXmlPart[1]/ns0:Header[1]/ns0:SalesInvoiceLineDiscount_Lbl[1]" w:storeItemID="{00000000-0000-0000-0000-000000000000}"/>
+            <w:dataBinding w:prefixMappings="&lt;xmlns:ns0='urn:microsoft-dynamics-nav/reports/Standard_Sales_Draft_Invoice/1303/' " w:xpath="/ns0:NavWordReportXmlPart[1]/ns0:Header[1]/ns0:SalesInvoiceLineDiscount_Lbl[1]" w:storeItemID="{00000000-0000-0000-0000-000000000000}"/>
             <w15:color w:val="808080"/>
             <w:text/>
           </w:sdtPr>
@@ -1295,7 +1295,7 @@
               <w:tcPr>
                 <w:tcW w:w="643" w:type="pct"/>
                 <w:tcBorders>
-                  <w:bottom w:val="single" w:color="auto" w:sz="4" w:space="0"/>
+                  <w:bottom w:val="single" w:sz="4" w:space="0" w:color="auto"/>
                 </w:tcBorders>
               </w:tcPr>
               <w:p>
@@ -1317,7 +1317,7 @@
             <w:placeholder>
               <w:docPart w:val="9BD0551EFCD94D9280B13E1CA4707333"/>
             </w:placeholder>
-            <w:dataBinding w:prefixMappings="xmlns:ns0='urn:microsoft-dynamics-nav/reports/Standard_Sales_Draft_Invoice/1303/'" w:xpath="/ns0:NavWordReportXmlPart[1]/ns0:Header[1]/ns0:Line[1]/ns0:VATPct_Line_Lbl[1]" w:storeItemID="{00000000-0000-0000-0000-000000000000}"/>
+            <w:dataBinding w:prefixMappings="&lt;xmlns:ns0='urn:microsoft-dynamics-nav/reports/Standard_Sales_Draft_Invoice/1303/' " w:xpath="/ns0:NavWordReportXmlPart[1]/ns0:Header[1]/ns0:Line[1]/ns0:VATPct_Line_Lbl[1]" w:storeItemID="{00000000-0000-0000-0000-000000000000}"/>
             <w15:color w:val="808080"/>
             <w:text/>
           </w:sdtPr>
@@ -1326,7 +1326,7 @@
               <w:tcPr>
                 <w:tcW w:w="472" w:type="pct"/>
                 <w:tcBorders>
-                  <w:bottom w:val="single" w:color="auto" w:sz="4" w:space="0"/>
+                  <w:bottom w:val="single" w:sz="4" w:space="0" w:color="auto"/>
                 </w:tcBorders>
               </w:tcPr>
               <w:p>
@@ -1349,7 +1349,7 @@
             <w:placeholder>
               <w:docPart w:val="056A1D7C4FFE4B3E8407CCCC9916055E"/>
             </w:placeholder>
-            <w:dataBinding w:prefixMappings="xmlns:ns0='urn:microsoft-dynamics-nav/reports/Standard_Sales_Draft_Invoice/1303/'" w:xpath="/ns0:NavWordReportXmlPart[1]/ns0:Header[1]/ns0:Line[1]/ns0:LineAmount_Line_Lbl[1]" w:storeItemID="{00000000-0000-0000-0000-000000000000}"/>
+            <w:dataBinding w:prefixMappings="&lt;xmlns:ns0='urn:microsoft-dynamics-nav/reports/Standard_Sales_Draft_Invoice/1303/' " w:xpath="/ns0:NavWordReportXmlPart[1]/ns0:Header[1]/ns0:Line[1]/ns0:LineAmount_Line_Lbl[1]" w:storeItemID="{00000000-0000-0000-0000-000000000000}"/>
             <w15:color w:val="808080"/>
             <w:text/>
           </w:sdtPr>
@@ -1358,7 +1358,7 @@
               <w:tcPr>
                 <w:tcW w:w="755" w:type="pct"/>
                 <w:tcBorders>
-                  <w:bottom w:val="single" w:color="auto" w:sz="4" w:space="0"/>
+                  <w:bottom w:val="single" w:sz="4" w:space="0" w:color="auto"/>
                 </w:tcBorders>
               </w:tcPr>
               <w:p>
@@ -1384,7 +1384,7 @@
           <w:tcPr>
             <w:tcW w:w="386" w:type="pct"/>
             <w:tcBorders>
-              <w:top w:val="single" w:color="auto" w:sz="4" w:space="0"/>
+              <w:top w:val="single" w:sz="4" w:space="0" w:color="auto"/>
             </w:tcBorders>
           </w:tcPr>
           <w:p>
@@ -1397,7 +1397,7 @@
           <w:tcPr>
             <w:tcW w:w="1115" w:type="pct"/>
             <w:tcBorders>
-              <w:top w:val="single" w:color="auto" w:sz="4" w:space="0"/>
+              <w:top w:val="single" w:sz="4" w:space="0" w:color="auto"/>
             </w:tcBorders>
           </w:tcPr>
           <w:p>
@@ -1410,7 +1410,7 @@
           <w:tcPr>
             <w:tcW w:w="557" w:type="pct"/>
             <w:tcBorders>
-              <w:top w:val="single" w:color="auto" w:sz="4" w:space="0"/>
+              <w:top w:val="single" w:sz="4" w:space="0" w:color="auto"/>
             </w:tcBorders>
           </w:tcPr>
           <w:p>
@@ -1423,7 +1423,7 @@
           <w:tcPr>
             <w:tcW w:w="386" w:type="pct"/>
             <w:tcBorders>
-              <w:top w:val="single" w:color="auto" w:sz="4" w:space="0"/>
+              <w:top w:val="single" w:sz="4" w:space="0" w:color="auto"/>
             </w:tcBorders>
           </w:tcPr>
           <w:p>
@@ -1436,7 +1436,7 @@
           <w:tcPr>
             <w:tcW w:w="686" w:type="pct"/>
             <w:tcBorders>
-              <w:top w:val="single" w:color="auto" w:sz="4" w:space="0"/>
+              <w:top w:val="single" w:sz="4" w:space="0" w:color="auto"/>
             </w:tcBorders>
           </w:tcPr>
           <w:p>
@@ -1449,7 +1449,7 @@
           <w:tcPr>
             <w:tcW w:w="643" w:type="pct"/>
             <w:tcBorders>
-              <w:top w:val="single" w:color="auto" w:sz="4" w:space="0"/>
+              <w:top w:val="single" w:sz="4" w:space="0" w:color="auto"/>
             </w:tcBorders>
           </w:tcPr>
           <w:p>
@@ -1463,7 +1463,7 @@
           <w:tcPr>
             <w:tcW w:w="472" w:type="pct"/>
             <w:tcBorders>
-              <w:top w:val="single" w:color="auto" w:sz="4" w:space="0"/>
+              <w:top w:val="single" w:sz="4" w:space="0" w:color="auto"/>
             </w:tcBorders>
           </w:tcPr>
           <w:p>
@@ -1477,7 +1477,7 @@
           <w:tcPr>
             <w:tcW w:w="755" w:type="pct"/>
             <w:tcBorders>
-              <w:top w:val="single" w:color="auto" w:sz="4" w:space="0"/>
+              <w:top w:val="single" w:sz="4" w:space="0" w:color="auto"/>
             </w:tcBorders>
           </w:tcPr>
           <w:p>
@@ -1499,7 +1499,7 @@
           <w:placeholder>
             <w:docPart w:val="1A6012C7DA9A4ADAA0DE941707E46F2E"/>
           </w:placeholder>
-          <w15:dataBinding w:prefixMappings="xmlns:ns0='urn:microsoft-dynamics-nav/reports/Standard_Sales_Draft_Invoice/1303/'" w:xpath="/ns0:NavWordReportXmlPart[1]/ns0:Header[1]/ns0:Line" w:storeItemID="{00000000-0000-0000-0000-000000000000}"/>
+          <w15:dataBinding w:prefixMappings="&lt;xmlns:ns0='urn:microsoft-dynamics-nav/reports/Standard_Sales_Draft_Invoice/1303/' " w:xpath="/ns0:NavWordReportXmlPart[1]/ns0:Header[1]/ns0:Line" w:storeItemID="{00000000-0000-0000-0000-000000000000}"/>
           <w15:color w:val="808080"/>
           <w15:repeatingSection/>
         </w:sdtPr>
@@ -1531,7 +1531,7 @@
                     <w:placeholder>
                       <w:docPart w:val="AE56A3B0DF61430B97B708A1D87EE983"/>
                     </w:placeholder>
-                    <w:dataBinding w:prefixMappings="xmlns:ns0='urn:microsoft-dynamics-nav/reports/Standard_Sales_Draft_Invoice/1303/'" w:xpath="/ns0:NavWordReportXmlPart[1]/ns0:Header[1]/ns0:Line[1]/ns0:ItemNo_Line[1]" w:storeItemID="{00000000-0000-0000-0000-000000000000}"/>
+                    <w:dataBinding w:prefixMappings="&lt;xmlns:ns0='urn:microsoft-dynamics-nav/reports/Standard_Sales_Draft_Invoice/1303/' " w:xpath="/ns0:NavWordReportXmlPart[1]/ns0:Header[1]/ns0:Line[1]/ns0:ItemNo_Line[1]" w:storeItemID="{00000000-0000-0000-0000-000000000000}"/>
                     <w15:color w:val="808080"/>
                     <w:text/>
                   </w:sdtPr>
@@ -1566,7 +1566,7 @@
                     <w:placeholder>
                       <w:docPart w:val="A7110E13B17B4E8795ED309434AF40FA"/>
                     </w:placeholder>
-                    <w:dataBinding w:prefixMappings="xmlns:ns0='urn:microsoft-dynamics-nav/reports/Standard_Sales_Draft_Invoice/1303/'" w:xpath="/ns0:NavWordReportXmlPart[1]/ns0:Header[1]/ns0:Line[1]/ns0:Description_Line[1]" w:storeItemID="{00000000-0000-0000-0000-000000000000}"/>
+                    <w:dataBinding w:prefixMappings="&lt;xmlns:ns0='urn:microsoft-dynamics-nav/reports/Standard_Sales_Draft_Invoice/1303/' " w:xpath="/ns0:NavWordReportXmlPart[1]/ns0:Header[1]/ns0:Line[1]/ns0:Description_Line[1]" w:storeItemID="{00000000-0000-0000-0000-000000000000}"/>
                     <w15:color w:val="808080"/>
                     <w:text/>
                   </w:sdtPr>
@@ -1594,7 +1594,7 @@
                     <w:placeholder>
                       <w:docPart w:val="5E0061AB86694D8C83847F6B94C92210"/>
                     </w:placeholder>
-                    <w:dataBinding w:prefixMappings="xmlns:ns0='urn:microsoft-dynamics-nav/reports/Standard_Sales_Draft_Invoice/1303/'" w:xpath="/ns0:NavWordReportXmlPart[1]/ns0:Header[1]/ns0:Line[1]/ns0:Quantity_Line[1]" w:storeItemID="{00000000-0000-0000-0000-000000000000}"/>
+                    <w:dataBinding w:prefixMappings="&lt;xmlns:ns0='urn:microsoft-dynamics-nav/reports/Standard_Sales_Draft_Invoice/1303/' " w:xpath="/ns0:NavWordReportXmlPart[1]/ns0:Header[1]/ns0:Line[1]/ns0:Quantity_Line[1]" w:storeItemID="{00000000-0000-0000-0000-000000000000}"/>
                     <w15:color w:val="808080"/>
                     <w:text/>
                   </w:sdtPr>
@@ -1625,7 +1625,7 @@
                     <w:placeholder>
                       <w:docPart w:val="16AF7DA10FEF4553B4203AE40068DB5E"/>
                     </w:placeholder>
-                    <w:dataBinding w:prefixMappings="xmlns:ns0='urn:microsoft-dynamics-nav/reports/Standard_Sales_Draft_Invoice/1303/'" w:xpath="/ns0:NavWordReportXmlPart[1]/ns0:Header[1]/ns0:Line[1]/ns0:UnitOfMeasure[1]" w:storeItemID="{00000000-0000-0000-0000-000000000000}"/>
+                    <w:dataBinding w:prefixMappings="&lt;xmlns:ns0='urn:microsoft-dynamics-nav/reports/Standard_Sales_Draft_Invoice/1303/' " w:xpath="/ns0:NavWordReportXmlPart[1]/ns0:Header[1]/ns0:Line[1]/ns0:UnitOfMeasure[1]" w:storeItemID="{00000000-0000-0000-0000-000000000000}"/>
                     <w15:color w:val="808080"/>
                     <w:text/>
                   </w:sdtPr>
@@ -1662,7 +1662,7 @@
                         <w:placeholder>
                           <w:docPart w:val="11820C45F60D4A9081C166C95A472E19"/>
                         </w:placeholder>
-                        <w:dataBinding w:prefixMappings="xmlns:ns0='urn:microsoft-dynamics-nav/reports/Standard_Sales_Draft_Invoice/1303/'" w:xpath="/ns0:NavWordReportXmlPart[1]/ns0:Header[1]/ns0:Line[1]/ns0:UnitPrice[1]" w:storeItemID="{00000000-0000-0000-0000-000000000000}"/>
+                        <w:dataBinding w:prefixMappings="&lt;xmlns:ns0='urn:microsoft-dynamics-nav/reports/Standard_Sales_Draft_Invoice/1303/' " w:xpath="/ns0:NavWordReportXmlPart[1]/ns0:Header[1]/ns0:Line[1]/ns0:UnitPrice[1]" w:storeItemID="{00000000-0000-0000-0000-000000000000}"/>
                         <w15:color w:val="808080"/>
                         <w:text/>
                       </w:sdtPr>
@@ -1682,7 +1682,7 @@
                     <w:placeholder>
                       <w:docPart w:val="71FD07FAF7CD4E75A68E3FEBF691D22A"/>
                     </w:placeholder>
-                    <w:dataBinding w:prefixMappings="xmlns:ns0='urn:microsoft-dynamics-nav/reports/Standard_Sales_Draft_Invoice/1303/'" w:xpath="/ns0:NavWordReportXmlPart[1]/ns0:Header[1]/ns0:Line[1]/ns0:LineDiscountPercentText_Line[1]" w:storeItemID="{00000000-0000-0000-0000-000000000000}"/>
+                    <w:dataBinding w:prefixMappings="&lt;xmlns:ns0='urn:microsoft-dynamics-nav/reports/Standard_Sales_Draft_Invoice/1303/' " w:xpath="/ns0:NavWordReportXmlPart[1]/ns0:Header[1]/ns0:Line[1]/ns0:LineDiscountPercentText_Line[1]" w:storeItemID="{00000000-0000-0000-0000-000000000000}"/>
                     <w15:color w:val="808080"/>
                     <w:text/>
                   </w:sdtPr>
@@ -1710,7 +1710,7 @@
                     <w:placeholder>
                       <w:docPart w:val="9BD0551EFCD94D9280B13E1CA4707333"/>
                     </w:placeholder>
-                    <w:dataBinding w:prefixMappings="xmlns:ns0='urn:microsoft-dynamics-nav/reports/Standard_Sales_Draft_Invoice/1303/'" w:xpath="/ns0:NavWordReportXmlPart[1]/ns0:Header[1]/ns0:Line[1]/ns0:VATPct_Line[1]" w:storeItemID="{00000000-0000-0000-0000-000000000000}"/>
+                    <w:dataBinding w:prefixMappings="&lt;xmlns:ns0='urn:microsoft-dynamics-nav/reports/Standard_Sales_Draft_Invoice/1303/' " w:xpath="/ns0:NavWordReportXmlPart[1]/ns0:Header[1]/ns0:Line[1]/ns0:VATPct_Line[1]" w:storeItemID="{00000000-0000-0000-0000-000000000000}"/>
                     <w15:color w:val="808080"/>
                     <w:text/>
                   </w:sdtPr>
@@ -1748,7 +1748,7 @@
                         <w:placeholder>
                           <w:docPart w:val="927901A8CB7C4081A7A1889385EE6860"/>
                         </w:placeholder>
-                        <w:dataBinding w:prefixMappings="xmlns:ns0='urn:microsoft-dynamics-nav/reports/Standard_Sales_Draft_Invoice/1303/'" w:xpath="/ns0:NavWordReportXmlPart[1]/ns0:Header[1]/ns0:Line[1]/ns0:LineAmount_Line[1]" w:storeItemID="{00000000-0000-0000-0000-000000000000}"/>
+                        <w:dataBinding w:prefixMappings="&lt;xmlns:ns0='urn:microsoft-dynamics-nav/reports/Standard_Sales_Draft_Invoice/1303/' " w:xpath="/ns0:NavWordReportXmlPart[1]/ns0:Header[1]/ns0:Line[1]/ns0:LineAmount_Line[1]" w:storeItemID="{00000000-0000-0000-0000-000000000000}"/>
                         <w15:color w:val="808080"/>
                         <w:text/>
                       </w:sdtPr>
@@ -1798,7 +1798,7 @@
             <w:placeholder>
               <w:docPart w:val="4311C4CAD0D04C759AFFEF902A5F1B2B"/>
             </w:placeholder>
-            <w:dataBinding w:prefixMappings="xmlns:ns0='urn:microsoft-dynamics-nav/reports/Standard_Sales_Draft_Invoice/1303/'" w:xpath="/ns0:NavWordReportXmlPart[1]/ns0:Header[1]/ns0:ReportTotalsLine[1]/ns0:Description_ReportTotalsLine[1]" w:storeItemID="{00000000-0000-0000-0000-000000000000}"/>
+            <w:dataBinding w:prefixMappings="&lt;xmlns:ns0='urn:microsoft-dynamics-nav/reports/Standard_Sales_Draft_Invoice/1303/' " w:xpath="/ns0:NavWordReportXmlPart[1]/ns0:Header[1]/ns0:ReportTotalsLine[1]/ns0:Description_ReportTotalsLine[1]" w:storeItemID="{00000000-0000-0000-0000-000000000000}"/>
             <w15:color w:val="808080"/>
             <w:text/>
           </w:sdtPr>
@@ -1860,7 +1860,7 @@
             <w:placeholder>
               <w:docPart w:val="4311C4CAD0D04C759AFFEF902A5F1B2B"/>
             </w:placeholder>
-            <w:dataBinding w:prefixMappings="xmlns:ns0='urn:microsoft-dynamics-nav/reports/Standard_Sales_Draft_Invoice/1303/'" w:xpath="/ns0:NavWordReportXmlPart[1]/ns0:Header[1]/ns0:ReportTotalsLine[1]/ns0:Amount_ReportTotalsLine[1]" w:storeItemID="{00000000-0000-0000-0000-000000000000}"/>
+            <w:dataBinding w:prefixMappings="&lt;xmlns:ns0='urn:microsoft-dynamics-nav/reports/Standard_Sales_Draft_Invoice/1303/' " w:xpath="/ns0:NavWordReportXmlPart[1]/ns0:Header[1]/ns0:ReportTotalsLine[1]/ns0:Amount_ReportTotalsLine[1]" w:storeItemID="{00000000-0000-0000-0000-000000000000}"/>
             <w15:color w:val="808080"/>
             <w:text/>
           </w:sdtPr>
@@ -1896,7 +1896,7 @@
             <w:placeholder>
               <w:docPart w:val="4821163234784C0588213334C928E7BA"/>
             </w:placeholder>
-            <w:dataBinding w:prefixMappings="xmlns:ns0='urn:microsoft-dynamics-nav/reports/Standard_Sales_Draft_Invoice/1303/'" w:xpath="/ns0:NavWordReportXmlPart[1]/ns0:Header[1]/ns0:VATAmount_Lbl[1]" w:storeItemID="{00000000-0000-0000-0000-000000000000}"/>
+            <w:dataBinding w:prefixMappings="&lt;xmlns:ns0='urn:microsoft-dynamics-nav/reports/Standard_Sales_Draft_Invoice/1303/' " w:xpath="/ns0:NavWordReportXmlPart[1]/ns0:Header[1]/ns0:VATAmount_Lbl[1]" w:storeItemID="{00000000-0000-0000-0000-000000000000}"/>
             <w15:color w:val="808080"/>
             <w:text/>
           </w:sdtPr>
@@ -1905,7 +1905,7 @@
               <w:tcPr>
                 <w:tcW w:w="2570" w:type="pct"/>
                 <w:tcBorders>
-                  <w:bottom w:val="single" w:color="auto" w:sz="4" w:space="0"/>
+                  <w:bottom w:val="single" w:sz="4" w:space="0" w:color="auto"/>
                 </w:tcBorders>
               </w:tcPr>
               <w:p>
@@ -1924,7 +1924,7 @@
           <w:tcPr>
             <w:tcW w:w="529" w:type="pct"/>
             <w:tcBorders>
-              <w:bottom w:val="single" w:color="auto" w:sz="4" w:space="0"/>
+              <w:bottom w:val="single" w:sz="4" w:space="0" w:color="auto"/>
             </w:tcBorders>
           </w:tcPr>
           <w:p>
@@ -1938,7 +1938,7 @@
           <w:tcPr>
             <w:tcW w:w="222" w:type="pct"/>
             <w:tcBorders>
-              <w:bottom w:val="single" w:color="auto" w:sz="4" w:space="0"/>
+              <w:bottom w:val="single" w:sz="4" w:space="0" w:color="auto"/>
             </w:tcBorders>
           </w:tcPr>
           <w:p>
@@ -1952,7 +1952,7 @@
           <w:tcPr>
             <w:tcW w:w="224" w:type="pct"/>
             <w:tcBorders>
-              <w:bottom w:val="single" w:color="auto" w:sz="4" w:space="0"/>
+              <w:bottom w:val="single" w:sz="4" w:space="0" w:color="auto"/>
             </w:tcBorders>
           </w:tcPr>
           <w:p>
@@ -1970,7 +1970,7 @@
             <w:placeholder>
               <w:docPart w:val="B9D6D6C4F3574B1E8AEDDD172AD16126"/>
             </w:placeholder>
-            <w:dataBinding w:prefixMappings="xmlns:ns0='urn:microsoft-dynamics-nav/reports/Standard_Sales_Draft_Invoice/1303/'" w:xpath="/ns0:NavWordReportXmlPart[1]/ns0:Header[1]/ns0:Totals[1]/ns0:TotalVATAmount[1]" w:storeItemID="{00000000-0000-0000-0000-000000000000}"/>
+            <w:dataBinding w:prefixMappings="&lt;xmlns:ns0='urn:microsoft-dynamics-nav/reports/Standard_Sales_Draft_Invoice/1303/' " w:xpath="/ns0:NavWordReportXmlPart[1]/ns0:Header[1]/ns0:Totals[1]/ns0:TotalVATAmount[1]" w:storeItemID="{00000000-0000-0000-0000-000000000000}"/>
             <w15:color w:val="808080"/>
             <w:text/>
           </w:sdtPr>
@@ -1979,7 +1979,7 @@
               <w:tcPr>
                 <w:tcW w:w="1455" w:type="pct"/>
                 <w:tcBorders>
-                  <w:bottom w:val="single" w:color="auto" w:sz="4" w:space="0"/>
+                  <w:bottom w:val="single" w:sz="4" w:space="0" w:color="auto"/>
                 </w:tcBorders>
               </w:tcPr>
               <w:p>
@@ -2006,8 +2006,8 @@
           <w:tcPr>
             <w:tcW w:w="2570" w:type="pct"/>
             <w:tcBorders>
-              <w:top w:val="single" w:color="auto" w:sz="4" w:space="0"/>
-              <w:bottom w:val="single" w:color="auto" w:sz="8" w:space="0"/>
+              <w:top w:val="single" w:sz="4" w:space="0" w:color="auto"/>
+              <w:bottom w:val="single" w:sz="8" w:space="0" w:color="auto"/>
             </w:tcBorders>
           </w:tcPr>
           <w:sdt>
@@ -2018,7 +2018,7 @@
               <w:placeholder>
                 <w:docPart w:val="C34677F1CBD84BCF9282ADF9BC570EEB"/>
               </w:placeholder>
-              <w:dataBinding w:prefixMappings="xmlns:ns0='urn:microsoft-dynamics-nav/reports/Standard_Sales_Draft_Invoice/1303/'" w:xpath="/ns0:NavWordReportXmlPart[1]/ns0:Header[1]/ns0:Totals[1]/ns0:TotalIncludingVATText[1]" w:storeItemID="{00000000-0000-0000-0000-000000000000}"/>
+              <w:dataBinding w:prefixMappings="&lt;xmlns:ns0='urn:microsoft-dynamics-nav/reports/Standard_Sales_Draft_Invoice/1303/' " w:xpath="/ns0:NavWordReportXmlPart[1]/ns0:Header[1]/ns0:Totals[1]/ns0:TotalIncludingVATText[1]" w:storeItemID="{00000000-0000-0000-0000-000000000000}"/>
               <w15:color w:val="808080"/>
               <w:text/>
             </w:sdtPr>
@@ -2039,8 +2039,8 @@
           <w:tcPr>
             <w:tcW w:w="529" w:type="pct"/>
             <w:tcBorders>
-              <w:top w:val="single" w:color="auto" w:sz="4" w:space="0"/>
-              <w:bottom w:val="single" w:color="auto" w:sz="8" w:space="0"/>
+              <w:top w:val="single" w:sz="4" w:space="0" w:color="auto"/>
+              <w:bottom w:val="single" w:sz="8" w:space="0" w:color="auto"/>
             </w:tcBorders>
           </w:tcPr>
           <w:p>
@@ -2054,8 +2054,8 @@
           <w:tcPr>
             <w:tcW w:w="222" w:type="pct"/>
             <w:tcBorders>
-              <w:top w:val="single" w:color="auto" w:sz="4" w:space="0"/>
-              <w:bottom w:val="single" w:color="auto" w:sz="8" w:space="0"/>
+              <w:top w:val="single" w:sz="4" w:space="0" w:color="auto"/>
+              <w:bottom w:val="single" w:sz="8" w:space="0" w:color="auto"/>
             </w:tcBorders>
           </w:tcPr>
           <w:p>
@@ -2069,8 +2069,8 @@
           <w:tcPr>
             <w:tcW w:w="224" w:type="pct"/>
             <w:tcBorders>
-              <w:top w:val="single" w:color="auto" w:sz="4" w:space="0"/>
-              <w:bottom w:val="single" w:color="auto" w:sz="8" w:space="0"/>
+              <w:top w:val="single" w:sz="4" w:space="0" w:color="auto"/>
+              <w:bottom w:val="single" w:sz="8" w:space="0" w:color="auto"/>
             </w:tcBorders>
           </w:tcPr>
           <w:p>
@@ -2084,8 +2084,8 @@
           <w:tcPr>
             <w:tcW w:w="1455" w:type="pct"/>
             <w:tcBorders>
-              <w:top w:val="single" w:color="auto" w:sz="4" w:space="0"/>
-              <w:bottom w:val="single" w:color="auto" w:sz="8" w:space="0"/>
+              <w:top w:val="single" w:sz="4" w:space="0" w:color="auto"/>
+              <w:bottom w:val="single" w:sz="8" w:space="0" w:color="auto"/>
             </w:tcBorders>
           </w:tcPr>
           <w:p>
@@ -2105,7 +2105,7 @@
                 <w:placeholder>
                   <w:docPart w:val="ED7845326BB44242B8FAD2A23F67A76E"/>
                 </w:placeholder>
-                <w:dataBinding w:prefixMappings="xmlns:ns0='urn:microsoft-dynamics-nav/reports/Standard_Sales_Draft_Invoice/1303/'" w:xpath="/ns0:NavWordReportXmlPart[1]/ns0:Header[1]/ns0:Totals[1]/ns0:TotalAmountIncludingVAT[1]" w:storeItemID="{00000000-0000-0000-0000-000000000000}"/>
+                <w:dataBinding w:prefixMappings="&lt;xmlns:ns0='urn:microsoft-dynamics-nav/reports/Standard_Sales_Draft_Invoice/1303/' " w:xpath="/ns0:NavWordReportXmlPart[1]/ns0:Header[1]/ns0:Totals[1]/ns0:TotalAmountIncludingVAT[1]" w:storeItemID="{00000000-0000-0000-0000-000000000000}"/>
                 <w15:color w:val="808080"/>
                 <w:text/>
               </w:sdtPr>
@@ -5829,9 +5829,7 @@
 </we:webextension>
 </file>
 
-<file path=customXml/item1.xml>��< ? x m l   v e r s i o n = " 1 . 0 "   e n c o d i n g = " u t f - 1 6 " ? > - 
- < N a v W o r d R e p o r t X m l P a r t   x m l n s = " u r n : m i c r o s o f t - d y n a m i c s - n a v / r e p o r t s / S t a n d a r d _ S a l e s _ D r a f t _ I n v o i c e / 1 3 0 3 / " > +<file path=customXml/item1.xml>��< ? x m l   v e r s i o n = " 1 . 0 "   e n c o d i n g = " u t f - 1 6 " ? > < N a v W o r d R e p o r t X m l P a r t   x m l n s = " u r n : m i c r o s o f t - d y n a m i c s - n a v / r e p o r t s / S t a n d a r d _ S a l e s _ D r a f t _ I n v o i c e / 1 3 0 3 / " >   
      < B C R e p o r t I n f o r m a t i o n >   
@@ -5895,84 +5893,6 @@
  
          < / R e p o r t R e q u e s t >   
-         < C o m p a n y M e t a d a t a > - 
-             < C o m p a n y N a m e > C o m p a n y   N a m e < / C o m p a n y N a m e > - 
-             < C o m p a n y D i s p l a y N a m e > C o m p a n y   D i s p l a y   N a m e < / C o m p a n y D i s p l a y N a m e > - 
-             < C o m p a n y A d d r e s s L i n e s > - 
-                 < C o m p a n y A d d r e s s L i n e > C o m p a n y   A d d r e s s   L i n e   1 < / C o m p a n y A d d r e s s L i n e > - 
-                 < C o m p a n y A d d r e s s L i n e > C o m p a n y   A d d r e s s   L i n e   2 < / C o m p a n y A d d r e s s L i n e > - 
-                 < C o m p a n y A d d r e s s L i n e > C o m p a n y   A d d r e s s   L i n e   3 < / C o m p a n y A d d r e s s L i n e > - 
-                 < C o m p a n y A d d r e s s L i n e > C o m p a n y   A d d r e s s   L i n e   4 < / C o m p a n y A d d r e s s L i n e > - 
-                 < C o m p a n y A d d r e s s L i n e > C o m p a n y   A d d r e s s   L i n e   5 < / C o m p a n y A d d r e s s L i n e > - 
-                 < C o m p a n y A d d r e s s L i n e > C o m p a n y   A d d r e s s   L i n e   6 < / C o m p a n y A d d r e s s L i n e > - 
-                 < C o m p a n y A d d r e s s L i n e > C o m p a n y   A d d r e s s   L i n e   7 < / C o m p a n y A d d r e s s L i n e > - 
-                 < C o m p a n y A d d r e s s L i n e > C o m p a n y   A d d r e s s   L i n e   8 < / C o m p a n y A d d r e s s L i n e > - 
-             < / C o m p a n y A d d r e s s L i n e s > - 
-             < C o m p a n y P h o n e > C o m p a n y   P h o n e < / C o m p a n y P h o n e > - 
-             < C o m p a n y P h o n e C a p t i o n > C o m p a n y   P h o n e   C a p t i o n < / C o m p a n y P h o n e C a p t i o n > - 
-             < C o m p a n y F a x N o > C o m p a n y   F a x   N o . < / C o m p a n y F a x N o > - 
-             < C o m p a n y F a x N o C a p t i o n > C o m p a n y   F a x   N o .   C a p t i o n < / C o m p a n y F a x N o C a p t i o n > - 
-             < C o m p a n y E m a i l > C o m p a n y   E m a i l < / C o m p a n y E m a i l > - 
-             < C o m p a n y E m a i l C a p t i o n > C o m p a n y   E m a i l   C a p t i o n < / C o m p a n y E m a i l C a p t i o n > - 
-             < C o m p a n y H o m e P a g e > C o m p a n y   H o m e   P a g e < / C o m p a n y H o m e P a g e > - 
-             < C o m p a n y H o m e P a g e C a p t i o n > C o m p a n y   H o m e   P a g e   C a p t i o n < / C o m p a n y H o m e P a g e C a p t i o n > - 
-             < C o m p a n y L o g o > C o m p a n y   L o g o < / C o m p a n y L o g o > - 
-             < C o m p a n y V A T R e g i s t r a t i o n N o > C o m p a n y   V A T   R e g i s t r a t i o n   N o . < / C o m p a n y V A T R e g i s t r a t i o n N o > - 
-             < C o m p a n y V A T R e g i s t r a t i o n N o C a p t i o n > C o m p a n y   V A T   R e g i s t r a t i o n   N o .   C a p t i o n < / C o m p a n y V A T R e g i s t r a t i o n N o C a p t i o n > - 
-             < C o m p a n y R e g i s t r a t i o n N o > C o m p a n y   R e g i s t r a t i o n   N o . < / C o m p a n y R e g i s t r a t i o n N o > - 
-             < C o m p a n y R e g i s t r a t i o n N o C a p t i o n > C o m p a n y   R e g i s t r a t i o n   N o .   C a p t i o n < / C o m p a n y R e g i s t r a t i o n N o C a p t i o n > - 
-             < C o m p a n y B a n k N a m e > C o m p a n y   B a n k   N a m e < / C o m p a n y B a n k N a m e > - 
-             < C o m p a n y B a n k N a m e C a p t i o n > C o m p a n y   B a n k   N a m e   C a p t i o n < / C o m p a n y B a n k N a m e C a p t i o n > - 
-             < C o m p a n y B a n k A c c o u n t N o > C o m p a n y   B a n k   A c c o u n t   N o . < / C o m p a n y B a n k A c c o u n t N o > - 
-             < C o m p a n y B a n k A c c o u n t N o C a p t i o n > C o m p a n y   B a n k   A c c o u n t   N o .   C a p t i o n < / C o m p a n y B a n k A c c o u n t N o C a p t i o n > - 
-             < C o m p a n y B a n k B r a n c h N o > C o m p a n y   B a n k   B r a n c h   N o . < / C o m p a n y B a n k B r a n c h N o > - 
-             < C o m p a n y B a n k B r a n c h N o C a p t i o n > C o m p a n y   B a n k   B r a n c h   N o .   C a p t i o n < / C o m p a n y B a n k B r a n c h N o C a p t i o n > - 
-             < C o m p a n y I B A N > C o m p a n y   I B A N < / C o m p a n y I B A N > - 
-             < C o m p a n y I B A N C a p t i o n > C o m p a n y   I B A N   C a p t i o n < / C o m p a n y I B A N C a p t i o n > - 
-             < C o m p a n y B a n k S W I F T > C o m p a n y   B a n k   S W I F T < / C o m p a n y B a n k S W I F T > - 
-             < C o m p a n y B a n k S W I F T C a p t i o n > C o m p a n y   B a n k   S W I F T   C a p t i o n < / C o m p a n y B a n k S W I F T C a p t i o n > - 
-             < C o m p a n y G i r o N o > C o m p a n y   G i r o   N o . < / C o m p a n y G i r o N o > - 
-             < C o m p a n y G i r o N o C a p t i o n > C o m p a n y   G i r o   N o .   C a p t i o n < / C o m p a n y G i r o N o C a p t i o n > - 
-         < / C o m p a n y M e t a d a t a > - 
      < / B C R e p o r t I n f o r m a t i o n >   
      < H e a d e r > @@ -6053,7 +5973,7 @@
  
          < C o m p a n y P h o n e N o _ L b l > C o m p a n y P h o n e N o _ L b l < / C o m p a n y P h o n e N o _ L b l >   
-         < C o m p a n y P i c t u r e   / > +         < C o m p a n y P i c t u r e / >   
          < C o m p a n y R e g i s t r a t i o n N u m b e r > C o m p a n y R e g i s t r a t i o n N u m b e r < / C o m p a n y R e g i s t r a t i o n N u m b e r >   
@@ -6147,20 +6067,20 @@
  
          < P r i c e s I n c l u d i n g V A T > P r i c e s I n c l u d i n g V A T < / P r i c e s I n c l u d i n g V A T >   
+         < P r i c e s I n c l u d i n g V A T _ L b l > P r i c e s I n c l u d i n g V A T _ L b l < / P r i c e s I n c l u d i n g V A T _ L b l > + 
          < P r i c e s I n c l u d i n g V A T Y e s N o > P r i c e s I n c l u d i n g V A T Y e s N o < / P r i c e s I n c l u d i n g V A T Y e s N o >   
-         < P r i c e s I n c l u d i n g V A T _ L b l > P r i c e s I n c l u d i n g V A T _ L b l < / P r i c e s I n c l u d i n g V A T _ L b l > - 
          < Q u e s t i o n s _ L b l > Q u e s t i o n s _ L b l < / Q u e s t i o n s _ L b l >   
          < S a l e s I n v o i c e L i n e D i s c o u n t _ L b l > S a l e s I n v o i c e L i n e D i s c o u n t _ L b l < / S a l e s I n v o i c e L i n e D i s c o u n t _ L b l >   
+         < S a l e s P e r s o n _ L b l > S a l e s P e r s o n _ L b l < / S a l e s P e r s o n _ L b l > + 
          < S a l e s P e r s o n B l a n k _ L b l > S a l e s P e r s o n B l a n k _ L b l < / S a l e s P e r s o n B l a n k _ L b l >   
          < S a l e s P e r s o n N a m e > S a l e s P e r s o n N a m e < / S a l e s P e r s o n N a m e >   
-         < S a l e s P e r s o n _ L b l > S a l e s P e r s o n _ L b l < / S a l e s P e r s o n _ L b l > - 
          < S e l l T o C o n t a c t E m a i l > S e l l T o C o n t a c t E m a i l < / S e l l T o C o n t a c t E m a i l >   
          < S e l l T o C o n t a c t E m a i l L b l > S e l l T o C o n t a c t E m a i l L b l < / S e l l T o C o n t a c t E m a i l L b l > @@ -6177,11 +6097,13 @@
  
          < S e l l t o C u s t o m e r N o _ L b l > S e l l t o C u s t o m e r N o _ L b l < / S e l l t o C u s t o m e r N o _ L b l >   
+         < S h i p m e n t _ L b l > S h i p m e n t _ L b l < / S h i p m e n t _ L b l > + 
          < S h i p m e n t M e t h o d D e s c r i p t i o n > S h i p m e n t M e t h o d D e s c r i p t i o n < / S h i p m e n t M e t h o d D e s c r i p t i o n >   
          < S h i p m e n t M e t h o d D e s c r i p t i o n _ L b l > S h i p m e n t M e t h o d D e s c r i p t i o n _ L b l < / S h i p m e n t M e t h o d D e s c r i p t i o n _ L b l >   
-         < S h i p m e n t _ L b l > S h i p m e n t _ L b l < / S h i p m e n t _ L b l > +         < S h i p T o A d d r e s s _ L b l > S h i p T o A d d r e s s _ L b l < / S h i p T o A d d r e s s _ L b l >   
          < S h i p T o A d d r e s s 1 > S h i p T o A d d r e s s 1 < / S h i p T o A d d r e s s 1 >   
@@ -6199,8 +6121,6 @@
  
          < S h i p T o A d d r e s s 8 > S h i p T o A d d r e s s 8 < / S h i p T o A d d r e s s 8 >   
-         < S h i p T o A d d r e s s _ L b l > S h i p T o A d d r e s s _ L b l < / S h i p T o A d d r e s s _ L b l > - 
          < S h i p T o P h o n e N o > S h i p T o P h o n e N o < / S h i p T o P h o n e N o >   
          < S h o w S h i p p i n g A d d r e s s > S h o w S h i p p i n g A d d r e s s < / S h o w S h i p p i n g A d d r e s s > @@ -6213,16 +6133,16 @@
  
          < T o t a l _ L b l > T o t a l _ L b l < / T o t a l _ L b l >   
+         < V A T A m o u n t _ L b l > V A T A m o u n t _ L b l < / V A T A m o u n t _ L b l > + 
          < V A T A m o u n t S p e c i f i c a t i o n _ L b l > V A T A m o u n t S p e c i f i c a t i o n _ L b l < / V A T A m o u n t S p e c i f i c a t i o n _ L b l >   
-         < V A T A m o u n t _ L b l > V A T A m o u n t _ L b l < / V A T A m o u n t _ L b l > - 
          < V A T B a s e _ L b l > V A T B a s e _ L b l < / V A T B a s e _ L b l >   
+         < V A T C l a u s e _ L b l > V A T C l a u s e _ L b l < / V A T C l a u s e _ L b l > + 
          < V A T C l a u s e s _ L b l > V A T C l a u s e s _ L b l < / V A T C l a u s e s _ L b l >   
-         < V A T C l a u s e _ L b l > V A T C l a u s e _ L b l < / V A T C l a u s e _ L b l > - 
          < V A T I d e n t i f i e r _ L b l > V A T I d e n t i f i e r _ L b l < / V A T I d e n t i f i e r _ L b l >   
          < V A T P e r c e n t a g e _ L b l > V A T P e r c e n t a g e _ L b l < / V A T P e r c e n t a g e _ L b l > @@ -6263,16 +6183,16 @@
  
              < L i n e A m o u n t _ L i n e _ L b l > L i n e A m o u n t _ L i n e _ L b l < / L i n e A m o u n t _ L i n e _ L b l >   
+             < L i n e D i s c o u n t P e r c e n t _ L i n e > L i n e D i s c o u n t P e r c e n t _ L i n e < / L i n e D i s c o u n t P e r c e n t _ L i n e > + 
              < L i n e D i s c o u n t P e r c e n t T e x t _ L i n e > L i n e D i s c o u n t P e r c e n t T e x t _ L i n e < / L i n e D i s c o u n t P e r c e n t T e x t _ L i n e >   
-             < L i n e D i s c o u n t P e r c e n t _ L i n e > L i n e D i s c o u n t P e r c e n t _ L i n e < / L i n e D i s c o u n t P e r c e n t _ L i n e > - 
              < L i n e N o _ L i n e > L i n e N o _ L i n e < / L i n e N o _ L i n e >   
+             < P r i c e _ L b l > P r i c e _ L b l < / P r i c e _ L b l > + 
              < P r i c e P e r _ L b l > P r i c e P e r _ L b l < / P r i c e P e r _ L b l >   
-             < P r i c e _ L b l > P r i c e _ L b l < / P r i c e _ L b l > - 
              < Q t y _ L b l > Q t y _ L b l < / Q t y _ L b l >   
              < Q u a n t i t y _ L i n e > Q u a n t i t y _ L i n e < / Q u a n t i t y _ L i n e > @@ -6287,6 +6207,8 @@
  
              < T y p e _ L i n e > T y p e _ L i n e < / T y p e _ L i n e >   
+             < U n i t _ L b l > U n i t _ L b l < / U n i t _ L b l > + 
              < U n i t O f M e a s u r e > U n i t O f M e a s u r e < / U n i t O f M e a s u r e >   
              < U n i t O f M e a s u r e _ L b l > U n i t O f M e a s u r e _ L b l < / U n i t O f M e a s u r e _ L b l > @@ -6295,8 +6217,6 @@
  
              < U n i t P r i c e _ L b l > U n i t P r i c e _ L b l < / U n i t P r i c e _ L b l >   
-             < U n i t _ L b l > U n i t _ L b l < / U n i t _ L b l > - 
              < V A T I d e n t i f i e r _ L i n e > V A T I d e n t i f i e r _ L i n e < / V A T I d e n t i f i e r _ L i n e >   
              < V A T I d e n t i f i e r _ L i n e _ L b l > V A T I d e n t i f i e r _ L i n e _ L b l < / V A T I d e n t i f i e r _ L i n e _ L b l > @@ -6331,22 +6251,22 @@
  
              < N o O f V A T I d e n t i f i e r s > N o O f V A T I d e n t i f i e r s < / N o O f V A T I d e n t i f i e r s >   
+             < V A T A m o u n t _ V a t A m o u n t L i n e > V A T A m o u n t _ V a t A m o u n t L i n e < / V A T A m o u n t _ V a t A m o u n t L i n e > + 
+             < V A T A m o u n t _ V a t A m o u n t L i n e _ L b l > V A T A m o u n t _ V a t A m o u n t L i n e _ L b l < / V A T A m o u n t _ V a t A m o u n t L i n e _ L b l > + 
              < V A T A m o u n t L C Y _ V A T A m o u n t L i n e > V A T A m o u n t L C Y _ V A T A m o u n t L i n e < / V A T A m o u n t L C Y _ V A T A m o u n t L i n e >   
              < V A T A m o u n t L C Y _ V A T A m o u n t L i n e _ L b l > V A T A m o u n t L C Y _ V A T A m o u n t L i n e _ L b l < / V A T A m o u n t L C Y _ V A T A m o u n t L i n e _ L b l >   
-             < V A T A m o u n t _ V a t A m o u n t L i n e > V A T A m o u n t _ V a t A m o u n t L i n e < / V A T A m o u n t _ V a t A m o u n t L i n e > - 
-             < V A T A m o u n t _ V a t A m o u n t L i n e _ L b l > V A T A m o u n t _ V a t A m o u n t L i n e _ L b l < / V A T A m o u n t _ V a t A m o u n t L i n e _ L b l > +             < V A T B a s e _ V a t A m o u n t L i n e > V A T B a s e _ V a t A m o u n t L i n e < / V A T B a s e _ V a t A m o u n t L i n e > + 
+             < V A T B a s e _ V a t A m o u n t L i n e _ L b l > V A T B a s e _ V a t A m o u n t L i n e _ L b l < / V A T B a s e _ V a t A m o u n t L i n e _ L b l >   
              < V A T B a s e L C Y _ V A T A m o u n t L i n e > V A T B a s e L C Y _ V A T A m o u n t L i n e < / V A T B a s e L C Y _ V A T A m o u n t L i n e >   
              < V A T B a s e L C Y _ V A T A m o u n t L i n e _ L b l > V A T B a s e L C Y _ V A T A m o u n t L i n e _ L b l < / V A T B a s e L C Y _ V A T A m o u n t L i n e _ L b l >   
-             < V A T B a s e _ V a t A m o u n t L i n e > V A T B a s e _ V a t A m o u n t L i n e < / V A T B a s e _ V a t A m o u n t L i n e > - 
-             < V A T B a s e _ V a t A m o u n t L i n e _ L b l > V A T B a s e _ V a t A m o u n t L i n e _ L b l < / V A T B a s e _ V a t A m o u n t L i n e _ L b l > - 
              < V A T I d e n t i f i e r _ V a t A m o u n t L i n e > V A T I d e n t i f i e r _ V a t A m o u n t L i n e < / V A T I d e n t i f i e r _ V a t A m o u n t L i n e >   
              < V A T I d e n t i f i e r _ V a t A m o u n t L i n e _ L b l > V A T I d e n t i f i e r _ V a t A m o u n t L i n e _ L b l < / V A T I d e n t i f i e r _ V a t A m o u n t L i n e _ L b l > @@ -6363,10 +6283,10 @@
  
              < C o d e _ V A T C l a u s e L i n e _ L b l > C o d e _ V A T C l a u s e L i n e _ L b l < / C o d e _ V A T C l a u s e L i n e _ L b l >   
+             < D e s c r i p t i o n _ V A T C l a u s e L i n e > D e s c r i p t i o n _ V A T C l a u s e L i n e < / D e s c r i p t i o n _ V A T C l a u s e L i n e > + 
              < D e s c r i p t i o n 2 _ V A T C l a u s e L i n e > D e s c r i p t i o n 2 _ V A T C l a u s e L i n e < / D e s c r i p t i o n 2 _ V A T C l a u s e L i n e >   
-             < D e s c r i p t i o n _ V A T C l a u s e L i n e > D e s c r i p t i o n _ V A T C l a u s e L i n e < / D e s c r i p t i o n _ V A T C l a u s e L i n e > - 
              < N o O f V A T C l a u s e s > N o O f V A T C l a u s e s < / N o O f V A T C l a u s e s >   
              < V A T A m o u n t _ V A T C l a u s e L i n e > V A T A m o u n t _ V A T C l a u s e L i n e < / V A T A m o u n t _ V A T C l a u s e L i n e > @@ -6379,10 +6299,10 @@
  
          < R e p o r t T o t a l s L i n e >   
+             < A m o u n t _ R e p o r t T o t a l s L i n e > A m o u n t _ R e p o r t T o t a l s L i n e < / A m o u n t _ R e p o r t T o t a l s L i n e > + 
              < A m o u n t F o r m a t t e d _ R e p o r t T o t a l s L i n e > A m o u n t F o r m a t t e d _ R e p o r t T o t a l s L i n e < / A m o u n t F o r m a t t e d _ R e p o r t T o t a l s L i n e >   
-             < A m o u n t _ R e p o r t T o t a l s L i n e > A m o u n t _ R e p o r t T o t a l s L i n e < / A m o u n t _ R e p o r t T o t a l s L i n e > - 
              < D e s c r i p t i o n _ R e p o r t T o t a l s L i n e > D e s c r i p t i o n _ R e p o r t T o t a l s L i n e < / D e s c r i p t i o n _ R e p o r t T o t a l s L i n e >   
              < F o n t B o l d _ R e p o r t T o t a l s L i n e > F o n t B o l d _ R e p o r t T o t a l s L i n e < / F o n t B o l d _ R e p o r t T o t a l s L i n e > @@ -6393,7 +6313,7 @@
  
          < P a y m e n t R e p o r t i n g A r g u m e n t >   
-             < P a y m e n t S e r v i c e L o g o   / > +             < P a y m e n t S e r v i c e L o g o / >   
              < P a y m e n t S e r v i c e L o g o _ U r l > P a y m e n t S e r v i c e L o g o _ U r l < / P a y m e n t S e r v i c e L o g o _ U r l >   
@@ -6452,9 +6372,7 @@
  < / N a v W o r d R e p o r t X m l P a r t > 
 </file>
 
-<file path=customXml/item2.xml>��< ? x m l   v e r s i o n = " 1 . 0 "   e n c o d i n g = " u t f - 1 6 " ? > - 
- < N a v W o r d R e p o r t X m l P a r t   x m l n s = " u r n : m i c r o s o f t - d y n a m i c s - b u s i n e s s c e n t r a l / i n t e r n a l / e x t e n d e d / r e p o r t s / S t a n d a r d _ S a l e s _ D r a f t _ I n v o i c e / 1 3 0 3 / " > +<file path=customXml/item2.xml>��< ? x m l   v e r s i o n = " 1 . 0 "   e n c o d i n g = " u t f - 1 6 " ? > < N a v W o r d R e p o r t X m l P a r t   x m l n s = " u r n : m i c r o s o f t - d y n a m i c s - b u s i n e s s c e n t r a l / i n t e r n a l / e x t e n d e d / r e p o r t s / S t a n d a r d _ S a l e s _ D r a f t _ I n v o i c e / 1 3 0 3 / " >   
      < B C R e p o r t I n f o r m a t i o n >   
@@ -6518,375 +6436,25 @@
  
          < / R e p o r t R e q u e s t >   
-         < C o m p a n y M e t a d a t a > - 
-             < C o m p a n y N a m e > C o m p a n y   N a m e < / C o m p a n y N a m e > - 
-             < C o m p a n y D i s p l a y N a m e > C o m p a n y   D i s p l a y   N a m e < / C o m p a n y D i s p l a y N a m e > - 
-             < C o m p a n y A d d r e s s L i n e s > - 
-                 < C o m p a n y A d d r e s s L i n e > C o m p a n y   A d d r e s s   L i n e   1 < / C o m p a n y A d d r e s s L i n e > - 
-                 < C o m p a n y A d d r e s s L i n e > C o m p a n y   A d d r e s s   L i n e   2 < / C o m p a n y A d d r e s s L i n e > - 
-                 < C o m p a n y A d d r e s s L i n e > C o m p a n y   A d d r e s s   L i n e   3 < / C o m p a n y A d d r e s s L i n e > - 
-                 < C o m p a n y A d d r e s s L i n e > C o m p a n y   A d d r e s s   L i n e   4 < / C o m p a n y A d d r e s s L i n e > - 
-                 < C o m p a n y A d d r e s s L i n e > C o m p a n y   A d d r e s s   L i n e   5 < / C o m p a n y A d d r e s s L i n e > - 
-                 < C o m p a n y A d d r e s s L i n e > C o m p a n y   A d d r e s s   L i n e   6 < / C o m p a n y A d d r e s s L i n e > - 
-                 < C o m p a n y A d d r e s s L i n e > C o m p a n y   A d d r e s s   L i n e   7 < / C o m p a n y A d d r e s s L i n e > - 
-                 < C o m p a n y A d d r e s s L i n e > C o m p a n y   A d d r e s s   L i n e   8 < / C o m p a n y A d d r e s s L i n e > - 
-             < / C o m p a n y A d d r e s s L i n e s > - 
-             < C o m p a n y P h o n e > C o m p a n y   P h o n e < / C o m p a n y P h o n e > - 
-             < C o m p a n y P h o n e C a p t i o n > C o m p a n y   P h o n e   C a p t i o n < / C o m p a n y P h o n e C a p t i o n > - 
-             < C o m p a n y F a x N o > C o m p a n y   F a x   N o . < / C o m p a n y F a x N o > - 
-             < C o m p a n y F a x N o C a p t i o n > C o m p a n y   F a x   N o .   C a p t i o n < / C o m p a n y F a x N o C a p t i o n > - 
-             < C o m p a n y E m a i l > C o m p a n y   E m a i l < / C o m p a n y E m a i l > - 
-             < C o m p a n y E m a i l C a p t i o n > C o m p a n y   E m a i l   C a p t i o n < / C o m p a n y E m a i l C a p t i o n > - 
-             < C o m p a n y H o m e P a g e > C o m p a n y   H o m e   P a g e < / C o m p a n y H o m e P a g e > - 
-             < C o m p a n y H o m e P a g e C a p t i o n > C o m p a n y   H o m e   P a g e   C a p t i o n < / C o m p a n y H o m e P a g e C a p t i o n > - 
-             < C o m p a n y L o g o > C o m p a n y   L o g o < / C o m p a n y L o g o > - 
-             < C o m p a n y V A T R e g i s t r a t i o n N o > C o m p a n y   V A T   R e g i s t r a t i o n   N o . < / C o m p a n y V A T R e g i s t r a t i o n N o > - 
-             < C o m p a n y V A T R e g i s t r a t i o n N o C a p t i o n > C o m p a n y   V A T   R e g i s t r a t i o n   N o .   C a p t i o n < / C o m p a n y V A T R e g i s t r a t i o n N o C a p t i o n > - 
-             < C o m p a n y R e g i s t r a t i o n N o > C o m p a n y   R e g i s t r a t i o n   N o . < / C o m p a n y R e g i s t r a t i o n N o > - 
-             < C o m p a n y R e g i s t r a t i o n N o C a p t i o n > C o m p a n y   R e g i s t r a t i o n   N o .   C a p t i o n < / C o m p a n y R e g i s t r a t i o n N o C a p t i o n > - 
-             < C o m p a n y B a n k N a m e > C o m p a n y   B a n k   N a m e < / C o m p a n y B a n k N a m e > - 
-             < C o m p a n y B a n k N a m e C a p t i o n > C o m p a n y   B a n k   N a m e   C a p t i o n < / C o m p a n y B a n k N a m e C a p t i o n > - 
-             < C o m p a n y B a n k A c c o u n t N o > C o m p a n y   B a n k   A c c o u n t   N o . < / C o m p a n y B a n k A c c o u n t N o > - 
-             < C o m p a n y B a n k A c c o u n t N o C a p t i o n > C o m p a n y   B a n k   A c c o u n t   N o .   C a p t i o n < / C o m p a n y B a n k A c c o u n t N o C a p t i o n > - 
-             < C o m p a n y B a n k B r a n c h N o > C o m p a n y   B a n k   B r a n c h   N o . < / C o m p a n y B a n k B r a n c h N o > - 
-             < C o m p a n y B a n k B r a n c h N o C a p t i o n > C o m p a n y   B a n k   B r a n c h   N o .   C a p t i o n < / C o m p a n y B a n k B r a n c h N o C a p t i o n > - 
-             < C o m p a n y I B A N > C o m p a n y   I B A N < / C o m p a n y I B A N > - 
-             < C o m p a n y I B A N C a p t i o n > C o m p a n y   I B A N   C a p t i o n < / C o m p a n y I B A N C a p t i o n > - 
-             < C o m p a n y B a n k S W I F T > C o m p a n y   B a n k   S W I F T < / C o m p a n y B a n k S W I F T > - 
-             < C o m p a n y B a n k S W I F T C a p t i o n > C o m p a n y   B a n k   S W I F T   C a p t i o n < / C o m p a n y B a n k S W I F T C a p t i o n > - 
-             < C o m p a n y G i r o N o > C o m p a n y   G i r o   N o . < / C o m p a n y G i r o N o > - 
-             < C o m p a n y G i r o N o C a p t i o n > C o m p a n y   G i r o   N o .   C a p t i o n < / C o m p a n y G i r o N o C a p t i o n > - 
-         < / C o m p a n y M e t a d a t a > - 
      < / B C R e p o r t I n f o r m a t i o n >   
-     < T o o l t i p s > - 
-         < T o o l t i p   c o l u m n = " C o m p a n y H o m e P a g e "   E l e m e n t I d = " 1 9 8 9 1 8 8 7 0 " > - 
-             < T o o l t i p T e x t   l a n g = " e n - U S " > S p e c i f i e s   y o u r   c o m p a n y ' s   w e b   s i t e . < / T o o l t i p T e x t > - 
-         < / T o o l t i p > - 
-         < T o o l t i p   c o l u m n = " C o m p a n y E M a i l "   E l e m e n t I d = " 1 6 7 7 0 7 4 0 5 8 " > - 
-             < T o o l t i p T e x t   l a n g = " e n - U S " > S p e c i f i e s   t h e   c o m p a n y ' s   e m a i l   a d d r e s s . < / T o o l t i p T e x t > - 
-         < / T o o l t i p > - 
-         < T o o l t i p   c o l u m n = " C o m p a n y P i c t u r e "   E l e m e n t I d = " 1 3 9 7 4 1 1 0 7 4 " > - 
-             < T o o l t i p T e x t   l a n g = " e n - U S " > S p e c i f i e s   t h e   p i c t u r e   t h a t   h a s   b e e n   s e t   u p   f o r   t h e   c o m p a n y ,   s u c h   a s   a   c o m p a n y   l o g o . < / T o o l t i p T e x t > - 
-         < / T o o l t i p > - 
-         < T o o l t i p   c o l u m n = " C o m p a n y P h o n e N o "   E l e m e n t I d = " 2 5 0 4 4 0 6 5 5 " > - 
-             < T o o l t i p T e x t   l a n g = " e n - U S " > S p e c i f i e s   t h e   c o m p a n y ' s   t e l e p h o n e   n u m b e r . < / T o o l t i p T e x t > - 
-         < / T o o l t i p > - 
-         < T o o l t i p   c o l u m n = " C o m p a n y G i r o N o "   E l e m e n t I d = " 1 3 6 0 1 9 6 3 2 0 " > - 
-             < T o o l t i p T e x t   l a n g = " e n - U S " > S p e c i f i e s   t h e   c o m p a n y ' s   g i r o   n u m b e r . < / T o o l t i p T e x t > - 
-         < / T o o l t i p > - 
-         < T o o l t i p   c o l u m n = " C o m p a n y B a n k N a m e "   E l e m e n t I d = " 1 5 3 4 9 0 5 6 0 5 " > - 
-             < T o o l t i p T e x t   l a n g = " e n - U S " > S p e c i f i e s   t h e   n a m e   o f   t h e   b a n k   w h e r e   y o u   h a v e   t h e   b a n k   a c c o u n t . < / T o o l t i p T e x t > - 
-         < / T o o l t i p > - 
-         < T o o l t i p   c o l u m n = " C o m p a n y B a n k B r a n c h N o "   E l e m e n t I d = " 7 9 3 1 3 3 0 5 7 " > - 
-             < T o o l t i p T e x t   l a n g = " e n - U S " > S p e c i f i e s   a   n u m b e r   o f   t h e   b a n k   b r a n c h . < / T o o l t i p T e x t > - 
-         < / T o o l t i p > - 
-         < T o o l t i p   c o l u m n = " C o m p a n y B a n k A c c o u n t N o "   E l e m e n t I d = " 3 0 1 4 0 2 0 4 " > - 
-             < T o o l t i p T e x t   l a n g = " e n - U S " > S p e c i f i e s   t h e   n u m b e r   u s e d   b y   t h e   b a n k   f o r   t h e   b a n k   a c c o u n t . < / T o o l t i p T e x t > - 
-         < / T o o l t i p > - 
-         < T o o l t i p   c o l u m n = " C o m p a n y I B A N "   E l e m e n t I d = " 9 0 6 5 4 9 1 8 2 " > - 
-             < T o o l t i p T e x t   l a n g = " e n - U S " > S p e c i f i e s   t h e   b a n k   a c c o u n t ' s   i n t e r n a t i o n a l   b a n k   a c c o u n t   n u m b e r . < / T o o l t i p T e x t > - 
-         < / T o o l t i p > - 
-         < T o o l t i p   c o l u m n = " C o m p a n y S W I F T "   E l e m e n t I d = " 6 6 8 2 5 0 2 4 5 " > - 
-             < T o o l t i p T e x t   l a n g = " e n - U S " > S p e c i f i e s   t h e   i n t e r n a t i o n a l   b a n k   i d e n t i f i e r   c o d e   ( S W I F T )   o f   t h e   b a n k   w h e r e   y o u   h a v e   t h e   a c c o u n t . < / T o o l t i p T e x t > - 
-         < / T o o l t i p > - 
-         < T o o l t i p   c o l u m n = " S e l l T o C o n t a c t P h o n e N o "   E l e m e n t I d = " 1 6 1 3 8 2 2 4 8 3 " > - 
-             < T o o l t i p T e x t   l a n g = " e n - U S " > S p e c i f i e s   t h e   c o n t a c t ' s   p h o n e   n u m b e r . < / T o o l t i p T e x t > - 
-         < / T o o l t i p > - 
-         < T o o l t i p   c o l u m n = " S e l l T o C o n t a c t M o b i l e P h o n e N o "   E l e m e n t I d = " 1 8 4 3 5 8 7 4 7 " > - 
-             < T o o l t i p T e x t   l a n g = " e n - U S " > S p e c i f i e s   t h e   c o n t a c t ' s   m o b i l e   t e l e p h o n e   n u m b e r . < / T o o l t i p T e x t > - 
-         < / T o o l t i p > - 
-         < T o o l t i p   c o l u m n = " S e l l T o C o n t a c t E m a i l "   E l e m e n t I d = " 2 6 2 8 2 4 5 6 4 " > - 
-             < T o o l t i p T e x t   l a n g = " e n - U S " > S p e c i f i e s   t h e   e m a i l   a d d r e s s   o f   t h e   c o n t a c t . < / T o o l t i p T e x t > - 
-         < / T o o l t i p > - 
-         < T o o l t i p   c o l u m n = " B i l l T o C o n t a c t P h o n e N o "   E l e m e n t I d = " 3 6 2 4 7 7 4 8 8 " > - 
-             < T o o l t i p T e x t   l a n g = " e n - U S " > S p e c i f i e s   t h e   c o n t a c t ' s   p h o n e   n u m b e r . < / T o o l t i p T e x t > - 
-         < / T o o l t i p > - 
-         < T o o l t i p   c o l u m n = " B i l l T o C o n t a c t M o b i l e P h o n e N o "   E l e m e n t I d = " 2 4 8 4 8 8 6 9 6 " > - 
-             < T o o l t i p T e x t   l a n g = " e n - U S " > S p e c i f i e s   t h e   c o n t a c t ' s   m o b i l e   t e l e p h o n e   n u m b e r . < / T o o l t i p T e x t > - 
-         < / T o o l t i p > - 
-         < T o o l t i p   c o l u m n = " B i l l T o C o n t a c t E m a i l "   E l e m e n t I d = " 3 3 5 8 2 7 8 9 5 " > - 
-             < T o o l t i p T e x t   l a n g = " e n - U S " > S p e c i f i e s   t h e   e m a i l   a d d r e s s   o f   t h e   c o n t a c t . < / T o o l t i p T e x t > - 
-         < / T o o l t i p > - 
-         < T o o l t i p   c o l u m n = " Y o u r R e f e r e n c e "   E l e m e n t I d = " 1 1 0 3 9 9 5 1 " > - 
-             < T o o l t i p T e x t   l a n g = " e n - U S " > S p e c i f i e s   t h e   c u s t o m e r ' s   r e f e r e n c e .   T h e   c o n t e n t   w i l l   b e   p r i n t e d   o n   s a l e s   d o c u m e n t s . < / T o o l t i p T e x t > - 
-         < / T o o l t i p > - 
-         < T o o l t i p   c o l u m n = " E x t e r n a l D o c u m e n t N o "   E l e m e n t I d = " 7 3 3 9 5 3 9 6 6 " > - 
-             < T o o l t i p T e x t   l a n g = " e n - U S " > S p e c i f i e s   a   d o c u m e n t   n u m b e r   t h a t   r e f e r s   t o   t h e   c u s t o m e r ' s   o r   v e n d o r ' s   n u m b e r i n g   s y s t e m . < / T o o l t i p T e x t > - 
-         < / T o o l t i p > - 
-         < T o o l t i p   c o l u m n = " S h i p m e n t M e t h o d D e s c r i p t i o n "   E l e m e n t I d = " 2 0 5 9 4 0 3 2 6 0 " > - 
-             < T o o l t i p T e x t   l a n g = " e n - U S " > S p e c i f i e s   a   d e s c r i p t i o n   o f   t h e   s h i p m e n t   m e t h o d . < / T o o l t i p T e x t > - 
-         < / T o o l t i p > - 
-         < T o o l t i p   c o l u m n = " S h i p T o P h o n e N o "   E l e m e n t I d = " 3 6 9 7 0 2 2 5 5 " > - 
-             < T o o l t i p T e x t   l a n g = " e n - U S " > S p e c i f i e s   t h e   t e l e p h o n e   n u m b e r   o f   t h e   c o m p a n y ' s   s h i p p i n g   a d d r e s s . < / T o o l t i p T e x t > - 
-         < / T o o l t i p > - 
-         < T o o l t i p   c o l u m n = " P a y m e n t T e r m s D e s c r i p t i o n "   E l e m e n t I d = " 2 0 3 8 7 4 2 7 0 0 " > - 
-             < T o o l t i p T e x t   l a n g = " e n - U S " > S p e c i f i e s   a n   e x p l a n a t i o n   o f   t h e   p a y m e n t   t e r m s . < / T o o l t i p T e x t > - 
-         < / T o o l t i p > - 
-         < T o o l t i p   c o l u m n = " P a y m e n t M e t h o d D e s c r i p t i o n "   E l e m e n t I d = " 5 8 5 7 5 7 9 7 4 " > - 
-             < T o o l t i p T e x t   l a n g = " e n - U S " > S p e c i f i e s   a   t e x t   t h a t   d e s c r i b e s   t h e   p a y m e n t   m e t h o d . < / T o o l t i p T e x t > - 
-         < / T o o l t i p > - 
-         < T o o l t i p   c o l u m n = " B i l l t o C u s t u m e r N o "   E l e m e n t I d = " 2 8 0 4 7 3 0 5 8 " > - 
-             < T o o l t i p T e x t   l a n g = " e n - U S " > S p e c i f i e s   t h e   n u m b e r   o f   t h e   c u s t o m e r   t h a t   y o u   s e n d   o r   s e n t   t h e   i n v o i c e   o r   c r e d i t   m e m o   t o . < / T o o l t i p T e x t > - 
-         < / T o o l t i p > - 
-         < T o o l t i p   c o l u m n = " D o c u m e n t N o "   E l e m e n t I d = " 9 7 0 3 5 0 5 3 9 " > - 
-             < T o o l t i p T e x t   l a n g = " e n - U S " > S p e c i f i e s   a   u n i q u e   n u m b e r   t h a t   i d e n t i f i e s   t h e   s a l e s   d o c u m e n t .   T h e   n u m b e r   c a n   b e   g e n e r a t e d   a u t o m a t i c a l l y   f r o m   a   n u m b e r   s e r i e s ,   o r   y o u   c a n   n u m b e r   e a c h   o f   t h e m   m a n u a l l y . < / T o o l t i p T e x t > - 
-         < / T o o l t i p > - 
-         < T o o l t i p   c o l u m n = " P r i c e s I n c l u d i n g V A T "   E l e m e n t I d = " 5 1 8 8 1 7 1 6 7 " > - 
-             < T o o l t i p T e x t   l a n g = " e n - U S " > S p e c i f i e s   i f   t h e   U n i t   P r i c e   a n d   L i n e   A m o u n t   f i e l d s   o n   d o c u m e n t   l i n e s   s h o u l d   b e   s h o w n   w i t h   o r   w i t h o u t   V A T . < / T o o l t i p T e x t > - 
-         < / T o o l t i p > - 
-         < T o o l t i p   c o l u m n = " S a l e s P e r s o n N a m e "   E l e m e n t I d = " 8 7 1 4 9 2 9 8 3 " > - 
-             < T o o l t i p T e x t   l a n g = " e n - U S " > S p e c i f i e s   t h e   n a m e   o f   t h e   s a l e s p e r s o n   o r   p u r c h a s e r . < / T o o l t i p T e x t > - 
-         < / T o o l t i p > - 
-         < T o o l t i p   c o l u m n = " S e l l t o C u s t o m e r N o "   E l e m e n t I d = " 2 0 5 0 6 4 7 3 4 9 " > - 
-             < T o o l t i p T e x t   l a n g = " e n - U S " > S p e c i f i e s   t h e   n u m b e r   o f   t h e   c u s t o m e r   t h a t   y o u ' r e   s e l l i n g   t o .   B y   d e f a u l t ,   t h e   s a m e   c u s t o m e r   i s   s u g g e s t e d   a s   t h e   s h i p - t o   c u s t o m e r .   I f   n e e d e d ,   y o u   c a n   s p e c i f y   a   d i f f e r e n t   s h i p - t o   c u s t o m e r   o n   t h e   d o c u m e n t . < / T o o l t i p T e x t > - 
-         < / T o o l t i p > - 
-         < T o o l t i p   c o l u m n = " L i n e N o _ L i n e "   E l e m e n t I d = " 6 9 8 9 8 5 9 7 9 " > - 
-             < T o o l t i p T e x t   l a n g = " e n - U S " > S p e c i f i e s   t h e   l i n e   n u m b e r . < / T o o l t i p T e x t > - 
-         < / T o o l t i p > - 
-         < T o o l t i p   c o l u m n = " A m o u n t E x c l u d i n g V A T _ L i n e "   E l e m e n t I d = " 1 0 6 2 4 6 0 0 4 0 " > - 
-             < T o o l t i p T e x t   l a n g = " e n - U S " > S p e c i f i e s   t h e   s u m   o f   a m o u n t s   i n   t h e   L i n e   A m o u n t   f i e l d   o n   t h e   s a l e s   r e t u r n   o r d e r   l i n e s . < / T o o l t i p T e x t > - 
-         < / T o o l t i p > - 
-         < T o o l t i p   c o l u m n = " D e s c r i p t i o n _ L i n e "   E l e m e n t I d = " 1 4 0 6 8 2 2 3 1 0 " > - 
-             < T o o l t i p T e x t   l a n g = " e n - U S " > S p e c i f i e s   a   d e s c r i p t i o n   o f   t h e   e n t r y   o f   t h e   p r o d u c t   t o   b e   s o l d .   T o   a d d   a   n o n - t r a n s a c t i o n a l   t e x t   l i n e ,   f i l l   i n   t h e   D e s c r i p t i o n   f i e l d   o n l y . < / T o o l t i p T e x t > - 
-         < / T o o l t i p > - 
-         < T o o l t i p   c o l u m n = " L i n e D i s c o u n t P e r c e n t _ L i n e "   E l e m e n t I d = " 9 0 7 8 2 7 4 3 6 " > - 
-             < T o o l t i p T e x t   l a n g = " e n - U S " > S p e c i f i e s   t h e   d i s c o u n t   p e r c e n t a g e   t h a t   i s   g r a n t e d   f o r   t h e   i t e m   o n   t h e   l i n e . < / T o o l t i p T e x t > - 
-         < / T o o l t i p > - 
-         < T o o l t i p   c o l u m n = " I t e m N o _ L i n e "   E l e m e n t I d = " 1 9 1 0 2 9 6 2 8 8 " > - 
-             < T o o l t i p T e x t   l a n g = " e n - U S " > S p e c i f i e s   t h e   n u m b e r   o f   t h e   i n v o l v e d   e n t r y   o r   r e c o r d ,   a c c o r d i n g   t o   t h e   s p e c i f i e d   n u m b e r   s e r i e s . < / T o o l t i p T e x t > - 
-         < / T o o l t i p > - 
-         < T o o l t i p   c o l u m n = " I t e m R e f e r e n c e N o _ L i n e "   E l e m e n t I d = " 9 2 7 2 3 5 7 " > - 
-             < T o o l t i p T e x t   l a n g = " e n - U S " > S p e c i f i e s   t h e   r e f e r e n c e d   i t e m   n u m b e r . < / T o o l t i p T e x t > - 
-         < / T o o l t i p > - 
-         < T o o l t i p   c o l u m n = " U n i t O f M e a s u r e "   E l e m e n t I d = " 1 8 0 8 2 2 8 0 1 8 " > - 
-             < T o o l t i p T e x t   l a n g = " e n - U S " > S p e c i f i e s   t h e   u n i t   o f   m e a s u r e   f o r   t h e   i t e m   o r   r e s o u r c e   o n   t h e   s a l e s   l i n e . < / T o o l t i p T e x t > - 
-         < / T o o l t i p > - 
-         < T o o l t i p   c o l u m n = " I n v o i c e D i s c o u n t A m o u n t _ V A T A m o u n t L i n e "   E l e m e n t I d = " 8 2 4 7 3 0 1 4 1 " > - 
-             < T o o l t i p T e x t   l a n g = " e n - U S " > S p e c i f i e s   t h e   i n v o i c e   d i s c o u n t   a m o u n t   f o r   a   s p e c i f i c   V A T   i d e n t i f i e r . < / T o o l t i p T e x t > - 
-         < / T o o l t i p > - 
-         < T o o l t i p   c o l u m n = " I n v o i c e D i s c o u n t B a s e A m o u n t _ V A T A m o u n t L i n e "   E l e m e n t I d = " 2 0 4 0 3 3 2 2 6 6 " > - 
-             < T o o l t i p T e x t   l a n g = " e n - U S " > S p e c i f i e s   t h e   i n v o i c e   d i s c o u n t   b a s e   a m o u n t . < / T o o l t i p T e x t > - 
-         < / T o o l t i p > - 
-         < T o o l t i p   c o l u m n = " L i n e A m o u n t _ V a t A m o u n t L i n e "   E l e m e n t I d = " 2 1 4 6 5 4 0 1 " > - 
-             < T o o l t i p T e x t   l a n g = " e n - U S " > S p e c i f i e s   t h e   t o t a l   a m o u n t   f o r   s a l e s   o r   p u r c h a s e   l i n e s   w i t h   a   s p e c i f i c   V A T   i d e n t i f i e r . < / T o o l t i p T e x t > - 
-         < / T o o l t i p > - 
-         < T o o l t i p   c o l u m n = " V A T A m o u n t _ V a t A m o u n t L i n e "   E l e m e n t I d = " 1 8 9 1 8 2 0 6 2 0 " > - 
-             < T o o l t i p T e x t   l a n g = " e n - U S " > S p e c i f i e s   t h e   a m o u n t   o f   V A T   t h a t   i s   i n c l u d e d   i n   t h e   t o t a l   a m o u n t . < / T o o l t i p T e x t > - 
-         < / T o o l t i p > - 
-         < T o o l t i p   c o l u m n = " V A T B a s e _ V a t A m o u n t L i n e "   E l e m e n t I d = " 1 4 5 8 9 3 7 8 1 9 " > - 
-             < T o o l t i p T e x t   l a n g = " e n - U S " > S p e c i f i e s   t h e   t o t a l   n e t   a m o u n t   ( a m o u n t   e x c l u d i n g   V A T )   f o r   s a l e s   o r   p u r c h a s e   l i n e s   w i t h   a   s p e c i f i c   V A T   I d e n t i f i e r . < / T o o l t i p T e x t > - 
-         < / T o o l t i p > - 
-         < T o o l t i p   c o l u m n = " V A T I d e n t i f i e r _ V a t A m o u n t L i n e "   E l e m e n t I d = " 1 1 4 2 0 7 0 0 3 5 " > - 
-             < T o o l t i p T e x t   l a n g = " e n - U S " > S p e c i f i e s   t h e   V A T   I d e n t i f i e r   v a l u e . < / T o o l t i p T e x t > - 
-         < / T o o l t i p > - 
-         < T o o l t i p   c o l u m n = " V A T P c t _ V a t A m o u n t L i n e "   E l e m e n t I d = " 1 4 5 3 5 4 2 7 7 7 " > - 
-             < T o o l t i p T e x t   l a n g = " e n - U S " > S p e c i f i e s   t h e   V A T   %   t h a t   w a s   u s e d   o n   t h e   s a l e s   o r   p u r c h a s e   l i n e s   w i t h   t h i s   V A T   I d e n t i f i e r . < / T o o l t i p T e x t > - 
-         < / T o o l t i p > - 
-         < T o o l t i p   c o l u m n = " V A T I d e n t i f i e r _ V A T C l a u s e L i n e "   E l e m e n t I d = " 1 4 6 4 4 7 2 4 7 8 " > - 
-             < T o o l t i p T e x t   l a n g = " e n - U S " > S p e c i f i e s   t h e   V A T   I d e n t i f i e r   v a l u e . < / T o o l t i p T e x t > - 
-         < / T o o l t i p > - 
-         < T o o l t i p   c o l u m n = " C o d e _ V A T C l a u s e L i n e "   E l e m e n t I d = " 1 8 2 4 5 8 9 8 4 7 " > - 
-             < T o o l t i p T e x t   l a n g = " e n - U S " > S p e c i f i e s   t h e   c o d e   f o r   a   V A T   c l a u s e ,   w h i c h   i s   u s e d   t o   p r o v i d e   a   V A T   d e s c r i p t i o n   a s s o c i a t e d   w i t h   a   s a l e s   l i n e   o n   a   s a l e s   i n v o i c e ,   c r e d i t   m e m o ,   o r   o t h e r   s a l e s   d o c u m e n t . < / T o o l t i p T e x t > - 
-         < / T o o l t i p > - 
-         < T o o l t i p   c o l u m n = " D e s c r i p t i o n 2 _ V A T C l a u s e L i n e "   E l e m e n t I d = " 1 3 7 9 6 6 7 4 7 0 " > - 
-             < T o o l t i p T e x t   l a n g = " e n - U S " > S p e c i f i e s   a n   a d d i t i o n a l   d e s c r i p t i o n   o f   a   V A T   c l a u s e . < / T o o l t i p T e x t > - 
-         < / T o o l t i p > - 
-         < T o o l t i p   c o l u m n = " V A T A m o u n t _ V A T C l a u s e L i n e "   E l e m e n t I d = " 2 2 2 4 6 9 0 5 9 " > - 
-             < T o o l t i p T e x t   l a n g = " e n - U S " > S p e c i f i e s   t h e   a m o u n t   o f   V A T   t h a t   i s   i n c l u d e d   i n   t h e   t o t a l   a m o u n t . < / T o o l t i p T e x t > - 
-         < / T o o l t i p > - 
-     < / T o o l t i p s > +     < T o o l t i p s / >   
      < H e a d e r   E l e m e n t T y p e = " D a t a I t e m "   E l e m e n t I d = " 1 2 4 0 3 7 3 8 8 6 " >   
-         < B i l l e d T o _ L b l   E l e m e n t T y p e = " C o l u m n "   E l e m e n t I d = " 1 7 4 5 4 4 9 0 7 9 "   D a t a T y p e = " L a b e l " > B i l l e d T o _ L b l < / B i l l e d T o _ L b l > +         < B i l l e d T o _ L b l   E l e m e n t T y p e = " C o l u m n "   E l e m e n t I d = " 1 7 4 5 4 4 9 0 7 9 "   D a t a T y p e = " T e x t C o n s t " > B i l l e d T o _ L b l < / B i l l e d T o _ L b l >   
          < B i l l T o C o n t a c t E m a i l   E l e m e n t T y p e = " C o l u m n "   E l e m e n t I d = " 3 3 5 8 2 7 8 9 5 "   D a t a T y p e = " T e x t " > B i l l T o C o n t a c t E m a i l < / B i l l T o C o n t a c t E m a i l >   
-         < B i l l T o C o n t a c t E m a i l L b l   E l e m e n t T y p e = " C o l u m n "   E l e m e n t I d = " 2 9 6 4 7 8 3 6 5 "   D a t a T y p e = " L a b e l " > B i l l T o C o n t a c t E m a i l L b l < / B i l l T o C o n t a c t E m a i l L b l > +         < B i l l T o C o n t a c t E m a i l L b l   E l e m e n t T y p e = " C o l u m n "   E l e m e n t I d = " 2 9 6 4 7 8 3 6 5 "   D a t a T y p e = " T e x t C o n s t " > B i l l T o C o n t a c t E m a i l L b l < / B i l l T o C o n t a c t E m a i l L b l >   
          < B i l l T o C o n t a c t M o b i l e P h o n e N o   E l e m e n t T y p e = " C o l u m n "   E l e m e n t I d = " 2 4 8 4 8 8 6 9 6 "   D a t a T y p e = " T e x t " > B i l l T o C o n t a c t M o b i l e P h o n e N o < / B i l l T o C o n t a c t M o b i l e P h o n e N o >   
-         < B i l l T o C o n t a c t M o b i l e P h o n e N o L b l   E l e m e n t T y p e = " C o l u m n "   E l e m e n t I d = " 2 7 6 3 1 1 3 3 8 "   D a t a T y p e = " L a b e l " > B i l l T o C o n t a c t M o b i l e P h o n e N o L b l < / B i l l T o C o n t a c t M o b i l e P h o n e N o L b l > +         < B i l l T o C o n t a c t M o b i l e P h o n e N o L b l   E l e m e n t T y p e = " C o l u m n "   E l e m e n t I d = " 2 7 6 3 1 1 3 3 8 "   D a t a T y p e = " T e x t C o n s t " > B i l l T o C o n t a c t M o b i l e P h o n e N o L b l < / B i l l T o C o n t a c t M o b i l e P h o n e N o L b l >   
          < B i l l T o C o n t a c t P h o n e N o   E l e m e n t T y p e = " C o l u m n "   E l e m e n t I d = " 3 6 2 4 7 7 4 8 8 "   D a t a T y p e = " T e x t " > B i l l T o C o n t a c t P h o n e N o < / B i l l T o C o n t a c t P h o n e N o >   
-         < B i l l T o C o n t a c t P h o n e N o L b l   E l e m e n t T y p e = " C o l u m n "   E l e m e n t I d = " 2 1 2 3 3 4 5 9 6 6 "   D a t a T y p e = " L a b e l " > B i l l T o C o n t a c t P h o n e N o L b l < / B i l l T o C o n t a c t P h o n e N o L b l > +         < B i l l T o C o n t a c t P h o n e N o L b l   E l e m e n t T y p e = " C o l u m n "   E l e m e n t I d = " 2 1 2 3 3 4 5 9 6 6 "   D a t a T y p e = " T e x t C o n s t " > B i l l T o C o n t a c t P h o n e N o L b l < / B i l l T o C o n t a c t P h o n e N o L b l >   
          < B i l l t o C u s t o m e r N o _ L b l   E l e m e n t T y p e = " C o l u m n "   E l e m e n t I d = " 3 6 9 3 0 7 8 1 3 "   D a t a T y p e = " S t r i n g " > B i l l t o C u s t o m e r N o _ L b l < / B i l l t o C u s t o m e r N o _ L b l >   
@@ -6912,7 +6480,7 @@
  
          < C o m p a n y B a n k A c c o u n t N o   E l e m e n t T y p e = " C o l u m n "   E l e m e n t I d = " 3 0 1 4 0 2 0 4 "   D a t a T y p e = " T e x t " > C o m p a n y B a n k A c c o u n t N o < / C o m p a n y B a n k A c c o u n t N o >   
-         < C o m p a n y B a n k A c c o u n t N o _ L b l   E l e m e n t T y p e = " C o l u m n "   E l e m e n t I d = " 1 0 9 7 7 4 3 3 4 5 "   D a t a T y p e = " L a b e l " > C o m p a n y B a n k A c c o u n t N o _ L b l < / C o m p a n y B a n k A c c o u n t N o _ L b l > +         < C o m p a n y B a n k A c c o u n t N o _ L b l   E l e m e n t T y p e = " C o l u m n "   E l e m e n t I d = " 1 0 9 7 7 4 3 3 4 5 "   D a t a T y p e = " T e x t C o n s t " > C o m p a n y B a n k A c c o u n t N o _ L b l < / C o m p a n y B a n k A c c o u n t N o _ L b l >   
          < C o m p a n y B a n k B r a n c h N o   E l e m e n t T y p e = " C o l u m n "   E l e m e n t I d = " 7 9 3 1 3 3 0 5 7 "   D a t a T y p e = " T e x t " > C o m p a n y B a n k B r a n c h N o < / C o m p a n y B a n k B r a n c h N o >   
@@ -6920,7 +6488,7 @@
  
          < C o m p a n y B a n k N a m e   E l e m e n t T y p e = " C o l u m n "   E l e m e n t I d = " 1 5 3 4 9 0 5 6 0 5 "   D a t a T y p e = " T e x t " > C o m p a n y B a n k N a m e < / C o m p a n y B a n k N a m e >   
-         < C o m p a n y B a n k N a m e _ L b l   E l e m e n t T y p e = " C o l u m n "   E l e m e n t I d = " 1 2 0 4 3 0 7 0 1 4 "   D a t a T y p e = " L a b e l " > C o m p a n y B a n k N a m e _ L b l < / C o m p a n y B a n k N a m e _ L b l > +         < C o m p a n y B a n k N a m e _ L b l   E l e m e n t T y p e = " C o l u m n "   E l e m e n t I d = " 1 2 0 4 3 0 7 0 1 4 "   D a t a T y p e = " T e x t C o n s t " > C o m p a n y B a n k N a m e _ L b l < / C o m p a n y B a n k N a m e _ L b l >   
          < C o m p a n y C u s t o m G i r o   E l e m e n t T y p e = " C o l u m n "   E l e m e n t I d = " 1 6 7 0 4 7 5 7 9 8 "   D a t a T y p e = " T e x t " > C o m p a n y C u s t o m G i r o < / C o m p a n y C u s t o m G i r o >   
@@ -6930,7 +6498,7 @@
  
          < C o m p a n y G i r o N o   E l e m e n t T y p e = " C o l u m n "   E l e m e n t I d = " 1 3 6 0 1 9 6 3 2 0 "   D a t a T y p e = " T e x t " > C o m p a n y G i r o N o < / C o m p a n y G i r o N o >   
-         < C o m p a n y G i r o N o _ L b l   E l e m e n t T y p e = " C o l u m n "   E l e m e n t I d = " 8 6 1 6 0 2 1 1 5 "   D a t a T y p e = " L a b e l " > C o m p a n y G i r o N o _ L b l < / C o m p a n y G i r o N o _ L b l > +         < C o m p a n y G i r o N o _ L b l   E l e m e n t T y p e = " C o l u m n "   E l e m e n t I d = " 8 6 1 6 0 2 1 1 5 "   D a t a T y p e = " T e x t C o n s t " > C o m p a n y G i r o N o _ L b l < / C o m p a n y G i r o N o _ L b l >   
          < C o m p a n y H o m e P a g e   E l e m e n t T y p e = " C o l u m n "   E l e m e n t I d = " 1 9 8 9 1 8 8 7 0 "   D a t a T y p e = " T e x t " > C o m p a n y H o m e P a g e < / C o m p a n y H o m e P a g e >   
@@ -6948,9 +6516,9 @@
  
          < C o m p a n y P h o n e N o   E l e m e n t T y p e = " C o l u m n "   E l e m e n t I d = " 2 5 0 4 4 0 6 5 5 "   D a t a T y p e = " T e x t " > C o m p a n y P h o n e N o < / C o m p a n y P h o n e N o >   
-         < C o m p a n y P h o n e N o _ L b l   E l e m e n t T y p e = " C o l u m n "   E l e m e n t I d = " 5 5 8 5 9 3 5 8 6 "   D a t a T y p e = " L a b e l " > C o m p a n y P h o n e N o _ L b l < / C o m p a n y P h o n e N o _ L b l > - 
-         < C o m p a n y P i c t u r e   E l e m e n t T y p e = " C o l u m n "   E l e m e n t I d = " 1 3 9 7 4 1 1 0 7 4 "   D a t a T y p e = " B l o b "   / > +         < C o m p a n y P h o n e N o _ L b l   E l e m e n t T y p e = " C o l u m n "   E l e m e n t I d = " 5 5 8 5 9 3 5 8 6 "   D a t a T y p e = " T e x t C o n s t " > C o m p a n y P h o n e N o _ L b l < / C o m p a n y P h o n e N o _ L b l > + 
+         < C o m p a n y P i c t u r e   E l e m e n t T y p e = " C o l u m n "   E l e m e n t I d = " 1 3 9 7 4 1 1 0 7 4 "   D a t a T y p e = " B L O B " / >   
          < C o m p a n y R e g i s t r a t i o n N u m b e r   E l e m e n t T y p e = " C o l u m n "   E l e m e n t I d = " 2 0 2 3 6 3 9 4 2 4 "   D a t a T y p e = " T e x t " > C o m p a n y R e g i s t r a t i o n N u m b e r < / C o m p a n y R e g i s t r a t i o n N u m b e r >   
@@ -6970,7 +6538,7 @@
  
          < C o n t a c t _ L b l   E l e m e n t T y p e = " C o l u m n "   E l e m e n t I d = " 1 1 5 5 0 9 4 7 5 2 "   D a t a T y p e = " T e x t " > C o n t a c t _ L b l < / C o n t a c t _ L b l >   
-         < C o p y _ L b l   E l e m e n t T y p e = " C o l u m n "   E l e m e n t I d = " 6 0 4 7 8 2 7 8 1 "   D a t a T y p e = " L a b e l " > C o p y _ L b l < / C o p y _ L b l > +         < C o p y _ L b l   E l e m e n t T y p e = " C o l u m n "   E l e m e n t I d = " 6 0 4 7 8 2 7 8 1 "   D a t a T y p e = " T e x t C o n s t " > C o p y _ L b l < / C o p y _ L b l >   
          < C u s t o m e r A d d r e s s 1   E l e m e n t T y p e = " C o l u m n "   E l e m e n t I d = " 1 8 0 1 9 6 6 4 5 4 "   D a t a T y p e = " T e x t " > C u s t o m e r A d d r e s s 1 < / C u s t o m e r A d d r e s s 1 >   
@@ -7004,7 +6572,7 @@
  
          < D u e D a t e _ L b l   E l e m e n t T y p e = " C o l u m n "   E l e m e n t I d = " 1 6 4 8 2 8 4 6 4 8 "   D a t a T y p e = " S t r i n g " > D u e D a t e _ L b l < / D u e D a t e _ L b l >   
-         < E M a i l _ L b l   E l e m e n t T y p e = " C o l u m n "   E l e m e n t I d = " 1 4 3 8 8 6 8 0 1 2 "   D a t a T y p e = " L a b e l " > E M a i l _ L b l < / E M a i l _ L b l > +         < E M a i l _ L b l   E l e m e n t T y p e = " C o l u m n "   E l e m e n t I d = " 1 4 3 8 8 6 8 0 1 2 "   D a t a T y p e = " T e x t C o n s t " > E M a i l _ L b l < / E M a i l _ L b l >   
          < E x c h a n g e R a t e A s T e x t   E l e m e n t T y p e = " C o l u m n "   E l e m e n t I d = " 5 9 2 9 5 5 8 4 5 "   D a t a T y p e = " T e x t " > E x c h a n g e R a t e A s T e x t < / E x c h a n g e R a t e A s T e x t >   
@@ -7012,13 +6580,13 @@
  
          < E x t e r n a l D o c u m e n t N o _ _ L b l   E l e m e n t T y p e = " C o l u m n "   E l e m e n t I d = " 2 2 3 4 3 3 3 2 "   D a t a T y p e = " S t r i n g " > E x t e r n a l D o c u m e n t N o _ _ L b l < / E x t e r n a l D o c u m e n t N o _ _ L b l >   
-         < F r o m _ L b l   E l e m e n t T y p e = " C o l u m n "   E l e m e n t I d = " 4 8 5 4 2 6 1 3 8 "   D a t a T y p e = " L a b e l " > F r o m _ L b l < / F r o m _ L b l > - 
-         < H o m e P a g e _ L b l   E l e m e n t T y p e = " C o l u m n "   E l e m e n t I d = " 1 4 3 3 5 9 2 3 0 0 "   D a t a T y p e = " L a b e l " > H o m e P a g e _ L b l < / H o m e P a g e _ L b l > - 
-         < I n v o i c e D i s c o u n t A m o u n t _ L b l   E l e m e n t T y p e = " C o l u m n "   E l e m e n t I d = " 1 5 9 3 0 1 2 7 3 6 "   D a t a T y p e = " L a b e l " > I n v o i c e D i s c o u n t A m o u n t _ L b l < / I n v o i c e D i s c o u n t A m o u n t _ L b l > - 
-         < I n v o i c e D i s c o u n t B a s e A m o u n t _ L b l   E l e m e n t T y p e = " C o l u m n "   E l e m e n t I d = " 2 0 2 9 2 6 6 8 7 5 "   D a t a T y p e = " L a b e l " > I n v o i c e D i s c o u n t B a s e A m o u n t _ L b l < / I n v o i c e D i s c o u n t B a s e A m o u n t _ L b l > +         < F r o m _ L b l   E l e m e n t T y p e = " C o l u m n "   E l e m e n t I d = " 4 8 5 4 2 6 1 3 8 "   D a t a T y p e = " T e x t C o n s t " > F r o m _ L b l < / F r o m _ L b l > + 
+         < H o m e P a g e _ L b l   E l e m e n t T y p e = " C o l u m n "   E l e m e n t I d = " 1 4 3 3 5 9 2 3 0 0 "   D a t a T y p e = " T e x t C o n s t " > H o m e P a g e _ L b l < / H o m e P a g e _ L b l > + 
+         < I n v o i c e D i s c o u n t A m o u n t _ L b l   E l e m e n t T y p e = " C o l u m n "   E l e m e n t I d = " 1 5 9 3 0 1 2 7 3 6 "   D a t a T y p e = " T e x t C o n s t " > I n v o i c e D i s c o u n t A m o u n t _ L b l < / I n v o i c e D i s c o u n t A m o u n t _ L b l > + 
+         < I n v o i c e D i s c o u n t B a s e A m o u n t _ L b l   E l e m e n t T y p e = " C o l u m n "   E l e m e n t I d = " 2 0 2 9 2 6 6 8 7 5 "   D a t a T y p e = " T e x t C o n s t " > I n v o i c e D i s c o u n t B a s e A m o u n t _ L b l < / I n v o i c e D i s c o u n t B a s e A m o u n t _ L b l >   
          < I n v o i c e N o P o s i t i o n _ L b l   E l e m e n t T y p e = " C o l u m n "   E l e m e n t I d = " 1 4 5 8 4 6 7 4 4 1 "   D a t a T y p e = " T e x t " > I n v o i c e N o P o s i t i o n _ L b l < / I n v o i c e N o P o s i t i o n _ L b l >   
@@ -7026,59 +6594,61 @@
  
          < L e g a l E n t i t y T y p e _ L b l   E l e m e n t T y p e = " C o l u m n "   E l e m e n t I d = " 2 0 8 0 2 2 4 7 9 2 "   D a t a T y p e = " T e x t " > L e g a l E n t i t y T y p e _ L b l < / L e g a l E n t i t y T y p e _ L b l >   
-         < L i n e A m o u n t A f t e r I n v o i c e D i s c o u n t _ L b l   E l e m e n t T y p e = " C o l u m n "   E l e m e n t I d = " 6 7 3 7 2 1 0 9 4 "   D a t a T y p e = " L a b e l " > L i n e A m o u n t A f t e r I n v o i c e D i s c o u n t _ L b l < / L i n e A m o u n t A f t e r I n v o i c e D i s c o u n t _ L b l > - 
-         < L o c a l C u r r e n c y _ L b l   E l e m e n t T y p e = " C o l u m n "   E l e m e n t I d = " 1 5 5 9 6 9 3 4 2 2 "   D a t a T y p e = " L a b e l " > L o c a l C u r r e n c y _ L b l < / L o c a l C u r r e n c y _ L b l > - 
-         < P a g e _ L b l   E l e m e n t T y p e = " C o l u m n "   E l e m e n t I d = " 6 8 0 6 4 8 0 9 1 "   D a t a T y p e = " L a b e l " > P a g e _ L b l < / P a g e _ L b l > +         < L i n e A m o u n t A f t e r I n v o i c e D i s c o u n t _ L b l   E l e m e n t T y p e = " C o l u m n "   E l e m e n t I d = " 6 7 3 7 2 1 0 9 4 "   D a t a T y p e = " T e x t C o n s t " > L i n e A m o u n t A f t e r I n v o i c e D i s c o u n t _ L b l < / L i n e A m o u n t A f t e r I n v o i c e D i s c o u n t _ L b l > + 
+         < L o c a l C u r r e n c y _ L b l   E l e m e n t T y p e = " C o l u m n "   E l e m e n t I d = " 1 5 5 9 6 9 3 4 2 2 "   D a t a T y p e = " T e x t C o n s t " > L o c a l C u r r e n c y _ L b l < / L o c a l C u r r e n c y _ L b l > + 
+         < P a g e _ L b l   E l e m e n t T y p e = " C o l u m n "   E l e m e n t I d = " 6 8 0 6 4 8 0 9 1 "   D a t a T y p e = " T e x t C o n s t " > P a g e _ L b l < / P a g e _ L b l >   
          < P a y m e n t I n s t r u c t i o n s _ T x t   E l e m e n t T y p e = " C o l u m n "   E l e m e n t I d = " 1 8 7 2 0 8 8 3 "   D a t a T y p e = " T e x t " > P a y m e n t I n s t r u c t i o n s _ T x t < / P a y m e n t I n s t r u c t i o n s _ T x t >   
          < P a y m e n t M e t h o d D e s c r i p t i o n   E l e m e n t T y p e = " C o l u m n "   E l e m e n t I d = " 5 8 5 7 5 7 9 7 4 "   D a t a T y p e = " T e x t " > P a y m e n t M e t h o d D e s c r i p t i o n < / P a y m e n t M e t h o d D e s c r i p t i o n >   
-         < P a y m e n t M e t h o d D e s c r i p t i o n _ L b l   E l e m e n t T y p e = " C o l u m n "   E l e m e n t I d = " 7 9 7 1 1 7 3 2 3 "   D a t a T y p e = " L a b e l " > P a y m e n t M e t h o d D e s c r i p t i o n _ L b l < / P a y m e n t M e t h o d D e s c r i p t i o n _ L b l > +         < P a y m e n t M e t h o d D e s c r i p t i o n _ L b l   E l e m e n t T y p e = " C o l u m n "   E l e m e n t I d = " 7 9 7 1 1 7 3 2 3 "   D a t a T y p e = " T e x t C o n s t " > P a y m e n t M e t h o d D e s c r i p t i o n _ L b l < / P a y m e n t M e t h o d D e s c r i p t i o n _ L b l >   
          < P a y m e n t T e r m s D e s c r i p t i o n   E l e m e n t T y p e = " C o l u m n "   E l e m e n t I d = " 2 0 3 8 7 4 2 7 0 0 "   D a t a T y p e = " T e x t " > P a y m e n t T e r m s D e s c r i p t i o n < / P a y m e n t T e r m s D e s c r i p t i o n >   
-         < P a y m e n t T e r m s D e s c r i p t i o n _ L b l   E l e m e n t T y p e = " C o l u m n "   E l e m e n t I d = " 1 8 7 4 4 9 4 3 2 1 "   D a t a T y p e = " L a b e l " > P a y m e n t T e r m s D e s c r i p t i o n _ L b l < / P a y m e n t T e r m s D e s c r i p t i o n _ L b l > +         < P a y m e n t T e r m s D e s c r i p t i o n _ L b l   E l e m e n t T y p e = " C o l u m n "   E l e m e n t I d = " 1 8 7 4 4 9 4 3 2 1 "   D a t a T y p e = " T e x t C o n s t " > P a y m e n t T e r m s D e s c r i p t i o n _ L b l < / P a y m e n t T e r m s D e s c r i p t i o n _ L b l >   
          < P r i c e s I n c l u d i n g V A T   E l e m e n t T y p e = " C o l u m n "   E l e m e n t I d = " 5 1 8 8 1 7 1 6 7 "   D a t a T y p e = " B o o l e a n " > P r i c e s I n c l u d i n g V A T < / P r i c e s I n c l u d i n g V A T >   
+         < P r i c e s I n c l u d i n g V A T _ L b l   E l e m e n t T y p e = " C o l u m n "   E l e m e n t I d = " 1 3 7 7 9 7 9 4 4 4 "   D a t a T y p e = " S t r i n g " > P r i c e s I n c l u d i n g V A T _ L b l < / P r i c e s I n c l u d i n g V A T _ L b l > + 
          < P r i c e s I n c l u d i n g V A T Y e s N o   E l e m e n t T y p e = " C o l u m n "   E l e m e n t I d = " 1 4 1 1 1 4 7 5 9 9 "   D a t a T y p e = " S t r i n g " > P r i c e s I n c l u d i n g V A T Y e s N o < / P r i c e s I n c l u d i n g V A T Y e s N o >   
-         < P r i c e s I n c l u d i n g V A T _ L b l   E l e m e n t T y p e = " C o l u m n "   E l e m e n t I d = " 1 3 7 7 9 7 9 4 4 4 "   D a t a T y p e = " S t r i n g " > P r i c e s I n c l u d i n g V A T _ L b l < / P r i c e s I n c l u d i n g V A T _ L b l > - 
-         < Q u e s t i o n s _ L b l   E l e m e n t T y p e = " C o l u m n "   E l e m e n t I d = " 2 0 7 0 8 9 0 0 1 9 "   D a t a T y p e = " L a b e l " > Q u e s t i o n s _ L b l < / Q u e s t i o n s _ L b l > - 
-         < S a l e s I n v o i c e L i n e D i s c o u n t _ L b l   E l e m e n t T y p e = " C o l u m n "   E l e m e n t I d = " 6 6 4 6 0 1 5 8 2 "   D a t a T y p e = " L a b e l " > S a l e s I n v o i c e L i n e D i s c o u n t _ L b l < / S a l e s I n v o i c e L i n e D i s c o u n t _ L b l > +         < Q u e s t i o n s _ L b l   E l e m e n t T y p e = " C o l u m n "   E l e m e n t I d = " 2 0 7 0 8 9 0 0 1 9 "   D a t a T y p e = " T e x t C o n s t " > Q u e s t i o n s _ L b l < / Q u e s t i o n s _ L b l > + 
+         < S a l e s I n v o i c e L i n e D i s c o u n t _ L b l   E l e m e n t T y p e = " C o l u m n "   E l e m e n t I d = " 6 6 4 6 0 1 5 8 2 "   D a t a T y p e = " T e x t C o n s t " > S a l e s I n v o i c e L i n e D i s c o u n t _ L b l < / S a l e s I n v o i c e L i n e D i s c o u n t _ L b l > + 
+         < S a l e s P e r s o n _ L b l   E l e m e n t T y p e = " C o l u m n "   E l e m e n t I d = " 1 5 6 4 1 9 6 3 6 5 "   D a t a T y p e = " T e x t C o n s t " > S a l e s P e r s o n _ L b l < / S a l e s P e r s o n _ L b l >   
          < S a l e s P e r s o n B l a n k _ L b l   E l e m e n t T y p e = " C o l u m n "   E l e m e n t I d = " 6 5 4 6 2 4 6 0 1 "   D a t a T y p e = " T e x t " > S a l e s P e r s o n B l a n k _ L b l < / S a l e s P e r s o n B l a n k _ L b l >   
          < S a l e s P e r s o n N a m e   E l e m e n t T y p e = " C o l u m n "   E l e m e n t I d = " 8 7 1 4 9 2 9 8 3 "   D a t a T y p e = " T e x t " > S a l e s P e r s o n N a m e < / S a l e s P e r s o n N a m e >   
-         < S a l e s P e r s o n _ L b l   E l e m e n t T y p e = " C o l u m n "   E l e m e n t I d = " 1 5 6 4 1 9 6 3 6 5 "   D a t a T y p e = " L a b e l " > S a l e s P e r s o n _ L b l < / S a l e s P e r s o n _ L b l > - 
          < S e l l T o C o n t a c t E m a i l   E l e m e n t T y p e = " C o l u m n "   E l e m e n t I d = " 2 6 2 8 2 4 5 6 4 "   D a t a T y p e = " T e x t " > S e l l T o C o n t a c t E m a i l < / S e l l T o C o n t a c t E m a i l >   
-         < S e l l T o C o n t a c t E m a i l L b l   E l e m e n t T y p e = " C o l u m n "   E l e m e n t I d = " 3 7 0 9 2 0 3 7 4 "   D a t a T y p e = " L a b e l " > S e l l T o C o n t a c t E m a i l L b l < / S e l l T o C o n t a c t E m a i l L b l > +         < S e l l T o C o n t a c t E m a i l L b l   E l e m e n t T y p e = " C o l u m n "   E l e m e n t I d = " 3 7 0 9 2 0 3 7 4 "   D a t a T y p e = " T e x t C o n s t " > S e l l T o C o n t a c t E m a i l L b l < / S e l l T o C o n t a c t E m a i l L b l >   
          < S e l l T o C o n t a c t M o b i l e P h o n e N o   E l e m e n t T y p e = " C o l u m n "   E l e m e n t I d = " 1 8 4 3 5 8 7 4 7 "   D a t a T y p e = " T e x t " > S e l l T o C o n t a c t M o b i l e P h o n e N o < / S e l l T o C o n t a c t M o b i l e P h o n e N o >   
-         < S e l l T o C o n t a c t M o b i l e P h o n e N o L b l   E l e m e n t T y p e = " C o l u m n "   E l e m e n t I d = " 1 4 5 7 5 2 8 4 1 7 "   D a t a T y p e = " L a b e l " > S e l l T o C o n t a c t M o b i l e P h o n e N o L b l < / S e l l T o C o n t a c t M o b i l e P h o n e N o L b l > +         < S e l l T o C o n t a c t M o b i l e P h o n e N o L b l   E l e m e n t T y p e = " C o l u m n "   E l e m e n t I d = " 1 4 5 7 5 2 8 4 1 7 "   D a t a T y p e = " T e x t C o n s t " > S e l l T o C o n t a c t M o b i l e P h o n e N o L b l < / S e l l T o C o n t a c t M o b i l e P h o n e N o L b l >   
          < S e l l T o C o n t a c t P h o n e N o   E l e m e n t T y p e = " C o l u m n "   E l e m e n t I d = " 1 6 1 3 8 2 2 4 8 3 "   D a t a T y p e = " T e x t " > S e l l T o C o n t a c t P h o n e N o < / S e l l T o C o n t a c t P h o n e N o >   
-         < S e l l T o C o n t a c t P h o n e N o L b l   E l e m e n t T y p e = " C o l u m n "   E l e m e n t I d = " 1 0 5 0 6 8 6 8 0 9 "   D a t a T y p e = " L a b e l " > S e l l T o C o n t a c t P h o n e N o L b l < / S e l l T o C o n t a c t P h o n e N o L b l > +         < S e l l T o C o n t a c t P h o n e N o L b l   E l e m e n t T y p e = " C o l u m n "   E l e m e n t I d = " 1 0 5 0 6 8 6 8 0 9 "   D a t a T y p e = " T e x t C o n s t " > S e l l T o C o n t a c t P h o n e N o L b l < / S e l l T o C o n t a c t P h o n e N o L b l >   
          < S e l l t o C u s t o m e r N o   E l e m e n t T y p e = " C o l u m n "   E l e m e n t I d = " 2 0 5 0 6 4 7 3 4 9 "   D a t a T y p e = " C o d e " > S e l l t o C u s t o m e r N o < / S e l l t o C u s t o m e r N o >   
          < S e l l t o C u s t o m e r N o _ L b l   E l e m e n t T y p e = " C o l u m n "   E l e m e n t I d = " 2 9 8 3 8 1 5 1 2 "   D a t a T y p e = " S t r i n g " > S e l l t o C u s t o m e r N o _ L b l < / S e l l t o C u s t o m e r N o _ L b l >   
+         < S h i p m e n t _ L b l   E l e m e n t T y p e = " C o l u m n "   E l e m e n t I d = " 2 0 8 5 7 6 7 1 2 0 "   D a t a T y p e = " T e x t C o n s t " > S h i p m e n t _ L b l < / S h i p m e n t _ L b l > + 
          < S h i p m e n t M e t h o d D e s c r i p t i o n   E l e m e n t T y p e = " C o l u m n "   E l e m e n t I d = " 2 0 5 9 4 0 3 2 6 0 "   D a t a T y p e = " T e x t " > S h i p m e n t M e t h o d D e s c r i p t i o n < / S h i p m e n t M e t h o d D e s c r i p t i o n >   
-         < S h i p m e n t M e t h o d D e s c r i p t i o n _ L b l   E l e m e n t T y p e = " C o l u m n "   E l e m e n t I d = " 1 1 7 9 9 7 8 4 6 5 "   D a t a T y p e = " L a b e l " > S h i p m e n t M e t h o d D e s c r i p t i o n _ L b l < / S h i p m e n t M e t h o d D e s c r i p t i o n _ L b l > - 
-         < S h i p m e n t _ L b l   E l e m e n t T y p e = " C o l u m n "   E l e m e n t I d = " 2 0 8 5 7 6 7 1 2 0 "   D a t a T y p e = " L a b e l " > S h i p m e n t _ L b l < / S h i p m e n t _ L b l > +         < S h i p m e n t M e t h o d D e s c r i p t i o n _ L b l   E l e m e n t T y p e = " C o l u m n "   E l e m e n t I d = " 1 1 7 9 9 7 8 4 6 5 "   D a t a T y p e = " T e x t C o n s t " > S h i p m e n t M e t h o d D e s c r i p t i o n _ L b l < / S h i p m e n t M e t h o d D e s c r i p t i o n _ L b l > + 
+         < S h i p T o A d d r e s s _ L b l   E l e m e n t T y p e = " C o l u m n "   E l e m e n t I d = " 1 6 5 0 5 0 5 0 1 7 "   D a t a T y p e = " T e x t C o n s t " > S h i p T o A d d r e s s _ L b l < / S h i p T o A d d r e s s _ L b l >   
          < S h i p T o A d d r e s s 1   E l e m e n t T y p e = " C o l u m n "   E l e m e n t I d = " 1 3 5 7 6 7 2 8 6 1 "   D a t a T y p e = " T e x t " > S h i p T o A d d r e s s 1 < / S h i p T o A d d r e s s 1 >   
@@ -7096,33 +6666,31 @@
  
          < S h i p T o A d d r e s s 8   E l e m e n t T y p e = " C o l u m n "   E l e m e n t I d = " 1 4 9 2 9 9 2 1 7 8 "   D a t a T y p e = " T e x t " > S h i p T o A d d r e s s 8 < / S h i p T o A d d r e s s 8 >   
-         < S h i p T o A d d r e s s _ L b l   E l e m e n t T y p e = " C o l u m n "   E l e m e n t I d = " 1 6 5 0 5 0 5 0 1 7 "   D a t a T y p e = " L a b e l " > S h i p T o A d d r e s s _ L b l < / S h i p T o A d d r e s s _ L b l > - 
          < S h i p T o P h o n e N o   E l e m e n t T y p e = " C o l u m n "   E l e m e n t I d = " 3 6 9 7 0 2 2 5 5 "   D a t a T y p e = " T e x t " > S h i p T o P h o n e N o < / S h i p T o P h o n e N o >   
          < S h o w S h i p p i n g A d d r e s s   E l e m e n t T y p e = " C o l u m n "   E l e m e n t I d = " 1 1 2 0 0 7 1 2 6 6 "   D a t a T y p e = " B o o l e a n " > S h o w S h i p p i n g A d d r e s s < / S h o w S h i p p i n g A d d r e s s >   
          < S h o w W o r k D e s c r i p t i o n   E l e m e n t T y p e = " C o l u m n "   E l e m e n t I d = " 7 8 5 4 6 8 8 6 5 "   D a t a T y p e = " B o o l e a n " > S h o w W o r k D e s c r i p t i o n < / S h o w W o r k D e s c r i p t i o n >   
-         < S u b t o t a l _ L b l   E l e m e n t T y p e = " C o l u m n "   E l e m e n t I d = " 1 9 6 7 7 9 5 1 4 2 "   D a t a T y p e = " L a b e l " > S u b t o t a l _ L b l < / S u b t o t a l _ L b l > - 
-         < T h a n k s _ L b l   E l e m e n t T y p e = " C o l u m n "   E l e m e n t I d = " 2 1 0 3 3 0 5 5 2 5 "   D a t a T y p e = " L a b e l " > T h a n k s _ L b l < / T h a n k s _ L b l > - 
-         < T o t a l _ L b l   E l e m e n t T y p e = " C o l u m n "   E l e m e n t I d = " 1 2 1 0 1 0 0 8 7 8 "   D a t a T y p e = " L a b e l " > T o t a l _ L b l < / T o t a l _ L b l > - 
-         < V A T A m o u n t S p e c i f i c a t i o n _ L b l   E l e m e n t T y p e = " C o l u m n "   E l e m e n t I d = " 8 7 8 7 0 6 8 4 6 "   D a t a T y p e = " L a b e l " > V A T A m o u n t S p e c i f i c a t i o n _ L b l < / V A T A m o u n t S p e c i f i c a t i o n _ L b l > - 
-         < V A T A m o u n t _ L b l   E l e m e n t T y p e = " C o l u m n "   E l e m e n t I d = " 1 0 9 4 6 5 7 2 9 "   D a t a T y p e = " L a b e l " > V A T A m o u n t _ L b l < / V A T A m o u n t _ L b l > - 
-         < V A T B a s e _ L b l   E l e m e n t T y p e = " C o l u m n "   E l e m e n t I d = " 1 8 6 6 1 5 8 2 7 8 "   D a t a T y p e = " L a b e l " > V A T B a s e _ L b l < / V A T B a s e _ L b l > - 
-         < V A T C l a u s e s _ L b l   E l e m e n t T y p e = " C o l u m n "   E l e m e n t I d = " 1 3 8 3 9 2 0 0 1 9 "   D a t a T y p e = " L a b e l " > V A T C l a u s e s _ L b l < / V A T C l a u s e s _ L b l > +         < S u b t o t a l _ L b l   E l e m e n t T y p e = " C o l u m n "   E l e m e n t I d = " 1 9 6 7 7 9 5 1 4 2 "   D a t a T y p e = " T e x t C o n s t " > S u b t o t a l _ L b l < / S u b t o t a l _ L b l > + 
+         < T h a n k s _ L b l   E l e m e n t T y p e = " C o l u m n "   E l e m e n t I d = " 2 1 0 3 3 0 5 5 2 5 "   D a t a T y p e = " T e x t C o n s t " > T h a n k s _ L b l < / T h a n k s _ L b l > + 
+         < T o t a l _ L b l   E l e m e n t T y p e = " C o l u m n "   E l e m e n t I d = " 1 2 1 0 1 0 0 8 7 8 "   D a t a T y p e = " T e x t C o n s t " > T o t a l _ L b l < / T o t a l _ L b l > + 
+         < V A T A m o u n t _ L b l   E l e m e n t T y p e = " C o l u m n "   E l e m e n t I d = " 1 0 9 4 6 5 7 2 9 "   D a t a T y p e = " T e x t C o n s t " > V A T A m o u n t _ L b l < / V A T A m o u n t _ L b l > + 
+         < V A T A m o u n t S p e c i f i c a t i o n _ L b l   E l e m e n t T y p e = " C o l u m n "   E l e m e n t I d = " 8 7 8 7 0 6 8 4 6 "   D a t a T y p e = " T e x t C o n s t " > V A T A m o u n t S p e c i f i c a t i o n _ L b l < / V A T A m o u n t S p e c i f i c a t i o n _ L b l > + 
+         < V A T B a s e _ L b l   E l e m e n t T y p e = " C o l u m n "   E l e m e n t I d = " 1 8 6 6 1 5 8 2 7 8 "   D a t a T y p e = " T e x t C o n s t " > V A T B a s e _ L b l < / V A T B a s e _ L b l >   
          < V A T C l a u s e _ L b l   E l e m e n t T y p e = " C o l u m n "   E l e m e n t I d = " 1 5 7 0 4 9 5 4 9 0 "   D a t a T y p e = " S t r i n g " > V A T C l a u s e _ L b l < / V A T C l a u s e _ L b l >   
-         < V A T I d e n t i f i e r _ L b l   E l e m e n t T y p e = " C o l u m n "   E l e m e n t I d = " 1 6 8 6 6 2 3 9 8 4 "   D a t a T y p e = " L a b e l " > V A T I d e n t i f i e r _ L b l < / V A T I d e n t i f i e r _ L b l > - 
-         < V A T P e r c e n t a g e _ L b l   E l e m e n t T y p e = " C o l u m n "   E l e m e n t I d = " 6 7 6 6 5 4 5 6 5 "   D a t a T y p e = " L a b e l " > V A T P e r c e n t a g e _ L b l < / V A T P e r c e n t a g e _ L b l > +         < V A T C l a u s e s _ L b l   E l e m e n t T y p e = " C o l u m n "   E l e m e n t I d = " 1 3 8 3 9 2 0 0 1 9 "   D a t a T y p e = " T e x t C o n s t " > V A T C l a u s e s _ L b l < / V A T C l a u s e s _ L b l > + 
+         < V A T I d e n t i f i e r _ L b l   E l e m e n t T y p e = " C o l u m n "   E l e m e n t I d = " 1 6 8 6 6 2 3 9 8 4 "   D a t a T y p e = " T e x t C o n s t " > V A T I d e n t i f i e r _ L b l < / V A T I d e n t i f i e r _ L b l > + 
+         < V A T P e r c e n t a g e _ L b l   E l e m e n t T y p e = " C o l u m n "   E l e m e n t I d = " 6 7 6 6 5 4 5 6 5 "   D a t a T y p e = " T e x t C o n s t " > V A T P e r c e n t a g e _ L b l < / V A T P e r c e n t a g e _ L b l >   
          < V A T R e g i s t r a t i o n N o   E l e m e n t T y p e = " C o l u m n "   E l e m e n t I d = " 1 8 8 9 1 9 5 4 0 2 "   D a t a T y p e = " T e x t " > V A T R e g i s t r a t i o n N o < / V A T R e g i s t r a t i o n N o >   
@@ -7160,23 +6728,23 @@
  
              < L i n e A m o u n t _ L i n e _ L b l   E l e m e n t T y p e = " C o l u m n "   E l e m e n t I d = " 9 9 2 9 0 1 8 4 5 "   D a t a T y p e = " S t r i n g " > L i n e A m o u n t _ L i n e _ L b l < / L i n e A m o u n t _ L i n e _ L b l >   
+             < L i n e D i s c o u n t P e r c e n t _ L i n e   E l e m e n t T y p e = " C o l u m n "   E l e m e n t I d = " 9 0 7 8 2 7 4 3 6 "   D a t a T y p e = " D e c i m a l " > L i n e D i s c o u n t P e r c e n t _ L i n e < / L i n e D i s c o u n t P e r c e n t _ L i n e > + 
              < L i n e D i s c o u n t P e r c e n t T e x t _ L i n e   E l e m e n t T y p e = " C o l u m n "   E l e m e n t I d = " 6 1 3 1 3 5 1 9 "   D a t a T y p e = " T e x t " > L i n e D i s c o u n t P e r c e n t T e x t _ L i n e < / L i n e D i s c o u n t P e r c e n t T e x t _ L i n e >   
-             < L i n e D i s c o u n t P e r c e n t _ L i n e   E l e m e n t T y p e = " C o l u m n "   E l e m e n t I d = " 9 0 7 8 2 7 4 3 6 "   D a t a T y p e = " D e c i m a l " > L i n e D i s c o u n t P e r c e n t _ L i n e < / L i n e D i s c o u n t P e r c e n t _ L i n e > - 
              < L i n e N o _ L i n e   E l e m e n t T y p e = " C o l u m n "   E l e m e n t I d = " 6 9 8 9 8 5 9 7 9 "   D a t a T y p e = " I n t e g e r " > L i n e N o _ L i n e < / L i n e N o _ L i n e >   
-             < P r i c e P e r _ L b l   E l e m e n t T y p e = " C o l u m n "   E l e m e n t I d = " 9 7 3 2 8 0 1 3 4 "   D a t a T y p e = " L a b e l " > P r i c e P e r _ L b l < / P r i c e P e r _ L b l > - 
-             < P r i c e _ L b l   E l e m e n t T y p e = " C o l u m n "   E l e m e n t I d = " 2 1 2 6 7 6 4 9 2 5 "   D a t a T y p e = " L a b e l " > P r i c e _ L b l < / P r i c e _ L b l > - 
-             < Q t y _ L b l   E l e m e n t T y p e = " C o l u m n "   E l e m e n t I d = " 2 6 3 6 7 3 7 6 4 "   D a t a T y p e = " L a b e l " > Q t y _ L b l < / Q t y _ L b l > +             < P r i c e _ L b l   E l e m e n t T y p e = " C o l u m n "   E l e m e n t I d = " 2 1 2 6 7 6 4 9 2 5 "   D a t a T y p e = " T e x t C o n s t " > P r i c e _ L b l < / P r i c e _ L b l > + 
+             < P r i c e P e r _ L b l   E l e m e n t T y p e = " C o l u m n "   E l e m e n t I d = " 9 7 3 2 8 0 1 3 4 "   D a t a T y p e = " T e x t C o n s t " > P r i c e P e r _ L b l < / P r i c e P e r _ L b l > + 
+             < Q t y _ L b l   E l e m e n t T y p e = " C o l u m n "   E l e m e n t I d = " 2 6 3 6 7 3 7 6 4 "   D a t a T y p e = " T e x t C o n s t " > Q t y _ L b l < / Q t y _ L b l >   
              < Q u a n t i t y _ L i n e   E l e m e n t T y p e = " C o l u m n "   E l e m e n t I d = " 1 0 6 8 5 4 3 5 3 7 "   D a t a T y p e = " T e x t " > Q u a n t i t y _ L i n e < / Q u a n t i t y _ L i n e >   
              < Q u a n t i t y _ L i n e _ L b l   E l e m e n t T y p e = " C o l u m n "   E l e m e n t I d = " 2 0 3 4 5 0 6 8 0 2 "   D a t a T y p e = " S t r i n g " > Q u a n t i t y _ L i n e _ L b l < / Q u a n t i t y _ L i n e _ L b l >   
-             < S h i p m e n t D a t e _ L b l   E l e m e n t T y p e = " C o l u m n "   E l e m e n t I d = " 6 1 4 4 0 0 3 6 4 "   D a t a T y p e = " L a b e l " > S h i p m e n t D a t e _ L b l < / S h i p m e n t D a t e _ L b l > +             < S h i p m e n t D a t e _ L b l   E l e m e n t T y p e = " C o l u m n "   E l e m e n t I d = " 6 1 4 4 0 0 3 6 4 "   D a t a T y p e = " T e x t C o n s t " > S h i p m e n t D a t e _ L b l < / S h i p m e n t D a t e _ L b l >   
              < S h i p m e n t D a t e _ L i n e   E l e m e n t T y p e = " C o l u m n "   E l e m e n t I d = " 1 6 7 3 3 7 5 4 1 6 "   D a t a T y p e = " S t r i n g " > S h i p m e n t D a t e _ L i n e < / S h i p m e n t D a t e _ L i n e >   
@@ -7184,6 +6752,8 @@
  
              < T y p e _ L i n e   E l e m e n t T y p e = " C o l u m n "   E l e m e n t I d = " 2 7 2 8 0 4 9 2 4 "   D a t a T y p e = " S t r i n g " > T y p e _ L i n e < / T y p e _ L i n e >   
+             < U n i t _ L b l   E l e m e n t T y p e = " C o l u m n "   E l e m e n t I d = " 8 1 4 3 6 4 3 1 8 "   D a t a T y p e = " T e x t C o n s t " > U n i t _ L b l < / U n i t _ L b l > + 
              < U n i t O f M e a s u r e   E l e m e n t T y p e = " C o l u m n "   E l e m e n t I d = " 1 8 0 8 2 2 8 0 1 8 "   D a t a T y p e = " T e x t " > U n i t O f M e a s u r e < / U n i t O f M e a s u r e >   
              < U n i t O f M e a s u r e _ L b l   E l e m e n t T y p e = " C o l u m n "   E l e m e n t I d = " 9 8 1 9 5 1 2 4 9 "   D a t a T y p e = " S t r i n g " > U n i t O f M e a s u r e _ L b l < / U n i t O f M e a s u r e _ L b l > @@ -7192,8 +6762,6 @@
  
              < U n i t P r i c e _ L b l   E l e m e n t T y p e = " C o l u m n "   E l e m e n t I d = " 1 1 6 3 9 2 6 6 0 3 "   D a t a T y p e = " S t r i n g " > U n i t P r i c e _ L b l < / U n i t P r i c e _ L b l >   
-             < U n i t _ L b l   E l e m e n t T y p e = " C o l u m n "   E l e m e n t I d = " 8 1 4 3 6 4 3 1 8 "   D a t a T y p e = " L a b e l " > U n i t _ L b l < / U n i t _ L b l > - 
              < V A T I d e n t i f i e r _ L i n e   E l e m e n t T y p e = " C o l u m n "   E l e m e n t I d = " 1 7 7 3 6 2 2 4 1 2 "   D a t a T y p e = " C o d e " > V A T I d e n t i f i e r _ L i n e < / V A T I d e n t i f i e r _ L i n e >   
              < V A T I d e n t i f i e r _ L i n e _ L b l   E l e m e n t T y p e = " C o l u m n "   E l e m e n t I d = " 5 3 3 7 8 2 7 0 3 "   D a t a T y p e = " S t r i n g " > V A T I d e n t i f i e r _ L i n e _ L b l < / V A T I d e n t i f i e r _ L i n e _ L b l > @@ -7228,21 +6796,21 @@
  
              < N o O f V A T I d e n t i f i e r s   E l e m e n t T y p e = " C o l u m n "   E l e m e n t I d = " 1 1 5 3 2 6 3 0 2 6 "   D a t a T y p e = " I n t e g e r " > N o O f V A T I d e n t i f i e r s < / N o O f V A T I d e n t i f i e r s >   
+             < V A T A m o u n t _ V a t A m o u n t L i n e   E l e m e n t T y p e = " C o l u m n "   E l e m e n t I d = " 1 8 9 1 8 2 0 6 2 0 "   D a t a T y p e = " D e c i m a l " > V A T A m o u n t _ V a t A m o u n t L i n e < / V A T A m o u n t _ V a t A m o u n t L i n e > + 
+             < V A T A m o u n t _ V a t A m o u n t L i n e _ L b l   E l e m e n t T y p e = " C o l u m n "   E l e m e n t I d = " 1 5 1 3 5 5 5 4 7 3 "   D a t a T y p e = " S t r i n g " > V A T A m o u n t _ V a t A m o u n t L i n e _ L b l < / V A T A m o u n t _ V a t A m o u n t L i n e _ L b l > + 
              < V A T A m o u n t L C Y _ V A T A m o u n t L i n e   E l e m e n t T y p e = " C o l u m n "   E l e m e n t I d = " 1 5 8 1 9 9 4 3 5 0 "   D a t a T y p e = " D e c i m a l " > V A T A m o u n t L C Y _ V A T A m o u n t L i n e < / V A T A m o u n t L C Y _ V A T A m o u n t L i n e >   
-             < V A T A m o u n t L C Y _ V A T A m o u n t L i n e _ L b l   E l e m e n t T y p e = " C o l u m n "   E l e m e n t I d = " 9 2 3 0 0 3 3 7 "   D a t a T y p e = " L a b e l " > V A T A m o u n t L C Y _ V A T A m o u n t L i n e _ L b l < / V A T A m o u n t L C Y _ V A T A m o u n t L i n e _ L b l > - 
-             < V A T A m o u n t _ V a t A m o u n t L i n e   E l e m e n t T y p e = " C o l u m n "   E l e m e n t I d = " 1 8 9 1 8 2 0 6 2 0 "   D a t a T y p e = " D e c i m a l " > V A T A m o u n t _ V a t A m o u n t L i n e < / V A T A m o u n t _ V a t A m o u n t L i n e > - 
-             < V A T A m o u n t _ V a t A m o u n t L i n e _ L b l   E l e m e n t T y p e = " C o l u m n "   E l e m e n t I d = " 1 5 1 3 5 5 5 4 7 3 "   D a t a T y p e = " S t r i n g " > V A T A m o u n t _ V a t A m o u n t L i n e _ L b l < / V A T A m o u n t _ V a t A m o u n t L i n e _ L b l > +             < V A T A m o u n t L C Y _ V A T A m o u n t L i n e _ L b l   E l e m e n t T y p e = " C o l u m n "   E l e m e n t I d = " 9 2 3 0 0 3 3 7 "   D a t a T y p e = " T e x t C o n s t " > V A T A m o u n t L C Y _ V A T A m o u n t L i n e _ L b l < / V A T A m o u n t L C Y _ V A T A m o u n t L i n e _ L b l > + 
+             < V A T B a s e _ V a t A m o u n t L i n e   E l e m e n t T y p e = " C o l u m n "   E l e m e n t I d = " 1 4 5 8 9 3 7 8 1 9 "   D a t a T y p e = " D e c i m a l " > V A T B a s e _ V a t A m o u n t L i n e < / V A T B a s e _ V a t A m o u n t L i n e > + 
+             < V A T B a s e _ V a t A m o u n t L i n e _ L b l   E l e m e n t T y p e = " C o l u m n "   E l e m e n t I d = " 1 6 9 1 3 0 2 4 8 8 "   D a t a T y p e = " S t r i n g " > V A T B a s e _ V a t A m o u n t L i n e _ L b l < / V A T B a s e _ V a t A m o u n t L i n e _ L b l >   
              < V A T B a s e L C Y _ V A T A m o u n t L i n e   E l e m e n t T y p e = " C o l u m n "   E l e m e n t I d = " 1 8 6 0 9 4 5 6 3 5 "   D a t a T y p e = " D e c i m a l " > V A T B a s e L C Y _ V A T A m o u n t L i n e < / V A T B a s e L C Y _ V A T A m o u n t L i n e >   
-             < V A T B a s e L C Y _ V A T A m o u n t L i n e _ L b l   E l e m e n t T y p e = " C o l u m n "   E l e m e n t I d = " 1 2 3 6 4 6 7 9 9 8 "   D a t a T y p e = " L a b e l " > V A T B a s e L C Y _ V A T A m o u n t L i n e _ L b l < / V A T B a s e L C Y _ V A T A m o u n t L i n e _ L b l > - 
-             < V A T B a s e _ V a t A m o u n t L i n e   E l e m e n t T y p e = " C o l u m n "   E l e m e n t I d = " 1 4 5 8 9 3 7 8 1 9 "   D a t a T y p e = " D e c i m a l " > V A T B a s e _ V a t A m o u n t L i n e < / V A T B a s e _ V a t A m o u n t L i n e > - 
-             < V A T B a s e _ V a t A m o u n t L i n e _ L b l   E l e m e n t T y p e = " C o l u m n "   E l e m e n t I d = " 1 6 9 1 3 0 2 4 8 8 "   D a t a T y p e = " S t r i n g " > V A T B a s e _ V a t A m o u n t L i n e _ L b l < / V A T B a s e _ V a t A m o u n t L i n e _ L b l > +             < V A T B a s e L C Y _ V A T A m o u n t L i n e _ L b l   E l e m e n t T y p e = " C o l u m n "   E l e m e n t I d = " 1 2 3 6 4 6 7 9 9 8 "   D a t a T y p e = " T e x t C o n s t " > V A T B a s e L C Y _ V A T A m o u n t L i n e _ L b l < / V A T B a s e L C Y _ V A T A m o u n t L i n e _ L b l >   
              < V A T I d e n t i f i e r _ V a t A m o u n t L i n e   E l e m e n t T y p e = " C o l u m n "   E l e m e n t I d = " 1 1 4 2 0 7 0 0 3 5 "   D a t a T y p e = " C o d e " > V A T I d e n t i f i e r _ V a t A m o u n t L i n e < / V A T I d e n t i f i e r _ V a t A m o u n t L i n e >   
@@ -7260,10 +6828,10 @@
  
              < C o d e _ V A T C l a u s e L i n e _ L b l   E l e m e n t T y p e = " C o l u m n "   E l e m e n t I d = " 4 6 1 5 3 3 0 2 "   D a t a T y p e = " S t r i n g " > C o d e _ V A T C l a u s e L i n e _ L b l < / C o d e _ V A T C l a u s e L i n e _ L b l >   
+             < D e s c r i p t i o n _ V A T C l a u s e L i n e   E l e m e n t T y p e = " C o l u m n "   E l e m e n t I d = " 1 3 0 5 5 4 5 9 2 4 "   D a t a T y p e = " T e x t " > D e s c r i p t i o n _ V A T C l a u s e L i n e < / D e s c r i p t i o n _ V A T C l a u s e L i n e > + 
              < D e s c r i p t i o n 2 _ V A T C l a u s e L i n e   E l e m e n t T y p e = " C o l u m n "   E l e m e n t I d = " 1 3 7 9 6 6 7 4 7 0 "   D a t a T y p e = " T e x t " > D e s c r i p t i o n 2 _ V A T C l a u s e L i n e < / D e s c r i p t i o n 2 _ V A T C l a u s e L i n e >   
-             < D e s c r i p t i o n _ V A T C l a u s e L i n e   E l e m e n t T y p e = " C o l u m n "   E l e m e n t I d = " 1 3 0 5 5 4 5 9 2 4 "   D a t a T y p e = " T e x t " > D e s c r i p t i o n _ V A T C l a u s e L i n e < / D e s c r i p t i o n _ V A T C l a u s e L i n e > - 
              < N o O f V A T C l a u s e s   E l e m e n t T y p e = " C o l u m n "   E l e m e n t I d = " 7 5 6 4 1 7 3 9 2 "   D a t a T y p e = " I n t e g e r " > N o O f V A T C l a u s e s < / N o O f V A T C l a u s e s >   
              < V A T A m o u n t _ V A T C l a u s e L i n e   E l e m e n t T y p e = " C o l u m n "   E l e m e n t I d = " 2 2 2 4 6 9 0 5 9 "   D a t a T y p e = " D e c i m a l " > V A T A m o u n t _ V A T C l a u s e L i n e < / V A T A m o u n t _ V A T C l a u s e L i n e > @@ -7276,10 +6844,10 @@
  
          < R e p o r t T o t a l s L i n e   E l e m e n t T y p e = " D a t a I t e m "   E l e m e n t I d = " 2 1 2 2 5 4 9 8 3 6 " >   
+             < A m o u n t _ R e p o r t T o t a l s L i n e   E l e m e n t T y p e = " C o l u m n "   E l e m e n t I d = " 4 1 9 9 1 8 3 6 9 "   D a t a T y p e = " D e c i m a l " > A m o u n t _ R e p o r t T o t a l s L i n e < / A m o u n t _ R e p o r t T o t a l s L i n e > + 
              < A m o u n t F o r m a t t e d _ R e p o r t T o t a l s L i n e   E l e m e n t T y p e = " C o l u m n "   E l e m e n t I d = " 1 5 0 6 1 3 6 8 2 5 "   D a t a T y p e = " T e x t " > A m o u n t F o r m a t t e d _ R e p o r t T o t a l s L i n e < / A m o u n t F o r m a t t e d _ R e p o r t T o t a l s L i n e >   
-             < A m o u n t _ R e p o r t T o t a l s L i n e   E l e m e n t T y p e = " C o l u m n "   E l e m e n t I d = " 4 1 9 9 1 8 3 6 9 "   D a t a T y p e = " D e c i m a l " > A m o u n t _ R e p o r t T o t a l s L i n e < / A m o u n t _ R e p o r t T o t a l s L i n e > - 
              < D e s c r i p t i o n _ R e p o r t T o t a l s L i n e   E l e m e n t T y p e = " C o l u m n "   E l e m e n t I d = " 5 8 1 9 9 6 0 6 7 "   D a t a T y p e = " T e x t " > D e s c r i p t i o n _ R e p o r t T o t a l s L i n e < / D e s c r i p t i o n _ R e p o r t T o t a l s L i n e >   
              < F o n t B o l d _ R e p o r t T o t a l s L i n e   E l e m e n t T y p e = " C o l u m n "   E l e m e n t I d = " 9 4 6 5 4 0 5 4 9 "   D a t a T y p e = " B o o l e a n " > F o n t B o l d _ R e p o r t T o t a l s L i n e < / F o n t B o l d _ R e p o r t T o t a l s L i n e > @@ -7290,7 +6858,7 @@
  
          < P a y m e n t R e p o r t i n g A r g u m e n t   E l e m e n t T y p e = " D a t a I t e m "   E l e m e n t I d = " 3 1 3 7 4 4 1 9 4 " >   
-             < P a y m e n t S e r v i c e L o g o   E l e m e n t T y p e = " C o l u m n "   E l e m e n t I d = " 4 1 6 7 9 0 7 6 7 "   D a t a T y p e = " B l o b "   / > +             < P a y m e n t S e r v i c e L o g o   E l e m e n t T y p e = " C o l u m n "   E l e m e n t I d = " 4 1 6 7 9 0 7 6 7 "   D a t a T y p e = " B L O B " / >   
              < P a y m e n t S e r v i c e L o g o _ U r l   E l e m e n t T y p e = " C o l u m n "   E l e m e n t I d = " 6 4 4 9 7 5 1 3 9 "   D a t a T y p e = " T e x t " > P a y m e n t S e r v i c e L o g o _ U r l < / P a y m e n t S e r v i c e L o g o _ U r l >   
@@ -7306,9 +6874,9 @@
  
              < B o d y T e x t   E l e m e n t T y p e = " C o l u m n "   E l e m e n t I d = " 1 4 9 7 5 9 8 0 8 "   D a t a T y p e = " T e x t " > B o d y T e x t < / B o d y T e x t >   
-             < C l o s i n g T e x t   E l e m e n t T y p e = " C o l u m n "   E l e m e n t I d = " 5 1 2 1 3 5 9 0 9 "   D a t a T y p e = " L a b e l " > C l o s i n g T e x t < / C l o s i n g T e x t > - 
-             < G r e e t i n g T e x t   E l e m e n t T y p e = " C o l u m n "   E l e m e n t I d = " 1 1 7 5 2 7 9 2 8 9 "   D a t a T y p e = " L a b e l " > G r e e t i n g T e x t < / G r e e t i n g T e x t > +             < C l o s i n g T e x t   E l e m e n t T y p e = " C o l u m n "   E l e m e n t I d = " 5 1 2 1 3 5 9 0 9 "   D a t a T y p e = " T e x t C o n s t " > C l o s i n g T e x t < / C l o s i n g T e x t > + 
+             < G r e e t i n g T e x t   E l e m e n t T y p e = " C o l u m n "   E l e m e n t I d = " 1 1 7 5 2 7 9 2 8 9 "   D a t a T y p e = " T e x t C o n s t " > G r e e t i n g T e x t < / G r e e t i n g T e x t >   
              < P m t D i s c T e x t   E l e m e n t T y p e = " C o l u m n "   E l e m e n t I d = " 2 0 1 3 8 4 9 9 4 8 "   D a t a T y p e = " T e x t " > P m t D i s c T e x t < / P m t D i s c T e x t >   

--- a/src/Layers/W1/BaseApp/Sales/Document/StandardDraftSalesInvoiceEmailBody.docx
+++ b/src/Layers/W1/BaseApp/Sales/Document/StandardDraftSalesInvoiceEmailBody.docx
@@ -5849,6 +5849,8 @@
  
              < R e p o r t N a m e > R e p o r t   N a m e < / R e p o r t N a m e >   
+             < R e p o r t C a p t i o n > R e p o r t   C a p t i o n < / R e p o r t C a p t i o n > + 
              < A b o u t T h i s R e p o r t T i t l e > A b o u t   T h i s   R e p o r t   T i t l e < / A b o u t T h i s R e p o r t T i t l e >   
              < A b o u t T h i s R e p o r t T e x t > A b o u t   T h i s   R e p o r t   T e x t < / A b o u t T h i s R e p o r t T e x t > @@ -5903,21 +5905,21 @@
  
              < C o m p a n y A d d r e s s L i n e s >   
-                 < C o m p a n y A d d r e s s L i n e > C o m p a n y   A d d r e s s   L i n e   1 < / C o m p a n y A d d r e s s L i n e > - 
-                 < C o m p a n y A d d r e s s L i n e > C o m p a n y   A d d r e s s   L i n e   2 < / C o m p a n y A d d r e s s L i n e > - 
-                 < C o m p a n y A d d r e s s L i n e > C o m p a n y   A d d r e s s   L i n e   3 < / C o m p a n y A d d r e s s L i n e > - 
-                 < C o m p a n y A d d r e s s L i n e > C o m p a n y   A d d r e s s   L i n e   4 < / C o m p a n y A d d r e s s L i n e > - 
-                 < C o m p a n y A d d r e s s L i n e > C o m p a n y   A d d r e s s   L i n e   5 < / C o m p a n y A d d r e s s L i n e > - 
-                 < C o m p a n y A d d r e s s L i n e > C o m p a n y   A d d r e s s   L i n e   6 < / C o m p a n y A d d r e s s L i n e > - 
-                 < C o m p a n y A d d r e s s L i n e > C o m p a n y   A d d r e s s   L i n e   7 < / C o m p a n y A d d r e s s L i n e > - 
-                 < C o m p a n y A d d r e s s L i n e > C o m p a n y   A d d r e s s   L i n e   8 < / C o m p a n y A d d r e s s L i n e > +                 < C o m p a n y A d d r e s s L i n e 1 > C o m p a n y   A d d r e s s   L i n e   1 < / C o m p a n y A d d r e s s L i n e 1 > + 
+                 < C o m p a n y A d d r e s s L i n e 2 > C o m p a n y   A d d r e s s   L i n e   2 < / C o m p a n y A d d r e s s L i n e 2 > + 
+                 < C o m p a n y A d d r e s s L i n e 3 > C o m p a n y   A d d r e s s   L i n e   3 < / C o m p a n y A d d r e s s L i n e 3 > + 
+                 < C o m p a n y A d d r e s s L i n e 4 > C o m p a n y   A d d r e s s   L i n e   4 < / C o m p a n y A d d r e s s L i n e 4 > + 
+                 < C o m p a n y A d d r e s s L i n e 5 > C o m p a n y   A d d r e s s   L i n e   5 < / C o m p a n y A d d r e s s L i n e 5 > + 
+                 < C o m p a n y A d d r e s s L i n e 6 > C o m p a n y   A d d r e s s   L i n e   6 < / C o m p a n y A d d r e s s L i n e 6 > + 
+                 < C o m p a n y A d d r e s s L i n e 7 > C o m p a n y   A d d r e s s   L i n e   7 < / C o m p a n y A d d r e s s L i n e 7 > + 
+                 < C o m p a n y A d d r e s s L i n e 8 > C o m p a n y   A d d r e s s   L i n e   8 < / C o m p a n y A d d r e s s L i n e 8 >   
              < / C o m p a n y A d d r e s s L i n e s >   
@@ -6472,6 +6474,8 @@
  
              < R e p o r t N a m e > R e p o r t   N a m e < / R e p o r t N a m e >   
+             < R e p o r t C a p t i o n > R e p o r t   C a p t i o n < / R e p o r t C a p t i o n > + 
              < A b o u t T h i s R e p o r t T i t l e > A b o u t   T h i s   R e p o r t   T i t l e < / A b o u t T h i s R e p o r t T i t l e >   
              < A b o u t T h i s R e p o r t T e x t > A b o u t   T h i s   R e p o r t   T e x t < / A b o u t T h i s R e p o r t T e x t > @@ -6526,21 +6530,21 @@
  
              < C o m p a n y A d d r e s s L i n e s >   
-                 < C o m p a n y A d d r e s s L i n e > C o m p a n y   A d d r e s s   L i n e   1 < / C o m p a n y A d d r e s s L i n e > - 
-                 < C o m p a n y A d d r e s s L i n e > C o m p a n y   A d d r e s s   L i n e   2 < / C o m p a n y A d d r e s s L i n e > - 
-                 < C o m p a n y A d d r e s s L i n e > C o m p a n y   A d d r e s s   L i n e   3 < / C o m p a n y A d d r e s s L i n e > - 
-                 < C o m p a n y A d d r e s s L i n e > C o m p a n y   A d d r e s s   L i n e   4 < / C o m p a n y A d d r e s s L i n e > - 
-                 < C o m p a n y A d d r e s s L i n e > C o m p a n y   A d d r e s s   L i n e   5 < / C o m p a n y A d d r e s s L i n e > - 
-                 < C o m p a n y A d d r e s s L i n e > C o m p a n y   A d d r e s s   L i n e   6 < / C o m p a n y A d d r e s s L i n e > - 
-                 < C o m p a n y A d d r e s s L i n e > C o m p a n y   A d d r e s s   L i n e   7 < / C o m p a n y A d d r e s s L i n e > - 
-                 < C o m p a n y A d d r e s s L i n e > C o m p a n y   A d d r e s s   L i n e   8 < / C o m p a n y A d d r e s s L i n e > +                 < C o m p a n y A d d r e s s L i n e 1 > C o m p a n y   A d d r e s s   L i n e   1 < / C o m p a n y A d d r e s s L i n e 1 > + 
+                 < C o m p a n y A d d r e s s L i n e 2 > C o m p a n y   A d d r e s s   L i n e   2 < / C o m p a n y A d d r e s s L i n e 2 > + 
+                 < C o m p a n y A d d r e s s L i n e 3 > C o m p a n y   A d d r e s s   L i n e   3 < / C o m p a n y A d d r e s s L i n e 3 > + 
+                 < C o m p a n y A d d r e s s L i n e 4 > C o m p a n y   A d d r e s s   L i n e   4 < / C o m p a n y A d d r e s s L i n e 4 > + 
+                 < C o m p a n y A d d r e s s L i n e 5 > C o m p a n y   A d d r e s s   L i n e   5 < / C o m p a n y A d d r e s s L i n e 5 > + 
+                 < C o m p a n y A d d r e s s L i n e 6 > C o m p a n y   A d d r e s s   L i n e   6 < / C o m p a n y A d d r e s s L i n e 6 > + 
+                 < C o m p a n y A d d r e s s L i n e 7 > C o m p a n y   A d d r e s s   L i n e   7 < / C o m p a n y A d d r e s s L i n e 7 > + 
+                 < C o m p a n y A d d r e s s L i n e 8 > C o m p a n y   A d d r e s s   L i n e   8 < / C o m p a n y A d d r e s s L i n e 8 >   
              < / C o m p a n y A d d r e s s L i n e s >   
